--- a/artifacts/Proposal_v1.0.0.docx
+++ b/artifacts/Proposal_v1.0.0.docx
@@ -4,145 +4,160 @@
   <w:body>
     <w:p>
       <w:pPr>
-        <w:spacing w:before="2400"/>
+        <w:spacing w:before="1100"/>
       </w:pPr>
     </w:p>
     <w:p>
       <w:pPr>
-        <w:spacing w:after="200"/>
+        <w:spacing w:after="260"/>
         <w:jc w:val="center"/>
       </w:pPr>
       <w:r>
         <w:rPr>
-          <w:rFonts w:ascii="Optima" w:cs="Optima" w:eastAsia="Optima" w:hAnsi="Optima"/>
+          <w:rFonts w:ascii="Garamond" w:cs="Garamond" w:eastAsia="Garamond" w:hAnsi="Garamond"/>
           <w:b/>
           <w:bCs/>
           <w:color w:val="0A1F33"/>
-          <w:sz w:val="56"/>
-          <w:szCs w:val="56"/>
+          <w:sz w:val="64"/>
+          <w:szCs w:val="64"/>
         </w:rPr>
         <w:t xml:space="preserve">A Comparative Benchmark of Semantic, Statistical, and Structural Retrieval Paradigms for Retrieval-Augmented Generation over SEC 10-K Filings</w:t>
       </w:r>
     </w:p>
     <w:p>
       <w:pPr>
-        <w:spacing w:after="800" w:before="300"/>
+        <w:pBdr>
+          <w:bottom w:val="single" w:color="15406B" w:sz="10" w:space="1"/>
+        </w:pBdr>
+        <w:spacing w:after="0" w:before="0"/>
+      </w:pPr>
+    </w:p>
+    <w:p>
+      <w:pPr>
+        <w:spacing w:after="600" w:before="220"/>
         <w:jc w:val="center"/>
       </w:pPr>
       <w:r>
         <w:rPr>
-          <w:rFonts w:ascii="Optima" w:cs="Optima" w:eastAsia="Optima" w:hAnsi="Optima"/>
+          <w:rFonts w:ascii="Garamond" w:cs="Garamond" w:eastAsia="Garamond" w:hAnsi="Garamond"/>
           <w:i/>
           <w:iCs/>
           <w:color w:val="15406B"/>
-          <w:sz w:val="28"/>
-          <w:szCs w:val="28"/>
+          <w:sz w:val="26"/>
+          <w:szCs w:val="26"/>
         </w:rPr>
         <w:t xml:space="preserve">Design and Specification Proposal, COMP702 M.Sc. Project (2025/26)</w:t>
       </w:r>
     </w:p>
     <w:p>
       <w:pPr>
-        <w:spacing w:before="1600"/>
+        <w:spacing w:before="900"/>
       </w:pPr>
     </w:p>
     <w:p>
       <w:pPr>
-        <w:spacing w:after="60"/>
+        <w:spacing w:after="70"/>
         <w:jc w:val="center"/>
       </w:pPr>
       <w:r>
         <w:rPr>
-          <w:rFonts w:ascii="Optima" w:cs="Optima" w:eastAsia="Optima" w:hAnsi="Optima"/>
-          <w:color w:val="1A1D21"/>
-          <w:sz w:val="22"/>
-          <w:szCs w:val="22"/>
+          <w:rFonts w:ascii="Garamond" w:cs="Garamond" w:eastAsia="Garamond" w:hAnsi="Garamond"/>
+          <w:i/>
+          <w:iCs/>
+          <w:color w:val="44494F"/>
+          <w:sz w:val="23"/>
+          <w:szCs w:val="23"/>
         </w:rPr>
         <w:t xml:space="preserve">Submitted by</w:t>
       </w:r>
     </w:p>
     <w:p>
       <w:pPr>
-        <w:spacing w:after="60"/>
+        <w:spacing w:after="70"/>
         <w:jc w:val="center"/>
       </w:pPr>
       <w:r>
         <w:rPr>
-          <w:rFonts w:ascii="Optima" w:cs="Optima" w:eastAsia="Optima" w:hAnsi="Optima"/>
+          <w:rFonts w:ascii="Garamond" w:cs="Garamond" w:eastAsia="Garamond" w:hAnsi="Garamond"/>
           <w:b/>
           <w:bCs/>
           <w:color w:val="1A1D21"/>
-          <w:sz w:val="24"/>
-          <w:szCs w:val="24"/>
+          <w:sz w:val="27"/>
+          <w:szCs w:val="27"/>
         </w:rPr>
         <w:t xml:space="preserve">Ojaswi Athghara</w:t>
       </w:r>
     </w:p>
     <w:p>
       <w:pPr>
-        <w:spacing w:after="500"/>
+        <w:spacing w:after="420"/>
         <w:jc w:val="center"/>
       </w:pPr>
       <w:r>
         <w:rPr>
-          <w:rFonts w:ascii="Optima" w:cs="Optima" w:eastAsia="Optima" w:hAnsi="Optima"/>
+          <w:rFonts w:ascii="Garamond" w:cs="Garamond" w:eastAsia="Garamond" w:hAnsi="Garamond"/>
           <w:color w:val="1A1D21"/>
-          <w:sz w:val="22"/>
-          <w:szCs w:val="22"/>
+          <w:sz w:val="23"/>
+          <w:szCs w:val="23"/>
         </w:rPr>
         <w:t xml:space="preserve">(Student ID 201959096)</w:t>
       </w:r>
     </w:p>
     <w:p>
       <w:pPr>
-        <w:spacing w:after="60"/>
+        <w:spacing w:after="70"/>
         <w:jc w:val="center"/>
       </w:pPr>
       <w:r>
         <w:rPr>
-          <w:rFonts w:ascii="Optima" w:cs="Optima" w:eastAsia="Optima" w:hAnsi="Optima"/>
-          <w:color w:val="1A1D21"/>
-          <w:sz w:val="22"/>
-          <w:szCs w:val="22"/>
+          <w:rFonts w:ascii="Garamond" w:cs="Garamond" w:eastAsia="Garamond" w:hAnsi="Garamond"/>
+          <w:i/>
+          <w:iCs/>
+          <w:color w:val="44494F"/>
+          <w:sz w:val="23"/>
+          <w:szCs w:val="23"/>
         </w:rPr>
         <w:t xml:space="preserve">under the supervision of</w:t>
       </w:r>
     </w:p>
     <w:p>
       <w:pPr>
-        <w:spacing w:after="1600"/>
+        <w:spacing w:after="900"/>
         <w:jc w:val="center"/>
       </w:pPr>
       <w:r>
         <w:rPr>
-          <w:rFonts w:ascii="Optima" w:cs="Optima" w:eastAsia="Optima" w:hAnsi="Optima"/>
+          <w:rFonts w:ascii="Garamond" w:cs="Garamond" w:eastAsia="Garamond" w:hAnsi="Garamond"/>
           <w:b/>
           <w:bCs/>
           <w:color w:val="1A1D21"/>
-          <w:sz w:val="24"/>
-          <w:szCs w:val="24"/>
+          <w:sz w:val="27"/>
+          <w:szCs w:val="27"/>
         </w:rPr>
         <w:t xml:space="preserve">Blaine Keetch</w:t>
       </w:r>
     </w:p>
     <w:p>
       <w:pPr>
-        <w:spacing w:before="2000"/>
+        <w:pBdr>
+          <w:bottom w:val="single" w:color="D4A017" w:sz="4" w:space="1"/>
+        </w:pBdr>
+        <w:spacing w:after="0" w:before="0"/>
       </w:pPr>
     </w:p>
     <w:p>
       <w:pPr>
-        <w:spacing w:after="40"/>
+        <w:spacing w:after="50" w:before="260"/>
         <w:jc w:val="center"/>
       </w:pPr>
       <w:r>
         <w:rPr>
-          <w:rFonts w:ascii="Optima" w:cs="Optima" w:eastAsia="Optima" w:hAnsi="Optima"/>
+          <w:rFonts w:ascii="Garamond" w:cs="Garamond" w:eastAsia="Garamond" w:hAnsi="Garamond"/>
           <w:b/>
           <w:bCs/>
           <w:color w:val="0A1F33"/>
-          <w:sz w:val="22"/>
-          <w:szCs w:val="22"/>
+          <w:sz w:val="23"/>
+          <w:szCs w:val="23"/>
         </w:rPr>
         <w:t xml:space="preserve">SCHOOL OF COMPUTER SCIENCE AND INFORMATICS</w:t>
       </w:r>
@@ -153,12 +168,12 @@
       </w:pPr>
       <w:r>
         <w:rPr>
-          <w:rFonts w:ascii="Optima" w:cs="Optima" w:eastAsia="Optima" w:hAnsi="Optima"/>
+          <w:rFonts w:ascii="Garamond" w:cs="Garamond" w:eastAsia="Garamond" w:hAnsi="Garamond"/>
           <w:b/>
           <w:bCs/>
           <w:color w:val="0A1F33"/>
-          <w:sz w:val="22"/>
-          <w:szCs w:val="22"/>
+          <w:sz w:val="23"/>
+          <w:szCs w:val="23"/>
         </w:rPr>
         <w:t xml:space="preserve">UNIVERSITY OF LIVERPOOL</w:t>
       </w:r>
@@ -184,83 +199,86 @@
     <w:p>
       <w:pPr>
         <w:pStyle w:val="Heading1"/>
-        <w:spacing w:after="200" w:before="0"/>
-      </w:pPr>
-      <w:r>
-        <w:rPr>
-          <w:rFonts w:ascii="Optima" w:cs="Optima" w:eastAsia="Optima" w:hAnsi="Optima"/>
+        <w:pBdr>
+          <w:bottom w:val="single" w:color="15406B" w:sz="8" w:space="6"/>
+        </w:pBdr>
+        <w:spacing w:after="220" w:before="0"/>
+      </w:pPr>
+      <w:r>
+        <w:rPr>
+          <w:rFonts w:ascii="Garamond" w:cs="Garamond" w:eastAsia="Garamond" w:hAnsi="Garamond"/>
           <w:b/>
           <w:bCs/>
           <w:color w:val="0A1F33"/>
-          <w:sz w:val="32"/>
-          <w:szCs w:val="32"/>
+          <w:sz w:val="40"/>
+          <w:szCs w:val="40"/>
         </w:rPr>
         <w:t xml:space="preserve">Statement of Ethical Compliance: A0</w:t>
       </w:r>
     </w:p>
     <w:p>
       <w:pPr>
-        <w:spacing w:after="160" w:before="0" w:line="264" w:lineRule="auto"/>
+        <w:spacing w:after="180" w:before="0" w:line="288" w:lineRule="auto"/>
         <w:jc w:val="both"/>
       </w:pPr>
       <w:r>
         <w:rPr>
-          <w:rFonts w:ascii="Optima" w:cs="Optima" w:eastAsia="Optima" w:hAnsi="Optima"/>
+          <w:rFonts w:ascii="Garamond" w:cs="Garamond" w:eastAsia="Garamond" w:hAnsi="Garamond"/>
           <w:b/>
           <w:bCs/>
           <w:color w:val="1A1D21"/>
-          <w:sz w:val="22"/>
-          <w:szCs w:val="22"/>
+          <w:sz w:val="24"/>
+          <w:szCs w:val="24"/>
         </w:rPr>
         <w:t xml:space="preserve">Data Category: </w:t>
       </w:r>
       <w:r>
         <w:rPr>
-          <w:rFonts w:ascii="Optima" w:cs="Optima" w:eastAsia="Optima" w:hAnsi="Optima"/>
+          <w:rFonts w:ascii="Garamond" w:cs="Garamond" w:eastAsia="Garamond" w:hAnsi="Garamond"/>
           <w:color w:val="1A1D21"/>
-          <w:sz w:val="22"/>
-          <w:szCs w:val="22"/>
+          <w:sz w:val="24"/>
+          <w:szCs w:val="24"/>
         </w:rPr>
         <w:t xml:space="preserve">A</w:t>
       </w:r>
     </w:p>
     <w:p>
       <w:pPr>
-        <w:spacing w:after="160" w:before="0" w:line="264" w:lineRule="auto"/>
+        <w:spacing w:after="180" w:before="0" w:line="288" w:lineRule="auto"/>
         <w:jc w:val="both"/>
       </w:pPr>
       <w:r>
         <w:rPr>
-          <w:rFonts w:ascii="Optima" w:cs="Optima" w:eastAsia="Optima" w:hAnsi="Optima"/>
+          <w:rFonts w:ascii="Garamond" w:cs="Garamond" w:eastAsia="Garamond" w:hAnsi="Garamond"/>
           <w:b/>
           <w:bCs/>
           <w:color w:val="1A1D21"/>
-          <w:sz w:val="22"/>
-          <w:szCs w:val="22"/>
+          <w:sz w:val="24"/>
+          <w:szCs w:val="24"/>
         </w:rPr>
         <w:t xml:space="preserve">Participant Category: </w:t>
       </w:r>
       <w:r>
         <w:rPr>
-          <w:rFonts w:ascii="Optima" w:cs="Optima" w:eastAsia="Optima" w:hAnsi="Optima"/>
+          <w:rFonts w:ascii="Garamond" w:cs="Garamond" w:eastAsia="Garamond" w:hAnsi="Garamond"/>
           <w:color w:val="1A1D21"/>
-          <w:sz w:val="22"/>
-          <w:szCs w:val="22"/>
+          <w:sz w:val="24"/>
+          <w:szCs w:val="24"/>
         </w:rPr>
         <w:t xml:space="preserve">0</w:t>
       </w:r>
     </w:p>
     <w:p>
       <w:pPr>
-        <w:spacing w:after="160" w:before="160" w:line="264" w:lineRule="auto"/>
+        <w:spacing w:after="180" w:before="160" w:line="288" w:lineRule="auto"/>
         <w:jc w:val="both"/>
       </w:pPr>
       <w:r>
         <w:rPr>
-          <w:rFonts w:ascii="Optima" w:cs="Optima" w:eastAsia="Optima" w:hAnsi="Optima"/>
+          <w:rFonts w:ascii="Garamond" w:cs="Garamond" w:eastAsia="Garamond" w:hAnsi="Garamond"/>
           <w:color w:val="1A1D21"/>
-          <w:sz w:val="22"/>
-          <w:szCs w:val="22"/>
+          <w:sz w:val="24"/>
+          <w:szCs w:val="24"/>
         </w:rPr>
         <w:t xml:space="preserve">I confirm that I have read the ethical guidelines and will follow them during this project. This project uses only publicly available, non-personal United States SEC 10-K corporate filings sourced from SEC EDGAR; it involves no human participants and no personal data of any kind.</w:t>
       </w:r>
@@ -273,16 +291,19 @@
     <w:p>
       <w:pPr>
         <w:pStyle w:val="Heading1"/>
-        <w:spacing w:after="200" w:before="0"/>
-      </w:pPr>
-      <w:r>
-        <w:rPr>
-          <w:rFonts w:ascii="Optima" w:cs="Optima" w:eastAsia="Optima" w:hAnsi="Optima"/>
+        <w:pBdr>
+          <w:bottom w:val="single" w:color="15406B" w:sz="8" w:space="6"/>
+        </w:pBdr>
+        <w:spacing w:after="220" w:before="0"/>
+      </w:pPr>
+      <w:r>
+        <w:rPr>
+          <w:rFonts w:ascii="Garamond" w:cs="Garamond" w:eastAsia="Garamond" w:hAnsi="Garamond"/>
           <w:b/>
           <w:bCs/>
           <w:color w:val="0A1F33"/>
-          <w:sz w:val="32"/>
-          <w:szCs w:val="32"/>
+          <w:sz w:val="40"/>
+          <w:szCs w:val="40"/>
         </w:rPr>
         <w:t xml:space="preserve">Table of Contents</w:t>
       </w:r>
@@ -314,71 +335,74 @@
     <w:p>
       <w:pPr>
         <w:pStyle w:val="Heading1"/>
-        <w:spacing w:after="160" w:before="360"/>
-      </w:pPr>
-      <w:r>
-        <w:rPr>
-          <w:rFonts w:ascii="Optima" w:cs="Optima" w:eastAsia="Optima" w:hAnsi="Optima"/>
+        <w:pBdr>
+          <w:bottom w:val="single" w:color="15406B" w:sz="8" w:space="6"/>
+        </w:pBdr>
+        <w:spacing w:after="220" w:before="440"/>
+      </w:pPr>
+      <w:r>
+        <w:rPr>
+          <w:rFonts w:ascii="Garamond" w:cs="Garamond" w:eastAsia="Garamond" w:hAnsi="Garamond"/>
           <w:b/>
           <w:bCs/>
           <w:color w:val="0A1F33"/>
-          <w:sz w:val="36"/>
-          <w:szCs w:val="36"/>
+          <w:sz w:val="40"/>
+          <w:szCs w:val="40"/>
         </w:rPr>
         <w:t xml:space="preserve">1. Project Description</w:t>
       </w:r>
     </w:p>
     <w:p>
       <w:pPr>
-        <w:spacing w:after="160" w:before="0" w:line="264" w:lineRule="auto"/>
+        <w:spacing w:after="180" w:before="0" w:line="288" w:lineRule="auto"/>
         <w:jc w:val="both"/>
       </w:pPr>
       <w:r>
         <w:rPr>
-          <w:rFonts w:ascii="Optima" w:cs="Optima" w:eastAsia="Optima" w:hAnsi="Optima"/>
+          <w:rFonts w:ascii="Garamond" w:cs="Garamond" w:eastAsia="Garamond" w:hAnsi="Garamond"/>
           <w:color w:val="1A1D21"/>
-          <w:sz w:val="22"/>
-          <w:szCs w:val="22"/>
+          <w:sz w:val="24"/>
+          <w:szCs w:val="24"/>
         </w:rPr>
         <w:t xml:space="preserve">Retrieval-Augmented Generation (RAG) systems answer questions by pairing a retriever that selects relevant evidence from a corpus with a language model that generates a grounded answer (Lewis </w:t>
       </w:r>
       <w:r>
         <w:rPr>
-          <w:rFonts w:ascii="Optima" w:cs="Optima" w:eastAsia="Optima" w:hAnsi="Optima"/>
+          <w:rFonts w:ascii="Garamond" w:cs="Garamond" w:eastAsia="Garamond" w:hAnsi="Garamond"/>
           <w:i/>
           <w:iCs/>
           <w:color w:val="1A1D21"/>
-          <w:sz w:val="22"/>
-          <w:szCs w:val="22"/>
+          <w:sz w:val="24"/>
+          <w:szCs w:val="24"/>
         </w:rPr>
         <w:t xml:space="preserve">et al.</w:t>
       </w:r>
       <w:r>
         <w:rPr>
-          <w:rFonts w:ascii="Optima" w:cs="Optima" w:eastAsia="Optima" w:hAnsi="Optima"/>
+          <w:rFonts w:ascii="Garamond" w:cs="Garamond" w:eastAsia="Garamond" w:hAnsi="Garamond"/>
           <w:color w:val="1A1D21"/>
-          <w:sz w:val="22"/>
-          <w:szCs w:val="22"/>
+          <w:sz w:val="24"/>
+          <w:szCs w:val="24"/>
         </w:rPr>
         <w:t xml:space="preserve">, 2020). Most RAG benchmarks target encyclopaedic or open-domain text; far less is known about how different retrieval paradigms behave on dense, table-heavy financial disclosures such as SEC 10-K filings, where an answer may sit inside a single cell of a multi-row table rather than a sentence of prose (Chen </w:t>
       </w:r>
       <w:r>
         <w:rPr>
-          <w:rFonts w:ascii="Optima" w:cs="Optima" w:eastAsia="Optima" w:hAnsi="Optima"/>
+          <w:rFonts w:ascii="Garamond" w:cs="Garamond" w:eastAsia="Garamond" w:hAnsi="Garamond"/>
           <w:i/>
           <w:iCs/>
           <w:color w:val="1A1D21"/>
-          <w:sz w:val="22"/>
-          <w:szCs w:val="22"/>
+          <w:sz w:val="24"/>
+          <w:szCs w:val="24"/>
         </w:rPr>
         <w:t xml:space="preserve">et al.</w:t>
       </w:r>
       <w:r>
         <w:rPr>
-          <w:rFonts w:ascii="Optima" w:cs="Optima" w:eastAsia="Optima" w:hAnsi="Optima"/>
+          <w:rFonts w:ascii="Garamond" w:cs="Garamond" w:eastAsia="Garamond" w:hAnsi="Garamond"/>
           <w:color w:val="1A1D21"/>
-          <w:sz w:val="22"/>
-          <w:szCs w:val="22"/>
+          <w:sz w:val="24"/>
+          <w:szCs w:val="24"/>
         </w:rPr>
         <w:t xml:space="preserve">, 2021). This project builds and benchmarks three complete RAG pipelines, a semantic (dense vector) retriever, a statistical (BM25) retriever, and a structural (hierarchical summary-tree) retriever, against a 140-query, human-anchored benchmark spanning direct and inferential questions over both narrative text and financial tables, to establish where each paradigm succeeds and where it degrades.</w:t>
       </w:r>
@@ -386,16 +410,19 @@
     <w:p>
       <w:pPr>
         <w:pStyle w:val="Heading1"/>
-        <w:spacing w:after="160" w:before="360"/>
-      </w:pPr>
-      <w:r>
-        <w:rPr>
-          <w:rFonts w:ascii="Optima" w:cs="Optima" w:eastAsia="Optima" w:hAnsi="Optima"/>
+        <w:pBdr>
+          <w:bottom w:val="single" w:color="15406B" w:sz="8" w:space="6"/>
+        </w:pBdr>
+        <w:spacing w:after="220" w:before="440"/>
+      </w:pPr>
+      <w:r>
+        <w:rPr>
+          <w:rFonts w:ascii="Garamond" w:cs="Garamond" w:eastAsia="Garamond" w:hAnsi="Garamond"/>
           <w:b/>
           <w:bCs/>
           <w:color w:val="0A1F33"/>
-          <w:sz w:val="36"/>
-          <w:szCs w:val="36"/>
+          <w:sz w:val="40"/>
+          <w:szCs w:val="40"/>
         </w:rPr>
         <w:t xml:space="preserve">2. Aims and Requirements</w:t>
       </w:r>
@@ -403,16 +430,18 @@
     <w:p>
       <w:pPr>
         <w:pStyle w:val="Heading2"/>
-        <w:spacing w:after="120" w:before="220"/>
-      </w:pPr>
-      <w:r>
-        <w:rPr>
-          <w:rFonts w:ascii="Optima" w:cs="Optima" w:eastAsia="Optima" w:hAnsi="Optima"/>
+        <w:spacing w:after="140" w:before="260"/>
+      </w:pPr>
+      <w:r>
+        <w:rPr>
+          <w:rFonts w:ascii="Garamond" w:cs="Garamond" w:eastAsia="Garamond" w:hAnsi="Garamond"/>
           <w:b/>
           <w:bCs/>
+          <w:i/>
+          <w:iCs/>
           <w:color w:val="15406B"/>
-          <w:sz w:val="28"/>
-          <w:szCs w:val="28"/>
+          <w:sz w:val="30"/>
+          <w:szCs w:val="30"/>
         </w:rPr>
         <w:t xml:space="preserve">2.1 Aims</w:t>
       </w:r>
@@ -424,15 +453,15 @@
           <w:ilvl w:val="0"/>
           <w:numId w:val="2"/>
         </w:numPr>
-        <w:spacing w:after="100" w:line="264" w:lineRule="auto"/>
+        <w:spacing w:after="110" w:line="288" w:lineRule="auto"/>
         <w:jc w:val="both"/>
       </w:pPr>
       <w:r>
         <w:rPr>
-          <w:rFonts w:ascii="Optima" w:cs="Optima" w:eastAsia="Optima" w:hAnsi="Optima"/>
+          <w:rFonts w:ascii="Garamond" w:cs="Garamond" w:eastAsia="Garamond" w:hAnsi="Garamond"/>
           <w:color w:val="1A1D21"/>
-          <w:sz w:val="22"/>
-          <w:szCs w:val="22"/>
+          <w:sz w:val="24"/>
+          <w:szCs w:val="24"/>
         </w:rPr>
         <w:t xml:space="preserve">Design and implement three architecturally distinct RAG retrieval pipelines (semantic, statistical, structural) sharing one evaluation harness, so that performance differences are attributable to retrieval strategy rather than to generation.</w:t>
       </w:r>
@@ -444,15 +473,15 @@
           <w:ilvl w:val="0"/>
           <w:numId w:val="2"/>
         </w:numPr>
-        <w:spacing w:after="100" w:line="264" w:lineRule="auto"/>
+        <w:spacing w:after="110" w:line="288" w:lineRule="auto"/>
         <w:jc w:val="both"/>
       </w:pPr>
       <w:r>
         <w:rPr>
-          <w:rFonts w:ascii="Optima" w:cs="Optima" w:eastAsia="Optima" w:hAnsi="Optima"/>
+          <w:rFonts w:ascii="Garamond" w:cs="Garamond" w:eastAsia="Garamond" w:hAnsi="Garamond"/>
           <w:color w:val="1A1D21"/>
-          <w:sz w:val="22"/>
-          <w:szCs w:val="22"/>
+          <w:sz w:val="24"/>
+          <w:szCs w:val="24"/>
         </w:rPr>
         <w:t xml:space="preserve">Construct an adversarially verified, human-anchored benchmark of 140 questions, stratified across four query types (direct/implicit retrieval over text/table content), grounded in real SEC 10-K filings.</w:t>
       </w:r>
@@ -464,15 +493,15 @@
           <w:ilvl w:val="0"/>
           <w:numId w:val="2"/>
         </w:numPr>
-        <w:spacing w:after="100" w:line="264" w:lineRule="auto"/>
+        <w:spacing w:after="110" w:line="288" w:lineRule="auto"/>
         <w:jc w:val="both"/>
       </w:pPr>
       <w:r>
         <w:rPr>
-          <w:rFonts w:ascii="Optima" w:cs="Optima" w:eastAsia="Optima" w:hAnsi="Optima"/>
+          <w:rFonts w:ascii="Garamond" w:cs="Garamond" w:eastAsia="Garamond" w:hAnsi="Garamond"/>
           <w:color w:val="1A1D21"/>
-          <w:sz w:val="22"/>
-          <w:szCs w:val="22"/>
+          <w:sz w:val="24"/>
+          <w:szCs w:val="24"/>
         </w:rPr>
         <w:t xml:space="preserve">Quantify each pipeline’s retrieval accuracy, answer quality, and computational efficiency, and identify the conditions under which each paradigm degrades.</w:t>
       </w:r>
@@ -480,16 +509,18 @@
     <w:p>
       <w:pPr>
         <w:pStyle w:val="Heading2"/>
-        <w:spacing w:after="120" w:before="220"/>
-      </w:pPr>
-      <w:r>
-        <w:rPr>
-          <w:rFonts w:ascii="Optima" w:cs="Optima" w:eastAsia="Optima" w:hAnsi="Optima"/>
+        <w:spacing w:after="140" w:before="260"/>
+      </w:pPr>
+      <w:r>
+        <w:rPr>
+          <w:rFonts w:ascii="Garamond" w:cs="Garamond" w:eastAsia="Garamond" w:hAnsi="Garamond"/>
           <w:b/>
           <w:bCs/>
+          <w:i/>
+          <w:iCs/>
           <w:color w:val="15406B"/>
-          <w:sz w:val="28"/>
-          <w:szCs w:val="28"/>
+          <w:sz w:val="30"/>
+          <w:szCs w:val="30"/>
         </w:rPr>
         <w:t xml:space="preserve">2.2 Requirements: Essential</w:t>
       </w:r>
@@ -501,15 +532,15 @@
           <w:ilvl w:val="0"/>
           <w:numId w:val="2"/>
         </w:numPr>
-        <w:spacing w:after="100" w:line="264" w:lineRule="auto"/>
+        <w:spacing w:after="110" w:line="288" w:lineRule="auto"/>
         <w:jc w:val="both"/>
       </w:pPr>
       <w:r>
         <w:rPr>
-          <w:rFonts w:ascii="Optima" w:cs="Optima" w:eastAsia="Optima" w:hAnsi="Optima"/>
+          <w:rFonts w:ascii="Garamond" w:cs="Garamond" w:eastAsia="Garamond" w:hAnsi="Garamond"/>
           <w:color w:val="1A1D21"/>
-          <w:sz w:val="22"/>
-          <w:szCs w:val="22"/>
+          <w:sz w:val="24"/>
+          <w:szCs w:val="24"/>
         </w:rPr>
         <w:t xml:space="preserve">Parse SEC 10-K filings into metadata-enriched, atomic text/table nodes without bisecting tables.</w:t>
       </w:r>
@@ -521,15 +552,15 @@
           <w:ilvl w:val="0"/>
           <w:numId w:val="2"/>
         </w:numPr>
-        <w:spacing w:after="100" w:line="264" w:lineRule="auto"/>
+        <w:spacing w:after="110" w:line="288" w:lineRule="auto"/>
         <w:jc w:val="both"/>
       </w:pPr>
       <w:r>
         <w:rPr>
-          <w:rFonts w:ascii="Optima" w:cs="Optima" w:eastAsia="Optima" w:hAnsi="Optima"/>
+          <w:rFonts w:ascii="Garamond" w:cs="Garamond" w:eastAsia="Garamond" w:hAnsi="Garamond"/>
           <w:color w:val="1A1D21"/>
-          <w:sz w:val="22"/>
-          <w:szCs w:val="22"/>
+          <w:sz w:val="24"/>
+          <w:szCs w:val="24"/>
         </w:rPr>
         <w:t xml:space="preserve">Implement P1 (dense embeddings with a cross-encoder reranker), P2 (Okapi BM25), and P3 (hierarchical summary-tree) retrievers sharing one answering model.</w:t>
       </w:r>
@@ -541,15 +572,15 @@
           <w:ilvl w:val="0"/>
           <w:numId w:val="2"/>
         </w:numPr>
-        <w:spacing w:after="100" w:line="264" w:lineRule="auto"/>
+        <w:spacing w:after="110" w:line="288" w:lineRule="auto"/>
         <w:jc w:val="both"/>
       </w:pPr>
       <w:r>
         <w:rPr>
-          <w:rFonts w:ascii="Optima" w:cs="Optima" w:eastAsia="Optima" w:hAnsi="Optima"/>
+          <w:rFonts w:ascii="Garamond" w:cs="Garamond" w:eastAsia="Garamond" w:hAnsi="Garamond"/>
           <w:color w:val="1A1D21"/>
-          <w:sz w:val="22"/>
-          <w:szCs w:val="22"/>
+          <w:sz w:val="24"/>
+          <w:szCs w:val="24"/>
         </w:rPr>
         <w:t xml:space="preserve">Generate and adversarially verify a 140-query benchmark with node-level ground-truth citations.</w:t>
       </w:r>
@@ -561,15 +592,15 @@
           <w:ilvl w:val="0"/>
           <w:numId w:val="2"/>
         </w:numPr>
-        <w:spacing w:after="100" w:line="264" w:lineRule="auto"/>
+        <w:spacing w:after="110" w:line="288" w:lineRule="auto"/>
         <w:jc w:val="both"/>
       </w:pPr>
       <w:r>
         <w:rPr>
-          <w:rFonts w:ascii="Optima" w:cs="Optima" w:eastAsia="Optima" w:hAnsi="Optima"/>
+          <w:rFonts w:ascii="Garamond" w:cs="Garamond" w:eastAsia="Garamond" w:hAnsi="Garamond"/>
           <w:color w:val="1A1D21"/>
-          <w:sz w:val="22"/>
-          <w:szCs w:val="22"/>
+          <w:sz w:val="24"/>
+          <w:szCs w:val="24"/>
         </w:rPr>
         <w:t xml:space="preserve">Validate an automated LLM judge against human scores before using it to grade the full benchmark.</w:t>
       </w:r>
@@ -581,15 +612,15 @@
           <w:ilvl w:val="0"/>
           <w:numId w:val="2"/>
         </w:numPr>
-        <w:spacing w:after="100" w:line="264" w:lineRule="auto"/>
+        <w:spacing w:after="110" w:line="288" w:lineRule="auto"/>
         <w:jc w:val="both"/>
       </w:pPr>
       <w:r>
         <w:rPr>
-          <w:rFonts w:ascii="Optima" w:cs="Optima" w:eastAsia="Optima" w:hAnsi="Optima"/>
+          <w:rFonts w:ascii="Garamond" w:cs="Garamond" w:eastAsia="Garamond" w:hAnsi="Garamond"/>
           <w:color w:val="1A1D21"/>
-          <w:sz w:val="22"/>
-          <w:szCs w:val="22"/>
+          <w:sz w:val="24"/>
+          <w:szCs w:val="24"/>
         </w:rPr>
         <w:t xml:space="preserve">Persist all queries, retrieved evidence, and scores in a relational (SQLite) store with crash-safe resume.</w:t>
       </w:r>
@@ -597,16 +628,18 @@
     <w:p>
       <w:pPr>
         <w:pStyle w:val="Heading2"/>
-        <w:spacing w:after="120" w:before="220"/>
-      </w:pPr>
-      <w:r>
-        <w:rPr>
-          <w:rFonts w:ascii="Optima" w:cs="Optima" w:eastAsia="Optima" w:hAnsi="Optima"/>
+        <w:spacing w:after="140" w:before="260"/>
+      </w:pPr>
+      <w:r>
+        <w:rPr>
+          <w:rFonts w:ascii="Garamond" w:cs="Garamond" w:eastAsia="Garamond" w:hAnsi="Garamond"/>
           <w:b/>
           <w:bCs/>
+          <w:i/>
+          <w:iCs/>
           <w:color w:val="15406B"/>
-          <w:sz w:val="28"/>
-          <w:szCs w:val="28"/>
+          <w:sz w:val="30"/>
+          <w:szCs w:val="30"/>
         </w:rPr>
         <w:t xml:space="preserve">2.3 Requirements: Desirable</w:t>
       </w:r>
@@ -618,15 +651,15 @@
           <w:ilvl w:val="0"/>
           <w:numId w:val="2"/>
         </w:numPr>
-        <w:spacing w:after="100" w:line="264" w:lineRule="auto"/>
+        <w:spacing w:after="110" w:line="288" w:lineRule="auto"/>
         <w:jc w:val="both"/>
       </w:pPr>
       <w:r>
         <w:rPr>
-          <w:rFonts w:ascii="Optima" w:cs="Optima" w:eastAsia="Optima" w:hAnsi="Optima"/>
+          <w:rFonts w:ascii="Garamond" w:cs="Garamond" w:eastAsia="Garamond" w:hAnsi="Garamond"/>
           <w:color w:val="1A1D21"/>
-          <w:sz w:val="22"/>
-          <w:szCs w:val="22"/>
+          <w:sz w:val="24"/>
+          <w:szCs w:val="24"/>
         </w:rPr>
         <w:t xml:space="preserve">Extend the comparison with a metadata pre-filter or hybrid-fusion ablation (reserved future-scope pipelines).</w:t>
       </w:r>
@@ -638,15 +671,15 @@
           <w:ilvl w:val="0"/>
           <w:numId w:val="2"/>
         </w:numPr>
-        <w:spacing w:after="100" w:line="264" w:lineRule="auto"/>
+        <w:spacing w:after="110" w:line="288" w:lineRule="auto"/>
         <w:jc w:val="both"/>
       </w:pPr>
       <w:r>
         <w:rPr>
-          <w:rFonts w:ascii="Optima" w:cs="Optima" w:eastAsia="Optima" w:hAnsi="Optima"/>
+          <w:rFonts w:ascii="Garamond" w:cs="Garamond" w:eastAsia="Garamond" w:hAnsi="Garamond"/>
           <w:color w:val="1A1D21"/>
-          <w:sz w:val="22"/>
-          <w:szCs w:val="22"/>
+          <w:sz w:val="24"/>
+          <w:szCs w:val="24"/>
         </w:rPr>
         <w:t xml:space="preserve">Visualise per-quadrant performance gaps in a comparison view for the dissertation write-up.</w:t>
       </w:r>
@@ -654,246 +687,249 @@
     <w:p>
       <w:pPr>
         <w:pStyle w:val="Heading1"/>
-        <w:spacing w:after="160" w:before="360"/>
-      </w:pPr>
-      <w:r>
-        <w:rPr>
-          <w:rFonts w:ascii="Optima" w:cs="Optima" w:eastAsia="Optima" w:hAnsi="Optima"/>
+        <w:pBdr>
+          <w:bottom w:val="single" w:color="15406B" w:sz="8" w:space="6"/>
+        </w:pBdr>
+        <w:spacing w:after="220" w:before="440"/>
+      </w:pPr>
+      <w:r>
+        <w:rPr>
+          <w:rFonts w:ascii="Garamond" w:cs="Garamond" w:eastAsia="Garamond" w:hAnsi="Garamond"/>
           <w:b/>
           <w:bCs/>
           <w:color w:val="0A1F33"/>
-          <w:sz w:val="36"/>
-          <w:szCs w:val="36"/>
+          <w:sz w:val="40"/>
+          <w:szCs w:val="40"/>
         </w:rPr>
         <w:t xml:space="preserve">3. Key Literature and Background Reading</w:t>
       </w:r>
     </w:p>
     <w:p>
       <w:pPr>
-        <w:spacing w:after="160" w:before="0" w:line="264" w:lineRule="auto"/>
+        <w:spacing w:after="180" w:before="0" w:line="288" w:lineRule="auto"/>
         <w:jc w:val="both"/>
       </w:pPr>
       <w:r>
         <w:rPr>
-          <w:rFonts w:ascii="Optima" w:cs="Optima" w:eastAsia="Optima" w:hAnsi="Optima"/>
+          <w:rFonts w:ascii="Garamond" w:cs="Garamond" w:eastAsia="Garamond" w:hAnsi="Garamond"/>
           <w:color w:val="1A1D21"/>
-          <w:sz w:val="22"/>
-          <w:szCs w:val="22"/>
+          <w:sz w:val="24"/>
+          <w:szCs w:val="24"/>
         </w:rPr>
         <w:t xml:space="preserve">Lewis </w:t>
       </w:r>
       <w:r>
         <w:rPr>
-          <w:rFonts w:ascii="Optima" w:cs="Optima" w:eastAsia="Optima" w:hAnsi="Optima"/>
+          <w:rFonts w:ascii="Garamond" w:cs="Garamond" w:eastAsia="Garamond" w:hAnsi="Garamond"/>
           <w:i/>
           <w:iCs/>
           <w:color w:val="1A1D21"/>
-          <w:sz w:val="22"/>
-          <w:szCs w:val="22"/>
+          <w:sz w:val="24"/>
+          <w:szCs w:val="24"/>
         </w:rPr>
         <w:t xml:space="preserve">et al.</w:t>
       </w:r>
       <w:r>
         <w:rPr>
-          <w:rFonts w:ascii="Optima" w:cs="Optima" w:eastAsia="Optima" w:hAnsi="Optima"/>
+          <w:rFonts w:ascii="Garamond" w:cs="Garamond" w:eastAsia="Garamond" w:hAnsi="Garamond"/>
           <w:color w:val="1A1D21"/>
-          <w:sz w:val="22"/>
-          <w:szCs w:val="22"/>
+          <w:sz w:val="24"/>
+          <w:szCs w:val="24"/>
         </w:rPr>
         <w:t xml:space="preserve"> (2020) framed answer generation grounded in retrieved evidence as a way of reducing hallucination relative to purely parametric generation, and this Retrieval-Augmented Generation framing motivates the project’s overall design: a retriever supplies evidence, and one shared answerer consumes it.</w:t>
       </w:r>
     </w:p>
     <w:p>
       <w:pPr>
-        <w:spacing w:after="160" w:before="0" w:line="264" w:lineRule="auto"/>
+        <w:spacing w:after="180" w:before="0" w:line="288" w:lineRule="auto"/>
         <w:jc w:val="both"/>
       </w:pPr>
       <w:r>
         <w:rPr>
-          <w:rFonts w:ascii="Optima" w:cs="Optima" w:eastAsia="Optima" w:hAnsi="Optima"/>
+          <w:rFonts w:ascii="Garamond" w:cs="Garamond" w:eastAsia="Garamond" w:hAnsi="Garamond"/>
           <w:color w:val="1A1D21"/>
-          <w:sz w:val="22"/>
-          <w:szCs w:val="22"/>
+          <w:sz w:val="24"/>
+          <w:szCs w:val="24"/>
         </w:rPr>
         <w:t xml:space="preserve">On the statistical side, Robertson and Zaragoza (2009) formalised the probabilistic relevance framework that underlies BM25, which remains a strong, fully deterministic retrieval baseline and forms this project’s P2 pipeline. On the semantic side, Karpukhin </w:t>
       </w:r>
       <w:r>
         <w:rPr>
-          <w:rFonts w:ascii="Optima" w:cs="Optima" w:eastAsia="Optima" w:hAnsi="Optima"/>
+          <w:rFonts w:ascii="Garamond" w:cs="Garamond" w:eastAsia="Garamond" w:hAnsi="Garamond"/>
           <w:i/>
           <w:iCs/>
           <w:color w:val="1A1D21"/>
-          <w:sz w:val="22"/>
-          <w:szCs w:val="22"/>
+          <w:sz w:val="24"/>
+          <w:szCs w:val="24"/>
         </w:rPr>
         <w:t xml:space="preserve">et al.</w:t>
       </w:r>
       <w:r>
         <w:rPr>
-          <w:rFonts w:ascii="Optima" w:cs="Optima" w:eastAsia="Optima" w:hAnsi="Optima"/>
+          <w:rFonts w:ascii="Garamond" w:cs="Garamond" w:eastAsia="Garamond" w:hAnsi="Garamond"/>
           <w:color w:val="1A1D21"/>
-          <w:sz w:val="22"/>
-          <w:szCs w:val="22"/>
-        </w:rPr>
-        <w:t xml:space="preserve"> (2020) showed that learned dense bi-encoder retrieval can outperform BM25 by 9–19% absolute on open-domain question answering, while Nogueira and Cho (2019) showed that adding a cross-encoder reranking stage over an initial candidate set materially improves precision; together these findings motivate the project’s P1 embed-then-rerank design. The embedding and reranker models used for P1 draw on the BGE family released by Xiao </w:t>
-      </w:r>
-      <w:r>
-        <w:rPr>
-          <w:rFonts w:ascii="Optima" w:cs="Optima" w:eastAsia="Optima" w:hAnsi="Optima"/>
+          <w:sz w:val="24"/>
+          <w:szCs w:val="24"/>
+        </w:rPr>
+        <w:t xml:space="preserve"> (2020) showed that learned dense bi-encoder retrieval can outperform BM25 by 9-19% absolute on open-domain question answering, while Nogueira and Cho (2019) showed that adding a cross-encoder reranking stage over an initial candidate set materially improves precision; together these findings motivate the project’s P1 embed-then-rerank design. The embedding and reranker models used for P1 draw on the BGE family released by Xiao </w:t>
+      </w:r>
+      <w:r>
+        <w:rPr>
+          <w:rFonts w:ascii="Garamond" w:cs="Garamond" w:eastAsia="Garamond" w:hAnsi="Garamond"/>
           <w:i/>
           <w:iCs/>
           <w:color w:val="1A1D21"/>
-          <w:sz w:val="22"/>
-          <w:szCs w:val="22"/>
+          <w:sz w:val="24"/>
+          <w:szCs w:val="24"/>
         </w:rPr>
         <w:t xml:space="preserve">et al.</w:t>
       </w:r>
       <w:r>
         <w:rPr>
-          <w:rFonts w:ascii="Optima" w:cs="Optima" w:eastAsia="Optima" w:hAnsi="Optima"/>
+          <w:rFonts w:ascii="Garamond" w:cs="Garamond" w:eastAsia="Garamond" w:hAnsi="Garamond"/>
           <w:color w:val="1A1D21"/>
-          <w:sz w:val="22"/>
-          <w:szCs w:val="22"/>
+          <w:sz w:val="24"/>
+          <w:szCs w:val="24"/>
         </w:rPr>
         <w:t xml:space="preserve"> (2023).</w:t>
       </w:r>
     </w:p>
     <w:p>
       <w:pPr>
-        <w:spacing w:after="160" w:before="0" w:line="264" w:lineRule="auto"/>
+        <w:spacing w:after="180" w:before="0" w:line="288" w:lineRule="auto"/>
         <w:jc w:val="both"/>
       </w:pPr>
       <w:r>
         <w:rPr>
-          <w:rFonts w:ascii="Optima" w:cs="Optima" w:eastAsia="Optima" w:hAnsi="Optima"/>
+          <w:rFonts w:ascii="Garamond" w:cs="Garamond" w:eastAsia="Garamond" w:hAnsi="Garamond"/>
           <w:color w:val="1A1D21"/>
-          <w:sz w:val="22"/>
-          <w:szCs w:val="22"/>
+          <w:sz w:val="24"/>
+          <w:szCs w:val="24"/>
         </w:rPr>
         <w:t xml:space="preserve">Sarthi </w:t>
       </w:r>
       <w:r>
         <w:rPr>
-          <w:rFonts w:ascii="Optima" w:cs="Optima" w:eastAsia="Optima" w:hAnsi="Optima"/>
+          <w:rFonts w:ascii="Garamond" w:cs="Garamond" w:eastAsia="Garamond" w:hAnsi="Garamond"/>
           <w:i/>
           <w:iCs/>
           <w:color w:val="1A1D21"/>
-          <w:sz w:val="22"/>
-          <w:szCs w:val="22"/>
+          <w:sz w:val="24"/>
+          <w:szCs w:val="24"/>
         </w:rPr>
         <w:t xml:space="preserve">et al.</w:t>
       </w:r>
       <w:r>
         <w:rPr>
-          <w:rFonts w:ascii="Optima" w:cs="Optima" w:eastAsia="Optima" w:hAnsi="Optima"/>
+          <w:rFonts w:ascii="Garamond" w:cs="Garamond" w:eastAsia="Garamond" w:hAnsi="Garamond"/>
           <w:color w:val="1A1D21"/>
-          <w:sz w:val="22"/>
-          <w:szCs w:val="22"/>
+          <w:sz w:val="24"/>
+          <w:szCs w:val="24"/>
         </w:rPr>
         <w:t xml:space="preserve"> (2024) introduced RAPTOR, which recursively clusters and summarises text into a retrievable tree; this is the architectural basis for the project’s P3 structural pipeline, although their evaluation, like most RAG literature, is conducted on narrative rather than tabular text.</w:t>
       </w:r>
     </w:p>
     <w:p>
       <w:pPr>
-        <w:spacing w:after="160" w:before="0" w:line="264" w:lineRule="auto"/>
+        <w:spacing w:after="180" w:before="0" w:line="288" w:lineRule="auto"/>
         <w:jc w:val="both"/>
       </w:pPr>
       <w:r>
         <w:rPr>
-          <w:rFonts w:ascii="Optima" w:cs="Optima" w:eastAsia="Optima" w:hAnsi="Optima"/>
+          <w:rFonts w:ascii="Garamond" w:cs="Garamond" w:eastAsia="Garamond" w:hAnsi="Garamond"/>
           <w:color w:val="1A1D21"/>
-          <w:sz w:val="22"/>
-          <w:szCs w:val="22"/>
+          <w:sz w:val="24"/>
+          <w:szCs w:val="24"/>
         </w:rPr>
         <w:t xml:space="preserve">The domain challenge that motivates this project is well documented: Chen </w:t>
       </w:r>
       <w:r>
         <w:rPr>
-          <w:rFonts w:ascii="Optima" w:cs="Optima" w:eastAsia="Optima" w:hAnsi="Optima"/>
+          <w:rFonts w:ascii="Garamond" w:cs="Garamond" w:eastAsia="Garamond" w:hAnsi="Garamond"/>
           <w:i/>
           <w:iCs/>
           <w:color w:val="1A1D21"/>
-          <w:sz w:val="22"/>
-          <w:szCs w:val="22"/>
+          <w:sz w:val="24"/>
+          <w:szCs w:val="24"/>
         </w:rPr>
         <w:t xml:space="preserve">et al.</w:t>
       </w:r>
       <w:r>
         <w:rPr>
-          <w:rFonts w:ascii="Optima" w:cs="Optima" w:eastAsia="Optima" w:hAnsi="Optima"/>
+          <w:rFonts w:ascii="Garamond" w:cs="Garamond" w:eastAsia="Garamond" w:hAnsi="Garamond"/>
           <w:color w:val="1A1D21"/>
-          <w:sz w:val="22"/>
-          <w:szCs w:val="22"/>
+          <w:sz w:val="24"/>
+          <w:szCs w:val="24"/>
         </w:rPr>
         <w:t xml:space="preserve"> (2021) introduced FinQA and showed that even strong pre-trained models fall far short of expert humans at multi-step numerical reasoning over financial tables, which is why the benchmark constructed here explicitly stratifies table-heavy query quadrants. Liu </w:t>
       </w:r>
       <w:r>
         <w:rPr>
-          <w:rFonts w:ascii="Optima" w:cs="Optima" w:eastAsia="Optima" w:hAnsi="Optima"/>
+          <w:rFonts w:ascii="Garamond" w:cs="Garamond" w:eastAsia="Garamond" w:hAnsi="Garamond"/>
           <w:i/>
           <w:iCs/>
           <w:color w:val="1A1D21"/>
-          <w:sz w:val="22"/>
-          <w:szCs w:val="22"/>
+          <w:sz w:val="24"/>
+          <w:szCs w:val="24"/>
         </w:rPr>
         <w:t xml:space="preserve">et al.</w:t>
       </w:r>
       <w:r>
         <w:rPr>
-          <w:rFonts w:ascii="Optima" w:cs="Optima" w:eastAsia="Optima" w:hAnsi="Optima"/>
+          <w:rFonts w:ascii="Garamond" w:cs="Garamond" w:eastAsia="Garamond" w:hAnsi="Garamond"/>
           <w:color w:val="1A1D21"/>
-          <w:sz w:val="22"/>
-          <w:szCs w:val="22"/>
+          <w:sz w:val="24"/>
+          <w:szCs w:val="24"/>
         </w:rPr>
         <w:t xml:space="preserve"> (2024) further showed that model accuracy degrades when relevant evidence sits in the middle of a long context, which is the argument for retrieval-based context selection over naive full-document stuffing.</w:t>
       </w:r>
     </w:p>
     <w:p>
       <w:pPr>
-        <w:spacing w:after="160" w:before="0" w:line="264" w:lineRule="auto"/>
+        <w:spacing w:after="180" w:before="0" w:line="288" w:lineRule="auto"/>
         <w:jc w:val="both"/>
       </w:pPr>
       <w:r>
         <w:rPr>
-          <w:rFonts w:ascii="Optima" w:cs="Optima" w:eastAsia="Optima" w:hAnsi="Optima"/>
+          <w:rFonts w:ascii="Garamond" w:cs="Garamond" w:eastAsia="Garamond" w:hAnsi="Garamond"/>
           <w:color w:val="1A1D21"/>
-          <w:sz w:val="22"/>
-          <w:szCs w:val="22"/>
+          <w:sz w:val="24"/>
+          <w:szCs w:val="24"/>
         </w:rPr>
         <w:t xml:space="preserve">Finally, on evaluation methodology, Zheng </w:t>
       </w:r>
       <w:r>
         <w:rPr>
-          <w:rFonts w:ascii="Optima" w:cs="Optima" w:eastAsia="Optima" w:hAnsi="Optima"/>
+          <w:rFonts w:ascii="Garamond" w:cs="Garamond" w:eastAsia="Garamond" w:hAnsi="Garamond"/>
           <w:i/>
           <w:iCs/>
           <w:color w:val="1A1D21"/>
-          <w:sz w:val="22"/>
-          <w:szCs w:val="22"/>
+          <w:sz w:val="24"/>
+          <w:szCs w:val="24"/>
         </w:rPr>
         <w:t xml:space="preserve">et al.</w:t>
       </w:r>
       <w:r>
         <w:rPr>
-          <w:rFonts w:ascii="Optima" w:cs="Optima" w:eastAsia="Optima" w:hAnsi="Optima"/>
+          <w:rFonts w:ascii="Garamond" w:cs="Garamond" w:eastAsia="Garamond" w:hAnsi="Garamond"/>
           <w:color w:val="1A1D21"/>
-          <w:sz w:val="22"/>
-          <w:szCs w:val="22"/>
+          <w:sz w:val="24"/>
+          <w:szCs w:val="24"/>
         </w:rPr>
         <w:t xml:space="preserve"> (2023) showed that a strong LLM judge can reach over 80% agreement with human preference judgements, the same threshold this project adopts as its judge-validation gate before trusting an automated judge to grade the full benchmark.</w:t>
       </w:r>
     </w:p>
     <w:p>
       <w:pPr>
-        <w:spacing w:after="160" w:before="0" w:line="264" w:lineRule="auto"/>
+        <w:spacing w:after="180" w:before="0" w:line="288" w:lineRule="auto"/>
         <w:jc w:val="both"/>
       </w:pPr>
       <w:r>
         <w:rPr>
-          <w:rFonts w:ascii="Optima" w:cs="Optima" w:eastAsia="Optima" w:hAnsi="Optima"/>
+          <w:rFonts w:ascii="Garamond" w:cs="Garamond" w:eastAsia="Garamond" w:hAnsi="Garamond"/>
           <w:color w:val="1A1D21"/>
-          <w:sz w:val="22"/>
-          <w:szCs w:val="22"/>
+          <w:sz w:val="24"/>
+          <w:szCs w:val="24"/>
         </w:rPr>
         <w:t xml:space="preserve">None of the studies above evaluate all three retrieval paradigms side by side on a single financial-filing benchmark stratified by both query type and content modality (text versus table); this is the specific gap the present project addresses.</w:t>
       </w:r>
@@ -901,106 +937,109 @@
     <w:p>
       <w:pPr>
         <w:pStyle w:val="Heading1"/>
-        <w:spacing w:after="160" w:before="360"/>
-      </w:pPr>
-      <w:r>
-        <w:rPr>
-          <w:rFonts w:ascii="Optima" w:cs="Optima" w:eastAsia="Optima" w:hAnsi="Optima"/>
+        <w:pBdr>
+          <w:bottom w:val="single" w:color="15406B" w:sz="8" w:space="6"/>
+        </w:pBdr>
+        <w:spacing w:after="220" w:before="440"/>
+      </w:pPr>
+      <w:r>
+        <w:rPr>
+          <w:rFonts w:ascii="Garamond" w:cs="Garamond" w:eastAsia="Garamond" w:hAnsi="Garamond"/>
           <w:b/>
           <w:bCs/>
           <w:color w:val="0A1F33"/>
-          <w:sz w:val="36"/>
-          <w:szCs w:val="36"/>
+          <w:sz w:val="40"/>
+          <w:szCs w:val="40"/>
         </w:rPr>
         <w:t xml:space="preserve">4. Development and Implementation Summary</w:t>
       </w:r>
     </w:p>
     <w:p>
       <w:pPr>
-        <w:spacing w:after="160" w:before="0" w:line="264" w:lineRule="auto"/>
+        <w:spacing w:after="180" w:before="0" w:line="288" w:lineRule="auto"/>
         <w:jc w:val="both"/>
       </w:pPr>
       <w:r>
         <w:rPr>
-          <w:rFonts w:ascii="Optima" w:cs="Optima" w:eastAsia="Optima" w:hAnsi="Optima"/>
+          <w:rFonts w:ascii="Garamond" w:cs="Garamond" w:eastAsia="Garamond" w:hAnsi="Garamond"/>
           <w:color w:val="1A1D21"/>
-          <w:sz w:val="22"/>
-          <w:szCs w:val="22"/>
+          <w:sz w:val="24"/>
+          <w:szCs w:val="24"/>
         </w:rPr>
         <w:t xml:space="preserve">The system is implemented in Python 3, using LlamaIndex as a common retrieval and orchestration backbone so that all three pipelines expose the same retriever interface. Generation, dataset critique, and judging are performed by open-source instruction models served free of charge via Groq (rate-limited rather than billed, so the implementation has zero recurring spend). Embeddings (</w:t>
       </w:r>
       <w:r>
         <w:rPr>
-          <w:rFonts w:ascii="Optima" w:cs="Optima" w:eastAsia="Optima" w:hAnsi="Optima"/>
+          <w:rFonts w:ascii="Garamond" w:cs="Garamond" w:eastAsia="Garamond" w:hAnsi="Garamond"/>
           <w:i/>
           <w:iCs/>
           <w:color w:val="1A1D21"/>
-          <w:sz w:val="22"/>
-          <w:szCs w:val="22"/>
+          <w:sz w:val="24"/>
+          <w:szCs w:val="24"/>
         </w:rPr>
         <w:t xml:space="preserve">BAAI/bge-small-en-v1.5</w:t>
       </w:r>
       <w:r>
         <w:rPr>
-          <w:rFonts w:ascii="Optima" w:cs="Optima" w:eastAsia="Optima" w:hAnsi="Optima"/>
+          <w:rFonts w:ascii="Garamond" w:cs="Garamond" w:eastAsia="Garamond" w:hAnsi="Garamond"/>
           <w:color w:val="1A1D21"/>
-          <w:sz w:val="22"/>
-          <w:szCs w:val="22"/>
+          <w:sz w:val="24"/>
+          <w:szCs w:val="24"/>
         </w:rPr>
         <w:t xml:space="preserve">) and reranking (</w:t>
       </w:r>
       <w:r>
         <w:rPr>
-          <w:rFonts w:ascii="Optima" w:cs="Optima" w:eastAsia="Optima" w:hAnsi="Optima"/>
+          <w:rFonts w:ascii="Garamond" w:cs="Garamond" w:eastAsia="Garamond" w:hAnsi="Garamond"/>
           <w:i/>
           <w:iCs/>
           <w:color w:val="1A1D21"/>
-          <w:sz w:val="22"/>
-          <w:szCs w:val="22"/>
+          <w:sz w:val="24"/>
+          <w:szCs w:val="24"/>
         </w:rPr>
         <w:t xml:space="preserve">BAAI/bge-reranker-base</w:t>
       </w:r>
       <w:r>
         <w:rPr>
-          <w:rFonts w:ascii="Optima" w:cs="Optima" w:eastAsia="Optima" w:hAnsi="Optima"/>
+          <w:rFonts w:ascii="Garamond" w:cs="Garamond" w:eastAsia="Garamond" w:hAnsi="Garamond"/>
           <w:color w:val="1A1D21"/>
-          <w:sz w:val="22"/>
-          <w:szCs w:val="22"/>
+          <w:sz w:val="24"/>
+          <w:szCs w:val="24"/>
         </w:rPr>
         <w:t xml:space="preserve">) run locally on CPU.</w:t>
       </w:r>
     </w:p>
     <w:p>
       <w:pPr>
-        <w:spacing w:after="160" w:before="0" w:line="264" w:lineRule="auto"/>
+        <w:spacing w:after="180" w:before="0" w:line="288" w:lineRule="auto"/>
         <w:jc w:val="both"/>
       </w:pPr>
       <w:r>
         <w:rPr>
-          <w:rFonts w:ascii="Optima" w:cs="Optima" w:eastAsia="Optima" w:hAnsi="Optima"/>
+          <w:rFonts w:ascii="Garamond" w:cs="Garamond" w:eastAsia="Garamond" w:hAnsi="Garamond"/>
           <w:color w:val="1A1D21"/>
-          <w:sz w:val="22"/>
-          <w:szCs w:val="22"/>
+          <w:sz w:val="24"/>
+          <w:szCs w:val="24"/>
         </w:rPr>
         <w:t xml:space="preserve">ChromaDB provides the local vector store for P1, </w:t>
       </w:r>
       <w:r>
         <w:rPr>
-          <w:rFonts w:ascii="Optima" w:cs="Optima" w:eastAsia="Optima" w:hAnsi="Optima"/>
+          <w:rFonts w:ascii="Garamond" w:cs="Garamond" w:eastAsia="Garamond" w:hAnsi="Garamond"/>
           <w:i/>
           <w:iCs/>
           <w:color w:val="1A1D21"/>
-          <w:sz w:val="22"/>
-          <w:szCs w:val="22"/>
+          <w:sz w:val="24"/>
+          <w:szCs w:val="24"/>
         </w:rPr>
         <w:t xml:space="preserve">rank_bm25</w:t>
       </w:r>
       <w:r>
         <w:rPr>
-          <w:rFonts w:ascii="Optima" w:cs="Optima" w:eastAsia="Optima" w:hAnsi="Optima"/>
+          <w:rFonts w:ascii="Garamond" w:cs="Garamond" w:eastAsia="Garamond" w:hAnsi="Garamond"/>
           <w:color w:val="1A1D21"/>
-          <w:sz w:val="22"/>
-          <w:szCs w:val="22"/>
+          <w:sz w:val="24"/>
+          <w:szCs w:val="24"/>
         </w:rPr>
         <w:t xml:space="preserve"> provides the keyword index for P2, and a cached LlamaIndex SummaryIndex provides the structural pipeline for P3. A single SQLite database, run in Write-Ahead Logging mode, is the sole state store; every benchmark run commits immediately, so a crash resumes from the last written row rather than re-spending free-tier quota. Asynchronous worker pools, bounded by a semaphore and wrapped in an exponential-backoff retry layer, keep concurrent API calls within Groq’s free-tier rate limits.</w:t>
       </w:r>
@@ -1032,10 +1071,10 @@
             </w:tcBorders>
             <w:shd w:fill="15406B" w:val="clear"/>
             <w:tcMar>
-              <w:top w:type="dxa" w:w="60"/>
-              <w:left w:type="dxa" w:w="100"/>
-              <w:bottom w:type="dxa" w:w="60"/>
-              <w:right w:type="dxa" w:w="100"/>
+              <w:top w:type="dxa" w:w="70"/>
+              <w:left w:type="dxa" w:w="110"/>
+              <w:bottom w:type="dxa" w:w="70"/>
+              <w:right w:type="dxa" w:w="110"/>
             </w:tcMar>
             <w:vAlign w:val="center"/>
           </w:tcPr>
@@ -1051,8 +1090,8 @@
                 <w:i w:val="false"/>
                 <w:iCs w:val="false"/>
                 <w:color w:val="FFFFFF"/>
-                <w:sz w:val="18"/>
-                <w:szCs w:val="18"/>
+                <w:sz w:val="19"/>
+                <w:szCs w:val="19"/>
               </w:rPr>
               <w:t xml:space="preserve">SEC EDGAR 10-K Filings (public, free)</w:t>
             </w:r>
@@ -1106,10 +1145,10 @@
             </w:tcBorders>
             <w:shd w:fill="DCE6EE" w:val="clear"/>
             <w:tcMar>
-              <w:top w:type="dxa" w:w="60"/>
-              <w:left w:type="dxa" w:w="100"/>
-              <w:bottom w:type="dxa" w:w="60"/>
-              <w:right w:type="dxa" w:w="100"/>
+              <w:top w:type="dxa" w:w="70"/>
+              <w:left w:type="dxa" w:w="110"/>
+              <w:bottom w:type="dxa" w:w="70"/>
+              <w:right w:type="dxa" w:w="110"/>
             </w:tcMar>
             <w:vAlign w:val="center"/>
           </w:tcPr>
@@ -1125,8 +1164,8 @@
                 <w:i w:val="false"/>
                 <w:iCs w:val="false"/>
                 <w:color w:val="0A1F33"/>
-                <w:sz w:val="18"/>
-                <w:szCs w:val="18"/>
+                <w:sz w:val="19"/>
+                <w:szCs w:val="19"/>
               </w:rPr>
               <w:t xml:space="preserve">Ingestion &amp; Parsing: LlamaParse → metadata-enriched Node Store (SQLite)</w:t>
             </w:r>
@@ -1214,10 +1253,10 @@
                   </w:tcBorders>
                   <w:shd w:fill="3B4F7A" w:val="clear"/>
                   <w:tcMar>
-                    <w:top w:type="dxa" w:w="60"/>
-                    <w:left w:type="dxa" w:w="100"/>
-                    <w:bottom w:type="dxa" w:w="60"/>
-                    <w:right w:type="dxa" w:w="100"/>
+                    <w:top w:type="dxa" w:w="70"/>
+                    <w:left w:type="dxa" w:w="110"/>
+                    <w:bottom w:type="dxa" w:w="70"/>
+                    <w:right w:type="dxa" w:w="110"/>
                   </w:tcMar>
                   <w:vAlign w:val="center"/>
                 </w:tcPr>
@@ -1233,8 +1272,8 @@
                       <w:i w:val="false"/>
                       <w:iCs w:val="false"/>
                       <w:color w:val="FFFFFF"/>
-                      <w:sz w:val="18"/>
-                      <w:szCs w:val="18"/>
+                      <w:sz w:val="19"/>
+                      <w:szCs w:val="19"/>
                     </w:rPr>
                     <w:t xml:space="preserve">P1: Vector
 (bge embeddings + reranker, ChromaDB)</w:t>
@@ -1252,10 +1291,10 @@
                   </w:tcBorders>
                   <w:shd w:fill="3B4F7A" w:val="clear"/>
                   <w:tcMar>
-                    <w:top w:type="dxa" w:w="60"/>
-                    <w:left w:type="dxa" w:w="100"/>
-                    <w:bottom w:type="dxa" w:w="60"/>
-                    <w:right w:type="dxa" w:w="100"/>
+                    <w:top w:type="dxa" w:w="70"/>
+                    <w:left w:type="dxa" w:w="110"/>
+                    <w:bottom w:type="dxa" w:w="70"/>
+                    <w:right w:type="dxa" w:w="110"/>
                   </w:tcMar>
                   <w:vAlign w:val="center"/>
                 </w:tcPr>
@@ -1271,8 +1310,8 @@
                       <w:i w:val="false"/>
                       <w:iCs w:val="false"/>
                       <w:color w:val="FFFFFF"/>
-                      <w:sz w:val="18"/>
-                      <w:szCs w:val="18"/>
+                      <w:sz w:val="19"/>
+                      <w:szCs w:val="19"/>
                     </w:rPr>
                     <w:t xml:space="preserve">P2: BM25
 (rank_bm25, custom tokenizer)</w:t>
@@ -1290,10 +1329,10 @@
                   </w:tcBorders>
                   <w:shd w:fill="3B4F7A" w:val="clear"/>
                   <w:tcMar>
-                    <w:top w:type="dxa" w:w="60"/>
-                    <w:left w:type="dxa" w:w="100"/>
-                    <w:bottom w:type="dxa" w:w="60"/>
-                    <w:right w:type="dxa" w:w="100"/>
+                    <w:top w:type="dxa" w:w="70"/>
+                    <w:left w:type="dxa" w:w="110"/>
+                    <w:bottom w:type="dxa" w:w="70"/>
+                    <w:right w:type="dxa" w:w="110"/>
                   </w:tcMar>
                   <w:vAlign w:val="center"/>
                 </w:tcPr>
@@ -1309,8 +1348,8 @@
                       <w:i w:val="false"/>
                       <w:iCs w:val="false"/>
                       <w:color w:val="FFFFFF"/>
-                      <w:sz w:val="18"/>
-                      <w:szCs w:val="18"/>
+                      <w:sz w:val="19"/>
+                      <w:szCs w:val="19"/>
                     </w:rPr>
                     <w:t xml:space="preserve">P3: Structural
 (cached LLM summary tree)</w:t>
@@ -1369,10 +1408,10 @@
             </w:tcBorders>
             <w:shd w:fill="DCE6EE" w:val="clear"/>
             <w:tcMar>
-              <w:top w:type="dxa" w:w="60"/>
-              <w:left w:type="dxa" w:w="100"/>
-              <w:bottom w:type="dxa" w:w="60"/>
-              <w:right w:type="dxa" w:w="100"/>
+              <w:top w:type="dxa" w:w="70"/>
+              <w:left w:type="dxa" w:w="110"/>
+              <w:bottom w:type="dxa" w:w="70"/>
+              <w:right w:type="dxa" w:w="110"/>
             </w:tcMar>
             <w:vAlign w:val="center"/>
           </w:tcPr>
@@ -1388,8 +1427,8 @@
                 <w:i w:val="false"/>
                 <w:iCs w:val="false"/>
                 <w:color w:val="0A1F33"/>
-                <w:sz w:val="18"/>
-                <w:szCs w:val="18"/>
+                <w:sz w:val="19"/>
+                <w:szCs w:val="19"/>
               </w:rPr>
               <w:t xml:space="preserve">Shared Answerer: Llama 3.3 70B (temperature = 0)</w:t>
             </w:r>
@@ -1443,10 +1482,10 @@
             </w:tcBorders>
             <w:shd w:fill="DCE6EE" w:val="clear"/>
             <w:tcMar>
-              <w:top w:type="dxa" w:w="60"/>
-              <w:left w:type="dxa" w:w="100"/>
-              <w:bottom w:type="dxa" w:w="60"/>
-              <w:right w:type="dxa" w:w="100"/>
+              <w:top w:type="dxa" w:w="70"/>
+              <w:left w:type="dxa" w:w="110"/>
+              <w:bottom w:type="dxa" w:w="70"/>
+              <w:right w:type="dxa" w:w="110"/>
             </w:tcMar>
             <w:vAlign w:val="center"/>
           </w:tcPr>
@@ -1462,8 +1501,8 @@
                 <w:i w:val="false"/>
                 <w:iCs w:val="false"/>
                 <w:color w:val="0A1F33"/>
-                <w:sz w:val="18"/>
-                <w:szCs w:val="18"/>
+                <w:sz w:val="19"/>
+                <w:szCs w:val="19"/>
               </w:rPr>
               <w:t xml:space="preserve">LLM Judge (Qwen3-32b, validated &gt;80% human agreement) + Deterministic Code Metrics</w:t>
             </w:r>
@@ -1517,10 +1556,10 @@
             </w:tcBorders>
             <w:shd w:fill="15406B" w:val="clear"/>
             <w:tcMar>
-              <w:top w:type="dxa" w:w="60"/>
-              <w:left w:type="dxa" w:w="100"/>
-              <w:bottom w:type="dxa" w:w="60"/>
-              <w:right w:type="dxa" w:w="100"/>
+              <w:top w:type="dxa" w:w="70"/>
+              <w:left w:type="dxa" w:w="110"/>
+              <w:bottom w:type="dxa" w:w="70"/>
+              <w:right w:type="dxa" w:w="110"/>
             </w:tcMar>
             <w:vAlign w:val="center"/>
           </w:tcPr>
@@ -1536,8 +1575,8 @@
                 <w:i w:val="false"/>
                 <w:iCs w:val="false"/>
                 <w:color w:val="FFFFFF"/>
-                <w:sz w:val="18"/>
-                <w:szCs w:val="18"/>
+                <w:sz w:val="19"/>
+                <w:szCs w:val="19"/>
               </w:rPr>
               <w:t xml:space="preserve">Results Store (SQLite) → Analysis &amp; Comparison</w:t>
             </w:r>
@@ -1547,7 +1586,7 @@
     </w:tbl>
     <w:p>
       <w:pPr>
-        <w:spacing w:after="220" w:before="80"/>
+        <w:spacing w:after="240" w:before="90"/>
         <w:jc w:val="center"/>
       </w:pPr>
       <w:r>
@@ -1556,8 +1595,8 @@
           <w:i/>
           <w:iCs/>
           <w:color w:val="44494F"/>
-          <w:sz w:val="19"/>
-          <w:szCs w:val="19"/>
+          <w:sz w:val="20"/>
+          <w:szCs w:val="20"/>
         </w:rPr>
         <w:t xml:space="preserve">Figure 04.01: High-Level Pipeline Architecture</w:t>
       </w:r>
@@ -1565,205 +1604,340 @@
     <w:p>
       <w:pPr>
         <w:pStyle w:val="Heading1"/>
-        <w:spacing w:after="160" w:before="360"/>
-      </w:pPr>
-      <w:r>
-        <w:rPr>
-          <w:rFonts w:ascii="Optima" w:cs="Optima" w:eastAsia="Optima" w:hAnsi="Optima"/>
+        <w:pBdr>
+          <w:bottom w:val="single" w:color="15406B" w:sz="8" w:space="6"/>
+        </w:pBdr>
+        <w:spacing w:after="220" w:before="440"/>
+      </w:pPr>
+      <w:r>
+        <w:rPr>
+          <w:rFonts w:ascii="Garamond" w:cs="Garamond" w:eastAsia="Garamond" w:hAnsi="Garamond"/>
           <w:b/>
           <w:bCs/>
           <w:color w:val="0A1F33"/>
-          <w:sz w:val="36"/>
-          <w:szCs w:val="36"/>
+          <w:sz w:val="40"/>
+          <w:szCs w:val="40"/>
         </w:rPr>
         <w:t xml:space="preserve">5. Data Sources</w:t>
       </w:r>
     </w:p>
     <w:p>
       <w:pPr>
-        <w:spacing w:after="160" w:before="0" w:line="264" w:lineRule="auto"/>
+        <w:spacing w:after="180" w:before="0" w:line="288" w:lineRule="auto"/>
         <w:jc w:val="both"/>
       </w:pPr>
       <w:r>
         <w:rPr>
-          <w:rFonts w:ascii="Optima" w:cs="Optima" w:eastAsia="Optima" w:hAnsi="Optima"/>
+          <w:rFonts w:ascii="Garamond" w:cs="Garamond" w:eastAsia="Garamond" w:hAnsi="Garamond"/>
           <w:color w:val="1A1D21"/>
-          <w:sz w:val="22"/>
-          <w:szCs w:val="22"/>
+          <w:sz w:val="24"/>
+          <w:szCs w:val="24"/>
         </w:rPr>
         <w:t xml:space="preserve">All data is sourced from SEC EDGAR, the United States Securities and Exchange Commission’s public filing system: a corpus of approximately six to nine 10-K annual filings, drawn from two to three companies across two to three fiscal years. These are public corporate disclosures and contain no personal or human-subject data. Filings are parsed via LlamaParse (free tier) into metadata-enriched text and table nodes.</w:t>
       </w:r>
     </w:p>
     <w:p>
       <w:pPr>
-        <w:spacing w:after="160" w:before="0" w:line="264" w:lineRule="auto"/>
+        <w:spacing w:after="180" w:before="0" w:line="288" w:lineRule="auto"/>
         <w:jc w:val="both"/>
       </w:pPr>
       <w:r>
         <w:rPr>
-          <w:rFonts w:ascii="Optima" w:cs="Optima" w:eastAsia="Optima" w:hAnsi="Optima"/>
+          <w:rFonts w:ascii="Garamond" w:cs="Garamond" w:eastAsia="Garamond" w:hAnsi="Garamond"/>
           <w:color w:val="1A1D21"/>
-          <w:sz w:val="22"/>
-          <w:szCs w:val="22"/>
+          <w:sz w:val="24"/>
+          <w:szCs w:val="24"/>
         </w:rPr>
         <w:t xml:space="preserve">The 140-query evaluation benchmark is itself synthetically generated and adversarially verified from this corpus by two independent open-source language models acting as a cross-family generator and critic, with no third-party data collection and no participant data involved at any stage. This satisfies Data Category A0.</w:t>
       </w:r>
     </w:p>
+    <w:tbl>
+      <w:tblPr>
+        <w:tblW w:type="dxa" w:w="9072"/>
+        <w:tblBorders>
+          <w:top w:val="single" w:color="auto" w:sz="4"/>
+          <w:left w:val="single" w:color="auto" w:sz="4"/>
+          <w:bottom w:val="single" w:color="auto" w:sz="4"/>
+          <w:right w:val="single" w:color="auto" w:sz="4"/>
+          <w:insideH w:val="single" w:color="auto" w:sz="4"/>
+          <w:insideV w:val="single" w:color="auto" w:sz="4"/>
+        </w:tblBorders>
+      </w:tblPr>
+      <w:tblGrid>
+        <w:gridCol w:w="9072"/>
+      </w:tblGrid>
+      <w:tr>
+        <w:tc>
+          <w:tcPr>
+            <w:tcW w:type="dxa" w:w="9072"/>
+            <w:tcBorders>
+              <w:top w:val="single" w:color="FBF0D6" w:sz="2"/>
+              <w:left w:val="single" w:color="D4A017" w:sz="28"/>
+              <w:bottom w:val="single" w:color="FBF0D6" w:sz="2"/>
+              <w:right w:val="single" w:color="FBF0D6" w:sz="2"/>
+            </w:tcBorders>
+            <w:shd w:fill="FBF0D6" w:val="clear"/>
+            <w:tcMar>
+              <w:top w:type="dxa" w:w="160"/>
+              <w:left w:type="dxa" w:w="220"/>
+              <w:bottom w:type="dxa" w:w="160"/>
+              <w:right w:type="dxa" w:w="220"/>
+            </w:tcMar>
+          </w:tcPr>
+          <w:p>
+            <w:pPr>
+              <w:jc w:val="both"/>
+            </w:pPr>
+            <w:r>
+              <w:rPr>
+                <w:rFonts w:ascii="Garamond" w:cs="Garamond" w:eastAsia="Garamond" w:hAnsi="Garamond"/>
+                <w:b/>
+                <w:bCs/>
+                <w:i/>
+                <w:iCs/>
+                <w:color w:val="0A1F33"/>
+                <w:sz w:val="23"/>
+                <w:szCs w:val="23"/>
+              </w:rPr>
+              <w:t xml:space="preserve">Key point. </w:t>
+            </w:r>
+            <w:r>
+              <w:rPr>
+                <w:rFonts w:ascii="Garamond" w:cs="Garamond" w:eastAsia="Garamond" w:hAnsi="Garamond"/>
+                <w:color w:val="0A1F33"/>
+                <w:sz w:val="23"/>
+                <w:szCs w:val="23"/>
+              </w:rPr>
+              <w:t xml:space="preserve">Every recurring component in this pipeline runs on a free tier or local CPU, so the expected spend for the full benchmark is $0.00; the only binding constraint is Groq's daily token throughput, not budget.</w:t>
+            </w:r>
+          </w:p>
+        </w:tc>
+      </w:tr>
+    </w:tbl>
     <w:p>
       <w:pPr>
         <w:pStyle w:val="Heading1"/>
-        <w:spacing w:after="160" w:before="360"/>
-      </w:pPr>
-      <w:r>
-        <w:rPr>
-          <w:rFonts w:ascii="Optima" w:cs="Optima" w:eastAsia="Optima" w:hAnsi="Optima"/>
+        <w:pBdr>
+          <w:bottom w:val="single" w:color="15406B" w:sz="8" w:space="6"/>
+        </w:pBdr>
+        <w:spacing w:after="220" w:before="440"/>
+      </w:pPr>
+      <w:r>
+        <w:rPr>
+          <w:rFonts w:ascii="Garamond" w:cs="Garamond" w:eastAsia="Garamond" w:hAnsi="Garamond"/>
           <w:b/>
           <w:bCs/>
           <w:color w:val="0A1F33"/>
-          <w:sz w:val="36"/>
-          <w:szCs w:val="36"/>
+          <w:sz w:val="40"/>
+          <w:szCs w:val="40"/>
         </w:rPr>
         <w:t xml:space="preserve">6. Testing and Evaluation</w:t>
       </w:r>
     </w:p>
     <w:p>
       <w:pPr>
-        <w:spacing w:after="160" w:before="0" w:line="264" w:lineRule="auto"/>
+        <w:spacing w:after="180" w:before="0" w:line="288" w:lineRule="auto"/>
         <w:jc w:val="both"/>
       </w:pPr>
       <w:r>
         <w:rPr>
-          <w:rFonts w:ascii="Optima" w:cs="Optima" w:eastAsia="Optima" w:hAnsi="Optima"/>
+          <w:rFonts w:ascii="Garamond" w:cs="Garamond" w:eastAsia="Garamond" w:hAnsi="Garamond"/>
           <w:color w:val="1A1D21"/>
-          <w:sz w:val="22"/>
-          <w:szCs w:val="22"/>
+          <w:sz w:val="24"/>
+          <w:szCs w:val="24"/>
         </w:rPr>
         <w:t xml:space="preserve">The system is evaluated across three independent pillars. </w:t>
       </w:r>
       <w:r>
         <w:rPr>
-          <w:rFonts w:ascii="Optima" w:cs="Optima" w:eastAsia="Optima" w:hAnsi="Optima"/>
+          <w:rFonts w:ascii="Garamond" w:cs="Garamond" w:eastAsia="Garamond" w:hAnsi="Garamond"/>
           <w:b/>
           <w:bCs/>
           <w:color w:val="1A1D21"/>
-          <w:sz w:val="22"/>
-          <w:szCs w:val="22"/>
+          <w:sz w:val="24"/>
+          <w:szCs w:val="24"/>
         </w:rPr>
         <w:t xml:space="preserve">Retrieval metrics</w:t>
       </w:r>
       <w:r>
         <w:rPr>
-          <w:rFonts w:ascii="Optima" w:cs="Optima" w:eastAsia="Optima" w:hAnsi="Optima"/>
+          <w:rFonts w:ascii="Garamond" w:cs="Garamond" w:eastAsia="Garamond" w:hAnsi="Garamond"/>
           <w:color w:val="1A1D21"/>
-          <w:sz w:val="22"/>
-          <w:szCs w:val="22"/>
+          <w:sz w:val="24"/>
+          <w:szCs w:val="24"/>
         </w:rPr>
         <w:t xml:space="preserve"> (Precision@K, Recall@K, Evidence Hit Rate) are computed deterministically against node-ID ground truth. </w:t>
       </w:r>
       <w:r>
         <w:rPr>
-          <w:rFonts w:ascii="Optima" w:cs="Optima" w:eastAsia="Optima" w:hAnsi="Optima"/>
+          <w:rFonts w:ascii="Garamond" w:cs="Garamond" w:eastAsia="Garamond" w:hAnsi="Garamond"/>
           <w:b/>
           <w:bCs/>
           <w:color w:val="1A1D21"/>
-          <w:sz w:val="22"/>
-          <w:szCs w:val="22"/>
+          <w:sz w:val="24"/>
+          <w:szCs w:val="24"/>
         </w:rPr>
         <w:t xml:space="preserve">Answer-quality metrics</w:t>
       </w:r>
       <w:r>
         <w:rPr>
-          <w:rFonts w:ascii="Optima" w:cs="Optima" w:eastAsia="Optima" w:hAnsi="Optima"/>
+          <w:rFonts w:ascii="Garamond" w:cs="Garamond" w:eastAsia="Garamond" w:hAnsi="Garamond"/>
           <w:color w:val="1A1D21"/>
-          <w:sz w:val="22"/>
-          <w:szCs w:val="22"/>
-        </w:rPr>
-        <w:t xml:space="preserve"> use an LLM-as-judge score (1–10) as the primary measure, with token-level F1 and numeric-tolerant Exact Match as secondary lexical checks, plus a code-level Citation Audit that flags answers which are correct only by coincidence, where the cited evidence does not match the ground truth. </w:t>
-      </w:r>
-      <w:r>
-        <w:rPr>
-          <w:rFonts w:ascii="Optima" w:cs="Optima" w:eastAsia="Optima" w:hAnsi="Optima"/>
+          <w:sz w:val="24"/>
+          <w:szCs w:val="24"/>
+        </w:rPr>
+        <w:t xml:space="preserve"> use an LLM-as-judge score (1-10) as the primary measure, with token-level F1 and numeric-tolerant Exact Match as secondary lexical checks, plus a code-level Citation Audit that flags answers which are correct only by coincidence, where the cited evidence does not match the ground truth. </w:t>
+      </w:r>
+      <w:r>
+        <w:rPr>
+          <w:rFonts w:ascii="Garamond" w:cs="Garamond" w:eastAsia="Garamond" w:hAnsi="Garamond"/>
           <w:b/>
           <w:bCs/>
           <w:color w:val="1A1D21"/>
-          <w:sz w:val="22"/>
-          <w:szCs w:val="22"/>
+          <w:sz w:val="24"/>
+          <w:szCs w:val="24"/>
         </w:rPr>
         <w:t xml:space="preserve">Efficiency metrics</w:t>
       </w:r>
       <w:r>
         <w:rPr>
-          <w:rFonts w:ascii="Optima" w:cs="Optima" w:eastAsia="Optima" w:hAnsi="Optima"/>
+          <w:rFonts w:ascii="Garamond" w:cs="Garamond" w:eastAsia="Garamond" w:hAnsi="Garamond"/>
           <w:color w:val="1A1D21"/>
-          <w:sz w:val="22"/>
-          <w:szCs w:val="22"/>
+          <w:sz w:val="24"/>
+          <w:szCs w:val="24"/>
         </w:rPr>
         <w:t xml:space="preserve"> cover latency, token consumption, and one-time index-build cost per pipeline.</w:t>
       </w:r>
     </w:p>
     <w:p>
       <w:pPr>
-        <w:spacing w:after="160" w:before="0" w:line="264" w:lineRule="auto"/>
+        <w:spacing w:after="180" w:before="0" w:line="288" w:lineRule="auto"/>
         <w:jc w:val="both"/>
       </w:pPr>
       <w:r>
         <w:rPr>
-          <w:rFonts w:ascii="Optima" w:cs="Optima" w:eastAsia="Optima" w:hAnsi="Optima"/>
+          <w:rFonts w:ascii="Garamond" w:cs="Garamond" w:eastAsia="Garamond" w:hAnsi="Garamond"/>
           <w:color w:val="1A1D21"/>
-          <w:sz w:val="22"/>
-          <w:szCs w:val="22"/>
+          <w:sz w:val="24"/>
+          <w:szCs w:val="24"/>
         </w:rPr>
         <w:t xml:space="preserve">The automated judge is not trusted by default. It must first clear a hard validation gate, reaching greater than 80% agreement with the researcher’s own hand-scored outputs on a disjoint validation set, before it is permitted to grade the full benchmark, mirroring the agreement threshold reported for LLM judges by Zheng </w:t>
       </w:r>
       <w:r>
         <w:rPr>
-          <w:rFonts w:ascii="Optima" w:cs="Optima" w:eastAsia="Optima" w:hAnsi="Optima"/>
+          <w:rFonts w:ascii="Garamond" w:cs="Garamond" w:eastAsia="Garamond" w:hAnsi="Garamond"/>
           <w:i/>
           <w:iCs/>
           <w:color w:val="1A1D21"/>
-          <w:sz w:val="22"/>
-          <w:szCs w:val="22"/>
+          <w:sz w:val="24"/>
+          <w:szCs w:val="24"/>
         </w:rPr>
         <w:t xml:space="preserve">et al.</w:t>
       </w:r>
       <w:r>
         <w:rPr>
-          <w:rFonts w:ascii="Optima" w:cs="Optima" w:eastAsia="Optima" w:hAnsi="Optima"/>
+          <w:rFonts w:ascii="Garamond" w:cs="Garamond" w:eastAsia="Garamond" w:hAnsi="Garamond"/>
           <w:color w:val="1A1D21"/>
-          <w:sz w:val="22"/>
-          <w:szCs w:val="22"/>
+          <w:sz w:val="24"/>
+          <w:szCs w:val="24"/>
         </w:rPr>
         <w:t xml:space="preserve"> (2023). Every script that calls a language model is first run end-to-end under a hardcoded three-item local throttle, to catch bugs before any free-tier quota is spent at scale.</w:t>
       </w:r>
     </w:p>
+    <w:tbl>
+      <w:tblPr>
+        <w:tblW w:type="dxa" w:w="9072"/>
+        <w:tblBorders>
+          <w:top w:val="single" w:color="auto" w:sz="4"/>
+          <w:left w:val="single" w:color="auto" w:sz="4"/>
+          <w:bottom w:val="single" w:color="auto" w:sz="4"/>
+          <w:right w:val="single" w:color="auto" w:sz="4"/>
+          <w:insideH w:val="single" w:color="auto" w:sz="4"/>
+          <w:insideV w:val="single" w:color="auto" w:sz="4"/>
+        </w:tblBorders>
+      </w:tblPr>
+      <w:tblGrid>
+        <w:gridCol w:w="9072"/>
+      </w:tblGrid>
+      <w:tr>
+        <w:tc>
+          <w:tcPr>
+            <w:tcW w:type="dxa" w:w="9072"/>
+            <w:tcBorders>
+              <w:top w:val="single" w:color="FBF0D6" w:sz="2"/>
+              <w:left w:val="single" w:color="D4A017" w:sz="28"/>
+              <w:bottom w:val="single" w:color="FBF0D6" w:sz="2"/>
+              <w:right w:val="single" w:color="FBF0D6" w:sz="2"/>
+            </w:tcBorders>
+            <w:shd w:fill="FBF0D6" w:val="clear"/>
+            <w:tcMar>
+              <w:top w:type="dxa" w:w="160"/>
+              <w:left w:type="dxa" w:w="220"/>
+              <w:bottom w:type="dxa" w:w="160"/>
+              <w:right w:type="dxa" w:w="220"/>
+            </w:tcMar>
+          </w:tcPr>
+          <w:p>
+            <w:pPr>
+              <w:jc w:val="both"/>
+            </w:pPr>
+            <w:r>
+              <w:rPr>
+                <w:rFonts w:ascii="Garamond" w:cs="Garamond" w:eastAsia="Garamond" w:hAnsi="Garamond"/>
+                <w:b/>
+                <w:bCs/>
+                <w:i/>
+                <w:iCs/>
+                <w:color w:val="0A1F33"/>
+                <w:sz w:val="23"/>
+                <w:szCs w:val="23"/>
+              </w:rPr>
+              <w:t xml:space="preserve">Key point. </w:t>
+            </w:r>
+            <w:r>
+              <w:rPr>
+                <w:rFonts w:ascii="Garamond" w:cs="Garamond" w:eastAsia="Garamond" w:hAnsi="Garamond"/>
+                <w:color w:val="0A1F33"/>
+                <w:sz w:val="23"/>
+                <w:szCs w:val="23"/>
+              </w:rPr>
+              <w:t xml:space="preserve">The judge is gated, not trusted by default: it must clear 80% agreement with hand-scored human judgements on a disjoint validation set before it is allowed to grade the full 900-run benchmark.</w:t>
+            </w:r>
+          </w:p>
+        </w:tc>
+      </w:tr>
+    </w:tbl>
     <w:p>
       <w:pPr>
         <w:pStyle w:val="Heading1"/>
-        <w:spacing w:after="160" w:before="360"/>
-      </w:pPr>
-      <w:r>
-        <w:rPr>
-          <w:rFonts w:ascii="Optima" w:cs="Optima" w:eastAsia="Optima" w:hAnsi="Optima"/>
+        <w:pBdr>
+          <w:bottom w:val="single" w:color="15406B" w:sz="8" w:space="6"/>
+        </w:pBdr>
+        <w:spacing w:after="220" w:before="440"/>
+      </w:pPr>
+      <w:r>
+        <w:rPr>
+          <w:rFonts w:ascii="Garamond" w:cs="Garamond" w:eastAsia="Garamond" w:hAnsi="Garamond"/>
           <w:b/>
           <w:bCs/>
           <w:color w:val="0A1F33"/>
-          <w:sz w:val="36"/>
-          <w:szCs w:val="36"/>
+          <w:sz w:val="40"/>
+          <w:szCs w:val="40"/>
         </w:rPr>
         <w:t xml:space="preserve">7. Project Ethics and Human Participants</w:t>
       </w:r>
     </w:p>
     <w:p>
       <w:pPr>
-        <w:spacing w:after="160" w:before="0" w:line="264" w:lineRule="auto"/>
+        <w:spacing w:after="180" w:before="0" w:line="288" w:lineRule="auto"/>
         <w:jc w:val="both"/>
       </w:pPr>
       <w:r>
         <w:rPr>
-          <w:rFonts w:ascii="Optima" w:cs="Optima" w:eastAsia="Optima" w:hAnsi="Optima"/>
+          <w:rFonts w:ascii="Garamond" w:cs="Garamond" w:eastAsia="Garamond" w:hAnsi="Garamond"/>
           <w:color w:val="1A1D21"/>
-          <w:sz w:val="22"/>
-          <w:szCs w:val="22"/>
+          <w:sz w:val="24"/>
+          <w:szCs w:val="24"/>
         </w:rPr>
         <w:t xml:space="preserve">This project involves no human participants and no personal data; all source material is SEC 10-K filings, which are public corporate disclosures (Data Category A0). The two manual steps in the methodology, hand-labelling 20 teaching exemplars and hand-scoring 60 judge-validation outputs, are carried out solely by the researcher as part of constructing the evaluation harness itself, rather than as a study involving external participants, and therefore fall outside the scope of human-participant ethics review. No further ethical approval beyond this statement is required for the activity planned within this assessment.</w:t>
       </w:r>
@@ -1771,16 +1945,19 @@
     <w:p>
       <w:pPr>
         <w:pStyle w:val="Heading1"/>
-        <w:spacing w:after="160" w:before="360"/>
-      </w:pPr>
-      <w:r>
-        <w:rPr>
-          <w:rFonts w:ascii="Optima" w:cs="Optima" w:eastAsia="Optima" w:hAnsi="Optima"/>
+        <w:pBdr>
+          <w:bottom w:val="single" w:color="15406B" w:sz="8" w:space="6"/>
+        </w:pBdr>
+        <w:spacing w:after="220" w:before="440"/>
+      </w:pPr>
+      <w:r>
+        <w:rPr>
+          <w:rFonts w:ascii="Garamond" w:cs="Garamond" w:eastAsia="Garamond" w:hAnsi="Garamond"/>
           <w:b/>
           <w:bCs/>
           <w:color w:val="0A1F33"/>
-          <w:sz w:val="36"/>
-          <w:szCs w:val="36"/>
+          <w:sz w:val="40"/>
+          <w:szCs w:val="40"/>
         </w:rPr>
         <w:t xml:space="preserve">8. BCS Project Criteria</w:t>
       </w:r>
@@ -1792,15 +1969,15 @@
           <w:ilvl w:val="0"/>
           <w:numId w:val="2"/>
         </w:numPr>
-        <w:spacing w:after="100" w:line="264" w:lineRule="auto"/>
+        <w:spacing w:after="110" w:line="288" w:lineRule="auto"/>
         <w:jc w:val="both"/>
       </w:pPr>
       <w:r>
         <w:rPr>
-          <w:rFonts w:ascii="Optima" w:cs="Optima" w:eastAsia="Optima" w:hAnsi="Optima"/>
+          <w:rFonts w:ascii="Garamond" w:cs="Garamond" w:eastAsia="Garamond" w:hAnsi="Garamond"/>
           <w:color w:val="1A1D21"/>
-          <w:sz w:val="22"/>
-          <w:szCs w:val="22"/>
+          <w:sz w:val="24"/>
+          <w:szCs w:val="24"/>
         </w:rPr>
         <w:t xml:space="preserve">Systematic understanding: a cross-paradigm RAG comparison grounded in current literature (Lewis et al., 2020; Karpukhin et al., 2020; Sarthi et al., 2024), exposing paradigm limits not yet documented for SEC-filing data.</w:t>
       </w:r>
@@ -1812,15 +1989,15 @@
           <w:ilvl w:val="0"/>
           <w:numId w:val="2"/>
         </w:numPr>
-        <w:spacing w:after="100" w:line="264" w:lineRule="auto"/>
+        <w:spacing w:after="110" w:line="288" w:lineRule="auto"/>
         <w:jc w:val="both"/>
       </w:pPr>
       <w:r>
         <w:rPr>
-          <w:rFonts w:ascii="Optima" w:cs="Optima" w:eastAsia="Optima" w:hAnsi="Optima"/>
+          <w:rFonts w:ascii="Garamond" w:cs="Garamond" w:eastAsia="Garamond" w:hAnsi="Garamond"/>
           <w:color w:val="1A1D21"/>
-          <w:sz w:val="22"/>
-          <w:szCs w:val="22"/>
+          <w:sz w:val="24"/>
+          <w:szCs w:val="24"/>
         </w:rPr>
         <w:t xml:space="preserve">Comprehensive technique understanding: dense retrieval, sparse retrieval, hierarchical summarisation, reranking, and LLM-based evaluation are all designed and built within a single project.</w:t>
       </w:r>
@@ -1832,15 +2009,15 @@
           <w:ilvl w:val="0"/>
           <w:numId w:val="2"/>
         </w:numPr>
-        <w:spacing w:after="100" w:line="264" w:lineRule="auto"/>
+        <w:spacing w:after="110" w:line="288" w:lineRule="auto"/>
         <w:jc w:val="both"/>
       </w:pPr>
       <w:r>
         <w:rPr>
-          <w:rFonts w:ascii="Optima" w:cs="Optima" w:eastAsia="Optima" w:hAnsi="Optima"/>
+          <w:rFonts w:ascii="Garamond" w:cs="Garamond" w:eastAsia="Garamond" w:hAnsi="Garamond"/>
           <w:color w:val="1A1D21"/>
-          <w:sz w:val="22"/>
-          <w:szCs w:val="22"/>
+          <w:sz w:val="24"/>
+          <w:szCs w:val="24"/>
         </w:rPr>
         <w:t xml:space="preserve">Originality: the cross-family generator/critic adversarial verification pipeline and the disjoint three-set (PQ/GQ/JEQ) evaluation design are original contributions to constructing an M.Sc.-scale RAG benchmark without manual annotation at scale.</w:t>
       </w:r>
@@ -1852,15 +2029,15 @@
           <w:ilvl w:val="0"/>
           <w:numId w:val="2"/>
         </w:numPr>
-        <w:spacing w:after="100" w:line="264" w:lineRule="auto"/>
+        <w:spacing w:after="110" w:line="288" w:lineRule="auto"/>
         <w:jc w:val="both"/>
       </w:pPr>
       <w:r>
         <w:rPr>
-          <w:rFonts w:ascii="Optima" w:cs="Optima" w:eastAsia="Optima" w:hAnsi="Optima"/>
+          <w:rFonts w:ascii="Garamond" w:cs="Garamond" w:eastAsia="Garamond" w:hAnsi="Garamond"/>
           <w:color w:val="1A1D21"/>
-          <w:sz w:val="22"/>
-          <w:szCs w:val="22"/>
+          <w:sz w:val="24"/>
+          <w:szCs w:val="24"/>
         </w:rPr>
         <w:t xml:space="preserve">Sound judgement under incomplete information: deliberate, documented scoping decisions, such as dropping a metadata pre-filter and accepting a token-per-day-bound runtime, demonstrate judgement under real resource constraints.</w:t>
       </w:r>
@@ -1872,15 +2049,15 @@
           <w:ilvl w:val="0"/>
           <w:numId w:val="2"/>
         </w:numPr>
-        <w:spacing w:after="100" w:line="264" w:lineRule="auto"/>
+        <w:spacing w:after="110" w:line="288" w:lineRule="auto"/>
         <w:jc w:val="both"/>
       </w:pPr>
       <w:r>
         <w:rPr>
-          <w:rFonts w:ascii="Optima" w:cs="Optima" w:eastAsia="Optima" w:hAnsi="Optima"/>
+          <w:rFonts w:ascii="Garamond" w:cs="Garamond" w:eastAsia="Garamond" w:hAnsi="Garamond"/>
           <w:color w:val="1A1D21"/>
-          <w:sz w:val="22"/>
-          <w:szCs w:val="22"/>
+          <w:sz w:val="24"/>
+          <w:szCs w:val="24"/>
         </w:rPr>
         <w:t xml:space="preserve">Self-direction: a solo ten-week build plan run entirely on free-tier infrastructure with no managed budget, together with critical self-evaluation of the project’s own statistical limitations, demonstrates autonomous planning.</w:t>
       </w:r>
@@ -1888,31 +2065,34 @@
     <w:p>
       <w:pPr>
         <w:pStyle w:val="Heading1"/>
-        <w:spacing w:after="160" w:before="360"/>
-      </w:pPr>
-      <w:r>
-        <w:rPr>
-          <w:rFonts w:ascii="Optima" w:cs="Optima" w:eastAsia="Optima" w:hAnsi="Optima"/>
+        <w:pBdr>
+          <w:bottom w:val="single" w:color="15406B" w:sz="8" w:space="6"/>
+        </w:pBdr>
+        <w:spacing w:after="220" w:before="440"/>
+      </w:pPr>
+      <w:r>
+        <w:rPr>
+          <w:rFonts w:ascii="Garamond" w:cs="Garamond" w:eastAsia="Garamond" w:hAnsi="Garamond"/>
           <w:b/>
           <w:bCs/>
           <w:color w:val="0A1F33"/>
-          <w:sz w:val="36"/>
-          <w:szCs w:val="36"/>
+          <w:sz w:val="40"/>
+          <w:szCs w:val="40"/>
         </w:rPr>
         <w:t xml:space="preserve">9. UI/UX Mockup</w:t>
       </w:r>
     </w:p>
     <w:p>
       <w:pPr>
-        <w:spacing w:after="160" w:before="0" w:line="264" w:lineRule="auto"/>
+        <w:spacing w:after="180" w:before="0" w:line="288" w:lineRule="auto"/>
         <w:jc w:val="both"/>
       </w:pPr>
       <w:r>
         <w:rPr>
-          <w:rFonts w:ascii="Optima" w:cs="Optima" w:eastAsia="Optima" w:hAnsi="Optima"/>
+          <w:rFonts w:ascii="Garamond" w:cs="Garamond" w:eastAsia="Garamond" w:hAnsi="Garamond"/>
           <w:color w:val="1A1D21"/>
-          <w:sz w:val="22"/>
-          <w:szCs w:val="22"/>
+          <w:sz w:val="24"/>
+          <w:szCs w:val="24"/>
         </w:rPr>
         <w:t xml:space="preserve">This is a research and benchmarking system rather than an end-user application, so its principal “interface” is the results comparison view produced at the end of the run and consulted directly in the dissertation analysis. A wireframe sketch of this planned output is shown below.</w:t>
       </w:r>
@@ -1949,10 +2129,10 @@
             </w:tcBorders>
             <w:shd w:fill="15406B" w:val="clear"/>
             <w:tcMar>
-              <w:top w:type="dxa" w:w="60"/>
-              <w:left w:type="dxa" w:w="100"/>
-              <w:bottom w:type="dxa" w:w="60"/>
-              <w:right w:type="dxa" w:w="100"/>
+              <w:top w:type="dxa" w:w="70"/>
+              <w:left w:type="dxa" w:w="110"/>
+              <w:bottom w:type="dxa" w:w="70"/>
+              <w:right w:type="dxa" w:w="110"/>
             </w:tcMar>
             <w:vAlign w:val="center"/>
           </w:tcPr>
@@ -1968,8 +2148,8 @@
                 <w:i w:val="false"/>
                 <w:iCs w:val="false"/>
                 <w:color w:val="FFFFFF"/>
-                <w:sz w:val="19"/>
-                <w:szCs w:val="19"/>
+                <w:sz w:val="20"/>
+                <w:szCs w:val="20"/>
               </w:rPr>
               <w:t xml:space="preserve">Pipeline</w:t>
             </w:r>
@@ -1986,10 +2166,10 @@
             </w:tcBorders>
             <w:shd w:fill="15406B" w:val="clear"/>
             <w:tcMar>
-              <w:top w:type="dxa" w:w="60"/>
-              <w:left w:type="dxa" w:w="100"/>
-              <w:bottom w:type="dxa" w:w="60"/>
-              <w:right w:type="dxa" w:w="100"/>
+              <w:top w:type="dxa" w:w="70"/>
+              <w:left w:type="dxa" w:w="110"/>
+              <w:bottom w:type="dxa" w:w="70"/>
+              <w:right w:type="dxa" w:w="110"/>
             </w:tcMar>
             <w:vAlign w:val="center"/>
           </w:tcPr>
@@ -2005,8 +2185,8 @@
                 <w:i w:val="false"/>
                 <w:iCs w:val="false"/>
                 <w:color w:val="FFFFFF"/>
-                <w:sz w:val="19"/>
-                <w:szCs w:val="19"/>
+                <w:sz w:val="20"/>
+                <w:szCs w:val="20"/>
               </w:rPr>
               <w:t xml:space="preserve">K</w:t>
             </w:r>
@@ -2023,10 +2203,10 @@
             </w:tcBorders>
             <w:shd w:fill="15406B" w:val="clear"/>
             <w:tcMar>
-              <w:top w:type="dxa" w:w="60"/>
-              <w:left w:type="dxa" w:w="100"/>
-              <w:bottom w:type="dxa" w:w="60"/>
-              <w:right w:type="dxa" w:w="100"/>
+              <w:top w:type="dxa" w:w="70"/>
+              <w:left w:type="dxa" w:w="110"/>
+              <w:bottom w:type="dxa" w:w="70"/>
+              <w:right w:type="dxa" w:w="110"/>
             </w:tcMar>
             <w:vAlign w:val="center"/>
           </w:tcPr>
@@ -2042,8 +2222,8 @@
                 <w:i w:val="false"/>
                 <w:iCs w:val="false"/>
                 <w:color w:val="FFFFFF"/>
-                <w:sz w:val="19"/>
-                <w:szCs w:val="19"/>
+                <w:sz w:val="20"/>
+                <w:szCs w:val="20"/>
               </w:rPr>
               <w:t xml:space="preserve">Precision@K</w:t>
             </w:r>
@@ -2060,10 +2240,10 @@
             </w:tcBorders>
             <w:shd w:fill="15406B" w:val="clear"/>
             <w:tcMar>
-              <w:top w:type="dxa" w:w="60"/>
-              <w:left w:type="dxa" w:w="100"/>
-              <w:bottom w:type="dxa" w:w="60"/>
-              <w:right w:type="dxa" w:w="100"/>
+              <w:top w:type="dxa" w:w="70"/>
+              <w:left w:type="dxa" w:w="110"/>
+              <w:bottom w:type="dxa" w:w="70"/>
+              <w:right w:type="dxa" w:w="110"/>
             </w:tcMar>
             <w:vAlign w:val="center"/>
           </w:tcPr>
@@ -2079,8 +2259,8 @@
                 <w:i w:val="false"/>
                 <w:iCs w:val="false"/>
                 <w:color w:val="FFFFFF"/>
-                <w:sz w:val="19"/>
-                <w:szCs w:val="19"/>
+                <w:sz w:val="20"/>
+                <w:szCs w:val="20"/>
               </w:rPr>
               <w:t xml:space="preserve">Recall@K</w:t>
             </w:r>
@@ -2097,10 +2277,10 @@
             </w:tcBorders>
             <w:shd w:fill="15406B" w:val="clear"/>
             <w:tcMar>
-              <w:top w:type="dxa" w:w="60"/>
-              <w:left w:type="dxa" w:w="100"/>
-              <w:bottom w:type="dxa" w:w="60"/>
-              <w:right w:type="dxa" w:w="100"/>
+              <w:top w:type="dxa" w:w="70"/>
+              <w:left w:type="dxa" w:w="110"/>
+              <w:bottom w:type="dxa" w:w="70"/>
+              <w:right w:type="dxa" w:w="110"/>
             </w:tcMar>
             <w:vAlign w:val="center"/>
           </w:tcPr>
@@ -2116,8 +2296,8 @@
                 <w:i w:val="false"/>
                 <w:iCs w:val="false"/>
                 <w:color w:val="FFFFFF"/>
-                <w:sz w:val="19"/>
-                <w:szCs w:val="19"/>
+                <w:sz w:val="20"/>
+                <w:szCs w:val="20"/>
               </w:rPr>
               <w:t xml:space="preserve">Judge Score</w:t>
             </w:r>
@@ -2134,10 +2314,10 @@
             </w:tcBorders>
             <w:shd w:fill="15406B" w:val="clear"/>
             <w:tcMar>
-              <w:top w:type="dxa" w:w="60"/>
-              <w:left w:type="dxa" w:w="100"/>
-              <w:bottom w:type="dxa" w:w="60"/>
-              <w:right w:type="dxa" w:w="100"/>
+              <w:top w:type="dxa" w:w="70"/>
+              <w:left w:type="dxa" w:w="110"/>
+              <w:bottom w:type="dxa" w:w="70"/>
+              <w:right w:type="dxa" w:w="110"/>
             </w:tcMar>
             <w:vAlign w:val="center"/>
           </w:tcPr>
@@ -2153,8 +2333,8 @@
                 <w:i w:val="false"/>
                 <w:iCs w:val="false"/>
                 <w:color w:val="FFFFFF"/>
-                <w:sz w:val="19"/>
-                <w:szCs w:val="19"/>
+                <w:sz w:val="20"/>
+                <w:szCs w:val="20"/>
               </w:rPr>
               <w:t xml:space="preserve">Latency (s)</w:t>
             </w:r>
@@ -2173,27 +2353,27 @@
             </w:tcBorders>
             <w:shd w:fill="FFFFFF" w:val="clear"/>
             <w:tcMar>
-              <w:top w:type="dxa" w:w="60"/>
-              <w:left w:type="dxa" w:w="100"/>
-              <w:bottom w:type="dxa" w:w="60"/>
-              <w:right w:type="dxa" w:w="100"/>
-            </w:tcMar>
-            <w:vAlign w:val="center"/>
-          </w:tcPr>
-          <w:p>
-            <w:pPr>
-              <w:jc w:val="left"/>
-            </w:pPr>
-            <w:r>
-              <w:rPr>
-                <w:rFonts w:ascii="Calibri" w:cs="Calibri" w:eastAsia="Calibri" w:hAnsi="Calibri"/>
-                <w:b w:val="false"/>
-                <w:bCs w:val="false"/>
-                <w:i w:val="false"/>
-                <w:iCs w:val="false"/>
-                <w:color w:val="1A1D21"/>
-                <w:sz w:val="18"/>
-                <w:szCs w:val="18"/>
+              <w:top w:type="dxa" w:w="70"/>
+              <w:left w:type="dxa" w:w="110"/>
+              <w:bottom w:type="dxa" w:w="70"/>
+              <w:right w:type="dxa" w:w="110"/>
+            </w:tcMar>
+            <w:vAlign w:val="center"/>
+          </w:tcPr>
+          <w:p>
+            <w:pPr>
+              <w:jc w:val="left"/>
+            </w:pPr>
+            <w:r>
+              <w:rPr>
+                <w:rFonts w:ascii="Calibri" w:cs="Calibri" w:eastAsia="Calibri" w:hAnsi="Calibri"/>
+                <w:b w:val="false"/>
+                <w:bCs w:val="false"/>
+                <w:i w:val="false"/>
+                <w:iCs w:val="false"/>
+                <w:color w:val="1A1D21"/>
+                <w:sz w:val="19"/>
+                <w:szCs w:val="19"/>
               </w:rPr>
               <w:t xml:space="preserve">P1_vector</w:t>
             </w:r>
@@ -2210,10 +2390,10 @@
             </w:tcBorders>
             <w:shd w:fill="FFFFFF" w:val="clear"/>
             <w:tcMar>
-              <w:top w:type="dxa" w:w="60"/>
-              <w:left w:type="dxa" w:w="100"/>
-              <w:bottom w:type="dxa" w:w="60"/>
-              <w:right w:type="dxa" w:w="100"/>
+              <w:top w:type="dxa" w:w="70"/>
+              <w:left w:type="dxa" w:w="110"/>
+              <w:bottom w:type="dxa" w:w="70"/>
+              <w:right w:type="dxa" w:w="110"/>
             </w:tcMar>
             <w:vAlign w:val="center"/>
           </w:tcPr>
@@ -2229,8 +2409,8 @@
                 <w:i w:val="false"/>
                 <w:iCs w:val="false"/>
                 <w:color w:val="1A1D21"/>
-                <w:sz w:val="18"/>
-                <w:szCs w:val="18"/>
+                <w:sz w:val="19"/>
+                <w:szCs w:val="19"/>
               </w:rPr>
               <w:t xml:space="preserve">5</w:t>
             </w:r>
@@ -2247,10 +2427,10 @@
             </w:tcBorders>
             <w:shd w:fill="FFFFFF" w:val="clear"/>
             <w:tcMar>
-              <w:top w:type="dxa" w:w="60"/>
-              <w:left w:type="dxa" w:w="100"/>
-              <w:bottom w:type="dxa" w:w="60"/>
-              <w:right w:type="dxa" w:w="100"/>
+              <w:top w:type="dxa" w:w="70"/>
+              <w:left w:type="dxa" w:w="110"/>
+              <w:bottom w:type="dxa" w:w="70"/>
+              <w:right w:type="dxa" w:w="110"/>
             </w:tcMar>
             <w:vAlign w:val="center"/>
           </w:tcPr>
@@ -2266,8 +2446,8 @@
                 <w:i w:val="false"/>
                 <w:iCs w:val="false"/>
                 <w:color w:val="1A1D21"/>
-                <w:sz w:val="18"/>
-                <w:szCs w:val="18"/>
+                <w:sz w:val="19"/>
+                <w:szCs w:val="19"/>
               </w:rPr>
               <w:t xml:space="preserve">0.62</w:t>
             </w:r>
@@ -2284,10 +2464,10 @@
             </w:tcBorders>
             <w:shd w:fill="FFFFFF" w:val="clear"/>
             <w:tcMar>
-              <w:top w:type="dxa" w:w="60"/>
-              <w:left w:type="dxa" w:w="100"/>
-              <w:bottom w:type="dxa" w:w="60"/>
-              <w:right w:type="dxa" w:w="100"/>
+              <w:top w:type="dxa" w:w="70"/>
+              <w:left w:type="dxa" w:w="110"/>
+              <w:bottom w:type="dxa" w:w="70"/>
+              <w:right w:type="dxa" w:w="110"/>
             </w:tcMar>
             <w:vAlign w:val="center"/>
           </w:tcPr>
@@ -2303,8 +2483,8 @@
                 <w:i w:val="false"/>
                 <w:iCs w:val="false"/>
                 <w:color w:val="1A1D21"/>
-                <w:sz w:val="18"/>
-                <w:szCs w:val="18"/>
+                <w:sz w:val="19"/>
+                <w:szCs w:val="19"/>
               </w:rPr>
               <w:t xml:space="preserve">0.81</w:t>
             </w:r>
@@ -2321,10 +2501,10 @@
             </w:tcBorders>
             <w:shd w:fill="FFFFFF" w:val="clear"/>
             <w:tcMar>
-              <w:top w:type="dxa" w:w="60"/>
-              <w:left w:type="dxa" w:w="100"/>
-              <w:bottom w:type="dxa" w:w="60"/>
-              <w:right w:type="dxa" w:w="100"/>
+              <w:top w:type="dxa" w:w="70"/>
+              <w:left w:type="dxa" w:w="110"/>
+              <w:bottom w:type="dxa" w:w="70"/>
+              <w:right w:type="dxa" w:w="110"/>
             </w:tcMar>
             <w:vAlign w:val="center"/>
           </w:tcPr>
@@ -2340,8 +2520,8 @@
                 <w:i w:val="false"/>
                 <w:iCs w:val="false"/>
                 <w:color w:val="1A1D21"/>
-                <w:sz w:val="18"/>
-                <w:szCs w:val="18"/>
+                <w:sz w:val="19"/>
+                <w:szCs w:val="19"/>
               </w:rPr>
               <w:t xml:space="preserve">8.1</w:t>
             </w:r>
@@ -2358,10 +2538,10 @@
             </w:tcBorders>
             <w:shd w:fill="FFFFFF" w:val="clear"/>
             <w:tcMar>
-              <w:top w:type="dxa" w:w="60"/>
-              <w:left w:type="dxa" w:w="100"/>
-              <w:bottom w:type="dxa" w:w="60"/>
-              <w:right w:type="dxa" w:w="100"/>
+              <w:top w:type="dxa" w:w="70"/>
+              <w:left w:type="dxa" w:w="110"/>
+              <w:bottom w:type="dxa" w:w="70"/>
+              <w:right w:type="dxa" w:w="110"/>
             </w:tcMar>
             <w:vAlign w:val="center"/>
           </w:tcPr>
@@ -2377,8 +2557,8 @@
                 <w:i w:val="false"/>
                 <w:iCs w:val="false"/>
                 <w:color w:val="1A1D21"/>
-                <w:sz w:val="18"/>
-                <w:szCs w:val="18"/>
+                <w:sz w:val="19"/>
+                <w:szCs w:val="19"/>
               </w:rPr>
               <w:t xml:space="preserve">1.84</w:t>
             </w:r>
@@ -2397,27 +2577,27 @@
             </w:tcBorders>
             <w:shd w:fill="F2F6FA" w:val="clear"/>
             <w:tcMar>
-              <w:top w:type="dxa" w:w="60"/>
-              <w:left w:type="dxa" w:w="100"/>
-              <w:bottom w:type="dxa" w:w="60"/>
-              <w:right w:type="dxa" w:w="100"/>
-            </w:tcMar>
-            <w:vAlign w:val="center"/>
-          </w:tcPr>
-          <w:p>
-            <w:pPr>
-              <w:jc w:val="left"/>
-            </w:pPr>
-            <w:r>
-              <w:rPr>
-                <w:rFonts w:ascii="Calibri" w:cs="Calibri" w:eastAsia="Calibri" w:hAnsi="Calibri"/>
-                <w:b w:val="false"/>
-                <w:bCs w:val="false"/>
-                <w:i w:val="false"/>
-                <w:iCs w:val="false"/>
-                <w:color w:val="1A1D21"/>
-                <w:sz w:val="18"/>
-                <w:szCs w:val="18"/>
+              <w:top w:type="dxa" w:w="70"/>
+              <w:left w:type="dxa" w:w="110"/>
+              <w:bottom w:type="dxa" w:w="70"/>
+              <w:right w:type="dxa" w:w="110"/>
+            </w:tcMar>
+            <w:vAlign w:val="center"/>
+          </w:tcPr>
+          <w:p>
+            <w:pPr>
+              <w:jc w:val="left"/>
+            </w:pPr>
+            <w:r>
+              <w:rPr>
+                <w:rFonts w:ascii="Calibri" w:cs="Calibri" w:eastAsia="Calibri" w:hAnsi="Calibri"/>
+                <w:b w:val="false"/>
+                <w:bCs w:val="false"/>
+                <w:i w:val="false"/>
+                <w:iCs w:val="false"/>
+                <w:color w:val="1A1D21"/>
+                <w:sz w:val="19"/>
+                <w:szCs w:val="19"/>
               </w:rPr>
               <w:t xml:space="preserve">P2_bm25</w:t>
             </w:r>
@@ -2434,10 +2614,10 @@
             </w:tcBorders>
             <w:shd w:fill="F2F6FA" w:val="clear"/>
             <w:tcMar>
-              <w:top w:type="dxa" w:w="60"/>
-              <w:left w:type="dxa" w:w="100"/>
-              <w:bottom w:type="dxa" w:w="60"/>
-              <w:right w:type="dxa" w:w="100"/>
+              <w:top w:type="dxa" w:w="70"/>
+              <w:left w:type="dxa" w:w="110"/>
+              <w:bottom w:type="dxa" w:w="70"/>
+              <w:right w:type="dxa" w:w="110"/>
             </w:tcMar>
             <w:vAlign w:val="center"/>
           </w:tcPr>
@@ -2453,8 +2633,8 @@
                 <w:i w:val="false"/>
                 <w:iCs w:val="false"/>
                 <w:color w:val="1A1D21"/>
-                <w:sz w:val="18"/>
-                <w:szCs w:val="18"/>
+                <w:sz w:val="19"/>
+                <w:szCs w:val="19"/>
               </w:rPr>
               <w:t xml:space="preserve">5</w:t>
             </w:r>
@@ -2471,10 +2651,10 @@
             </w:tcBorders>
             <w:shd w:fill="F2F6FA" w:val="clear"/>
             <w:tcMar>
-              <w:top w:type="dxa" w:w="60"/>
-              <w:left w:type="dxa" w:w="100"/>
-              <w:bottom w:type="dxa" w:w="60"/>
-              <w:right w:type="dxa" w:w="100"/>
+              <w:top w:type="dxa" w:w="70"/>
+              <w:left w:type="dxa" w:w="110"/>
+              <w:bottom w:type="dxa" w:w="70"/>
+              <w:right w:type="dxa" w:w="110"/>
             </w:tcMar>
             <w:vAlign w:val="center"/>
           </w:tcPr>
@@ -2490,8 +2670,8 @@
                 <w:i w:val="false"/>
                 <w:iCs w:val="false"/>
                 <w:color w:val="1A1D21"/>
-                <w:sz w:val="18"/>
-                <w:szCs w:val="18"/>
+                <w:sz w:val="19"/>
+                <w:szCs w:val="19"/>
               </w:rPr>
               <w:t xml:space="preserve">0.54</w:t>
             </w:r>
@@ -2508,10 +2688,10 @@
             </w:tcBorders>
             <w:shd w:fill="F2F6FA" w:val="clear"/>
             <w:tcMar>
-              <w:top w:type="dxa" w:w="60"/>
-              <w:left w:type="dxa" w:w="100"/>
-              <w:bottom w:type="dxa" w:w="60"/>
-              <w:right w:type="dxa" w:w="100"/>
+              <w:top w:type="dxa" w:w="70"/>
+              <w:left w:type="dxa" w:w="110"/>
+              <w:bottom w:type="dxa" w:w="70"/>
+              <w:right w:type="dxa" w:w="110"/>
             </w:tcMar>
             <w:vAlign w:val="center"/>
           </w:tcPr>
@@ -2527,8 +2707,8 @@
                 <w:i w:val="false"/>
                 <w:iCs w:val="false"/>
                 <w:color w:val="1A1D21"/>
-                <w:sz w:val="18"/>
-                <w:szCs w:val="18"/>
+                <w:sz w:val="19"/>
+                <w:szCs w:val="19"/>
               </w:rPr>
               <w:t xml:space="preserve">0.73</w:t>
             </w:r>
@@ -2545,10 +2725,10 @@
             </w:tcBorders>
             <w:shd w:fill="F2F6FA" w:val="clear"/>
             <w:tcMar>
-              <w:top w:type="dxa" w:w="60"/>
-              <w:left w:type="dxa" w:w="100"/>
-              <w:bottom w:type="dxa" w:w="60"/>
-              <w:right w:type="dxa" w:w="100"/>
+              <w:top w:type="dxa" w:w="70"/>
+              <w:left w:type="dxa" w:w="110"/>
+              <w:bottom w:type="dxa" w:w="70"/>
+              <w:right w:type="dxa" w:w="110"/>
             </w:tcMar>
             <w:vAlign w:val="center"/>
           </w:tcPr>
@@ -2564,8 +2744,8 @@
                 <w:i w:val="false"/>
                 <w:iCs w:val="false"/>
                 <w:color w:val="1A1D21"/>
-                <w:sz w:val="18"/>
-                <w:szCs w:val="18"/>
+                <w:sz w:val="19"/>
+                <w:szCs w:val="19"/>
               </w:rPr>
               <w:t xml:space="preserve">7.0</w:t>
             </w:r>
@@ -2582,10 +2762,10 @@
             </w:tcBorders>
             <w:shd w:fill="F2F6FA" w:val="clear"/>
             <w:tcMar>
-              <w:top w:type="dxa" w:w="60"/>
-              <w:left w:type="dxa" w:w="100"/>
-              <w:bottom w:type="dxa" w:w="60"/>
-              <w:right w:type="dxa" w:w="100"/>
+              <w:top w:type="dxa" w:w="70"/>
+              <w:left w:type="dxa" w:w="110"/>
+              <w:bottom w:type="dxa" w:w="70"/>
+              <w:right w:type="dxa" w:w="110"/>
             </w:tcMar>
             <w:vAlign w:val="center"/>
           </w:tcPr>
@@ -2601,8 +2781,8 @@
                 <w:i w:val="false"/>
                 <w:iCs w:val="false"/>
                 <w:color w:val="1A1D21"/>
-                <w:sz w:val="18"/>
-                <w:szCs w:val="18"/>
+                <w:sz w:val="19"/>
+                <w:szCs w:val="19"/>
               </w:rPr>
               <w:t xml:space="preserve">0.91</w:t>
             </w:r>
@@ -2621,27 +2801,27 @@
             </w:tcBorders>
             <w:shd w:fill="FFFFFF" w:val="clear"/>
             <w:tcMar>
-              <w:top w:type="dxa" w:w="60"/>
-              <w:left w:type="dxa" w:w="100"/>
-              <w:bottom w:type="dxa" w:w="60"/>
-              <w:right w:type="dxa" w:w="100"/>
-            </w:tcMar>
-            <w:vAlign w:val="center"/>
-          </w:tcPr>
-          <w:p>
-            <w:pPr>
-              <w:jc w:val="left"/>
-            </w:pPr>
-            <w:r>
-              <w:rPr>
-                <w:rFonts w:ascii="Calibri" w:cs="Calibri" w:eastAsia="Calibri" w:hAnsi="Calibri"/>
-                <w:b w:val="false"/>
-                <w:bCs w:val="false"/>
-                <w:i w:val="false"/>
-                <w:iCs w:val="false"/>
-                <w:color w:val="1A1D21"/>
-                <w:sz w:val="18"/>
-                <w:szCs w:val="18"/>
+              <w:top w:type="dxa" w:w="70"/>
+              <w:left w:type="dxa" w:w="110"/>
+              <w:bottom w:type="dxa" w:w="70"/>
+              <w:right w:type="dxa" w:w="110"/>
+            </w:tcMar>
+            <w:vAlign w:val="center"/>
+          </w:tcPr>
+          <w:p>
+            <w:pPr>
+              <w:jc w:val="left"/>
+            </w:pPr>
+            <w:r>
+              <w:rPr>
+                <w:rFonts w:ascii="Calibri" w:cs="Calibri" w:eastAsia="Calibri" w:hAnsi="Calibri"/>
+                <w:b w:val="false"/>
+                <w:bCs w:val="false"/>
+                <w:i w:val="false"/>
+                <w:iCs w:val="false"/>
+                <w:color w:val="1A1D21"/>
+                <w:sz w:val="19"/>
+                <w:szCs w:val="19"/>
               </w:rPr>
               <w:t xml:space="preserve">P3_structural</w:t>
             </w:r>
@@ -2658,10 +2838,10 @@
             </w:tcBorders>
             <w:shd w:fill="FFFFFF" w:val="clear"/>
             <w:tcMar>
-              <w:top w:type="dxa" w:w="60"/>
-              <w:left w:type="dxa" w:w="100"/>
-              <w:bottom w:type="dxa" w:w="60"/>
-              <w:right w:type="dxa" w:w="100"/>
+              <w:top w:type="dxa" w:w="70"/>
+              <w:left w:type="dxa" w:w="110"/>
+              <w:bottom w:type="dxa" w:w="70"/>
+              <w:right w:type="dxa" w:w="110"/>
             </w:tcMar>
             <w:vAlign w:val="center"/>
           </w:tcPr>
@@ -2677,8 +2857,8 @@
                 <w:i w:val="false"/>
                 <w:iCs w:val="false"/>
                 <w:color w:val="1A1D21"/>
-                <w:sz w:val="18"/>
-                <w:szCs w:val="18"/>
+                <w:sz w:val="19"/>
+                <w:szCs w:val="19"/>
               </w:rPr>
               <w:t xml:space="preserve">5</w:t>
             </w:r>
@@ -2695,10 +2875,10 @@
             </w:tcBorders>
             <w:shd w:fill="FFFFFF" w:val="clear"/>
             <w:tcMar>
-              <w:top w:type="dxa" w:w="60"/>
-              <w:left w:type="dxa" w:w="100"/>
-              <w:bottom w:type="dxa" w:w="60"/>
-              <w:right w:type="dxa" w:w="100"/>
+              <w:top w:type="dxa" w:w="70"/>
+              <w:left w:type="dxa" w:w="110"/>
+              <w:bottom w:type="dxa" w:w="70"/>
+              <w:right w:type="dxa" w:w="110"/>
             </w:tcMar>
             <w:vAlign w:val="center"/>
           </w:tcPr>
@@ -2714,8 +2894,8 @@
                 <w:i w:val="false"/>
                 <w:iCs w:val="false"/>
                 <w:color w:val="1A1D21"/>
-                <w:sz w:val="18"/>
-                <w:szCs w:val="18"/>
+                <w:sz w:val="19"/>
+                <w:szCs w:val="19"/>
               </w:rPr>
               <w:t xml:space="preserve">0.41</w:t>
             </w:r>
@@ -2732,10 +2912,10 @@
             </w:tcBorders>
             <w:shd w:fill="FFFFFF" w:val="clear"/>
             <w:tcMar>
-              <w:top w:type="dxa" w:w="60"/>
-              <w:left w:type="dxa" w:w="100"/>
-              <w:bottom w:type="dxa" w:w="60"/>
-              <w:right w:type="dxa" w:w="100"/>
+              <w:top w:type="dxa" w:w="70"/>
+              <w:left w:type="dxa" w:w="110"/>
+              <w:bottom w:type="dxa" w:w="70"/>
+              <w:right w:type="dxa" w:w="110"/>
             </w:tcMar>
             <w:vAlign w:val="center"/>
           </w:tcPr>
@@ -2751,8 +2931,8 @@
                 <w:i w:val="false"/>
                 <w:iCs w:val="false"/>
                 <w:color w:val="1A1D21"/>
-                <w:sz w:val="18"/>
-                <w:szCs w:val="18"/>
+                <w:sz w:val="19"/>
+                <w:szCs w:val="19"/>
               </w:rPr>
               <w:t xml:space="preserve">0.66</w:t>
             </w:r>
@@ -2769,10 +2949,10 @@
             </w:tcBorders>
             <w:shd w:fill="FFFFFF" w:val="clear"/>
             <w:tcMar>
-              <w:top w:type="dxa" w:w="60"/>
-              <w:left w:type="dxa" w:w="100"/>
-              <w:bottom w:type="dxa" w:w="60"/>
-              <w:right w:type="dxa" w:w="100"/>
+              <w:top w:type="dxa" w:w="70"/>
+              <w:left w:type="dxa" w:w="110"/>
+              <w:bottom w:type="dxa" w:w="70"/>
+              <w:right w:type="dxa" w:w="110"/>
             </w:tcMar>
             <w:vAlign w:val="center"/>
           </w:tcPr>
@@ -2788,8 +2968,8 @@
                 <w:i w:val="false"/>
                 <w:iCs w:val="false"/>
                 <w:color w:val="1A1D21"/>
-                <w:sz w:val="18"/>
-                <w:szCs w:val="18"/>
+                <w:sz w:val="19"/>
+                <w:szCs w:val="19"/>
               </w:rPr>
               <w:t xml:space="preserve">6.4</w:t>
             </w:r>
@@ -2806,10 +2986,10 @@
             </w:tcBorders>
             <w:shd w:fill="FFFFFF" w:val="clear"/>
             <w:tcMar>
-              <w:top w:type="dxa" w:w="60"/>
-              <w:left w:type="dxa" w:w="100"/>
-              <w:bottom w:type="dxa" w:w="60"/>
-              <w:right w:type="dxa" w:w="100"/>
+              <w:top w:type="dxa" w:w="70"/>
+              <w:left w:type="dxa" w:w="110"/>
+              <w:bottom w:type="dxa" w:w="70"/>
+              <w:right w:type="dxa" w:w="110"/>
             </w:tcMar>
             <w:vAlign w:val="center"/>
           </w:tcPr>
@@ -2825,8 +3005,8 @@
                 <w:i w:val="false"/>
                 <w:iCs w:val="false"/>
                 <w:color w:val="1A1D21"/>
-                <w:sz w:val="18"/>
-                <w:szCs w:val="18"/>
+                <w:sz w:val="19"/>
+                <w:szCs w:val="19"/>
               </w:rPr>
               <w:t xml:space="preserve">1.10</w:t>
             </w:r>
@@ -2836,7 +3016,7 @@
     </w:tbl>
     <w:p>
       <w:pPr>
-        <w:spacing w:after="220" w:before="80"/>
+        <w:spacing w:after="240" w:before="90"/>
         <w:jc w:val="center"/>
       </w:pPr>
       <w:r>
@@ -2845,8 +3025,8 @@
           <w:i/>
           <w:iCs/>
           <w:color w:val="44494F"/>
-          <w:sz w:val="19"/>
-          <w:szCs w:val="19"/>
+          <w:sz w:val="20"/>
+          <w:szCs w:val="20"/>
         </w:rPr>
         <w:t xml:space="preserve">Figure 09.01: Results Comparison View (Wireframe, illustrative placeholder values, not final results)</w:t>
       </w:r>
@@ -2854,31 +3034,34 @@
     <w:p>
       <w:pPr>
         <w:pStyle w:val="Heading1"/>
-        <w:spacing w:after="160" w:before="360"/>
-      </w:pPr>
-      <w:r>
-        <w:rPr>
-          <w:rFonts w:ascii="Optima" w:cs="Optima" w:eastAsia="Optima" w:hAnsi="Optima"/>
+        <w:pBdr>
+          <w:bottom w:val="single" w:color="15406B" w:sz="8" w:space="6"/>
+        </w:pBdr>
+        <w:spacing w:after="220" w:before="440"/>
+      </w:pPr>
+      <w:r>
+        <w:rPr>
+          <w:rFonts w:ascii="Garamond" w:cs="Garamond" w:eastAsia="Garamond" w:hAnsi="Garamond"/>
           <w:b/>
           <w:bCs/>
           <w:color w:val="0A1F33"/>
-          <w:sz w:val="36"/>
-          <w:szCs w:val="36"/>
+          <w:sz w:val="40"/>
+          <w:szCs w:val="40"/>
         </w:rPr>
         <w:t xml:space="preserve">10. Project Plan</w:t>
       </w:r>
     </w:p>
     <w:p>
       <w:pPr>
-        <w:spacing w:after="160" w:before="0" w:line="264" w:lineRule="auto"/>
+        <w:spacing w:after="180" w:before="0" w:line="288" w:lineRule="auto"/>
         <w:jc w:val="both"/>
       </w:pPr>
       <w:r>
         <w:rPr>
-          <w:rFonts w:ascii="Optima" w:cs="Optima" w:eastAsia="Optima" w:hAnsi="Optima"/>
+          <w:rFonts w:ascii="Garamond" w:cs="Garamond" w:eastAsia="Garamond" w:hAnsi="Garamond"/>
           <w:color w:val="1A1D21"/>
-          <w:sz w:val="22"/>
-          <w:szCs w:val="22"/>
+          <w:sz w:val="24"/>
+          <w:szCs w:val="24"/>
         </w:rPr>
         <w:t xml:space="preserve">The build is scoped to a solo ten-week schedule, with active development substantially complete by Week 7 and the final three weeks overlapping the full benchmark run with results analysis and dissertation write-up.</w:t>
       </w:r>
@@ -2920,10 +3103,10 @@
             </w:tcBorders>
             <w:shd w:fill="15406B" w:val="clear"/>
             <w:tcMar>
-              <w:top w:type="dxa" w:w="60"/>
-              <w:left w:type="dxa" w:w="100"/>
-              <w:bottom w:type="dxa" w:w="60"/>
-              <w:right w:type="dxa" w:w="100"/>
+              <w:top w:type="dxa" w:w="70"/>
+              <w:left w:type="dxa" w:w="110"/>
+              <w:bottom w:type="dxa" w:w="70"/>
+              <w:right w:type="dxa" w:w="110"/>
             </w:tcMar>
             <w:vAlign w:val="center"/>
           </w:tcPr>
@@ -2939,8 +3122,8 @@
                 <w:i w:val="false"/>
                 <w:iCs w:val="false"/>
                 <w:color w:val="FFFFFF"/>
-                <w:sz w:val="19"/>
-                <w:szCs w:val="19"/>
+                <w:sz w:val="20"/>
+                <w:szCs w:val="20"/>
               </w:rPr>
               <w:t xml:space="preserve">Phase</w:t>
             </w:r>
@@ -2957,10 +3140,10 @@
             </w:tcBorders>
             <w:shd w:fill="15406B" w:val="clear"/>
             <w:tcMar>
-              <w:top w:type="dxa" w:w="60"/>
-              <w:left w:type="dxa" w:w="100"/>
-              <w:bottom w:type="dxa" w:w="60"/>
-              <w:right w:type="dxa" w:w="100"/>
+              <w:top w:type="dxa" w:w="70"/>
+              <w:left w:type="dxa" w:w="110"/>
+              <w:bottom w:type="dxa" w:w="70"/>
+              <w:right w:type="dxa" w:w="110"/>
             </w:tcMar>
             <w:vAlign w:val="center"/>
           </w:tcPr>
@@ -2976,8 +3159,8 @@
                 <w:i w:val="false"/>
                 <w:iCs w:val="false"/>
                 <w:color w:val="FFFFFF"/>
-                <w:sz w:val="19"/>
-                <w:szCs w:val="19"/>
+                <w:sz w:val="20"/>
+                <w:szCs w:val="20"/>
               </w:rPr>
               <w:t xml:space="preserve">W1</w:t>
             </w:r>
@@ -2994,10 +3177,10 @@
             </w:tcBorders>
             <w:shd w:fill="15406B" w:val="clear"/>
             <w:tcMar>
-              <w:top w:type="dxa" w:w="60"/>
-              <w:left w:type="dxa" w:w="100"/>
-              <w:bottom w:type="dxa" w:w="60"/>
-              <w:right w:type="dxa" w:w="100"/>
+              <w:top w:type="dxa" w:w="70"/>
+              <w:left w:type="dxa" w:w="110"/>
+              <w:bottom w:type="dxa" w:w="70"/>
+              <w:right w:type="dxa" w:w="110"/>
             </w:tcMar>
             <w:vAlign w:val="center"/>
           </w:tcPr>
@@ -3013,8 +3196,8 @@
                 <w:i w:val="false"/>
                 <w:iCs w:val="false"/>
                 <w:color w:val="FFFFFF"/>
-                <w:sz w:val="19"/>
-                <w:szCs w:val="19"/>
+                <w:sz w:val="20"/>
+                <w:szCs w:val="20"/>
               </w:rPr>
               <w:t xml:space="preserve">W2</w:t>
             </w:r>
@@ -3031,10 +3214,10 @@
             </w:tcBorders>
             <w:shd w:fill="15406B" w:val="clear"/>
             <w:tcMar>
-              <w:top w:type="dxa" w:w="60"/>
-              <w:left w:type="dxa" w:w="100"/>
-              <w:bottom w:type="dxa" w:w="60"/>
-              <w:right w:type="dxa" w:w="100"/>
+              <w:top w:type="dxa" w:w="70"/>
+              <w:left w:type="dxa" w:w="110"/>
+              <w:bottom w:type="dxa" w:w="70"/>
+              <w:right w:type="dxa" w:w="110"/>
             </w:tcMar>
             <w:vAlign w:val="center"/>
           </w:tcPr>
@@ -3050,8 +3233,8 @@
                 <w:i w:val="false"/>
                 <w:iCs w:val="false"/>
                 <w:color w:val="FFFFFF"/>
-                <w:sz w:val="19"/>
-                <w:szCs w:val="19"/>
+                <w:sz w:val="20"/>
+                <w:szCs w:val="20"/>
               </w:rPr>
               <w:t xml:space="preserve">W3</w:t>
             </w:r>
@@ -3068,10 +3251,10 @@
             </w:tcBorders>
             <w:shd w:fill="15406B" w:val="clear"/>
             <w:tcMar>
-              <w:top w:type="dxa" w:w="60"/>
-              <w:left w:type="dxa" w:w="100"/>
-              <w:bottom w:type="dxa" w:w="60"/>
-              <w:right w:type="dxa" w:w="100"/>
+              <w:top w:type="dxa" w:w="70"/>
+              <w:left w:type="dxa" w:w="110"/>
+              <w:bottom w:type="dxa" w:w="70"/>
+              <w:right w:type="dxa" w:w="110"/>
             </w:tcMar>
             <w:vAlign w:val="center"/>
           </w:tcPr>
@@ -3087,8 +3270,8 @@
                 <w:i w:val="false"/>
                 <w:iCs w:val="false"/>
                 <w:color w:val="FFFFFF"/>
-                <w:sz w:val="19"/>
-                <w:szCs w:val="19"/>
+                <w:sz w:val="20"/>
+                <w:szCs w:val="20"/>
               </w:rPr>
               <w:t xml:space="preserve">W4</w:t>
             </w:r>
@@ -3105,10 +3288,10 @@
             </w:tcBorders>
             <w:shd w:fill="15406B" w:val="clear"/>
             <w:tcMar>
-              <w:top w:type="dxa" w:w="60"/>
-              <w:left w:type="dxa" w:w="100"/>
-              <w:bottom w:type="dxa" w:w="60"/>
-              <w:right w:type="dxa" w:w="100"/>
+              <w:top w:type="dxa" w:w="70"/>
+              <w:left w:type="dxa" w:w="110"/>
+              <w:bottom w:type="dxa" w:w="70"/>
+              <w:right w:type="dxa" w:w="110"/>
             </w:tcMar>
             <w:vAlign w:val="center"/>
           </w:tcPr>
@@ -3124,8 +3307,8 @@
                 <w:i w:val="false"/>
                 <w:iCs w:val="false"/>
                 <w:color w:val="FFFFFF"/>
-                <w:sz w:val="19"/>
-                <w:szCs w:val="19"/>
+                <w:sz w:val="20"/>
+                <w:szCs w:val="20"/>
               </w:rPr>
               <w:t xml:space="preserve">W5</w:t>
             </w:r>
@@ -3142,10 +3325,10 @@
             </w:tcBorders>
             <w:shd w:fill="15406B" w:val="clear"/>
             <w:tcMar>
-              <w:top w:type="dxa" w:w="60"/>
-              <w:left w:type="dxa" w:w="100"/>
-              <w:bottom w:type="dxa" w:w="60"/>
-              <w:right w:type="dxa" w:w="100"/>
+              <w:top w:type="dxa" w:w="70"/>
+              <w:left w:type="dxa" w:w="110"/>
+              <w:bottom w:type="dxa" w:w="70"/>
+              <w:right w:type="dxa" w:w="110"/>
             </w:tcMar>
             <w:vAlign w:val="center"/>
           </w:tcPr>
@@ -3161,8 +3344,8 @@
                 <w:i w:val="false"/>
                 <w:iCs w:val="false"/>
                 <w:color w:val="FFFFFF"/>
-                <w:sz w:val="19"/>
-                <w:szCs w:val="19"/>
+                <w:sz w:val="20"/>
+                <w:szCs w:val="20"/>
               </w:rPr>
               <w:t xml:space="preserve">W6</w:t>
             </w:r>
@@ -3179,10 +3362,10 @@
             </w:tcBorders>
             <w:shd w:fill="15406B" w:val="clear"/>
             <w:tcMar>
-              <w:top w:type="dxa" w:w="60"/>
-              <w:left w:type="dxa" w:w="100"/>
-              <w:bottom w:type="dxa" w:w="60"/>
-              <w:right w:type="dxa" w:w="100"/>
+              <w:top w:type="dxa" w:w="70"/>
+              <w:left w:type="dxa" w:w="110"/>
+              <w:bottom w:type="dxa" w:w="70"/>
+              <w:right w:type="dxa" w:w="110"/>
             </w:tcMar>
             <w:vAlign w:val="center"/>
           </w:tcPr>
@@ -3198,8 +3381,8 @@
                 <w:i w:val="false"/>
                 <w:iCs w:val="false"/>
                 <w:color w:val="FFFFFF"/>
-                <w:sz w:val="19"/>
-                <w:szCs w:val="19"/>
+                <w:sz w:val="20"/>
+                <w:szCs w:val="20"/>
               </w:rPr>
               <w:t xml:space="preserve">W7</w:t>
             </w:r>
@@ -3216,10 +3399,10 @@
             </w:tcBorders>
             <w:shd w:fill="15406B" w:val="clear"/>
             <w:tcMar>
-              <w:top w:type="dxa" w:w="60"/>
-              <w:left w:type="dxa" w:w="100"/>
-              <w:bottom w:type="dxa" w:w="60"/>
-              <w:right w:type="dxa" w:w="100"/>
+              <w:top w:type="dxa" w:w="70"/>
+              <w:left w:type="dxa" w:w="110"/>
+              <w:bottom w:type="dxa" w:w="70"/>
+              <w:right w:type="dxa" w:w="110"/>
             </w:tcMar>
             <w:vAlign w:val="center"/>
           </w:tcPr>
@@ -3235,8 +3418,8 @@
                 <w:i w:val="false"/>
                 <w:iCs w:val="false"/>
                 <w:color w:val="FFFFFF"/>
-                <w:sz w:val="19"/>
-                <w:szCs w:val="19"/>
+                <w:sz w:val="20"/>
+                <w:szCs w:val="20"/>
               </w:rPr>
               <w:t xml:space="preserve">W8</w:t>
             </w:r>
@@ -3253,10 +3436,10 @@
             </w:tcBorders>
             <w:shd w:fill="15406B" w:val="clear"/>
             <w:tcMar>
-              <w:top w:type="dxa" w:w="60"/>
-              <w:left w:type="dxa" w:w="100"/>
-              <w:bottom w:type="dxa" w:w="60"/>
-              <w:right w:type="dxa" w:w="100"/>
+              <w:top w:type="dxa" w:w="70"/>
+              <w:left w:type="dxa" w:w="110"/>
+              <w:bottom w:type="dxa" w:w="70"/>
+              <w:right w:type="dxa" w:w="110"/>
             </w:tcMar>
             <w:vAlign w:val="center"/>
           </w:tcPr>
@@ -3272,8 +3455,8 @@
                 <w:i w:val="false"/>
                 <w:iCs w:val="false"/>
                 <w:color w:val="FFFFFF"/>
-                <w:sz w:val="19"/>
-                <w:szCs w:val="19"/>
+                <w:sz w:val="20"/>
+                <w:szCs w:val="20"/>
               </w:rPr>
               <w:t xml:space="preserve">W9</w:t>
             </w:r>
@@ -3290,10 +3473,10 @@
             </w:tcBorders>
             <w:shd w:fill="15406B" w:val="clear"/>
             <w:tcMar>
-              <w:top w:type="dxa" w:w="60"/>
-              <w:left w:type="dxa" w:w="100"/>
-              <w:bottom w:type="dxa" w:w="60"/>
-              <w:right w:type="dxa" w:w="100"/>
+              <w:top w:type="dxa" w:w="70"/>
+              <w:left w:type="dxa" w:w="110"/>
+              <w:bottom w:type="dxa" w:w="70"/>
+              <w:right w:type="dxa" w:w="110"/>
             </w:tcMar>
             <w:vAlign w:val="center"/>
           </w:tcPr>
@@ -3309,8 +3492,8 @@
                 <w:i w:val="false"/>
                 <w:iCs w:val="false"/>
                 <w:color w:val="FFFFFF"/>
-                <w:sz w:val="19"/>
-                <w:szCs w:val="19"/>
+                <w:sz w:val="20"/>
+                <w:szCs w:val="20"/>
               </w:rPr>
               <w:t xml:space="preserve">W10</w:t>
             </w:r>
@@ -3329,27 +3512,27 @@
             </w:tcBorders>
             <w:shd w:fill="FFFFFF" w:val="clear"/>
             <w:tcMar>
-              <w:top w:type="dxa" w:w="60"/>
-              <w:left w:type="dxa" w:w="100"/>
-              <w:bottom w:type="dxa" w:w="60"/>
-              <w:right w:type="dxa" w:w="100"/>
-            </w:tcMar>
-            <w:vAlign w:val="center"/>
-          </w:tcPr>
-          <w:p>
-            <w:pPr>
-              <w:jc w:val="left"/>
-            </w:pPr>
-            <w:r>
-              <w:rPr>
-                <w:rFonts w:ascii="Calibri" w:cs="Calibri" w:eastAsia="Calibri" w:hAnsi="Calibri"/>
-                <w:b w:val="false"/>
-                <w:bCs w:val="false"/>
-                <w:i w:val="false"/>
-                <w:iCs w:val="false"/>
-                <w:color w:val="1A1D21"/>
-                <w:sz w:val="18"/>
-                <w:szCs w:val="18"/>
+              <w:top w:type="dxa" w:w="70"/>
+              <w:left w:type="dxa" w:w="110"/>
+              <w:bottom w:type="dxa" w:w="70"/>
+              <w:right w:type="dxa" w:w="110"/>
+            </w:tcMar>
+            <w:vAlign w:val="center"/>
+          </w:tcPr>
+          <w:p>
+            <w:pPr>
+              <w:jc w:val="left"/>
+            </w:pPr>
+            <w:r>
+              <w:rPr>
+                <w:rFonts w:ascii="Calibri" w:cs="Calibri" w:eastAsia="Calibri" w:hAnsi="Calibri"/>
+                <w:b w:val="false"/>
+                <w:bCs w:val="false"/>
+                <w:i w:val="false"/>
+                <w:iCs w:val="false"/>
+                <w:color w:val="1A1D21"/>
+                <w:sz w:val="19"/>
+                <w:szCs w:val="19"/>
               </w:rPr>
               <w:t xml:space="preserve">1. Environment &amp; Infra</w:t>
             </w:r>
@@ -3366,27 +3549,27 @@
             </w:tcBorders>
             <w:shd w:fill="15406B" w:val="clear"/>
             <w:tcMar>
-              <w:top w:type="dxa" w:w="60"/>
-              <w:left w:type="dxa" w:w="100"/>
-              <w:bottom w:type="dxa" w:w="60"/>
-              <w:right w:type="dxa" w:w="100"/>
-            </w:tcMar>
-            <w:vAlign w:val="center"/>
-          </w:tcPr>
-          <w:p>
-            <w:pPr>
-              <w:jc w:val="left"/>
-            </w:pPr>
-            <w:r>
-              <w:rPr>
-                <w:rFonts w:ascii="Calibri" w:cs="Calibri" w:eastAsia="Calibri" w:hAnsi="Calibri"/>
-                <w:b w:val="false"/>
-                <w:bCs w:val="false"/>
-                <w:i w:val="false"/>
-                <w:iCs w:val="false"/>
-                <w:color w:val="1A1D21"/>
-                <w:sz w:val="18"/>
-                <w:szCs w:val="18"/>
+              <w:top w:type="dxa" w:w="70"/>
+              <w:left w:type="dxa" w:w="110"/>
+              <w:bottom w:type="dxa" w:w="70"/>
+              <w:right w:type="dxa" w:w="110"/>
+            </w:tcMar>
+            <w:vAlign w:val="center"/>
+          </w:tcPr>
+          <w:p>
+            <w:pPr>
+              <w:jc w:val="left"/>
+            </w:pPr>
+            <w:r>
+              <w:rPr>
+                <w:rFonts w:ascii="Calibri" w:cs="Calibri" w:eastAsia="Calibri" w:hAnsi="Calibri"/>
+                <w:b w:val="false"/>
+                <w:bCs w:val="false"/>
+                <w:i w:val="false"/>
+                <w:iCs w:val="false"/>
+                <w:color w:val="1A1D21"/>
+                <w:sz w:val="19"/>
+                <w:szCs w:val="19"/>
               </w:rPr>
               <w:t xml:space="preserve"/>
             </w:r>
@@ -3403,27 +3586,27 @@
             </w:tcBorders>
             <w:shd w:fill="F2F6FA" w:val="clear"/>
             <w:tcMar>
-              <w:top w:type="dxa" w:w="60"/>
-              <w:left w:type="dxa" w:w="100"/>
-              <w:bottom w:type="dxa" w:w="60"/>
-              <w:right w:type="dxa" w:w="100"/>
-            </w:tcMar>
-            <w:vAlign w:val="center"/>
-          </w:tcPr>
-          <w:p>
-            <w:pPr>
-              <w:jc w:val="left"/>
-            </w:pPr>
-            <w:r>
-              <w:rPr>
-                <w:rFonts w:ascii="Calibri" w:cs="Calibri" w:eastAsia="Calibri" w:hAnsi="Calibri"/>
-                <w:b w:val="false"/>
-                <w:bCs w:val="false"/>
-                <w:i w:val="false"/>
-                <w:iCs w:val="false"/>
-                <w:color w:val="1A1D21"/>
-                <w:sz w:val="18"/>
-                <w:szCs w:val="18"/>
+              <w:top w:type="dxa" w:w="70"/>
+              <w:left w:type="dxa" w:w="110"/>
+              <w:bottom w:type="dxa" w:w="70"/>
+              <w:right w:type="dxa" w:w="110"/>
+            </w:tcMar>
+            <w:vAlign w:val="center"/>
+          </w:tcPr>
+          <w:p>
+            <w:pPr>
+              <w:jc w:val="left"/>
+            </w:pPr>
+            <w:r>
+              <w:rPr>
+                <w:rFonts w:ascii="Calibri" w:cs="Calibri" w:eastAsia="Calibri" w:hAnsi="Calibri"/>
+                <w:b w:val="false"/>
+                <w:bCs w:val="false"/>
+                <w:i w:val="false"/>
+                <w:iCs w:val="false"/>
+                <w:color w:val="1A1D21"/>
+                <w:sz w:val="19"/>
+                <w:szCs w:val="19"/>
               </w:rPr>
               <w:t xml:space="preserve"/>
             </w:r>
@@ -3440,27 +3623,27 @@
             </w:tcBorders>
             <w:shd w:fill="F2F6FA" w:val="clear"/>
             <w:tcMar>
-              <w:top w:type="dxa" w:w="60"/>
-              <w:left w:type="dxa" w:w="100"/>
-              <w:bottom w:type="dxa" w:w="60"/>
-              <w:right w:type="dxa" w:w="100"/>
-            </w:tcMar>
-            <w:vAlign w:val="center"/>
-          </w:tcPr>
-          <w:p>
-            <w:pPr>
-              <w:jc w:val="left"/>
-            </w:pPr>
-            <w:r>
-              <w:rPr>
-                <w:rFonts w:ascii="Calibri" w:cs="Calibri" w:eastAsia="Calibri" w:hAnsi="Calibri"/>
-                <w:b w:val="false"/>
-                <w:bCs w:val="false"/>
-                <w:i w:val="false"/>
-                <w:iCs w:val="false"/>
-                <w:color w:val="1A1D21"/>
-                <w:sz w:val="18"/>
-                <w:szCs w:val="18"/>
+              <w:top w:type="dxa" w:w="70"/>
+              <w:left w:type="dxa" w:w="110"/>
+              <w:bottom w:type="dxa" w:w="70"/>
+              <w:right w:type="dxa" w:w="110"/>
+            </w:tcMar>
+            <w:vAlign w:val="center"/>
+          </w:tcPr>
+          <w:p>
+            <w:pPr>
+              <w:jc w:val="left"/>
+            </w:pPr>
+            <w:r>
+              <w:rPr>
+                <w:rFonts w:ascii="Calibri" w:cs="Calibri" w:eastAsia="Calibri" w:hAnsi="Calibri"/>
+                <w:b w:val="false"/>
+                <w:bCs w:val="false"/>
+                <w:i w:val="false"/>
+                <w:iCs w:val="false"/>
+                <w:color w:val="1A1D21"/>
+                <w:sz w:val="19"/>
+                <w:szCs w:val="19"/>
               </w:rPr>
               <w:t xml:space="preserve"/>
             </w:r>
@@ -3477,27 +3660,27 @@
             </w:tcBorders>
             <w:shd w:fill="F2F6FA" w:val="clear"/>
             <w:tcMar>
-              <w:top w:type="dxa" w:w="60"/>
-              <w:left w:type="dxa" w:w="100"/>
-              <w:bottom w:type="dxa" w:w="60"/>
-              <w:right w:type="dxa" w:w="100"/>
-            </w:tcMar>
-            <w:vAlign w:val="center"/>
-          </w:tcPr>
-          <w:p>
-            <w:pPr>
-              <w:jc w:val="left"/>
-            </w:pPr>
-            <w:r>
-              <w:rPr>
-                <w:rFonts w:ascii="Calibri" w:cs="Calibri" w:eastAsia="Calibri" w:hAnsi="Calibri"/>
-                <w:b w:val="false"/>
-                <w:bCs w:val="false"/>
-                <w:i w:val="false"/>
-                <w:iCs w:val="false"/>
-                <w:color w:val="1A1D21"/>
-                <w:sz w:val="18"/>
-                <w:szCs w:val="18"/>
+              <w:top w:type="dxa" w:w="70"/>
+              <w:left w:type="dxa" w:w="110"/>
+              <w:bottom w:type="dxa" w:w="70"/>
+              <w:right w:type="dxa" w:w="110"/>
+            </w:tcMar>
+            <w:vAlign w:val="center"/>
+          </w:tcPr>
+          <w:p>
+            <w:pPr>
+              <w:jc w:val="left"/>
+            </w:pPr>
+            <w:r>
+              <w:rPr>
+                <w:rFonts w:ascii="Calibri" w:cs="Calibri" w:eastAsia="Calibri" w:hAnsi="Calibri"/>
+                <w:b w:val="false"/>
+                <w:bCs w:val="false"/>
+                <w:i w:val="false"/>
+                <w:iCs w:val="false"/>
+                <w:color w:val="1A1D21"/>
+                <w:sz w:val="19"/>
+                <w:szCs w:val="19"/>
               </w:rPr>
               <w:t xml:space="preserve"/>
             </w:r>
@@ -3514,27 +3697,27 @@
             </w:tcBorders>
             <w:shd w:fill="F2F6FA" w:val="clear"/>
             <w:tcMar>
-              <w:top w:type="dxa" w:w="60"/>
-              <w:left w:type="dxa" w:w="100"/>
-              <w:bottom w:type="dxa" w:w="60"/>
-              <w:right w:type="dxa" w:w="100"/>
-            </w:tcMar>
-            <w:vAlign w:val="center"/>
-          </w:tcPr>
-          <w:p>
-            <w:pPr>
-              <w:jc w:val="left"/>
-            </w:pPr>
-            <w:r>
-              <w:rPr>
-                <w:rFonts w:ascii="Calibri" w:cs="Calibri" w:eastAsia="Calibri" w:hAnsi="Calibri"/>
-                <w:b w:val="false"/>
-                <w:bCs w:val="false"/>
-                <w:i w:val="false"/>
-                <w:iCs w:val="false"/>
-                <w:color w:val="1A1D21"/>
-                <w:sz w:val="18"/>
-                <w:szCs w:val="18"/>
+              <w:top w:type="dxa" w:w="70"/>
+              <w:left w:type="dxa" w:w="110"/>
+              <w:bottom w:type="dxa" w:w="70"/>
+              <w:right w:type="dxa" w:w="110"/>
+            </w:tcMar>
+            <w:vAlign w:val="center"/>
+          </w:tcPr>
+          <w:p>
+            <w:pPr>
+              <w:jc w:val="left"/>
+            </w:pPr>
+            <w:r>
+              <w:rPr>
+                <w:rFonts w:ascii="Calibri" w:cs="Calibri" w:eastAsia="Calibri" w:hAnsi="Calibri"/>
+                <w:b w:val="false"/>
+                <w:bCs w:val="false"/>
+                <w:i w:val="false"/>
+                <w:iCs w:val="false"/>
+                <w:color w:val="1A1D21"/>
+                <w:sz w:val="19"/>
+                <w:szCs w:val="19"/>
               </w:rPr>
               <w:t xml:space="preserve"/>
             </w:r>
@@ -3551,27 +3734,27 @@
             </w:tcBorders>
             <w:shd w:fill="F2F6FA" w:val="clear"/>
             <w:tcMar>
-              <w:top w:type="dxa" w:w="60"/>
-              <w:left w:type="dxa" w:w="100"/>
-              <w:bottom w:type="dxa" w:w="60"/>
-              <w:right w:type="dxa" w:w="100"/>
-            </w:tcMar>
-            <w:vAlign w:val="center"/>
-          </w:tcPr>
-          <w:p>
-            <w:pPr>
-              <w:jc w:val="left"/>
-            </w:pPr>
-            <w:r>
-              <w:rPr>
-                <w:rFonts w:ascii="Calibri" w:cs="Calibri" w:eastAsia="Calibri" w:hAnsi="Calibri"/>
-                <w:b w:val="false"/>
-                <w:bCs w:val="false"/>
-                <w:i w:val="false"/>
-                <w:iCs w:val="false"/>
-                <w:color w:val="1A1D21"/>
-                <w:sz w:val="18"/>
-                <w:szCs w:val="18"/>
+              <w:top w:type="dxa" w:w="70"/>
+              <w:left w:type="dxa" w:w="110"/>
+              <w:bottom w:type="dxa" w:w="70"/>
+              <w:right w:type="dxa" w:w="110"/>
+            </w:tcMar>
+            <w:vAlign w:val="center"/>
+          </w:tcPr>
+          <w:p>
+            <w:pPr>
+              <w:jc w:val="left"/>
+            </w:pPr>
+            <w:r>
+              <w:rPr>
+                <w:rFonts w:ascii="Calibri" w:cs="Calibri" w:eastAsia="Calibri" w:hAnsi="Calibri"/>
+                <w:b w:val="false"/>
+                <w:bCs w:val="false"/>
+                <w:i w:val="false"/>
+                <w:iCs w:val="false"/>
+                <w:color w:val="1A1D21"/>
+                <w:sz w:val="19"/>
+                <w:szCs w:val="19"/>
               </w:rPr>
               <w:t xml:space="preserve"/>
             </w:r>
@@ -3588,27 +3771,27 @@
             </w:tcBorders>
             <w:shd w:fill="F2F6FA" w:val="clear"/>
             <w:tcMar>
-              <w:top w:type="dxa" w:w="60"/>
-              <w:left w:type="dxa" w:w="100"/>
-              <w:bottom w:type="dxa" w:w="60"/>
-              <w:right w:type="dxa" w:w="100"/>
-            </w:tcMar>
-            <w:vAlign w:val="center"/>
-          </w:tcPr>
-          <w:p>
-            <w:pPr>
-              <w:jc w:val="left"/>
-            </w:pPr>
-            <w:r>
-              <w:rPr>
-                <w:rFonts w:ascii="Calibri" w:cs="Calibri" w:eastAsia="Calibri" w:hAnsi="Calibri"/>
-                <w:b w:val="false"/>
-                <w:bCs w:val="false"/>
-                <w:i w:val="false"/>
-                <w:iCs w:val="false"/>
-                <w:color w:val="1A1D21"/>
-                <w:sz w:val="18"/>
-                <w:szCs w:val="18"/>
+              <w:top w:type="dxa" w:w="70"/>
+              <w:left w:type="dxa" w:w="110"/>
+              <w:bottom w:type="dxa" w:w="70"/>
+              <w:right w:type="dxa" w:w="110"/>
+            </w:tcMar>
+            <w:vAlign w:val="center"/>
+          </w:tcPr>
+          <w:p>
+            <w:pPr>
+              <w:jc w:val="left"/>
+            </w:pPr>
+            <w:r>
+              <w:rPr>
+                <w:rFonts w:ascii="Calibri" w:cs="Calibri" w:eastAsia="Calibri" w:hAnsi="Calibri"/>
+                <w:b w:val="false"/>
+                <w:bCs w:val="false"/>
+                <w:i w:val="false"/>
+                <w:iCs w:val="false"/>
+                <w:color w:val="1A1D21"/>
+                <w:sz w:val="19"/>
+                <w:szCs w:val="19"/>
               </w:rPr>
               <w:t xml:space="preserve"/>
             </w:r>
@@ -3625,27 +3808,27 @@
             </w:tcBorders>
             <w:shd w:fill="F2F6FA" w:val="clear"/>
             <w:tcMar>
-              <w:top w:type="dxa" w:w="60"/>
-              <w:left w:type="dxa" w:w="100"/>
-              <w:bottom w:type="dxa" w:w="60"/>
-              <w:right w:type="dxa" w:w="100"/>
-            </w:tcMar>
-            <w:vAlign w:val="center"/>
-          </w:tcPr>
-          <w:p>
-            <w:pPr>
-              <w:jc w:val="left"/>
-            </w:pPr>
-            <w:r>
-              <w:rPr>
-                <w:rFonts w:ascii="Calibri" w:cs="Calibri" w:eastAsia="Calibri" w:hAnsi="Calibri"/>
-                <w:b w:val="false"/>
-                <w:bCs w:val="false"/>
-                <w:i w:val="false"/>
-                <w:iCs w:val="false"/>
-                <w:color w:val="1A1D21"/>
-                <w:sz w:val="18"/>
-                <w:szCs w:val="18"/>
+              <w:top w:type="dxa" w:w="70"/>
+              <w:left w:type="dxa" w:w="110"/>
+              <w:bottom w:type="dxa" w:w="70"/>
+              <w:right w:type="dxa" w:w="110"/>
+            </w:tcMar>
+            <w:vAlign w:val="center"/>
+          </w:tcPr>
+          <w:p>
+            <w:pPr>
+              <w:jc w:val="left"/>
+            </w:pPr>
+            <w:r>
+              <w:rPr>
+                <w:rFonts w:ascii="Calibri" w:cs="Calibri" w:eastAsia="Calibri" w:hAnsi="Calibri"/>
+                <w:b w:val="false"/>
+                <w:bCs w:val="false"/>
+                <w:i w:val="false"/>
+                <w:iCs w:val="false"/>
+                <w:color w:val="1A1D21"/>
+                <w:sz w:val="19"/>
+                <w:szCs w:val="19"/>
               </w:rPr>
               <w:t xml:space="preserve"/>
             </w:r>
@@ -3662,27 +3845,27 @@
             </w:tcBorders>
             <w:shd w:fill="F2F6FA" w:val="clear"/>
             <w:tcMar>
-              <w:top w:type="dxa" w:w="60"/>
-              <w:left w:type="dxa" w:w="100"/>
-              <w:bottom w:type="dxa" w:w="60"/>
-              <w:right w:type="dxa" w:w="100"/>
-            </w:tcMar>
-            <w:vAlign w:val="center"/>
-          </w:tcPr>
-          <w:p>
-            <w:pPr>
-              <w:jc w:val="left"/>
-            </w:pPr>
-            <w:r>
-              <w:rPr>
-                <w:rFonts w:ascii="Calibri" w:cs="Calibri" w:eastAsia="Calibri" w:hAnsi="Calibri"/>
-                <w:b w:val="false"/>
-                <w:bCs w:val="false"/>
-                <w:i w:val="false"/>
-                <w:iCs w:val="false"/>
-                <w:color w:val="1A1D21"/>
-                <w:sz w:val="18"/>
-                <w:szCs w:val="18"/>
+              <w:top w:type="dxa" w:w="70"/>
+              <w:left w:type="dxa" w:w="110"/>
+              <w:bottom w:type="dxa" w:w="70"/>
+              <w:right w:type="dxa" w:w="110"/>
+            </w:tcMar>
+            <w:vAlign w:val="center"/>
+          </w:tcPr>
+          <w:p>
+            <w:pPr>
+              <w:jc w:val="left"/>
+            </w:pPr>
+            <w:r>
+              <w:rPr>
+                <w:rFonts w:ascii="Calibri" w:cs="Calibri" w:eastAsia="Calibri" w:hAnsi="Calibri"/>
+                <w:b w:val="false"/>
+                <w:bCs w:val="false"/>
+                <w:i w:val="false"/>
+                <w:iCs w:val="false"/>
+                <w:color w:val="1A1D21"/>
+                <w:sz w:val="19"/>
+                <w:szCs w:val="19"/>
               </w:rPr>
               <w:t xml:space="preserve"/>
             </w:r>
@@ -3699,27 +3882,27 @@
             </w:tcBorders>
             <w:shd w:fill="F2F6FA" w:val="clear"/>
             <w:tcMar>
-              <w:top w:type="dxa" w:w="60"/>
-              <w:left w:type="dxa" w:w="100"/>
-              <w:bottom w:type="dxa" w:w="60"/>
-              <w:right w:type="dxa" w:w="100"/>
-            </w:tcMar>
-            <w:vAlign w:val="center"/>
-          </w:tcPr>
-          <w:p>
-            <w:pPr>
-              <w:jc w:val="left"/>
-            </w:pPr>
-            <w:r>
-              <w:rPr>
-                <w:rFonts w:ascii="Calibri" w:cs="Calibri" w:eastAsia="Calibri" w:hAnsi="Calibri"/>
-                <w:b w:val="false"/>
-                <w:bCs w:val="false"/>
-                <w:i w:val="false"/>
-                <w:iCs w:val="false"/>
-                <w:color w:val="1A1D21"/>
-                <w:sz w:val="18"/>
-                <w:szCs w:val="18"/>
+              <w:top w:type="dxa" w:w="70"/>
+              <w:left w:type="dxa" w:w="110"/>
+              <w:bottom w:type="dxa" w:w="70"/>
+              <w:right w:type="dxa" w:w="110"/>
+            </w:tcMar>
+            <w:vAlign w:val="center"/>
+          </w:tcPr>
+          <w:p>
+            <w:pPr>
+              <w:jc w:val="left"/>
+            </w:pPr>
+            <w:r>
+              <w:rPr>
+                <w:rFonts w:ascii="Calibri" w:cs="Calibri" w:eastAsia="Calibri" w:hAnsi="Calibri"/>
+                <w:b w:val="false"/>
+                <w:bCs w:val="false"/>
+                <w:i w:val="false"/>
+                <w:iCs w:val="false"/>
+                <w:color w:val="1A1D21"/>
+                <w:sz w:val="19"/>
+                <w:szCs w:val="19"/>
               </w:rPr>
               <w:t xml:space="preserve"/>
             </w:r>
@@ -3738,27 +3921,27 @@
             </w:tcBorders>
             <w:shd w:fill="FFFFFF" w:val="clear"/>
             <w:tcMar>
-              <w:top w:type="dxa" w:w="60"/>
-              <w:left w:type="dxa" w:w="100"/>
-              <w:bottom w:type="dxa" w:w="60"/>
-              <w:right w:type="dxa" w:w="100"/>
-            </w:tcMar>
-            <w:vAlign w:val="center"/>
-          </w:tcPr>
-          <w:p>
-            <w:pPr>
-              <w:jc w:val="left"/>
-            </w:pPr>
-            <w:r>
-              <w:rPr>
-                <w:rFonts w:ascii="Calibri" w:cs="Calibri" w:eastAsia="Calibri" w:hAnsi="Calibri"/>
-                <w:b w:val="false"/>
-                <w:bCs w:val="false"/>
-                <w:i w:val="false"/>
-                <w:iCs w:val="false"/>
-                <w:color w:val="1A1D21"/>
-                <w:sz w:val="18"/>
-                <w:szCs w:val="18"/>
+              <w:top w:type="dxa" w:w="70"/>
+              <w:left w:type="dxa" w:w="110"/>
+              <w:bottom w:type="dxa" w:w="70"/>
+              <w:right w:type="dxa" w:w="110"/>
+            </w:tcMar>
+            <w:vAlign w:val="center"/>
+          </w:tcPr>
+          <w:p>
+            <w:pPr>
+              <w:jc w:val="left"/>
+            </w:pPr>
+            <w:r>
+              <w:rPr>
+                <w:rFonts w:ascii="Calibri" w:cs="Calibri" w:eastAsia="Calibri" w:hAnsi="Calibri"/>
+                <w:b w:val="false"/>
+                <w:bCs w:val="false"/>
+                <w:i w:val="false"/>
+                <w:iCs w:val="false"/>
+                <w:color w:val="1A1D21"/>
+                <w:sz w:val="19"/>
+                <w:szCs w:val="19"/>
               </w:rPr>
               <w:t xml:space="preserve">2. Ingestion &amp; Parsing</w:t>
             </w:r>
@@ -3775,27 +3958,27 @@
             </w:tcBorders>
             <w:shd w:fill="15406B" w:val="clear"/>
             <w:tcMar>
-              <w:top w:type="dxa" w:w="60"/>
-              <w:left w:type="dxa" w:w="100"/>
-              <w:bottom w:type="dxa" w:w="60"/>
-              <w:right w:type="dxa" w:w="100"/>
-            </w:tcMar>
-            <w:vAlign w:val="center"/>
-          </w:tcPr>
-          <w:p>
-            <w:pPr>
-              <w:jc w:val="left"/>
-            </w:pPr>
-            <w:r>
-              <w:rPr>
-                <w:rFonts w:ascii="Calibri" w:cs="Calibri" w:eastAsia="Calibri" w:hAnsi="Calibri"/>
-                <w:b w:val="false"/>
-                <w:bCs w:val="false"/>
-                <w:i w:val="false"/>
-                <w:iCs w:val="false"/>
-                <w:color w:val="1A1D21"/>
-                <w:sz w:val="18"/>
-                <w:szCs w:val="18"/>
+              <w:top w:type="dxa" w:w="70"/>
+              <w:left w:type="dxa" w:w="110"/>
+              <w:bottom w:type="dxa" w:w="70"/>
+              <w:right w:type="dxa" w:w="110"/>
+            </w:tcMar>
+            <w:vAlign w:val="center"/>
+          </w:tcPr>
+          <w:p>
+            <w:pPr>
+              <w:jc w:val="left"/>
+            </w:pPr>
+            <w:r>
+              <w:rPr>
+                <w:rFonts w:ascii="Calibri" w:cs="Calibri" w:eastAsia="Calibri" w:hAnsi="Calibri"/>
+                <w:b w:val="false"/>
+                <w:bCs w:val="false"/>
+                <w:i w:val="false"/>
+                <w:iCs w:val="false"/>
+                <w:color w:val="1A1D21"/>
+                <w:sz w:val="19"/>
+                <w:szCs w:val="19"/>
               </w:rPr>
               <w:t xml:space="preserve"/>
             </w:r>
@@ -3812,27 +3995,27 @@
             </w:tcBorders>
             <w:shd w:fill="15406B" w:val="clear"/>
             <w:tcMar>
-              <w:top w:type="dxa" w:w="60"/>
-              <w:left w:type="dxa" w:w="100"/>
-              <w:bottom w:type="dxa" w:w="60"/>
-              <w:right w:type="dxa" w:w="100"/>
-            </w:tcMar>
-            <w:vAlign w:val="center"/>
-          </w:tcPr>
-          <w:p>
-            <w:pPr>
-              <w:jc w:val="left"/>
-            </w:pPr>
-            <w:r>
-              <w:rPr>
-                <w:rFonts w:ascii="Calibri" w:cs="Calibri" w:eastAsia="Calibri" w:hAnsi="Calibri"/>
-                <w:b w:val="false"/>
-                <w:bCs w:val="false"/>
-                <w:i w:val="false"/>
-                <w:iCs w:val="false"/>
-                <w:color w:val="1A1D21"/>
-                <w:sz w:val="18"/>
-                <w:szCs w:val="18"/>
+              <w:top w:type="dxa" w:w="70"/>
+              <w:left w:type="dxa" w:w="110"/>
+              <w:bottom w:type="dxa" w:w="70"/>
+              <w:right w:type="dxa" w:w="110"/>
+            </w:tcMar>
+            <w:vAlign w:val="center"/>
+          </w:tcPr>
+          <w:p>
+            <w:pPr>
+              <w:jc w:val="left"/>
+            </w:pPr>
+            <w:r>
+              <w:rPr>
+                <w:rFonts w:ascii="Calibri" w:cs="Calibri" w:eastAsia="Calibri" w:hAnsi="Calibri"/>
+                <w:b w:val="false"/>
+                <w:bCs w:val="false"/>
+                <w:i w:val="false"/>
+                <w:iCs w:val="false"/>
+                <w:color w:val="1A1D21"/>
+                <w:sz w:val="19"/>
+                <w:szCs w:val="19"/>
               </w:rPr>
               <w:t xml:space="preserve"/>
             </w:r>
@@ -3849,27 +4032,27 @@
             </w:tcBorders>
             <w:shd w:fill="15406B" w:val="clear"/>
             <w:tcMar>
-              <w:top w:type="dxa" w:w="60"/>
-              <w:left w:type="dxa" w:w="100"/>
-              <w:bottom w:type="dxa" w:w="60"/>
-              <w:right w:type="dxa" w:w="100"/>
-            </w:tcMar>
-            <w:vAlign w:val="center"/>
-          </w:tcPr>
-          <w:p>
-            <w:pPr>
-              <w:jc w:val="left"/>
-            </w:pPr>
-            <w:r>
-              <w:rPr>
-                <w:rFonts w:ascii="Calibri" w:cs="Calibri" w:eastAsia="Calibri" w:hAnsi="Calibri"/>
-                <w:b w:val="false"/>
-                <w:bCs w:val="false"/>
-                <w:i w:val="false"/>
-                <w:iCs w:val="false"/>
-                <w:color w:val="1A1D21"/>
-                <w:sz w:val="18"/>
-                <w:szCs w:val="18"/>
+              <w:top w:type="dxa" w:w="70"/>
+              <w:left w:type="dxa" w:w="110"/>
+              <w:bottom w:type="dxa" w:w="70"/>
+              <w:right w:type="dxa" w:w="110"/>
+            </w:tcMar>
+            <w:vAlign w:val="center"/>
+          </w:tcPr>
+          <w:p>
+            <w:pPr>
+              <w:jc w:val="left"/>
+            </w:pPr>
+            <w:r>
+              <w:rPr>
+                <w:rFonts w:ascii="Calibri" w:cs="Calibri" w:eastAsia="Calibri" w:hAnsi="Calibri"/>
+                <w:b w:val="false"/>
+                <w:bCs w:val="false"/>
+                <w:i w:val="false"/>
+                <w:iCs w:val="false"/>
+                <w:color w:val="1A1D21"/>
+                <w:sz w:val="19"/>
+                <w:szCs w:val="19"/>
               </w:rPr>
               <w:t xml:space="preserve"/>
             </w:r>
@@ -3886,27 +4069,27 @@
             </w:tcBorders>
             <w:shd w:fill="F2F6FA" w:val="clear"/>
             <w:tcMar>
-              <w:top w:type="dxa" w:w="60"/>
-              <w:left w:type="dxa" w:w="100"/>
-              <w:bottom w:type="dxa" w:w="60"/>
-              <w:right w:type="dxa" w:w="100"/>
-            </w:tcMar>
-            <w:vAlign w:val="center"/>
-          </w:tcPr>
-          <w:p>
-            <w:pPr>
-              <w:jc w:val="left"/>
-            </w:pPr>
-            <w:r>
-              <w:rPr>
-                <w:rFonts w:ascii="Calibri" w:cs="Calibri" w:eastAsia="Calibri" w:hAnsi="Calibri"/>
-                <w:b w:val="false"/>
-                <w:bCs w:val="false"/>
-                <w:i w:val="false"/>
-                <w:iCs w:val="false"/>
-                <w:color w:val="1A1D21"/>
-                <w:sz w:val="18"/>
-                <w:szCs w:val="18"/>
+              <w:top w:type="dxa" w:w="70"/>
+              <w:left w:type="dxa" w:w="110"/>
+              <w:bottom w:type="dxa" w:w="70"/>
+              <w:right w:type="dxa" w:w="110"/>
+            </w:tcMar>
+            <w:vAlign w:val="center"/>
+          </w:tcPr>
+          <w:p>
+            <w:pPr>
+              <w:jc w:val="left"/>
+            </w:pPr>
+            <w:r>
+              <w:rPr>
+                <w:rFonts w:ascii="Calibri" w:cs="Calibri" w:eastAsia="Calibri" w:hAnsi="Calibri"/>
+                <w:b w:val="false"/>
+                <w:bCs w:val="false"/>
+                <w:i w:val="false"/>
+                <w:iCs w:val="false"/>
+                <w:color w:val="1A1D21"/>
+                <w:sz w:val="19"/>
+                <w:szCs w:val="19"/>
               </w:rPr>
               <w:t xml:space="preserve"/>
             </w:r>
@@ -3923,27 +4106,27 @@
             </w:tcBorders>
             <w:shd w:fill="F2F6FA" w:val="clear"/>
             <w:tcMar>
-              <w:top w:type="dxa" w:w="60"/>
-              <w:left w:type="dxa" w:w="100"/>
-              <w:bottom w:type="dxa" w:w="60"/>
-              <w:right w:type="dxa" w:w="100"/>
-            </w:tcMar>
-            <w:vAlign w:val="center"/>
-          </w:tcPr>
-          <w:p>
-            <w:pPr>
-              <w:jc w:val="left"/>
-            </w:pPr>
-            <w:r>
-              <w:rPr>
-                <w:rFonts w:ascii="Calibri" w:cs="Calibri" w:eastAsia="Calibri" w:hAnsi="Calibri"/>
-                <w:b w:val="false"/>
-                <w:bCs w:val="false"/>
-                <w:i w:val="false"/>
-                <w:iCs w:val="false"/>
-                <w:color w:val="1A1D21"/>
-                <w:sz w:val="18"/>
-                <w:szCs w:val="18"/>
+              <w:top w:type="dxa" w:w="70"/>
+              <w:left w:type="dxa" w:w="110"/>
+              <w:bottom w:type="dxa" w:w="70"/>
+              <w:right w:type="dxa" w:w="110"/>
+            </w:tcMar>
+            <w:vAlign w:val="center"/>
+          </w:tcPr>
+          <w:p>
+            <w:pPr>
+              <w:jc w:val="left"/>
+            </w:pPr>
+            <w:r>
+              <w:rPr>
+                <w:rFonts w:ascii="Calibri" w:cs="Calibri" w:eastAsia="Calibri" w:hAnsi="Calibri"/>
+                <w:b w:val="false"/>
+                <w:bCs w:val="false"/>
+                <w:i w:val="false"/>
+                <w:iCs w:val="false"/>
+                <w:color w:val="1A1D21"/>
+                <w:sz w:val="19"/>
+                <w:szCs w:val="19"/>
               </w:rPr>
               <w:t xml:space="preserve"/>
             </w:r>
@@ -3960,27 +4143,27 @@
             </w:tcBorders>
             <w:shd w:fill="F2F6FA" w:val="clear"/>
             <w:tcMar>
-              <w:top w:type="dxa" w:w="60"/>
-              <w:left w:type="dxa" w:w="100"/>
-              <w:bottom w:type="dxa" w:w="60"/>
-              <w:right w:type="dxa" w:w="100"/>
-            </w:tcMar>
-            <w:vAlign w:val="center"/>
-          </w:tcPr>
-          <w:p>
-            <w:pPr>
-              <w:jc w:val="left"/>
-            </w:pPr>
-            <w:r>
-              <w:rPr>
-                <w:rFonts w:ascii="Calibri" w:cs="Calibri" w:eastAsia="Calibri" w:hAnsi="Calibri"/>
-                <w:b w:val="false"/>
-                <w:bCs w:val="false"/>
-                <w:i w:val="false"/>
-                <w:iCs w:val="false"/>
-                <w:color w:val="1A1D21"/>
-                <w:sz w:val="18"/>
-                <w:szCs w:val="18"/>
+              <w:top w:type="dxa" w:w="70"/>
+              <w:left w:type="dxa" w:w="110"/>
+              <w:bottom w:type="dxa" w:w="70"/>
+              <w:right w:type="dxa" w:w="110"/>
+            </w:tcMar>
+            <w:vAlign w:val="center"/>
+          </w:tcPr>
+          <w:p>
+            <w:pPr>
+              <w:jc w:val="left"/>
+            </w:pPr>
+            <w:r>
+              <w:rPr>
+                <w:rFonts w:ascii="Calibri" w:cs="Calibri" w:eastAsia="Calibri" w:hAnsi="Calibri"/>
+                <w:b w:val="false"/>
+                <w:bCs w:val="false"/>
+                <w:i w:val="false"/>
+                <w:iCs w:val="false"/>
+                <w:color w:val="1A1D21"/>
+                <w:sz w:val="19"/>
+                <w:szCs w:val="19"/>
               </w:rPr>
               <w:t xml:space="preserve"/>
             </w:r>
@@ -3997,27 +4180,27 @@
             </w:tcBorders>
             <w:shd w:fill="F2F6FA" w:val="clear"/>
             <w:tcMar>
-              <w:top w:type="dxa" w:w="60"/>
-              <w:left w:type="dxa" w:w="100"/>
-              <w:bottom w:type="dxa" w:w="60"/>
-              <w:right w:type="dxa" w:w="100"/>
-            </w:tcMar>
-            <w:vAlign w:val="center"/>
-          </w:tcPr>
-          <w:p>
-            <w:pPr>
-              <w:jc w:val="left"/>
-            </w:pPr>
-            <w:r>
-              <w:rPr>
-                <w:rFonts w:ascii="Calibri" w:cs="Calibri" w:eastAsia="Calibri" w:hAnsi="Calibri"/>
-                <w:b w:val="false"/>
-                <w:bCs w:val="false"/>
-                <w:i w:val="false"/>
-                <w:iCs w:val="false"/>
-                <w:color w:val="1A1D21"/>
-                <w:sz w:val="18"/>
-                <w:szCs w:val="18"/>
+              <w:top w:type="dxa" w:w="70"/>
+              <w:left w:type="dxa" w:w="110"/>
+              <w:bottom w:type="dxa" w:w="70"/>
+              <w:right w:type="dxa" w:w="110"/>
+            </w:tcMar>
+            <w:vAlign w:val="center"/>
+          </w:tcPr>
+          <w:p>
+            <w:pPr>
+              <w:jc w:val="left"/>
+            </w:pPr>
+            <w:r>
+              <w:rPr>
+                <w:rFonts w:ascii="Calibri" w:cs="Calibri" w:eastAsia="Calibri" w:hAnsi="Calibri"/>
+                <w:b w:val="false"/>
+                <w:bCs w:val="false"/>
+                <w:i w:val="false"/>
+                <w:iCs w:val="false"/>
+                <w:color w:val="1A1D21"/>
+                <w:sz w:val="19"/>
+                <w:szCs w:val="19"/>
               </w:rPr>
               <w:t xml:space="preserve"/>
             </w:r>
@@ -4034,27 +4217,27 @@
             </w:tcBorders>
             <w:shd w:fill="F2F6FA" w:val="clear"/>
             <w:tcMar>
-              <w:top w:type="dxa" w:w="60"/>
-              <w:left w:type="dxa" w:w="100"/>
-              <w:bottom w:type="dxa" w:w="60"/>
-              <w:right w:type="dxa" w:w="100"/>
-            </w:tcMar>
-            <w:vAlign w:val="center"/>
-          </w:tcPr>
-          <w:p>
-            <w:pPr>
-              <w:jc w:val="left"/>
-            </w:pPr>
-            <w:r>
-              <w:rPr>
-                <w:rFonts w:ascii="Calibri" w:cs="Calibri" w:eastAsia="Calibri" w:hAnsi="Calibri"/>
-                <w:b w:val="false"/>
-                <w:bCs w:val="false"/>
-                <w:i w:val="false"/>
-                <w:iCs w:val="false"/>
-                <w:color w:val="1A1D21"/>
-                <w:sz w:val="18"/>
-                <w:szCs w:val="18"/>
+              <w:top w:type="dxa" w:w="70"/>
+              <w:left w:type="dxa" w:w="110"/>
+              <w:bottom w:type="dxa" w:w="70"/>
+              <w:right w:type="dxa" w:w="110"/>
+            </w:tcMar>
+            <w:vAlign w:val="center"/>
+          </w:tcPr>
+          <w:p>
+            <w:pPr>
+              <w:jc w:val="left"/>
+            </w:pPr>
+            <w:r>
+              <w:rPr>
+                <w:rFonts w:ascii="Calibri" w:cs="Calibri" w:eastAsia="Calibri" w:hAnsi="Calibri"/>
+                <w:b w:val="false"/>
+                <w:bCs w:val="false"/>
+                <w:i w:val="false"/>
+                <w:iCs w:val="false"/>
+                <w:color w:val="1A1D21"/>
+                <w:sz w:val="19"/>
+                <w:szCs w:val="19"/>
               </w:rPr>
               <w:t xml:space="preserve"/>
             </w:r>
@@ -4071,27 +4254,27 @@
             </w:tcBorders>
             <w:shd w:fill="F2F6FA" w:val="clear"/>
             <w:tcMar>
-              <w:top w:type="dxa" w:w="60"/>
-              <w:left w:type="dxa" w:w="100"/>
-              <w:bottom w:type="dxa" w:w="60"/>
-              <w:right w:type="dxa" w:w="100"/>
-            </w:tcMar>
-            <w:vAlign w:val="center"/>
-          </w:tcPr>
-          <w:p>
-            <w:pPr>
-              <w:jc w:val="left"/>
-            </w:pPr>
-            <w:r>
-              <w:rPr>
-                <w:rFonts w:ascii="Calibri" w:cs="Calibri" w:eastAsia="Calibri" w:hAnsi="Calibri"/>
-                <w:b w:val="false"/>
-                <w:bCs w:val="false"/>
-                <w:i w:val="false"/>
-                <w:iCs w:val="false"/>
-                <w:color w:val="1A1D21"/>
-                <w:sz w:val="18"/>
-                <w:szCs w:val="18"/>
+              <w:top w:type="dxa" w:w="70"/>
+              <w:left w:type="dxa" w:w="110"/>
+              <w:bottom w:type="dxa" w:w="70"/>
+              <w:right w:type="dxa" w:w="110"/>
+            </w:tcMar>
+            <w:vAlign w:val="center"/>
+          </w:tcPr>
+          <w:p>
+            <w:pPr>
+              <w:jc w:val="left"/>
+            </w:pPr>
+            <w:r>
+              <w:rPr>
+                <w:rFonts w:ascii="Calibri" w:cs="Calibri" w:eastAsia="Calibri" w:hAnsi="Calibri"/>
+                <w:b w:val="false"/>
+                <w:bCs w:val="false"/>
+                <w:i w:val="false"/>
+                <w:iCs w:val="false"/>
+                <w:color w:val="1A1D21"/>
+                <w:sz w:val="19"/>
+                <w:szCs w:val="19"/>
               </w:rPr>
               <w:t xml:space="preserve"/>
             </w:r>
@@ -4108,27 +4291,27 @@
             </w:tcBorders>
             <w:shd w:fill="F2F6FA" w:val="clear"/>
             <w:tcMar>
-              <w:top w:type="dxa" w:w="60"/>
-              <w:left w:type="dxa" w:w="100"/>
-              <w:bottom w:type="dxa" w:w="60"/>
-              <w:right w:type="dxa" w:w="100"/>
-            </w:tcMar>
-            <w:vAlign w:val="center"/>
-          </w:tcPr>
-          <w:p>
-            <w:pPr>
-              <w:jc w:val="left"/>
-            </w:pPr>
-            <w:r>
-              <w:rPr>
-                <w:rFonts w:ascii="Calibri" w:cs="Calibri" w:eastAsia="Calibri" w:hAnsi="Calibri"/>
-                <w:b w:val="false"/>
-                <w:bCs w:val="false"/>
-                <w:i w:val="false"/>
-                <w:iCs w:val="false"/>
-                <w:color w:val="1A1D21"/>
-                <w:sz w:val="18"/>
-                <w:szCs w:val="18"/>
+              <w:top w:type="dxa" w:w="70"/>
+              <w:left w:type="dxa" w:w="110"/>
+              <w:bottom w:type="dxa" w:w="70"/>
+              <w:right w:type="dxa" w:w="110"/>
+            </w:tcMar>
+            <w:vAlign w:val="center"/>
+          </w:tcPr>
+          <w:p>
+            <w:pPr>
+              <w:jc w:val="left"/>
+            </w:pPr>
+            <w:r>
+              <w:rPr>
+                <w:rFonts w:ascii="Calibri" w:cs="Calibri" w:eastAsia="Calibri" w:hAnsi="Calibri"/>
+                <w:b w:val="false"/>
+                <w:bCs w:val="false"/>
+                <w:i w:val="false"/>
+                <w:iCs w:val="false"/>
+                <w:color w:val="1A1D21"/>
+                <w:sz w:val="19"/>
+                <w:szCs w:val="19"/>
               </w:rPr>
               <w:t xml:space="preserve"/>
             </w:r>
@@ -4147,27 +4330,27 @@
             </w:tcBorders>
             <w:shd w:fill="FFFFFF" w:val="clear"/>
             <w:tcMar>
-              <w:top w:type="dxa" w:w="60"/>
-              <w:left w:type="dxa" w:w="100"/>
-              <w:bottom w:type="dxa" w:w="60"/>
-              <w:right w:type="dxa" w:w="100"/>
-            </w:tcMar>
-            <w:vAlign w:val="center"/>
-          </w:tcPr>
-          <w:p>
-            <w:pPr>
-              <w:jc w:val="left"/>
-            </w:pPr>
-            <w:r>
-              <w:rPr>
-                <w:rFonts w:ascii="Calibri" w:cs="Calibri" w:eastAsia="Calibri" w:hAnsi="Calibri"/>
-                <w:b w:val="false"/>
-                <w:bCs w:val="false"/>
-                <w:i w:val="false"/>
-                <w:iCs w:val="false"/>
-                <w:color w:val="1A1D21"/>
-                <w:sz w:val="18"/>
-                <w:szCs w:val="18"/>
+              <w:top w:type="dxa" w:w="70"/>
+              <w:left w:type="dxa" w:w="110"/>
+              <w:bottom w:type="dxa" w:w="70"/>
+              <w:right w:type="dxa" w:w="110"/>
+            </w:tcMar>
+            <w:vAlign w:val="center"/>
+          </w:tcPr>
+          <w:p>
+            <w:pPr>
+              <w:jc w:val="left"/>
+            </w:pPr>
+            <w:r>
+              <w:rPr>
+                <w:rFonts w:ascii="Calibri" w:cs="Calibri" w:eastAsia="Calibri" w:hAnsi="Calibri"/>
+                <w:b w:val="false"/>
+                <w:bCs w:val="false"/>
+                <w:i w:val="false"/>
+                <w:iCs w:val="false"/>
+                <w:color w:val="1A1D21"/>
+                <w:sz w:val="19"/>
+                <w:szCs w:val="19"/>
               </w:rPr>
               <w:t xml:space="preserve">3. P3 Summary-Index Build</w:t>
             </w:r>
@@ -4184,27 +4367,27 @@
             </w:tcBorders>
             <w:shd w:fill="F2F6FA" w:val="clear"/>
             <w:tcMar>
-              <w:top w:type="dxa" w:w="60"/>
-              <w:left w:type="dxa" w:w="100"/>
-              <w:bottom w:type="dxa" w:w="60"/>
-              <w:right w:type="dxa" w:w="100"/>
-            </w:tcMar>
-            <w:vAlign w:val="center"/>
-          </w:tcPr>
-          <w:p>
-            <w:pPr>
-              <w:jc w:val="left"/>
-            </w:pPr>
-            <w:r>
-              <w:rPr>
-                <w:rFonts w:ascii="Calibri" w:cs="Calibri" w:eastAsia="Calibri" w:hAnsi="Calibri"/>
-                <w:b w:val="false"/>
-                <w:bCs w:val="false"/>
-                <w:i w:val="false"/>
-                <w:iCs w:val="false"/>
-                <w:color w:val="1A1D21"/>
-                <w:sz w:val="18"/>
-                <w:szCs w:val="18"/>
+              <w:top w:type="dxa" w:w="70"/>
+              <w:left w:type="dxa" w:w="110"/>
+              <w:bottom w:type="dxa" w:w="70"/>
+              <w:right w:type="dxa" w:w="110"/>
+            </w:tcMar>
+            <w:vAlign w:val="center"/>
+          </w:tcPr>
+          <w:p>
+            <w:pPr>
+              <w:jc w:val="left"/>
+            </w:pPr>
+            <w:r>
+              <w:rPr>
+                <w:rFonts w:ascii="Calibri" w:cs="Calibri" w:eastAsia="Calibri" w:hAnsi="Calibri"/>
+                <w:b w:val="false"/>
+                <w:bCs w:val="false"/>
+                <w:i w:val="false"/>
+                <w:iCs w:val="false"/>
+                <w:color w:val="1A1D21"/>
+                <w:sz w:val="19"/>
+                <w:szCs w:val="19"/>
               </w:rPr>
               <w:t xml:space="preserve"/>
             </w:r>
@@ -4221,27 +4404,27 @@
             </w:tcBorders>
             <w:shd w:fill="F2F6FA" w:val="clear"/>
             <w:tcMar>
-              <w:top w:type="dxa" w:w="60"/>
-              <w:left w:type="dxa" w:w="100"/>
-              <w:bottom w:type="dxa" w:w="60"/>
-              <w:right w:type="dxa" w:w="100"/>
-            </w:tcMar>
-            <w:vAlign w:val="center"/>
-          </w:tcPr>
-          <w:p>
-            <w:pPr>
-              <w:jc w:val="left"/>
-            </w:pPr>
-            <w:r>
-              <w:rPr>
-                <w:rFonts w:ascii="Calibri" w:cs="Calibri" w:eastAsia="Calibri" w:hAnsi="Calibri"/>
-                <w:b w:val="false"/>
-                <w:bCs w:val="false"/>
-                <w:i w:val="false"/>
-                <w:iCs w:val="false"/>
-                <w:color w:val="1A1D21"/>
-                <w:sz w:val="18"/>
-                <w:szCs w:val="18"/>
+              <w:top w:type="dxa" w:w="70"/>
+              <w:left w:type="dxa" w:w="110"/>
+              <w:bottom w:type="dxa" w:w="70"/>
+              <w:right w:type="dxa" w:w="110"/>
+            </w:tcMar>
+            <w:vAlign w:val="center"/>
+          </w:tcPr>
+          <w:p>
+            <w:pPr>
+              <w:jc w:val="left"/>
+            </w:pPr>
+            <w:r>
+              <w:rPr>
+                <w:rFonts w:ascii="Calibri" w:cs="Calibri" w:eastAsia="Calibri" w:hAnsi="Calibri"/>
+                <w:b w:val="false"/>
+                <w:bCs w:val="false"/>
+                <w:i w:val="false"/>
+                <w:iCs w:val="false"/>
+                <w:color w:val="1A1D21"/>
+                <w:sz w:val="19"/>
+                <w:szCs w:val="19"/>
               </w:rPr>
               <w:t xml:space="preserve"/>
             </w:r>
@@ -4258,27 +4441,27 @@
             </w:tcBorders>
             <w:shd w:fill="15406B" w:val="clear"/>
             <w:tcMar>
-              <w:top w:type="dxa" w:w="60"/>
-              <w:left w:type="dxa" w:w="100"/>
-              <w:bottom w:type="dxa" w:w="60"/>
-              <w:right w:type="dxa" w:w="100"/>
-            </w:tcMar>
-            <w:vAlign w:val="center"/>
-          </w:tcPr>
-          <w:p>
-            <w:pPr>
-              <w:jc w:val="left"/>
-            </w:pPr>
-            <w:r>
-              <w:rPr>
-                <w:rFonts w:ascii="Calibri" w:cs="Calibri" w:eastAsia="Calibri" w:hAnsi="Calibri"/>
-                <w:b w:val="false"/>
-                <w:bCs w:val="false"/>
-                <w:i w:val="false"/>
-                <w:iCs w:val="false"/>
-                <w:color w:val="1A1D21"/>
-                <w:sz w:val="18"/>
-                <w:szCs w:val="18"/>
+              <w:top w:type="dxa" w:w="70"/>
+              <w:left w:type="dxa" w:w="110"/>
+              <w:bottom w:type="dxa" w:w="70"/>
+              <w:right w:type="dxa" w:w="110"/>
+            </w:tcMar>
+            <w:vAlign w:val="center"/>
+          </w:tcPr>
+          <w:p>
+            <w:pPr>
+              <w:jc w:val="left"/>
+            </w:pPr>
+            <w:r>
+              <w:rPr>
+                <w:rFonts w:ascii="Calibri" w:cs="Calibri" w:eastAsia="Calibri" w:hAnsi="Calibri"/>
+                <w:b w:val="false"/>
+                <w:bCs w:val="false"/>
+                <w:i w:val="false"/>
+                <w:iCs w:val="false"/>
+                <w:color w:val="1A1D21"/>
+                <w:sz w:val="19"/>
+                <w:szCs w:val="19"/>
               </w:rPr>
               <w:t xml:space="preserve"/>
             </w:r>
@@ -4295,27 +4478,27 @@
             </w:tcBorders>
             <w:shd w:fill="F2F6FA" w:val="clear"/>
             <w:tcMar>
-              <w:top w:type="dxa" w:w="60"/>
-              <w:left w:type="dxa" w:w="100"/>
-              <w:bottom w:type="dxa" w:w="60"/>
-              <w:right w:type="dxa" w:w="100"/>
-            </w:tcMar>
-            <w:vAlign w:val="center"/>
-          </w:tcPr>
-          <w:p>
-            <w:pPr>
-              <w:jc w:val="left"/>
-            </w:pPr>
-            <w:r>
-              <w:rPr>
-                <w:rFonts w:ascii="Calibri" w:cs="Calibri" w:eastAsia="Calibri" w:hAnsi="Calibri"/>
-                <w:b w:val="false"/>
-                <w:bCs w:val="false"/>
-                <w:i w:val="false"/>
-                <w:iCs w:val="false"/>
-                <w:color w:val="1A1D21"/>
-                <w:sz w:val="18"/>
-                <w:szCs w:val="18"/>
+              <w:top w:type="dxa" w:w="70"/>
+              <w:left w:type="dxa" w:w="110"/>
+              <w:bottom w:type="dxa" w:w="70"/>
+              <w:right w:type="dxa" w:w="110"/>
+            </w:tcMar>
+            <w:vAlign w:val="center"/>
+          </w:tcPr>
+          <w:p>
+            <w:pPr>
+              <w:jc w:val="left"/>
+            </w:pPr>
+            <w:r>
+              <w:rPr>
+                <w:rFonts w:ascii="Calibri" w:cs="Calibri" w:eastAsia="Calibri" w:hAnsi="Calibri"/>
+                <w:b w:val="false"/>
+                <w:bCs w:val="false"/>
+                <w:i w:val="false"/>
+                <w:iCs w:val="false"/>
+                <w:color w:val="1A1D21"/>
+                <w:sz w:val="19"/>
+                <w:szCs w:val="19"/>
               </w:rPr>
               <w:t xml:space="preserve"/>
             </w:r>
@@ -4332,27 +4515,27 @@
             </w:tcBorders>
             <w:shd w:fill="F2F6FA" w:val="clear"/>
             <w:tcMar>
-              <w:top w:type="dxa" w:w="60"/>
-              <w:left w:type="dxa" w:w="100"/>
-              <w:bottom w:type="dxa" w:w="60"/>
-              <w:right w:type="dxa" w:w="100"/>
-            </w:tcMar>
-            <w:vAlign w:val="center"/>
-          </w:tcPr>
-          <w:p>
-            <w:pPr>
-              <w:jc w:val="left"/>
-            </w:pPr>
-            <w:r>
-              <w:rPr>
-                <w:rFonts w:ascii="Calibri" w:cs="Calibri" w:eastAsia="Calibri" w:hAnsi="Calibri"/>
-                <w:b w:val="false"/>
-                <w:bCs w:val="false"/>
-                <w:i w:val="false"/>
-                <w:iCs w:val="false"/>
-                <w:color w:val="1A1D21"/>
-                <w:sz w:val="18"/>
-                <w:szCs w:val="18"/>
+              <w:top w:type="dxa" w:w="70"/>
+              <w:left w:type="dxa" w:w="110"/>
+              <w:bottom w:type="dxa" w:w="70"/>
+              <w:right w:type="dxa" w:w="110"/>
+            </w:tcMar>
+            <w:vAlign w:val="center"/>
+          </w:tcPr>
+          <w:p>
+            <w:pPr>
+              <w:jc w:val="left"/>
+            </w:pPr>
+            <w:r>
+              <w:rPr>
+                <w:rFonts w:ascii="Calibri" w:cs="Calibri" w:eastAsia="Calibri" w:hAnsi="Calibri"/>
+                <w:b w:val="false"/>
+                <w:bCs w:val="false"/>
+                <w:i w:val="false"/>
+                <w:iCs w:val="false"/>
+                <w:color w:val="1A1D21"/>
+                <w:sz w:val="19"/>
+                <w:szCs w:val="19"/>
               </w:rPr>
               <w:t xml:space="preserve"/>
             </w:r>
@@ -4369,27 +4552,27 @@
             </w:tcBorders>
             <w:shd w:fill="F2F6FA" w:val="clear"/>
             <w:tcMar>
-              <w:top w:type="dxa" w:w="60"/>
-              <w:left w:type="dxa" w:w="100"/>
-              <w:bottom w:type="dxa" w:w="60"/>
-              <w:right w:type="dxa" w:w="100"/>
-            </w:tcMar>
-            <w:vAlign w:val="center"/>
-          </w:tcPr>
-          <w:p>
-            <w:pPr>
-              <w:jc w:val="left"/>
-            </w:pPr>
-            <w:r>
-              <w:rPr>
-                <w:rFonts w:ascii="Calibri" w:cs="Calibri" w:eastAsia="Calibri" w:hAnsi="Calibri"/>
-                <w:b w:val="false"/>
-                <w:bCs w:val="false"/>
-                <w:i w:val="false"/>
-                <w:iCs w:val="false"/>
-                <w:color w:val="1A1D21"/>
-                <w:sz w:val="18"/>
-                <w:szCs w:val="18"/>
+              <w:top w:type="dxa" w:w="70"/>
+              <w:left w:type="dxa" w:w="110"/>
+              <w:bottom w:type="dxa" w:w="70"/>
+              <w:right w:type="dxa" w:w="110"/>
+            </w:tcMar>
+            <w:vAlign w:val="center"/>
+          </w:tcPr>
+          <w:p>
+            <w:pPr>
+              <w:jc w:val="left"/>
+            </w:pPr>
+            <w:r>
+              <w:rPr>
+                <w:rFonts w:ascii="Calibri" w:cs="Calibri" w:eastAsia="Calibri" w:hAnsi="Calibri"/>
+                <w:b w:val="false"/>
+                <w:bCs w:val="false"/>
+                <w:i w:val="false"/>
+                <w:iCs w:val="false"/>
+                <w:color w:val="1A1D21"/>
+                <w:sz w:val="19"/>
+                <w:szCs w:val="19"/>
               </w:rPr>
               <w:t xml:space="preserve"/>
             </w:r>
@@ -4406,27 +4589,27 @@
             </w:tcBorders>
             <w:shd w:fill="F2F6FA" w:val="clear"/>
             <w:tcMar>
-              <w:top w:type="dxa" w:w="60"/>
-              <w:left w:type="dxa" w:w="100"/>
-              <w:bottom w:type="dxa" w:w="60"/>
-              <w:right w:type="dxa" w:w="100"/>
-            </w:tcMar>
-            <w:vAlign w:val="center"/>
-          </w:tcPr>
-          <w:p>
-            <w:pPr>
-              <w:jc w:val="left"/>
-            </w:pPr>
-            <w:r>
-              <w:rPr>
-                <w:rFonts w:ascii="Calibri" w:cs="Calibri" w:eastAsia="Calibri" w:hAnsi="Calibri"/>
-                <w:b w:val="false"/>
-                <w:bCs w:val="false"/>
-                <w:i w:val="false"/>
-                <w:iCs w:val="false"/>
-                <w:color w:val="1A1D21"/>
-                <w:sz w:val="18"/>
-                <w:szCs w:val="18"/>
+              <w:top w:type="dxa" w:w="70"/>
+              <w:left w:type="dxa" w:w="110"/>
+              <w:bottom w:type="dxa" w:w="70"/>
+              <w:right w:type="dxa" w:w="110"/>
+            </w:tcMar>
+            <w:vAlign w:val="center"/>
+          </w:tcPr>
+          <w:p>
+            <w:pPr>
+              <w:jc w:val="left"/>
+            </w:pPr>
+            <w:r>
+              <w:rPr>
+                <w:rFonts w:ascii="Calibri" w:cs="Calibri" w:eastAsia="Calibri" w:hAnsi="Calibri"/>
+                <w:b w:val="false"/>
+                <w:bCs w:val="false"/>
+                <w:i w:val="false"/>
+                <w:iCs w:val="false"/>
+                <w:color w:val="1A1D21"/>
+                <w:sz w:val="19"/>
+                <w:szCs w:val="19"/>
               </w:rPr>
               <w:t xml:space="preserve"/>
             </w:r>
@@ -4443,27 +4626,27 @@
             </w:tcBorders>
             <w:shd w:fill="F2F6FA" w:val="clear"/>
             <w:tcMar>
-              <w:top w:type="dxa" w:w="60"/>
-              <w:left w:type="dxa" w:w="100"/>
-              <w:bottom w:type="dxa" w:w="60"/>
-              <w:right w:type="dxa" w:w="100"/>
-            </w:tcMar>
-            <w:vAlign w:val="center"/>
-          </w:tcPr>
-          <w:p>
-            <w:pPr>
-              <w:jc w:val="left"/>
-            </w:pPr>
-            <w:r>
-              <w:rPr>
-                <w:rFonts w:ascii="Calibri" w:cs="Calibri" w:eastAsia="Calibri" w:hAnsi="Calibri"/>
-                <w:b w:val="false"/>
-                <w:bCs w:val="false"/>
-                <w:i w:val="false"/>
-                <w:iCs w:val="false"/>
-                <w:color w:val="1A1D21"/>
-                <w:sz w:val="18"/>
-                <w:szCs w:val="18"/>
+              <w:top w:type="dxa" w:w="70"/>
+              <w:left w:type="dxa" w:w="110"/>
+              <w:bottom w:type="dxa" w:w="70"/>
+              <w:right w:type="dxa" w:w="110"/>
+            </w:tcMar>
+            <w:vAlign w:val="center"/>
+          </w:tcPr>
+          <w:p>
+            <w:pPr>
+              <w:jc w:val="left"/>
+            </w:pPr>
+            <w:r>
+              <w:rPr>
+                <w:rFonts w:ascii="Calibri" w:cs="Calibri" w:eastAsia="Calibri" w:hAnsi="Calibri"/>
+                <w:b w:val="false"/>
+                <w:bCs w:val="false"/>
+                <w:i w:val="false"/>
+                <w:iCs w:val="false"/>
+                <w:color w:val="1A1D21"/>
+                <w:sz w:val="19"/>
+                <w:szCs w:val="19"/>
               </w:rPr>
               <w:t xml:space="preserve"/>
             </w:r>
@@ -4480,27 +4663,27 @@
             </w:tcBorders>
             <w:shd w:fill="F2F6FA" w:val="clear"/>
             <w:tcMar>
-              <w:top w:type="dxa" w:w="60"/>
-              <w:left w:type="dxa" w:w="100"/>
-              <w:bottom w:type="dxa" w:w="60"/>
-              <w:right w:type="dxa" w:w="100"/>
-            </w:tcMar>
-            <w:vAlign w:val="center"/>
-          </w:tcPr>
-          <w:p>
-            <w:pPr>
-              <w:jc w:val="left"/>
-            </w:pPr>
-            <w:r>
-              <w:rPr>
-                <w:rFonts w:ascii="Calibri" w:cs="Calibri" w:eastAsia="Calibri" w:hAnsi="Calibri"/>
-                <w:b w:val="false"/>
-                <w:bCs w:val="false"/>
-                <w:i w:val="false"/>
-                <w:iCs w:val="false"/>
-                <w:color w:val="1A1D21"/>
-                <w:sz w:val="18"/>
-                <w:szCs w:val="18"/>
+              <w:top w:type="dxa" w:w="70"/>
+              <w:left w:type="dxa" w:w="110"/>
+              <w:bottom w:type="dxa" w:w="70"/>
+              <w:right w:type="dxa" w:w="110"/>
+            </w:tcMar>
+            <w:vAlign w:val="center"/>
+          </w:tcPr>
+          <w:p>
+            <w:pPr>
+              <w:jc w:val="left"/>
+            </w:pPr>
+            <w:r>
+              <w:rPr>
+                <w:rFonts w:ascii="Calibri" w:cs="Calibri" w:eastAsia="Calibri" w:hAnsi="Calibri"/>
+                <w:b w:val="false"/>
+                <w:bCs w:val="false"/>
+                <w:i w:val="false"/>
+                <w:iCs w:val="false"/>
+                <w:color w:val="1A1D21"/>
+                <w:sz w:val="19"/>
+                <w:szCs w:val="19"/>
               </w:rPr>
               <w:t xml:space="preserve"/>
             </w:r>
@@ -4517,27 +4700,27 @@
             </w:tcBorders>
             <w:shd w:fill="F2F6FA" w:val="clear"/>
             <w:tcMar>
-              <w:top w:type="dxa" w:w="60"/>
-              <w:left w:type="dxa" w:w="100"/>
-              <w:bottom w:type="dxa" w:w="60"/>
-              <w:right w:type="dxa" w:w="100"/>
-            </w:tcMar>
-            <w:vAlign w:val="center"/>
-          </w:tcPr>
-          <w:p>
-            <w:pPr>
-              <w:jc w:val="left"/>
-            </w:pPr>
-            <w:r>
-              <w:rPr>
-                <w:rFonts w:ascii="Calibri" w:cs="Calibri" w:eastAsia="Calibri" w:hAnsi="Calibri"/>
-                <w:b w:val="false"/>
-                <w:bCs w:val="false"/>
-                <w:i w:val="false"/>
-                <w:iCs w:val="false"/>
-                <w:color w:val="1A1D21"/>
-                <w:sz w:val="18"/>
-                <w:szCs w:val="18"/>
+              <w:top w:type="dxa" w:w="70"/>
+              <w:left w:type="dxa" w:w="110"/>
+              <w:bottom w:type="dxa" w:w="70"/>
+              <w:right w:type="dxa" w:w="110"/>
+            </w:tcMar>
+            <w:vAlign w:val="center"/>
+          </w:tcPr>
+          <w:p>
+            <w:pPr>
+              <w:jc w:val="left"/>
+            </w:pPr>
+            <w:r>
+              <w:rPr>
+                <w:rFonts w:ascii="Calibri" w:cs="Calibri" w:eastAsia="Calibri" w:hAnsi="Calibri"/>
+                <w:b w:val="false"/>
+                <w:bCs w:val="false"/>
+                <w:i w:val="false"/>
+                <w:iCs w:val="false"/>
+                <w:color w:val="1A1D21"/>
+                <w:sz w:val="19"/>
+                <w:szCs w:val="19"/>
               </w:rPr>
               <w:t xml:space="preserve"/>
             </w:r>
@@ -4556,27 +4739,27 @@
             </w:tcBorders>
             <w:shd w:fill="FFFFFF" w:val="clear"/>
             <w:tcMar>
-              <w:top w:type="dxa" w:w="60"/>
-              <w:left w:type="dxa" w:w="100"/>
-              <w:bottom w:type="dxa" w:w="60"/>
-              <w:right w:type="dxa" w:w="100"/>
-            </w:tcMar>
-            <w:vAlign w:val="center"/>
-          </w:tcPr>
-          <w:p>
-            <w:pPr>
-              <w:jc w:val="left"/>
-            </w:pPr>
-            <w:r>
-              <w:rPr>
-                <w:rFonts w:ascii="Calibri" w:cs="Calibri" w:eastAsia="Calibri" w:hAnsi="Calibri"/>
-                <w:b w:val="false"/>
-                <w:bCs w:val="false"/>
-                <w:i w:val="false"/>
-                <w:iCs w:val="false"/>
-                <w:color w:val="1A1D21"/>
-                <w:sz w:val="18"/>
-                <w:szCs w:val="18"/>
+              <w:top w:type="dxa" w:w="70"/>
+              <w:left w:type="dxa" w:w="110"/>
+              <w:bottom w:type="dxa" w:w="70"/>
+              <w:right w:type="dxa" w:w="110"/>
+            </w:tcMar>
+            <w:vAlign w:val="center"/>
+          </w:tcPr>
+          <w:p>
+            <w:pPr>
+              <w:jc w:val="left"/>
+            </w:pPr>
+            <w:r>
+              <w:rPr>
+                <w:rFonts w:ascii="Calibri" w:cs="Calibri" w:eastAsia="Calibri" w:hAnsi="Calibri"/>
+                <w:b w:val="false"/>
+                <w:bCs w:val="false"/>
+                <w:i w:val="false"/>
+                <w:iCs w:val="false"/>
+                <w:color w:val="1A1D21"/>
+                <w:sz w:val="19"/>
+                <w:szCs w:val="19"/>
               </w:rPr>
               <w:t xml:space="preserve">4. Dataset Gen &amp; Verification</w:t>
             </w:r>
@@ -4593,27 +4776,27 @@
             </w:tcBorders>
             <w:shd w:fill="F2F6FA" w:val="clear"/>
             <w:tcMar>
-              <w:top w:type="dxa" w:w="60"/>
-              <w:left w:type="dxa" w:w="100"/>
-              <w:bottom w:type="dxa" w:w="60"/>
-              <w:right w:type="dxa" w:w="100"/>
-            </w:tcMar>
-            <w:vAlign w:val="center"/>
-          </w:tcPr>
-          <w:p>
-            <w:pPr>
-              <w:jc w:val="left"/>
-            </w:pPr>
-            <w:r>
-              <w:rPr>
-                <w:rFonts w:ascii="Calibri" w:cs="Calibri" w:eastAsia="Calibri" w:hAnsi="Calibri"/>
-                <w:b w:val="false"/>
-                <w:bCs w:val="false"/>
-                <w:i w:val="false"/>
-                <w:iCs w:val="false"/>
-                <w:color w:val="1A1D21"/>
-                <w:sz w:val="18"/>
-                <w:szCs w:val="18"/>
+              <w:top w:type="dxa" w:w="70"/>
+              <w:left w:type="dxa" w:w="110"/>
+              <w:bottom w:type="dxa" w:w="70"/>
+              <w:right w:type="dxa" w:w="110"/>
+            </w:tcMar>
+            <w:vAlign w:val="center"/>
+          </w:tcPr>
+          <w:p>
+            <w:pPr>
+              <w:jc w:val="left"/>
+            </w:pPr>
+            <w:r>
+              <w:rPr>
+                <w:rFonts w:ascii="Calibri" w:cs="Calibri" w:eastAsia="Calibri" w:hAnsi="Calibri"/>
+                <w:b w:val="false"/>
+                <w:bCs w:val="false"/>
+                <w:i w:val="false"/>
+                <w:iCs w:val="false"/>
+                <w:color w:val="1A1D21"/>
+                <w:sz w:val="19"/>
+                <w:szCs w:val="19"/>
               </w:rPr>
               <w:t xml:space="preserve"/>
             </w:r>
@@ -4630,27 +4813,27 @@
             </w:tcBorders>
             <w:shd w:fill="F2F6FA" w:val="clear"/>
             <w:tcMar>
-              <w:top w:type="dxa" w:w="60"/>
-              <w:left w:type="dxa" w:w="100"/>
-              <w:bottom w:type="dxa" w:w="60"/>
-              <w:right w:type="dxa" w:w="100"/>
-            </w:tcMar>
-            <w:vAlign w:val="center"/>
-          </w:tcPr>
-          <w:p>
-            <w:pPr>
-              <w:jc w:val="left"/>
-            </w:pPr>
-            <w:r>
-              <w:rPr>
-                <w:rFonts w:ascii="Calibri" w:cs="Calibri" w:eastAsia="Calibri" w:hAnsi="Calibri"/>
-                <w:b w:val="false"/>
-                <w:bCs w:val="false"/>
-                <w:i w:val="false"/>
-                <w:iCs w:val="false"/>
-                <w:color w:val="1A1D21"/>
-                <w:sz w:val="18"/>
-                <w:szCs w:val="18"/>
+              <w:top w:type="dxa" w:w="70"/>
+              <w:left w:type="dxa" w:w="110"/>
+              <w:bottom w:type="dxa" w:w="70"/>
+              <w:right w:type="dxa" w:w="110"/>
+            </w:tcMar>
+            <w:vAlign w:val="center"/>
+          </w:tcPr>
+          <w:p>
+            <w:pPr>
+              <w:jc w:val="left"/>
+            </w:pPr>
+            <w:r>
+              <w:rPr>
+                <w:rFonts w:ascii="Calibri" w:cs="Calibri" w:eastAsia="Calibri" w:hAnsi="Calibri"/>
+                <w:b w:val="false"/>
+                <w:bCs w:val="false"/>
+                <w:i w:val="false"/>
+                <w:iCs w:val="false"/>
+                <w:color w:val="1A1D21"/>
+                <w:sz w:val="19"/>
+                <w:szCs w:val="19"/>
               </w:rPr>
               <w:t xml:space="preserve"/>
             </w:r>
@@ -4667,27 +4850,27 @@
             </w:tcBorders>
             <w:shd w:fill="F2F6FA" w:val="clear"/>
             <w:tcMar>
-              <w:top w:type="dxa" w:w="60"/>
-              <w:left w:type="dxa" w:w="100"/>
-              <w:bottom w:type="dxa" w:w="60"/>
-              <w:right w:type="dxa" w:w="100"/>
-            </w:tcMar>
-            <w:vAlign w:val="center"/>
-          </w:tcPr>
-          <w:p>
-            <w:pPr>
-              <w:jc w:val="left"/>
-            </w:pPr>
-            <w:r>
-              <w:rPr>
-                <w:rFonts w:ascii="Calibri" w:cs="Calibri" w:eastAsia="Calibri" w:hAnsi="Calibri"/>
-                <w:b w:val="false"/>
-                <w:bCs w:val="false"/>
-                <w:i w:val="false"/>
-                <w:iCs w:val="false"/>
-                <w:color w:val="1A1D21"/>
-                <w:sz w:val="18"/>
-                <w:szCs w:val="18"/>
+              <w:top w:type="dxa" w:w="70"/>
+              <w:left w:type="dxa" w:w="110"/>
+              <w:bottom w:type="dxa" w:w="70"/>
+              <w:right w:type="dxa" w:w="110"/>
+            </w:tcMar>
+            <w:vAlign w:val="center"/>
+          </w:tcPr>
+          <w:p>
+            <w:pPr>
+              <w:jc w:val="left"/>
+            </w:pPr>
+            <w:r>
+              <w:rPr>
+                <w:rFonts w:ascii="Calibri" w:cs="Calibri" w:eastAsia="Calibri" w:hAnsi="Calibri"/>
+                <w:b w:val="false"/>
+                <w:bCs w:val="false"/>
+                <w:i w:val="false"/>
+                <w:iCs w:val="false"/>
+                <w:color w:val="1A1D21"/>
+                <w:sz w:val="19"/>
+                <w:szCs w:val="19"/>
               </w:rPr>
               <w:t xml:space="preserve"/>
             </w:r>
@@ -4704,27 +4887,27 @@
             </w:tcBorders>
             <w:shd w:fill="15406B" w:val="clear"/>
             <w:tcMar>
-              <w:top w:type="dxa" w:w="60"/>
-              <w:left w:type="dxa" w:w="100"/>
-              <w:bottom w:type="dxa" w:w="60"/>
-              <w:right w:type="dxa" w:w="100"/>
-            </w:tcMar>
-            <w:vAlign w:val="center"/>
-          </w:tcPr>
-          <w:p>
-            <w:pPr>
-              <w:jc w:val="left"/>
-            </w:pPr>
-            <w:r>
-              <w:rPr>
-                <w:rFonts w:ascii="Calibri" w:cs="Calibri" w:eastAsia="Calibri" w:hAnsi="Calibri"/>
-                <w:b w:val="false"/>
-                <w:bCs w:val="false"/>
-                <w:i w:val="false"/>
-                <w:iCs w:val="false"/>
-                <w:color w:val="1A1D21"/>
-                <w:sz w:val="18"/>
-                <w:szCs w:val="18"/>
+              <w:top w:type="dxa" w:w="70"/>
+              <w:left w:type="dxa" w:w="110"/>
+              <w:bottom w:type="dxa" w:w="70"/>
+              <w:right w:type="dxa" w:w="110"/>
+            </w:tcMar>
+            <w:vAlign w:val="center"/>
+          </w:tcPr>
+          <w:p>
+            <w:pPr>
+              <w:jc w:val="left"/>
+            </w:pPr>
+            <w:r>
+              <w:rPr>
+                <w:rFonts w:ascii="Calibri" w:cs="Calibri" w:eastAsia="Calibri" w:hAnsi="Calibri"/>
+                <w:b w:val="false"/>
+                <w:bCs w:val="false"/>
+                <w:i w:val="false"/>
+                <w:iCs w:val="false"/>
+                <w:color w:val="1A1D21"/>
+                <w:sz w:val="19"/>
+                <w:szCs w:val="19"/>
               </w:rPr>
               <w:t xml:space="preserve"/>
             </w:r>
@@ -4741,27 +4924,27 @@
             </w:tcBorders>
             <w:shd w:fill="15406B" w:val="clear"/>
             <w:tcMar>
-              <w:top w:type="dxa" w:w="60"/>
-              <w:left w:type="dxa" w:w="100"/>
-              <w:bottom w:type="dxa" w:w="60"/>
-              <w:right w:type="dxa" w:w="100"/>
-            </w:tcMar>
-            <w:vAlign w:val="center"/>
-          </w:tcPr>
-          <w:p>
-            <w:pPr>
-              <w:jc w:val="left"/>
-            </w:pPr>
-            <w:r>
-              <w:rPr>
-                <w:rFonts w:ascii="Calibri" w:cs="Calibri" w:eastAsia="Calibri" w:hAnsi="Calibri"/>
-                <w:b w:val="false"/>
-                <w:bCs w:val="false"/>
-                <w:i w:val="false"/>
-                <w:iCs w:val="false"/>
-                <w:color w:val="1A1D21"/>
-                <w:sz w:val="18"/>
-                <w:szCs w:val="18"/>
+              <w:top w:type="dxa" w:w="70"/>
+              <w:left w:type="dxa" w:w="110"/>
+              <w:bottom w:type="dxa" w:w="70"/>
+              <w:right w:type="dxa" w:w="110"/>
+            </w:tcMar>
+            <w:vAlign w:val="center"/>
+          </w:tcPr>
+          <w:p>
+            <w:pPr>
+              <w:jc w:val="left"/>
+            </w:pPr>
+            <w:r>
+              <w:rPr>
+                <w:rFonts w:ascii="Calibri" w:cs="Calibri" w:eastAsia="Calibri" w:hAnsi="Calibri"/>
+                <w:b w:val="false"/>
+                <w:bCs w:val="false"/>
+                <w:i w:val="false"/>
+                <w:iCs w:val="false"/>
+                <w:color w:val="1A1D21"/>
+                <w:sz w:val="19"/>
+                <w:szCs w:val="19"/>
               </w:rPr>
               <w:t xml:space="preserve"/>
             </w:r>
@@ -4778,27 +4961,27 @@
             </w:tcBorders>
             <w:shd w:fill="F2F6FA" w:val="clear"/>
             <w:tcMar>
-              <w:top w:type="dxa" w:w="60"/>
-              <w:left w:type="dxa" w:w="100"/>
-              <w:bottom w:type="dxa" w:w="60"/>
-              <w:right w:type="dxa" w:w="100"/>
-            </w:tcMar>
-            <w:vAlign w:val="center"/>
-          </w:tcPr>
-          <w:p>
-            <w:pPr>
-              <w:jc w:val="left"/>
-            </w:pPr>
-            <w:r>
-              <w:rPr>
-                <w:rFonts w:ascii="Calibri" w:cs="Calibri" w:eastAsia="Calibri" w:hAnsi="Calibri"/>
-                <w:b w:val="false"/>
-                <w:bCs w:val="false"/>
-                <w:i w:val="false"/>
-                <w:iCs w:val="false"/>
-                <w:color w:val="1A1D21"/>
-                <w:sz w:val="18"/>
-                <w:szCs w:val="18"/>
+              <w:top w:type="dxa" w:w="70"/>
+              <w:left w:type="dxa" w:w="110"/>
+              <w:bottom w:type="dxa" w:w="70"/>
+              <w:right w:type="dxa" w:w="110"/>
+            </w:tcMar>
+            <w:vAlign w:val="center"/>
+          </w:tcPr>
+          <w:p>
+            <w:pPr>
+              <w:jc w:val="left"/>
+            </w:pPr>
+            <w:r>
+              <w:rPr>
+                <w:rFonts w:ascii="Calibri" w:cs="Calibri" w:eastAsia="Calibri" w:hAnsi="Calibri"/>
+                <w:b w:val="false"/>
+                <w:bCs w:val="false"/>
+                <w:i w:val="false"/>
+                <w:iCs w:val="false"/>
+                <w:color w:val="1A1D21"/>
+                <w:sz w:val="19"/>
+                <w:szCs w:val="19"/>
               </w:rPr>
               <w:t xml:space="preserve"/>
             </w:r>
@@ -4815,27 +4998,27 @@
             </w:tcBorders>
             <w:shd w:fill="F2F6FA" w:val="clear"/>
             <w:tcMar>
-              <w:top w:type="dxa" w:w="60"/>
-              <w:left w:type="dxa" w:w="100"/>
-              <w:bottom w:type="dxa" w:w="60"/>
-              <w:right w:type="dxa" w:w="100"/>
-            </w:tcMar>
-            <w:vAlign w:val="center"/>
-          </w:tcPr>
-          <w:p>
-            <w:pPr>
-              <w:jc w:val="left"/>
-            </w:pPr>
-            <w:r>
-              <w:rPr>
-                <w:rFonts w:ascii="Calibri" w:cs="Calibri" w:eastAsia="Calibri" w:hAnsi="Calibri"/>
-                <w:b w:val="false"/>
-                <w:bCs w:val="false"/>
-                <w:i w:val="false"/>
-                <w:iCs w:val="false"/>
-                <w:color w:val="1A1D21"/>
-                <w:sz w:val="18"/>
-                <w:szCs w:val="18"/>
+              <w:top w:type="dxa" w:w="70"/>
+              <w:left w:type="dxa" w:w="110"/>
+              <w:bottom w:type="dxa" w:w="70"/>
+              <w:right w:type="dxa" w:w="110"/>
+            </w:tcMar>
+            <w:vAlign w:val="center"/>
+          </w:tcPr>
+          <w:p>
+            <w:pPr>
+              <w:jc w:val="left"/>
+            </w:pPr>
+            <w:r>
+              <w:rPr>
+                <w:rFonts w:ascii="Calibri" w:cs="Calibri" w:eastAsia="Calibri" w:hAnsi="Calibri"/>
+                <w:b w:val="false"/>
+                <w:bCs w:val="false"/>
+                <w:i w:val="false"/>
+                <w:iCs w:val="false"/>
+                <w:color w:val="1A1D21"/>
+                <w:sz w:val="19"/>
+                <w:szCs w:val="19"/>
               </w:rPr>
               <w:t xml:space="preserve"/>
             </w:r>
@@ -4852,27 +5035,27 @@
             </w:tcBorders>
             <w:shd w:fill="F2F6FA" w:val="clear"/>
             <w:tcMar>
-              <w:top w:type="dxa" w:w="60"/>
-              <w:left w:type="dxa" w:w="100"/>
-              <w:bottom w:type="dxa" w:w="60"/>
-              <w:right w:type="dxa" w:w="100"/>
-            </w:tcMar>
-            <w:vAlign w:val="center"/>
-          </w:tcPr>
-          <w:p>
-            <w:pPr>
-              <w:jc w:val="left"/>
-            </w:pPr>
-            <w:r>
-              <w:rPr>
-                <w:rFonts w:ascii="Calibri" w:cs="Calibri" w:eastAsia="Calibri" w:hAnsi="Calibri"/>
-                <w:b w:val="false"/>
-                <w:bCs w:val="false"/>
-                <w:i w:val="false"/>
-                <w:iCs w:val="false"/>
-                <w:color w:val="1A1D21"/>
-                <w:sz w:val="18"/>
-                <w:szCs w:val="18"/>
+              <w:top w:type="dxa" w:w="70"/>
+              <w:left w:type="dxa" w:w="110"/>
+              <w:bottom w:type="dxa" w:w="70"/>
+              <w:right w:type="dxa" w:w="110"/>
+            </w:tcMar>
+            <w:vAlign w:val="center"/>
+          </w:tcPr>
+          <w:p>
+            <w:pPr>
+              <w:jc w:val="left"/>
+            </w:pPr>
+            <w:r>
+              <w:rPr>
+                <w:rFonts w:ascii="Calibri" w:cs="Calibri" w:eastAsia="Calibri" w:hAnsi="Calibri"/>
+                <w:b w:val="false"/>
+                <w:bCs w:val="false"/>
+                <w:i w:val="false"/>
+                <w:iCs w:val="false"/>
+                <w:color w:val="1A1D21"/>
+                <w:sz w:val="19"/>
+                <w:szCs w:val="19"/>
               </w:rPr>
               <w:t xml:space="preserve"/>
             </w:r>
@@ -4889,27 +5072,27 @@
             </w:tcBorders>
             <w:shd w:fill="F2F6FA" w:val="clear"/>
             <w:tcMar>
-              <w:top w:type="dxa" w:w="60"/>
-              <w:left w:type="dxa" w:w="100"/>
-              <w:bottom w:type="dxa" w:w="60"/>
-              <w:right w:type="dxa" w:w="100"/>
-            </w:tcMar>
-            <w:vAlign w:val="center"/>
-          </w:tcPr>
-          <w:p>
-            <w:pPr>
-              <w:jc w:val="left"/>
-            </w:pPr>
-            <w:r>
-              <w:rPr>
-                <w:rFonts w:ascii="Calibri" w:cs="Calibri" w:eastAsia="Calibri" w:hAnsi="Calibri"/>
-                <w:b w:val="false"/>
-                <w:bCs w:val="false"/>
-                <w:i w:val="false"/>
-                <w:iCs w:val="false"/>
-                <w:color w:val="1A1D21"/>
-                <w:sz w:val="18"/>
-                <w:szCs w:val="18"/>
+              <w:top w:type="dxa" w:w="70"/>
+              <w:left w:type="dxa" w:w="110"/>
+              <w:bottom w:type="dxa" w:w="70"/>
+              <w:right w:type="dxa" w:w="110"/>
+            </w:tcMar>
+            <w:vAlign w:val="center"/>
+          </w:tcPr>
+          <w:p>
+            <w:pPr>
+              <w:jc w:val="left"/>
+            </w:pPr>
+            <w:r>
+              <w:rPr>
+                <w:rFonts w:ascii="Calibri" w:cs="Calibri" w:eastAsia="Calibri" w:hAnsi="Calibri"/>
+                <w:b w:val="false"/>
+                <w:bCs w:val="false"/>
+                <w:i w:val="false"/>
+                <w:iCs w:val="false"/>
+                <w:color w:val="1A1D21"/>
+                <w:sz w:val="19"/>
+                <w:szCs w:val="19"/>
               </w:rPr>
               <w:t xml:space="preserve"/>
             </w:r>
@@ -4926,27 +5109,27 @@
             </w:tcBorders>
             <w:shd w:fill="F2F6FA" w:val="clear"/>
             <w:tcMar>
-              <w:top w:type="dxa" w:w="60"/>
-              <w:left w:type="dxa" w:w="100"/>
-              <w:bottom w:type="dxa" w:w="60"/>
-              <w:right w:type="dxa" w:w="100"/>
-            </w:tcMar>
-            <w:vAlign w:val="center"/>
-          </w:tcPr>
-          <w:p>
-            <w:pPr>
-              <w:jc w:val="left"/>
-            </w:pPr>
-            <w:r>
-              <w:rPr>
-                <w:rFonts w:ascii="Calibri" w:cs="Calibri" w:eastAsia="Calibri" w:hAnsi="Calibri"/>
-                <w:b w:val="false"/>
-                <w:bCs w:val="false"/>
-                <w:i w:val="false"/>
-                <w:iCs w:val="false"/>
-                <w:color w:val="1A1D21"/>
-                <w:sz w:val="18"/>
-                <w:szCs w:val="18"/>
+              <w:top w:type="dxa" w:w="70"/>
+              <w:left w:type="dxa" w:w="110"/>
+              <w:bottom w:type="dxa" w:w="70"/>
+              <w:right w:type="dxa" w:w="110"/>
+            </w:tcMar>
+            <w:vAlign w:val="center"/>
+          </w:tcPr>
+          <w:p>
+            <w:pPr>
+              <w:jc w:val="left"/>
+            </w:pPr>
+            <w:r>
+              <w:rPr>
+                <w:rFonts w:ascii="Calibri" w:cs="Calibri" w:eastAsia="Calibri" w:hAnsi="Calibri"/>
+                <w:b w:val="false"/>
+                <w:bCs w:val="false"/>
+                <w:i w:val="false"/>
+                <w:iCs w:val="false"/>
+                <w:color w:val="1A1D21"/>
+                <w:sz w:val="19"/>
+                <w:szCs w:val="19"/>
               </w:rPr>
               <w:t xml:space="preserve"/>
             </w:r>
@@ -4965,27 +5148,27 @@
             </w:tcBorders>
             <w:shd w:fill="FFFFFF" w:val="clear"/>
             <w:tcMar>
-              <w:top w:type="dxa" w:w="60"/>
-              <w:left w:type="dxa" w:w="100"/>
-              <w:bottom w:type="dxa" w:w="60"/>
-              <w:right w:type="dxa" w:w="100"/>
-            </w:tcMar>
-            <w:vAlign w:val="center"/>
-          </w:tcPr>
-          <w:p>
-            <w:pPr>
-              <w:jc w:val="left"/>
-            </w:pPr>
-            <w:r>
-              <w:rPr>
-                <w:rFonts w:ascii="Calibri" w:cs="Calibri" w:eastAsia="Calibri" w:hAnsi="Calibri"/>
-                <w:b w:val="false"/>
-                <w:bCs w:val="false"/>
-                <w:i w:val="false"/>
-                <w:iCs w:val="false"/>
-                <w:color w:val="1A1D21"/>
-                <w:sz w:val="18"/>
-                <w:szCs w:val="18"/>
+              <w:top w:type="dxa" w:w="70"/>
+              <w:left w:type="dxa" w:w="110"/>
+              <w:bottom w:type="dxa" w:w="70"/>
+              <w:right w:type="dxa" w:w="110"/>
+            </w:tcMar>
+            <w:vAlign w:val="center"/>
+          </w:tcPr>
+          <w:p>
+            <w:pPr>
+              <w:jc w:val="left"/>
+            </w:pPr>
+            <w:r>
+              <w:rPr>
+                <w:rFonts w:ascii="Calibri" w:cs="Calibri" w:eastAsia="Calibri" w:hAnsi="Calibri"/>
+                <w:b w:val="false"/>
+                <w:bCs w:val="false"/>
+                <w:i w:val="false"/>
+                <w:iCs w:val="false"/>
+                <w:color w:val="1A1D21"/>
+                <w:sz w:val="19"/>
+                <w:szCs w:val="19"/>
               </w:rPr>
               <w:t xml:space="preserve">5. Pipeline Impl. (P1/P2/P3)</w:t>
             </w:r>
@@ -5002,27 +5185,27 @@
             </w:tcBorders>
             <w:shd w:fill="F2F6FA" w:val="clear"/>
             <w:tcMar>
-              <w:top w:type="dxa" w:w="60"/>
-              <w:left w:type="dxa" w:w="100"/>
-              <w:bottom w:type="dxa" w:w="60"/>
-              <w:right w:type="dxa" w:w="100"/>
-            </w:tcMar>
-            <w:vAlign w:val="center"/>
-          </w:tcPr>
-          <w:p>
-            <w:pPr>
-              <w:jc w:val="left"/>
-            </w:pPr>
-            <w:r>
-              <w:rPr>
-                <w:rFonts w:ascii="Calibri" w:cs="Calibri" w:eastAsia="Calibri" w:hAnsi="Calibri"/>
-                <w:b w:val="false"/>
-                <w:bCs w:val="false"/>
-                <w:i w:val="false"/>
-                <w:iCs w:val="false"/>
-                <w:color w:val="1A1D21"/>
-                <w:sz w:val="18"/>
-                <w:szCs w:val="18"/>
+              <w:top w:type="dxa" w:w="70"/>
+              <w:left w:type="dxa" w:w="110"/>
+              <w:bottom w:type="dxa" w:w="70"/>
+              <w:right w:type="dxa" w:w="110"/>
+            </w:tcMar>
+            <w:vAlign w:val="center"/>
+          </w:tcPr>
+          <w:p>
+            <w:pPr>
+              <w:jc w:val="left"/>
+            </w:pPr>
+            <w:r>
+              <w:rPr>
+                <w:rFonts w:ascii="Calibri" w:cs="Calibri" w:eastAsia="Calibri" w:hAnsi="Calibri"/>
+                <w:b w:val="false"/>
+                <w:bCs w:val="false"/>
+                <w:i w:val="false"/>
+                <w:iCs w:val="false"/>
+                <w:color w:val="1A1D21"/>
+                <w:sz w:val="19"/>
+                <w:szCs w:val="19"/>
               </w:rPr>
               <w:t xml:space="preserve"/>
             </w:r>
@@ -5039,27 +5222,27 @@
             </w:tcBorders>
             <w:shd w:fill="F2F6FA" w:val="clear"/>
             <w:tcMar>
-              <w:top w:type="dxa" w:w="60"/>
-              <w:left w:type="dxa" w:w="100"/>
-              <w:bottom w:type="dxa" w:w="60"/>
-              <w:right w:type="dxa" w:w="100"/>
-            </w:tcMar>
-            <w:vAlign w:val="center"/>
-          </w:tcPr>
-          <w:p>
-            <w:pPr>
-              <w:jc w:val="left"/>
-            </w:pPr>
-            <w:r>
-              <w:rPr>
-                <w:rFonts w:ascii="Calibri" w:cs="Calibri" w:eastAsia="Calibri" w:hAnsi="Calibri"/>
-                <w:b w:val="false"/>
-                <w:bCs w:val="false"/>
-                <w:i w:val="false"/>
-                <w:iCs w:val="false"/>
-                <w:color w:val="1A1D21"/>
-                <w:sz w:val="18"/>
-                <w:szCs w:val="18"/>
+              <w:top w:type="dxa" w:w="70"/>
+              <w:left w:type="dxa" w:w="110"/>
+              <w:bottom w:type="dxa" w:w="70"/>
+              <w:right w:type="dxa" w:w="110"/>
+            </w:tcMar>
+            <w:vAlign w:val="center"/>
+          </w:tcPr>
+          <w:p>
+            <w:pPr>
+              <w:jc w:val="left"/>
+            </w:pPr>
+            <w:r>
+              <w:rPr>
+                <w:rFonts w:ascii="Calibri" w:cs="Calibri" w:eastAsia="Calibri" w:hAnsi="Calibri"/>
+                <w:b w:val="false"/>
+                <w:bCs w:val="false"/>
+                <w:i w:val="false"/>
+                <w:iCs w:val="false"/>
+                <w:color w:val="1A1D21"/>
+                <w:sz w:val="19"/>
+                <w:szCs w:val="19"/>
               </w:rPr>
               <w:t xml:space="preserve"/>
             </w:r>
@@ -5076,27 +5259,27 @@
             </w:tcBorders>
             <w:shd w:fill="F2F6FA" w:val="clear"/>
             <w:tcMar>
-              <w:top w:type="dxa" w:w="60"/>
-              <w:left w:type="dxa" w:w="100"/>
-              <w:bottom w:type="dxa" w:w="60"/>
-              <w:right w:type="dxa" w:w="100"/>
-            </w:tcMar>
-            <w:vAlign w:val="center"/>
-          </w:tcPr>
-          <w:p>
-            <w:pPr>
-              <w:jc w:val="left"/>
-            </w:pPr>
-            <w:r>
-              <w:rPr>
-                <w:rFonts w:ascii="Calibri" w:cs="Calibri" w:eastAsia="Calibri" w:hAnsi="Calibri"/>
-                <w:b w:val="false"/>
-                <w:bCs w:val="false"/>
-                <w:i w:val="false"/>
-                <w:iCs w:val="false"/>
-                <w:color w:val="1A1D21"/>
-                <w:sz w:val="18"/>
-                <w:szCs w:val="18"/>
+              <w:top w:type="dxa" w:w="70"/>
+              <w:left w:type="dxa" w:w="110"/>
+              <w:bottom w:type="dxa" w:w="70"/>
+              <w:right w:type="dxa" w:w="110"/>
+            </w:tcMar>
+            <w:vAlign w:val="center"/>
+          </w:tcPr>
+          <w:p>
+            <w:pPr>
+              <w:jc w:val="left"/>
+            </w:pPr>
+            <w:r>
+              <w:rPr>
+                <w:rFonts w:ascii="Calibri" w:cs="Calibri" w:eastAsia="Calibri" w:hAnsi="Calibri"/>
+                <w:b w:val="false"/>
+                <w:bCs w:val="false"/>
+                <w:i w:val="false"/>
+                <w:iCs w:val="false"/>
+                <w:color w:val="1A1D21"/>
+                <w:sz w:val="19"/>
+                <w:szCs w:val="19"/>
               </w:rPr>
               <w:t xml:space="preserve"/>
             </w:r>
@@ -5113,27 +5296,27 @@
             </w:tcBorders>
             <w:shd w:fill="F2F6FA" w:val="clear"/>
             <w:tcMar>
-              <w:top w:type="dxa" w:w="60"/>
-              <w:left w:type="dxa" w:w="100"/>
-              <w:bottom w:type="dxa" w:w="60"/>
-              <w:right w:type="dxa" w:w="100"/>
-            </w:tcMar>
-            <w:vAlign w:val="center"/>
-          </w:tcPr>
-          <w:p>
-            <w:pPr>
-              <w:jc w:val="left"/>
-            </w:pPr>
-            <w:r>
-              <w:rPr>
-                <w:rFonts w:ascii="Calibri" w:cs="Calibri" w:eastAsia="Calibri" w:hAnsi="Calibri"/>
-                <w:b w:val="false"/>
-                <w:bCs w:val="false"/>
-                <w:i w:val="false"/>
-                <w:iCs w:val="false"/>
-                <w:color w:val="1A1D21"/>
-                <w:sz w:val="18"/>
-                <w:szCs w:val="18"/>
+              <w:top w:type="dxa" w:w="70"/>
+              <w:left w:type="dxa" w:w="110"/>
+              <w:bottom w:type="dxa" w:w="70"/>
+              <w:right w:type="dxa" w:w="110"/>
+            </w:tcMar>
+            <w:vAlign w:val="center"/>
+          </w:tcPr>
+          <w:p>
+            <w:pPr>
+              <w:jc w:val="left"/>
+            </w:pPr>
+            <w:r>
+              <w:rPr>
+                <w:rFonts w:ascii="Calibri" w:cs="Calibri" w:eastAsia="Calibri" w:hAnsi="Calibri"/>
+                <w:b w:val="false"/>
+                <w:bCs w:val="false"/>
+                <w:i w:val="false"/>
+                <w:iCs w:val="false"/>
+                <w:color w:val="1A1D21"/>
+                <w:sz w:val="19"/>
+                <w:szCs w:val="19"/>
               </w:rPr>
               <w:t xml:space="preserve"/>
             </w:r>
@@ -5150,27 +5333,27 @@
             </w:tcBorders>
             <w:shd w:fill="15406B" w:val="clear"/>
             <w:tcMar>
-              <w:top w:type="dxa" w:w="60"/>
-              <w:left w:type="dxa" w:w="100"/>
-              <w:bottom w:type="dxa" w:w="60"/>
-              <w:right w:type="dxa" w:w="100"/>
-            </w:tcMar>
-            <w:vAlign w:val="center"/>
-          </w:tcPr>
-          <w:p>
-            <w:pPr>
-              <w:jc w:val="left"/>
-            </w:pPr>
-            <w:r>
-              <w:rPr>
-                <w:rFonts w:ascii="Calibri" w:cs="Calibri" w:eastAsia="Calibri" w:hAnsi="Calibri"/>
-                <w:b w:val="false"/>
-                <w:bCs w:val="false"/>
-                <w:i w:val="false"/>
-                <w:iCs w:val="false"/>
-                <w:color w:val="1A1D21"/>
-                <w:sz w:val="18"/>
-                <w:szCs w:val="18"/>
+              <w:top w:type="dxa" w:w="70"/>
+              <w:left w:type="dxa" w:w="110"/>
+              <w:bottom w:type="dxa" w:w="70"/>
+              <w:right w:type="dxa" w:w="110"/>
+            </w:tcMar>
+            <w:vAlign w:val="center"/>
+          </w:tcPr>
+          <w:p>
+            <w:pPr>
+              <w:jc w:val="left"/>
+            </w:pPr>
+            <w:r>
+              <w:rPr>
+                <w:rFonts w:ascii="Calibri" w:cs="Calibri" w:eastAsia="Calibri" w:hAnsi="Calibri"/>
+                <w:b w:val="false"/>
+                <w:bCs w:val="false"/>
+                <w:i w:val="false"/>
+                <w:iCs w:val="false"/>
+                <w:color w:val="1A1D21"/>
+                <w:sz w:val="19"/>
+                <w:szCs w:val="19"/>
               </w:rPr>
               <w:t xml:space="preserve"/>
             </w:r>
@@ -5187,27 +5370,27 @@
             </w:tcBorders>
             <w:shd w:fill="15406B" w:val="clear"/>
             <w:tcMar>
-              <w:top w:type="dxa" w:w="60"/>
-              <w:left w:type="dxa" w:w="100"/>
-              <w:bottom w:type="dxa" w:w="60"/>
-              <w:right w:type="dxa" w:w="100"/>
-            </w:tcMar>
-            <w:vAlign w:val="center"/>
-          </w:tcPr>
-          <w:p>
-            <w:pPr>
-              <w:jc w:val="left"/>
-            </w:pPr>
-            <w:r>
-              <w:rPr>
-                <w:rFonts w:ascii="Calibri" w:cs="Calibri" w:eastAsia="Calibri" w:hAnsi="Calibri"/>
-                <w:b w:val="false"/>
-                <w:bCs w:val="false"/>
-                <w:i w:val="false"/>
-                <w:iCs w:val="false"/>
-                <w:color w:val="1A1D21"/>
-                <w:sz w:val="18"/>
-                <w:szCs w:val="18"/>
+              <w:top w:type="dxa" w:w="70"/>
+              <w:left w:type="dxa" w:w="110"/>
+              <w:bottom w:type="dxa" w:w="70"/>
+              <w:right w:type="dxa" w:w="110"/>
+            </w:tcMar>
+            <w:vAlign w:val="center"/>
+          </w:tcPr>
+          <w:p>
+            <w:pPr>
+              <w:jc w:val="left"/>
+            </w:pPr>
+            <w:r>
+              <w:rPr>
+                <w:rFonts w:ascii="Calibri" w:cs="Calibri" w:eastAsia="Calibri" w:hAnsi="Calibri"/>
+                <w:b w:val="false"/>
+                <w:bCs w:val="false"/>
+                <w:i w:val="false"/>
+                <w:iCs w:val="false"/>
+                <w:color w:val="1A1D21"/>
+                <w:sz w:val="19"/>
+                <w:szCs w:val="19"/>
               </w:rPr>
               <w:t xml:space="preserve"/>
             </w:r>
@@ -5224,27 +5407,27 @@
             </w:tcBorders>
             <w:shd w:fill="F2F6FA" w:val="clear"/>
             <w:tcMar>
-              <w:top w:type="dxa" w:w="60"/>
-              <w:left w:type="dxa" w:w="100"/>
-              <w:bottom w:type="dxa" w:w="60"/>
-              <w:right w:type="dxa" w:w="100"/>
-            </w:tcMar>
-            <w:vAlign w:val="center"/>
-          </w:tcPr>
-          <w:p>
-            <w:pPr>
-              <w:jc w:val="left"/>
-            </w:pPr>
-            <w:r>
-              <w:rPr>
-                <w:rFonts w:ascii="Calibri" w:cs="Calibri" w:eastAsia="Calibri" w:hAnsi="Calibri"/>
-                <w:b w:val="false"/>
-                <w:bCs w:val="false"/>
-                <w:i w:val="false"/>
-                <w:iCs w:val="false"/>
-                <w:color w:val="1A1D21"/>
-                <w:sz w:val="18"/>
-                <w:szCs w:val="18"/>
+              <w:top w:type="dxa" w:w="70"/>
+              <w:left w:type="dxa" w:w="110"/>
+              <w:bottom w:type="dxa" w:w="70"/>
+              <w:right w:type="dxa" w:w="110"/>
+            </w:tcMar>
+            <w:vAlign w:val="center"/>
+          </w:tcPr>
+          <w:p>
+            <w:pPr>
+              <w:jc w:val="left"/>
+            </w:pPr>
+            <w:r>
+              <w:rPr>
+                <w:rFonts w:ascii="Calibri" w:cs="Calibri" w:eastAsia="Calibri" w:hAnsi="Calibri"/>
+                <w:b w:val="false"/>
+                <w:bCs w:val="false"/>
+                <w:i w:val="false"/>
+                <w:iCs w:val="false"/>
+                <w:color w:val="1A1D21"/>
+                <w:sz w:val="19"/>
+                <w:szCs w:val="19"/>
               </w:rPr>
               <w:t xml:space="preserve"/>
             </w:r>
@@ -5261,27 +5444,27 @@
             </w:tcBorders>
             <w:shd w:fill="F2F6FA" w:val="clear"/>
             <w:tcMar>
-              <w:top w:type="dxa" w:w="60"/>
-              <w:left w:type="dxa" w:w="100"/>
-              <w:bottom w:type="dxa" w:w="60"/>
-              <w:right w:type="dxa" w:w="100"/>
-            </w:tcMar>
-            <w:vAlign w:val="center"/>
-          </w:tcPr>
-          <w:p>
-            <w:pPr>
-              <w:jc w:val="left"/>
-            </w:pPr>
-            <w:r>
-              <w:rPr>
-                <w:rFonts w:ascii="Calibri" w:cs="Calibri" w:eastAsia="Calibri" w:hAnsi="Calibri"/>
-                <w:b w:val="false"/>
-                <w:bCs w:val="false"/>
-                <w:i w:val="false"/>
-                <w:iCs w:val="false"/>
-                <w:color w:val="1A1D21"/>
-                <w:sz w:val="18"/>
-                <w:szCs w:val="18"/>
+              <w:top w:type="dxa" w:w="70"/>
+              <w:left w:type="dxa" w:w="110"/>
+              <w:bottom w:type="dxa" w:w="70"/>
+              <w:right w:type="dxa" w:w="110"/>
+            </w:tcMar>
+            <w:vAlign w:val="center"/>
+          </w:tcPr>
+          <w:p>
+            <w:pPr>
+              <w:jc w:val="left"/>
+            </w:pPr>
+            <w:r>
+              <w:rPr>
+                <w:rFonts w:ascii="Calibri" w:cs="Calibri" w:eastAsia="Calibri" w:hAnsi="Calibri"/>
+                <w:b w:val="false"/>
+                <w:bCs w:val="false"/>
+                <w:i w:val="false"/>
+                <w:iCs w:val="false"/>
+                <w:color w:val="1A1D21"/>
+                <w:sz w:val="19"/>
+                <w:szCs w:val="19"/>
               </w:rPr>
               <w:t xml:space="preserve"/>
             </w:r>
@@ -5298,27 +5481,27 @@
             </w:tcBorders>
             <w:shd w:fill="F2F6FA" w:val="clear"/>
             <w:tcMar>
-              <w:top w:type="dxa" w:w="60"/>
-              <w:left w:type="dxa" w:w="100"/>
-              <w:bottom w:type="dxa" w:w="60"/>
-              <w:right w:type="dxa" w:w="100"/>
-            </w:tcMar>
-            <w:vAlign w:val="center"/>
-          </w:tcPr>
-          <w:p>
-            <w:pPr>
-              <w:jc w:val="left"/>
-            </w:pPr>
-            <w:r>
-              <w:rPr>
-                <w:rFonts w:ascii="Calibri" w:cs="Calibri" w:eastAsia="Calibri" w:hAnsi="Calibri"/>
-                <w:b w:val="false"/>
-                <w:bCs w:val="false"/>
-                <w:i w:val="false"/>
-                <w:iCs w:val="false"/>
-                <w:color w:val="1A1D21"/>
-                <w:sz w:val="18"/>
-                <w:szCs w:val="18"/>
+              <w:top w:type="dxa" w:w="70"/>
+              <w:left w:type="dxa" w:w="110"/>
+              <w:bottom w:type="dxa" w:w="70"/>
+              <w:right w:type="dxa" w:w="110"/>
+            </w:tcMar>
+            <w:vAlign w:val="center"/>
+          </w:tcPr>
+          <w:p>
+            <w:pPr>
+              <w:jc w:val="left"/>
+            </w:pPr>
+            <w:r>
+              <w:rPr>
+                <w:rFonts w:ascii="Calibri" w:cs="Calibri" w:eastAsia="Calibri" w:hAnsi="Calibri"/>
+                <w:b w:val="false"/>
+                <w:bCs w:val="false"/>
+                <w:i w:val="false"/>
+                <w:iCs w:val="false"/>
+                <w:color w:val="1A1D21"/>
+                <w:sz w:val="19"/>
+                <w:szCs w:val="19"/>
               </w:rPr>
               <w:t xml:space="preserve"/>
             </w:r>
@@ -5335,27 +5518,27 @@
             </w:tcBorders>
             <w:shd w:fill="F2F6FA" w:val="clear"/>
             <w:tcMar>
-              <w:top w:type="dxa" w:w="60"/>
-              <w:left w:type="dxa" w:w="100"/>
-              <w:bottom w:type="dxa" w:w="60"/>
-              <w:right w:type="dxa" w:w="100"/>
-            </w:tcMar>
-            <w:vAlign w:val="center"/>
-          </w:tcPr>
-          <w:p>
-            <w:pPr>
-              <w:jc w:val="left"/>
-            </w:pPr>
-            <w:r>
-              <w:rPr>
-                <w:rFonts w:ascii="Calibri" w:cs="Calibri" w:eastAsia="Calibri" w:hAnsi="Calibri"/>
-                <w:b w:val="false"/>
-                <w:bCs w:val="false"/>
-                <w:i w:val="false"/>
-                <w:iCs w:val="false"/>
-                <w:color w:val="1A1D21"/>
-                <w:sz w:val="18"/>
-                <w:szCs w:val="18"/>
+              <w:top w:type="dxa" w:w="70"/>
+              <w:left w:type="dxa" w:w="110"/>
+              <w:bottom w:type="dxa" w:w="70"/>
+              <w:right w:type="dxa" w:w="110"/>
+            </w:tcMar>
+            <w:vAlign w:val="center"/>
+          </w:tcPr>
+          <w:p>
+            <w:pPr>
+              <w:jc w:val="left"/>
+            </w:pPr>
+            <w:r>
+              <w:rPr>
+                <w:rFonts w:ascii="Calibri" w:cs="Calibri" w:eastAsia="Calibri" w:hAnsi="Calibri"/>
+                <w:b w:val="false"/>
+                <w:bCs w:val="false"/>
+                <w:i w:val="false"/>
+                <w:iCs w:val="false"/>
+                <w:color w:val="1A1D21"/>
+                <w:sz w:val="19"/>
+                <w:szCs w:val="19"/>
               </w:rPr>
               <w:t xml:space="preserve"/>
             </w:r>
@@ -5374,27 +5557,27 @@
             </w:tcBorders>
             <w:shd w:fill="FFFFFF" w:val="clear"/>
             <w:tcMar>
-              <w:top w:type="dxa" w:w="60"/>
-              <w:left w:type="dxa" w:w="100"/>
-              <w:bottom w:type="dxa" w:w="60"/>
-              <w:right w:type="dxa" w:w="100"/>
-            </w:tcMar>
-            <w:vAlign w:val="center"/>
-          </w:tcPr>
-          <w:p>
-            <w:pPr>
-              <w:jc w:val="left"/>
-            </w:pPr>
-            <w:r>
-              <w:rPr>
-                <w:rFonts w:ascii="Calibri" w:cs="Calibri" w:eastAsia="Calibri" w:hAnsi="Calibri"/>
-                <w:b w:val="false"/>
-                <w:bCs w:val="false"/>
-                <w:i w:val="false"/>
-                <w:iCs w:val="false"/>
-                <w:color w:val="1A1D21"/>
-                <w:sz w:val="18"/>
-                <w:szCs w:val="18"/>
+              <w:top w:type="dxa" w:w="70"/>
+              <w:left w:type="dxa" w:w="110"/>
+              <w:bottom w:type="dxa" w:w="70"/>
+              <w:right w:type="dxa" w:w="110"/>
+            </w:tcMar>
+            <w:vAlign w:val="center"/>
+          </w:tcPr>
+          <w:p>
+            <w:pPr>
+              <w:jc w:val="left"/>
+            </w:pPr>
+            <w:r>
+              <w:rPr>
+                <w:rFonts w:ascii="Calibri" w:cs="Calibri" w:eastAsia="Calibri" w:hAnsi="Calibri"/>
+                <w:b w:val="false"/>
+                <w:bCs w:val="false"/>
+                <w:i w:val="false"/>
+                <w:iCs w:val="false"/>
+                <w:color w:val="1A1D21"/>
+                <w:sz w:val="19"/>
+                <w:szCs w:val="19"/>
               </w:rPr>
               <w:t xml:space="preserve">6. Judge Build &amp; Validation Gate</w:t>
             </w:r>
@@ -5411,27 +5594,27 @@
             </w:tcBorders>
             <w:shd w:fill="F2F6FA" w:val="clear"/>
             <w:tcMar>
-              <w:top w:type="dxa" w:w="60"/>
-              <w:left w:type="dxa" w:w="100"/>
-              <w:bottom w:type="dxa" w:w="60"/>
-              <w:right w:type="dxa" w:w="100"/>
-            </w:tcMar>
-            <w:vAlign w:val="center"/>
-          </w:tcPr>
-          <w:p>
-            <w:pPr>
-              <w:jc w:val="left"/>
-            </w:pPr>
-            <w:r>
-              <w:rPr>
-                <w:rFonts w:ascii="Calibri" w:cs="Calibri" w:eastAsia="Calibri" w:hAnsi="Calibri"/>
-                <w:b w:val="false"/>
-                <w:bCs w:val="false"/>
-                <w:i w:val="false"/>
-                <w:iCs w:val="false"/>
-                <w:color w:val="1A1D21"/>
-                <w:sz w:val="18"/>
-                <w:szCs w:val="18"/>
+              <w:top w:type="dxa" w:w="70"/>
+              <w:left w:type="dxa" w:w="110"/>
+              <w:bottom w:type="dxa" w:w="70"/>
+              <w:right w:type="dxa" w:w="110"/>
+            </w:tcMar>
+            <w:vAlign w:val="center"/>
+          </w:tcPr>
+          <w:p>
+            <w:pPr>
+              <w:jc w:val="left"/>
+            </w:pPr>
+            <w:r>
+              <w:rPr>
+                <w:rFonts w:ascii="Calibri" w:cs="Calibri" w:eastAsia="Calibri" w:hAnsi="Calibri"/>
+                <w:b w:val="false"/>
+                <w:bCs w:val="false"/>
+                <w:i w:val="false"/>
+                <w:iCs w:val="false"/>
+                <w:color w:val="1A1D21"/>
+                <w:sz w:val="19"/>
+                <w:szCs w:val="19"/>
               </w:rPr>
               <w:t xml:space="preserve"/>
             </w:r>
@@ -5448,27 +5631,27 @@
             </w:tcBorders>
             <w:shd w:fill="F2F6FA" w:val="clear"/>
             <w:tcMar>
-              <w:top w:type="dxa" w:w="60"/>
-              <w:left w:type="dxa" w:w="100"/>
-              <w:bottom w:type="dxa" w:w="60"/>
-              <w:right w:type="dxa" w:w="100"/>
-            </w:tcMar>
-            <w:vAlign w:val="center"/>
-          </w:tcPr>
-          <w:p>
-            <w:pPr>
-              <w:jc w:val="left"/>
-            </w:pPr>
-            <w:r>
-              <w:rPr>
-                <w:rFonts w:ascii="Calibri" w:cs="Calibri" w:eastAsia="Calibri" w:hAnsi="Calibri"/>
-                <w:b w:val="false"/>
-                <w:bCs w:val="false"/>
-                <w:i w:val="false"/>
-                <w:iCs w:val="false"/>
-                <w:color w:val="1A1D21"/>
-                <w:sz w:val="18"/>
-                <w:szCs w:val="18"/>
+              <w:top w:type="dxa" w:w="70"/>
+              <w:left w:type="dxa" w:w="110"/>
+              <w:bottom w:type="dxa" w:w="70"/>
+              <w:right w:type="dxa" w:w="110"/>
+            </w:tcMar>
+            <w:vAlign w:val="center"/>
+          </w:tcPr>
+          <w:p>
+            <w:pPr>
+              <w:jc w:val="left"/>
+            </w:pPr>
+            <w:r>
+              <w:rPr>
+                <w:rFonts w:ascii="Calibri" w:cs="Calibri" w:eastAsia="Calibri" w:hAnsi="Calibri"/>
+                <w:b w:val="false"/>
+                <w:bCs w:val="false"/>
+                <w:i w:val="false"/>
+                <w:iCs w:val="false"/>
+                <w:color w:val="1A1D21"/>
+                <w:sz w:val="19"/>
+                <w:szCs w:val="19"/>
               </w:rPr>
               <w:t xml:space="preserve"/>
             </w:r>
@@ -5485,27 +5668,27 @@
             </w:tcBorders>
             <w:shd w:fill="F2F6FA" w:val="clear"/>
             <w:tcMar>
-              <w:top w:type="dxa" w:w="60"/>
-              <w:left w:type="dxa" w:w="100"/>
-              <w:bottom w:type="dxa" w:w="60"/>
-              <w:right w:type="dxa" w:w="100"/>
-            </w:tcMar>
-            <w:vAlign w:val="center"/>
-          </w:tcPr>
-          <w:p>
-            <w:pPr>
-              <w:jc w:val="left"/>
-            </w:pPr>
-            <w:r>
-              <w:rPr>
-                <w:rFonts w:ascii="Calibri" w:cs="Calibri" w:eastAsia="Calibri" w:hAnsi="Calibri"/>
-                <w:b w:val="false"/>
-                <w:bCs w:val="false"/>
-                <w:i w:val="false"/>
-                <w:iCs w:val="false"/>
-                <w:color w:val="1A1D21"/>
-                <w:sz w:val="18"/>
-                <w:szCs w:val="18"/>
+              <w:top w:type="dxa" w:w="70"/>
+              <w:left w:type="dxa" w:w="110"/>
+              <w:bottom w:type="dxa" w:w="70"/>
+              <w:right w:type="dxa" w:w="110"/>
+            </w:tcMar>
+            <w:vAlign w:val="center"/>
+          </w:tcPr>
+          <w:p>
+            <w:pPr>
+              <w:jc w:val="left"/>
+            </w:pPr>
+            <w:r>
+              <w:rPr>
+                <w:rFonts w:ascii="Calibri" w:cs="Calibri" w:eastAsia="Calibri" w:hAnsi="Calibri"/>
+                <w:b w:val="false"/>
+                <w:bCs w:val="false"/>
+                <w:i w:val="false"/>
+                <w:iCs w:val="false"/>
+                <w:color w:val="1A1D21"/>
+                <w:sz w:val="19"/>
+                <w:szCs w:val="19"/>
               </w:rPr>
               <w:t xml:space="preserve"/>
             </w:r>
@@ -5522,27 +5705,27 @@
             </w:tcBorders>
             <w:shd w:fill="F2F6FA" w:val="clear"/>
             <w:tcMar>
-              <w:top w:type="dxa" w:w="60"/>
-              <w:left w:type="dxa" w:w="100"/>
-              <w:bottom w:type="dxa" w:w="60"/>
-              <w:right w:type="dxa" w:w="100"/>
-            </w:tcMar>
-            <w:vAlign w:val="center"/>
-          </w:tcPr>
-          <w:p>
-            <w:pPr>
-              <w:jc w:val="left"/>
-            </w:pPr>
-            <w:r>
-              <w:rPr>
-                <w:rFonts w:ascii="Calibri" w:cs="Calibri" w:eastAsia="Calibri" w:hAnsi="Calibri"/>
-                <w:b w:val="false"/>
-                <w:bCs w:val="false"/>
-                <w:i w:val="false"/>
-                <w:iCs w:val="false"/>
-                <w:color w:val="1A1D21"/>
-                <w:sz w:val="18"/>
-                <w:szCs w:val="18"/>
+              <w:top w:type="dxa" w:w="70"/>
+              <w:left w:type="dxa" w:w="110"/>
+              <w:bottom w:type="dxa" w:w="70"/>
+              <w:right w:type="dxa" w:w="110"/>
+            </w:tcMar>
+            <w:vAlign w:val="center"/>
+          </w:tcPr>
+          <w:p>
+            <w:pPr>
+              <w:jc w:val="left"/>
+            </w:pPr>
+            <w:r>
+              <w:rPr>
+                <w:rFonts w:ascii="Calibri" w:cs="Calibri" w:eastAsia="Calibri" w:hAnsi="Calibri"/>
+                <w:b w:val="false"/>
+                <w:bCs w:val="false"/>
+                <w:i w:val="false"/>
+                <w:iCs w:val="false"/>
+                <w:color w:val="1A1D21"/>
+                <w:sz w:val="19"/>
+                <w:szCs w:val="19"/>
               </w:rPr>
               <w:t xml:space="preserve"/>
             </w:r>
@@ -5559,27 +5742,27 @@
             </w:tcBorders>
             <w:shd w:fill="F2F6FA" w:val="clear"/>
             <w:tcMar>
-              <w:top w:type="dxa" w:w="60"/>
-              <w:left w:type="dxa" w:w="100"/>
-              <w:bottom w:type="dxa" w:w="60"/>
-              <w:right w:type="dxa" w:w="100"/>
-            </w:tcMar>
-            <w:vAlign w:val="center"/>
-          </w:tcPr>
-          <w:p>
-            <w:pPr>
-              <w:jc w:val="left"/>
-            </w:pPr>
-            <w:r>
-              <w:rPr>
-                <w:rFonts w:ascii="Calibri" w:cs="Calibri" w:eastAsia="Calibri" w:hAnsi="Calibri"/>
-                <w:b w:val="false"/>
-                <w:bCs w:val="false"/>
-                <w:i w:val="false"/>
-                <w:iCs w:val="false"/>
-                <w:color w:val="1A1D21"/>
-                <w:sz w:val="18"/>
-                <w:szCs w:val="18"/>
+              <w:top w:type="dxa" w:w="70"/>
+              <w:left w:type="dxa" w:w="110"/>
+              <w:bottom w:type="dxa" w:w="70"/>
+              <w:right w:type="dxa" w:w="110"/>
+            </w:tcMar>
+            <w:vAlign w:val="center"/>
+          </w:tcPr>
+          <w:p>
+            <w:pPr>
+              <w:jc w:val="left"/>
+            </w:pPr>
+            <w:r>
+              <w:rPr>
+                <w:rFonts w:ascii="Calibri" w:cs="Calibri" w:eastAsia="Calibri" w:hAnsi="Calibri"/>
+                <w:b w:val="false"/>
+                <w:bCs w:val="false"/>
+                <w:i w:val="false"/>
+                <w:iCs w:val="false"/>
+                <w:color w:val="1A1D21"/>
+                <w:sz w:val="19"/>
+                <w:szCs w:val="19"/>
               </w:rPr>
               <w:t xml:space="preserve"/>
             </w:r>
@@ -5596,27 +5779,27 @@
             </w:tcBorders>
             <w:shd w:fill="15406B" w:val="clear"/>
             <w:tcMar>
-              <w:top w:type="dxa" w:w="60"/>
-              <w:left w:type="dxa" w:w="100"/>
-              <w:bottom w:type="dxa" w:w="60"/>
-              <w:right w:type="dxa" w:w="100"/>
-            </w:tcMar>
-            <w:vAlign w:val="center"/>
-          </w:tcPr>
-          <w:p>
-            <w:pPr>
-              <w:jc w:val="left"/>
-            </w:pPr>
-            <w:r>
-              <w:rPr>
-                <w:rFonts w:ascii="Calibri" w:cs="Calibri" w:eastAsia="Calibri" w:hAnsi="Calibri"/>
-                <w:b w:val="false"/>
-                <w:bCs w:val="false"/>
-                <w:i w:val="false"/>
-                <w:iCs w:val="false"/>
-                <w:color w:val="1A1D21"/>
-                <w:sz w:val="18"/>
-                <w:szCs w:val="18"/>
+              <w:top w:type="dxa" w:w="70"/>
+              <w:left w:type="dxa" w:w="110"/>
+              <w:bottom w:type="dxa" w:w="70"/>
+              <w:right w:type="dxa" w:w="110"/>
+            </w:tcMar>
+            <w:vAlign w:val="center"/>
+          </w:tcPr>
+          <w:p>
+            <w:pPr>
+              <w:jc w:val="left"/>
+            </w:pPr>
+            <w:r>
+              <w:rPr>
+                <w:rFonts w:ascii="Calibri" w:cs="Calibri" w:eastAsia="Calibri" w:hAnsi="Calibri"/>
+                <w:b w:val="false"/>
+                <w:bCs w:val="false"/>
+                <w:i w:val="false"/>
+                <w:iCs w:val="false"/>
+                <w:color w:val="1A1D21"/>
+                <w:sz w:val="19"/>
+                <w:szCs w:val="19"/>
               </w:rPr>
               <w:t xml:space="preserve"/>
             </w:r>
@@ -5633,27 +5816,27 @@
             </w:tcBorders>
             <w:shd w:fill="15406B" w:val="clear"/>
             <w:tcMar>
-              <w:top w:type="dxa" w:w="60"/>
-              <w:left w:type="dxa" w:w="100"/>
-              <w:bottom w:type="dxa" w:w="60"/>
-              <w:right w:type="dxa" w:w="100"/>
-            </w:tcMar>
-            <w:vAlign w:val="center"/>
-          </w:tcPr>
-          <w:p>
-            <w:pPr>
-              <w:jc w:val="left"/>
-            </w:pPr>
-            <w:r>
-              <w:rPr>
-                <w:rFonts w:ascii="Calibri" w:cs="Calibri" w:eastAsia="Calibri" w:hAnsi="Calibri"/>
-                <w:b w:val="false"/>
-                <w:bCs w:val="false"/>
-                <w:i w:val="false"/>
-                <w:iCs w:val="false"/>
-                <w:color w:val="1A1D21"/>
-                <w:sz w:val="18"/>
-                <w:szCs w:val="18"/>
+              <w:top w:type="dxa" w:w="70"/>
+              <w:left w:type="dxa" w:w="110"/>
+              <w:bottom w:type="dxa" w:w="70"/>
+              <w:right w:type="dxa" w:w="110"/>
+            </w:tcMar>
+            <w:vAlign w:val="center"/>
+          </w:tcPr>
+          <w:p>
+            <w:pPr>
+              <w:jc w:val="left"/>
+            </w:pPr>
+            <w:r>
+              <w:rPr>
+                <w:rFonts w:ascii="Calibri" w:cs="Calibri" w:eastAsia="Calibri" w:hAnsi="Calibri"/>
+                <w:b w:val="false"/>
+                <w:bCs w:val="false"/>
+                <w:i w:val="false"/>
+                <w:iCs w:val="false"/>
+                <w:color w:val="1A1D21"/>
+                <w:sz w:val="19"/>
+                <w:szCs w:val="19"/>
               </w:rPr>
               <w:t xml:space="preserve"/>
             </w:r>
@@ -5670,27 +5853,27 @@
             </w:tcBorders>
             <w:shd w:fill="F2F6FA" w:val="clear"/>
             <w:tcMar>
-              <w:top w:type="dxa" w:w="60"/>
-              <w:left w:type="dxa" w:w="100"/>
-              <w:bottom w:type="dxa" w:w="60"/>
-              <w:right w:type="dxa" w:w="100"/>
-            </w:tcMar>
-            <w:vAlign w:val="center"/>
-          </w:tcPr>
-          <w:p>
-            <w:pPr>
-              <w:jc w:val="left"/>
-            </w:pPr>
-            <w:r>
-              <w:rPr>
-                <w:rFonts w:ascii="Calibri" w:cs="Calibri" w:eastAsia="Calibri" w:hAnsi="Calibri"/>
-                <w:b w:val="false"/>
-                <w:bCs w:val="false"/>
-                <w:i w:val="false"/>
-                <w:iCs w:val="false"/>
-                <w:color w:val="1A1D21"/>
-                <w:sz w:val="18"/>
-                <w:szCs w:val="18"/>
+              <w:top w:type="dxa" w:w="70"/>
+              <w:left w:type="dxa" w:w="110"/>
+              <w:bottom w:type="dxa" w:w="70"/>
+              <w:right w:type="dxa" w:w="110"/>
+            </w:tcMar>
+            <w:vAlign w:val="center"/>
+          </w:tcPr>
+          <w:p>
+            <w:pPr>
+              <w:jc w:val="left"/>
+            </w:pPr>
+            <w:r>
+              <w:rPr>
+                <w:rFonts w:ascii="Calibri" w:cs="Calibri" w:eastAsia="Calibri" w:hAnsi="Calibri"/>
+                <w:b w:val="false"/>
+                <w:bCs w:val="false"/>
+                <w:i w:val="false"/>
+                <w:iCs w:val="false"/>
+                <w:color w:val="1A1D21"/>
+                <w:sz w:val="19"/>
+                <w:szCs w:val="19"/>
               </w:rPr>
               <w:t xml:space="preserve"/>
             </w:r>
@@ -5707,27 +5890,27 @@
             </w:tcBorders>
             <w:shd w:fill="F2F6FA" w:val="clear"/>
             <w:tcMar>
-              <w:top w:type="dxa" w:w="60"/>
-              <w:left w:type="dxa" w:w="100"/>
-              <w:bottom w:type="dxa" w:w="60"/>
-              <w:right w:type="dxa" w:w="100"/>
-            </w:tcMar>
-            <w:vAlign w:val="center"/>
-          </w:tcPr>
-          <w:p>
-            <w:pPr>
-              <w:jc w:val="left"/>
-            </w:pPr>
-            <w:r>
-              <w:rPr>
-                <w:rFonts w:ascii="Calibri" w:cs="Calibri" w:eastAsia="Calibri" w:hAnsi="Calibri"/>
-                <w:b w:val="false"/>
-                <w:bCs w:val="false"/>
-                <w:i w:val="false"/>
-                <w:iCs w:val="false"/>
-                <w:color w:val="1A1D21"/>
-                <w:sz w:val="18"/>
-                <w:szCs w:val="18"/>
+              <w:top w:type="dxa" w:w="70"/>
+              <w:left w:type="dxa" w:w="110"/>
+              <w:bottom w:type="dxa" w:w="70"/>
+              <w:right w:type="dxa" w:w="110"/>
+            </w:tcMar>
+            <w:vAlign w:val="center"/>
+          </w:tcPr>
+          <w:p>
+            <w:pPr>
+              <w:jc w:val="left"/>
+            </w:pPr>
+            <w:r>
+              <w:rPr>
+                <w:rFonts w:ascii="Calibri" w:cs="Calibri" w:eastAsia="Calibri" w:hAnsi="Calibri"/>
+                <w:b w:val="false"/>
+                <w:bCs w:val="false"/>
+                <w:i w:val="false"/>
+                <w:iCs w:val="false"/>
+                <w:color w:val="1A1D21"/>
+                <w:sz w:val="19"/>
+                <w:szCs w:val="19"/>
               </w:rPr>
               <w:t xml:space="preserve"/>
             </w:r>
@@ -5744,27 +5927,27 @@
             </w:tcBorders>
             <w:shd w:fill="F2F6FA" w:val="clear"/>
             <w:tcMar>
-              <w:top w:type="dxa" w:w="60"/>
-              <w:left w:type="dxa" w:w="100"/>
-              <w:bottom w:type="dxa" w:w="60"/>
-              <w:right w:type="dxa" w:w="100"/>
-            </w:tcMar>
-            <w:vAlign w:val="center"/>
-          </w:tcPr>
-          <w:p>
-            <w:pPr>
-              <w:jc w:val="left"/>
-            </w:pPr>
-            <w:r>
-              <w:rPr>
-                <w:rFonts w:ascii="Calibri" w:cs="Calibri" w:eastAsia="Calibri" w:hAnsi="Calibri"/>
-                <w:b w:val="false"/>
-                <w:bCs w:val="false"/>
-                <w:i w:val="false"/>
-                <w:iCs w:val="false"/>
-                <w:color w:val="1A1D21"/>
-                <w:sz w:val="18"/>
-                <w:szCs w:val="18"/>
+              <w:top w:type="dxa" w:w="70"/>
+              <w:left w:type="dxa" w:w="110"/>
+              <w:bottom w:type="dxa" w:w="70"/>
+              <w:right w:type="dxa" w:w="110"/>
+            </w:tcMar>
+            <w:vAlign w:val="center"/>
+          </w:tcPr>
+          <w:p>
+            <w:pPr>
+              <w:jc w:val="left"/>
+            </w:pPr>
+            <w:r>
+              <w:rPr>
+                <w:rFonts w:ascii="Calibri" w:cs="Calibri" w:eastAsia="Calibri" w:hAnsi="Calibri"/>
+                <w:b w:val="false"/>
+                <w:bCs w:val="false"/>
+                <w:i w:val="false"/>
+                <w:iCs w:val="false"/>
+                <w:color w:val="1A1D21"/>
+                <w:sz w:val="19"/>
+                <w:szCs w:val="19"/>
               </w:rPr>
               <w:t xml:space="preserve"/>
             </w:r>
@@ -5783,27 +5966,27 @@
             </w:tcBorders>
             <w:shd w:fill="FFFFFF" w:val="clear"/>
             <w:tcMar>
-              <w:top w:type="dxa" w:w="60"/>
-              <w:left w:type="dxa" w:w="100"/>
-              <w:bottom w:type="dxa" w:w="60"/>
-              <w:right w:type="dxa" w:w="100"/>
-            </w:tcMar>
-            <w:vAlign w:val="center"/>
-          </w:tcPr>
-          <w:p>
-            <w:pPr>
-              <w:jc w:val="left"/>
-            </w:pPr>
-            <w:r>
-              <w:rPr>
-                <w:rFonts w:ascii="Calibri" w:cs="Calibri" w:eastAsia="Calibri" w:hAnsi="Calibri"/>
-                <w:b w:val="false"/>
-                <w:bCs w:val="false"/>
-                <w:i w:val="false"/>
-                <w:iCs w:val="false"/>
-                <w:color w:val="1A1D21"/>
-                <w:sz w:val="18"/>
-                <w:szCs w:val="18"/>
+              <w:top w:type="dxa" w:w="70"/>
+              <w:left w:type="dxa" w:w="110"/>
+              <w:bottom w:type="dxa" w:w="70"/>
+              <w:right w:type="dxa" w:w="110"/>
+            </w:tcMar>
+            <w:vAlign w:val="center"/>
+          </w:tcPr>
+          <w:p>
+            <w:pPr>
+              <w:jc w:val="left"/>
+            </w:pPr>
+            <w:r>
+              <w:rPr>
+                <w:rFonts w:ascii="Calibri" w:cs="Calibri" w:eastAsia="Calibri" w:hAnsi="Calibri"/>
+                <w:b w:val="false"/>
+                <w:bCs w:val="false"/>
+                <w:i w:val="false"/>
+                <w:iCs w:val="false"/>
+                <w:color w:val="1A1D21"/>
+                <w:sz w:val="19"/>
+                <w:szCs w:val="19"/>
               </w:rPr>
               <w:t xml:space="preserve">7. Full Benchmark Execution</w:t>
             </w:r>
@@ -5820,27 +6003,27 @@
             </w:tcBorders>
             <w:shd w:fill="F2F6FA" w:val="clear"/>
             <w:tcMar>
-              <w:top w:type="dxa" w:w="60"/>
-              <w:left w:type="dxa" w:w="100"/>
-              <w:bottom w:type="dxa" w:w="60"/>
-              <w:right w:type="dxa" w:w="100"/>
-            </w:tcMar>
-            <w:vAlign w:val="center"/>
-          </w:tcPr>
-          <w:p>
-            <w:pPr>
-              <w:jc w:val="left"/>
-            </w:pPr>
-            <w:r>
-              <w:rPr>
-                <w:rFonts w:ascii="Calibri" w:cs="Calibri" w:eastAsia="Calibri" w:hAnsi="Calibri"/>
-                <w:b w:val="false"/>
-                <w:bCs w:val="false"/>
-                <w:i w:val="false"/>
-                <w:iCs w:val="false"/>
-                <w:color w:val="1A1D21"/>
-                <w:sz w:val="18"/>
-                <w:szCs w:val="18"/>
+              <w:top w:type="dxa" w:w="70"/>
+              <w:left w:type="dxa" w:w="110"/>
+              <w:bottom w:type="dxa" w:w="70"/>
+              <w:right w:type="dxa" w:w="110"/>
+            </w:tcMar>
+            <w:vAlign w:val="center"/>
+          </w:tcPr>
+          <w:p>
+            <w:pPr>
+              <w:jc w:val="left"/>
+            </w:pPr>
+            <w:r>
+              <w:rPr>
+                <w:rFonts w:ascii="Calibri" w:cs="Calibri" w:eastAsia="Calibri" w:hAnsi="Calibri"/>
+                <w:b w:val="false"/>
+                <w:bCs w:val="false"/>
+                <w:i w:val="false"/>
+                <w:iCs w:val="false"/>
+                <w:color w:val="1A1D21"/>
+                <w:sz w:val="19"/>
+                <w:szCs w:val="19"/>
               </w:rPr>
               <w:t xml:space="preserve"/>
             </w:r>
@@ -5857,27 +6040,27 @@
             </w:tcBorders>
             <w:shd w:fill="F2F6FA" w:val="clear"/>
             <w:tcMar>
-              <w:top w:type="dxa" w:w="60"/>
-              <w:left w:type="dxa" w:w="100"/>
-              <w:bottom w:type="dxa" w:w="60"/>
-              <w:right w:type="dxa" w:w="100"/>
-            </w:tcMar>
-            <w:vAlign w:val="center"/>
-          </w:tcPr>
-          <w:p>
-            <w:pPr>
-              <w:jc w:val="left"/>
-            </w:pPr>
-            <w:r>
-              <w:rPr>
-                <w:rFonts w:ascii="Calibri" w:cs="Calibri" w:eastAsia="Calibri" w:hAnsi="Calibri"/>
-                <w:b w:val="false"/>
-                <w:bCs w:val="false"/>
-                <w:i w:val="false"/>
-                <w:iCs w:val="false"/>
-                <w:color w:val="1A1D21"/>
-                <w:sz w:val="18"/>
-                <w:szCs w:val="18"/>
+              <w:top w:type="dxa" w:w="70"/>
+              <w:left w:type="dxa" w:w="110"/>
+              <w:bottom w:type="dxa" w:w="70"/>
+              <w:right w:type="dxa" w:w="110"/>
+            </w:tcMar>
+            <w:vAlign w:val="center"/>
+          </w:tcPr>
+          <w:p>
+            <w:pPr>
+              <w:jc w:val="left"/>
+            </w:pPr>
+            <w:r>
+              <w:rPr>
+                <w:rFonts w:ascii="Calibri" w:cs="Calibri" w:eastAsia="Calibri" w:hAnsi="Calibri"/>
+                <w:b w:val="false"/>
+                <w:bCs w:val="false"/>
+                <w:i w:val="false"/>
+                <w:iCs w:val="false"/>
+                <w:color w:val="1A1D21"/>
+                <w:sz w:val="19"/>
+                <w:szCs w:val="19"/>
               </w:rPr>
               <w:t xml:space="preserve"/>
             </w:r>
@@ -5894,27 +6077,27 @@
             </w:tcBorders>
             <w:shd w:fill="F2F6FA" w:val="clear"/>
             <w:tcMar>
-              <w:top w:type="dxa" w:w="60"/>
-              <w:left w:type="dxa" w:w="100"/>
-              <w:bottom w:type="dxa" w:w="60"/>
-              <w:right w:type="dxa" w:w="100"/>
-            </w:tcMar>
-            <w:vAlign w:val="center"/>
-          </w:tcPr>
-          <w:p>
-            <w:pPr>
-              <w:jc w:val="left"/>
-            </w:pPr>
-            <w:r>
-              <w:rPr>
-                <w:rFonts w:ascii="Calibri" w:cs="Calibri" w:eastAsia="Calibri" w:hAnsi="Calibri"/>
-                <w:b w:val="false"/>
-                <w:bCs w:val="false"/>
-                <w:i w:val="false"/>
-                <w:iCs w:val="false"/>
-                <w:color w:val="1A1D21"/>
-                <w:sz w:val="18"/>
-                <w:szCs w:val="18"/>
+              <w:top w:type="dxa" w:w="70"/>
+              <w:left w:type="dxa" w:w="110"/>
+              <w:bottom w:type="dxa" w:w="70"/>
+              <w:right w:type="dxa" w:w="110"/>
+            </w:tcMar>
+            <w:vAlign w:val="center"/>
+          </w:tcPr>
+          <w:p>
+            <w:pPr>
+              <w:jc w:val="left"/>
+            </w:pPr>
+            <w:r>
+              <w:rPr>
+                <w:rFonts w:ascii="Calibri" w:cs="Calibri" w:eastAsia="Calibri" w:hAnsi="Calibri"/>
+                <w:b w:val="false"/>
+                <w:bCs w:val="false"/>
+                <w:i w:val="false"/>
+                <w:iCs w:val="false"/>
+                <w:color w:val="1A1D21"/>
+                <w:sz w:val="19"/>
+                <w:szCs w:val="19"/>
               </w:rPr>
               <w:t xml:space="preserve"/>
             </w:r>
@@ -5931,27 +6114,27 @@
             </w:tcBorders>
             <w:shd w:fill="F2F6FA" w:val="clear"/>
             <w:tcMar>
-              <w:top w:type="dxa" w:w="60"/>
-              <w:left w:type="dxa" w:w="100"/>
-              <w:bottom w:type="dxa" w:w="60"/>
-              <w:right w:type="dxa" w:w="100"/>
-            </w:tcMar>
-            <w:vAlign w:val="center"/>
-          </w:tcPr>
-          <w:p>
-            <w:pPr>
-              <w:jc w:val="left"/>
-            </w:pPr>
-            <w:r>
-              <w:rPr>
-                <w:rFonts w:ascii="Calibri" w:cs="Calibri" w:eastAsia="Calibri" w:hAnsi="Calibri"/>
-                <w:b w:val="false"/>
-                <w:bCs w:val="false"/>
-                <w:i w:val="false"/>
-                <w:iCs w:val="false"/>
-                <w:color w:val="1A1D21"/>
-                <w:sz w:val="18"/>
-                <w:szCs w:val="18"/>
+              <w:top w:type="dxa" w:w="70"/>
+              <w:left w:type="dxa" w:w="110"/>
+              <w:bottom w:type="dxa" w:w="70"/>
+              <w:right w:type="dxa" w:w="110"/>
+            </w:tcMar>
+            <w:vAlign w:val="center"/>
+          </w:tcPr>
+          <w:p>
+            <w:pPr>
+              <w:jc w:val="left"/>
+            </w:pPr>
+            <w:r>
+              <w:rPr>
+                <w:rFonts w:ascii="Calibri" w:cs="Calibri" w:eastAsia="Calibri" w:hAnsi="Calibri"/>
+                <w:b w:val="false"/>
+                <w:bCs w:val="false"/>
+                <w:i w:val="false"/>
+                <w:iCs w:val="false"/>
+                <w:color w:val="1A1D21"/>
+                <w:sz w:val="19"/>
+                <w:szCs w:val="19"/>
               </w:rPr>
               <w:t xml:space="preserve"/>
             </w:r>
@@ -5968,27 +6151,27 @@
             </w:tcBorders>
             <w:shd w:fill="F2F6FA" w:val="clear"/>
             <w:tcMar>
-              <w:top w:type="dxa" w:w="60"/>
-              <w:left w:type="dxa" w:w="100"/>
-              <w:bottom w:type="dxa" w:w="60"/>
-              <w:right w:type="dxa" w:w="100"/>
-            </w:tcMar>
-            <w:vAlign w:val="center"/>
-          </w:tcPr>
-          <w:p>
-            <w:pPr>
-              <w:jc w:val="left"/>
-            </w:pPr>
-            <w:r>
-              <w:rPr>
-                <w:rFonts w:ascii="Calibri" w:cs="Calibri" w:eastAsia="Calibri" w:hAnsi="Calibri"/>
-                <w:b w:val="false"/>
-                <w:bCs w:val="false"/>
-                <w:i w:val="false"/>
-                <w:iCs w:val="false"/>
-                <w:color w:val="1A1D21"/>
-                <w:sz w:val="18"/>
-                <w:szCs w:val="18"/>
+              <w:top w:type="dxa" w:w="70"/>
+              <w:left w:type="dxa" w:w="110"/>
+              <w:bottom w:type="dxa" w:w="70"/>
+              <w:right w:type="dxa" w:w="110"/>
+            </w:tcMar>
+            <w:vAlign w:val="center"/>
+          </w:tcPr>
+          <w:p>
+            <w:pPr>
+              <w:jc w:val="left"/>
+            </w:pPr>
+            <w:r>
+              <w:rPr>
+                <w:rFonts w:ascii="Calibri" w:cs="Calibri" w:eastAsia="Calibri" w:hAnsi="Calibri"/>
+                <w:b w:val="false"/>
+                <w:bCs w:val="false"/>
+                <w:i w:val="false"/>
+                <w:iCs w:val="false"/>
+                <w:color w:val="1A1D21"/>
+                <w:sz w:val="19"/>
+                <w:szCs w:val="19"/>
               </w:rPr>
               <w:t xml:space="preserve"/>
             </w:r>
@@ -6005,27 +6188,27 @@
             </w:tcBorders>
             <w:shd w:fill="F2F6FA" w:val="clear"/>
             <w:tcMar>
-              <w:top w:type="dxa" w:w="60"/>
-              <w:left w:type="dxa" w:w="100"/>
-              <w:bottom w:type="dxa" w:w="60"/>
-              <w:right w:type="dxa" w:w="100"/>
-            </w:tcMar>
-            <w:vAlign w:val="center"/>
-          </w:tcPr>
-          <w:p>
-            <w:pPr>
-              <w:jc w:val="left"/>
-            </w:pPr>
-            <w:r>
-              <w:rPr>
-                <w:rFonts w:ascii="Calibri" w:cs="Calibri" w:eastAsia="Calibri" w:hAnsi="Calibri"/>
-                <w:b w:val="false"/>
-                <w:bCs w:val="false"/>
-                <w:i w:val="false"/>
-                <w:iCs w:val="false"/>
-                <w:color w:val="1A1D21"/>
-                <w:sz w:val="18"/>
-                <w:szCs w:val="18"/>
+              <w:top w:type="dxa" w:w="70"/>
+              <w:left w:type="dxa" w:w="110"/>
+              <w:bottom w:type="dxa" w:w="70"/>
+              <w:right w:type="dxa" w:w="110"/>
+            </w:tcMar>
+            <w:vAlign w:val="center"/>
+          </w:tcPr>
+          <w:p>
+            <w:pPr>
+              <w:jc w:val="left"/>
+            </w:pPr>
+            <w:r>
+              <w:rPr>
+                <w:rFonts w:ascii="Calibri" w:cs="Calibri" w:eastAsia="Calibri" w:hAnsi="Calibri"/>
+                <w:b w:val="false"/>
+                <w:bCs w:val="false"/>
+                <w:i w:val="false"/>
+                <w:iCs w:val="false"/>
+                <w:color w:val="1A1D21"/>
+                <w:sz w:val="19"/>
+                <w:szCs w:val="19"/>
               </w:rPr>
               <w:t xml:space="preserve"/>
             </w:r>
@@ -6042,27 +6225,27 @@
             </w:tcBorders>
             <w:shd w:fill="15406B" w:val="clear"/>
             <w:tcMar>
-              <w:top w:type="dxa" w:w="60"/>
-              <w:left w:type="dxa" w:w="100"/>
-              <w:bottom w:type="dxa" w:w="60"/>
-              <w:right w:type="dxa" w:w="100"/>
-            </w:tcMar>
-            <w:vAlign w:val="center"/>
-          </w:tcPr>
-          <w:p>
-            <w:pPr>
-              <w:jc w:val="left"/>
-            </w:pPr>
-            <w:r>
-              <w:rPr>
-                <w:rFonts w:ascii="Calibri" w:cs="Calibri" w:eastAsia="Calibri" w:hAnsi="Calibri"/>
-                <w:b w:val="false"/>
-                <w:bCs w:val="false"/>
-                <w:i w:val="false"/>
-                <w:iCs w:val="false"/>
-                <w:color w:val="1A1D21"/>
-                <w:sz w:val="18"/>
-                <w:szCs w:val="18"/>
+              <w:top w:type="dxa" w:w="70"/>
+              <w:left w:type="dxa" w:w="110"/>
+              <w:bottom w:type="dxa" w:w="70"/>
+              <w:right w:type="dxa" w:w="110"/>
+            </w:tcMar>
+            <w:vAlign w:val="center"/>
+          </w:tcPr>
+          <w:p>
+            <w:pPr>
+              <w:jc w:val="left"/>
+            </w:pPr>
+            <w:r>
+              <w:rPr>
+                <w:rFonts w:ascii="Calibri" w:cs="Calibri" w:eastAsia="Calibri" w:hAnsi="Calibri"/>
+                <w:b w:val="false"/>
+                <w:bCs w:val="false"/>
+                <w:i w:val="false"/>
+                <w:iCs w:val="false"/>
+                <w:color w:val="1A1D21"/>
+                <w:sz w:val="19"/>
+                <w:szCs w:val="19"/>
               </w:rPr>
               <w:t xml:space="preserve"/>
             </w:r>
@@ -6079,27 +6262,27 @@
             </w:tcBorders>
             <w:shd w:fill="15406B" w:val="clear"/>
             <w:tcMar>
-              <w:top w:type="dxa" w:w="60"/>
-              <w:left w:type="dxa" w:w="100"/>
-              <w:bottom w:type="dxa" w:w="60"/>
-              <w:right w:type="dxa" w:w="100"/>
-            </w:tcMar>
-            <w:vAlign w:val="center"/>
-          </w:tcPr>
-          <w:p>
-            <w:pPr>
-              <w:jc w:val="left"/>
-            </w:pPr>
-            <w:r>
-              <w:rPr>
-                <w:rFonts w:ascii="Calibri" w:cs="Calibri" w:eastAsia="Calibri" w:hAnsi="Calibri"/>
-                <w:b w:val="false"/>
-                <w:bCs w:val="false"/>
-                <w:i w:val="false"/>
-                <w:iCs w:val="false"/>
-                <w:color w:val="1A1D21"/>
-                <w:sz w:val="18"/>
-                <w:szCs w:val="18"/>
+              <w:top w:type="dxa" w:w="70"/>
+              <w:left w:type="dxa" w:w="110"/>
+              <w:bottom w:type="dxa" w:w="70"/>
+              <w:right w:type="dxa" w:w="110"/>
+            </w:tcMar>
+            <w:vAlign w:val="center"/>
+          </w:tcPr>
+          <w:p>
+            <w:pPr>
+              <w:jc w:val="left"/>
+            </w:pPr>
+            <w:r>
+              <w:rPr>
+                <w:rFonts w:ascii="Calibri" w:cs="Calibri" w:eastAsia="Calibri" w:hAnsi="Calibri"/>
+                <w:b w:val="false"/>
+                <w:bCs w:val="false"/>
+                <w:i w:val="false"/>
+                <w:iCs w:val="false"/>
+                <w:color w:val="1A1D21"/>
+                <w:sz w:val="19"/>
+                <w:szCs w:val="19"/>
               </w:rPr>
               <w:t xml:space="preserve"/>
             </w:r>
@@ -6116,27 +6299,27 @@
             </w:tcBorders>
             <w:shd w:fill="15406B" w:val="clear"/>
             <w:tcMar>
-              <w:top w:type="dxa" w:w="60"/>
-              <w:left w:type="dxa" w:w="100"/>
-              <w:bottom w:type="dxa" w:w="60"/>
-              <w:right w:type="dxa" w:w="100"/>
-            </w:tcMar>
-            <w:vAlign w:val="center"/>
-          </w:tcPr>
-          <w:p>
-            <w:pPr>
-              <w:jc w:val="left"/>
-            </w:pPr>
-            <w:r>
-              <w:rPr>
-                <w:rFonts w:ascii="Calibri" w:cs="Calibri" w:eastAsia="Calibri" w:hAnsi="Calibri"/>
-                <w:b w:val="false"/>
-                <w:bCs w:val="false"/>
-                <w:i w:val="false"/>
-                <w:iCs w:val="false"/>
-                <w:color w:val="1A1D21"/>
-                <w:sz w:val="18"/>
-                <w:szCs w:val="18"/>
+              <w:top w:type="dxa" w:w="70"/>
+              <w:left w:type="dxa" w:w="110"/>
+              <w:bottom w:type="dxa" w:w="70"/>
+              <w:right w:type="dxa" w:w="110"/>
+            </w:tcMar>
+            <w:vAlign w:val="center"/>
+          </w:tcPr>
+          <w:p>
+            <w:pPr>
+              <w:jc w:val="left"/>
+            </w:pPr>
+            <w:r>
+              <w:rPr>
+                <w:rFonts w:ascii="Calibri" w:cs="Calibri" w:eastAsia="Calibri" w:hAnsi="Calibri"/>
+                <w:b w:val="false"/>
+                <w:bCs w:val="false"/>
+                <w:i w:val="false"/>
+                <w:iCs w:val="false"/>
+                <w:color w:val="1A1D21"/>
+                <w:sz w:val="19"/>
+                <w:szCs w:val="19"/>
               </w:rPr>
               <w:t xml:space="preserve"/>
             </w:r>
@@ -6153,27 +6336,27 @@
             </w:tcBorders>
             <w:shd w:fill="F2F6FA" w:val="clear"/>
             <w:tcMar>
-              <w:top w:type="dxa" w:w="60"/>
-              <w:left w:type="dxa" w:w="100"/>
-              <w:bottom w:type="dxa" w:w="60"/>
-              <w:right w:type="dxa" w:w="100"/>
-            </w:tcMar>
-            <w:vAlign w:val="center"/>
-          </w:tcPr>
-          <w:p>
-            <w:pPr>
-              <w:jc w:val="left"/>
-            </w:pPr>
-            <w:r>
-              <w:rPr>
-                <w:rFonts w:ascii="Calibri" w:cs="Calibri" w:eastAsia="Calibri" w:hAnsi="Calibri"/>
-                <w:b w:val="false"/>
-                <w:bCs w:val="false"/>
-                <w:i w:val="false"/>
-                <w:iCs w:val="false"/>
-                <w:color w:val="1A1D21"/>
-                <w:sz w:val="18"/>
-                <w:szCs w:val="18"/>
+              <w:top w:type="dxa" w:w="70"/>
+              <w:left w:type="dxa" w:w="110"/>
+              <w:bottom w:type="dxa" w:w="70"/>
+              <w:right w:type="dxa" w:w="110"/>
+            </w:tcMar>
+            <w:vAlign w:val="center"/>
+          </w:tcPr>
+          <w:p>
+            <w:pPr>
+              <w:jc w:val="left"/>
+            </w:pPr>
+            <w:r>
+              <w:rPr>
+                <w:rFonts w:ascii="Calibri" w:cs="Calibri" w:eastAsia="Calibri" w:hAnsi="Calibri"/>
+                <w:b w:val="false"/>
+                <w:bCs w:val="false"/>
+                <w:i w:val="false"/>
+                <w:iCs w:val="false"/>
+                <w:color w:val="1A1D21"/>
+                <w:sz w:val="19"/>
+                <w:szCs w:val="19"/>
               </w:rPr>
               <w:t xml:space="preserve"/>
             </w:r>
@@ -6192,27 +6375,27 @@
             </w:tcBorders>
             <w:shd w:fill="FFFFFF" w:val="clear"/>
             <w:tcMar>
-              <w:top w:type="dxa" w:w="60"/>
-              <w:left w:type="dxa" w:w="100"/>
-              <w:bottom w:type="dxa" w:w="60"/>
-              <w:right w:type="dxa" w:w="100"/>
-            </w:tcMar>
-            <w:vAlign w:val="center"/>
-          </w:tcPr>
-          <w:p>
-            <w:pPr>
-              <w:jc w:val="left"/>
-            </w:pPr>
-            <w:r>
-              <w:rPr>
-                <w:rFonts w:ascii="Calibri" w:cs="Calibri" w:eastAsia="Calibri" w:hAnsi="Calibri"/>
-                <w:b w:val="false"/>
-                <w:bCs w:val="false"/>
-                <w:i w:val="false"/>
-                <w:iCs w:val="false"/>
-                <w:color w:val="1A1D21"/>
-                <w:sz w:val="18"/>
-                <w:szCs w:val="18"/>
+              <w:top w:type="dxa" w:w="70"/>
+              <w:left w:type="dxa" w:w="110"/>
+              <w:bottom w:type="dxa" w:w="70"/>
+              <w:right w:type="dxa" w:w="110"/>
+            </w:tcMar>
+            <w:vAlign w:val="center"/>
+          </w:tcPr>
+          <w:p>
+            <w:pPr>
+              <w:jc w:val="left"/>
+            </w:pPr>
+            <w:r>
+              <w:rPr>
+                <w:rFonts w:ascii="Calibri" w:cs="Calibri" w:eastAsia="Calibri" w:hAnsi="Calibri"/>
+                <w:b w:val="false"/>
+                <w:bCs w:val="false"/>
+                <w:i w:val="false"/>
+                <w:iCs w:val="false"/>
+                <w:color w:val="1A1D21"/>
+                <w:sz w:val="19"/>
+                <w:szCs w:val="19"/>
               </w:rPr>
               <w:t xml:space="preserve">8. Results Analysis &amp; Write-up</w:t>
             </w:r>
@@ -6229,27 +6412,27 @@
             </w:tcBorders>
             <w:shd w:fill="F2F6FA" w:val="clear"/>
             <w:tcMar>
-              <w:top w:type="dxa" w:w="60"/>
-              <w:left w:type="dxa" w:w="100"/>
-              <w:bottom w:type="dxa" w:w="60"/>
-              <w:right w:type="dxa" w:w="100"/>
-            </w:tcMar>
-            <w:vAlign w:val="center"/>
-          </w:tcPr>
-          <w:p>
-            <w:pPr>
-              <w:jc w:val="left"/>
-            </w:pPr>
-            <w:r>
-              <w:rPr>
-                <w:rFonts w:ascii="Calibri" w:cs="Calibri" w:eastAsia="Calibri" w:hAnsi="Calibri"/>
-                <w:b w:val="false"/>
-                <w:bCs w:val="false"/>
-                <w:i w:val="false"/>
-                <w:iCs w:val="false"/>
-                <w:color w:val="1A1D21"/>
-                <w:sz w:val="18"/>
-                <w:szCs w:val="18"/>
+              <w:top w:type="dxa" w:w="70"/>
+              <w:left w:type="dxa" w:w="110"/>
+              <w:bottom w:type="dxa" w:w="70"/>
+              <w:right w:type="dxa" w:w="110"/>
+            </w:tcMar>
+            <w:vAlign w:val="center"/>
+          </w:tcPr>
+          <w:p>
+            <w:pPr>
+              <w:jc w:val="left"/>
+            </w:pPr>
+            <w:r>
+              <w:rPr>
+                <w:rFonts w:ascii="Calibri" w:cs="Calibri" w:eastAsia="Calibri" w:hAnsi="Calibri"/>
+                <w:b w:val="false"/>
+                <w:bCs w:val="false"/>
+                <w:i w:val="false"/>
+                <w:iCs w:val="false"/>
+                <w:color w:val="1A1D21"/>
+                <w:sz w:val="19"/>
+                <w:szCs w:val="19"/>
               </w:rPr>
               <w:t xml:space="preserve"/>
             </w:r>
@@ -6266,27 +6449,27 @@
             </w:tcBorders>
             <w:shd w:fill="F2F6FA" w:val="clear"/>
             <w:tcMar>
-              <w:top w:type="dxa" w:w="60"/>
-              <w:left w:type="dxa" w:w="100"/>
-              <w:bottom w:type="dxa" w:w="60"/>
-              <w:right w:type="dxa" w:w="100"/>
-            </w:tcMar>
-            <w:vAlign w:val="center"/>
-          </w:tcPr>
-          <w:p>
-            <w:pPr>
-              <w:jc w:val="left"/>
-            </w:pPr>
-            <w:r>
-              <w:rPr>
-                <w:rFonts w:ascii="Calibri" w:cs="Calibri" w:eastAsia="Calibri" w:hAnsi="Calibri"/>
-                <w:b w:val="false"/>
-                <w:bCs w:val="false"/>
-                <w:i w:val="false"/>
-                <w:iCs w:val="false"/>
-                <w:color w:val="1A1D21"/>
-                <w:sz w:val="18"/>
-                <w:szCs w:val="18"/>
+              <w:top w:type="dxa" w:w="70"/>
+              <w:left w:type="dxa" w:w="110"/>
+              <w:bottom w:type="dxa" w:w="70"/>
+              <w:right w:type="dxa" w:w="110"/>
+            </w:tcMar>
+            <w:vAlign w:val="center"/>
+          </w:tcPr>
+          <w:p>
+            <w:pPr>
+              <w:jc w:val="left"/>
+            </w:pPr>
+            <w:r>
+              <w:rPr>
+                <w:rFonts w:ascii="Calibri" w:cs="Calibri" w:eastAsia="Calibri" w:hAnsi="Calibri"/>
+                <w:b w:val="false"/>
+                <w:bCs w:val="false"/>
+                <w:i w:val="false"/>
+                <w:iCs w:val="false"/>
+                <w:color w:val="1A1D21"/>
+                <w:sz w:val="19"/>
+                <w:szCs w:val="19"/>
               </w:rPr>
               <w:t xml:space="preserve"/>
             </w:r>
@@ -6303,27 +6486,27 @@
             </w:tcBorders>
             <w:shd w:fill="F2F6FA" w:val="clear"/>
             <w:tcMar>
-              <w:top w:type="dxa" w:w="60"/>
-              <w:left w:type="dxa" w:w="100"/>
-              <w:bottom w:type="dxa" w:w="60"/>
-              <w:right w:type="dxa" w:w="100"/>
-            </w:tcMar>
-            <w:vAlign w:val="center"/>
-          </w:tcPr>
-          <w:p>
-            <w:pPr>
-              <w:jc w:val="left"/>
-            </w:pPr>
-            <w:r>
-              <w:rPr>
-                <w:rFonts w:ascii="Calibri" w:cs="Calibri" w:eastAsia="Calibri" w:hAnsi="Calibri"/>
-                <w:b w:val="false"/>
-                <w:bCs w:val="false"/>
-                <w:i w:val="false"/>
-                <w:iCs w:val="false"/>
-                <w:color w:val="1A1D21"/>
-                <w:sz w:val="18"/>
-                <w:szCs w:val="18"/>
+              <w:top w:type="dxa" w:w="70"/>
+              <w:left w:type="dxa" w:w="110"/>
+              <w:bottom w:type="dxa" w:w="70"/>
+              <w:right w:type="dxa" w:w="110"/>
+            </w:tcMar>
+            <w:vAlign w:val="center"/>
+          </w:tcPr>
+          <w:p>
+            <w:pPr>
+              <w:jc w:val="left"/>
+            </w:pPr>
+            <w:r>
+              <w:rPr>
+                <w:rFonts w:ascii="Calibri" w:cs="Calibri" w:eastAsia="Calibri" w:hAnsi="Calibri"/>
+                <w:b w:val="false"/>
+                <w:bCs w:val="false"/>
+                <w:i w:val="false"/>
+                <w:iCs w:val="false"/>
+                <w:color w:val="1A1D21"/>
+                <w:sz w:val="19"/>
+                <w:szCs w:val="19"/>
               </w:rPr>
               <w:t xml:space="preserve"/>
             </w:r>
@@ -6340,27 +6523,27 @@
             </w:tcBorders>
             <w:shd w:fill="F2F6FA" w:val="clear"/>
             <w:tcMar>
-              <w:top w:type="dxa" w:w="60"/>
-              <w:left w:type="dxa" w:w="100"/>
-              <w:bottom w:type="dxa" w:w="60"/>
-              <w:right w:type="dxa" w:w="100"/>
-            </w:tcMar>
-            <w:vAlign w:val="center"/>
-          </w:tcPr>
-          <w:p>
-            <w:pPr>
-              <w:jc w:val="left"/>
-            </w:pPr>
-            <w:r>
-              <w:rPr>
-                <w:rFonts w:ascii="Calibri" w:cs="Calibri" w:eastAsia="Calibri" w:hAnsi="Calibri"/>
-                <w:b w:val="false"/>
-                <w:bCs w:val="false"/>
-                <w:i w:val="false"/>
-                <w:iCs w:val="false"/>
-                <w:color w:val="1A1D21"/>
-                <w:sz w:val="18"/>
-                <w:szCs w:val="18"/>
+              <w:top w:type="dxa" w:w="70"/>
+              <w:left w:type="dxa" w:w="110"/>
+              <w:bottom w:type="dxa" w:w="70"/>
+              <w:right w:type="dxa" w:w="110"/>
+            </w:tcMar>
+            <w:vAlign w:val="center"/>
+          </w:tcPr>
+          <w:p>
+            <w:pPr>
+              <w:jc w:val="left"/>
+            </w:pPr>
+            <w:r>
+              <w:rPr>
+                <w:rFonts w:ascii="Calibri" w:cs="Calibri" w:eastAsia="Calibri" w:hAnsi="Calibri"/>
+                <w:b w:val="false"/>
+                <w:bCs w:val="false"/>
+                <w:i w:val="false"/>
+                <w:iCs w:val="false"/>
+                <w:color w:val="1A1D21"/>
+                <w:sz w:val="19"/>
+                <w:szCs w:val="19"/>
               </w:rPr>
               <w:t xml:space="preserve"/>
             </w:r>
@@ -6377,27 +6560,27 @@
             </w:tcBorders>
             <w:shd w:fill="F2F6FA" w:val="clear"/>
             <w:tcMar>
-              <w:top w:type="dxa" w:w="60"/>
-              <w:left w:type="dxa" w:w="100"/>
-              <w:bottom w:type="dxa" w:w="60"/>
-              <w:right w:type="dxa" w:w="100"/>
-            </w:tcMar>
-            <w:vAlign w:val="center"/>
-          </w:tcPr>
-          <w:p>
-            <w:pPr>
-              <w:jc w:val="left"/>
-            </w:pPr>
-            <w:r>
-              <w:rPr>
-                <w:rFonts w:ascii="Calibri" w:cs="Calibri" w:eastAsia="Calibri" w:hAnsi="Calibri"/>
-                <w:b w:val="false"/>
-                <w:bCs w:val="false"/>
-                <w:i w:val="false"/>
-                <w:iCs w:val="false"/>
-                <w:color w:val="1A1D21"/>
-                <w:sz w:val="18"/>
-                <w:szCs w:val="18"/>
+              <w:top w:type="dxa" w:w="70"/>
+              <w:left w:type="dxa" w:w="110"/>
+              <w:bottom w:type="dxa" w:w="70"/>
+              <w:right w:type="dxa" w:w="110"/>
+            </w:tcMar>
+            <w:vAlign w:val="center"/>
+          </w:tcPr>
+          <w:p>
+            <w:pPr>
+              <w:jc w:val="left"/>
+            </w:pPr>
+            <w:r>
+              <w:rPr>
+                <w:rFonts w:ascii="Calibri" w:cs="Calibri" w:eastAsia="Calibri" w:hAnsi="Calibri"/>
+                <w:b w:val="false"/>
+                <w:bCs w:val="false"/>
+                <w:i w:val="false"/>
+                <w:iCs w:val="false"/>
+                <w:color w:val="1A1D21"/>
+                <w:sz w:val="19"/>
+                <w:szCs w:val="19"/>
               </w:rPr>
               <w:t xml:space="preserve"/>
             </w:r>
@@ -6414,27 +6597,27 @@
             </w:tcBorders>
             <w:shd w:fill="F2F6FA" w:val="clear"/>
             <w:tcMar>
-              <w:top w:type="dxa" w:w="60"/>
-              <w:left w:type="dxa" w:w="100"/>
-              <w:bottom w:type="dxa" w:w="60"/>
-              <w:right w:type="dxa" w:w="100"/>
-            </w:tcMar>
-            <w:vAlign w:val="center"/>
-          </w:tcPr>
-          <w:p>
-            <w:pPr>
-              <w:jc w:val="left"/>
-            </w:pPr>
-            <w:r>
-              <w:rPr>
-                <w:rFonts w:ascii="Calibri" w:cs="Calibri" w:eastAsia="Calibri" w:hAnsi="Calibri"/>
-                <w:b w:val="false"/>
-                <w:bCs w:val="false"/>
-                <w:i w:val="false"/>
-                <w:iCs w:val="false"/>
-                <w:color w:val="1A1D21"/>
-                <w:sz w:val="18"/>
-                <w:szCs w:val="18"/>
+              <w:top w:type="dxa" w:w="70"/>
+              <w:left w:type="dxa" w:w="110"/>
+              <w:bottom w:type="dxa" w:w="70"/>
+              <w:right w:type="dxa" w:w="110"/>
+            </w:tcMar>
+            <w:vAlign w:val="center"/>
+          </w:tcPr>
+          <w:p>
+            <w:pPr>
+              <w:jc w:val="left"/>
+            </w:pPr>
+            <w:r>
+              <w:rPr>
+                <w:rFonts w:ascii="Calibri" w:cs="Calibri" w:eastAsia="Calibri" w:hAnsi="Calibri"/>
+                <w:b w:val="false"/>
+                <w:bCs w:val="false"/>
+                <w:i w:val="false"/>
+                <w:iCs w:val="false"/>
+                <w:color w:val="1A1D21"/>
+                <w:sz w:val="19"/>
+                <w:szCs w:val="19"/>
               </w:rPr>
               <w:t xml:space="preserve"/>
             </w:r>
@@ -6451,27 +6634,27 @@
             </w:tcBorders>
             <w:shd w:fill="F2F6FA" w:val="clear"/>
             <w:tcMar>
-              <w:top w:type="dxa" w:w="60"/>
-              <w:left w:type="dxa" w:w="100"/>
-              <w:bottom w:type="dxa" w:w="60"/>
-              <w:right w:type="dxa" w:w="100"/>
-            </w:tcMar>
-            <w:vAlign w:val="center"/>
-          </w:tcPr>
-          <w:p>
-            <w:pPr>
-              <w:jc w:val="left"/>
-            </w:pPr>
-            <w:r>
-              <w:rPr>
-                <w:rFonts w:ascii="Calibri" w:cs="Calibri" w:eastAsia="Calibri" w:hAnsi="Calibri"/>
-                <w:b w:val="false"/>
-                <w:bCs w:val="false"/>
-                <w:i w:val="false"/>
-                <w:iCs w:val="false"/>
-                <w:color w:val="1A1D21"/>
-                <w:sz w:val="18"/>
-                <w:szCs w:val="18"/>
+              <w:top w:type="dxa" w:w="70"/>
+              <w:left w:type="dxa" w:w="110"/>
+              <w:bottom w:type="dxa" w:w="70"/>
+              <w:right w:type="dxa" w:w="110"/>
+            </w:tcMar>
+            <w:vAlign w:val="center"/>
+          </w:tcPr>
+          <w:p>
+            <w:pPr>
+              <w:jc w:val="left"/>
+            </w:pPr>
+            <w:r>
+              <w:rPr>
+                <w:rFonts w:ascii="Calibri" w:cs="Calibri" w:eastAsia="Calibri" w:hAnsi="Calibri"/>
+                <w:b w:val="false"/>
+                <w:bCs w:val="false"/>
+                <w:i w:val="false"/>
+                <w:iCs w:val="false"/>
+                <w:color w:val="1A1D21"/>
+                <w:sz w:val="19"/>
+                <w:szCs w:val="19"/>
               </w:rPr>
               <w:t xml:space="preserve"/>
             </w:r>
@@ -6488,27 +6671,27 @@
             </w:tcBorders>
             <w:shd w:fill="15406B" w:val="clear"/>
             <w:tcMar>
-              <w:top w:type="dxa" w:w="60"/>
-              <w:left w:type="dxa" w:w="100"/>
-              <w:bottom w:type="dxa" w:w="60"/>
-              <w:right w:type="dxa" w:w="100"/>
-            </w:tcMar>
-            <w:vAlign w:val="center"/>
-          </w:tcPr>
-          <w:p>
-            <w:pPr>
-              <w:jc w:val="left"/>
-            </w:pPr>
-            <w:r>
-              <w:rPr>
-                <w:rFonts w:ascii="Calibri" w:cs="Calibri" w:eastAsia="Calibri" w:hAnsi="Calibri"/>
-                <w:b w:val="false"/>
-                <w:bCs w:val="false"/>
-                <w:i w:val="false"/>
-                <w:iCs w:val="false"/>
-                <w:color w:val="1A1D21"/>
-                <w:sz w:val="18"/>
-                <w:szCs w:val="18"/>
+              <w:top w:type="dxa" w:w="70"/>
+              <w:left w:type="dxa" w:w="110"/>
+              <w:bottom w:type="dxa" w:w="70"/>
+              <w:right w:type="dxa" w:w="110"/>
+            </w:tcMar>
+            <w:vAlign w:val="center"/>
+          </w:tcPr>
+          <w:p>
+            <w:pPr>
+              <w:jc w:val="left"/>
+            </w:pPr>
+            <w:r>
+              <w:rPr>
+                <w:rFonts w:ascii="Calibri" w:cs="Calibri" w:eastAsia="Calibri" w:hAnsi="Calibri"/>
+                <w:b w:val="false"/>
+                <w:bCs w:val="false"/>
+                <w:i w:val="false"/>
+                <w:iCs w:val="false"/>
+                <w:color w:val="1A1D21"/>
+                <w:sz w:val="19"/>
+                <w:szCs w:val="19"/>
               </w:rPr>
               <w:t xml:space="preserve"/>
             </w:r>
@@ -6525,27 +6708,27 @@
             </w:tcBorders>
             <w:shd w:fill="15406B" w:val="clear"/>
             <w:tcMar>
-              <w:top w:type="dxa" w:w="60"/>
-              <w:left w:type="dxa" w:w="100"/>
-              <w:bottom w:type="dxa" w:w="60"/>
-              <w:right w:type="dxa" w:w="100"/>
-            </w:tcMar>
-            <w:vAlign w:val="center"/>
-          </w:tcPr>
-          <w:p>
-            <w:pPr>
-              <w:jc w:val="left"/>
-            </w:pPr>
-            <w:r>
-              <w:rPr>
-                <w:rFonts w:ascii="Calibri" w:cs="Calibri" w:eastAsia="Calibri" w:hAnsi="Calibri"/>
-                <w:b w:val="false"/>
-                <w:bCs w:val="false"/>
-                <w:i w:val="false"/>
-                <w:iCs w:val="false"/>
-                <w:color w:val="1A1D21"/>
-                <w:sz w:val="18"/>
-                <w:szCs w:val="18"/>
+              <w:top w:type="dxa" w:w="70"/>
+              <w:left w:type="dxa" w:w="110"/>
+              <w:bottom w:type="dxa" w:w="70"/>
+              <w:right w:type="dxa" w:w="110"/>
+            </w:tcMar>
+            <w:vAlign w:val="center"/>
+          </w:tcPr>
+          <w:p>
+            <w:pPr>
+              <w:jc w:val="left"/>
+            </w:pPr>
+            <w:r>
+              <w:rPr>
+                <w:rFonts w:ascii="Calibri" w:cs="Calibri" w:eastAsia="Calibri" w:hAnsi="Calibri"/>
+                <w:b w:val="false"/>
+                <w:bCs w:val="false"/>
+                <w:i w:val="false"/>
+                <w:iCs w:val="false"/>
+                <w:color w:val="1A1D21"/>
+                <w:sz w:val="19"/>
+                <w:szCs w:val="19"/>
               </w:rPr>
               <w:t xml:space="preserve"/>
             </w:r>
@@ -6562,27 +6745,27 @@
             </w:tcBorders>
             <w:shd w:fill="15406B" w:val="clear"/>
             <w:tcMar>
-              <w:top w:type="dxa" w:w="60"/>
-              <w:left w:type="dxa" w:w="100"/>
-              <w:bottom w:type="dxa" w:w="60"/>
-              <w:right w:type="dxa" w:w="100"/>
-            </w:tcMar>
-            <w:vAlign w:val="center"/>
-          </w:tcPr>
-          <w:p>
-            <w:pPr>
-              <w:jc w:val="left"/>
-            </w:pPr>
-            <w:r>
-              <w:rPr>
-                <w:rFonts w:ascii="Calibri" w:cs="Calibri" w:eastAsia="Calibri" w:hAnsi="Calibri"/>
-                <w:b w:val="false"/>
-                <w:bCs w:val="false"/>
-                <w:i w:val="false"/>
-                <w:iCs w:val="false"/>
-                <w:color w:val="1A1D21"/>
-                <w:sz w:val="18"/>
-                <w:szCs w:val="18"/>
+              <w:top w:type="dxa" w:w="70"/>
+              <w:left w:type="dxa" w:w="110"/>
+              <w:bottom w:type="dxa" w:w="70"/>
+              <w:right w:type="dxa" w:w="110"/>
+            </w:tcMar>
+            <w:vAlign w:val="center"/>
+          </w:tcPr>
+          <w:p>
+            <w:pPr>
+              <w:jc w:val="left"/>
+            </w:pPr>
+            <w:r>
+              <w:rPr>
+                <w:rFonts w:ascii="Calibri" w:cs="Calibri" w:eastAsia="Calibri" w:hAnsi="Calibri"/>
+                <w:b w:val="false"/>
+                <w:bCs w:val="false"/>
+                <w:i w:val="false"/>
+                <w:iCs w:val="false"/>
+                <w:color w:val="1A1D21"/>
+                <w:sz w:val="19"/>
+                <w:szCs w:val="19"/>
               </w:rPr>
               <w:t xml:space="preserve"/>
             </w:r>
@@ -6592,7 +6775,7 @@
     </w:tbl>
     <w:p>
       <w:pPr>
-        <w:spacing w:after="220" w:before="80"/>
+        <w:spacing w:after="240" w:before="90"/>
         <w:jc w:val="center"/>
       </w:pPr>
       <w:r>
@@ -6601,8 +6784,8 @@
           <w:i/>
           <w:iCs/>
           <w:color w:val="44494F"/>
-          <w:sz w:val="19"/>
-          <w:szCs w:val="19"/>
+          <w:sz w:val="20"/>
+          <w:szCs w:val="20"/>
         </w:rPr>
         <w:t xml:space="preserve">Table 10.01: 10-Week Project Gantt Chart</w:t>
       </w:r>
@@ -6610,16 +6793,19 @@
     <w:p>
       <w:pPr>
         <w:pStyle w:val="Heading1"/>
-        <w:spacing w:after="160" w:before="360"/>
-      </w:pPr>
-      <w:r>
-        <w:rPr>
-          <w:rFonts w:ascii="Optima" w:cs="Optima" w:eastAsia="Optima" w:hAnsi="Optima"/>
+        <w:pBdr>
+          <w:bottom w:val="single" w:color="15406B" w:sz="8" w:space="6"/>
+        </w:pBdr>
+        <w:spacing w:after="220" w:before="440"/>
+      </w:pPr>
+      <w:r>
+        <w:rPr>
+          <w:rFonts w:ascii="Garamond" w:cs="Garamond" w:eastAsia="Garamond" w:hAnsi="Garamond"/>
           <w:b/>
           <w:bCs/>
           <w:color w:val="0A1F33"/>
-          <w:sz w:val="36"/>
-          <w:szCs w:val="36"/>
+          <w:sz w:val="40"/>
+          <w:szCs w:val="40"/>
         </w:rPr>
         <w:t xml:space="preserve">11. Risks and Contingency Plans</w:t>
       </w:r>
@@ -6654,10 +6840,10 @@
             </w:tcBorders>
             <w:shd w:fill="15406B" w:val="clear"/>
             <w:tcMar>
-              <w:top w:type="dxa" w:w="60"/>
-              <w:left w:type="dxa" w:w="100"/>
-              <w:bottom w:type="dxa" w:w="60"/>
-              <w:right w:type="dxa" w:w="100"/>
+              <w:top w:type="dxa" w:w="70"/>
+              <w:left w:type="dxa" w:w="110"/>
+              <w:bottom w:type="dxa" w:w="70"/>
+              <w:right w:type="dxa" w:w="110"/>
             </w:tcMar>
             <w:vAlign w:val="center"/>
           </w:tcPr>
@@ -6673,8 +6859,8 @@
                 <w:i w:val="false"/>
                 <w:iCs w:val="false"/>
                 <w:color w:val="FFFFFF"/>
-                <w:sz w:val="19"/>
-                <w:szCs w:val="19"/>
+                <w:sz w:val="20"/>
+                <w:szCs w:val="20"/>
               </w:rPr>
               <w:t xml:space="preserve">Risk</w:t>
             </w:r>
@@ -6691,10 +6877,10 @@
             </w:tcBorders>
             <w:shd w:fill="15406B" w:val="clear"/>
             <w:tcMar>
-              <w:top w:type="dxa" w:w="60"/>
-              <w:left w:type="dxa" w:w="100"/>
-              <w:bottom w:type="dxa" w:w="60"/>
-              <w:right w:type="dxa" w:w="100"/>
+              <w:top w:type="dxa" w:w="70"/>
+              <w:left w:type="dxa" w:w="110"/>
+              <w:bottom w:type="dxa" w:w="70"/>
+              <w:right w:type="dxa" w:w="110"/>
             </w:tcMar>
             <w:vAlign w:val="center"/>
           </w:tcPr>
@@ -6710,8 +6896,8 @@
                 <w:i w:val="false"/>
                 <w:iCs w:val="false"/>
                 <w:color w:val="FFFFFF"/>
-                <w:sz w:val="19"/>
-                <w:szCs w:val="19"/>
+                <w:sz w:val="20"/>
+                <w:szCs w:val="20"/>
               </w:rPr>
               <w:t xml:space="preserve">Contingency</w:t>
             </w:r>
@@ -6728,10 +6914,10 @@
             </w:tcBorders>
             <w:shd w:fill="15406B" w:val="clear"/>
             <w:tcMar>
-              <w:top w:type="dxa" w:w="60"/>
-              <w:left w:type="dxa" w:w="100"/>
-              <w:bottom w:type="dxa" w:w="60"/>
-              <w:right w:type="dxa" w:w="100"/>
+              <w:top w:type="dxa" w:w="70"/>
+              <w:left w:type="dxa" w:w="110"/>
+              <w:bottom w:type="dxa" w:w="70"/>
+              <w:right w:type="dxa" w:w="110"/>
             </w:tcMar>
             <w:vAlign w:val="center"/>
           </w:tcPr>
@@ -6747,8 +6933,8 @@
                 <w:i w:val="false"/>
                 <w:iCs w:val="false"/>
                 <w:color w:val="FFFFFF"/>
-                <w:sz w:val="19"/>
-                <w:szCs w:val="19"/>
+                <w:sz w:val="20"/>
+                <w:szCs w:val="20"/>
               </w:rPr>
               <w:t xml:space="preserve">Likelihood</w:t>
             </w:r>
@@ -6765,10 +6951,10 @@
             </w:tcBorders>
             <w:shd w:fill="15406B" w:val="clear"/>
             <w:tcMar>
-              <w:top w:type="dxa" w:w="60"/>
-              <w:left w:type="dxa" w:w="100"/>
-              <w:bottom w:type="dxa" w:w="60"/>
-              <w:right w:type="dxa" w:w="100"/>
+              <w:top w:type="dxa" w:w="70"/>
+              <w:left w:type="dxa" w:w="110"/>
+              <w:bottom w:type="dxa" w:w="70"/>
+              <w:right w:type="dxa" w:w="110"/>
             </w:tcMar>
             <w:vAlign w:val="center"/>
           </w:tcPr>
@@ -6784,8 +6970,8 @@
                 <w:i w:val="false"/>
                 <w:iCs w:val="false"/>
                 <w:color w:val="FFFFFF"/>
-                <w:sz w:val="19"/>
-                <w:szCs w:val="19"/>
+                <w:sz w:val="20"/>
+                <w:szCs w:val="20"/>
               </w:rPr>
               <w:t xml:space="preserve">Impact</w:t>
             </w:r>
@@ -6804,27 +6990,27 @@
             </w:tcBorders>
             <w:shd w:fill="FFFFFF" w:val="clear"/>
             <w:tcMar>
-              <w:top w:type="dxa" w:w="60"/>
-              <w:left w:type="dxa" w:w="100"/>
-              <w:bottom w:type="dxa" w:w="60"/>
-              <w:right w:type="dxa" w:w="100"/>
-            </w:tcMar>
-            <w:vAlign w:val="center"/>
-          </w:tcPr>
-          <w:p>
-            <w:pPr>
-              <w:jc w:val="left"/>
-            </w:pPr>
-            <w:r>
-              <w:rPr>
-                <w:rFonts w:ascii="Calibri" w:cs="Calibri" w:eastAsia="Calibri" w:hAnsi="Calibri"/>
-                <w:b w:val="false"/>
-                <w:bCs w:val="false"/>
-                <w:i w:val="false"/>
-                <w:iCs w:val="false"/>
-                <w:color w:val="1A1D21"/>
-                <w:sz w:val="18"/>
-                <w:szCs w:val="18"/>
+              <w:top w:type="dxa" w:w="70"/>
+              <w:left w:type="dxa" w:w="110"/>
+              <w:bottom w:type="dxa" w:w="70"/>
+              <w:right w:type="dxa" w:w="110"/>
+            </w:tcMar>
+            <w:vAlign w:val="center"/>
+          </w:tcPr>
+          <w:p>
+            <w:pPr>
+              <w:jc w:val="left"/>
+            </w:pPr>
+            <w:r>
+              <w:rPr>
+                <w:rFonts w:ascii="Calibri" w:cs="Calibri" w:eastAsia="Calibri" w:hAnsi="Calibri"/>
+                <w:b w:val="false"/>
+                <w:bCs w:val="false"/>
+                <w:i w:val="false"/>
+                <w:iCs w:val="false"/>
+                <w:color w:val="1A1D21"/>
+                <w:sz w:val="19"/>
+                <w:szCs w:val="19"/>
               </w:rPr>
               <w:t xml:space="preserve">Groq free-tier token-per-day limit reached mid-run</w:t>
             </w:r>
@@ -6841,27 +7027,27 @@
             </w:tcBorders>
             <w:shd w:fill="FFFFFF" w:val="clear"/>
             <w:tcMar>
-              <w:top w:type="dxa" w:w="60"/>
-              <w:left w:type="dxa" w:w="100"/>
-              <w:bottom w:type="dxa" w:w="60"/>
-              <w:right w:type="dxa" w:w="100"/>
-            </w:tcMar>
-            <w:vAlign w:val="center"/>
-          </w:tcPr>
-          <w:p>
-            <w:pPr>
-              <w:jc w:val="left"/>
-            </w:pPr>
-            <w:r>
-              <w:rPr>
-                <w:rFonts w:ascii="Calibri" w:cs="Calibri" w:eastAsia="Calibri" w:hAnsi="Calibri"/>
-                <w:b w:val="false"/>
-                <w:bCs w:val="false"/>
-                <w:i w:val="false"/>
-                <w:iCs w:val="false"/>
-                <w:color w:val="1A1D21"/>
-                <w:sz w:val="18"/>
-                <w:szCs w:val="18"/>
+              <w:top w:type="dxa" w:w="70"/>
+              <w:left w:type="dxa" w:w="110"/>
+              <w:bottom w:type="dxa" w:w="70"/>
+              <w:right w:type="dxa" w:w="110"/>
+            </w:tcMar>
+            <w:vAlign w:val="center"/>
+          </w:tcPr>
+          <w:p>
+            <w:pPr>
+              <w:jc w:val="left"/>
+            </w:pPr>
+            <w:r>
+              <w:rPr>
+                <w:rFonts w:ascii="Calibri" w:cs="Calibri" w:eastAsia="Calibri" w:hAnsi="Calibri"/>
+                <w:b w:val="false"/>
+                <w:bCs w:val="false"/>
+                <w:i w:val="false"/>
+                <w:iCs w:val="false"/>
+                <w:color w:val="1A1D21"/>
+                <w:sz w:val="19"/>
+                <w:szCs w:val="19"/>
               </w:rPr>
               <w:t xml:space="preserve">Exponential backoff with jitter, multi-day paced execution with crash-safe resume, prompt caching, fallback to the paid Developer tier if the schedule slips</w:t>
             </w:r>
@@ -6878,10 +7064,10 @@
             </w:tcBorders>
             <w:shd w:fill="FFFFFF" w:val="clear"/>
             <w:tcMar>
-              <w:top w:type="dxa" w:w="60"/>
-              <w:left w:type="dxa" w:w="100"/>
-              <w:bottom w:type="dxa" w:w="60"/>
-              <w:right w:type="dxa" w:w="100"/>
+              <w:top w:type="dxa" w:w="70"/>
+              <w:left w:type="dxa" w:w="110"/>
+              <w:bottom w:type="dxa" w:w="70"/>
+              <w:right w:type="dxa" w:w="110"/>
             </w:tcMar>
             <w:vAlign w:val="center"/>
           </w:tcPr>
@@ -6897,8 +7083,8 @@
                 <w:i w:val="false"/>
                 <w:iCs w:val="false"/>
                 <w:color w:val="D4A017"/>
-                <w:sz w:val="18"/>
-                <w:szCs w:val="18"/>
+                <w:sz w:val="19"/>
+                <w:szCs w:val="19"/>
               </w:rPr>
               <w:t xml:space="preserve">Medium</w:t>
             </w:r>
@@ -6915,10 +7101,10 @@
             </w:tcBorders>
             <w:shd w:fill="FFFFFF" w:val="clear"/>
             <w:tcMar>
-              <w:top w:type="dxa" w:w="60"/>
-              <w:left w:type="dxa" w:w="100"/>
-              <w:bottom w:type="dxa" w:w="60"/>
-              <w:right w:type="dxa" w:w="100"/>
+              <w:top w:type="dxa" w:w="70"/>
+              <w:left w:type="dxa" w:w="110"/>
+              <w:bottom w:type="dxa" w:w="70"/>
+              <w:right w:type="dxa" w:w="110"/>
             </w:tcMar>
             <w:vAlign w:val="center"/>
           </w:tcPr>
@@ -6934,8 +7120,8 @@
                 <w:i w:val="false"/>
                 <w:iCs w:val="false"/>
                 <w:color w:val="D4A017"/>
-                <w:sz w:val="18"/>
-                <w:szCs w:val="18"/>
+                <w:sz w:val="19"/>
+                <w:szCs w:val="19"/>
               </w:rPr>
               <w:t xml:space="preserve">Medium</w:t>
             </w:r>
@@ -6954,27 +7140,27 @@
             </w:tcBorders>
             <w:shd w:fill="F2F6FA" w:val="clear"/>
             <w:tcMar>
-              <w:top w:type="dxa" w:w="60"/>
-              <w:left w:type="dxa" w:w="100"/>
-              <w:bottom w:type="dxa" w:w="60"/>
-              <w:right w:type="dxa" w:w="100"/>
-            </w:tcMar>
-            <w:vAlign w:val="center"/>
-          </w:tcPr>
-          <w:p>
-            <w:pPr>
-              <w:jc w:val="left"/>
-            </w:pPr>
-            <w:r>
-              <w:rPr>
-                <w:rFonts w:ascii="Calibri" w:cs="Calibri" w:eastAsia="Calibri" w:hAnsi="Calibri"/>
-                <w:b w:val="false"/>
-                <w:bCs w:val="false"/>
-                <w:i w:val="false"/>
-                <w:iCs w:val="false"/>
-                <w:color w:val="1A1D21"/>
-                <w:sz w:val="18"/>
-                <w:szCs w:val="18"/>
+              <w:top w:type="dxa" w:w="70"/>
+              <w:left w:type="dxa" w:w="110"/>
+              <w:bottom w:type="dxa" w:w="70"/>
+              <w:right w:type="dxa" w:w="110"/>
+            </w:tcMar>
+            <w:vAlign w:val="center"/>
+          </w:tcPr>
+          <w:p>
+            <w:pPr>
+              <w:jc w:val="left"/>
+            </w:pPr>
+            <w:r>
+              <w:rPr>
+                <w:rFonts w:ascii="Calibri" w:cs="Calibri" w:eastAsia="Calibri" w:hAnsi="Calibri"/>
+                <w:b w:val="false"/>
+                <w:bCs w:val="false"/>
+                <w:i w:val="false"/>
+                <w:iCs w:val="false"/>
+                <w:color w:val="1A1D21"/>
+                <w:sz w:val="19"/>
+                <w:szCs w:val="19"/>
               </w:rPr>
               <w:t xml:space="preserve">LlamaParse fragments or bisects a financial table</w:t>
             </w:r>
@@ -6991,27 +7177,27 @@
             </w:tcBorders>
             <w:shd w:fill="F2F6FA" w:val="clear"/>
             <w:tcMar>
-              <w:top w:type="dxa" w:w="60"/>
-              <w:left w:type="dxa" w:w="100"/>
-              <w:bottom w:type="dxa" w:w="60"/>
-              <w:right w:type="dxa" w:w="100"/>
-            </w:tcMar>
-            <w:vAlign w:val="center"/>
-          </w:tcPr>
-          <w:p>
-            <w:pPr>
-              <w:jc w:val="left"/>
-            </w:pPr>
-            <w:r>
-              <w:rPr>
-                <w:rFonts w:ascii="Calibri" w:cs="Calibri" w:eastAsia="Calibri" w:hAnsi="Calibri"/>
-                <w:b w:val="false"/>
-                <w:bCs w:val="false"/>
-                <w:i w:val="false"/>
-                <w:iCs w:val="false"/>
-                <w:color w:val="1A1D21"/>
-                <w:sz w:val="18"/>
-                <w:szCs w:val="18"/>
+              <w:top w:type="dxa" w:w="70"/>
+              <w:left w:type="dxa" w:w="110"/>
+              <w:bottom w:type="dxa" w:w="70"/>
+              <w:right w:type="dxa" w:w="110"/>
+            </w:tcMar>
+            <w:vAlign w:val="center"/>
+          </w:tcPr>
+          <w:p>
+            <w:pPr>
+              <w:jc w:val="left"/>
+            </w:pPr>
+            <w:r>
+              <w:rPr>
+                <w:rFonts w:ascii="Calibri" w:cs="Calibri" w:eastAsia="Calibri" w:hAnsi="Calibri"/>
+                <w:b w:val="false"/>
+                <w:bCs w:val="false"/>
+                <w:i w:val="false"/>
+                <w:iCs w:val="false"/>
+                <w:color w:val="1A1D21"/>
+                <w:sz w:val="19"/>
+                <w:szCs w:val="19"/>
               </w:rPr>
               <w:t xml:space="preserve">Randomised 20-section manual parsing audit; re-tune parser settings or discard and re-parse the affected filing</w:t>
             </w:r>
@@ -7028,10 +7214,10 @@
             </w:tcBorders>
             <w:shd w:fill="F2F6FA" w:val="clear"/>
             <w:tcMar>
-              <w:top w:type="dxa" w:w="60"/>
-              <w:left w:type="dxa" w:w="100"/>
-              <w:bottom w:type="dxa" w:w="60"/>
-              <w:right w:type="dxa" w:w="100"/>
+              <w:top w:type="dxa" w:w="70"/>
+              <w:left w:type="dxa" w:w="110"/>
+              <w:bottom w:type="dxa" w:w="70"/>
+              <w:right w:type="dxa" w:w="110"/>
             </w:tcMar>
             <w:vAlign w:val="center"/>
           </w:tcPr>
@@ -7047,8 +7233,8 @@
                 <w:i w:val="false"/>
                 <w:iCs w:val="false"/>
                 <w:color w:val="D4A017"/>
-                <w:sz w:val="18"/>
-                <w:szCs w:val="18"/>
+                <w:sz w:val="19"/>
+                <w:szCs w:val="19"/>
               </w:rPr>
               <w:t xml:space="preserve">Medium</w:t>
             </w:r>
@@ -7065,10 +7251,10 @@
             </w:tcBorders>
             <w:shd w:fill="F2F6FA" w:val="clear"/>
             <w:tcMar>
-              <w:top w:type="dxa" w:w="60"/>
-              <w:left w:type="dxa" w:w="100"/>
-              <w:bottom w:type="dxa" w:w="60"/>
-              <w:right w:type="dxa" w:w="100"/>
+              <w:top w:type="dxa" w:w="70"/>
+              <w:left w:type="dxa" w:w="110"/>
+              <w:bottom w:type="dxa" w:w="70"/>
+              <w:right w:type="dxa" w:w="110"/>
             </w:tcMar>
             <w:vAlign w:val="center"/>
           </w:tcPr>
@@ -7084,8 +7270,8 @@
                 <w:i w:val="false"/>
                 <w:iCs w:val="false"/>
                 <w:color w:val="C73E35"/>
-                <w:sz w:val="18"/>
-                <w:szCs w:val="18"/>
+                <w:sz w:val="19"/>
+                <w:szCs w:val="19"/>
               </w:rPr>
               <w:t xml:space="preserve">High</w:t>
             </w:r>
@@ -7104,27 +7290,27 @@
             </w:tcBorders>
             <w:shd w:fill="FFFFFF" w:val="clear"/>
             <w:tcMar>
-              <w:top w:type="dxa" w:w="60"/>
-              <w:left w:type="dxa" w:w="100"/>
-              <w:bottom w:type="dxa" w:w="60"/>
-              <w:right w:type="dxa" w:w="100"/>
-            </w:tcMar>
-            <w:vAlign w:val="center"/>
-          </w:tcPr>
-          <w:p>
-            <w:pPr>
-              <w:jc w:val="left"/>
-            </w:pPr>
-            <w:r>
-              <w:rPr>
-                <w:rFonts w:ascii="Calibri" w:cs="Calibri" w:eastAsia="Calibri" w:hAnsi="Calibri"/>
-                <w:b w:val="false"/>
-                <w:bCs w:val="false"/>
-                <w:i w:val="false"/>
-                <w:iCs w:val="false"/>
-                <w:color w:val="1A1D21"/>
-                <w:sz w:val="18"/>
-                <w:szCs w:val="18"/>
+              <w:top w:type="dxa" w:w="70"/>
+              <w:left w:type="dxa" w:w="110"/>
+              <w:bottom w:type="dxa" w:w="70"/>
+              <w:right w:type="dxa" w:w="110"/>
+            </w:tcMar>
+            <w:vAlign w:val="center"/>
+          </w:tcPr>
+          <w:p>
+            <w:pPr>
+              <w:jc w:val="left"/>
+            </w:pPr>
+            <w:r>
+              <w:rPr>
+                <w:rFonts w:ascii="Calibri" w:cs="Calibri" w:eastAsia="Calibri" w:hAnsi="Calibri"/>
+                <w:b w:val="false"/>
+                <w:bCs w:val="false"/>
+                <w:i w:val="false"/>
+                <w:iCs w:val="false"/>
+                <w:color w:val="1A1D21"/>
+                <w:sz w:val="19"/>
+                <w:szCs w:val="19"/>
               </w:rPr>
               <w:t xml:space="preserve">Automated LLM judge fails the 80% human-agreement gate</w:t>
             </w:r>
@@ -7141,27 +7327,27 @@
             </w:tcBorders>
             <w:shd w:fill="FFFFFF" w:val="clear"/>
             <w:tcMar>
-              <w:top w:type="dxa" w:w="60"/>
-              <w:left w:type="dxa" w:w="100"/>
-              <w:bottom w:type="dxa" w:w="60"/>
-              <w:right w:type="dxa" w:w="100"/>
-            </w:tcMar>
-            <w:vAlign w:val="center"/>
-          </w:tcPr>
-          <w:p>
-            <w:pPr>
-              <w:jc w:val="left"/>
-            </w:pPr>
-            <w:r>
-              <w:rPr>
-                <w:rFonts w:ascii="Calibri" w:cs="Calibri" w:eastAsia="Calibri" w:hAnsi="Calibri"/>
-                <w:b w:val="false"/>
-                <w:bCs w:val="false"/>
-                <w:i w:val="false"/>
-                <w:iCs w:val="false"/>
-                <w:color w:val="1A1D21"/>
-                <w:sz w:val="18"/>
-                <w:szCs w:val="18"/>
+              <w:top w:type="dxa" w:w="70"/>
+              <w:left w:type="dxa" w:w="110"/>
+              <w:bottom w:type="dxa" w:w="70"/>
+              <w:right w:type="dxa" w:w="110"/>
+            </w:tcMar>
+            <w:vAlign w:val="center"/>
+          </w:tcPr>
+          <w:p>
+            <w:pPr>
+              <w:jc w:val="left"/>
+            </w:pPr>
+            <w:r>
+              <w:rPr>
+                <w:rFonts w:ascii="Calibri" w:cs="Calibri" w:eastAsia="Calibri" w:hAnsi="Calibri"/>
+                <w:b w:val="false"/>
+                <w:bCs w:val="false"/>
+                <w:i w:val="false"/>
+                <w:iCs w:val="false"/>
+                <w:color w:val="1A1D21"/>
+                <w:sz w:val="19"/>
+                <w:szCs w:val="19"/>
               </w:rPr>
               <w:t xml:space="preserve">Tune the scoring rubric and/or swap the judge to a different model family; re-run the validation gate before proceeding</w:t>
             </w:r>
@@ -7178,10 +7364,10 @@
             </w:tcBorders>
             <w:shd w:fill="FFFFFF" w:val="clear"/>
             <w:tcMar>
-              <w:top w:type="dxa" w:w="60"/>
-              <w:left w:type="dxa" w:w="100"/>
-              <w:bottom w:type="dxa" w:w="60"/>
-              <w:right w:type="dxa" w:w="100"/>
+              <w:top w:type="dxa" w:w="70"/>
+              <w:left w:type="dxa" w:w="110"/>
+              <w:bottom w:type="dxa" w:w="70"/>
+              <w:right w:type="dxa" w:w="110"/>
             </w:tcMar>
             <w:vAlign w:val="center"/>
           </w:tcPr>
@@ -7197,8 +7383,8 @@
                 <w:i w:val="false"/>
                 <w:iCs w:val="false"/>
                 <w:color w:val="D4A017"/>
-                <w:sz w:val="18"/>
-                <w:szCs w:val="18"/>
+                <w:sz w:val="19"/>
+                <w:szCs w:val="19"/>
               </w:rPr>
               <w:t xml:space="preserve">Medium</w:t>
             </w:r>
@@ -7215,10 +7401,10 @@
             </w:tcBorders>
             <w:shd w:fill="FFFFFF" w:val="clear"/>
             <w:tcMar>
-              <w:top w:type="dxa" w:w="60"/>
-              <w:left w:type="dxa" w:w="100"/>
-              <w:bottom w:type="dxa" w:w="60"/>
-              <w:right w:type="dxa" w:w="100"/>
+              <w:top w:type="dxa" w:w="70"/>
+              <w:left w:type="dxa" w:w="110"/>
+              <w:bottom w:type="dxa" w:w="70"/>
+              <w:right w:type="dxa" w:w="110"/>
             </w:tcMar>
             <w:vAlign w:val="center"/>
           </w:tcPr>
@@ -7234,8 +7420,8 @@
                 <w:i w:val="false"/>
                 <w:iCs w:val="false"/>
                 <w:color w:val="C73E35"/>
-                <w:sz w:val="18"/>
-                <w:szCs w:val="18"/>
+                <w:sz w:val="19"/>
+                <w:szCs w:val="19"/>
               </w:rPr>
               <w:t xml:space="preserve">High</w:t>
             </w:r>
@@ -7254,27 +7440,27 @@
             </w:tcBorders>
             <w:shd w:fill="F2F6FA" w:val="clear"/>
             <w:tcMar>
-              <w:top w:type="dxa" w:w="60"/>
-              <w:left w:type="dxa" w:w="100"/>
-              <w:bottom w:type="dxa" w:w="60"/>
-              <w:right w:type="dxa" w:w="100"/>
-            </w:tcMar>
-            <w:vAlign w:val="center"/>
-          </w:tcPr>
-          <w:p>
-            <w:pPr>
-              <w:jc w:val="left"/>
-            </w:pPr>
-            <w:r>
-              <w:rPr>
-                <w:rFonts w:ascii="Calibri" w:cs="Calibri" w:eastAsia="Calibri" w:hAnsi="Calibri"/>
-                <w:b w:val="false"/>
-                <w:bCs w:val="false"/>
-                <w:i w:val="false"/>
-                <w:iCs w:val="false"/>
-                <w:color w:val="1A1D21"/>
-                <w:sz w:val="18"/>
-                <w:szCs w:val="18"/>
+              <w:top w:type="dxa" w:w="70"/>
+              <w:left w:type="dxa" w:w="110"/>
+              <w:bottom w:type="dxa" w:w="70"/>
+              <w:right w:type="dxa" w:w="110"/>
+            </w:tcMar>
+            <w:vAlign w:val="center"/>
+          </w:tcPr>
+          <w:p>
+            <w:pPr>
+              <w:jc w:val="left"/>
+            </w:pPr>
+            <w:r>
+              <w:rPr>
+                <w:rFonts w:ascii="Calibri" w:cs="Calibri" w:eastAsia="Calibri" w:hAnsi="Calibri"/>
+                <w:b w:val="false"/>
+                <w:bCs w:val="false"/>
+                <w:i w:val="false"/>
+                <w:iCs w:val="false"/>
+                <w:color w:val="1A1D21"/>
+                <w:sz w:val="19"/>
+                <w:szCs w:val="19"/>
               </w:rPr>
               <w:t xml:space="preserve">Breaking API changes in a fast-moving dependency (LlamaIndex)</w:t>
             </w:r>
@@ -7291,27 +7477,27 @@
             </w:tcBorders>
             <w:shd w:fill="F2F6FA" w:val="clear"/>
             <w:tcMar>
-              <w:top w:type="dxa" w:w="60"/>
-              <w:left w:type="dxa" w:w="100"/>
-              <w:bottom w:type="dxa" w:w="60"/>
-              <w:right w:type="dxa" w:w="100"/>
-            </w:tcMar>
-            <w:vAlign w:val="center"/>
-          </w:tcPr>
-          <w:p>
-            <w:pPr>
-              <w:jc w:val="left"/>
-            </w:pPr>
-            <w:r>
-              <w:rPr>
-                <w:rFonts w:ascii="Calibri" w:cs="Calibri" w:eastAsia="Calibri" w:hAnsi="Calibri"/>
-                <w:b w:val="false"/>
-                <w:bCs w:val="false"/>
-                <w:i w:val="false"/>
-                <w:iCs w:val="false"/>
-                <w:color w:val="1A1D21"/>
-                <w:sz w:val="18"/>
-                <w:szCs w:val="18"/>
+              <w:top w:type="dxa" w:w="70"/>
+              <w:left w:type="dxa" w:w="110"/>
+              <w:bottom w:type="dxa" w:w="70"/>
+              <w:right w:type="dxa" w:w="110"/>
+            </w:tcMar>
+            <w:vAlign w:val="center"/>
+          </w:tcPr>
+          <w:p>
+            <w:pPr>
+              <w:jc w:val="left"/>
+            </w:pPr>
+            <w:r>
+              <w:rPr>
+                <w:rFonts w:ascii="Calibri" w:cs="Calibri" w:eastAsia="Calibri" w:hAnsi="Calibri"/>
+                <w:b w:val="false"/>
+                <w:bCs w:val="false"/>
+                <w:i w:val="false"/>
+                <w:iCs w:val="false"/>
+                <w:color w:val="1A1D21"/>
+                <w:sz w:val="19"/>
+                <w:szCs w:val="19"/>
               </w:rPr>
               <w:t xml:space="preserve">Pin exact package versions at project start; consult current documentation before any upgrade</w:t>
             </w:r>
@@ -7328,10 +7514,10 @@
             </w:tcBorders>
             <w:shd w:fill="F2F6FA" w:val="clear"/>
             <w:tcMar>
-              <w:top w:type="dxa" w:w="60"/>
-              <w:left w:type="dxa" w:w="100"/>
-              <w:bottom w:type="dxa" w:w="60"/>
-              <w:right w:type="dxa" w:w="100"/>
+              <w:top w:type="dxa" w:w="70"/>
+              <w:left w:type="dxa" w:w="110"/>
+              <w:bottom w:type="dxa" w:w="70"/>
+              <w:right w:type="dxa" w:w="110"/>
             </w:tcMar>
             <w:vAlign w:val="center"/>
           </w:tcPr>
@@ -7347,8 +7533,8 @@
                 <w:i w:val="false"/>
                 <w:iCs w:val="false"/>
                 <w:color w:val="0B8457"/>
-                <w:sz w:val="18"/>
-                <w:szCs w:val="18"/>
+                <w:sz w:val="19"/>
+                <w:szCs w:val="19"/>
               </w:rPr>
               <w:t xml:space="preserve">Low</w:t>
             </w:r>
@@ -7365,10 +7551,10 @@
             </w:tcBorders>
             <w:shd w:fill="F2F6FA" w:val="clear"/>
             <w:tcMar>
-              <w:top w:type="dxa" w:w="60"/>
-              <w:left w:type="dxa" w:w="100"/>
-              <w:bottom w:type="dxa" w:w="60"/>
-              <w:right w:type="dxa" w:w="100"/>
+              <w:top w:type="dxa" w:w="70"/>
+              <w:left w:type="dxa" w:w="110"/>
+              <w:bottom w:type="dxa" w:w="70"/>
+              <w:right w:type="dxa" w:w="110"/>
             </w:tcMar>
             <w:vAlign w:val="center"/>
           </w:tcPr>
@@ -7384,8 +7570,8 @@
                 <w:i w:val="false"/>
                 <w:iCs w:val="false"/>
                 <w:color w:val="D4A017"/>
-                <w:sz w:val="18"/>
-                <w:szCs w:val="18"/>
+                <w:sz w:val="19"/>
+                <w:szCs w:val="19"/>
               </w:rPr>
               <w:t xml:space="preserve">Medium</w:t>
             </w:r>
@@ -7404,27 +7590,27 @@
             </w:tcBorders>
             <w:shd w:fill="FFFFFF" w:val="clear"/>
             <w:tcMar>
-              <w:top w:type="dxa" w:w="60"/>
-              <w:left w:type="dxa" w:w="100"/>
-              <w:bottom w:type="dxa" w:w="60"/>
-              <w:right w:type="dxa" w:w="100"/>
-            </w:tcMar>
-            <w:vAlign w:val="center"/>
-          </w:tcPr>
-          <w:p>
-            <w:pPr>
-              <w:jc w:val="left"/>
-            </w:pPr>
-            <w:r>
-              <w:rPr>
-                <w:rFonts w:ascii="Calibri" w:cs="Calibri" w:eastAsia="Calibri" w:hAnsi="Calibri"/>
-                <w:b w:val="false"/>
-                <w:bCs w:val="false"/>
-                <w:i w:val="false"/>
-                <w:iCs w:val="false"/>
-                <w:color w:val="1A1D21"/>
-                <w:sz w:val="18"/>
-                <w:szCs w:val="18"/>
+              <w:top w:type="dxa" w:w="70"/>
+              <w:left w:type="dxa" w:w="110"/>
+              <w:bottom w:type="dxa" w:w="70"/>
+              <w:right w:type="dxa" w:w="110"/>
+            </w:tcMar>
+            <w:vAlign w:val="center"/>
+          </w:tcPr>
+          <w:p>
+            <w:pPr>
+              <w:jc w:val="left"/>
+            </w:pPr>
+            <w:r>
+              <w:rPr>
+                <w:rFonts w:ascii="Calibri" w:cs="Calibri" w:eastAsia="Calibri" w:hAnsi="Calibri"/>
+                <w:b w:val="false"/>
+                <w:bCs w:val="false"/>
+                <w:i w:val="false"/>
+                <w:iCs w:val="false"/>
+                <w:color w:val="1A1D21"/>
+                <w:sz w:val="19"/>
+                <w:szCs w:val="19"/>
               </w:rPr>
               <w:t xml:space="preserve">Concurrent writes corrupt the SQLite results store mid-run</w:t>
             </w:r>
@@ -7441,27 +7627,27 @@
             </w:tcBorders>
             <w:shd w:fill="FFFFFF" w:val="clear"/>
             <w:tcMar>
-              <w:top w:type="dxa" w:w="60"/>
-              <w:left w:type="dxa" w:w="100"/>
-              <w:bottom w:type="dxa" w:w="60"/>
-              <w:right w:type="dxa" w:w="100"/>
-            </w:tcMar>
-            <w:vAlign w:val="center"/>
-          </w:tcPr>
-          <w:p>
-            <w:pPr>
-              <w:jc w:val="left"/>
-            </w:pPr>
-            <w:r>
-              <w:rPr>
-                <w:rFonts w:ascii="Calibri" w:cs="Calibri" w:eastAsia="Calibri" w:hAnsi="Calibri"/>
-                <w:b w:val="false"/>
-                <w:bCs w:val="false"/>
-                <w:i w:val="false"/>
-                <w:iCs w:val="false"/>
-                <w:color w:val="1A1D21"/>
-                <w:sz w:val="18"/>
-                <w:szCs w:val="18"/>
+              <w:top w:type="dxa" w:w="70"/>
+              <w:left w:type="dxa" w:w="110"/>
+              <w:bottom w:type="dxa" w:w="70"/>
+              <w:right w:type="dxa" w:w="110"/>
+            </w:tcMar>
+            <w:vAlign w:val="center"/>
+          </w:tcPr>
+          <w:p>
+            <w:pPr>
+              <w:jc w:val="left"/>
+            </w:pPr>
+            <w:r>
+              <w:rPr>
+                <w:rFonts w:ascii="Calibri" w:cs="Calibri" w:eastAsia="Calibri" w:hAnsi="Calibri"/>
+                <w:b w:val="false"/>
+                <w:bCs w:val="false"/>
+                <w:i w:val="false"/>
+                <w:iCs w:val="false"/>
+                <w:color w:val="1A1D21"/>
+                <w:sz w:val="19"/>
+                <w:szCs w:val="19"/>
               </w:rPr>
               <w:t xml:space="preserve">Write-Ahead Logging (WAL) mode; crash-safe resume keyed on a unique constraint; commit after every individual run</w:t>
             </w:r>
@@ -7478,10 +7664,10 @@
             </w:tcBorders>
             <w:shd w:fill="FFFFFF" w:val="clear"/>
             <w:tcMar>
-              <w:top w:type="dxa" w:w="60"/>
-              <w:left w:type="dxa" w:w="100"/>
-              <w:bottom w:type="dxa" w:w="60"/>
-              <w:right w:type="dxa" w:w="100"/>
+              <w:top w:type="dxa" w:w="70"/>
+              <w:left w:type="dxa" w:w="110"/>
+              <w:bottom w:type="dxa" w:w="70"/>
+              <w:right w:type="dxa" w:w="110"/>
             </w:tcMar>
             <w:vAlign w:val="center"/>
           </w:tcPr>
@@ -7497,8 +7683,8 @@
                 <w:i w:val="false"/>
                 <w:iCs w:val="false"/>
                 <w:color w:val="0B8457"/>
-                <w:sz w:val="18"/>
-                <w:szCs w:val="18"/>
+                <w:sz w:val="19"/>
+                <w:szCs w:val="19"/>
               </w:rPr>
               <w:t xml:space="preserve">Low</w:t>
             </w:r>
@@ -7515,10 +7701,10 @@
             </w:tcBorders>
             <w:shd w:fill="FFFFFF" w:val="clear"/>
             <w:tcMar>
-              <w:top w:type="dxa" w:w="60"/>
-              <w:left w:type="dxa" w:w="100"/>
-              <w:bottom w:type="dxa" w:w="60"/>
-              <w:right w:type="dxa" w:w="100"/>
+              <w:top w:type="dxa" w:w="70"/>
+              <w:left w:type="dxa" w:w="110"/>
+              <w:bottom w:type="dxa" w:w="70"/>
+              <w:right w:type="dxa" w:w="110"/>
             </w:tcMar>
             <w:vAlign w:val="center"/>
           </w:tcPr>
@@ -7534,8 +7720,8 @@
                 <w:i w:val="false"/>
                 <w:iCs w:val="false"/>
                 <w:color w:val="C73E35"/>
-                <w:sz w:val="18"/>
-                <w:szCs w:val="18"/>
+                <w:sz w:val="19"/>
+                <w:szCs w:val="19"/>
               </w:rPr>
               <w:t xml:space="preserve">High</w:t>
             </w:r>
@@ -7554,27 +7740,27 @@
             </w:tcBorders>
             <w:shd w:fill="F2F6FA" w:val="clear"/>
             <w:tcMar>
-              <w:top w:type="dxa" w:w="60"/>
-              <w:left w:type="dxa" w:w="100"/>
-              <w:bottom w:type="dxa" w:w="60"/>
-              <w:right w:type="dxa" w:w="100"/>
-            </w:tcMar>
-            <w:vAlign w:val="center"/>
-          </w:tcPr>
-          <w:p>
-            <w:pPr>
-              <w:jc w:val="left"/>
-            </w:pPr>
-            <w:r>
-              <w:rPr>
-                <w:rFonts w:ascii="Calibri" w:cs="Calibri" w:eastAsia="Calibri" w:hAnsi="Calibri"/>
-                <w:b w:val="false"/>
-                <w:bCs w:val="false"/>
-                <w:i w:val="false"/>
-                <w:iCs w:val="false"/>
-                <w:color w:val="1A1D21"/>
-                <w:sz w:val="18"/>
-                <w:szCs w:val="18"/>
+              <w:top w:type="dxa" w:w="70"/>
+              <w:left w:type="dxa" w:w="110"/>
+              <w:bottom w:type="dxa" w:w="70"/>
+              <w:right w:type="dxa" w:w="110"/>
+            </w:tcMar>
+            <w:vAlign w:val="center"/>
+          </w:tcPr>
+          <w:p>
+            <w:pPr>
+              <w:jc w:val="left"/>
+            </w:pPr>
+            <w:r>
+              <w:rPr>
+                <w:rFonts w:ascii="Calibri" w:cs="Calibri" w:eastAsia="Calibri" w:hAnsi="Calibri"/>
+                <w:b w:val="false"/>
+                <w:bCs w:val="false"/>
+                <w:i w:val="false"/>
+                <w:iCs w:val="false"/>
+                <w:color w:val="1A1D21"/>
+                <w:sz w:val="19"/>
+                <w:szCs w:val="19"/>
               </w:rPr>
               <w:t xml:space="preserve">Solo ten-week timeline slips</w:t>
             </w:r>
@@ -7591,27 +7777,27 @@
             </w:tcBorders>
             <w:shd w:fill="F2F6FA" w:val="clear"/>
             <w:tcMar>
-              <w:top w:type="dxa" w:w="60"/>
-              <w:left w:type="dxa" w:w="100"/>
-              <w:bottom w:type="dxa" w:w="60"/>
-              <w:right w:type="dxa" w:w="100"/>
-            </w:tcMar>
-            <w:vAlign w:val="center"/>
-          </w:tcPr>
-          <w:p>
-            <w:pPr>
-              <w:jc w:val="left"/>
-            </w:pPr>
-            <w:r>
-              <w:rPr>
-                <w:rFonts w:ascii="Calibri" w:cs="Calibri" w:eastAsia="Calibri" w:hAnsi="Calibri"/>
-                <w:b w:val="false"/>
-                <w:bCs w:val="false"/>
-                <w:i w:val="false"/>
-                <w:iCs w:val="false"/>
-                <w:color w:val="1A1D21"/>
-                <w:sz w:val="18"/>
-                <w:szCs w:val="18"/>
+              <w:top w:type="dxa" w:w="70"/>
+              <w:left w:type="dxa" w:w="110"/>
+              <w:bottom w:type="dxa" w:w="70"/>
+              <w:right w:type="dxa" w:w="110"/>
+            </w:tcMar>
+            <w:vAlign w:val="center"/>
+          </w:tcPr>
+          <w:p>
+            <w:pPr>
+              <w:jc w:val="left"/>
+            </w:pPr>
+            <w:r>
+              <w:rPr>
+                <w:rFonts w:ascii="Calibri" w:cs="Calibri" w:eastAsia="Calibri" w:hAnsi="Calibri"/>
+                <w:b w:val="false"/>
+                <w:bCs w:val="false"/>
+                <w:i w:val="false"/>
+                <w:iCs w:val="false"/>
+                <w:color w:val="1A1D21"/>
+                <w:sz w:val="19"/>
+                <w:szCs w:val="19"/>
               </w:rPr>
               <w:t xml:space="preserve">Throttle-first testing on every phase before full-scale release; background-paced benchmark execution; buffer reserved across the final three weeks</w:t>
             </w:r>
@@ -7628,10 +7814,10 @@
             </w:tcBorders>
             <w:shd w:fill="F2F6FA" w:val="clear"/>
             <w:tcMar>
-              <w:top w:type="dxa" w:w="60"/>
-              <w:left w:type="dxa" w:w="100"/>
-              <w:bottom w:type="dxa" w:w="60"/>
-              <w:right w:type="dxa" w:w="100"/>
+              <w:top w:type="dxa" w:w="70"/>
+              <w:left w:type="dxa" w:w="110"/>
+              <w:bottom w:type="dxa" w:w="70"/>
+              <w:right w:type="dxa" w:w="110"/>
             </w:tcMar>
             <w:vAlign w:val="center"/>
           </w:tcPr>
@@ -7647,8 +7833,8 @@
                 <w:i w:val="false"/>
                 <w:iCs w:val="false"/>
                 <w:color w:val="D4A017"/>
-                <w:sz w:val="18"/>
-                <w:szCs w:val="18"/>
+                <w:sz w:val="19"/>
+                <w:szCs w:val="19"/>
               </w:rPr>
               <w:t xml:space="preserve">Medium</w:t>
             </w:r>
@@ -7665,10 +7851,10 @@
             </w:tcBorders>
             <w:shd w:fill="F2F6FA" w:val="clear"/>
             <w:tcMar>
-              <w:top w:type="dxa" w:w="60"/>
-              <w:left w:type="dxa" w:w="100"/>
-              <w:bottom w:type="dxa" w:w="60"/>
-              <w:right w:type="dxa" w:w="100"/>
+              <w:top w:type="dxa" w:w="70"/>
+              <w:left w:type="dxa" w:w="110"/>
+              <w:bottom w:type="dxa" w:w="70"/>
+              <w:right w:type="dxa" w:w="110"/>
             </w:tcMar>
             <w:vAlign w:val="center"/>
           </w:tcPr>
@@ -7684,8 +7870,8 @@
                 <w:i w:val="false"/>
                 <w:iCs w:val="false"/>
                 <w:color w:val="D4A017"/>
-                <w:sz w:val="18"/>
-                <w:szCs w:val="18"/>
+                <w:sz w:val="19"/>
+                <w:szCs w:val="19"/>
               </w:rPr>
               <w:t xml:space="preserve">Medium</w:t>
             </w:r>
@@ -7695,7 +7881,7 @@
     </w:tbl>
     <w:p>
       <w:pPr>
-        <w:spacing w:after="220" w:before="80"/>
+        <w:spacing w:after="240" w:before="90"/>
         <w:jc w:val="center"/>
       </w:pPr>
       <w:r>
@@ -7704,8 +7890,8 @@
           <w:i/>
           <w:iCs/>
           <w:color w:val="44494F"/>
-          <w:sz w:val="19"/>
-          <w:szCs w:val="19"/>
+          <w:sz w:val="20"/>
+          <w:szCs w:val="20"/>
         </w:rPr>
         <w:t xml:space="preserve">Table 11.01: Risk Management Plan</w:t>
       </w:r>
@@ -7718,162 +7904,165 @@
     <w:p>
       <w:pPr>
         <w:pStyle w:val="Heading1"/>
-        <w:spacing w:after="160" w:before="360"/>
-      </w:pPr>
-      <w:r>
-        <w:rPr>
-          <w:rFonts w:ascii="Optima" w:cs="Optima" w:eastAsia="Optima" w:hAnsi="Optima"/>
+        <w:pBdr>
+          <w:bottom w:val="single" w:color="15406B" w:sz="8" w:space="6"/>
+        </w:pBdr>
+        <w:spacing w:after="220" w:before="440"/>
+      </w:pPr>
+      <w:r>
+        <w:rPr>
+          <w:rFonts w:ascii="Garamond" w:cs="Garamond" w:eastAsia="Garamond" w:hAnsi="Garamond"/>
           <w:b/>
           <w:bCs/>
           <w:color w:val="0A1F33"/>
-          <w:sz w:val="36"/>
-          <w:szCs w:val="36"/>
+          <w:sz w:val="40"/>
+          <w:szCs w:val="40"/>
         </w:rPr>
         <w:t xml:space="preserve">12. References</w:t>
       </w:r>
     </w:p>
     <w:p>
       <w:pPr>
-        <w:spacing w:after="160" w:line="264" w:lineRule="auto"/>
+        <w:spacing w:after="180" w:line="276" w:lineRule="auto"/>
         <w:ind w:left="360" w:hanging="360"/>
         <w:jc w:val="both"/>
       </w:pPr>
       <w:r>
         <w:rPr>
-          <w:rFonts w:ascii="Optima" w:cs="Optima" w:eastAsia="Optima" w:hAnsi="Optima"/>
+          <w:rFonts w:ascii="Garamond" w:cs="Garamond" w:eastAsia="Garamond" w:hAnsi="Garamond"/>
           <w:color w:val="1A1D21"/>
-          <w:sz w:val="21"/>
-          <w:szCs w:val="21"/>
-        </w:rPr>
-        <w:t xml:space="preserve">Chen, Z., Chen, W., Smiley, C., Shah, S., Borova, I., Langdon, D., Moussa, R., Beane, M., Huang, T.-H., Routledge, B. and Wang, W.Y. (2021) ‘FinQA: A Dataset of Numerical Reasoning over Financial Data’, Proceedings of the 2021 Conference on Empirical Methods in Natural Language Processing (EMNLP 2021), pp. 3697–3711.</w:t>
+          <w:sz w:val="22"/>
+          <w:szCs w:val="22"/>
+        </w:rPr>
+        <w:t xml:space="preserve">Chen, Z., Chen, W., Smiley, C., Shah, S., Borova, I., Langdon, D., Moussa, R., Beane, M., Huang, T.-H., Routledge, B. and Wang, W.Y. (2021) 'FinQA: A Dataset of Numerical Reasoning over Financial Data', Proceedings of the 2021 Conference on Empirical Methods in Natural Language Processing (EMNLP 2021), pp. 3697-3711.</w:t>
       </w:r>
     </w:p>
     <w:p>
       <w:pPr>
-        <w:spacing w:after="160" w:line="264" w:lineRule="auto"/>
+        <w:spacing w:after="180" w:line="276" w:lineRule="auto"/>
         <w:ind w:left="360" w:hanging="360"/>
         <w:jc w:val="both"/>
       </w:pPr>
       <w:r>
         <w:rPr>
-          <w:rFonts w:ascii="Optima" w:cs="Optima" w:eastAsia="Optima" w:hAnsi="Optima"/>
+          <w:rFonts w:ascii="Garamond" w:cs="Garamond" w:eastAsia="Garamond" w:hAnsi="Garamond"/>
           <w:color w:val="1A1D21"/>
-          <w:sz w:val="21"/>
-          <w:szCs w:val="21"/>
-        </w:rPr>
-        <w:t xml:space="preserve">Karpukhin, V., Oguz, B., Min, S., Lewis, P., Wu, L., Edunov, S., Chen, D. and Yih, W.-t. (2020) ‘Dense Passage Retrieval for Open-Domain Question Answering’, Proceedings of the 2020 Conference on Empirical Methods in Natural Language Processing (EMNLP 2020), pp. 6769–6781.</w:t>
+          <w:sz w:val="22"/>
+          <w:szCs w:val="22"/>
+        </w:rPr>
+        <w:t xml:space="preserve">Karpukhin, V., Oguz, B., Min, S., Lewis, P., Wu, L., Edunov, S., Chen, D. and Yih, W.-t. (2020) 'Dense Passage Retrieval for Open-Domain Question Answering', Proceedings of the 2020 Conference on Empirical Methods in Natural Language Processing (EMNLP 2020), pp. 6769-6781.</w:t>
       </w:r>
     </w:p>
     <w:p>
       <w:pPr>
-        <w:spacing w:after="160" w:line="264" w:lineRule="auto"/>
+        <w:spacing w:after="180" w:line="276" w:lineRule="auto"/>
         <w:ind w:left="360" w:hanging="360"/>
         <w:jc w:val="both"/>
       </w:pPr>
       <w:r>
         <w:rPr>
-          <w:rFonts w:ascii="Optima" w:cs="Optima" w:eastAsia="Optima" w:hAnsi="Optima"/>
+          <w:rFonts w:ascii="Garamond" w:cs="Garamond" w:eastAsia="Garamond" w:hAnsi="Garamond"/>
           <w:color w:val="1A1D21"/>
-          <w:sz w:val="21"/>
-          <w:szCs w:val="21"/>
-        </w:rPr>
-        <w:t xml:space="preserve">Lewis, P., Perez, E., Piktus, A., Petroni, F., Karpukhin, V., Goyal, N., Küttler, H., Lewis, M., Yih, W.-t., Rocktäschel, T., Riedel, S. and Kiela, D. (2020) ‘Retrieval-Augmented Generation for Knowledge-Intensive NLP Tasks’, Advances in Neural Information Processing Systems, 33 (NeurIPS 2020).</w:t>
+          <w:sz w:val="22"/>
+          <w:szCs w:val="22"/>
+        </w:rPr>
+        <w:t xml:space="preserve">Lewis, P., Perez, E., Piktus, A., Petroni, F., Karpukhin, V., Goyal, N., Küttler, H., Lewis, M., Yih, W.-t., Rocktäschel, T., Riedel, S. and Kiela, D. (2020) 'Retrieval-Augmented Generation for Knowledge-Intensive NLP Tasks', Advances in Neural Information Processing Systems, 33 (NeurIPS 2020).</w:t>
       </w:r>
     </w:p>
     <w:p>
       <w:pPr>
-        <w:spacing w:after="160" w:line="264" w:lineRule="auto"/>
+        <w:spacing w:after="180" w:line="276" w:lineRule="auto"/>
         <w:ind w:left="360" w:hanging="360"/>
         <w:jc w:val="both"/>
       </w:pPr>
       <w:r>
         <w:rPr>
-          <w:rFonts w:ascii="Optima" w:cs="Optima" w:eastAsia="Optima" w:hAnsi="Optima"/>
+          <w:rFonts w:ascii="Garamond" w:cs="Garamond" w:eastAsia="Garamond" w:hAnsi="Garamond"/>
           <w:color w:val="1A1D21"/>
-          <w:sz w:val="21"/>
-          <w:szCs w:val="21"/>
-        </w:rPr>
-        <w:t xml:space="preserve">Liu, N.F., Lin, K., Hewitt, J., Paranjape, A., Bevilacqua, M., Petroni, F. and Liang, P. (2024) ‘Lost in the Middle: How Language Models Use Long Contexts’, Transactions of the Association for Computational Linguistics, 12, pp. 157–173.</w:t>
+          <w:sz w:val="22"/>
+          <w:szCs w:val="22"/>
+        </w:rPr>
+        <w:t xml:space="preserve">Liu, N.F., Lin, K., Hewitt, J., Paranjape, A., Bevilacqua, M., Petroni, F. and Liang, P. (2024) 'Lost in the Middle: How Language Models Use Long Contexts', Transactions of the Association for Computational Linguistics, 12, pp. 157-173.</w:t>
       </w:r>
     </w:p>
     <w:p>
       <w:pPr>
-        <w:spacing w:after="160" w:line="264" w:lineRule="auto"/>
+        <w:spacing w:after="180" w:line="276" w:lineRule="auto"/>
         <w:ind w:left="360" w:hanging="360"/>
         <w:jc w:val="both"/>
       </w:pPr>
       <w:r>
         <w:rPr>
-          <w:rFonts w:ascii="Optima" w:cs="Optima" w:eastAsia="Optima" w:hAnsi="Optima"/>
+          <w:rFonts w:ascii="Garamond" w:cs="Garamond" w:eastAsia="Garamond" w:hAnsi="Garamond"/>
           <w:color w:val="1A1D21"/>
-          <w:sz w:val="21"/>
-          <w:szCs w:val="21"/>
-        </w:rPr>
-        <w:t xml:space="preserve">Nogueira, R. and Cho, K. (2019) ‘Passage Re-ranking with BERT’, arXiv preprint, arXiv:1901.04085.</w:t>
+          <w:sz w:val="22"/>
+          <w:szCs w:val="22"/>
+        </w:rPr>
+        <w:t xml:space="preserve">Nogueira, R. and Cho, K. (2019) 'Passage Re-ranking with BERT', arXiv preprint, arXiv:1901.04085.</w:t>
       </w:r>
     </w:p>
     <w:p>
       <w:pPr>
-        <w:spacing w:after="160" w:line="264" w:lineRule="auto"/>
+        <w:spacing w:after="180" w:line="276" w:lineRule="auto"/>
         <w:ind w:left="360" w:hanging="360"/>
         <w:jc w:val="both"/>
       </w:pPr>
       <w:r>
         <w:rPr>
-          <w:rFonts w:ascii="Optima" w:cs="Optima" w:eastAsia="Optima" w:hAnsi="Optima"/>
+          <w:rFonts w:ascii="Garamond" w:cs="Garamond" w:eastAsia="Garamond" w:hAnsi="Garamond"/>
           <w:color w:val="1A1D21"/>
-          <w:sz w:val="21"/>
-          <w:szCs w:val="21"/>
-        </w:rPr>
-        <w:t xml:space="preserve">Robertson, S. and Zaragoza, H. (2009) ‘The Probabilistic Relevance Framework: BM25 and Beyond’, Foundations and Trends in Information Retrieval, 3(4), pp. 333–389.</w:t>
+          <w:sz w:val="22"/>
+          <w:szCs w:val="22"/>
+        </w:rPr>
+        <w:t xml:space="preserve">Robertson, S. and Zaragoza, H. (2009) 'The Probabilistic Relevance Framework: BM25 and Beyond', Foundations and Trends in Information Retrieval, 3(4), pp. 333-389.</w:t>
       </w:r>
     </w:p>
     <w:p>
       <w:pPr>
-        <w:spacing w:after="160" w:line="264" w:lineRule="auto"/>
+        <w:spacing w:after="180" w:line="276" w:lineRule="auto"/>
         <w:ind w:left="360" w:hanging="360"/>
         <w:jc w:val="both"/>
       </w:pPr>
       <w:r>
         <w:rPr>
-          <w:rFonts w:ascii="Optima" w:cs="Optima" w:eastAsia="Optima" w:hAnsi="Optima"/>
+          <w:rFonts w:ascii="Garamond" w:cs="Garamond" w:eastAsia="Garamond" w:hAnsi="Garamond"/>
           <w:color w:val="1A1D21"/>
-          <w:sz w:val="21"/>
-          <w:szCs w:val="21"/>
-        </w:rPr>
-        <w:t xml:space="preserve">Sarthi, P., Abdullah, S., Tuli, A., Khanna, S., Goldie, A. and Manning, C.D. (2024) ‘RAPTOR: Recursive Abstractive Processing for Tree-Organized Retrieval’, Proceedings of the International Conference on Learning Representations (ICLR 2024).</w:t>
+          <w:sz w:val="22"/>
+          <w:szCs w:val="22"/>
+        </w:rPr>
+        <w:t xml:space="preserve">Sarthi, P., Abdullah, S., Tuli, A., Khanna, S., Goldie, A. and Manning, C.D. (2024) 'RAPTOR: Recursive Abstractive Processing for Tree-Organized Retrieval', Proceedings of the International Conference on Learning Representations (ICLR 2024).</w:t>
       </w:r>
     </w:p>
     <w:p>
       <w:pPr>
-        <w:spacing w:after="160" w:line="264" w:lineRule="auto"/>
+        <w:spacing w:after="180" w:line="276" w:lineRule="auto"/>
         <w:ind w:left="360" w:hanging="360"/>
         <w:jc w:val="both"/>
       </w:pPr>
       <w:r>
         <w:rPr>
-          <w:rFonts w:ascii="Optima" w:cs="Optima" w:eastAsia="Optima" w:hAnsi="Optima"/>
+          <w:rFonts w:ascii="Garamond" w:cs="Garamond" w:eastAsia="Garamond" w:hAnsi="Garamond"/>
           <w:color w:val="1A1D21"/>
-          <w:sz w:val="21"/>
-          <w:szCs w:val="21"/>
-        </w:rPr>
-        <w:t xml:space="preserve">Xiao, S., Liu, Z., Zhang, P. and Muennighoff, N. (2023) ‘C-Pack: Packaged Resources to Advance General Chinese Embedding’, arXiv preprint, arXiv:2309.07597.</w:t>
+          <w:sz w:val="22"/>
+          <w:szCs w:val="22"/>
+        </w:rPr>
+        <w:t xml:space="preserve">Xiao, S., Liu, Z., Zhang, P. and Muennighoff, N. (2023) 'C-Pack: Packaged Resources to Advance General Chinese Embedding', arXiv preprint, arXiv:2309.07597.</w:t>
       </w:r>
     </w:p>
     <w:p>
       <w:pPr>
-        <w:spacing w:after="160" w:line="264" w:lineRule="auto"/>
+        <w:spacing w:after="180" w:line="276" w:lineRule="auto"/>
         <w:ind w:left="360" w:hanging="360"/>
         <w:jc w:val="both"/>
       </w:pPr>
       <w:r>
         <w:rPr>
-          <w:rFonts w:ascii="Optima" w:cs="Optima" w:eastAsia="Optima" w:hAnsi="Optima"/>
+          <w:rFonts w:ascii="Garamond" w:cs="Garamond" w:eastAsia="Garamond" w:hAnsi="Garamond"/>
           <w:color w:val="1A1D21"/>
-          <w:sz w:val="21"/>
-          <w:szCs w:val="21"/>
-        </w:rPr>
-        <w:t xml:space="preserve">Zheng, L., Chiang, W.-L., Sheng, Y., Zhuang, S., Wu, Z., Zhuang, Y., Lin, Z., Li, Z., Li, D., Xing, E.P., Zhang, H., Gonzalez, J.E. and Stoica, I. (2023) ‘Judging LLM-as-a-Judge with MT-Bench and Chatbot Arena’, Advances in Neural Information Processing Systems, 36 (NeurIPS 2023).</w:t>
+          <w:sz w:val="22"/>
+          <w:szCs w:val="22"/>
+        </w:rPr>
+        <w:t xml:space="preserve">Zheng, L., Chiang, W.-L., Sheng, Y., Zhuang, S., Wu, Z., Zhuang, Y., Lin, Z., Li, Z., Li, D., Xing, E.P., Zhang, H., Gonzalez, J.E. and Stoica, I. (2023) 'Judging LLM-as-a-Judge with MT-Bench and Chatbot Arena', Advances in Neural Information Processing Systems, 36 (NeurIPS 2023).</w:t>
       </w:r>
     </w:p>
     <w:sectPr>
@@ -7943,6 +8132,9 @@
 <w:ftr xmlns:wpc="http://schemas.microsoft.com/office/word/2010/wordprocessingCanvas" xmlns:mc="http://schemas.openxmlformats.org/markup-compatibility/2006" xmlns:o="urn:schemas-microsoft-com:office:office" xmlns:r="http://schemas.openxmlformats.org/officeDocument/2006/relationships" xmlns:m="http://schemas.openxmlformats.org/officeDocument/2006/math" xmlns:v="urn:schemas-microsoft-com:vml" xmlns:wp14="http://schemas.microsoft.com/office/word/2010/wordprocessingDrawing" xmlns:wp="http://schemas.openxmlformats.org/drawingml/2006/wordprocessingDrawing" xmlns:w10="urn:schemas-microsoft-com:office:word" xmlns:w="http://schemas.openxmlformats.org/wordprocessingml/2006/main" xmlns:w14="http://schemas.microsoft.com/office/word/2010/wordml" xmlns:w15="http://schemas.microsoft.com/office/word/2012/wordml" xmlns:wpg="http://schemas.microsoft.com/office/word/2010/wordprocessingGroup" xmlns:wpi="http://schemas.microsoft.com/office/word/2010/wordprocessingInk" xmlns:wne="http://schemas.microsoft.com/office/word/2006/wordml" xmlns:wps="http://schemas.microsoft.com/office/word/2010/wordprocessingShape">
   <w:p>
     <w:pPr>
+      <w:pBdr>
+        <w:top w:val="single" w:color="B7BCC2" w:sz="4" w:space="4"/>
+      </w:pBdr>
       <w:jc w:val="right"/>
     </w:pPr>
     <w:r>
@@ -8050,6 +8242,7 @@
     <w:r>
       <w:rPr>
         <w:rFonts w:ascii="Calibri" w:cs="Calibri" w:eastAsia="Calibri" w:hAnsi="Calibri"/>
+        <w:caps/>
         <w:color w:val="767C84"/>
         <w:sz w:val="18"/>
         <w:szCs w:val="18"/>
@@ -8154,7 +8347,7 @@
       <w:lvlText w:val="•"/>
       <w:lvlJc w:val="left"/>
       <w:pPr>
-        <w:ind w:left="540" w:hanging="270"/>
+        <w:ind w:left="560" w:hanging="280"/>
       </w:pPr>
     </w:lvl>
   </w:abstractNum>
@@ -8178,10 +8371,10 @@
   <w:docDefaults>
     <w:rPrDefault>
       <w:rPr>
-        <w:rFonts w:ascii="Optima" w:cs="Optima" w:eastAsia="Optima" w:hAnsi="Optima"/>
+        <w:rFonts w:ascii="Garamond" w:cs="Garamond" w:eastAsia="Garamond" w:hAnsi="Garamond"/>
         <w:color w:val="1A1D21"/>
-        <w:sz w:val="22"/>
-        <w:szCs w:val="22"/>
+        <w:sz w:val="24"/>
+        <w:szCs w:val="24"/>
       </w:rPr>
     </w:rPrDefault>
     <w:pPrDefault/>
@@ -8363,16 +8556,16 @@
     <w:next w:val="Normal"/>
     <w:qFormat/>
     <w:pPr>
-      <w:spacing w:after="160" w:before="360"/>
+      <w:spacing w:after="220" w:before="440"/>
       <w:outlineLvl w:val="0"/>
     </w:pPr>
     <w:rPr>
-      <w:rFonts w:ascii="Optima" w:cs="Optima" w:eastAsia="Optima" w:hAnsi="Optima"/>
+      <w:rFonts w:ascii="Garamond" w:cs="Garamond" w:eastAsia="Garamond" w:hAnsi="Garamond"/>
       <w:b/>
       <w:bCs/>
       <w:color w:val="0A1F33"/>
-      <w:sz w:val="36"/>
-      <w:szCs w:val="36"/>
+      <w:sz w:val="40"/>
+      <w:szCs w:val="40"/>
     </w:rPr>
   </w:style>
   <w:style w:type="paragraph" w:styleId="Heading2">
@@ -8381,16 +8574,18 @@
     <w:next w:val="Normal"/>
     <w:qFormat/>
     <w:pPr>
-      <w:spacing w:after="120" w:before="220"/>
+      <w:spacing w:after="140" w:before="260"/>
       <w:outlineLvl w:val="1"/>
     </w:pPr>
     <w:rPr>
-      <w:rFonts w:ascii="Optima" w:cs="Optima" w:eastAsia="Optima" w:hAnsi="Optima"/>
+      <w:rFonts w:ascii="Garamond" w:cs="Garamond" w:eastAsia="Garamond" w:hAnsi="Garamond"/>
       <w:b/>
       <w:bCs/>
+      <w:i/>
+      <w:iCs/>
       <w:color w:val="15406B"/>
-      <w:sz w:val="28"/>
-      <w:szCs w:val="28"/>
+      <w:sz w:val="30"/>
+      <w:szCs w:val="30"/>
     </w:rPr>
   </w:style>
 </w:styles>

--- a/artifacts/Proposal_v1.0.0.docx
+++ b/artifacts/Proposal_v1.0.0.docx
@@ -14,6 +14,7 @@
       </w:pPr>
       <w:r>
         <w:rPr>
+          <w:rFonts w:ascii="Calibri" w:eastAsia="Calibri" w:hAnsi="Calibri" w:cs="Calibri"/>
           <w:b/>
           <w:bCs/>
           <w:color w:val="0A1F33"/>
@@ -37,8 +38,7 @@
       </w:pPr>
       <w:r>
         <w:rPr>
-          <w:i/>
-          <w:iCs/>
+          <w:rFonts w:ascii="Calibri" w:eastAsia="Calibri" w:hAnsi="Calibri" w:cs="Calibri"/>
           <w:color w:val="15406B"/>
           <w:sz w:val="26"/>
           <w:szCs w:val="26"/>
@@ -58,8 +58,7 @@
       </w:pPr>
       <w:r>
         <w:rPr>
-          <w:i/>
-          <w:iCs/>
+          <w:rFonts w:ascii="Calibri" w:eastAsia="Calibri" w:hAnsi="Calibri" w:cs="Calibri"/>
           <w:color w:val="44494F"/>
           <w:sz w:val="23"/>
           <w:szCs w:val="23"/>
@@ -74,6 +73,7 @@
       </w:pPr>
       <w:r>
         <w:rPr>
+          <w:rFonts w:ascii="Calibri" w:eastAsia="Calibri" w:hAnsi="Calibri" w:cs="Calibri"/>
           <w:b/>
           <w:bCs/>
           <w:sz w:val="27"/>
@@ -89,6 +89,8 @@
       </w:pPr>
       <w:r>
         <w:rPr>
+          <w:rFonts w:ascii="Calibri" w:eastAsia="Calibri" w:hAnsi="Calibri" w:cs="Calibri"/>
+          <w:color w:val="44494F"/>
           <w:sz w:val="23"/>
           <w:szCs w:val="23"/>
         </w:rPr>
@@ -102,8 +104,7 @@
       </w:pPr>
       <w:r>
         <w:rPr>
-          <w:i/>
-          <w:iCs/>
+          <w:rFonts w:ascii="Calibri" w:eastAsia="Calibri" w:hAnsi="Calibri" w:cs="Calibri"/>
           <w:color w:val="44494F"/>
           <w:sz w:val="23"/>
           <w:szCs w:val="23"/>
@@ -118,6 +119,7 @@
       </w:pPr>
       <w:r>
         <w:rPr>
+          <w:rFonts w:ascii="Calibri" w:eastAsia="Calibri" w:hAnsi="Calibri" w:cs="Calibri"/>
           <w:b/>
           <w:bCs/>
           <w:sz w:val="27"/>
@@ -140,6 +142,7 @@
       </w:pPr>
       <w:r>
         <w:rPr>
+          <w:rFonts w:ascii="Calibri" w:eastAsia="Calibri" w:hAnsi="Calibri" w:cs="Calibri"/>
           <w:b/>
           <w:bCs/>
           <w:color w:val="0A1F33"/>
@@ -155,6 +158,7 @@
       </w:pPr>
       <w:r>
         <w:rPr>
+          <w:rFonts w:ascii="Calibri" w:eastAsia="Calibri" w:hAnsi="Calibri" w:cs="Calibri"/>
           <w:b/>
           <w:bCs/>
           <w:color w:val="0A1F33"/>
@@ -199,7 +203,7 @@
     </w:p>
     <w:p>
       <w:pPr>
-        <w:spacing w:after="180" w:line="288" w:lineRule="auto"/>
+        <w:spacing w:after="180" w:line="360" w:lineRule="auto"/>
         <w:jc w:val="both"/>
       </w:pPr>
       <w:r>
@@ -210,12 +214,12 @@
         <w:t xml:space="preserve">Data Category: </w:t>
       </w:r>
       <w:r>
-        <w:t>A</w:t>
-      </w:r>
-    </w:p>
-    <w:p>
-      <w:pPr>
-        <w:spacing w:after="180" w:line="288" w:lineRule="auto"/>
+        <w:t>A. Every source document is a United States SEC 10-K filing obtained from SEC EDGAR, a public regulatory archive. The data is publicly available, contains no personal or confidential information, and its use requires no licence, consent, or data-sharing agreement.</w:t>
+      </w:r>
+    </w:p>
+    <w:p>
+      <w:pPr>
+        <w:spacing w:after="180" w:line="360" w:lineRule="auto"/>
         <w:jc w:val="both"/>
       </w:pPr>
       <w:r>
@@ -226,16 +230,16 @@
         <w:t xml:space="preserve">Participant Category: </w:t>
       </w:r>
       <w:r>
-        <w:t>0</w:t>
-      </w:r>
-    </w:p>
-    <w:p>
-      <w:pPr>
-        <w:spacing w:before="160" w:after="180" w:line="288" w:lineRule="auto"/>
+        <w:t>0. The project involves no human participants at any stage. The 140-query benchmark is generated and verified entirely by two independent language models acting as generator and critic, and the two manual steps (labelling teaching exemplars and hand-scoring validation outputs) are carried out solely by the researcher on the project’s own outputs, not on data gathered from, or about, other people.</w:t>
+      </w:r>
+    </w:p>
+    <w:p>
+      <w:pPr>
+        <w:spacing w:before="160" w:after="180" w:line="360" w:lineRule="auto"/>
         <w:jc w:val="both"/>
       </w:pPr>
       <w:r>
-        <w:t>I confirm that I have read the ethical guidelines and will follow them during this project. This project uses only publicly available, non-personal United States SEC 10-K corporate filings sourced from SEC EDGAR; it involves no human participants and no personal data of any kind.</w:t>
+        <w:t>I confirm that I have read the ethical guidelines and will follow them during this project. This project uses only publicly available, non-personal United States SEC 10-K corporate filings sourced from SEC EDGAR. It involves no human participants and no personal data of any kind.</w:t>
       </w:r>
     </w:p>
     <w:p>
@@ -275,12 +279,8 @@
             </w:rPr>
           </w:pPr>
           <w:r>
-            <w:fldChar w:fldCharType="begin"/>
-          </w:r>
-          <w:r>
+            <w:fldChar w:fldCharType="begin" w:dirty="true"/>
             <w:instrText>TOC \h \o "1-2"</w:instrText>
-          </w:r>
-          <w:r>
             <w:fldChar w:fldCharType="separate"/>
           </w:r>
           <w:hyperlink w:anchor="_Toc233281597" w:history="1">
@@ -296,40 +296,10 @@
                 <w:noProof/>
               </w:rPr>
               <w:tab/>
-            </w:r>
-            <w:r>
-              <w:rPr>
-                <w:noProof/>
-              </w:rPr>
-              <w:fldChar w:fldCharType="begin"/>
-            </w:r>
-            <w:r>
-              <w:rPr>
-                <w:noProof/>
-              </w:rPr>
+              <w:fldChar w:fldCharType="begin" w:dirty="true"/>
               <w:instrText xml:space="preserve"> PAGEREF _Toc233281597 \h </w:instrText>
-            </w:r>
-            <w:r>
-              <w:rPr>
-                <w:noProof/>
-              </w:rPr>
-            </w:r>
-            <w:r>
-              <w:rPr>
-                <w:noProof/>
-              </w:rPr>
               <w:fldChar w:fldCharType="separate"/>
-            </w:r>
-            <w:r>
-              <w:rPr>
-                <w:noProof/>
-              </w:rPr>
               <w:t>2</w:t>
-            </w:r>
-            <w:r>
-              <w:rPr>
-                <w:noProof/>
-              </w:rPr>
               <w:fldChar w:fldCharType="end"/>
             </w:r>
           </w:hyperlink>
@@ -357,40 +327,10 @@
                 <w:noProof/>
               </w:rPr>
               <w:tab/>
-            </w:r>
-            <w:r>
-              <w:rPr>
-                <w:noProof/>
-              </w:rPr>
-              <w:fldChar w:fldCharType="begin"/>
-            </w:r>
-            <w:r>
-              <w:rPr>
-                <w:noProof/>
-              </w:rPr>
+              <w:fldChar w:fldCharType="begin" w:dirty="true"/>
               <w:instrText xml:space="preserve"> PAGEREF _Toc233281598 \h </w:instrText>
-            </w:r>
-            <w:r>
-              <w:rPr>
-                <w:noProof/>
-              </w:rPr>
-            </w:r>
-            <w:r>
-              <w:rPr>
-                <w:noProof/>
-              </w:rPr>
               <w:fldChar w:fldCharType="separate"/>
-            </w:r>
-            <w:r>
-              <w:rPr>
-                <w:noProof/>
-              </w:rPr>
               <w:t>3</w:t>
-            </w:r>
-            <w:r>
-              <w:rPr>
-                <w:noProof/>
-              </w:rPr>
               <w:fldChar w:fldCharType="end"/>
             </w:r>
           </w:hyperlink>
@@ -418,40 +358,10 @@
                 <w:noProof/>
               </w:rPr>
               <w:tab/>
-            </w:r>
-            <w:r>
-              <w:rPr>
-                <w:noProof/>
-              </w:rPr>
-              <w:fldChar w:fldCharType="begin"/>
-            </w:r>
-            <w:r>
-              <w:rPr>
-                <w:noProof/>
-              </w:rPr>
+              <w:fldChar w:fldCharType="begin" w:dirty="true"/>
               <w:instrText xml:space="preserve"> PAGEREF _Toc233281599 \h </w:instrText>
-            </w:r>
-            <w:r>
-              <w:rPr>
-                <w:noProof/>
-              </w:rPr>
-            </w:r>
-            <w:r>
-              <w:rPr>
-                <w:noProof/>
-              </w:rPr>
               <w:fldChar w:fldCharType="separate"/>
-            </w:r>
-            <w:r>
-              <w:rPr>
-                <w:noProof/>
-              </w:rPr>
               <w:t>4</w:t>
-            </w:r>
-            <w:r>
-              <w:rPr>
-                <w:noProof/>
-              </w:rPr>
               <w:fldChar w:fldCharType="end"/>
             </w:r>
           </w:hyperlink>
@@ -479,40 +389,10 @@
                 <w:noProof/>
               </w:rPr>
               <w:tab/>
-            </w:r>
-            <w:r>
-              <w:rPr>
-                <w:noProof/>
-              </w:rPr>
-              <w:fldChar w:fldCharType="begin"/>
-            </w:r>
-            <w:r>
-              <w:rPr>
-                <w:noProof/>
-              </w:rPr>
+              <w:fldChar w:fldCharType="begin" w:dirty="true"/>
               <w:instrText xml:space="preserve"> PAGEREF _Toc233281600 \h </w:instrText>
-            </w:r>
-            <w:r>
-              <w:rPr>
-                <w:noProof/>
-              </w:rPr>
-            </w:r>
-            <w:r>
-              <w:rPr>
-                <w:noProof/>
-              </w:rPr>
               <w:fldChar w:fldCharType="separate"/>
-            </w:r>
-            <w:r>
-              <w:rPr>
-                <w:noProof/>
-              </w:rPr>
               <w:t>4</w:t>
-            </w:r>
-            <w:r>
-              <w:rPr>
-                <w:noProof/>
-              </w:rPr>
               <w:fldChar w:fldCharType="end"/>
             </w:r>
           </w:hyperlink>
@@ -540,40 +420,10 @@
                 <w:noProof/>
               </w:rPr>
               <w:tab/>
-            </w:r>
-            <w:r>
-              <w:rPr>
-                <w:noProof/>
-              </w:rPr>
-              <w:fldChar w:fldCharType="begin"/>
-            </w:r>
-            <w:r>
-              <w:rPr>
-                <w:noProof/>
-              </w:rPr>
+              <w:fldChar w:fldCharType="begin" w:dirty="true"/>
               <w:instrText xml:space="preserve"> PAGEREF _Toc233281601 \h </w:instrText>
-            </w:r>
-            <w:r>
-              <w:rPr>
-                <w:noProof/>
-              </w:rPr>
-            </w:r>
-            <w:r>
-              <w:rPr>
-                <w:noProof/>
-              </w:rPr>
               <w:fldChar w:fldCharType="separate"/>
-            </w:r>
-            <w:r>
-              <w:rPr>
-                <w:noProof/>
-              </w:rPr>
               <w:t>4</w:t>
-            </w:r>
-            <w:r>
-              <w:rPr>
-                <w:noProof/>
-              </w:rPr>
               <w:fldChar w:fldCharType="end"/>
             </w:r>
           </w:hyperlink>
@@ -601,40 +451,10 @@
                 <w:noProof/>
               </w:rPr>
               <w:tab/>
-            </w:r>
-            <w:r>
-              <w:rPr>
-                <w:noProof/>
-              </w:rPr>
-              <w:fldChar w:fldCharType="begin"/>
-            </w:r>
-            <w:r>
-              <w:rPr>
-                <w:noProof/>
-              </w:rPr>
+              <w:fldChar w:fldCharType="begin" w:dirty="true"/>
               <w:instrText xml:space="preserve"> PAGEREF _Toc233281602 \h </w:instrText>
-            </w:r>
-            <w:r>
-              <w:rPr>
-                <w:noProof/>
-              </w:rPr>
-            </w:r>
-            <w:r>
-              <w:rPr>
-                <w:noProof/>
-              </w:rPr>
               <w:fldChar w:fldCharType="separate"/>
-            </w:r>
-            <w:r>
-              <w:rPr>
-                <w:noProof/>
-              </w:rPr>
               <w:t>4</w:t>
-            </w:r>
-            <w:r>
-              <w:rPr>
-                <w:noProof/>
-              </w:rPr>
               <w:fldChar w:fldCharType="end"/>
             </w:r>
           </w:hyperlink>
@@ -662,40 +482,10 @@
                 <w:noProof/>
               </w:rPr>
               <w:tab/>
-            </w:r>
-            <w:r>
-              <w:rPr>
-                <w:noProof/>
-              </w:rPr>
-              <w:fldChar w:fldCharType="begin"/>
-            </w:r>
-            <w:r>
-              <w:rPr>
-                <w:noProof/>
-              </w:rPr>
+              <w:fldChar w:fldCharType="begin" w:dirty="true"/>
               <w:instrText xml:space="preserve"> PAGEREF _Toc233281603 \h </w:instrText>
-            </w:r>
-            <w:r>
-              <w:rPr>
-                <w:noProof/>
-              </w:rPr>
-            </w:r>
-            <w:r>
-              <w:rPr>
-                <w:noProof/>
-              </w:rPr>
               <w:fldChar w:fldCharType="separate"/>
-            </w:r>
-            <w:r>
-              <w:rPr>
-                <w:noProof/>
-              </w:rPr>
               <w:t>4</w:t>
-            </w:r>
-            <w:r>
-              <w:rPr>
-                <w:noProof/>
-              </w:rPr>
               <w:fldChar w:fldCharType="end"/>
             </w:r>
           </w:hyperlink>
@@ -723,40 +513,10 @@
                 <w:noProof/>
               </w:rPr>
               <w:tab/>
-            </w:r>
-            <w:r>
-              <w:rPr>
-                <w:noProof/>
-              </w:rPr>
-              <w:fldChar w:fldCharType="begin"/>
-            </w:r>
-            <w:r>
-              <w:rPr>
-                <w:noProof/>
-              </w:rPr>
+              <w:fldChar w:fldCharType="begin" w:dirty="true"/>
               <w:instrText xml:space="preserve"> PAGEREF _Toc233281604 \h </w:instrText>
-            </w:r>
-            <w:r>
-              <w:rPr>
-                <w:noProof/>
-              </w:rPr>
-            </w:r>
-            <w:r>
-              <w:rPr>
-                <w:noProof/>
-              </w:rPr>
               <w:fldChar w:fldCharType="separate"/>
-            </w:r>
-            <w:r>
-              <w:rPr>
-                <w:noProof/>
-              </w:rPr>
               <w:t>5</w:t>
-            </w:r>
-            <w:r>
-              <w:rPr>
-                <w:noProof/>
-              </w:rPr>
               <w:fldChar w:fldCharType="end"/>
             </w:r>
           </w:hyperlink>
@@ -784,40 +544,10 @@
                 <w:noProof/>
               </w:rPr>
               <w:tab/>
-            </w:r>
-            <w:r>
-              <w:rPr>
-                <w:noProof/>
-              </w:rPr>
-              <w:fldChar w:fldCharType="begin"/>
-            </w:r>
-            <w:r>
-              <w:rPr>
-                <w:noProof/>
-              </w:rPr>
+              <w:fldChar w:fldCharType="begin" w:dirty="true"/>
               <w:instrText xml:space="preserve"> PAGEREF _Toc233281605 \h </w:instrText>
-            </w:r>
-            <w:r>
-              <w:rPr>
-                <w:noProof/>
-              </w:rPr>
-            </w:r>
-            <w:r>
-              <w:rPr>
-                <w:noProof/>
-              </w:rPr>
               <w:fldChar w:fldCharType="separate"/>
-            </w:r>
-            <w:r>
-              <w:rPr>
-                <w:noProof/>
-              </w:rPr>
               <w:t>5</w:t>
-            </w:r>
-            <w:r>
-              <w:rPr>
-                <w:noProof/>
-              </w:rPr>
               <w:fldChar w:fldCharType="end"/>
             </w:r>
           </w:hyperlink>
@@ -845,40 +575,10 @@
                 <w:noProof/>
               </w:rPr>
               <w:tab/>
-            </w:r>
-            <w:r>
-              <w:rPr>
-                <w:noProof/>
-              </w:rPr>
-              <w:fldChar w:fldCharType="begin"/>
-            </w:r>
-            <w:r>
-              <w:rPr>
-                <w:noProof/>
-              </w:rPr>
+              <w:fldChar w:fldCharType="begin" w:dirty="true"/>
               <w:instrText xml:space="preserve"> PAGEREF _Toc233281606 \h </w:instrText>
-            </w:r>
-            <w:r>
-              <w:rPr>
-                <w:noProof/>
-              </w:rPr>
-            </w:r>
-            <w:r>
-              <w:rPr>
-                <w:noProof/>
-              </w:rPr>
               <w:fldChar w:fldCharType="separate"/>
-            </w:r>
-            <w:r>
-              <w:rPr>
-                <w:noProof/>
-              </w:rPr>
               <w:t>6</w:t>
-            </w:r>
-            <w:r>
-              <w:rPr>
-                <w:noProof/>
-              </w:rPr>
               <w:fldChar w:fldCharType="end"/>
             </w:r>
           </w:hyperlink>
@@ -906,40 +606,10 @@
                 <w:noProof/>
               </w:rPr>
               <w:tab/>
-            </w:r>
-            <w:r>
-              <w:rPr>
-                <w:noProof/>
-              </w:rPr>
-              <w:fldChar w:fldCharType="begin"/>
-            </w:r>
-            <w:r>
-              <w:rPr>
-                <w:noProof/>
-              </w:rPr>
+              <w:fldChar w:fldCharType="begin" w:dirty="true"/>
               <w:instrText xml:space="preserve"> PAGEREF _Toc233281607 \h </w:instrText>
-            </w:r>
-            <w:r>
-              <w:rPr>
-                <w:noProof/>
-              </w:rPr>
-            </w:r>
-            <w:r>
-              <w:rPr>
-                <w:noProof/>
-              </w:rPr>
               <w:fldChar w:fldCharType="separate"/>
-            </w:r>
-            <w:r>
-              <w:rPr>
-                <w:noProof/>
-              </w:rPr>
               <w:t>7</w:t>
-            </w:r>
-            <w:r>
-              <w:rPr>
-                <w:noProof/>
-              </w:rPr>
               <w:fldChar w:fldCharType="end"/>
             </w:r>
           </w:hyperlink>
@@ -967,40 +637,10 @@
                 <w:noProof/>
               </w:rPr>
               <w:tab/>
-            </w:r>
-            <w:r>
-              <w:rPr>
-                <w:noProof/>
-              </w:rPr>
-              <w:fldChar w:fldCharType="begin"/>
-            </w:r>
-            <w:r>
-              <w:rPr>
-                <w:noProof/>
-              </w:rPr>
+              <w:fldChar w:fldCharType="begin" w:dirty="true"/>
               <w:instrText xml:space="preserve"> PAGEREF _Toc233281608 \h </w:instrText>
-            </w:r>
-            <w:r>
-              <w:rPr>
-                <w:noProof/>
-              </w:rPr>
-            </w:r>
-            <w:r>
-              <w:rPr>
-                <w:noProof/>
-              </w:rPr>
               <w:fldChar w:fldCharType="separate"/>
-            </w:r>
-            <w:r>
-              <w:rPr>
-                <w:noProof/>
-              </w:rPr>
               <w:t>7</w:t>
-            </w:r>
-            <w:r>
-              <w:rPr>
-                <w:noProof/>
-              </w:rPr>
               <w:fldChar w:fldCharType="end"/>
             </w:r>
           </w:hyperlink>
@@ -1028,40 +668,10 @@
                 <w:noProof/>
               </w:rPr>
               <w:tab/>
-            </w:r>
-            <w:r>
-              <w:rPr>
-                <w:noProof/>
-              </w:rPr>
-              <w:fldChar w:fldCharType="begin"/>
-            </w:r>
-            <w:r>
-              <w:rPr>
-                <w:noProof/>
-              </w:rPr>
+              <w:fldChar w:fldCharType="begin" w:dirty="true"/>
               <w:instrText xml:space="preserve"> PAGEREF _Toc233281609 \h </w:instrText>
-            </w:r>
-            <w:r>
-              <w:rPr>
-                <w:noProof/>
-              </w:rPr>
-            </w:r>
-            <w:r>
-              <w:rPr>
-                <w:noProof/>
-              </w:rPr>
               <w:fldChar w:fldCharType="separate"/>
-            </w:r>
-            <w:r>
-              <w:rPr>
-                <w:noProof/>
-              </w:rPr>
               <w:t>7</w:t>
-            </w:r>
-            <w:r>
-              <w:rPr>
-                <w:noProof/>
-              </w:rPr>
               <w:fldChar w:fldCharType="end"/>
             </w:r>
           </w:hyperlink>
@@ -1089,40 +699,10 @@
                 <w:noProof/>
               </w:rPr>
               <w:tab/>
-            </w:r>
-            <w:r>
-              <w:rPr>
-                <w:noProof/>
-              </w:rPr>
-              <w:fldChar w:fldCharType="begin"/>
-            </w:r>
-            <w:r>
-              <w:rPr>
-                <w:noProof/>
-              </w:rPr>
+              <w:fldChar w:fldCharType="begin" w:dirty="true"/>
               <w:instrText xml:space="preserve"> PAGEREF _Toc233281610 \h </w:instrText>
-            </w:r>
-            <w:r>
-              <w:rPr>
-                <w:noProof/>
-              </w:rPr>
-            </w:r>
-            <w:r>
-              <w:rPr>
-                <w:noProof/>
-              </w:rPr>
               <w:fldChar w:fldCharType="separate"/>
-            </w:r>
-            <w:r>
-              <w:rPr>
-                <w:noProof/>
-              </w:rPr>
               <w:t>8</w:t>
-            </w:r>
-            <w:r>
-              <w:rPr>
-                <w:noProof/>
-              </w:rPr>
               <w:fldChar w:fldCharType="end"/>
             </w:r>
           </w:hyperlink>
@@ -1150,40 +730,10 @@
                 <w:noProof/>
               </w:rPr>
               <w:tab/>
-            </w:r>
-            <w:r>
-              <w:rPr>
-                <w:noProof/>
-              </w:rPr>
-              <w:fldChar w:fldCharType="begin"/>
-            </w:r>
-            <w:r>
-              <w:rPr>
-                <w:noProof/>
-              </w:rPr>
+              <w:fldChar w:fldCharType="begin" w:dirty="true"/>
               <w:instrText xml:space="preserve"> PAGEREF _Toc233281611 \h </w:instrText>
-            </w:r>
-            <w:r>
-              <w:rPr>
-                <w:noProof/>
-              </w:rPr>
-            </w:r>
-            <w:r>
-              <w:rPr>
-                <w:noProof/>
-              </w:rPr>
               <w:fldChar w:fldCharType="separate"/>
-            </w:r>
-            <w:r>
-              <w:rPr>
-                <w:noProof/>
-              </w:rPr>
               <w:t>8</w:t>
-            </w:r>
-            <w:r>
-              <w:rPr>
-                <w:noProof/>
-              </w:rPr>
               <w:fldChar w:fldCharType="end"/>
             </w:r>
           </w:hyperlink>
@@ -1211,40 +761,10 @@
                 <w:noProof/>
               </w:rPr>
               <w:tab/>
-            </w:r>
-            <w:r>
-              <w:rPr>
-                <w:noProof/>
-              </w:rPr>
-              <w:fldChar w:fldCharType="begin"/>
-            </w:r>
-            <w:r>
-              <w:rPr>
-                <w:noProof/>
-              </w:rPr>
+              <w:fldChar w:fldCharType="begin" w:dirty="true"/>
               <w:instrText xml:space="preserve"> PAGEREF _Toc233281612 \h </w:instrText>
-            </w:r>
-            <w:r>
-              <w:rPr>
-                <w:noProof/>
-              </w:rPr>
-            </w:r>
-            <w:r>
-              <w:rPr>
-                <w:noProof/>
-              </w:rPr>
               <w:fldChar w:fldCharType="separate"/>
-            </w:r>
-            <w:r>
-              <w:rPr>
-                <w:noProof/>
-              </w:rPr>
               <w:t>9</w:t>
-            </w:r>
-            <w:r>
-              <w:rPr>
-                <w:noProof/>
-              </w:rPr>
               <w:fldChar w:fldCharType="end"/>
             </w:r>
           </w:hyperlink>
@@ -1272,40 +792,10 @@
                 <w:noProof/>
               </w:rPr>
               <w:tab/>
-            </w:r>
-            <w:r>
-              <w:rPr>
-                <w:noProof/>
-              </w:rPr>
-              <w:fldChar w:fldCharType="begin"/>
-            </w:r>
-            <w:r>
-              <w:rPr>
-                <w:noProof/>
-              </w:rPr>
+              <w:fldChar w:fldCharType="begin" w:dirty="true"/>
               <w:instrText xml:space="preserve"> PAGEREF _Toc233281613 \h </w:instrText>
-            </w:r>
-            <w:r>
-              <w:rPr>
-                <w:noProof/>
-              </w:rPr>
-            </w:r>
-            <w:r>
-              <w:rPr>
-                <w:noProof/>
-              </w:rPr>
               <w:fldChar w:fldCharType="separate"/>
-            </w:r>
-            <w:r>
-              <w:rPr>
-                <w:noProof/>
-              </w:rPr>
               <w:t>10</w:t>
-            </w:r>
-            <w:r>
-              <w:rPr>
-                <w:noProof/>
-              </w:rPr>
               <w:fldChar w:fldCharType="end"/>
             </w:r>
           </w:hyperlink>
@@ -1338,7 +828,7 @@
     </w:p>
     <w:p>
       <w:pPr>
-        <w:spacing w:after="180" w:line="288" w:lineRule="auto"/>
+        <w:spacing w:after="180" w:line="360" w:lineRule="auto"/>
         <w:jc w:val="both"/>
       </w:pPr>
       <w:r>
@@ -1362,7 +852,7 @@
         <w:t>et al.</w:t>
       </w:r>
       <w:r>
-        <w:t>, 2021). This project builds and benchmarks three complete RAG pipelines, a semantic (dense vector) retriever, a statistical (BM25) retriever, and a structural (hierarchical summary-tree) retriever, against a 140-query, human-anchored benchmark spanning direct and inferential questions over both narrative text and financial tables, to establish where each paradigm succeeds and where it degrades.</w:t>
+        <w:t>, 2021). This project builds and benchmarks three complete RAG pipelines: a semantic retriever, which finds evidence by meaning using numeric representations of text (dense vector embeddings); a statistical retriever, which finds evidence by matching exact words and their frequency using the long-established BM25 algorithm; and a structural retriever, which navigates a tree of AI-generated summaries built once over each document. These three are tested against a 140-query, human-anchored benchmark spanning direct and inferential questions over both narrative text and financial tables, to establish where each paradigm succeeds and where it degrades.</w:t>
       </w:r>
     </w:p>
     <w:p>
@@ -1395,7 +885,7 @@
           <w:ilvl w:val="0"/>
           <w:numId w:val="2"/>
         </w:numPr>
-        <w:spacing w:after="110" w:line="288" w:lineRule="auto"/>
+        <w:spacing w:after="110" w:line="360" w:lineRule="auto"/>
         <w:jc w:val="both"/>
       </w:pPr>
       <w:r>
@@ -1409,25 +899,11 @@
           <w:ilvl w:val="0"/>
           <w:numId w:val="2"/>
         </w:numPr>
-        <w:spacing w:after="110" w:line="288" w:lineRule="auto"/>
+        <w:spacing w:after="110" w:line="360" w:lineRule="auto"/>
         <w:jc w:val="both"/>
       </w:pPr>
       <w:r>
-        <w:t xml:space="preserve">Construct an </w:t>
-      </w:r>
-      <w:proofErr w:type="spellStart"/>
-      <w:r>
-        <w:t>adversarial</w:t>
-      </w:r>
-      <w:r>
-        <w:t>ly</w:t>
-      </w:r>
-      <w:proofErr w:type="spellEnd"/>
-      <w:r>
-        <w:t xml:space="preserve"> </w:t>
-      </w:r>
-      <w:r>
-        <w:t>verified, human-anchored benchmark of 140 questions, stratified across four query types (direct/implicit retrieval over text/table content), grounded in real SEC 10-K filings.</w:t>
+        <w:t>Construct an adversarially verified, human-anchored benchmark of 140 questions, stratified across four query types (direct/implicit retrieval over text/table content), grounded in real SEC 10-K filings.</w:t>
       </w:r>
     </w:p>
     <w:p>
@@ -1437,7 +913,7 @@
           <w:ilvl w:val="0"/>
           <w:numId w:val="2"/>
         </w:numPr>
-        <w:spacing w:after="110" w:line="288" w:lineRule="auto"/>
+        <w:spacing w:after="110" w:line="360" w:lineRule="auto"/>
         <w:jc w:val="both"/>
       </w:pPr>
       <w:r>
@@ -1461,7 +937,7 @@
           <w:ilvl w:val="0"/>
           <w:numId w:val="2"/>
         </w:numPr>
-        <w:spacing w:after="110" w:line="288" w:lineRule="auto"/>
+        <w:spacing w:after="110" w:line="360" w:lineRule="auto"/>
         <w:jc w:val="both"/>
       </w:pPr>
       <w:r>
@@ -1475,19 +951,11 @@
           <w:ilvl w:val="0"/>
           <w:numId w:val="2"/>
         </w:numPr>
-        <w:spacing w:after="110" w:line="288" w:lineRule="auto"/>
+        <w:spacing w:after="110" w:line="360" w:lineRule="auto"/>
         <w:jc w:val="both"/>
       </w:pPr>
       <w:r>
-        <w:t xml:space="preserve">Implement P1 (dense embeddings with a cross-encoder </w:t>
-      </w:r>
-      <w:proofErr w:type="spellStart"/>
-      <w:r>
-        <w:t>reranker</w:t>
-      </w:r>
-      <w:proofErr w:type="spellEnd"/>
-      <w:r>
-        <w:t>), P2 (Okapi BM25), and P3 (hierarchical summary-tree) retrievers sharing one answering model.</w:t>
+        <w:t>Implement P1 (dense embeddings with a cross-encoder reranker), P2 (Okapi BM25), and P3 (hierarchical summary-tree) retrievers sharing one answering model.</w:t>
       </w:r>
     </w:p>
     <w:p>
@@ -1497,19 +965,11 @@
           <w:ilvl w:val="0"/>
           <w:numId w:val="2"/>
         </w:numPr>
-        <w:spacing w:after="110" w:line="288" w:lineRule="auto"/>
+        <w:spacing w:after="110" w:line="360" w:lineRule="auto"/>
         <w:jc w:val="both"/>
       </w:pPr>
       <w:r>
-        <w:t xml:space="preserve">Generate and </w:t>
-      </w:r>
-      <w:proofErr w:type="spellStart"/>
-      <w:r>
-        <w:t>adversarially</w:t>
-      </w:r>
-      <w:proofErr w:type="spellEnd"/>
-      <w:r>
-        <w:t xml:space="preserve"> verify a 140-query benchmark with node-level ground-truth citations.</w:t>
+        <w:t>Generate and adversarially verify a 140-query benchmark with node-level ground-truth citations.</w:t>
       </w:r>
     </w:p>
     <w:p>
@@ -1519,7 +979,7 @@
           <w:ilvl w:val="0"/>
           <w:numId w:val="2"/>
         </w:numPr>
-        <w:spacing w:after="110" w:line="288" w:lineRule="auto"/>
+        <w:spacing w:after="110" w:line="360" w:lineRule="auto"/>
         <w:jc w:val="both"/>
       </w:pPr>
       <w:r>
@@ -1533,7 +993,7 @@
           <w:ilvl w:val="0"/>
           <w:numId w:val="2"/>
         </w:numPr>
-        <w:spacing w:after="110" w:line="288" w:lineRule="auto"/>
+        <w:spacing w:after="110" w:line="360" w:lineRule="auto"/>
         <w:jc w:val="both"/>
       </w:pPr>
       <w:r>
@@ -1546,6 +1006,7 @@
       </w:pPr>
       <w:bookmarkStart w:id="6" w:name="_Toc233281603"/>
       <w:r>
+        <w:lastRenderedPageBreak/>
         <w:t>2.3 Requirements: Desirable</w:t>
       </w:r>
       <w:bookmarkEnd w:id="6"/>
@@ -1557,11 +1018,10 @@
           <w:ilvl w:val="0"/>
           <w:numId w:val="2"/>
         </w:numPr>
-        <w:spacing w:after="110" w:line="288" w:lineRule="auto"/>
+        <w:spacing w:after="110" w:line="360" w:lineRule="auto"/>
         <w:jc w:val="both"/>
       </w:pPr>
       <w:r>
-        <w:lastRenderedPageBreak/>
         <w:t>Extend the comparison with a metadata pre-filter or hybrid-fusion ablation (reserved future-scope pipelines).</w:t>
       </w:r>
     </w:p>
@@ -1572,7 +1032,7 @@
           <w:ilvl w:val="0"/>
           <w:numId w:val="2"/>
         </w:numPr>
-        <w:spacing w:after="110" w:line="288" w:lineRule="auto"/>
+        <w:spacing w:after="110" w:line="360" w:lineRule="auto"/>
         <w:jc w:val="both"/>
       </w:pPr>
       <w:r>
@@ -1594,7 +1054,7 @@
     </w:p>
     <w:p>
       <w:pPr>
-        <w:spacing w:after="180" w:line="288" w:lineRule="auto"/>
+        <w:spacing w:after="180" w:line="360" w:lineRule="auto"/>
         <w:jc w:val="both"/>
       </w:pPr>
       <w:r>
@@ -1613,19 +1073,11 @@
     </w:p>
     <w:p>
       <w:pPr>
-        <w:spacing w:after="180" w:line="288" w:lineRule="auto"/>
+        <w:spacing w:after="180" w:line="360" w:lineRule="auto"/>
         <w:jc w:val="both"/>
       </w:pPr>
       <w:r>
-        <w:t xml:space="preserve">On the statistical side, Robertson and Zaragoza (2009) formalised the probabilistic relevance framework that underlies BM25, which remains a strong, fully deterministic retrieval baseline and forms this project’s P2 pipeline. On the semantic side, </w:t>
-      </w:r>
-      <w:proofErr w:type="spellStart"/>
-      <w:r>
-        <w:t>Karpukhin</w:t>
-      </w:r>
-      <w:proofErr w:type="spellEnd"/>
-      <w:r>
-        <w:t xml:space="preserve"> </w:t>
+        <w:t xml:space="preserve">On the statistical side, Robertson and Zaragoza (2009) formalised the probabilistic relevance framework that underlies BM25, which remains a strong, fully deterministic retrieval baseline and forms this project’s P2 pipeline. On the semantic side, Karpukhin </w:t>
       </w:r>
       <w:r>
         <w:rPr>
@@ -1635,23 +1087,7 @@
         <w:t>et al.</w:t>
       </w:r>
       <w:r>
-        <w:t xml:space="preserve"> (2020) showed that learned dense bi-encoder retrieval can outperform BM25 by 9-19% absolute on open-domain question answering, while Nogueira and Cho (2019) showed that adding a cross-encoder reranking stage over an initial candidate set materially improves precision; together these findings motivate the project’s P1 embed-then-</w:t>
-      </w:r>
-      <w:proofErr w:type="spellStart"/>
-      <w:r>
-        <w:t>rerank</w:t>
-      </w:r>
-      <w:proofErr w:type="spellEnd"/>
-      <w:r>
-        <w:t xml:space="preserve"> design. The embedding and </w:t>
-      </w:r>
-      <w:proofErr w:type="spellStart"/>
-      <w:r>
-        <w:t>reranker</w:t>
-      </w:r>
-      <w:proofErr w:type="spellEnd"/>
-      <w:r>
-        <w:t xml:space="preserve"> models used for P1 draw on the BGE family released by Xiao </w:t>
+        <w:t xml:space="preserve"> (2020) showed that learned dense bi-encoder retrieval can outperform BM25 by 9–19% absolute on open-domain question answering, while Nogueira and Cho (2019) showed that adding a cross-encoder reranking stage over an initial candidate set materially improves precision; together these findings motivate the project’s P1 embed-then-rerank design. The embedding and reranker models used for P1 draw on the BGE family released by Xiao </w:t>
       </w:r>
       <w:r>
         <w:rPr>
@@ -1666,16 +1102,11 @@
     </w:p>
     <w:p>
       <w:pPr>
-        <w:spacing w:after="180" w:line="288" w:lineRule="auto"/>
+        <w:spacing w:after="180" w:line="360" w:lineRule="auto"/>
         <w:jc w:val="both"/>
       </w:pPr>
-      <w:proofErr w:type="spellStart"/>
-      <w:r>
-        <w:t>Sarthi</w:t>
-      </w:r>
-      <w:proofErr w:type="spellEnd"/>
-      <w:r>
-        <w:t xml:space="preserve"> </w:t>
+      <w:r>
+        <w:t xml:space="preserve">Sarthi </w:t>
       </w:r>
       <w:r>
         <w:rPr>
@@ -1690,7 +1121,7 @@
     </w:p>
     <w:p>
       <w:pPr>
-        <w:spacing w:after="180" w:line="288" w:lineRule="auto"/>
+        <w:spacing w:after="180" w:line="360" w:lineRule="auto"/>
         <w:jc w:val="both"/>
       </w:pPr>
       <w:r>
@@ -1704,15 +1135,7 @@
         <w:t>et al.</w:t>
       </w:r>
       <w:r>
-        <w:t xml:space="preserve"> (2021) introduced </w:t>
-      </w:r>
-      <w:proofErr w:type="spellStart"/>
-      <w:r>
-        <w:t>FinQA</w:t>
-      </w:r>
-      <w:proofErr w:type="spellEnd"/>
-      <w:r>
-        <w:t xml:space="preserve"> and showed that even strong pre-trained models fall far short of expert humans at multi-step numerical reasoning over financial tables, which is why the benchmark constructed here explicitly stratifies table-heavy query quadrants. Liu </w:t>
+        <w:t xml:space="preserve"> (2021) introduced FinQA and showed that even strong pre-trained models fall far short of expert humans at multi-step numerical reasoning over financial tables, which is why the benchmark constructed here explicitly stratifies table-heavy query quadrants. Liu </w:t>
       </w:r>
       <w:r>
         <w:rPr>
@@ -1727,7 +1150,7 @@
     </w:p>
     <w:p>
       <w:pPr>
-        <w:spacing w:after="180" w:line="288" w:lineRule="auto"/>
+        <w:spacing w:after="180" w:line="360" w:lineRule="auto"/>
         <w:jc w:val="both"/>
       </w:pPr>
       <w:r>
@@ -1746,7 +1169,7 @@
     </w:p>
     <w:p>
       <w:pPr>
-        <w:spacing w:after="180" w:line="288" w:lineRule="auto"/>
+        <w:spacing w:after="180" w:line="360" w:lineRule="auto"/>
         <w:jc w:val="both"/>
       </w:pPr>
       <w:r>
@@ -1762,113 +1185,33 @@
       </w:pPr>
       <w:bookmarkStart w:id="8" w:name="_Toc233281605"/>
       <w:r>
+        <w:lastRenderedPageBreak/>
         <w:t>4. Development and Implementation Summary</w:t>
       </w:r>
       <w:bookmarkEnd w:id="8"/>
     </w:p>
     <w:p>
       <w:pPr>
-        <w:spacing w:after="180" w:line="288" w:lineRule="auto"/>
+        <w:spacing w:after="180" w:line="360" w:lineRule="auto"/>
         <w:jc w:val="both"/>
       </w:pPr>
       <w:r>
-        <w:t xml:space="preserve">The system is implemented in Python 3, using </w:t>
-      </w:r>
-      <w:proofErr w:type="spellStart"/>
-      <w:r>
-        <w:t>LlamaIndex</w:t>
-      </w:r>
-      <w:proofErr w:type="spellEnd"/>
-      <w:r>
-        <w:t xml:space="preserve"> as a common retrieval and orchestration backbone so that all three pipelines expose the same retriever interface. Generation, dataset </w:t>
-      </w:r>
-      <w:r>
-        <w:lastRenderedPageBreak/>
-        <w:t xml:space="preserve">critique, and judging are performed by open-source instruction models served free of charge via </w:t>
-      </w:r>
-      <w:proofErr w:type="spellStart"/>
-      <w:r>
-        <w:t>Groq</w:t>
-      </w:r>
-      <w:proofErr w:type="spellEnd"/>
-      <w:r>
-        <w:t xml:space="preserve"> (rate-limited rather than billed, so the implementation has zero recurring spend). Embeddings (</w:t>
-      </w:r>
-      <w:r>
-        <w:t>BAAI/bge-small-en-v1.5</w:t>
-      </w:r>
-      <w:r>
-        <w:t>) and reranking (</w:t>
-      </w:r>
-      <w:r>
-        <w:t>BAAI/</w:t>
-      </w:r>
-      <w:proofErr w:type="spellStart"/>
-      <w:r>
-        <w:t>bge</w:t>
-      </w:r>
-      <w:proofErr w:type="spellEnd"/>
-      <w:r>
-        <w:t>-</w:t>
-      </w:r>
-      <w:proofErr w:type="spellStart"/>
-      <w:r>
-        <w:t>reranker</w:t>
-      </w:r>
-      <w:proofErr w:type="spellEnd"/>
-      <w:r>
-        <w:t>-base</w:t>
-      </w:r>
-      <w:r>
-        <w:t>) run locally on CPU.</w:t>
-      </w:r>
-    </w:p>
-    <w:p>
-      <w:pPr>
-        <w:spacing w:after="180" w:line="288" w:lineRule="auto"/>
+        <w:t>The system is implemented in Python 3, using LlamaIndex as a common retrieval and orchestration backbone so that all three pipelines expose the same retriever interface. Python is the natural choice because the entire required ecosystem, LlamaIndex, the Groq SDK, rank_bm25, ChromaDB, and the HuggingFace BGE models, is Python-native, so reimplementing any part of it in another language would mean rebuilding mature retrieval and embedding infrastructure from scratch. LlamaIndex specifically is chosen over a lower-level alternative such as LangChain because its node and scored-result abstractions already match the project’s own node-centric data model (Section 5), allowing the three pipelines to share one retriever interface without an additional adapter layer. Generation, dataset critique, and judging are performed by open-source instruction models served free of charge via Groq (rate-limited rather than billed, so the implementation has zero recurring spend). Embeddings (BAAI/bge-small-en-v1.5) and reranking (BAAI/bge-reranker-base) run locally on CPU.</w:t>
+      </w:r>
+    </w:p>
+    <w:p>
+      <w:pPr>
+        <w:spacing w:after="180" w:line="360" w:lineRule="auto"/>
         <w:jc w:val="both"/>
       </w:pPr>
-      <w:proofErr w:type="spellStart"/>
-      <w:r>
-        <w:t>ChromaDB</w:t>
-      </w:r>
-      <w:proofErr w:type="spellEnd"/>
-      <w:r>
-        <w:t xml:space="preserve"> provides the local vector store for P1, </w:t>
-      </w:r>
-      <w:r>
-        <w:rPr>
-          <w:i/>
-          <w:iCs/>
-        </w:rPr>
+      <w:r>
+        <w:t xml:space="preserve">ChromaDB provides the local vector store for P1, </w:t>
+      </w:r>
+      <w:r>
         <w:t>rank_bm25</w:t>
       </w:r>
       <w:r>
-        <w:t xml:space="preserve"> provides the keyword index for P2, and a cached </w:t>
-      </w:r>
-      <w:proofErr w:type="spellStart"/>
-      <w:r>
-        <w:t>LlamaIndex</w:t>
-      </w:r>
-      <w:proofErr w:type="spellEnd"/>
-      <w:r>
-        <w:t xml:space="preserve"> </w:t>
-      </w:r>
-      <w:proofErr w:type="spellStart"/>
-      <w:r>
-        <w:t>SummaryIndex</w:t>
-      </w:r>
-      <w:proofErr w:type="spellEnd"/>
-      <w:r>
-        <w:t xml:space="preserve"> provides the structural pipeline for P3. A single SQLite database, run in Write-Ahead Logging mode, is the sole state store; every benchmark run commits immediately, so a crash resumes from the last written row rather than re-spending free-tier quota. Asynchronous worker pools, bounded by a semaphore and wrapped in an exponential-backoff retry layer, keep concurrent API calls within </w:t>
-      </w:r>
-      <w:proofErr w:type="spellStart"/>
-      <w:r>
-        <w:t>Groq’s</w:t>
-      </w:r>
-      <w:proofErr w:type="spellEnd"/>
-      <w:r>
-        <w:t xml:space="preserve"> free-tier rate limits.</w:t>
+        <w:t xml:space="preserve"> provides the keyword index for P2, and a cached LlamaIndex SummaryIndex provides the structural pipeline for P3. A single SQLite database, run in Write-Ahead Logging mode, is the sole state store; every benchmark run commits immediately, so a crash resumes from the last written row rather than re-spending free-tier quota. Asynchronous worker pools, bounded by a semaphore and wrapped in an exponential-backoff retry layer, keep concurrent API calls within Groq’s free-tier rate limits. Workflow is organised phase-by-phase as set out in Section 10, with the code for each phase committed and exercised under a three-item local throttle before being released at full scale, so a fault discovered in one phase is never allowed to consume the free-tier quota reserved for an earlier or later phase.</w:t>
       </w:r>
     </w:p>
     <w:tbl>
@@ -1892,12 +1235,9 @@
         <w:gridCol w:w="9092"/>
       </w:tblGrid>
       <w:tr>
-        <w:tblPrEx>
-          <w:tblCellMar>
-            <w:top w:w="0" w:type="dxa"/>
-            <w:bottom w:w="0" w:type="dxa"/>
-          </w:tblCellMar>
-        </w:tblPrEx>
+        <w:trPr>
+          <w:cantSplit/>
+        </w:trPr>
         <w:tc>
           <w:tcPr>
             <w:tcW w:w="9072" w:type="dxa"/>
@@ -1935,12 +1275,9 @@
         </w:tc>
       </w:tr>
       <w:tr>
-        <w:tblPrEx>
-          <w:tblCellMar>
-            <w:top w:w="0" w:type="dxa"/>
-            <w:bottom w:w="0" w:type="dxa"/>
-          </w:tblCellMar>
-        </w:tblPrEx>
+        <w:trPr>
+          <w:cantSplit/>
+        </w:trPr>
         <w:tc>
           <w:tcPr>
             <w:tcW w:w="9072" w:type="dxa"/>
@@ -1968,12 +1305,9 @@
         </w:tc>
       </w:tr>
       <w:tr>
-        <w:tblPrEx>
-          <w:tblCellMar>
-            <w:top w:w="0" w:type="dxa"/>
-            <w:bottom w:w="0" w:type="dxa"/>
-          </w:tblCellMar>
-        </w:tblPrEx>
+        <w:trPr>
+          <w:cantSplit/>
+        </w:trPr>
         <w:tc>
           <w:tcPr>
             <w:tcW w:w="9072" w:type="dxa"/>
@@ -2005,42 +1339,15 @@
                 <w:sz w:val="19"/>
                 <w:szCs w:val="19"/>
               </w:rPr>
-              <w:t xml:space="preserve">Ingestion &amp; Parsing: </w:t>
-            </w:r>
-            <w:proofErr w:type="spellStart"/>
-            <w:r>
-              <w:rPr>
-                <w:rFonts w:ascii="Calibri" w:eastAsia="Calibri" w:hAnsi="Calibri" w:cs="Calibri"/>
-                <w:b/>
-                <w:bCs/>
-                <w:color w:val="0A1F33"/>
-                <w:sz w:val="19"/>
-                <w:szCs w:val="19"/>
-              </w:rPr>
-              <w:t>LlamaParse</w:t>
-            </w:r>
-            <w:proofErr w:type="spellEnd"/>
-            <w:r>
-              <w:rPr>
-                <w:rFonts w:ascii="Calibri" w:eastAsia="Calibri" w:hAnsi="Calibri" w:cs="Calibri"/>
-                <w:b/>
-                <w:bCs/>
-                <w:color w:val="0A1F33"/>
-                <w:sz w:val="19"/>
-                <w:szCs w:val="19"/>
-              </w:rPr>
-              <w:t xml:space="preserve"> → metadata-enriched Node Store (SQLite)</w:t>
+              <w:t>Ingestion &amp; Parsing: LlamaParse → metadata-enriched Node Store (SQLite)</w:t>
             </w:r>
           </w:p>
         </w:tc>
       </w:tr>
       <w:tr>
-        <w:tblPrEx>
-          <w:tblCellMar>
-            <w:top w:w="0" w:type="dxa"/>
-            <w:bottom w:w="0" w:type="dxa"/>
-          </w:tblCellMar>
-        </w:tblPrEx>
+        <w:trPr>
+          <w:cantSplit/>
+        </w:trPr>
         <w:tc>
           <w:tcPr>
             <w:tcW w:w="9072" w:type="dxa"/>
@@ -2068,12 +1375,9 @@
         </w:tc>
       </w:tr>
       <w:tr>
-        <w:tblPrEx>
-          <w:tblCellMar>
-            <w:top w:w="0" w:type="dxa"/>
-            <w:bottom w:w="0" w:type="dxa"/>
-          </w:tblCellMar>
-        </w:tblPrEx>
+        <w:trPr>
+          <w:cantSplit/>
+        </w:trPr>
         <w:tc>
           <w:tcPr>
             <w:tcW w:w="9072" w:type="dxa"/>
@@ -2107,12 +1411,9 @@
               <w:gridCol w:w="3024"/>
             </w:tblGrid>
             <w:tr>
-              <w:tblPrEx>
-                <w:tblCellMar>
-                  <w:top w:w="0" w:type="dxa"/>
-                  <w:bottom w:w="0" w:type="dxa"/>
-                </w:tblCellMar>
-              </w:tblPrEx>
+              <w:trPr>
+                <w:cantSplit/>
+              </w:trPr>
               <w:tc>
                 <w:tcPr>
                   <w:tcW w:w="3024" w:type="dxa"/>
@@ -2144,79 +1445,7 @@
                       <w:sz w:val="19"/>
                       <w:szCs w:val="19"/>
                     </w:rPr>
-                    <w:t>P1: Vector (</w:t>
-                  </w:r>
-                  <w:proofErr w:type="spellStart"/>
-                  <w:r>
-                    <w:rPr>
-                      <w:rFonts w:ascii="Calibri" w:eastAsia="Calibri" w:hAnsi="Calibri" w:cs="Calibri"/>
-                      <w:b/>
-                      <w:bCs/>
-                      <w:color w:val="FFFFFF"/>
-                      <w:sz w:val="19"/>
-                      <w:szCs w:val="19"/>
-                    </w:rPr>
-                    <w:t>bge</w:t>
-                  </w:r>
-                  <w:proofErr w:type="spellEnd"/>
-                  <w:r>
-                    <w:rPr>
-                      <w:rFonts w:ascii="Calibri" w:eastAsia="Calibri" w:hAnsi="Calibri" w:cs="Calibri"/>
-                      <w:b/>
-                      <w:bCs/>
-                      <w:color w:val="FFFFFF"/>
-                      <w:sz w:val="19"/>
-                      <w:szCs w:val="19"/>
-                    </w:rPr>
-                    <w:t xml:space="preserve"> embeddings + </w:t>
-                  </w:r>
-                  <w:proofErr w:type="spellStart"/>
-                  <w:r>
-                    <w:rPr>
-                      <w:rFonts w:ascii="Calibri" w:eastAsia="Calibri" w:hAnsi="Calibri" w:cs="Calibri"/>
-                      <w:b/>
-                      <w:bCs/>
-                      <w:color w:val="FFFFFF"/>
-                      <w:sz w:val="19"/>
-                      <w:szCs w:val="19"/>
-                    </w:rPr>
-                    <w:t>reranker</w:t>
-                  </w:r>
-                  <w:proofErr w:type="spellEnd"/>
-                  <w:r>
-                    <w:rPr>
-                      <w:rFonts w:ascii="Calibri" w:eastAsia="Calibri" w:hAnsi="Calibri" w:cs="Calibri"/>
-                      <w:b/>
-                      <w:bCs/>
-                      <w:color w:val="FFFFFF"/>
-                      <w:sz w:val="19"/>
-                      <w:szCs w:val="19"/>
-                    </w:rPr>
-                    <w:t xml:space="preserve">, </w:t>
-                  </w:r>
-                  <w:proofErr w:type="spellStart"/>
-                  <w:r>
-                    <w:rPr>
-                      <w:rFonts w:ascii="Calibri" w:eastAsia="Calibri" w:hAnsi="Calibri" w:cs="Calibri"/>
-                      <w:b/>
-                      <w:bCs/>
-                      <w:color w:val="FFFFFF"/>
-                      <w:sz w:val="19"/>
-                      <w:szCs w:val="19"/>
-                    </w:rPr>
-                    <w:t>ChromaDB</w:t>
-                  </w:r>
-                  <w:proofErr w:type="spellEnd"/>
-                  <w:r>
-                    <w:rPr>
-                      <w:rFonts w:ascii="Calibri" w:eastAsia="Calibri" w:hAnsi="Calibri" w:cs="Calibri"/>
-                      <w:b/>
-                      <w:bCs/>
-                      <w:color w:val="FFFFFF"/>
-                      <w:sz w:val="19"/>
-                      <w:szCs w:val="19"/>
-                    </w:rPr>
-                    <w:t>)</w:t>
+                    <w:t>P1: Vector (bge embeddings + reranker, ChromaDB)</w:t>
                   </w:r>
                 </w:p>
               </w:tc>
@@ -2296,12 +1525,9 @@
         </w:tc>
       </w:tr>
       <w:tr>
-        <w:tblPrEx>
-          <w:tblCellMar>
-            <w:top w:w="0" w:type="dxa"/>
-            <w:bottom w:w="0" w:type="dxa"/>
-          </w:tblCellMar>
-        </w:tblPrEx>
+        <w:trPr>
+          <w:cantSplit/>
+        </w:trPr>
         <w:tc>
           <w:tcPr>
             <w:tcW w:w="9072" w:type="dxa"/>
@@ -2329,12 +1555,9 @@
         </w:tc>
       </w:tr>
       <w:tr>
-        <w:tblPrEx>
-          <w:tblCellMar>
-            <w:top w:w="0" w:type="dxa"/>
-            <w:bottom w:w="0" w:type="dxa"/>
-          </w:tblCellMar>
-        </w:tblPrEx>
+        <w:trPr>
+          <w:cantSplit/>
+        </w:trPr>
         <w:tc>
           <w:tcPr>
             <w:tcW w:w="9072" w:type="dxa"/>
@@ -2372,12 +1595,9 @@
         </w:tc>
       </w:tr>
       <w:tr>
-        <w:tblPrEx>
-          <w:tblCellMar>
-            <w:top w:w="0" w:type="dxa"/>
-            <w:bottom w:w="0" w:type="dxa"/>
-          </w:tblCellMar>
-        </w:tblPrEx>
+        <w:trPr>
+          <w:cantSplit/>
+        </w:trPr>
         <w:tc>
           <w:tcPr>
             <w:tcW w:w="9072" w:type="dxa"/>
@@ -2405,12 +1625,9 @@
         </w:tc>
       </w:tr>
       <w:tr>
-        <w:tblPrEx>
-          <w:tblCellMar>
-            <w:top w:w="0" w:type="dxa"/>
-            <w:bottom w:w="0" w:type="dxa"/>
-          </w:tblCellMar>
-        </w:tblPrEx>
+        <w:trPr>
+          <w:cantSplit/>
+        </w:trPr>
         <w:tc>
           <w:tcPr>
             <w:tcW w:w="9072" w:type="dxa"/>
@@ -2448,12 +1665,9 @@
         </w:tc>
       </w:tr>
       <w:tr>
-        <w:tblPrEx>
-          <w:tblCellMar>
-            <w:top w:w="0" w:type="dxa"/>
-            <w:bottom w:w="0" w:type="dxa"/>
-          </w:tblCellMar>
-        </w:tblPrEx>
+        <w:trPr>
+          <w:cantSplit/>
+        </w:trPr>
         <w:tc>
           <w:tcPr>
             <w:tcW w:w="9072" w:type="dxa"/>
@@ -2481,12 +1695,9 @@
         </w:tc>
       </w:tr>
       <w:tr>
-        <w:tblPrEx>
-          <w:tblCellMar>
-            <w:top w:w="0" w:type="dxa"/>
-            <w:bottom w:w="0" w:type="dxa"/>
-          </w:tblCellMar>
-        </w:tblPrEx>
+        <w:trPr>
+          <w:cantSplit/>
+        </w:trPr>
         <w:tc>
           <w:tcPr>
             <w:tcW w:w="9072" w:type="dxa"/>
@@ -2532,13 +1743,11 @@
       <w:r>
         <w:rPr>
           <w:rFonts w:ascii="Calibri" w:eastAsia="Calibri" w:hAnsi="Calibri" w:cs="Calibri"/>
-          <w:i/>
-          <w:iCs/>
           <w:color w:val="44494F"/>
           <w:sz w:val="20"/>
           <w:szCs w:val="20"/>
         </w:rPr>
-        <w:t>Figure 04.01: High-Level Pipeline Architecture</w:t>
+        <w:t>Figure 4.1: High-Level Pipeline Architecture</w:t>
       </w:r>
     </w:p>
     <w:p>
@@ -2550,42 +1759,27 @@
       </w:pPr>
       <w:bookmarkStart w:id="9" w:name="_Toc233281606"/>
       <w:r>
+        <w:lastRenderedPageBreak/>
         <w:t>5. Data Sources</w:t>
       </w:r>
       <w:bookmarkEnd w:id="9"/>
     </w:p>
     <w:p>
       <w:pPr>
-        <w:spacing w:after="180" w:line="288" w:lineRule="auto"/>
+        <w:spacing w:after="180" w:line="360" w:lineRule="auto"/>
         <w:jc w:val="both"/>
       </w:pPr>
       <w:r>
-        <w:t xml:space="preserve">All data is sourced from SEC EDGAR, the United States Securities and Exchange Commission’s public filing system: a corpus of approximately six to nine 10-K annual filings, drawn from two to three companies across two to three fiscal years. These are public corporate disclosures and contain no personal or human-subject data. Filings are parsed via </w:t>
-      </w:r>
-      <w:proofErr w:type="spellStart"/>
-      <w:r>
-        <w:t>LlamaParse</w:t>
-      </w:r>
-      <w:proofErr w:type="spellEnd"/>
-      <w:r>
-        <w:t xml:space="preserve"> (free tier) into metadata-enriched text and table nodes.</w:t>
-      </w:r>
-    </w:p>
-    <w:p>
-      <w:pPr>
-        <w:spacing w:after="180" w:line="288" w:lineRule="auto"/>
+        <w:t>All data is sourced from SEC EDGAR, the United States Securities and Exchange Commission’s public filing system: a corpus of approximately six to nine 10-K annual filings, drawn from two to three companies across two to three fiscal years. These are public corporate disclosures and contain no personal or human-subject data. Filings are parsed via LlamaParse (free tier) into metadata-enriched text and table nodes.</w:t>
+      </w:r>
+    </w:p>
+    <w:p>
+      <w:pPr>
+        <w:spacing w:after="180" w:line="360" w:lineRule="auto"/>
         <w:jc w:val="both"/>
       </w:pPr>
       <w:r>
-        <w:t xml:space="preserve">The 140-query evaluation benchmark is itself synthetically generated and </w:t>
-      </w:r>
-      <w:proofErr w:type="spellStart"/>
-      <w:r>
-        <w:t>adversarially</w:t>
-      </w:r>
-      <w:proofErr w:type="spellEnd"/>
-      <w:r>
-        <w:t xml:space="preserve"> verified from this corpus by two independent open-source language models acting as a cross-family generator and critic, with no third-party data collection and no participant data involved at any stage. This satisfies Data Category A0.</w:t>
+        <w:t>The 140-query evaluation benchmark is itself synthetically generated and adversarially verified from this corpus by two independent open-source language models acting as a cross-family generator and critic, with no third-party data collection and no participant data involved at any stage. This satisfies Data Category A0.</w:t>
       </w:r>
     </w:p>
     <w:tbl>
@@ -2609,12 +1803,9 @@
         <w:gridCol w:w="9072"/>
       </w:tblGrid>
       <w:tr>
-        <w:tblPrEx>
-          <w:tblCellMar>
-            <w:top w:w="0" w:type="dxa"/>
-            <w:bottom w:w="0" w:type="dxa"/>
-          </w:tblCellMar>
-        </w:tblPrEx>
+        <w:trPr>
+          <w:cantSplit/>
+        </w:trPr>
         <w:tc>
           <w:tcPr>
             <w:tcW w:w="9072" w:type="dxa"/>
@@ -2640,8 +1831,6 @@
               <w:rPr>
                 <w:b/>
                 <w:bCs/>
-                <w:i/>
-                <w:iCs/>
                 <w:color w:val="0A1F33"/>
                 <w:sz w:val="23"/>
                 <w:szCs w:val="23"/>
@@ -2654,25 +1843,7 @@
                 <w:sz w:val="23"/>
                 <w:szCs w:val="23"/>
               </w:rPr>
-              <w:t xml:space="preserve">Every recurring component in this pipeline runs on a free tier or local CPU, so the expected spend for the full benchmark is $0.00; the only binding constraint is </w:t>
-            </w:r>
-            <w:proofErr w:type="spellStart"/>
-            <w:r>
-              <w:rPr>
-                <w:color w:val="0A1F33"/>
-                <w:sz w:val="23"/>
-                <w:szCs w:val="23"/>
-              </w:rPr>
-              <w:t>Groq's</w:t>
-            </w:r>
-            <w:proofErr w:type="spellEnd"/>
-            <w:r>
-              <w:rPr>
-                <w:color w:val="0A1F33"/>
-                <w:sz w:val="23"/>
-                <w:szCs w:val="23"/>
-              </w:rPr>
-              <w:t xml:space="preserve"> daily token throughput, not budget.</w:t>
+              <w:t>Every recurring component in this pipeline runs on a free tier or local CPU, so the expected spend for the full benchmark is $0.00; the only binding constraint is Groq's daily token throughput, not budget.</w:t>
             </w:r>
           </w:p>
         </w:tc>
@@ -2687,19 +1858,29 @@
       </w:pPr>
       <w:bookmarkStart w:id="10" w:name="_Toc233281607"/>
       <w:r>
-        <w:lastRenderedPageBreak/>
         <w:t>6. Testing and Evaluation</w:t>
       </w:r>
       <w:bookmarkEnd w:id="10"/>
     </w:p>
     <w:p>
       <w:pPr>
-        <w:spacing w:after="180" w:line="288" w:lineRule="auto"/>
+        <w:spacing w:after="180" w:line="360" w:lineRule="auto"/>
         <w:jc w:val="both"/>
       </w:pPr>
       <w:r>
-        <w:t xml:space="preserve">The system is evaluated across three independent pillars. </w:t>
-      </w:r>
+        <w:t>The system is evaluated across three independent pillars:</w:t>
+      </w:r>
+    </w:p>
+    <w:p>
+      <w:pPr>
+        <w:pStyle w:val="ListParagraph"/>
+        <w:numPr>
+          <w:ilvl w:val="0"/>
+          <w:numId w:val="2"/>
+        </w:numPr>
+        <w:spacing w:after="110" w:line="360" w:lineRule="auto"/>
+        <w:jc w:val="both"/>
+      </w:pPr>
       <w:r>
         <w:rPr>
           <w:b/>
@@ -2708,24 +1889,19 @@
         <w:t>Retrieval metrics</w:t>
       </w:r>
       <w:r>
-        <w:t xml:space="preserve"> (</w:t>
-      </w:r>
-      <w:proofErr w:type="spellStart"/>
-      <w:r>
-        <w:t>Precision@K</w:t>
-      </w:r>
-      <w:proofErr w:type="spellEnd"/>
-      <w:r>
-        <w:t xml:space="preserve">, </w:t>
-      </w:r>
-      <w:proofErr w:type="spellStart"/>
-      <w:r>
-        <w:t>Recall@K</w:t>
-      </w:r>
-      <w:proofErr w:type="spellEnd"/>
-      <w:r>
-        <w:t xml:space="preserve">, Evidence Hit Rate) are computed deterministically against node-ID ground truth. </w:t>
-      </w:r>
+        <w:t xml:space="preserve"> (Precision@K, Recall@K, Evidence Hit Rate) are computed deterministically against node-ID ground truth.</w:t>
+      </w:r>
+    </w:p>
+    <w:p>
+      <w:pPr>
+        <w:pStyle w:val="ListParagraph"/>
+        <w:numPr>
+          <w:ilvl w:val="0"/>
+          <w:numId w:val="2"/>
+        </w:numPr>
+        <w:spacing w:after="110" w:line="360" w:lineRule="auto"/>
+        <w:jc w:val="both"/>
+      </w:pPr>
       <w:r>
         <w:rPr>
           <w:b/>
@@ -2734,8 +1910,19 @@
         <w:t>Answer-quality metrics</w:t>
       </w:r>
       <w:r>
-        <w:t xml:space="preserve"> use an LLM-as-judge score (1-10) as the primary measure, with token-level F1 and numeric-tolerant Exact Match as secondary lexical checks, plus a code-level Citation Audit that flags answers which are correct only by coincidence, where the cited evidence does not match the ground truth. </w:t>
-      </w:r>
+        <w:t xml:space="preserve"> use an LLM-as-judge score (1–10) as the primary measure, with token-level F1 and numeric-tolerant Exact Match as secondary lexical checks, plus a code-level Citation Audit that flags answers which are correct only by coincidence, where the cited evidence does not match the ground truth.</w:t>
+      </w:r>
+    </w:p>
+    <w:p>
+      <w:pPr>
+        <w:pStyle w:val="ListParagraph"/>
+        <w:numPr>
+          <w:ilvl w:val="0"/>
+          <w:numId w:val="2"/>
+        </w:numPr>
+        <w:spacing w:after="110" w:line="360" w:lineRule="auto"/>
+        <w:jc w:val="both"/>
+      </w:pPr>
       <w:r>
         <w:rPr>
           <w:b/>
@@ -2749,7 +1936,7 @@
     </w:p>
     <w:p>
       <w:pPr>
-        <w:spacing w:after="180" w:line="288" w:lineRule="auto"/>
+        <w:spacing w:after="180" w:line="360" w:lineRule="auto"/>
         <w:jc w:val="both"/>
       </w:pPr>
       <w:r>
@@ -2787,12 +1974,9 @@
         <w:gridCol w:w="9072"/>
       </w:tblGrid>
       <w:tr>
-        <w:tblPrEx>
-          <w:tblCellMar>
-            <w:top w:w="0" w:type="dxa"/>
-            <w:bottom w:w="0" w:type="dxa"/>
-          </w:tblCellMar>
-        </w:tblPrEx>
+        <w:trPr>
+          <w:cantSplit/>
+        </w:trPr>
         <w:tc>
           <w:tcPr>
             <w:tcW w:w="9072" w:type="dxa"/>
@@ -2818,8 +2002,6 @@
               <w:rPr>
                 <w:b/>
                 <w:bCs/>
-                <w:i/>
-                <w:iCs/>
                 <w:color w:val="0A1F33"/>
                 <w:sz w:val="23"/>
                 <w:szCs w:val="23"/>
@@ -2847,13 +2029,14 @@
       </w:pPr>
       <w:bookmarkStart w:id="11" w:name="_Toc233281608"/>
       <w:r>
+        <w:lastRenderedPageBreak/>
         <w:t>7. Project Ethics and Human Participants</w:t>
       </w:r>
       <w:bookmarkEnd w:id="11"/>
     </w:p>
     <w:p>
       <w:pPr>
-        <w:spacing w:after="180" w:line="288" w:lineRule="auto"/>
+        <w:spacing w:after="180" w:line="360" w:lineRule="auto"/>
         <w:jc w:val="both"/>
       </w:pPr>
       <w:r>
@@ -2880,27 +2063,11 @@
           <w:ilvl w:val="0"/>
           <w:numId w:val="2"/>
         </w:numPr>
-        <w:spacing w:after="110" w:line="288" w:lineRule="auto"/>
+        <w:spacing w:after="110" w:line="360" w:lineRule="auto"/>
         <w:jc w:val="both"/>
       </w:pPr>
       <w:r>
-        <w:t xml:space="preserve">Systematic understanding: a cross-paradigm RAG comparison grounded in current literature (Lewis et al., 2020; </w:t>
-      </w:r>
-      <w:proofErr w:type="spellStart"/>
-      <w:r>
-        <w:t>Karpukhin</w:t>
-      </w:r>
-      <w:proofErr w:type="spellEnd"/>
-      <w:r>
-        <w:t xml:space="preserve"> et al., 2020; </w:t>
-      </w:r>
-      <w:proofErr w:type="spellStart"/>
-      <w:r>
-        <w:t>Sarthi</w:t>
-      </w:r>
-      <w:proofErr w:type="spellEnd"/>
-      <w:r>
-        <w:t xml:space="preserve"> et al., 2024), exposing paradigm limits not yet documented for SEC-filing data.</w:t>
+        <w:t>Systematic understanding: a cross-paradigm RAG comparison grounded in current literature (Lewis et al., 2020; Karpukhin et al., 2020; Sarthi et al., 2024), exposing paradigm limits not yet documented for SEC-filing data.</w:t>
       </w:r>
     </w:p>
     <w:p>
@@ -2910,7 +2077,7 @@
           <w:ilvl w:val="0"/>
           <w:numId w:val="2"/>
         </w:numPr>
-        <w:spacing w:after="110" w:line="288" w:lineRule="auto"/>
+        <w:spacing w:after="110" w:line="360" w:lineRule="auto"/>
         <w:jc w:val="both"/>
       </w:pPr>
       <w:r>
@@ -2924,18 +2091,11 @@
           <w:ilvl w:val="0"/>
           <w:numId w:val="2"/>
         </w:numPr>
-        <w:spacing w:after="110" w:line="288" w:lineRule="auto"/>
+        <w:spacing w:after="110" w:line="360" w:lineRule="auto"/>
         <w:jc w:val="both"/>
       </w:pPr>
       <w:r>
-        <w:lastRenderedPageBreak/>
-        <w:t xml:space="preserve">Originality: the cross-family generator/critic adversarial verification pipeline and the disjoint three-set (PQ/GQ/JEQ) evaluation design are original contributions to constructing </w:t>
-      </w:r>
-      <w:r>
-        <w:t xml:space="preserve">a </w:t>
-      </w:r>
-      <w:r>
-        <w:t>RAG benchmark without manual annotation at scale.</w:t>
+        <w:t>Originality: the cross-family generator/critic adversarial verification pipeline and the disjoint three-set (PQ/GQ/JEQ) evaluation design are original contributions to constructing a RAG benchmark without manual annotation at scale.</w:t>
       </w:r>
     </w:p>
     <w:p>
@@ -2945,7 +2105,7 @@
           <w:ilvl w:val="0"/>
           <w:numId w:val="2"/>
         </w:numPr>
-        <w:spacing w:after="110" w:line="288" w:lineRule="auto"/>
+        <w:spacing w:after="110" w:line="360" w:lineRule="auto"/>
         <w:jc w:val="both"/>
       </w:pPr>
       <w:r>
@@ -2959,23 +2119,25 @@
           <w:ilvl w:val="0"/>
           <w:numId w:val="2"/>
         </w:numPr>
-        <w:spacing w:after="110" w:line="288" w:lineRule="auto"/>
+        <w:spacing w:after="110" w:line="360" w:lineRule="auto"/>
         <w:jc w:val="both"/>
       </w:pPr>
       <w:r>
-        <w:t xml:space="preserve">Self-direction: a </w:t>
-      </w:r>
-      <w:r>
-        <w:t>one person,</w:t>
-      </w:r>
-      <w:r>
-        <w:t xml:space="preserve"> ten</w:t>
-      </w:r>
-      <w:r>
-        <w:t xml:space="preserve"> </w:t>
-      </w:r>
-      <w:r>
-        <w:t>week build plan run entirely on free-tier infrastructure with no managed budget, together with critical self-evaluation of the project’s own statistical limitations, demonstrates autonomous planning.</w:t>
+        <w:t>Self-direction: a one person, ten week build plan run entirely on free-tier infrastructure with no managed budget demonstrates autonomous planning.</w:t>
+      </w:r>
+    </w:p>
+    <w:p>
+      <w:pPr>
+        <w:pStyle w:val="ListParagraph"/>
+        <w:numPr>
+          <w:ilvl w:val="0"/>
+          <w:numId w:val="2"/>
+        </w:numPr>
+        <w:spacing w:after="110" w:line="360" w:lineRule="auto"/>
+        <w:jc w:val="both"/>
+      </w:pPr>
+      <w:r>
+        <w:t>Critical self-evaluation of the process: the Limitations framing already built into the methodology, a single temperature-zero run per benchmark cell and an approximately eighty per cent judge-validation pass on only sixty hand-scored samples, is treated explicitly as a pragmatic constraint rather than a strong statistical proof, and the dissertation write-up will revisit this self-assessment against the actual results obtained.</w:t>
       </w:r>
     </w:p>
     <w:p>
@@ -2987,22 +2149,19 @@
       </w:pPr>
       <w:bookmarkStart w:id="13" w:name="_Toc233281610"/>
       <w:r>
-        <w:t xml:space="preserve">9. UI/UX </w:t>
-      </w:r>
-      <w:proofErr w:type="spellStart"/>
-      <w:r>
-        <w:t>Mockup</w:t>
+        <w:t>9. UI/UX Mockup</w:t>
       </w:r>
       <w:bookmarkEnd w:id="13"/>
-      <w:proofErr w:type="spellEnd"/>
-    </w:p>
-    <w:p>
-      <w:pPr>
-        <w:spacing w:after="180" w:line="288" w:lineRule="auto"/>
+    </w:p>
+    <w:p>
+      <w:pPr>
+        <w:spacing w:after="180" w:line="360" w:lineRule="auto"/>
         <w:jc w:val="both"/>
       </w:pPr>
       <w:r>
-        <w:t>This is a research and benchmarking system rather than an end-user application, so its principal “interface” is the results comparison view produced at the end of the run and consulted directly in the dissertation analysis. A wireframe sketch of this planned output is shown below.</w:t>
+        <w:t xml:space="preserve">This is a research and benchmarking system rather than an end-user application, so its principal “interface” is the results comparison view produced at the end of the run and consulted directly in the dissertation analysis. Day to day, the researcher’s surface is a command line: a phase is started with a single script invocation (for example, running the benchmark executor for a given phase), progress and free-tier token usage are checked by glancing at the run log and the index-build cost </w:t>
+        <w:lastRenderedPageBreak/>
+        <w:t>file, and intermediate results are inspected directly with SQL queries against the results table while a long phase is still in progress. A wireframe sketch of the final comparison view, the artefact the researcher consults most, is shown below.</w:t>
       </w:r>
     </w:p>
     <w:tbl>
@@ -3031,12 +2190,9 @@
         <w:gridCol w:w="1372"/>
       </w:tblGrid>
       <w:tr>
-        <w:tblPrEx>
-          <w:tblCellMar>
-            <w:top w:w="0" w:type="dxa"/>
-            <w:bottom w:w="0" w:type="dxa"/>
-          </w:tblCellMar>
-        </w:tblPrEx>
+        <w:trPr>
+          <w:cantSplit/>
+        </w:trPr>
         <w:tc>
           <w:tcPr>
             <w:tcW w:w="2200" w:type="dxa"/>
@@ -3044,7 +2200,7 @@
               <w:top w:val="single" w:sz="4" w:space="0" w:color="B7BCC2"/>
               <w:left w:val="single" w:sz="4" w:space="0" w:color="B7BCC2"/>
               <w:bottom w:val="single" w:sz="4" w:space="0" w:color="B7BCC2"/>
-              <w:right w:val="single" w:sz="4" w:space="0" w:color="B7BCC2"/>
+              <w:right w:val="nil"/>
             </w:tcBorders>
             <w:shd w:val="clear" w:color="auto" w:fill="15406B"/>
             <w:tcMar>
@@ -3074,9 +2230,9 @@
             <w:tcW w:w="900" w:type="dxa"/>
             <w:tcBorders>
               <w:top w:val="single" w:sz="4" w:space="0" w:color="B7BCC2"/>
-              <w:left w:val="single" w:sz="4" w:space="0" w:color="B7BCC2"/>
-              <w:bottom w:val="single" w:sz="4" w:space="0" w:color="B7BCC2"/>
-              <w:right w:val="single" w:sz="4" w:space="0" w:color="B7BCC2"/>
+              <w:left w:val="nil"/>
+              <w:bottom w:val="single" w:sz="4" w:space="0" w:color="B7BCC2"/>
+              <w:right w:val="nil"/>
             </w:tcBorders>
             <w:shd w:val="clear" w:color="auto" w:fill="15406B"/>
             <w:tcMar>
@@ -3109,9 +2265,9 @@
             <w:tcW w:w="1600" w:type="dxa"/>
             <w:tcBorders>
               <w:top w:val="single" w:sz="4" w:space="0" w:color="B7BCC2"/>
-              <w:left w:val="single" w:sz="4" w:space="0" w:color="B7BCC2"/>
-              <w:bottom w:val="single" w:sz="4" w:space="0" w:color="B7BCC2"/>
-              <w:right w:val="single" w:sz="4" w:space="0" w:color="B7BCC2"/>
+              <w:left w:val="nil"/>
+              <w:bottom w:val="single" w:sz="4" w:space="0" w:color="B7BCC2"/>
+              <w:right w:val="nil"/>
             </w:tcBorders>
             <w:shd w:val="clear" w:color="auto" w:fill="15406B"/>
             <w:tcMar>
@@ -3126,7 +2282,6 @@
             <w:pPr>
               <w:jc w:val="center"/>
             </w:pPr>
-            <w:proofErr w:type="spellStart"/>
             <w:r>
               <w:rPr>
                 <w:rFonts w:ascii="Calibri" w:eastAsia="Calibri" w:hAnsi="Calibri" w:cs="Calibri"/>
@@ -3138,7 +2293,6 @@
               </w:rPr>
               <w:t>Precision@K</w:t>
             </w:r>
-            <w:proofErr w:type="spellEnd"/>
           </w:p>
         </w:tc>
         <w:tc>
@@ -3146,9 +2300,9 @@
             <w:tcW w:w="1500" w:type="dxa"/>
             <w:tcBorders>
               <w:top w:val="single" w:sz="4" w:space="0" w:color="B7BCC2"/>
-              <w:left w:val="single" w:sz="4" w:space="0" w:color="B7BCC2"/>
-              <w:bottom w:val="single" w:sz="4" w:space="0" w:color="B7BCC2"/>
-              <w:right w:val="single" w:sz="4" w:space="0" w:color="B7BCC2"/>
+              <w:left w:val="nil"/>
+              <w:bottom w:val="single" w:sz="4" w:space="0" w:color="B7BCC2"/>
+              <w:right w:val="nil"/>
             </w:tcBorders>
             <w:shd w:val="clear" w:color="auto" w:fill="15406B"/>
             <w:tcMar>
@@ -3163,7 +2317,6 @@
             <w:pPr>
               <w:jc w:val="center"/>
             </w:pPr>
-            <w:proofErr w:type="spellStart"/>
             <w:r>
               <w:rPr>
                 <w:rFonts w:ascii="Calibri" w:eastAsia="Calibri" w:hAnsi="Calibri" w:cs="Calibri"/>
@@ -3175,7 +2328,6 @@
               </w:rPr>
               <w:t>Recall@K</w:t>
             </w:r>
-            <w:proofErr w:type="spellEnd"/>
           </w:p>
         </w:tc>
         <w:tc>
@@ -3183,9 +2335,9 @@
             <w:tcW w:w="1500" w:type="dxa"/>
             <w:tcBorders>
               <w:top w:val="single" w:sz="4" w:space="0" w:color="B7BCC2"/>
-              <w:left w:val="single" w:sz="4" w:space="0" w:color="B7BCC2"/>
-              <w:bottom w:val="single" w:sz="4" w:space="0" w:color="B7BCC2"/>
-              <w:right w:val="single" w:sz="4" w:space="0" w:color="B7BCC2"/>
+              <w:left w:val="nil"/>
+              <w:bottom w:val="single" w:sz="4" w:space="0" w:color="B7BCC2"/>
+              <w:right w:val="nil"/>
             </w:tcBorders>
             <w:shd w:val="clear" w:color="auto" w:fill="15406B"/>
             <w:tcMar>
@@ -3218,7 +2370,7 @@
             <w:tcW w:w="1372" w:type="dxa"/>
             <w:tcBorders>
               <w:top w:val="single" w:sz="4" w:space="0" w:color="B7BCC2"/>
-              <w:left w:val="single" w:sz="4" w:space="0" w:color="B7BCC2"/>
+              <w:left w:val="nil"/>
               <w:bottom w:val="single" w:sz="4" w:space="0" w:color="B7BCC2"/>
               <w:right w:val="single" w:sz="4" w:space="0" w:color="B7BCC2"/>
             </w:tcBorders>
@@ -3250,12 +2402,9 @@
         </w:tc>
       </w:tr>
       <w:tr>
-        <w:tblPrEx>
-          <w:tblCellMar>
-            <w:top w:w="0" w:type="dxa"/>
-            <w:bottom w:w="0" w:type="dxa"/>
-          </w:tblCellMar>
-        </w:tblPrEx>
+        <w:trPr>
+          <w:cantSplit/>
+        </w:trPr>
         <w:tc>
           <w:tcPr>
             <w:tcW w:w="2200" w:type="dxa"/>
@@ -3263,7 +2412,7 @@
               <w:top w:val="single" w:sz="4" w:space="0" w:color="B7BCC2"/>
               <w:left w:val="single" w:sz="4" w:space="0" w:color="B7BCC2"/>
               <w:bottom w:val="single" w:sz="4" w:space="0" w:color="B7BCC2"/>
-              <w:right w:val="single" w:sz="4" w:space="0" w:color="B7BCC2"/>
+              <w:right w:val="nil"/>
             </w:tcBorders>
             <w:shd w:val="clear" w:color="auto" w:fill="FFFFFF"/>
             <w:tcMar>
@@ -3290,9 +2439,9 @@
             <w:tcW w:w="900" w:type="dxa"/>
             <w:tcBorders>
               <w:top w:val="single" w:sz="4" w:space="0" w:color="B7BCC2"/>
-              <w:left w:val="single" w:sz="4" w:space="0" w:color="B7BCC2"/>
-              <w:bottom w:val="single" w:sz="4" w:space="0" w:color="B7BCC2"/>
-              <w:right w:val="single" w:sz="4" w:space="0" w:color="B7BCC2"/>
+              <w:left w:val="nil"/>
+              <w:bottom w:val="single" w:sz="4" w:space="0" w:color="B7BCC2"/>
+              <w:right w:val="nil"/>
             </w:tcBorders>
             <w:shd w:val="clear" w:color="auto" w:fill="FFFFFF"/>
             <w:tcMar>
@@ -3322,9 +2471,9 @@
             <w:tcW w:w="1600" w:type="dxa"/>
             <w:tcBorders>
               <w:top w:val="single" w:sz="4" w:space="0" w:color="B7BCC2"/>
-              <w:left w:val="single" w:sz="4" w:space="0" w:color="B7BCC2"/>
-              <w:bottom w:val="single" w:sz="4" w:space="0" w:color="B7BCC2"/>
-              <w:right w:val="single" w:sz="4" w:space="0" w:color="B7BCC2"/>
+              <w:left w:val="nil"/>
+              <w:bottom w:val="single" w:sz="4" w:space="0" w:color="B7BCC2"/>
+              <w:right w:val="nil"/>
             </w:tcBorders>
             <w:shd w:val="clear" w:color="auto" w:fill="FFFFFF"/>
             <w:tcMar>
@@ -3354,9 +2503,9 @@
             <w:tcW w:w="1500" w:type="dxa"/>
             <w:tcBorders>
               <w:top w:val="single" w:sz="4" w:space="0" w:color="B7BCC2"/>
-              <w:left w:val="single" w:sz="4" w:space="0" w:color="B7BCC2"/>
-              <w:bottom w:val="single" w:sz="4" w:space="0" w:color="B7BCC2"/>
-              <w:right w:val="single" w:sz="4" w:space="0" w:color="B7BCC2"/>
+              <w:left w:val="nil"/>
+              <w:bottom w:val="single" w:sz="4" w:space="0" w:color="B7BCC2"/>
+              <w:right w:val="nil"/>
             </w:tcBorders>
             <w:shd w:val="clear" w:color="auto" w:fill="FFFFFF"/>
             <w:tcMar>
@@ -3386,9 +2535,9 @@
             <w:tcW w:w="1500" w:type="dxa"/>
             <w:tcBorders>
               <w:top w:val="single" w:sz="4" w:space="0" w:color="B7BCC2"/>
-              <w:left w:val="single" w:sz="4" w:space="0" w:color="B7BCC2"/>
-              <w:bottom w:val="single" w:sz="4" w:space="0" w:color="B7BCC2"/>
-              <w:right w:val="single" w:sz="4" w:space="0" w:color="B7BCC2"/>
+              <w:left w:val="nil"/>
+              <w:bottom w:val="single" w:sz="4" w:space="0" w:color="B7BCC2"/>
+              <w:right w:val="nil"/>
             </w:tcBorders>
             <w:shd w:val="clear" w:color="auto" w:fill="FFFFFF"/>
             <w:tcMar>
@@ -3418,7 +2567,7 @@
             <w:tcW w:w="1372" w:type="dxa"/>
             <w:tcBorders>
               <w:top w:val="single" w:sz="4" w:space="0" w:color="B7BCC2"/>
-              <w:left w:val="single" w:sz="4" w:space="0" w:color="B7BCC2"/>
+              <w:left w:val="nil"/>
               <w:bottom w:val="single" w:sz="4" w:space="0" w:color="B7BCC2"/>
               <w:right w:val="single" w:sz="4" w:space="0" w:color="B7BCC2"/>
             </w:tcBorders>
@@ -3447,12 +2596,9 @@
         </w:tc>
       </w:tr>
       <w:tr>
-        <w:tblPrEx>
-          <w:tblCellMar>
-            <w:top w:w="0" w:type="dxa"/>
-            <w:bottom w:w="0" w:type="dxa"/>
-          </w:tblCellMar>
-        </w:tblPrEx>
+        <w:trPr>
+          <w:cantSplit/>
+        </w:trPr>
         <w:tc>
           <w:tcPr>
             <w:tcW w:w="2200" w:type="dxa"/>
@@ -3460,7 +2606,7 @@
               <w:top w:val="single" w:sz="4" w:space="0" w:color="B7BCC2"/>
               <w:left w:val="single" w:sz="4" w:space="0" w:color="B7BCC2"/>
               <w:bottom w:val="single" w:sz="4" w:space="0" w:color="B7BCC2"/>
-              <w:right w:val="single" w:sz="4" w:space="0" w:color="B7BCC2"/>
+              <w:right w:val="nil"/>
             </w:tcBorders>
             <w:shd w:val="clear" w:color="auto" w:fill="F2F6FA"/>
             <w:tcMar>
@@ -3487,9 +2633,9 @@
             <w:tcW w:w="900" w:type="dxa"/>
             <w:tcBorders>
               <w:top w:val="single" w:sz="4" w:space="0" w:color="B7BCC2"/>
-              <w:left w:val="single" w:sz="4" w:space="0" w:color="B7BCC2"/>
-              <w:bottom w:val="single" w:sz="4" w:space="0" w:color="B7BCC2"/>
-              <w:right w:val="single" w:sz="4" w:space="0" w:color="B7BCC2"/>
+              <w:left w:val="nil"/>
+              <w:bottom w:val="single" w:sz="4" w:space="0" w:color="B7BCC2"/>
+              <w:right w:val="nil"/>
             </w:tcBorders>
             <w:shd w:val="clear" w:color="auto" w:fill="F2F6FA"/>
             <w:tcMar>
@@ -3519,9 +2665,9 @@
             <w:tcW w:w="1600" w:type="dxa"/>
             <w:tcBorders>
               <w:top w:val="single" w:sz="4" w:space="0" w:color="B7BCC2"/>
-              <w:left w:val="single" w:sz="4" w:space="0" w:color="B7BCC2"/>
-              <w:bottom w:val="single" w:sz="4" w:space="0" w:color="B7BCC2"/>
-              <w:right w:val="single" w:sz="4" w:space="0" w:color="B7BCC2"/>
+              <w:left w:val="nil"/>
+              <w:bottom w:val="single" w:sz="4" w:space="0" w:color="B7BCC2"/>
+              <w:right w:val="nil"/>
             </w:tcBorders>
             <w:shd w:val="clear" w:color="auto" w:fill="F2F6FA"/>
             <w:tcMar>
@@ -3551,9 +2697,9 @@
             <w:tcW w:w="1500" w:type="dxa"/>
             <w:tcBorders>
               <w:top w:val="single" w:sz="4" w:space="0" w:color="B7BCC2"/>
-              <w:left w:val="single" w:sz="4" w:space="0" w:color="B7BCC2"/>
-              <w:bottom w:val="single" w:sz="4" w:space="0" w:color="B7BCC2"/>
-              <w:right w:val="single" w:sz="4" w:space="0" w:color="B7BCC2"/>
+              <w:left w:val="nil"/>
+              <w:bottom w:val="single" w:sz="4" w:space="0" w:color="B7BCC2"/>
+              <w:right w:val="nil"/>
             </w:tcBorders>
             <w:shd w:val="clear" w:color="auto" w:fill="F2F6FA"/>
             <w:tcMar>
@@ -3583,9 +2729,9 @@
             <w:tcW w:w="1500" w:type="dxa"/>
             <w:tcBorders>
               <w:top w:val="single" w:sz="4" w:space="0" w:color="B7BCC2"/>
-              <w:left w:val="single" w:sz="4" w:space="0" w:color="B7BCC2"/>
-              <w:bottom w:val="single" w:sz="4" w:space="0" w:color="B7BCC2"/>
-              <w:right w:val="single" w:sz="4" w:space="0" w:color="B7BCC2"/>
+              <w:left w:val="nil"/>
+              <w:bottom w:val="single" w:sz="4" w:space="0" w:color="B7BCC2"/>
+              <w:right w:val="nil"/>
             </w:tcBorders>
             <w:shd w:val="clear" w:color="auto" w:fill="F2F6FA"/>
             <w:tcMar>
@@ -3615,7 +2761,7 @@
             <w:tcW w:w="1372" w:type="dxa"/>
             <w:tcBorders>
               <w:top w:val="single" w:sz="4" w:space="0" w:color="B7BCC2"/>
-              <w:left w:val="single" w:sz="4" w:space="0" w:color="B7BCC2"/>
+              <w:left w:val="nil"/>
               <w:bottom w:val="single" w:sz="4" w:space="0" w:color="B7BCC2"/>
               <w:right w:val="single" w:sz="4" w:space="0" w:color="B7BCC2"/>
             </w:tcBorders>
@@ -3644,12 +2790,9 @@
         </w:tc>
       </w:tr>
       <w:tr>
-        <w:tblPrEx>
-          <w:tblCellMar>
-            <w:top w:w="0" w:type="dxa"/>
-            <w:bottom w:w="0" w:type="dxa"/>
-          </w:tblCellMar>
-        </w:tblPrEx>
+        <w:trPr>
+          <w:cantSplit/>
+        </w:trPr>
         <w:tc>
           <w:tcPr>
             <w:tcW w:w="2200" w:type="dxa"/>
@@ -3657,7 +2800,7 @@
               <w:top w:val="single" w:sz="4" w:space="0" w:color="B7BCC2"/>
               <w:left w:val="single" w:sz="4" w:space="0" w:color="B7BCC2"/>
               <w:bottom w:val="single" w:sz="4" w:space="0" w:color="B7BCC2"/>
-              <w:right w:val="single" w:sz="4" w:space="0" w:color="B7BCC2"/>
+              <w:right w:val="nil"/>
             </w:tcBorders>
             <w:shd w:val="clear" w:color="auto" w:fill="FFFFFF"/>
             <w:tcMar>
@@ -3684,9 +2827,9 @@
             <w:tcW w:w="900" w:type="dxa"/>
             <w:tcBorders>
               <w:top w:val="single" w:sz="4" w:space="0" w:color="B7BCC2"/>
-              <w:left w:val="single" w:sz="4" w:space="0" w:color="B7BCC2"/>
-              <w:bottom w:val="single" w:sz="4" w:space="0" w:color="B7BCC2"/>
-              <w:right w:val="single" w:sz="4" w:space="0" w:color="B7BCC2"/>
+              <w:left w:val="nil"/>
+              <w:bottom w:val="single" w:sz="4" w:space="0" w:color="B7BCC2"/>
+              <w:right w:val="nil"/>
             </w:tcBorders>
             <w:shd w:val="clear" w:color="auto" w:fill="FFFFFF"/>
             <w:tcMar>
@@ -3716,9 +2859,9 @@
             <w:tcW w:w="1600" w:type="dxa"/>
             <w:tcBorders>
               <w:top w:val="single" w:sz="4" w:space="0" w:color="B7BCC2"/>
-              <w:left w:val="single" w:sz="4" w:space="0" w:color="B7BCC2"/>
-              <w:bottom w:val="single" w:sz="4" w:space="0" w:color="B7BCC2"/>
-              <w:right w:val="single" w:sz="4" w:space="0" w:color="B7BCC2"/>
+              <w:left w:val="nil"/>
+              <w:bottom w:val="single" w:sz="4" w:space="0" w:color="B7BCC2"/>
+              <w:right w:val="nil"/>
             </w:tcBorders>
             <w:shd w:val="clear" w:color="auto" w:fill="FFFFFF"/>
             <w:tcMar>
@@ -3748,9 +2891,9 @@
             <w:tcW w:w="1500" w:type="dxa"/>
             <w:tcBorders>
               <w:top w:val="single" w:sz="4" w:space="0" w:color="B7BCC2"/>
-              <w:left w:val="single" w:sz="4" w:space="0" w:color="B7BCC2"/>
-              <w:bottom w:val="single" w:sz="4" w:space="0" w:color="B7BCC2"/>
-              <w:right w:val="single" w:sz="4" w:space="0" w:color="B7BCC2"/>
+              <w:left w:val="nil"/>
+              <w:bottom w:val="single" w:sz="4" w:space="0" w:color="B7BCC2"/>
+              <w:right w:val="nil"/>
             </w:tcBorders>
             <w:shd w:val="clear" w:color="auto" w:fill="FFFFFF"/>
             <w:tcMar>
@@ -3780,9 +2923,9 @@
             <w:tcW w:w="1500" w:type="dxa"/>
             <w:tcBorders>
               <w:top w:val="single" w:sz="4" w:space="0" w:color="B7BCC2"/>
-              <w:left w:val="single" w:sz="4" w:space="0" w:color="B7BCC2"/>
-              <w:bottom w:val="single" w:sz="4" w:space="0" w:color="B7BCC2"/>
-              <w:right w:val="single" w:sz="4" w:space="0" w:color="B7BCC2"/>
+              <w:left w:val="nil"/>
+              <w:bottom w:val="single" w:sz="4" w:space="0" w:color="B7BCC2"/>
+              <w:right w:val="nil"/>
             </w:tcBorders>
             <w:shd w:val="clear" w:color="auto" w:fill="FFFFFF"/>
             <w:tcMar>
@@ -3812,7 +2955,7 @@
             <w:tcW w:w="1372" w:type="dxa"/>
             <w:tcBorders>
               <w:top w:val="single" w:sz="4" w:space="0" w:color="B7BCC2"/>
-              <w:left w:val="single" w:sz="4" w:space="0" w:color="B7BCC2"/>
+              <w:left w:val="nil"/>
               <w:bottom w:val="single" w:sz="4" w:space="0" w:color="B7BCC2"/>
               <w:right w:val="single" w:sz="4" w:space="0" w:color="B7BCC2"/>
             </w:tcBorders>
@@ -3849,13 +2992,11 @@
       <w:r>
         <w:rPr>
           <w:rFonts w:ascii="Calibri" w:eastAsia="Calibri" w:hAnsi="Calibri" w:cs="Calibri"/>
-          <w:i/>
-          <w:iCs/>
           <w:color w:val="44494F"/>
           <w:sz w:val="20"/>
           <w:szCs w:val="20"/>
         </w:rPr>
-        <w:t>Figure 09.01: Results Comparison View (Wireframe, illustrative placeholder values, not final results)</w:t>
+        <w:t>Figure 9.1: Results Comparison View (Wireframe, illustrative placeholder values, not final results)</w:t>
       </w:r>
     </w:p>
     <w:p>
@@ -3873,17 +3014,11 @@
     </w:p>
     <w:p>
       <w:pPr>
-        <w:spacing w:after="180" w:line="288" w:lineRule="auto"/>
+        <w:spacing w:after="180" w:line="360" w:lineRule="auto"/>
         <w:jc w:val="both"/>
       </w:pPr>
       <w:r>
-        <w:t xml:space="preserve">The build is scoped to a </w:t>
-      </w:r>
-      <w:r>
-        <w:t>one person,</w:t>
-      </w:r>
-      <w:r>
-        <w:t xml:space="preserve"> ten-week schedule, with active development substantially complete by Week 7 and the final three weeks overlapping the full benchmark run with results analysis and dissertation write-up.</w:t>
+        <w:t>The build is scoped to a one person, ten-week schedule, with active development substantially complete by Week 7 and the final three weeks overlapping the full benchmark run with results analysis and dissertation write-up.</w:t>
       </w:r>
     </w:p>
     <w:tbl>
@@ -3917,12 +3052,9 @@
         <w:gridCol w:w="639"/>
       </w:tblGrid>
       <w:tr>
-        <w:tblPrEx>
-          <w:tblCellMar>
-            <w:top w:w="0" w:type="dxa"/>
-            <w:bottom w:w="0" w:type="dxa"/>
-          </w:tblCellMar>
-        </w:tblPrEx>
+        <w:trPr>
+          <w:cantSplit/>
+        </w:trPr>
         <w:tc>
           <w:tcPr>
             <w:tcW w:w="2700" w:type="dxa"/>
@@ -3930,7 +3062,7 @@
               <w:top w:val="single" w:sz="4" w:space="0" w:color="B7BCC2"/>
               <w:left w:val="single" w:sz="4" w:space="0" w:color="B7BCC2"/>
               <w:bottom w:val="single" w:sz="4" w:space="0" w:color="B7BCC2"/>
-              <w:right w:val="single" w:sz="4" w:space="0" w:color="B7BCC2"/>
+              <w:right w:val="nil"/>
             </w:tcBorders>
             <w:shd w:val="clear" w:color="auto" w:fill="15406B"/>
             <w:tcMar>
@@ -3960,9 +3092,9 @@
             <w:tcW w:w="637" w:type="dxa"/>
             <w:tcBorders>
               <w:top w:val="single" w:sz="4" w:space="0" w:color="B7BCC2"/>
-              <w:left w:val="single" w:sz="4" w:space="0" w:color="B7BCC2"/>
-              <w:bottom w:val="single" w:sz="4" w:space="0" w:color="B7BCC2"/>
-              <w:right w:val="single" w:sz="4" w:space="0" w:color="B7BCC2"/>
+              <w:left w:val="nil"/>
+              <w:bottom w:val="single" w:sz="4" w:space="0" w:color="B7BCC2"/>
+              <w:right w:val="nil"/>
             </w:tcBorders>
             <w:shd w:val="clear" w:color="auto" w:fill="15406B"/>
             <w:tcMar>
@@ -3995,9 +3127,9 @@
             <w:tcW w:w="637" w:type="dxa"/>
             <w:tcBorders>
               <w:top w:val="single" w:sz="4" w:space="0" w:color="B7BCC2"/>
-              <w:left w:val="single" w:sz="4" w:space="0" w:color="B7BCC2"/>
-              <w:bottom w:val="single" w:sz="4" w:space="0" w:color="B7BCC2"/>
-              <w:right w:val="single" w:sz="4" w:space="0" w:color="B7BCC2"/>
+              <w:left w:val="nil"/>
+              <w:bottom w:val="single" w:sz="4" w:space="0" w:color="B7BCC2"/>
+              <w:right w:val="nil"/>
             </w:tcBorders>
             <w:shd w:val="clear" w:color="auto" w:fill="15406B"/>
             <w:tcMar>
@@ -4030,9 +3162,9 @@
             <w:tcW w:w="637" w:type="dxa"/>
             <w:tcBorders>
               <w:top w:val="single" w:sz="4" w:space="0" w:color="B7BCC2"/>
-              <w:left w:val="single" w:sz="4" w:space="0" w:color="B7BCC2"/>
-              <w:bottom w:val="single" w:sz="4" w:space="0" w:color="B7BCC2"/>
-              <w:right w:val="single" w:sz="4" w:space="0" w:color="B7BCC2"/>
+              <w:left w:val="nil"/>
+              <w:bottom w:val="single" w:sz="4" w:space="0" w:color="B7BCC2"/>
+              <w:right w:val="nil"/>
             </w:tcBorders>
             <w:shd w:val="clear" w:color="auto" w:fill="15406B"/>
             <w:tcMar>
@@ -4065,9 +3197,9 @@
             <w:tcW w:w="637" w:type="dxa"/>
             <w:tcBorders>
               <w:top w:val="single" w:sz="4" w:space="0" w:color="B7BCC2"/>
-              <w:left w:val="single" w:sz="4" w:space="0" w:color="B7BCC2"/>
-              <w:bottom w:val="single" w:sz="4" w:space="0" w:color="B7BCC2"/>
-              <w:right w:val="single" w:sz="4" w:space="0" w:color="B7BCC2"/>
+              <w:left w:val="nil"/>
+              <w:bottom w:val="single" w:sz="4" w:space="0" w:color="B7BCC2"/>
+              <w:right w:val="nil"/>
             </w:tcBorders>
             <w:shd w:val="clear" w:color="auto" w:fill="15406B"/>
             <w:tcMar>
@@ -4100,9 +3232,9 @@
             <w:tcW w:w="637" w:type="dxa"/>
             <w:tcBorders>
               <w:top w:val="single" w:sz="4" w:space="0" w:color="B7BCC2"/>
-              <w:left w:val="single" w:sz="4" w:space="0" w:color="B7BCC2"/>
-              <w:bottom w:val="single" w:sz="4" w:space="0" w:color="B7BCC2"/>
-              <w:right w:val="single" w:sz="4" w:space="0" w:color="B7BCC2"/>
+              <w:left w:val="nil"/>
+              <w:bottom w:val="single" w:sz="4" w:space="0" w:color="B7BCC2"/>
+              <w:right w:val="nil"/>
             </w:tcBorders>
             <w:shd w:val="clear" w:color="auto" w:fill="15406B"/>
             <w:tcMar>
@@ -4135,9 +3267,9 @@
             <w:tcW w:w="637" w:type="dxa"/>
             <w:tcBorders>
               <w:top w:val="single" w:sz="4" w:space="0" w:color="B7BCC2"/>
-              <w:left w:val="single" w:sz="4" w:space="0" w:color="B7BCC2"/>
-              <w:bottom w:val="single" w:sz="4" w:space="0" w:color="B7BCC2"/>
-              <w:right w:val="single" w:sz="4" w:space="0" w:color="B7BCC2"/>
+              <w:left w:val="nil"/>
+              <w:bottom w:val="single" w:sz="4" w:space="0" w:color="B7BCC2"/>
+              <w:right w:val="nil"/>
             </w:tcBorders>
             <w:shd w:val="clear" w:color="auto" w:fill="15406B"/>
             <w:tcMar>
@@ -4170,9 +3302,9 @@
             <w:tcW w:w="637" w:type="dxa"/>
             <w:tcBorders>
               <w:top w:val="single" w:sz="4" w:space="0" w:color="B7BCC2"/>
-              <w:left w:val="single" w:sz="4" w:space="0" w:color="B7BCC2"/>
-              <w:bottom w:val="single" w:sz="4" w:space="0" w:color="B7BCC2"/>
-              <w:right w:val="single" w:sz="4" w:space="0" w:color="B7BCC2"/>
+              <w:left w:val="nil"/>
+              <w:bottom w:val="single" w:sz="4" w:space="0" w:color="B7BCC2"/>
+              <w:right w:val="nil"/>
             </w:tcBorders>
             <w:shd w:val="clear" w:color="auto" w:fill="15406B"/>
             <w:tcMar>
@@ -4205,9 +3337,9 @@
             <w:tcW w:w="637" w:type="dxa"/>
             <w:tcBorders>
               <w:top w:val="single" w:sz="4" w:space="0" w:color="B7BCC2"/>
-              <w:left w:val="single" w:sz="4" w:space="0" w:color="B7BCC2"/>
-              <w:bottom w:val="single" w:sz="4" w:space="0" w:color="B7BCC2"/>
-              <w:right w:val="single" w:sz="4" w:space="0" w:color="B7BCC2"/>
+              <w:left w:val="nil"/>
+              <w:bottom w:val="single" w:sz="4" w:space="0" w:color="B7BCC2"/>
+              <w:right w:val="nil"/>
             </w:tcBorders>
             <w:shd w:val="clear" w:color="auto" w:fill="15406B"/>
             <w:tcMar>
@@ -4240,9 +3372,9 @@
             <w:tcW w:w="637" w:type="dxa"/>
             <w:tcBorders>
               <w:top w:val="single" w:sz="4" w:space="0" w:color="B7BCC2"/>
-              <w:left w:val="single" w:sz="4" w:space="0" w:color="B7BCC2"/>
-              <w:bottom w:val="single" w:sz="4" w:space="0" w:color="B7BCC2"/>
-              <w:right w:val="single" w:sz="4" w:space="0" w:color="B7BCC2"/>
+              <w:left w:val="nil"/>
+              <w:bottom w:val="single" w:sz="4" w:space="0" w:color="B7BCC2"/>
+              <w:right w:val="nil"/>
             </w:tcBorders>
             <w:shd w:val="clear" w:color="auto" w:fill="15406B"/>
             <w:tcMar>
@@ -4275,7 +3407,7 @@
             <w:tcW w:w="639" w:type="dxa"/>
             <w:tcBorders>
               <w:top w:val="single" w:sz="4" w:space="0" w:color="B7BCC2"/>
-              <w:left w:val="single" w:sz="4" w:space="0" w:color="B7BCC2"/>
+              <w:left w:val="nil"/>
               <w:bottom w:val="single" w:sz="4" w:space="0" w:color="B7BCC2"/>
               <w:right w:val="single" w:sz="4" w:space="0" w:color="B7BCC2"/>
             </w:tcBorders>
@@ -4307,12 +3439,9 @@
         </w:tc>
       </w:tr>
       <w:tr>
-        <w:tblPrEx>
-          <w:tblCellMar>
-            <w:top w:w="0" w:type="dxa"/>
-            <w:bottom w:w="0" w:type="dxa"/>
-          </w:tblCellMar>
-        </w:tblPrEx>
+        <w:trPr>
+          <w:cantSplit/>
+        </w:trPr>
         <w:tc>
           <w:tcPr>
             <w:tcW w:w="2700" w:type="dxa"/>
@@ -4320,7 +3449,7 @@
               <w:top w:val="single" w:sz="4" w:space="0" w:color="B7BCC2"/>
               <w:left w:val="single" w:sz="4" w:space="0" w:color="B7BCC2"/>
               <w:bottom w:val="single" w:sz="4" w:space="0" w:color="B7BCC2"/>
-              <w:right w:val="single" w:sz="4" w:space="0" w:color="B7BCC2"/>
+              <w:right w:val="nil"/>
             </w:tcBorders>
             <w:shd w:val="clear" w:color="auto" w:fill="FFFFFF"/>
             <w:tcMar>
@@ -4347,9 +3476,9 @@
             <w:tcW w:w="637" w:type="dxa"/>
             <w:tcBorders>
               <w:top w:val="single" w:sz="4" w:space="0" w:color="B7BCC2"/>
-              <w:left w:val="single" w:sz="4" w:space="0" w:color="B7BCC2"/>
-              <w:bottom w:val="single" w:sz="4" w:space="0" w:color="B7BCC2"/>
-              <w:right w:val="single" w:sz="4" w:space="0" w:color="B7BCC2"/>
+              <w:left w:val="nil"/>
+              <w:bottom w:val="single" w:sz="4" w:space="0" w:color="B7BCC2"/>
+              <w:right w:val="nil"/>
             </w:tcBorders>
             <w:shd w:val="clear" w:color="auto" w:fill="15406B"/>
             <w:tcMar>
@@ -4367,149 +3496,149 @@
             <w:tcW w:w="637" w:type="dxa"/>
             <w:tcBorders>
               <w:top w:val="single" w:sz="4" w:space="0" w:color="B7BCC2"/>
-              <w:left w:val="single" w:sz="4" w:space="0" w:color="B7BCC2"/>
-              <w:bottom w:val="single" w:sz="4" w:space="0" w:color="B7BCC2"/>
-              <w:right w:val="single" w:sz="4" w:space="0" w:color="B7BCC2"/>
-            </w:tcBorders>
-            <w:shd w:val="clear" w:color="auto" w:fill="F2F6FA"/>
-            <w:tcMar>
-              <w:top w:w="70" w:type="dxa"/>
-              <w:left w:w="110" w:type="dxa"/>
-              <w:bottom w:w="70" w:type="dxa"/>
-              <w:right w:w="110" w:type="dxa"/>
-            </w:tcMar>
-            <w:vAlign w:val="center"/>
-          </w:tcPr>
-          <w:p/>
-        </w:tc>
-        <w:tc>
-          <w:tcPr>
-            <w:tcW w:w="637" w:type="dxa"/>
-            <w:tcBorders>
-              <w:top w:val="single" w:sz="4" w:space="0" w:color="B7BCC2"/>
-              <w:left w:val="single" w:sz="4" w:space="0" w:color="B7BCC2"/>
-              <w:bottom w:val="single" w:sz="4" w:space="0" w:color="B7BCC2"/>
-              <w:right w:val="single" w:sz="4" w:space="0" w:color="B7BCC2"/>
-            </w:tcBorders>
-            <w:shd w:val="clear" w:color="auto" w:fill="F2F6FA"/>
-            <w:tcMar>
-              <w:top w:w="70" w:type="dxa"/>
-              <w:left w:w="110" w:type="dxa"/>
-              <w:bottom w:w="70" w:type="dxa"/>
-              <w:right w:w="110" w:type="dxa"/>
-            </w:tcMar>
-            <w:vAlign w:val="center"/>
-          </w:tcPr>
-          <w:p/>
-        </w:tc>
-        <w:tc>
-          <w:tcPr>
-            <w:tcW w:w="637" w:type="dxa"/>
-            <w:tcBorders>
-              <w:top w:val="single" w:sz="4" w:space="0" w:color="B7BCC2"/>
-              <w:left w:val="single" w:sz="4" w:space="0" w:color="B7BCC2"/>
-              <w:bottom w:val="single" w:sz="4" w:space="0" w:color="B7BCC2"/>
-              <w:right w:val="single" w:sz="4" w:space="0" w:color="B7BCC2"/>
-            </w:tcBorders>
-            <w:shd w:val="clear" w:color="auto" w:fill="F2F6FA"/>
-            <w:tcMar>
-              <w:top w:w="70" w:type="dxa"/>
-              <w:left w:w="110" w:type="dxa"/>
-              <w:bottom w:w="70" w:type="dxa"/>
-              <w:right w:w="110" w:type="dxa"/>
-            </w:tcMar>
-            <w:vAlign w:val="center"/>
-          </w:tcPr>
-          <w:p/>
-        </w:tc>
-        <w:tc>
-          <w:tcPr>
-            <w:tcW w:w="637" w:type="dxa"/>
-            <w:tcBorders>
-              <w:top w:val="single" w:sz="4" w:space="0" w:color="B7BCC2"/>
-              <w:left w:val="single" w:sz="4" w:space="0" w:color="B7BCC2"/>
-              <w:bottom w:val="single" w:sz="4" w:space="0" w:color="B7BCC2"/>
-              <w:right w:val="single" w:sz="4" w:space="0" w:color="B7BCC2"/>
-            </w:tcBorders>
-            <w:shd w:val="clear" w:color="auto" w:fill="F2F6FA"/>
-            <w:tcMar>
-              <w:top w:w="70" w:type="dxa"/>
-              <w:left w:w="110" w:type="dxa"/>
-              <w:bottom w:w="70" w:type="dxa"/>
-              <w:right w:w="110" w:type="dxa"/>
-            </w:tcMar>
-            <w:vAlign w:val="center"/>
-          </w:tcPr>
-          <w:p/>
-        </w:tc>
-        <w:tc>
-          <w:tcPr>
-            <w:tcW w:w="637" w:type="dxa"/>
-            <w:tcBorders>
-              <w:top w:val="single" w:sz="4" w:space="0" w:color="B7BCC2"/>
-              <w:left w:val="single" w:sz="4" w:space="0" w:color="B7BCC2"/>
-              <w:bottom w:val="single" w:sz="4" w:space="0" w:color="B7BCC2"/>
-              <w:right w:val="single" w:sz="4" w:space="0" w:color="B7BCC2"/>
-            </w:tcBorders>
-            <w:shd w:val="clear" w:color="auto" w:fill="F2F6FA"/>
-            <w:tcMar>
-              <w:top w:w="70" w:type="dxa"/>
-              <w:left w:w="110" w:type="dxa"/>
-              <w:bottom w:w="70" w:type="dxa"/>
-              <w:right w:w="110" w:type="dxa"/>
-            </w:tcMar>
-            <w:vAlign w:val="center"/>
-          </w:tcPr>
-          <w:p/>
-        </w:tc>
-        <w:tc>
-          <w:tcPr>
-            <w:tcW w:w="637" w:type="dxa"/>
-            <w:tcBorders>
-              <w:top w:val="single" w:sz="4" w:space="0" w:color="B7BCC2"/>
-              <w:left w:val="single" w:sz="4" w:space="0" w:color="B7BCC2"/>
-              <w:bottom w:val="single" w:sz="4" w:space="0" w:color="B7BCC2"/>
-              <w:right w:val="single" w:sz="4" w:space="0" w:color="B7BCC2"/>
-            </w:tcBorders>
-            <w:shd w:val="clear" w:color="auto" w:fill="F2F6FA"/>
-            <w:tcMar>
-              <w:top w:w="70" w:type="dxa"/>
-              <w:left w:w="110" w:type="dxa"/>
-              <w:bottom w:w="70" w:type="dxa"/>
-              <w:right w:w="110" w:type="dxa"/>
-            </w:tcMar>
-            <w:vAlign w:val="center"/>
-          </w:tcPr>
-          <w:p/>
-        </w:tc>
-        <w:tc>
-          <w:tcPr>
-            <w:tcW w:w="637" w:type="dxa"/>
-            <w:tcBorders>
-              <w:top w:val="single" w:sz="4" w:space="0" w:color="B7BCC2"/>
-              <w:left w:val="single" w:sz="4" w:space="0" w:color="B7BCC2"/>
-              <w:bottom w:val="single" w:sz="4" w:space="0" w:color="B7BCC2"/>
-              <w:right w:val="single" w:sz="4" w:space="0" w:color="B7BCC2"/>
-            </w:tcBorders>
-            <w:shd w:val="clear" w:color="auto" w:fill="F2F6FA"/>
-            <w:tcMar>
-              <w:top w:w="70" w:type="dxa"/>
-              <w:left w:w="110" w:type="dxa"/>
-              <w:bottom w:w="70" w:type="dxa"/>
-              <w:right w:w="110" w:type="dxa"/>
-            </w:tcMar>
-            <w:vAlign w:val="center"/>
-          </w:tcPr>
-          <w:p/>
-        </w:tc>
-        <w:tc>
-          <w:tcPr>
-            <w:tcW w:w="637" w:type="dxa"/>
-            <w:tcBorders>
-              <w:top w:val="single" w:sz="4" w:space="0" w:color="B7BCC2"/>
-              <w:left w:val="single" w:sz="4" w:space="0" w:color="B7BCC2"/>
-              <w:bottom w:val="single" w:sz="4" w:space="0" w:color="B7BCC2"/>
-              <w:right w:val="single" w:sz="4" w:space="0" w:color="B7BCC2"/>
+              <w:left w:val="nil"/>
+              <w:bottom w:val="single" w:sz="4" w:space="0" w:color="B7BCC2"/>
+              <w:right w:val="nil"/>
+            </w:tcBorders>
+            <w:shd w:val="clear" w:color="auto" w:fill="F2F6FA"/>
+            <w:tcMar>
+              <w:top w:w="70" w:type="dxa"/>
+              <w:left w:w="110" w:type="dxa"/>
+              <w:bottom w:w="70" w:type="dxa"/>
+              <w:right w:w="110" w:type="dxa"/>
+            </w:tcMar>
+            <w:vAlign w:val="center"/>
+          </w:tcPr>
+          <w:p/>
+        </w:tc>
+        <w:tc>
+          <w:tcPr>
+            <w:tcW w:w="637" w:type="dxa"/>
+            <w:tcBorders>
+              <w:top w:val="single" w:sz="4" w:space="0" w:color="B7BCC2"/>
+              <w:left w:val="nil"/>
+              <w:bottom w:val="single" w:sz="4" w:space="0" w:color="B7BCC2"/>
+              <w:right w:val="nil"/>
+            </w:tcBorders>
+            <w:shd w:val="clear" w:color="auto" w:fill="F2F6FA"/>
+            <w:tcMar>
+              <w:top w:w="70" w:type="dxa"/>
+              <w:left w:w="110" w:type="dxa"/>
+              <w:bottom w:w="70" w:type="dxa"/>
+              <w:right w:w="110" w:type="dxa"/>
+            </w:tcMar>
+            <w:vAlign w:val="center"/>
+          </w:tcPr>
+          <w:p/>
+        </w:tc>
+        <w:tc>
+          <w:tcPr>
+            <w:tcW w:w="637" w:type="dxa"/>
+            <w:tcBorders>
+              <w:top w:val="single" w:sz="4" w:space="0" w:color="B7BCC2"/>
+              <w:left w:val="nil"/>
+              <w:bottom w:val="single" w:sz="4" w:space="0" w:color="B7BCC2"/>
+              <w:right w:val="nil"/>
+            </w:tcBorders>
+            <w:shd w:val="clear" w:color="auto" w:fill="F2F6FA"/>
+            <w:tcMar>
+              <w:top w:w="70" w:type="dxa"/>
+              <w:left w:w="110" w:type="dxa"/>
+              <w:bottom w:w="70" w:type="dxa"/>
+              <w:right w:w="110" w:type="dxa"/>
+            </w:tcMar>
+            <w:vAlign w:val="center"/>
+          </w:tcPr>
+          <w:p/>
+        </w:tc>
+        <w:tc>
+          <w:tcPr>
+            <w:tcW w:w="637" w:type="dxa"/>
+            <w:tcBorders>
+              <w:top w:val="single" w:sz="4" w:space="0" w:color="B7BCC2"/>
+              <w:left w:val="nil"/>
+              <w:bottom w:val="single" w:sz="4" w:space="0" w:color="B7BCC2"/>
+              <w:right w:val="nil"/>
+            </w:tcBorders>
+            <w:shd w:val="clear" w:color="auto" w:fill="F2F6FA"/>
+            <w:tcMar>
+              <w:top w:w="70" w:type="dxa"/>
+              <w:left w:w="110" w:type="dxa"/>
+              <w:bottom w:w="70" w:type="dxa"/>
+              <w:right w:w="110" w:type="dxa"/>
+            </w:tcMar>
+            <w:vAlign w:val="center"/>
+          </w:tcPr>
+          <w:p/>
+        </w:tc>
+        <w:tc>
+          <w:tcPr>
+            <w:tcW w:w="637" w:type="dxa"/>
+            <w:tcBorders>
+              <w:top w:val="single" w:sz="4" w:space="0" w:color="B7BCC2"/>
+              <w:left w:val="nil"/>
+              <w:bottom w:val="single" w:sz="4" w:space="0" w:color="B7BCC2"/>
+              <w:right w:val="nil"/>
+            </w:tcBorders>
+            <w:shd w:val="clear" w:color="auto" w:fill="F2F6FA"/>
+            <w:tcMar>
+              <w:top w:w="70" w:type="dxa"/>
+              <w:left w:w="110" w:type="dxa"/>
+              <w:bottom w:w="70" w:type="dxa"/>
+              <w:right w:w="110" w:type="dxa"/>
+            </w:tcMar>
+            <w:vAlign w:val="center"/>
+          </w:tcPr>
+          <w:p/>
+        </w:tc>
+        <w:tc>
+          <w:tcPr>
+            <w:tcW w:w="637" w:type="dxa"/>
+            <w:tcBorders>
+              <w:top w:val="single" w:sz="4" w:space="0" w:color="B7BCC2"/>
+              <w:left w:val="nil"/>
+              <w:bottom w:val="single" w:sz="4" w:space="0" w:color="B7BCC2"/>
+              <w:right w:val="nil"/>
+            </w:tcBorders>
+            <w:shd w:val="clear" w:color="auto" w:fill="F2F6FA"/>
+            <w:tcMar>
+              <w:top w:w="70" w:type="dxa"/>
+              <w:left w:w="110" w:type="dxa"/>
+              <w:bottom w:w="70" w:type="dxa"/>
+              <w:right w:w="110" w:type="dxa"/>
+            </w:tcMar>
+            <w:vAlign w:val="center"/>
+          </w:tcPr>
+          <w:p/>
+        </w:tc>
+        <w:tc>
+          <w:tcPr>
+            <w:tcW w:w="637" w:type="dxa"/>
+            <w:tcBorders>
+              <w:top w:val="single" w:sz="4" w:space="0" w:color="B7BCC2"/>
+              <w:left w:val="nil"/>
+              <w:bottom w:val="single" w:sz="4" w:space="0" w:color="B7BCC2"/>
+              <w:right w:val="nil"/>
+            </w:tcBorders>
+            <w:shd w:val="clear" w:color="auto" w:fill="F2F6FA"/>
+            <w:tcMar>
+              <w:top w:w="70" w:type="dxa"/>
+              <w:left w:w="110" w:type="dxa"/>
+              <w:bottom w:w="70" w:type="dxa"/>
+              <w:right w:w="110" w:type="dxa"/>
+            </w:tcMar>
+            <w:vAlign w:val="center"/>
+          </w:tcPr>
+          <w:p/>
+        </w:tc>
+        <w:tc>
+          <w:tcPr>
+            <w:tcW w:w="637" w:type="dxa"/>
+            <w:tcBorders>
+              <w:top w:val="single" w:sz="4" w:space="0" w:color="B7BCC2"/>
+              <w:left w:val="nil"/>
+              <w:bottom w:val="single" w:sz="4" w:space="0" w:color="B7BCC2"/>
+              <w:right w:val="nil"/>
             </w:tcBorders>
             <w:shd w:val="clear" w:color="auto" w:fill="F2F6FA"/>
             <w:tcMar>
@@ -4527,7 +3656,7 @@
             <w:tcW w:w="639" w:type="dxa"/>
             <w:tcBorders>
               <w:top w:val="single" w:sz="4" w:space="0" w:color="B7BCC2"/>
-              <w:left w:val="single" w:sz="4" w:space="0" w:color="B7BCC2"/>
+              <w:left w:val="nil"/>
               <w:bottom w:val="single" w:sz="4" w:space="0" w:color="B7BCC2"/>
               <w:right w:val="single" w:sz="4" w:space="0" w:color="B7BCC2"/>
             </w:tcBorders>
@@ -4544,12 +3673,9 @@
         </w:tc>
       </w:tr>
       <w:tr>
-        <w:tblPrEx>
-          <w:tblCellMar>
-            <w:top w:w="0" w:type="dxa"/>
-            <w:bottom w:w="0" w:type="dxa"/>
-          </w:tblCellMar>
-        </w:tblPrEx>
+        <w:trPr>
+          <w:cantSplit/>
+        </w:trPr>
         <w:tc>
           <w:tcPr>
             <w:tcW w:w="2700" w:type="dxa"/>
@@ -4557,7 +3683,7 @@
               <w:top w:val="single" w:sz="4" w:space="0" w:color="B7BCC2"/>
               <w:left w:val="single" w:sz="4" w:space="0" w:color="B7BCC2"/>
               <w:bottom w:val="single" w:sz="4" w:space="0" w:color="B7BCC2"/>
-              <w:right w:val="single" w:sz="4" w:space="0" w:color="B7BCC2"/>
+              <w:right w:val="nil"/>
             </w:tcBorders>
             <w:shd w:val="clear" w:color="auto" w:fill="FFFFFF"/>
             <w:tcMar>
@@ -4584,9 +3710,9 @@
             <w:tcW w:w="637" w:type="dxa"/>
             <w:tcBorders>
               <w:top w:val="single" w:sz="4" w:space="0" w:color="B7BCC2"/>
-              <w:left w:val="single" w:sz="4" w:space="0" w:color="B7BCC2"/>
-              <w:bottom w:val="single" w:sz="4" w:space="0" w:color="B7BCC2"/>
-              <w:right w:val="single" w:sz="4" w:space="0" w:color="B7BCC2"/>
+              <w:left w:val="nil"/>
+              <w:bottom w:val="single" w:sz="4" w:space="0" w:color="B7BCC2"/>
+              <w:right w:val="nil"/>
             </w:tcBorders>
             <w:shd w:val="clear" w:color="auto" w:fill="15406B"/>
             <w:tcMar>
@@ -4604,9 +3730,9 @@
             <w:tcW w:w="637" w:type="dxa"/>
             <w:tcBorders>
               <w:top w:val="single" w:sz="4" w:space="0" w:color="B7BCC2"/>
-              <w:left w:val="single" w:sz="4" w:space="0" w:color="B7BCC2"/>
-              <w:bottom w:val="single" w:sz="4" w:space="0" w:color="B7BCC2"/>
-              <w:right w:val="single" w:sz="4" w:space="0" w:color="B7BCC2"/>
+              <w:left w:val="nil"/>
+              <w:bottom w:val="single" w:sz="4" w:space="0" w:color="B7BCC2"/>
+              <w:right w:val="nil"/>
             </w:tcBorders>
             <w:shd w:val="clear" w:color="auto" w:fill="15406B"/>
             <w:tcMar>
@@ -4624,9 +3750,9 @@
             <w:tcW w:w="637" w:type="dxa"/>
             <w:tcBorders>
               <w:top w:val="single" w:sz="4" w:space="0" w:color="B7BCC2"/>
-              <w:left w:val="single" w:sz="4" w:space="0" w:color="B7BCC2"/>
-              <w:bottom w:val="single" w:sz="4" w:space="0" w:color="B7BCC2"/>
-              <w:right w:val="single" w:sz="4" w:space="0" w:color="B7BCC2"/>
+              <w:left w:val="nil"/>
+              <w:bottom w:val="single" w:sz="4" w:space="0" w:color="B7BCC2"/>
+              <w:right w:val="nil"/>
             </w:tcBorders>
             <w:shd w:val="clear" w:color="auto" w:fill="15406B"/>
             <w:tcMar>
@@ -4644,109 +3770,109 @@
             <w:tcW w:w="637" w:type="dxa"/>
             <w:tcBorders>
               <w:top w:val="single" w:sz="4" w:space="0" w:color="B7BCC2"/>
-              <w:left w:val="single" w:sz="4" w:space="0" w:color="B7BCC2"/>
-              <w:bottom w:val="single" w:sz="4" w:space="0" w:color="B7BCC2"/>
-              <w:right w:val="single" w:sz="4" w:space="0" w:color="B7BCC2"/>
-            </w:tcBorders>
-            <w:shd w:val="clear" w:color="auto" w:fill="F2F6FA"/>
-            <w:tcMar>
-              <w:top w:w="70" w:type="dxa"/>
-              <w:left w:w="110" w:type="dxa"/>
-              <w:bottom w:w="70" w:type="dxa"/>
-              <w:right w:w="110" w:type="dxa"/>
-            </w:tcMar>
-            <w:vAlign w:val="center"/>
-          </w:tcPr>
-          <w:p/>
-        </w:tc>
-        <w:tc>
-          <w:tcPr>
-            <w:tcW w:w="637" w:type="dxa"/>
-            <w:tcBorders>
-              <w:top w:val="single" w:sz="4" w:space="0" w:color="B7BCC2"/>
-              <w:left w:val="single" w:sz="4" w:space="0" w:color="B7BCC2"/>
-              <w:bottom w:val="single" w:sz="4" w:space="0" w:color="B7BCC2"/>
-              <w:right w:val="single" w:sz="4" w:space="0" w:color="B7BCC2"/>
-            </w:tcBorders>
-            <w:shd w:val="clear" w:color="auto" w:fill="F2F6FA"/>
-            <w:tcMar>
-              <w:top w:w="70" w:type="dxa"/>
-              <w:left w:w="110" w:type="dxa"/>
-              <w:bottom w:w="70" w:type="dxa"/>
-              <w:right w:w="110" w:type="dxa"/>
-            </w:tcMar>
-            <w:vAlign w:val="center"/>
-          </w:tcPr>
-          <w:p/>
-        </w:tc>
-        <w:tc>
-          <w:tcPr>
-            <w:tcW w:w="637" w:type="dxa"/>
-            <w:tcBorders>
-              <w:top w:val="single" w:sz="4" w:space="0" w:color="B7BCC2"/>
-              <w:left w:val="single" w:sz="4" w:space="0" w:color="B7BCC2"/>
-              <w:bottom w:val="single" w:sz="4" w:space="0" w:color="B7BCC2"/>
-              <w:right w:val="single" w:sz="4" w:space="0" w:color="B7BCC2"/>
-            </w:tcBorders>
-            <w:shd w:val="clear" w:color="auto" w:fill="F2F6FA"/>
-            <w:tcMar>
-              <w:top w:w="70" w:type="dxa"/>
-              <w:left w:w="110" w:type="dxa"/>
-              <w:bottom w:w="70" w:type="dxa"/>
-              <w:right w:w="110" w:type="dxa"/>
-            </w:tcMar>
-            <w:vAlign w:val="center"/>
-          </w:tcPr>
-          <w:p/>
-        </w:tc>
-        <w:tc>
-          <w:tcPr>
-            <w:tcW w:w="637" w:type="dxa"/>
-            <w:tcBorders>
-              <w:top w:val="single" w:sz="4" w:space="0" w:color="B7BCC2"/>
-              <w:left w:val="single" w:sz="4" w:space="0" w:color="B7BCC2"/>
-              <w:bottom w:val="single" w:sz="4" w:space="0" w:color="B7BCC2"/>
-              <w:right w:val="single" w:sz="4" w:space="0" w:color="B7BCC2"/>
-            </w:tcBorders>
-            <w:shd w:val="clear" w:color="auto" w:fill="F2F6FA"/>
-            <w:tcMar>
-              <w:top w:w="70" w:type="dxa"/>
-              <w:left w:w="110" w:type="dxa"/>
-              <w:bottom w:w="70" w:type="dxa"/>
-              <w:right w:w="110" w:type="dxa"/>
-            </w:tcMar>
-            <w:vAlign w:val="center"/>
-          </w:tcPr>
-          <w:p/>
-        </w:tc>
-        <w:tc>
-          <w:tcPr>
-            <w:tcW w:w="637" w:type="dxa"/>
-            <w:tcBorders>
-              <w:top w:val="single" w:sz="4" w:space="0" w:color="B7BCC2"/>
-              <w:left w:val="single" w:sz="4" w:space="0" w:color="B7BCC2"/>
-              <w:bottom w:val="single" w:sz="4" w:space="0" w:color="B7BCC2"/>
-              <w:right w:val="single" w:sz="4" w:space="0" w:color="B7BCC2"/>
-            </w:tcBorders>
-            <w:shd w:val="clear" w:color="auto" w:fill="F2F6FA"/>
-            <w:tcMar>
-              <w:top w:w="70" w:type="dxa"/>
-              <w:left w:w="110" w:type="dxa"/>
-              <w:bottom w:w="70" w:type="dxa"/>
-              <w:right w:w="110" w:type="dxa"/>
-            </w:tcMar>
-            <w:vAlign w:val="center"/>
-          </w:tcPr>
-          <w:p/>
-        </w:tc>
-        <w:tc>
-          <w:tcPr>
-            <w:tcW w:w="637" w:type="dxa"/>
-            <w:tcBorders>
-              <w:top w:val="single" w:sz="4" w:space="0" w:color="B7BCC2"/>
-              <w:left w:val="single" w:sz="4" w:space="0" w:color="B7BCC2"/>
-              <w:bottom w:val="single" w:sz="4" w:space="0" w:color="B7BCC2"/>
-              <w:right w:val="single" w:sz="4" w:space="0" w:color="B7BCC2"/>
+              <w:left w:val="nil"/>
+              <w:bottom w:val="single" w:sz="4" w:space="0" w:color="B7BCC2"/>
+              <w:right w:val="nil"/>
+            </w:tcBorders>
+            <w:shd w:val="clear" w:color="auto" w:fill="F2F6FA"/>
+            <w:tcMar>
+              <w:top w:w="70" w:type="dxa"/>
+              <w:left w:w="110" w:type="dxa"/>
+              <w:bottom w:w="70" w:type="dxa"/>
+              <w:right w:w="110" w:type="dxa"/>
+            </w:tcMar>
+            <w:vAlign w:val="center"/>
+          </w:tcPr>
+          <w:p/>
+        </w:tc>
+        <w:tc>
+          <w:tcPr>
+            <w:tcW w:w="637" w:type="dxa"/>
+            <w:tcBorders>
+              <w:top w:val="single" w:sz="4" w:space="0" w:color="B7BCC2"/>
+              <w:left w:val="nil"/>
+              <w:bottom w:val="single" w:sz="4" w:space="0" w:color="B7BCC2"/>
+              <w:right w:val="nil"/>
+            </w:tcBorders>
+            <w:shd w:val="clear" w:color="auto" w:fill="F2F6FA"/>
+            <w:tcMar>
+              <w:top w:w="70" w:type="dxa"/>
+              <w:left w:w="110" w:type="dxa"/>
+              <w:bottom w:w="70" w:type="dxa"/>
+              <w:right w:w="110" w:type="dxa"/>
+            </w:tcMar>
+            <w:vAlign w:val="center"/>
+          </w:tcPr>
+          <w:p/>
+        </w:tc>
+        <w:tc>
+          <w:tcPr>
+            <w:tcW w:w="637" w:type="dxa"/>
+            <w:tcBorders>
+              <w:top w:val="single" w:sz="4" w:space="0" w:color="B7BCC2"/>
+              <w:left w:val="nil"/>
+              <w:bottom w:val="single" w:sz="4" w:space="0" w:color="B7BCC2"/>
+              <w:right w:val="nil"/>
+            </w:tcBorders>
+            <w:shd w:val="clear" w:color="auto" w:fill="F2F6FA"/>
+            <w:tcMar>
+              <w:top w:w="70" w:type="dxa"/>
+              <w:left w:w="110" w:type="dxa"/>
+              <w:bottom w:w="70" w:type="dxa"/>
+              <w:right w:w="110" w:type="dxa"/>
+            </w:tcMar>
+            <w:vAlign w:val="center"/>
+          </w:tcPr>
+          <w:p/>
+        </w:tc>
+        <w:tc>
+          <w:tcPr>
+            <w:tcW w:w="637" w:type="dxa"/>
+            <w:tcBorders>
+              <w:top w:val="single" w:sz="4" w:space="0" w:color="B7BCC2"/>
+              <w:left w:val="nil"/>
+              <w:bottom w:val="single" w:sz="4" w:space="0" w:color="B7BCC2"/>
+              <w:right w:val="nil"/>
+            </w:tcBorders>
+            <w:shd w:val="clear" w:color="auto" w:fill="F2F6FA"/>
+            <w:tcMar>
+              <w:top w:w="70" w:type="dxa"/>
+              <w:left w:w="110" w:type="dxa"/>
+              <w:bottom w:w="70" w:type="dxa"/>
+              <w:right w:w="110" w:type="dxa"/>
+            </w:tcMar>
+            <w:vAlign w:val="center"/>
+          </w:tcPr>
+          <w:p/>
+        </w:tc>
+        <w:tc>
+          <w:tcPr>
+            <w:tcW w:w="637" w:type="dxa"/>
+            <w:tcBorders>
+              <w:top w:val="single" w:sz="4" w:space="0" w:color="B7BCC2"/>
+              <w:left w:val="nil"/>
+              <w:bottom w:val="single" w:sz="4" w:space="0" w:color="B7BCC2"/>
+              <w:right w:val="nil"/>
+            </w:tcBorders>
+            <w:shd w:val="clear" w:color="auto" w:fill="F2F6FA"/>
+            <w:tcMar>
+              <w:top w:w="70" w:type="dxa"/>
+              <w:left w:w="110" w:type="dxa"/>
+              <w:bottom w:w="70" w:type="dxa"/>
+              <w:right w:w="110" w:type="dxa"/>
+            </w:tcMar>
+            <w:vAlign w:val="center"/>
+          </w:tcPr>
+          <w:p/>
+        </w:tc>
+        <w:tc>
+          <w:tcPr>
+            <w:tcW w:w="637" w:type="dxa"/>
+            <w:tcBorders>
+              <w:top w:val="single" w:sz="4" w:space="0" w:color="B7BCC2"/>
+              <w:left w:val="nil"/>
+              <w:bottom w:val="single" w:sz="4" w:space="0" w:color="B7BCC2"/>
+              <w:right w:val="nil"/>
             </w:tcBorders>
             <w:shd w:val="clear" w:color="auto" w:fill="F2F6FA"/>
             <w:tcMar>
@@ -4764,7 +3890,7 @@
             <w:tcW w:w="639" w:type="dxa"/>
             <w:tcBorders>
               <w:top w:val="single" w:sz="4" w:space="0" w:color="B7BCC2"/>
-              <w:left w:val="single" w:sz="4" w:space="0" w:color="B7BCC2"/>
+              <w:left w:val="nil"/>
               <w:bottom w:val="single" w:sz="4" w:space="0" w:color="B7BCC2"/>
               <w:right w:val="single" w:sz="4" w:space="0" w:color="B7BCC2"/>
             </w:tcBorders>
@@ -4781,12 +3907,9 @@
         </w:tc>
       </w:tr>
       <w:tr>
-        <w:tblPrEx>
-          <w:tblCellMar>
-            <w:top w:w="0" w:type="dxa"/>
-            <w:bottom w:w="0" w:type="dxa"/>
-          </w:tblCellMar>
-        </w:tblPrEx>
+        <w:trPr>
+          <w:cantSplit/>
+        </w:trPr>
         <w:tc>
           <w:tcPr>
             <w:tcW w:w="2700" w:type="dxa"/>
@@ -4794,7 +3917,7 @@
               <w:top w:val="single" w:sz="4" w:space="0" w:color="B7BCC2"/>
               <w:left w:val="single" w:sz="4" w:space="0" w:color="B7BCC2"/>
               <w:bottom w:val="single" w:sz="4" w:space="0" w:color="B7BCC2"/>
-              <w:right w:val="single" w:sz="4" w:space="0" w:color="B7BCC2"/>
+              <w:right w:val="nil"/>
             </w:tcBorders>
             <w:shd w:val="clear" w:color="auto" w:fill="FFFFFF"/>
             <w:tcMar>
@@ -4821,49 +3944,49 @@
             <w:tcW w:w="637" w:type="dxa"/>
             <w:tcBorders>
               <w:top w:val="single" w:sz="4" w:space="0" w:color="B7BCC2"/>
-              <w:left w:val="single" w:sz="4" w:space="0" w:color="B7BCC2"/>
-              <w:bottom w:val="single" w:sz="4" w:space="0" w:color="B7BCC2"/>
-              <w:right w:val="single" w:sz="4" w:space="0" w:color="B7BCC2"/>
-            </w:tcBorders>
-            <w:shd w:val="clear" w:color="auto" w:fill="F2F6FA"/>
-            <w:tcMar>
-              <w:top w:w="70" w:type="dxa"/>
-              <w:left w:w="110" w:type="dxa"/>
-              <w:bottom w:w="70" w:type="dxa"/>
-              <w:right w:w="110" w:type="dxa"/>
-            </w:tcMar>
-            <w:vAlign w:val="center"/>
-          </w:tcPr>
-          <w:p/>
-        </w:tc>
-        <w:tc>
-          <w:tcPr>
-            <w:tcW w:w="637" w:type="dxa"/>
-            <w:tcBorders>
-              <w:top w:val="single" w:sz="4" w:space="0" w:color="B7BCC2"/>
-              <w:left w:val="single" w:sz="4" w:space="0" w:color="B7BCC2"/>
-              <w:bottom w:val="single" w:sz="4" w:space="0" w:color="B7BCC2"/>
-              <w:right w:val="single" w:sz="4" w:space="0" w:color="B7BCC2"/>
-            </w:tcBorders>
-            <w:shd w:val="clear" w:color="auto" w:fill="F2F6FA"/>
-            <w:tcMar>
-              <w:top w:w="70" w:type="dxa"/>
-              <w:left w:w="110" w:type="dxa"/>
-              <w:bottom w:w="70" w:type="dxa"/>
-              <w:right w:w="110" w:type="dxa"/>
-            </w:tcMar>
-            <w:vAlign w:val="center"/>
-          </w:tcPr>
-          <w:p/>
-        </w:tc>
-        <w:tc>
-          <w:tcPr>
-            <w:tcW w:w="637" w:type="dxa"/>
-            <w:tcBorders>
-              <w:top w:val="single" w:sz="4" w:space="0" w:color="B7BCC2"/>
-              <w:left w:val="single" w:sz="4" w:space="0" w:color="B7BCC2"/>
-              <w:bottom w:val="single" w:sz="4" w:space="0" w:color="B7BCC2"/>
-              <w:right w:val="single" w:sz="4" w:space="0" w:color="B7BCC2"/>
+              <w:left w:val="nil"/>
+              <w:bottom w:val="single" w:sz="4" w:space="0" w:color="B7BCC2"/>
+              <w:right w:val="nil"/>
+            </w:tcBorders>
+            <w:shd w:val="clear" w:color="auto" w:fill="F2F6FA"/>
+            <w:tcMar>
+              <w:top w:w="70" w:type="dxa"/>
+              <w:left w:w="110" w:type="dxa"/>
+              <w:bottom w:w="70" w:type="dxa"/>
+              <w:right w:w="110" w:type="dxa"/>
+            </w:tcMar>
+            <w:vAlign w:val="center"/>
+          </w:tcPr>
+          <w:p/>
+        </w:tc>
+        <w:tc>
+          <w:tcPr>
+            <w:tcW w:w="637" w:type="dxa"/>
+            <w:tcBorders>
+              <w:top w:val="single" w:sz="4" w:space="0" w:color="B7BCC2"/>
+              <w:left w:val="nil"/>
+              <w:bottom w:val="single" w:sz="4" w:space="0" w:color="B7BCC2"/>
+              <w:right w:val="nil"/>
+            </w:tcBorders>
+            <w:shd w:val="clear" w:color="auto" w:fill="F2F6FA"/>
+            <w:tcMar>
+              <w:top w:w="70" w:type="dxa"/>
+              <w:left w:w="110" w:type="dxa"/>
+              <w:bottom w:w="70" w:type="dxa"/>
+              <w:right w:w="110" w:type="dxa"/>
+            </w:tcMar>
+            <w:vAlign w:val="center"/>
+          </w:tcPr>
+          <w:p/>
+        </w:tc>
+        <w:tc>
+          <w:tcPr>
+            <w:tcW w:w="637" w:type="dxa"/>
+            <w:tcBorders>
+              <w:top w:val="single" w:sz="4" w:space="0" w:color="B7BCC2"/>
+              <w:left w:val="nil"/>
+              <w:bottom w:val="single" w:sz="4" w:space="0" w:color="B7BCC2"/>
+              <w:right w:val="nil"/>
             </w:tcBorders>
             <w:shd w:val="clear" w:color="auto" w:fill="15406B"/>
             <w:tcMar>
@@ -4881,109 +4004,109 @@
             <w:tcW w:w="637" w:type="dxa"/>
             <w:tcBorders>
               <w:top w:val="single" w:sz="4" w:space="0" w:color="B7BCC2"/>
-              <w:left w:val="single" w:sz="4" w:space="0" w:color="B7BCC2"/>
-              <w:bottom w:val="single" w:sz="4" w:space="0" w:color="B7BCC2"/>
-              <w:right w:val="single" w:sz="4" w:space="0" w:color="B7BCC2"/>
-            </w:tcBorders>
-            <w:shd w:val="clear" w:color="auto" w:fill="F2F6FA"/>
-            <w:tcMar>
-              <w:top w:w="70" w:type="dxa"/>
-              <w:left w:w="110" w:type="dxa"/>
-              <w:bottom w:w="70" w:type="dxa"/>
-              <w:right w:w="110" w:type="dxa"/>
-            </w:tcMar>
-            <w:vAlign w:val="center"/>
-          </w:tcPr>
-          <w:p/>
-        </w:tc>
-        <w:tc>
-          <w:tcPr>
-            <w:tcW w:w="637" w:type="dxa"/>
-            <w:tcBorders>
-              <w:top w:val="single" w:sz="4" w:space="0" w:color="B7BCC2"/>
-              <w:left w:val="single" w:sz="4" w:space="0" w:color="B7BCC2"/>
-              <w:bottom w:val="single" w:sz="4" w:space="0" w:color="B7BCC2"/>
-              <w:right w:val="single" w:sz="4" w:space="0" w:color="B7BCC2"/>
-            </w:tcBorders>
-            <w:shd w:val="clear" w:color="auto" w:fill="F2F6FA"/>
-            <w:tcMar>
-              <w:top w:w="70" w:type="dxa"/>
-              <w:left w:w="110" w:type="dxa"/>
-              <w:bottom w:w="70" w:type="dxa"/>
-              <w:right w:w="110" w:type="dxa"/>
-            </w:tcMar>
-            <w:vAlign w:val="center"/>
-          </w:tcPr>
-          <w:p/>
-        </w:tc>
-        <w:tc>
-          <w:tcPr>
-            <w:tcW w:w="637" w:type="dxa"/>
-            <w:tcBorders>
-              <w:top w:val="single" w:sz="4" w:space="0" w:color="B7BCC2"/>
-              <w:left w:val="single" w:sz="4" w:space="0" w:color="B7BCC2"/>
-              <w:bottom w:val="single" w:sz="4" w:space="0" w:color="B7BCC2"/>
-              <w:right w:val="single" w:sz="4" w:space="0" w:color="B7BCC2"/>
-            </w:tcBorders>
-            <w:shd w:val="clear" w:color="auto" w:fill="F2F6FA"/>
-            <w:tcMar>
-              <w:top w:w="70" w:type="dxa"/>
-              <w:left w:w="110" w:type="dxa"/>
-              <w:bottom w:w="70" w:type="dxa"/>
-              <w:right w:w="110" w:type="dxa"/>
-            </w:tcMar>
-            <w:vAlign w:val="center"/>
-          </w:tcPr>
-          <w:p/>
-        </w:tc>
-        <w:tc>
-          <w:tcPr>
-            <w:tcW w:w="637" w:type="dxa"/>
-            <w:tcBorders>
-              <w:top w:val="single" w:sz="4" w:space="0" w:color="B7BCC2"/>
-              <w:left w:val="single" w:sz="4" w:space="0" w:color="B7BCC2"/>
-              <w:bottom w:val="single" w:sz="4" w:space="0" w:color="B7BCC2"/>
-              <w:right w:val="single" w:sz="4" w:space="0" w:color="B7BCC2"/>
-            </w:tcBorders>
-            <w:shd w:val="clear" w:color="auto" w:fill="F2F6FA"/>
-            <w:tcMar>
-              <w:top w:w="70" w:type="dxa"/>
-              <w:left w:w="110" w:type="dxa"/>
-              <w:bottom w:w="70" w:type="dxa"/>
-              <w:right w:w="110" w:type="dxa"/>
-            </w:tcMar>
-            <w:vAlign w:val="center"/>
-          </w:tcPr>
-          <w:p/>
-        </w:tc>
-        <w:tc>
-          <w:tcPr>
-            <w:tcW w:w="637" w:type="dxa"/>
-            <w:tcBorders>
-              <w:top w:val="single" w:sz="4" w:space="0" w:color="B7BCC2"/>
-              <w:left w:val="single" w:sz="4" w:space="0" w:color="B7BCC2"/>
-              <w:bottom w:val="single" w:sz="4" w:space="0" w:color="B7BCC2"/>
-              <w:right w:val="single" w:sz="4" w:space="0" w:color="B7BCC2"/>
-            </w:tcBorders>
-            <w:shd w:val="clear" w:color="auto" w:fill="F2F6FA"/>
-            <w:tcMar>
-              <w:top w:w="70" w:type="dxa"/>
-              <w:left w:w="110" w:type="dxa"/>
-              <w:bottom w:w="70" w:type="dxa"/>
-              <w:right w:w="110" w:type="dxa"/>
-            </w:tcMar>
-            <w:vAlign w:val="center"/>
-          </w:tcPr>
-          <w:p/>
-        </w:tc>
-        <w:tc>
-          <w:tcPr>
-            <w:tcW w:w="637" w:type="dxa"/>
-            <w:tcBorders>
-              <w:top w:val="single" w:sz="4" w:space="0" w:color="B7BCC2"/>
-              <w:left w:val="single" w:sz="4" w:space="0" w:color="B7BCC2"/>
-              <w:bottom w:val="single" w:sz="4" w:space="0" w:color="B7BCC2"/>
-              <w:right w:val="single" w:sz="4" w:space="0" w:color="B7BCC2"/>
+              <w:left w:val="nil"/>
+              <w:bottom w:val="single" w:sz="4" w:space="0" w:color="B7BCC2"/>
+              <w:right w:val="nil"/>
+            </w:tcBorders>
+            <w:shd w:val="clear" w:color="auto" w:fill="F2F6FA"/>
+            <w:tcMar>
+              <w:top w:w="70" w:type="dxa"/>
+              <w:left w:w="110" w:type="dxa"/>
+              <w:bottom w:w="70" w:type="dxa"/>
+              <w:right w:w="110" w:type="dxa"/>
+            </w:tcMar>
+            <w:vAlign w:val="center"/>
+          </w:tcPr>
+          <w:p/>
+        </w:tc>
+        <w:tc>
+          <w:tcPr>
+            <w:tcW w:w="637" w:type="dxa"/>
+            <w:tcBorders>
+              <w:top w:val="single" w:sz="4" w:space="0" w:color="B7BCC2"/>
+              <w:left w:val="nil"/>
+              <w:bottom w:val="single" w:sz="4" w:space="0" w:color="B7BCC2"/>
+              <w:right w:val="nil"/>
+            </w:tcBorders>
+            <w:shd w:val="clear" w:color="auto" w:fill="F2F6FA"/>
+            <w:tcMar>
+              <w:top w:w="70" w:type="dxa"/>
+              <w:left w:w="110" w:type="dxa"/>
+              <w:bottom w:w="70" w:type="dxa"/>
+              <w:right w:w="110" w:type="dxa"/>
+            </w:tcMar>
+            <w:vAlign w:val="center"/>
+          </w:tcPr>
+          <w:p/>
+        </w:tc>
+        <w:tc>
+          <w:tcPr>
+            <w:tcW w:w="637" w:type="dxa"/>
+            <w:tcBorders>
+              <w:top w:val="single" w:sz="4" w:space="0" w:color="B7BCC2"/>
+              <w:left w:val="nil"/>
+              <w:bottom w:val="single" w:sz="4" w:space="0" w:color="B7BCC2"/>
+              <w:right w:val="nil"/>
+            </w:tcBorders>
+            <w:shd w:val="clear" w:color="auto" w:fill="F2F6FA"/>
+            <w:tcMar>
+              <w:top w:w="70" w:type="dxa"/>
+              <w:left w:w="110" w:type="dxa"/>
+              <w:bottom w:w="70" w:type="dxa"/>
+              <w:right w:w="110" w:type="dxa"/>
+            </w:tcMar>
+            <w:vAlign w:val="center"/>
+          </w:tcPr>
+          <w:p/>
+        </w:tc>
+        <w:tc>
+          <w:tcPr>
+            <w:tcW w:w="637" w:type="dxa"/>
+            <w:tcBorders>
+              <w:top w:val="single" w:sz="4" w:space="0" w:color="B7BCC2"/>
+              <w:left w:val="nil"/>
+              <w:bottom w:val="single" w:sz="4" w:space="0" w:color="B7BCC2"/>
+              <w:right w:val="nil"/>
+            </w:tcBorders>
+            <w:shd w:val="clear" w:color="auto" w:fill="F2F6FA"/>
+            <w:tcMar>
+              <w:top w:w="70" w:type="dxa"/>
+              <w:left w:w="110" w:type="dxa"/>
+              <w:bottom w:w="70" w:type="dxa"/>
+              <w:right w:w="110" w:type="dxa"/>
+            </w:tcMar>
+            <w:vAlign w:val="center"/>
+          </w:tcPr>
+          <w:p/>
+        </w:tc>
+        <w:tc>
+          <w:tcPr>
+            <w:tcW w:w="637" w:type="dxa"/>
+            <w:tcBorders>
+              <w:top w:val="single" w:sz="4" w:space="0" w:color="B7BCC2"/>
+              <w:left w:val="nil"/>
+              <w:bottom w:val="single" w:sz="4" w:space="0" w:color="B7BCC2"/>
+              <w:right w:val="nil"/>
+            </w:tcBorders>
+            <w:shd w:val="clear" w:color="auto" w:fill="F2F6FA"/>
+            <w:tcMar>
+              <w:top w:w="70" w:type="dxa"/>
+              <w:left w:w="110" w:type="dxa"/>
+              <w:bottom w:w="70" w:type="dxa"/>
+              <w:right w:w="110" w:type="dxa"/>
+            </w:tcMar>
+            <w:vAlign w:val="center"/>
+          </w:tcPr>
+          <w:p/>
+        </w:tc>
+        <w:tc>
+          <w:tcPr>
+            <w:tcW w:w="637" w:type="dxa"/>
+            <w:tcBorders>
+              <w:top w:val="single" w:sz="4" w:space="0" w:color="B7BCC2"/>
+              <w:left w:val="nil"/>
+              <w:bottom w:val="single" w:sz="4" w:space="0" w:color="B7BCC2"/>
+              <w:right w:val="nil"/>
             </w:tcBorders>
             <w:shd w:val="clear" w:color="auto" w:fill="F2F6FA"/>
             <w:tcMar>
@@ -5001,7 +4124,7 @@
             <w:tcW w:w="639" w:type="dxa"/>
             <w:tcBorders>
               <w:top w:val="single" w:sz="4" w:space="0" w:color="B7BCC2"/>
-              <w:left w:val="single" w:sz="4" w:space="0" w:color="B7BCC2"/>
+              <w:left w:val="nil"/>
               <w:bottom w:val="single" w:sz="4" w:space="0" w:color="B7BCC2"/>
               <w:right w:val="single" w:sz="4" w:space="0" w:color="B7BCC2"/>
             </w:tcBorders>
@@ -5018,12 +4141,9 @@
         </w:tc>
       </w:tr>
       <w:tr>
-        <w:tblPrEx>
-          <w:tblCellMar>
-            <w:top w:w="0" w:type="dxa"/>
-            <w:bottom w:w="0" w:type="dxa"/>
-          </w:tblCellMar>
-        </w:tblPrEx>
+        <w:trPr>
+          <w:cantSplit/>
+        </w:trPr>
         <w:tc>
           <w:tcPr>
             <w:tcW w:w="2700" w:type="dxa"/>
@@ -5031,7 +4151,7 @@
               <w:top w:val="single" w:sz="4" w:space="0" w:color="B7BCC2"/>
               <w:left w:val="single" w:sz="4" w:space="0" w:color="B7BCC2"/>
               <w:bottom w:val="single" w:sz="4" w:space="0" w:color="B7BCC2"/>
-              <w:right w:val="single" w:sz="4" w:space="0" w:color="B7BCC2"/>
+              <w:right w:val="nil"/>
             </w:tcBorders>
             <w:shd w:val="clear" w:color="auto" w:fill="FFFFFF"/>
             <w:tcMar>
@@ -5058,69 +4178,69 @@
             <w:tcW w:w="637" w:type="dxa"/>
             <w:tcBorders>
               <w:top w:val="single" w:sz="4" w:space="0" w:color="B7BCC2"/>
-              <w:left w:val="single" w:sz="4" w:space="0" w:color="B7BCC2"/>
-              <w:bottom w:val="single" w:sz="4" w:space="0" w:color="B7BCC2"/>
-              <w:right w:val="single" w:sz="4" w:space="0" w:color="B7BCC2"/>
-            </w:tcBorders>
-            <w:shd w:val="clear" w:color="auto" w:fill="F2F6FA"/>
-            <w:tcMar>
-              <w:top w:w="70" w:type="dxa"/>
-              <w:left w:w="110" w:type="dxa"/>
-              <w:bottom w:w="70" w:type="dxa"/>
-              <w:right w:w="110" w:type="dxa"/>
-            </w:tcMar>
-            <w:vAlign w:val="center"/>
-          </w:tcPr>
-          <w:p/>
-        </w:tc>
-        <w:tc>
-          <w:tcPr>
-            <w:tcW w:w="637" w:type="dxa"/>
-            <w:tcBorders>
-              <w:top w:val="single" w:sz="4" w:space="0" w:color="B7BCC2"/>
-              <w:left w:val="single" w:sz="4" w:space="0" w:color="B7BCC2"/>
-              <w:bottom w:val="single" w:sz="4" w:space="0" w:color="B7BCC2"/>
-              <w:right w:val="single" w:sz="4" w:space="0" w:color="B7BCC2"/>
-            </w:tcBorders>
-            <w:shd w:val="clear" w:color="auto" w:fill="F2F6FA"/>
-            <w:tcMar>
-              <w:top w:w="70" w:type="dxa"/>
-              <w:left w:w="110" w:type="dxa"/>
-              <w:bottom w:w="70" w:type="dxa"/>
-              <w:right w:w="110" w:type="dxa"/>
-            </w:tcMar>
-            <w:vAlign w:val="center"/>
-          </w:tcPr>
-          <w:p/>
-        </w:tc>
-        <w:tc>
-          <w:tcPr>
-            <w:tcW w:w="637" w:type="dxa"/>
-            <w:tcBorders>
-              <w:top w:val="single" w:sz="4" w:space="0" w:color="B7BCC2"/>
-              <w:left w:val="single" w:sz="4" w:space="0" w:color="B7BCC2"/>
-              <w:bottom w:val="single" w:sz="4" w:space="0" w:color="B7BCC2"/>
-              <w:right w:val="single" w:sz="4" w:space="0" w:color="B7BCC2"/>
-            </w:tcBorders>
-            <w:shd w:val="clear" w:color="auto" w:fill="F2F6FA"/>
-            <w:tcMar>
-              <w:top w:w="70" w:type="dxa"/>
-              <w:left w:w="110" w:type="dxa"/>
-              <w:bottom w:w="70" w:type="dxa"/>
-              <w:right w:w="110" w:type="dxa"/>
-            </w:tcMar>
-            <w:vAlign w:val="center"/>
-          </w:tcPr>
-          <w:p/>
-        </w:tc>
-        <w:tc>
-          <w:tcPr>
-            <w:tcW w:w="637" w:type="dxa"/>
-            <w:tcBorders>
-              <w:top w:val="single" w:sz="4" w:space="0" w:color="B7BCC2"/>
-              <w:left w:val="single" w:sz="4" w:space="0" w:color="B7BCC2"/>
-              <w:bottom w:val="single" w:sz="4" w:space="0" w:color="B7BCC2"/>
-              <w:right w:val="single" w:sz="4" w:space="0" w:color="B7BCC2"/>
+              <w:left w:val="nil"/>
+              <w:bottom w:val="single" w:sz="4" w:space="0" w:color="B7BCC2"/>
+              <w:right w:val="nil"/>
+            </w:tcBorders>
+            <w:shd w:val="clear" w:color="auto" w:fill="F2F6FA"/>
+            <w:tcMar>
+              <w:top w:w="70" w:type="dxa"/>
+              <w:left w:w="110" w:type="dxa"/>
+              <w:bottom w:w="70" w:type="dxa"/>
+              <w:right w:w="110" w:type="dxa"/>
+            </w:tcMar>
+            <w:vAlign w:val="center"/>
+          </w:tcPr>
+          <w:p/>
+        </w:tc>
+        <w:tc>
+          <w:tcPr>
+            <w:tcW w:w="637" w:type="dxa"/>
+            <w:tcBorders>
+              <w:top w:val="single" w:sz="4" w:space="0" w:color="B7BCC2"/>
+              <w:left w:val="nil"/>
+              <w:bottom w:val="single" w:sz="4" w:space="0" w:color="B7BCC2"/>
+              <w:right w:val="nil"/>
+            </w:tcBorders>
+            <w:shd w:val="clear" w:color="auto" w:fill="F2F6FA"/>
+            <w:tcMar>
+              <w:top w:w="70" w:type="dxa"/>
+              <w:left w:w="110" w:type="dxa"/>
+              <w:bottom w:w="70" w:type="dxa"/>
+              <w:right w:w="110" w:type="dxa"/>
+            </w:tcMar>
+            <w:vAlign w:val="center"/>
+          </w:tcPr>
+          <w:p/>
+        </w:tc>
+        <w:tc>
+          <w:tcPr>
+            <w:tcW w:w="637" w:type="dxa"/>
+            <w:tcBorders>
+              <w:top w:val="single" w:sz="4" w:space="0" w:color="B7BCC2"/>
+              <w:left w:val="nil"/>
+              <w:bottom w:val="single" w:sz="4" w:space="0" w:color="B7BCC2"/>
+              <w:right w:val="nil"/>
+            </w:tcBorders>
+            <w:shd w:val="clear" w:color="auto" w:fill="F2F6FA"/>
+            <w:tcMar>
+              <w:top w:w="70" w:type="dxa"/>
+              <w:left w:w="110" w:type="dxa"/>
+              <w:bottom w:w="70" w:type="dxa"/>
+              <w:right w:w="110" w:type="dxa"/>
+            </w:tcMar>
+            <w:vAlign w:val="center"/>
+          </w:tcPr>
+          <w:p/>
+        </w:tc>
+        <w:tc>
+          <w:tcPr>
+            <w:tcW w:w="637" w:type="dxa"/>
+            <w:tcBorders>
+              <w:top w:val="single" w:sz="4" w:space="0" w:color="B7BCC2"/>
+              <w:left w:val="nil"/>
+              <w:bottom w:val="single" w:sz="4" w:space="0" w:color="B7BCC2"/>
+              <w:right w:val="nil"/>
             </w:tcBorders>
             <w:shd w:val="clear" w:color="auto" w:fill="15406B"/>
             <w:tcMar>
@@ -5138,9 +4258,9 @@
             <w:tcW w:w="637" w:type="dxa"/>
             <w:tcBorders>
               <w:top w:val="single" w:sz="4" w:space="0" w:color="B7BCC2"/>
-              <w:left w:val="single" w:sz="4" w:space="0" w:color="B7BCC2"/>
-              <w:bottom w:val="single" w:sz="4" w:space="0" w:color="B7BCC2"/>
-              <w:right w:val="single" w:sz="4" w:space="0" w:color="B7BCC2"/>
+              <w:left w:val="nil"/>
+              <w:bottom w:val="single" w:sz="4" w:space="0" w:color="B7BCC2"/>
+              <w:right w:val="nil"/>
             </w:tcBorders>
             <w:shd w:val="clear" w:color="auto" w:fill="15406B"/>
             <w:tcMar>
@@ -5158,69 +4278,69 @@
             <w:tcW w:w="637" w:type="dxa"/>
             <w:tcBorders>
               <w:top w:val="single" w:sz="4" w:space="0" w:color="B7BCC2"/>
-              <w:left w:val="single" w:sz="4" w:space="0" w:color="B7BCC2"/>
-              <w:bottom w:val="single" w:sz="4" w:space="0" w:color="B7BCC2"/>
-              <w:right w:val="single" w:sz="4" w:space="0" w:color="B7BCC2"/>
-            </w:tcBorders>
-            <w:shd w:val="clear" w:color="auto" w:fill="F2F6FA"/>
-            <w:tcMar>
-              <w:top w:w="70" w:type="dxa"/>
-              <w:left w:w="110" w:type="dxa"/>
-              <w:bottom w:w="70" w:type="dxa"/>
-              <w:right w:w="110" w:type="dxa"/>
-            </w:tcMar>
-            <w:vAlign w:val="center"/>
-          </w:tcPr>
-          <w:p/>
-        </w:tc>
-        <w:tc>
-          <w:tcPr>
-            <w:tcW w:w="637" w:type="dxa"/>
-            <w:tcBorders>
-              <w:top w:val="single" w:sz="4" w:space="0" w:color="B7BCC2"/>
-              <w:left w:val="single" w:sz="4" w:space="0" w:color="B7BCC2"/>
-              <w:bottom w:val="single" w:sz="4" w:space="0" w:color="B7BCC2"/>
-              <w:right w:val="single" w:sz="4" w:space="0" w:color="B7BCC2"/>
-            </w:tcBorders>
-            <w:shd w:val="clear" w:color="auto" w:fill="F2F6FA"/>
-            <w:tcMar>
-              <w:top w:w="70" w:type="dxa"/>
-              <w:left w:w="110" w:type="dxa"/>
-              <w:bottom w:w="70" w:type="dxa"/>
-              <w:right w:w="110" w:type="dxa"/>
-            </w:tcMar>
-            <w:vAlign w:val="center"/>
-          </w:tcPr>
-          <w:p/>
-        </w:tc>
-        <w:tc>
-          <w:tcPr>
-            <w:tcW w:w="637" w:type="dxa"/>
-            <w:tcBorders>
-              <w:top w:val="single" w:sz="4" w:space="0" w:color="B7BCC2"/>
-              <w:left w:val="single" w:sz="4" w:space="0" w:color="B7BCC2"/>
-              <w:bottom w:val="single" w:sz="4" w:space="0" w:color="B7BCC2"/>
-              <w:right w:val="single" w:sz="4" w:space="0" w:color="B7BCC2"/>
-            </w:tcBorders>
-            <w:shd w:val="clear" w:color="auto" w:fill="F2F6FA"/>
-            <w:tcMar>
-              <w:top w:w="70" w:type="dxa"/>
-              <w:left w:w="110" w:type="dxa"/>
-              <w:bottom w:w="70" w:type="dxa"/>
-              <w:right w:w="110" w:type="dxa"/>
-            </w:tcMar>
-            <w:vAlign w:val="center"/>
-          </w:tcPr>
-          <w:p/>
-        </w:tc>
-        <w:tc>
-          <w:tcPr>
-            <w:tcW w:w="637" w:type="dxa"/>
-            <w:tcBorders>
-              <w:top w:val="single" w:sz="4" w:space="0" w:color="B7BCC2"/>
-              <w:left w:val="single" w:sz="4" w:space="0" w:color="B7BCC2"/>
-              <w:bottom w:val="single" w:sz="4" w:space="0" w:color="B7BCC2"/>
-              <w:right w:val="single" w:sz="4" w:space="0" w:color="B7BCC2"/>
+              <w:left w:val="nil"/>
+              <w:bottom w:val="single" w:sz="4" w:space="0" w:color="B7BCC2"/>
+              <w:right w:val="nil"/>
+            </w:tcBorders>
+            <w:shd w:val="clear" w:color="auto" w:fill="F2F6FA"/>
+            <w:tcMar>
+              <w:top w:w="70" w:type="dxa"/>
+              <w:left w:w="110" w:type="dxa"/>
+              <w:bottom w:w="70" w:type="dxa"/>
+              <w:right w:w="110" w:type="dxa"/>
+            </w:tcMar>
+            <w:vAlign w:val="center"/>
+          </w:tcPr>
+          <w:p/>
+        </w:tc>
+        <w:tc>
+          <w:tcPr>
+            <w:tcW w:w="637" w:type="dxa"/>
+            <w:tcBorders>
+              <w:top w:val="single" w:sz="4" w:space="0" w:color="B7BCC2"/>
+              <w:left w:val="nil"/>
+              <w:bottom w:val="single" w:sz="4" w:space="0" w:color="B7BCC2"/>
+              <w:right w:val="nil"/>
+            </w:tcBorders>
+            <w:shd w:val="clear" w:color="auto" w:fill="F2F6FA"/>
+            <w:tcMar>
+              <w:top w:w="70" w:type="dxa"/>
+              <w:left w:w="110" w:type="dxa"/>
+              <w:bottom w:w="70" w:type="dxa"/>
+              <w:right w:w="110" w:type="dxa"/>
+            </w:tcMar>
+            <w:vAlign w:val="center"/>
+          </w:tcPr>
+          <w:p/>
+        </w:tc>
+        <w:tc>
+          <w:tcPr>
+            <w:tcW w:w="637" w:type="dxa"/>
+            <w:tcBorders>
+              <w:top w:val="single" w:sz="4" w:space="0" w:color="B7BCC2"/>
+              <w:left w:val="nil"/>
+              <w:bottom w:val="single" w:sz="4" w:space="0" w:color="B7BCC2"/>
+              <w:right w:val="nil"/>
+            </w:tcBorders>
+            <w:shd w:val="clear" w:color="auto" w:fill="F2F6FA"/>
+            <w:tcMar>
+              <w:top w:w="70" w:type="dxa"/>
+              <w:left w:w="110" w:type="dxa"/>
+              <w:bottom w:w="70" w:type="dxa"/>
+              <w:right w:w="110" w:type="dxa"/>
+            </w:tcMar>
+            <w:vAlign w:val="center"/>
+          </w:tcPr>
+          <w:p/>
+        </w:tc>
+        <w:tc>
+          <w:tcPr>
+            <w:tcW w:w="637" w:type="dxa"/>
+            <w:tcBorders>
+              <w:top w:val="single" w:sz="4" w:space="0" w:color="B7BCC2"/>
+              <w:left w:val="nil"/>
+              <w:bottom w:val="single" w:sz="4" w:space="0" w:color="B7BCC2"/>
+              <w:right w:val="nil"/>
             </w:tcBorders>
             <w:shd w:val="clear" w:color="auto" w:fill="F2F6FA"/>
             <w:tcMar>
@@ -5238,7 +4358,7 @@
             <w:tcW w:w="639" w:type="dxa"/>
             <w:tcBorders>
               <w:top w:val="single" w:sz="4" w:space="0" w:color="B7BCC2"/>
-              <w:left w:val="single" w:sz="4" w:space="0" w:color="B7BCC2"/>
+              <w:left w:val="nil"/>
               <w:bottom w:val="single" w:sz="4" w:space="0" w:color="B7BCC2"/>
               <w:right w:val="single" w:sz="4" w:space="0" w:color="B7BCC2"/>
             </w:tcBorders>
@@ -5255,12 +4375,9 @@
         </w:tc>
       </w:tr>
       <w:tr>
-        <w:tblPrEx>
-          <w:tblCellMar>
-            <w:top w:w="0" w:type="dxa"/>
-            <w:bottom w:w="0" w:type="dxa"/>
-          </w:tblCellMar>
-        </w:tblPrEx>
+        <w:trPr>
+          <w:cantSplit/>
+        </w:trPr>
         <w:tc>
           <w:tcPr>
             <w:tcW w:w="2700" w:type="dxa"/>
@@ -5268,7 +4385,7 @@
               <w:top w:val="single" w:sz="4" w:space="0" w:color="B7BCC2"/>
               <w:left w:val="single" w:sz="4" w:space="0" w:color="B7BCC2"/>
               <w:bottom w:val="single" w:sz="4" w:space="0" w:color="B7BCC2"/>
-              <w:right w:val="single" w:sz="4" w:space="0" w:color="B7BCC2"/>
+              <w:right w:val="nil"/>
             </w:tcBorders>
             <w:shd w:val="clear" w:color="auto" w:fill="FFFFFF"/>
             <w:tcMar>
@@ -5286,116 +4403,606 @@
                 <w:sz w:val="19"/>
                 <w:szCs w:val="19"/>
               </w:rPr>
-              <w:t xml:space="preserve">5. Pipeline </w:t>
-            </w:r>
-            <w:proofErr w:type="spellStart"/>
+              <w:t>5. Pipeline Impl. (P1/P2/P3)</w:t>
+            </w:r>
+          </w:p>
+        </w:tc>
+        <w:tc>
+          <w:tcPr>
+            <w:tcW w:w="637" w:type="dxa"/>
+            <w:tcBorders>
+              <w:top w:val="single" w:sz="4" w:space="0" w:color="B7BCC2"/>
+              <w:left w:val="nil"/>
+              <w:bottom w:val="single" w:sz="4" w:space="0" w:color="B7BCC2"/>
+              <w:right w:val="nil"/>
+            </w:tcBorders>
+            <w:shd w:val="clear" w:color="auto" w:fill="F2F6FA"/>
+            <w:tcMar>
+              <w:top w:w="70" w:type="dxa"/>
+              <w:left w:w="110" w:type="dxa"/>
+              <w:bottom w:w="70" w:type="dxa"/>
+              <w:right w:w="110" w:type="dxa"/>
+            </w:tcMar>
+            <w:vAlign w:val="center"/>
+          </w:tcPr>
+          <w:p/>
+        </w:tc>
+        <w:tc>
+          <w:tcPr>
+            <w:tcW w:w="637" w:type="dxa"/>
+            <w:tcBorders>
+              <w:top w:val="single" w:sz="4" w:space="0" w:color="B7BCC2"/>
+              <w:left w:val="nil"/>
+              <w:bottom w:val="single" w:sz="4" w:space="0" w:color="B7BCC2"/>
+              <w:right w:val="nil"/>
+            </w:tcBorders>
+            <w:shd w:val="clear" w:color="auto" w:fill="F2F6FA"/>
+            <w:tcMar>
+              <w:top w:w="70" w:type="dxa"/>
+              <w:left w:w="110" w:type="dxa"/>
+              <w:bottom w:w="70" w:type="dxa"/>
+              <w:right w:w="110" w:type="dxa"/>
+            </w:tcMar>
+            <w:vAlign w:val="center"/>
+          </w:tcPr>
+          <w:p/>
+        </w:tc>
+        <w:tc>
+          <w:tcPr>
+            <w:tcW w:w="637" w:type="dxa"/>
+            <w:tcBorders>
+              <w:top w:val="single" w:sz="4" w:space="0" w:color="B7BCC2"/>
+              <w:left w:val="nil"/>
+              <w:bottom w:val="single" w:sz="4" w:space="0" w:color="B7BCC2"/>
+              <w:right w:val="nil"/>
+            </w:tcBorders>
+            <w:shd w:val="clear" w:color="auto" w:fill="F2F6FA"/>
+            <w:tcMar>
+              <w:top w:w="70" w:type="dxa"/>
+              <w:left w:w="110" w:type="dxa"/>
+              <w:bottom w:w="70" w:type="dxa"/>
+              <w:right w:w="110" w:type="dxa"/>
+            </w:tcMar>
+            <w:vAlign w:val="center"/>
+          </w:tcPr>
+          <w:p/>
+        </w:tc>
+        <w:tc>
+          <w:tcPr>
+            <w:tcW w:w="637" w:type="dxa"/>
+            <w:tcBorders>
+              <w:top w:val="single" w:sz="4" w:space="0" w:color="B7BCC2"/>
+              <w:left w:val="nil"/>
+              <w:bottom w:val="single" w:sz="4" w:space="0" w:color="B7BCC2"/>
+              <w:right w:val="nil"/>
+            </w:tcBorders>
+            <w:shd w:val="clear" w:color="auto" w:fill="F2F6FA"/>
+            <w:tcMar>
+              <w:top w:w="70" w:type="dxa"/>
+              <w:left w:w="110" w:type="dxa"/>
+              <w:bottom w:w="70" w:type="dxa"/>
+              <w:right w:w="110" w:type="dxa"/>
+            </w:tcMar>
+            <w:vAlign w:val="center"/>
+          </w:tcPr>
+          <w:p/>
+        </w:tc>
+        <w:tc>
+          <w:tcPr>
+            <w:tcW w:w="637" w:type="dxa"/>
+            <w:tcBorders>
+              <w:top w:val="single" w:sz="4" w:space="0" w:color="B7BCC2"/>
+              <w:left w:val="nil"/>
+              <w:bottom w:val="single" w:sz="4" w:space="0" w:color="B7BCC2"/>
+              <w:right w:val="nil"/>
+            </w:tcBorders>
+            <w:shd w:val="clear" w:color="auto" w:fill="15406B"/>
+            <w:tcMar>
+              <w:top w:w="70" w:type="dxa"/>
+              <w:left w:w="110" w:type="dxa"/>
+              <w:bottom w:w="70" w:type="dxa"/>
+              <w:right w:w="110" w:type="dxa"/>
+            </w:tcMar>
+            <w:vAlign w:val="center"/>
+          </w:tcPr>
+          <w:p/>
+        </w:tc>
+        <w:tc>
+          <w:tcPr>
+            <w:tcW w:w="637" w:type="dxa"/>
+            <w:tcBorders>
+              <w:top w:val="single" w:sz="4" w:space="0" w:color="B7BCC2"/>
+              <w:left w:val="nil"/>
+              <w:bottom w:val="single" w:sz="4" w:space="0" w:color="B7BCC2"/>
+              <w:right w:val="nil"/>
+            </w:tcBorders>
+            <w:shd w:val="clear" w:color="auto" w:fill="15406B"/>
+            <w:tcMar>
+              <w:top w:w="70" w:type="dxa"/>
+              <w:left w:w="110" w:type="dxa"/>
+              <w:bottom w:w="70" w:type="dxa"/>
+              <w:right w:w="110" w:type="dxa"/>
+            </w:tcMar>
+            <w:vAlign w:val="center"/>
+          </w:tcPr>
+          <w:p/>
+        </w:tc>
+        <w:tc>
+          <w:tcPr>
+            <w:tcW w:w="637" w:type="dxa"/>
+            <w:tcBorders>
+              <w:top w:val="single" w:sz="4" w:space="0" w:color="B7BCC2"/>
+              <w:left w:val="nil"/>
+              <w:bottom w:val="single" w:sz="4" w:space="0" w:color="B7BCC2"/>
+              <w:right w:val="nil"/>
+            </w:tcBorders>
+            <w:shd w:val="clear" w:color="auto" w:fill="F2F6FA"/>
+            <w:tcMar>
+              <w:top w:w="70" w:type="dxa"/>
+              <w:left w:w="110" w:type="dxa"/>
+              <w:bottom w:w="70" w:type="dxa"/>
+              <w:right w:w="110" w:type="dxa"/>
+            </w:tcMar>
+            <w:vAlign w:val="center"/>
+          </w:tcPr>
+          <w:p/>
+        </w:tc>
+        <w:tc>
+          <w:tcPr>
+            <w:tcW w:w="637" w:type="dxa"/>
+            <w:tcBorders>
+              <w:top w:val="single" w:sz="4" w:space="0" w:color="B7BCC2"/>
+              <w:left w:val="nil"/>
+              <w:bottom w:val="single" w:sz="4" w:space="0" w:color="B7BCC2"/>
+              <w:right w:val="nil"/>
+            </w:tcBorders>
+            <w:shd w:val="clear" w:color="auto" w:fill="F2F6FA"/>
+            <w:tcMar>
+              <w:top w:w="70" w:type="dxa"/>
+              <w:left w:w="110" w:type="dxa"/>
+              <w:bottom w:w="70" w:type="dxa"/>
+              <w:right w:w="110" w:type="dxa"/>
+            </w:tcMar>
+            <w:vAlign w:val="center"/>
+          </w:tcPr>
+          <w:p/>
+        </w:tc>
+        <w:tc>
+          <w:tcPr>
+            <w:tcW w:w="637" w:type="dxa"/>
+            <w:tcBorders>
+              <w:top w:val="single" w:sz="4" w:space="0" w:color="B7BCC2"/>
+              <w:left w:val="nil"/>
+              <w:bottom w:val="single" w:sz="4" w:space="0" w:color="B7BCC2"/>
+              <w:right w:val="nil"/>
+            </w:tcBorders>
+            <w:shd w:val="clear" w:color="auto" w:fill="F2F6FA"/>
+            <w:tcMar>
+              <w:top w:w="70" w:type="dxa"/>
+              <w:left w:w="110" w:type="dxa"/>
+              <w:bottom w:w="70" w:type="dxa"/>
+              <w:right w:w="110" w:type="dxa"/>
+            </w:tcMar>
+            <w:vAlign w:val="center"/>
+          </w:tcPr>
+          <w:p/>
+        </w:tc>
+        <w:tc>
+          <w:tcPr>
+            <w:tcW w:w="639" w:type="dxa"/>
+            <w:tcBorders>
+              <w:top w:val="single" w:sz="4" w:space="0" w:color="B7BCC2"/>
+              <w:left w:val="nil"/>
+              <w:bottom w:val="single" w:sz="4" w:space="0" w:color="B7BCC2"/>
+              <w:right w:val="single" w:sz="4" w:space="0" w:color="B7BCC2"/>
+            </w:tcBorders>
+            <w:shd w:val="clear" w:color="auto" w:fill="F2F6FA"/>
+            <w:tcMar>
+              <w:top w:w="70" w:type="dxa"/>
+              <w:left w:w="110" w:type="dxa"/>
+              <w:bottom w:w="70" w:type="dxa"/>
+              <w:right w:w="110" w:type="dxa"/>
+            </w:tcMar>
+            <w:vAlign w:val="center"/>
+          </w:tcPr>
+          <w:p/>
+        </w:tc>
+      </w:tr>
+      <w:tr>
+        <w:trPr>
+          <w:cantSplit/>
+        </w:trPr>
+        <w:tc>
+          <w:tcPr>
+            <w:tcW w:w="2700" w:type="dxa"/>
+            <w:tcBorders>
+              <w:top w:val="single" w:sz="4" w:space="0" w:color="B7BCC2"/>
+              <w:left w:val="single" w:sz="4" w:space="0" w:color="B7BCC2"/>
+              <w:bottom w:val="single" w:sz="4" w:space="0" w:color="B7BCC2"/>
+              <w:right w:val="nil"/>
+            </w:tcBorders>
+            <w:shd w:val="clear" w:color="auto" w:fill="FFFFFF"/>
+            <w:tcMar>
+              <w:top w:w="70" w:type="dxa"/>
+              <w:left w:w="110" w:type="dxa"/>
+              <w:bottom w:w="70" w:type="dxa"/>
+              <w:right w:w="110" w:type="dxa"/>
+            </w:tcMar>
+            <w:vAlign w:val="center"/>
+          </w:tcPr>
+          <w:p>
             <w:r>
               <w:rPr>
                 <w:rFonts w:ascii="Calibri" w:eastAsia="Calibri" w:hAnsi="Calibri" w:cs="Calibri"/>
                 <w:sz w:val="19"/>
                 <w:szCs w:val="19"/>
               </w:rPr>
-              <w:t>Impl</w:t>
-            </w:r>
-            <w:proofErr w:type="spellEnd"/>
+              <w:t>6. Judge Build &amp; Validation Gate</w:t>
+            </w:r>
+          </w:p>
+        </w:tc>
+        <w:tc>
+          <w:tcPr>
+            <w:tcW w:w="637" w:type="dxa"/>
+            <w:tcBorders>
+              <w:top w:val="single" w:sz="4" w:space="0" w:color="B7BCC2"/>
+              <w:left w:val="nil"/>
+              <w:bottom w:val="single" w:sz="4" w:space="0" w:color="B7BCC2"/>
+              <w:right w:val="nil"/>
+            </w:tcBorders>
+            <w:shd w:val="clear" w:color="auto" w:fill="F2F6FA"/>
+            <w:tcMar>
+              <w:top w:w="70" w:type="dxa"/>
+              <w:left w:w="110" w:type="dxa"/>
+              <w:bottom w:w="70" w:type="dxa"/>
+              <w:right w:w="110" w:type="dxa"/>
+            </w:tcMar>
+            <w:vAlign w:val="center"/>
+          </w:tcPr>
+          <w:p/>
+        </w:tc>
+        <w:tc>
+          <w:tcPr>
+            <w:tcW w:w="637" w:type="dxa"/>
+            <w:tcBorders>
+              <w:top w:val="single" w:sz="4" w:space="0" w:color="B7BCC2"/>
+              <w:left w:val="nil"/>
+              <w:bottom w:val="single" w:sz="4" w:space="0" w:color="B7BCC2"/>
+              <w:right w:val="nil"/>
+            </w:tcBorders>
+            <w:shd w:val="clear" w:color="auto" w:fill="F2F6FA"/>
+            <w:tcMar>
+              <w:top w:w="70" w:type="dxa"/>
+              <w:left w:w="110" w:type="dxa"/>
+              <w:bottom w:w="70" w:type="dxa"/>
+              <w:right w:w="110" w:type="dxa"/>
+            </w:tcMar>
+            <w:vAlign w:val="center"/>
+          </w:tcPr>
+          <w:p/>
+        </w:tc>
+        <w:tc>
+          <w:tcPr>
+            <w:tcW w:w="637" w:type="dxa"/>
+            <w:tcBorders>
+              <w:top w:val="single" w:sz="4" w:space="0" w:color="B7BCC2"/>
+              <w:left w:val="nil"/>
+              <w:bottom w:val="single" w:sz="4" w:space="0" w:color="B7BCC2"/>
+              <w:right w:val="nil"/>
+            </w:tcBorders>
+            <w:shd w:val="clear" w:color="auto" w:fill="F2F6FA"/>
+            <w:tcMar>
+              <w:top w:w="70" w:type="dxa"/>
+              <w:left w:w="110" w:type="dxa"/>
+              <w:bottom w:w="70" w:type="dxa"/>
+              <w:right w:w="110" w:type="dxa"/>
+            </w:tcMar>
+            <w:vAlign w:val="center"/>
+          </w:tcPr>
+          <w:p/>
+        </w:tc>
+        <w:tc>
+          <w:tcPr>
+            <w:tcW w:w="637" w:type="dxa"/>
+            <w:tcBorders>
+              <w:top w:val="single" w:sz="4" w:space="0" w:color="B7BCC2"/>
+              <w:left w:val="nil"/>
+              <w:bottom w:val="single" w:sz="4" w:space="0" w:color="B7BCC2"/>
+              <w:right w:val="nil"/>
+            </w:tcBorders>
+            <w:shd w:val="clear" w:color="auto" w:fill="F2F6FA"/>
+            <w:tcMar>
+              <w:top w:w="70" w:type="dxa"/>
+              <w:left w:w="110" w:type="dxa"/>
+              <w:bottom w:w="70" w:type="dxa"/>
+              <w:right w:w="110" w:type="dxa"/>
+            </w:tcMar>
+            <w:vAlign w:val="center"/>
+          </w:tcPr>
+          <w:p/>
+        </w:tc>
+        <w:tc>
+          <w:tcPr>
+            <w:tcW w:w="637" w:type="dxa"/>
+            <w:tcBorders>
+              <w:top w:val="single" w:sz="4" w:space="0" w:color="B7BCC2"/>
+              <w:left w:val="nil"/>
+              <w:bottom w:val="single" w:sz="4" w:space="0" w:color="B7BCC2"/>
+              <w:right w:val="nil"/>
+            </w:tcBorders>
+            <w:shd w:val="clear" w:color="auto" w:fill="F2F6FA"/>
+            <w:tcMar>
+              <w:top w:w="70" w:type="dxa"/>
+              <w:left w:w="110" w:type="dxa"/>
+              <w:bottom w:w="70" w:type="dxa"/>
+              <w:right w:w="110" w:type="dxa"/>
+            </w:tcMar>
+            <w:vAlign w:val="center"/>
+          </w:tcPr>
+          <w:p/>
+        </w:tc>
+        <w:tc>
+          <w:tcPr>
+            <w:tcW w:w="637" w:type="dxa"/>
+            <w:tcBorders>
+              <w:top w:val="single" w:sz="4" w:space="0" w:color="B7BCC2"/>
+              <w:left w:val="nil"/>
+              <w:bottom w:val="single" w:sz="4" w:space="0" w:color="B7BCC2"/>
+              <w:right w:val="nil"/>
+            </w:tcBorders>
+            <w:shd w:val="clear" w:color="auto" w:fill="15406B"/>
+            <w:tcMar>
+              <w:top w:w="70" w:type="dxa"/>
+              <w:left w:w="110" w:type="dxa"/>
+              <w:bottom w:w="70" w:type="dxa"/>
+              <w:right w:w="110" w:type="dxa"/>
+            </w:tcMar>
+            <w:vAlign w:val="center"/>
+          </w:tcPr>
+          <w:p/>
+        </w:tc>
+        <w:tc>
+          <w:tcPr>
+            <w:tcW w:w="637" w:type="dxa"/>
+            <w:tcBorders>
+              <w:top w:val="single" w:sz="4" w:space="0" w:color="B7BCC2"/>
+              <w:left w:val="nil"/>
+              <w:bottom w:val="single" w:sz="4" w:space="0" w:color="B7BCC2"/>
+              <w:right w:val="nil"/>
+            </w:tcBorders>
+            <w:shd w:val="clear" w:color="auto" w:fill="15406B"/>
+            <w:tcMar>
+              <w:top w:w="70" w:type="dxa"/>
+              <w:left w:w="110" w:type="dxa"/>
+              <w:bottom w:w="70" w:type="dxa"/>
+              <w:right w:w="110" w:type="dxa"/>
+            </w:tcMar>
+            <w:vAlign w:val="center"/>
+          </w:tcPr>
+          <w:p/>
+        </w:tc>
+        <w:tc>
+          <w:tcPr>
+            <w:tcW w:w="637" w:type="dxa"/>
+            <w:tcBorders>
+              <w:top w:val="single" w:sz="4" w:space="0" w:color="B7BCC2"/>
+              <w:left w:val="nil"/>
+              <w:bottom w:val="single" w:sz="4" w:space="0" w:color="B7BCC2"/>
+              <w:right w:val="nil"/>
+            </w:tcBorders>
+            <w:shd w:val="clear" w:color="auto" w:fill="F2F6FA"/>
+            <w:tcMar>
+              <w:top w:w="70" w:type="dxa"/>
+              <w:left w:w="110" w:type="dxa"/>
+              <w:bottom w:w="70" w:type="dxa"/>
+              <w:right w:w="110" w:type="dxa"/>
+            </w:tcMar>
+            <w:vAlign w:val="center"/>
+          </w:tcPr>
+          <w:p/>
+        </w:tc>
+        <w:tc>
+          <w:tcPr>
+            <w:tcW w:w="637" w:type="dxa"/>
+            <w:tcBorders>
+              <w:top w:val="single" w:sz="4" w:space="0" w:color="B7BCC2"/>
+              <w:left w:val="nil"/>
+              <w:bottom w:val="single" w:sz="4" w:space="0" w:color="B7BCC2"/>
+              <w:right w:val="nil"/>
+            </w:tcBorders>
+            <w:shd w:val="clear" w:color="auto" w:fill="F2F6FA"/>
+            <w:tcMar>
+              <w:top w:w="70" w:type="dxa"/>
+              <w:left w:w="110" w:type="dxa"/>
+              <w:bottom w:w="70" w:type="dxa"/>
+              <w:right w:w="110" w:type="dxa"/>
+            </w:tcMar>
+            <w:vAlign w:val="center"/>
+          </w:tcPr>
+          <w:p/>
+        </w:tc>
+        <w:tc>
+          <w:tcPr>
+            <w:tcW w:w="639" w:type="dxa"/>
+            <w:tcBorders>
+              <w:top w:val="single" w:sz="4" w:space="0" w:color="B7BCC2"/>
+              <w:left w:val="nil"/>
+              <w:bottom w:val="single" w:sz="4" w:space="0" w:color="B7BCC2"/>
+              <w:right w:val="single" w:sz="4" w:space="0" w:color="B7BCC2"/>
+            </w:tcBorders>
+            <w:shd w:val="clear" w:color="auto" w:fill="F2F6FA"/>
+            <w:tcMar>
+              <w:top w:w="70" w:type="dxa"/>
+              <w:left w:w="110" w:type="dxa"/>
+              <w:bottom w:w="70" w:type="dxa"/>
+              <w:right w:w="110" w:type="dxa"/>
+            </w:tcMar>
+            <w:vAlign w:val="center"/>
+          </w:tcPr>
+          <w:p/>
+        </w:tc>
+      </w:tr>
+      <w:tr>
+        <w:trPr>
+          <w:cantSplit/>
+        </w:trPr>
+        <w:tc>
+          <w:tcPr>
+            <w:tcW w:w="2700" w:type="dxa"/>
+            <w:tcBorders>
+              <w:top w:val="single" w:sz="4" w:space="0" w:color="B7BCC2"/>
+              <w:left w:val="single" w:sz="4" w:space="0" w:color="B7BCC2"/>
+              <w:bottom w:val="single" w:sz="4" w:space="0" w:color="B7BCC2"/>
+              <w:right w:val="nil"/>
+            </w:tcBorders>
+            <w:shd w:val="clear" w:color="auto" w:fill="FFFFFF"/>
+            <w:tcMar>
+              <w:top w:w="70" w:type="dxa"/>
+              <w:left w:w="110" w:type="dxa"/>
+              <w:bottom w:w="70" w:type="dxa"/>
+              <w:right w:w="110" w:type="dxa"/>
+            </w:tcMar>
+            <w:vAlign w:val="center"/>
+          </w:tcPr>
+          <w:p>
             <w:r>
               <w:rPr>
                 <w:rFonts w:ascii="Calibri" w:eastAsia="Calibri" w:hAnsi="Calibri" w:cs="Calibri"/>
                 <w:sz w:val="19"/>
                 <w:szCs w:val="19"/>
               </w:rPr>
-              <w:t>. (P1/P2/P3)</w:t>
-            </w:r>
-          </w:p>
-        </w:tc>
-        <w:tc>
-          <w:tcPr>
-            <w:tcW w:w="637" w:type="dxa"/>
-            <w:tcBorders>
-              <w:top w:val="single" w:sz="4" w:space="0" w:color="B7BCC2"/>
-              <w:left w:val="single" w:sz="4" w:space="0" w:color="B7BCC2"/>
-              <w:bottom w:val="single" w:sz="4" w:space="0" w:color="B7BCC2"/>
-              <w:right w:val="single" w:sz="4" w:space="0" w:color="B7BCC2"/>
-            </w:tcBorders>
-            <w:shd w:val="clear" w:color="auto" w:fill="F2F6FA"/>
-            <w:tcMar>
-              <w:top w:w="70" w:type="dxa"/>
-              <w:left w:w="110" w:type="dxa"/>
-              <w:bottom w:w="70" w:type="dxa"/>
-              <w:right w:w="110" w:type="dxa"/>
-            </w:tcMar>
-            <w:vAlign w:val="center"/>
-          </w:tcPr>
-          <w:p/>
-        </w:tc>
-        <w:tc>
-          <w:tcPr>
-            <w:tcW w:w="637" w:type="dxa"/>
-            <w:tcBorders>
-              <w:top w:val="single" w:sz="4" w:space="0" w:color="B7BCC2"/>
-              <w:left w:val="single" w:sz="4" w:space="0" w:color="B7BCC2"/>
-              <w:bottom w:val="single" w:sz="4" w:space="0" w:color="B7BCC2"/>
-              <w:right w:val="single" w:sz="4" w:space="0" w:color="B7BCC2"/>
-            </w:tcBorders>
-            <w:shd w:val="clear" w:color="auto" w:fill="F2F6FA"/>
-            <w:tcMar>
-              <w:top w:w="70" w:type="dxa"/>
-              <w:left w:w="110" w:type="dxa"/>
-              <w:bottom w:w="70" w:type="dxa"/>
-              <w:right w:w="110" w:type="dxa"/>
-            </w:tcMar>
-            <w:vAlign w:val="center"/>
-          </w:tcPr>
-          <w:p/>
-        </w:tc>
-        <w:tc>
-          <w:tcPr>
-            <w:tcW w:w="637" w:type="dxa"/>
-            <w:tcBorders>
-              <w:top w:val="single" w:sz="4" w:space="0" w:color="B7BCC2"/>
-              <w:left w:val="single" w:sz="4" w:space="0" w:color="B7BCC2"/>
-              <w:bottom w:val="single" w:sz="4" w:space="0" w:color="B7BCC2"/>
-              <w:right w:val="single" w:sz="4" w:space="0" w:color="B7BCC2"/>
-            </w:tcBorders>
-            <w:shd w:val="clear" w:color="auto" w:fill="F2F6FA"/>
-            <w:tcMar>
-              <w:top w:w="70" w:type="dxa"/>
-              <w:left w:w="110" w:type="dxa"/>
-              <w:bottom w:w="70" w:type="dxa"/>
-              <w:right w:w="110" w:type="dxa"/>
-            </w:tcMar>
-            <w:vAlign w:val="center"/>
-          </w:tcPr>
-          <w:p/>
-        </w:tc>
-        <w:tc>
-          <w:tcPr>
-            <w:tcW w:w="637" w:type="dxa"/>
-            <w:tcBorders>
-              <w:top w:val="single" w:sz="4" w:space="0" w:color="B7BCC2"/>
-              <w:left w:val="single" w:sz="4" w:space="0" w:color="B7BCC2"/>
-              <w:bottom w:val="single" w:sz="4" w:space="0" w:color="B7BCC2"/>
-              <w:right w:val="single" w:sz="4" w:space="0" w:color="B7BCC2"/>
-            </w:tcBorders>
-            <w:shd w:val="clear" w:color="auto" w:fill="F2F6FA"/>
-            <w:tcMar>
-              <w:top w:w="70" w:type="dxa"/>
-              <w:left w:w="110" w:type="dxa"/>
-              <w:bottom w:w="70" w:type="dxa"/>
-              <w:right w:w="110" w:type="dxa"/>
-            </w:tcMar>
-            <w:vAlign w:val="center"/>
-          </w:tcPr>
-          <w:p/>
-        </w:tc>
-        <w:tc>
-          <w:tcPr>
-            <w:tcW w:w="637" w:type="dxa"/>
-            <w:tcBorders>
-              <w:top w:val="single" w:sz="4" w:space="0" w:color="B7BCC2"/>
-              <w:left w:val="single" w:sz="4" w:space="0" w:color="B7BCC2"/>
-              <w:bottom w:val="single" w:sz="4" w:space="0" w:color="B7BCC2"/>
-              <w:right w:val="single" w:sz="4" w:space="0" w:color="B7BCC2"/>
+              <w:t>7. Full Benchmark Execution</w:t>
+            </w:r>
+          </w:p>
+        </w:tc>
+        <w:tc>
+          <w:tcPr>
+            <w:tcW w:w="637" w:type="dxa"/>
+            <w:tcBorders>
+              <w:top w:val="single" w:sz="4" w:space="0" w:color="B7BCC2"/>
+              <w:left w:val="nil"/>
+              <w:bottom w:val="single" w:sz="4" w:space="0" w:color="B7BCC2"/>
+              <w:right w:val="nil"/>
+            </w:tcBorders>
+            <w:shd w:val="clear" w:color="auto" w:fill="F2F6FA"/>
+            <w:tcMar>
+              <w:top w:w="70" w:type="dxa"/>
+              <w:left w:w="110" w:type="dxa"/>
+              <w:bottom w:w="70" w:type="dxa"/>
+              <w:right w:w="110" w:type="dxa"/>
+            </w:tcMar>
+            <w:vAlign w:val="center"/>
+          </w:tcPr>
+          <w:p/>
+        </w:tc>
+        <w:tc>
+          <w:tcPr>
+            <w:tcW w:w="637" w:type="dxa"/>
+            <w:tcBorders>
+              <w:top w:val="single" w:sz="4" w:space="0" w:color="B7BCC2"/>
+              <w:left w:val="nil"/>
+              <w:bottom w:val="single" w:sz="4" w:space="0" w:color="B7BCC2"/>
+              <w:right w:val="nil"/>
+            </w:tcBorders>
+            <w:shd w:val="clear" w:color="auto" w:fill="F2F6FA"/>
+            <w:tcMar>
+              <w:top w:w="70" w:type="dxa"/>
+              <w:left w:w="110" w:type="dxa"/>
+              <w:bottom w:w="70" w:type="dxa"/>
+              <w:right w:w="110" w:type="dxa"/>
+            </w:tcMar>
+            <w:vAlign w:val="center"/>
+          </w:tcPr>
+          <w:p/>
+        </w:tc>
+        <w:tc>
+          <w:tcPr>
+            <w:tcW w:w="637" w:type="dxa"/>
+            <w:tcBorders>
+              <w:top w:val="single" w:sz="4" w:space="0" w:color="B7BCC2"/>
+              <w:left w:val="nil"/>
+              <w:bottom w:val="single" w:sz="4" w:space="0" w:color="B7BCC2"/>
+              <w:right w:val="nil"/>
+            </w:tcBorders>
+            <w:shd w:val="clear" w:color="auto" w:fill="F2F6FA"/>
+            <w:tcMar>
+              <w:top w:w="70" w:type="dxa"/>
+              <w:left w:w="110" w:type="dxa"/>
+              <w:bottom w:w="70" w:type="dxa"/>
+              <w:right w:w="110" w:type="dxa"/>
+            </w:tcMar>
+            <w:vAlign w:val="center"/>
+          </w:tcPr>
+          <w:p/>
+        </w:tc>
+        <w:tc>
+          <w:tcPr>
+            <w:tcW w:w="637" w:type="dxa"/>
+            <w:tcBorders>
+              <w:top w:val="single" w:sz="4" w:space="0" w:color="B7BCC2"/>
+              <w:left w:val="nil"/>
+              <w:bottom w:val="single" w:sz="4" w:space="0" w:color="B7BCC2"/>
+              <w:right w:val="nil"/>
+            </w:tcBorders>
+            <w:shd w:val="clear" w:color="auto" w:fill="F2F6FA"/>
+            <w:tcMar>
+              <w:top w:w="70" w:type="dxa"/>
+              <w:left w:w="110" w:type="dxa"/>
+              <w:bottom w:w="70" w:type="dxa"/>
+              <w:right w:w="110" w:type="dxa"/>
+            </w:tcMar>
+            <w:vAlign w:val="center"/>
+          </w:tcPr>
+          <w:p/>
+        </w:tc>
+        <w:tc>
+          <w:tcPr>
+            <w:tcW w:w="637" w:type="dxa"/>
+            <w:tcBorders>
+              <w:top w:val="single" w:sz="4" w:space="0" w:color="B7BCC2"/>
+              <w:left w:val="nil"/>
+              <w:bottom w:val="single" w:sz="4" w:space="0" w:color="B7BCC2"/>
+              <w:right w:val="nil"/>
+            </w:tcBorders>
+            <w:shd w:val="clear" w:color="auto" w:fill="F2F6FA"/>
+            <w:tcMar>
+              <w:top w:w="70" w:type="dxa"/>
+              <w:left w:w="110" w:type="dxa"/>
+              <w:bottom w:w="70" w:type="dxa"/>
+              <w:right w:w="110" w:type="dxa"/>
+            </w:tcMar>
+            <w:vAlign w:val="center"/>
+          </w:tcPr>
+          <w:p/>
+        </w:tc>
+        <w:tc>
+          <w:tcPr>
+            <w:tcW w:w="637" w:type="dxa"/>
+            <w:tcBorders>
+              <w:top w:val="single" w:sz="4" w:space="0" w:color="B7BCC2"/>
+              <w:left w:val="nil"/>
+              <w:bottom w:val="single" w:sz="4" w:space="0" w:color="B7BCC2"/>
+              <w:right w:val="nil"/>
+            </w:tcBorders>
+            <w:shd w:val="clear" w:color="auto" w:fill="F2F6FA"/>
+            <w:tcMar>
+              <w:top w:w="70" w:type="dxa"/>
+              <w:left w:w="110" w:type="dxa"/>
+              <w:bottom w:w="70" w:type="dxa"/>
+              <w:right w:w="110" w:type="dxa"/>
+            </w:tcMar>
+            <w:vAlign w:val="center"/>
+          </w:tcPr>
+          <w:p/>
+        </w:tc>
+        <w:tc>
+          <w:tcPr>
+            <w:tcW w:w="637" w:type="dxa"/>
+            <w:tcBorders>
+              <w:top w:val="single" w:sz="4" w:space="0" w:color="B7BCC2"/>
+              <w:left w:val="nil"/>
+              <w:bottom w:val="single" w:sz="4" w:space="0" w:color="B7BCC2"/>
+              <w:right w:val="nil"/>
             </w:tcBorders>
             <w:shd w:val="clear" w:color="auto" w:fill="15406B"/>
             <w:tcMar>
@@ -5413,9 +5020,9 @@
             <w:tcW w:w="637" w:type="dxa"/>
             <w:tcBorders>
               <w:top w:val="single" w:sz="4" w:space="0" w:color="B7BCC2"/>
-              <w:left w:val="single" w:sz="4" w:space="0" w:color="B7BCC2"/>
-              <w:bottom w:val="single" w:sz="4" w:space="0" w:color="B7BCC2"/>
-              <w:right w:val="single" w:sz="4" w:space="0" w:color="B7BCC2"/>
+              <w:left w:val="nil"/>
+              <w:bottom w:val="single" w:sz="4" w:space="0" w:color="B7BCC2"/>
+              <w:right w:val="nil"/>
             </w:tcBorders>
             <w:shd w:val="clear" w:color="auto" w:fill="15406B"/>
             <w:tcMar>
@@ -5433,51 +5040,11 @@
             <w:tcW w:w="637" w:type="dxa"/>
             <w:tcBorders>
               <w:top w:val="single" w:sz="4" w:space="0" w:color="B7BCC2"/>
-              <w:left w:val="single" w:sz="4" w:space="0" w:color="B7BCC2"/>
-              <w:bottom w:val="single" w:sz="4" w:space="0" w:color="B7BCC2"/>
-              <w:right w:val="single" w:sz="4" w:space="0" w:color="B7BCC2"/>
-            </w:tcBorders>
-            <w:shd w:val="clear" w:color="auto" w:fill="F2F6FA"/>
-            <w:tcMar>
-              <w:top w:w="70" w:type="dxa"/>
-              <w:left w:w="110" w:type="dxa"/>
-              <w:bottom w:w="70" w:type="dxa"/>
-              <w:right w:w="110" w:type="dxa"/>
-            </w:tcMar>
-            <w:vAlign w:val="center"/>
-          </w:tcPr>
-          <w:p/>
-        </w:tc>
-        <w:tc>
-          <w:tcPr>
-            <w:tcW w:w="637" w:type="dxa"/>
-            <w:tcBorders>
-              <w:top w:val="single" w:sz="4" w:space="0" w:color="B7BCC2"/>
-              <w:left w:val="single" w:sz="4" w:space="0" w:color="B7BCC2"/>
-              <w:bottom w:val="single" w:sz="4" w:space="0" w:color="B7BCC2"/>
-              <w:right w:val="single" w:sz="4" w:space="0" w:color="B7BCC2"/>
-            </w:tcBorders>
-            <w:shd w:val="clear" w:color="auto" w:fill="F2F6FA"/>
-            <w:tcMar>
-              <w:top w:w="70" w:type="dxa"/>
-              <w:left w:w="110" w:type="dxa"/>
-              <w:bottom w:w="70" w:type="dxa"/>
-              <w:right w:w="110" w:type="dxa"/>
-            </w:tcMar>
-            <w:vAlign w:val="center"/>
-          </w:tcPr>
-          <w:p/>
-        </w:tc>
-        <w:tc>
-          <w:tcPr>
-            <w:tcW w:w="637" w:type="dxa"/>
-            <w:tcBorders>
-              <w:top w:val="single" w:sz="4" w:space="0" w:color="B7BCC2"/>
-              <w:left w:val="single" w:sz="4" w:space="0" w:color="B7BCC2"/>
-              <w:bottom w:val="single" w:sz="4" w:space="0" w:color="B7BCC2"/>
-              <w:right w:val="single" w:sz="4" w:space="0" w:color="B7BCC2"/>
-            </w:tcBorders>
-            <w:shd w:val="clear" w:color="auto" w:fill="F2F6FA"/>
+              <w:left w:val="nil"/>
+              <w:bottom w:val="single" w:sz="4" w:space="0" w:color="B7BCC2"/>
+              <w:right w:val="nil"/>
+            </w:tcBorders>
+            <w:shd w:val="clear" w:color="auto" w:fill="15406B"/>
             <w:tcMar>
               <w:top w:w="70" w:type="dxa"/>
               <w:left w:w="110" w:type="dxa"/>
@@ -5493,7 +5060,7 @@
             <w:tcW w:w="639" w:type="dxa"/>
             <w:tcBorders>
               <w:top w:val="single" w:sz="4" w:space="0" w:color="B7BCC2"/>
-              <w:left w:val="single" w:sz="4" w:space="0" w:color="B7BCC2"/>
+              <w:left w:val="nil"/>
               <w:bottom w:val="single" w:sz="4" w:space="0" w:color="B7BCC2"/>
               <w:right w:val="single" w:sz="4" w:space="0" w:color="B7BCC2"/>
             </w:tcBorders>
@@ -5510,12 +5077,9 @@
         </w:tc>
       </w:tr>
       <w:tr>
-        <w:tblPrEx>
-          <w:tblCellMar>
-            <w:top w:w="0" w:type="dxa"/>
-            <w:bottom w:w="0" w:type="dxa"/>
-          </w:tblCellMar>
-        </w:tblPrEx>
+        <w:trPr>
+          <w:cantSplit/>
+        </w:trPr>
         <w:tc>
           <w:tcPr>
             <w:tcW w:w="2700" w:type="dxa"/>
@@ -5523,7 +5087,7 @@
               <w:top w:val="single" w:sz="4" w:space="0" w:color="B7BCC2"/>
               <w:left w:val="single" w:sz="4" w:space="0" w:color="B7BCC2"/>
               <w:bottom w:val="single" w:sz="4" w:space="0" w:color="B7BCC2"/>
-              <w:right w:val="single" w:sz="4" w:space="0" w:color="B7BCC2"/>
+              <w:right w:val="nil"/>
             </w:tcBorders>
             <w:shd w:val="clear" w:color="auto" w:fill="FFFFFF"/>
             <w:tcMar>
@@ -5541,118 +5105,158 @@
                 <w:sz w:val="19"/>
                 <w:szCs w:val="19"/>
               </w:rPr>
-              <w:t>6. Judge Build &amp; Validation Gate</w:t>
-            </w:r>
-          </w:p>
-        </w:tc>
-        <w:tc>
-          <w:tcPr>
-            <w:tcW w:w="637" w:type="dxa"/>
-            <w:tcBorders>
-              <w:top w:val="single" w:sz="4" w:space="0" w:color="B7BCC2"/>
-              <w:left w:val="single" w:sz="4" w:space="0" w:color="B7BCC2"/>
-              <w:bottom w:val="single" w:sz="4" w:space="0" w:color="B7BCC2"/>
-              <w:right w:val="single" w:sz="4" w:space="0" w:color="B7BCC2"/>
-            </w:tcBorders>
-            <w:shd w:val="clear" w:color="auto" w:fill="F2F6FA"/>
-            <w:tcMar>
-              <w:top w:w="70" w:type="dxa"/>
-              <w:left w:w="110" w:type="dxa"/>
-              <w:bottom w:w="70" w:type="dxa"/>
-              <w:right w:w="110" w:type="dxa"/>
-            </w:tcMar>
-            <w:vAlign w:val="center"/>
-          </w:tcPr>
-          <w:p/>
-        </w:tc>
-        <w:tc>
-          <w:tcPr>
-            <w:tcW w:w="637" w:type="dxa"/>
-            <w:tcBorders>
-              <w:top w:val="single" w:sz="4" w:space="0" w:color="B7BCC2"/>
-              <w:left w:val="single" w:sz="4" w:space="0" w:color="B7BCC2"/>
-              <w:bottom w:val="single" w:sz="4" w:space="0" w:color="B7BCC2"/>
-              <w:right w:val="single" w:sz="4" w:space="0" w:color="B7BCC2"/>
-            </w:tcBorders>
-            <w:shd w:val="clear" w:color="auto" w:fill="F2F6FA"/>
-            <w:tcMar>
-              <w:top w:w="70" w:type="dxa"/>
-              <w:left w:w="110" w:type="dxa"/>
-              <w:bottom w:w="70" w:type="dxa"/>
-              <w:right w:w="110" w:type="dxa"/>
-            </w:tcMar>
-            <w:vAlign w:val="center"/>
-          </w:tcPr>
-          <w:p/>
-        </w:tc>
-        <w:tc>
-          <w:tcPr>
-            <w:tcW w:w="637" w:type="dxa"/>
-            <w:tcBorders>
-              <w:top w:val="single" w:sz="4" w:space="0" w:color="B7BCC2"/>
-              <w:left w:val="single" w:sz="4" w:space="0" w:color="B7BCC2"/>
-              <w:bottom w:val="single" w:sz="4" w:space="0" w:color="B7BCC2"/>
-              <w:right w:val="single" w:sz="4" w:space="0" w:color="B7BCC2"/>
-            </w:tcBorders>
-            <w:shd w:val="clear" w:color="auto" w:fill="F2F6FA"/>
-            <w:tcMar>
-              <w:top w:w="70" w:type="dxa"/>
-              <w:left w:w="110" w:type="dxa"/>
-              <w:bottom w:w="70" w:type="dxa"/>
-              <w:right w:w="110" w:type="dxa"/>
-            </w:tcMar>
-            <w:vAlign w:val="center"/>
-          </w:tcPr>
-          <w:p/>
-        </w:tc>
-        <w:tc>
-          <w:tcPr>
-            <w:tcW w:w="637" w:type="dxa"/>
-            <w:tcBorders>
-              <w:top w:val="single" w:sz="4" w:space="0" w:color="B7BCC2"/>
-              <w:left w:val="single" w:sz="4" w:space="0" w:color="B7BCC2"/>
-              <w:bottom w:val="single" w:sz="4" w:space="0" w:color="B7BCC2"/>
-              <w:right w:val="single" w:sz="4" w:space="0" w:color="B7BCC2"/>
-            </w:tcBorders>
-            <w:shd w:val="clear" w:color="auto" w:fill="F2F6FA"/>
-            <w:tcMar>
-              <w:top w:w="70" w:type="dxa"/>
-              <w:left w:w="110" w:type="dxa"/>
-              <w:bottom w:w="70" w:type="dxa"/>
-              <w:right w:w="110" w:type="dxa"/>
-            </w:tcMar>
-            <w:vAlign w:val="center"/>
-          </w:tcPr>
-          <w:p/>
-        </w:tc>
-        <w:tc>
-          <w:tcPr>
-            <w:tcW w:w="637" w:type="dxa"/>
-            <w:tcBorders>
-              <w:top w:val="single" w:sz="4" w:space="0" w:color="B7BCC2"/>
-              <w:left w:val="single" w:sz="4" w:space="0" w:color="B7BCC2"/>
-              <w:bottom w:val="single" w:sz="4" w:space="0" w:color="B7BCC2"/>
-              <w:right w:val="single" w:sz="4" w:space="0" w:color="B7BCC2"/>
-            </w:tcBorders>
-            <w:shd w:val="clear" w:color="auto" w:fill="F2F6FA"/>
-            <w:tcMar>
-              <w:top w:w="70" w:type="dxa"/>
-              <w:left w:w="110" w:type="dxa"/>
-              <w:bottom w:w="70" w:type="dxa"/>
-              <w:right w:w="110" w:type="dxa"/>
-            </w:tcMar>
-            <w:vAlign w:val="center"/>
-          </w:tcPr>
-          <w:p/>
-        </w:tc>
-        <w:tc>
-          <w:tcPr>
-            <w:tcW w:w="637" w:type="dxa"/>
-            <w:tcBorders>
-              <w:top w:val="single" w:sz="4" w:space="0" w:color="B7BCC2"/>
-              <w:left w:val="single" w:sz="4" w:space="0" w:color="B7BCC2"/>
-              <w:bottom w:val="single" w:sz="4" w:space="0" w:color="B7BCC2"/>
-              <w:right w:val="single" w:sz="4" w:space="0" w:color="B7BCC2"/>
+              <w:t>8. Results Analysis &amp; Write-up</w:t>
+            </w:r>
+          </w:p>
+        </w:tc>
+        <w:tc>
+          <w:tcPr>
+            <w:tcW w:w="637" w:type="dxa"/>
+            <w:tcBorders>
+              <w:top w:val="single" w:sz="4" w:space="0" w:color="B7BCC2"/>
+              <w:left w:val="nil"/>
+              <w:bottom w:val="single" w:sz="4" w:space="0" w:color="B7BCC2"/>
+              <w:right w:val="nil"/>
+            </w:tcBorders>
+            <w:shd w:val="clear" w:color="auto" w:fill="F2F6FA"/>
+            <w:tcMar>
+              <w:top w:w="70" w:type="dxa"/>
+              <w:left w:w="110" w:type="dxa"/>
+              <w:bottom w:w="70" w:type="dxa"/>
+              <w:right w:w="110" w:type="dxa"/>
+            </w:tcMar>
+            <w:vAlign w:val="center"/>
+          </w:tcPr>
+          <w:p/>
+        </w:tc>
+        <w:tc>
+          <w:tcPr>
+            <w:tcW w:w="637" w:type="dxa"/>
+            <w:tcBorders>
+              <w:top w:val="single" w:sz="4" w:space="0" w:color="B7BCC2"/>
+              <w:left w:val="nil"/>
+              <w:bottom w:val="single" w:sz="4" w:space="0" w:color="B7BCC2"/>
+              <w:right w:val="nil"/>
+            </w:tcBorders>
+            <w:shd w:val="clear" w:color="auto" w:fill="F2F6FA"/>
+            <w:tcMar>
+              <w:top w:w="70" w:type="dxa"/>
+              <w:left w:w="110" w:type="dxa"/>
+              <w:bottom w:w="70" w:type="dxa"/>
+              <w:right w:w="110" w:type="dxa"/>
+            </w:tcMar>
+            <w:vAlign w:val="center"/>
+          </w:tcPr>
+          <w:p/>
+        </w:tc>
+        <w:tc>
+          <w:tcPr>
+            <w:tcW w:w="637" w:type="dxa"/>
+            <w:tcBorders>
+              <w:top w:val="single" w:sz="4" w:space="0" w:color="B7BCC2"/>
+              <w:left w:val="nil"/>
+              <w:bottom w:val="single" w:sz="4" w:space="0" w:color="B7BCC2"/>
+              <w:right w:val="nil"/>
+            </w:tcBorders>
+            <w:shd w:val="clear" w:color="auto" w:fill="F2F6FA"/>
+            <w:tcMar>
+              <w:top w:w="70" w:type="dxa"/>
+              <w:left w:w="110" w:type="dxa"/>
+              <w:bottom w:w="70" w:type="dxa"/>
+              <w:right w:w="110" w:type="dxa"/>
+            </w:tcMar>
+            <w:vAlign w:val="center"/>
+          </w:tcPr>
+          <w:p/>
+        </w:tc>
+        <w:tc>
+          <w:tcPr>
+            <w:tcW w:w="637" w:type="dxa"/>
+            <w:tcBorders>
+              <w:top w:val="single" w:sz="4" w:space="0" w:color="B7BCC2"/>
+              <w:left w:val="nil"/>
+              <w:bottom w:val="single" w:sz="4" w:space="0" w:color="B7BCC2"/>
+              <w:right w:val="nil"/>
+            </w:tcBorders>
+            <w:shd w:val="clear" w:color="auto" w:fill="F2F6FA"/>
+            <w:tcMar>
+              <w:top w:w="70" w:type="dxa"/>
+              <w:left w:w="110" w:type="dxa"/>
+              <w:bottom w:w="70" w:type="dxa"/>
+              <w:right w:w="110" w:type="dxa"/>
+            </w:tcMar>
+            <w:vAlign w:val="center"/>
+          </w:tcPr>
+          <w:p/>
+        </w:tc>
+        <w:tc>
+          <w:tcPr>
+            <w:tcW w:w="637" w:type="dxa"/>
+            <w:tcBorders>
+              <w:top w:val="single" w:sz="4" w:space="0" w:color="B7BCC2"/>
+              <w:left w:val="nil"/>
+              <w:bottom w:val="single" w:sz="4" w:space="0" w:color="B7BCC2"/>
+              <w:right w:val="nil"/>
+            </w:tcBorders>
+            <w:shd w:val="clear" w:color="auto" w:fill="F2F6FA"/>
+            <w:tcMar>
+              <w:top w:w="70" w:type="dxa"/>
+              <w:left w:w="110" w:type="dxa"/>
+              <w:bottom w:w="70" w:type="dxa"/>
+              <w:right w:w="110" w:type="dxa"/>
+            </w:tcMar>
+            <w:vAlign w:val="center"/>
+          </w:tcPr>
+          <w:p/>
+        </w:tc>
+        <w:tc>
+          <w:tcPr>
+            <w:tcW w:w="637" w:type="dxa"/>
+            <w:tcBorders>
+              <w:top w:val="single" w:sz="4" w:space="0" w:color="B7BCC2"/>
+              <w:left w:val="nil"/>
+              <w:bottom w:val="single" w:sz="4" w:space="0" w:color="B7BCC2"/>
+              <w:right w:val="nil"/>
+            </w:tcBorders>
+            <w:shd w:val="clear" w:color="auto" w:fill="F2F6FA"/>
+            <w:tcMar>
+              <w:top w:w="70" w:type="dxa"/>
+              <w:left w:w="110" w:type="dxa"/>
+              <w:bottom w:w="70" w:type="dxa"/>
+              <w:right w:w="110" w:type="dxa"/>
+            </w:tcMar>
+            <w:vAlign w:val="center"/>
+          </w:tcPr>
+          <w:p/>
+        </w:tc>
+        <w:tc>
+          <w:tcPr>
+            <w:tcW w:w="637" w:type="dxa"/>
+            <w:tcBorders>
+              <w:top w:val="single" w:sz="4" w:space="0" w:color="B7BCC2"/>
+              <w:left w:val="nil"/>
+              <w:bottom w:val="single" w:sz="4" w:space="0" w:color="B7BCC2"/>
+              <w:right w:val="nil"/>
+            </w:tcBorders>
+            <w:shd w:val="clear" w:color="auto" w:fill="F2F6FA"/>
+            <w:tcMar>
+              <w:top w:w="70" w:type="dxa"/>
+              <w:left w:w="110" w:type="dxa"/>
+              <w:bottom w:w="70" w:type="dxa"/>
+              <w:right w:w="110" w:type="dxa"/>
+            </w:tcMar>
+            <w:vAlign w:val="center"/>
+          </w:tcPr>
+          <w:p/>
+        </w:tc>
+        <w:tc>
+          <w:tcPr>
+            <w:tcW w:w="637" w:type="dxa"/>
+            <w:tcBorders>
+              <w:top w:val="single" w:sz="4" w:space="0" w:color="B7BCC2"/>
+              <w:left w:val="nil"/>
+              <w:bottom w:val="single" w:sz="4" w:space="0" w:color="B7BCC2"/>
+              <w:right w:val="nil"/>
             </w:tcBorders>
             <w:shd w:val="clear" w:color="auto" w:fill="15406B"/>
             <w:tcMar>
@@ -5670,9 +5274,9 @@
             <w:tcW w:w="637" w:type="dxa"/>
             <w:tcBorders>
               <w:top w:val="single" w:sz="4" w:space="0" w:color="B7BCC2"/>
-              <w:left w:val="single" w:sz="4" w:space="0" w:color="B7BCC2"/>
-              <w:bottom w:val="single" w:sz="4" w:space="0" w:color="B7BCC2"/>
-              <w:right w:val="single" w:sz="4" w:space="0" w:color="B7BCC2"/>
+              <w:left w:val="nil"/>
+              <w:bottom w:val="single" w:sz="4" w:space="0" w:color="B7BCC2"/>
+              <w:right w:val="nil"/>
             </w:tcBorders>
             <w:shd w:val="clear" w:color="auto" w:fill="15406B"/>
             <w:tcMar>
@@ -5687,524 +5291,10 @@
         </w:tc>
         <w:tc>
           <w:tcPr>
-            <w:tcW w:w="637" w:type="dxa"/>
-            <w:tcBorders>
-              <w:top w:val="single" w:sz="4" w:space="0" w:color="B7BCC2"/>
-              <w:left w:val="single" w:sz="4" w:space="0" w:color="B7BCC2"/>
-              <w:bottom w:val="single" w:sz="4" w:space="0" w:color="B7BCC2"/>
-              <w:right w:val="single" w:sz="4" w:space="0" w:color="B7BCC2"/>
-            </w:tcBorders>
-            <w:shd w:val="clear" w:color="auto" w:fill="F2F6FA"/>
-            <w:tcMar>
-              <w:top w:w="70" w:type="dxa"/>
-              <w:left w:w="110" w:type="dxa"/>
-              <w:bottom w:w="70" w:type="dxa"/>
-              <w:right w:w="110" w:type="dxa"/>
-            </w:tcMar>
-            <w:vAlign w:val="center"/>
-          </w:tcPr>
-          <w:p/>
-        </w:tc>
-        <w:tc>
-          <w:tcPr>
-            <w:tcW w:w="637" w:type="dxa"/>
-            <w:tcBorders>
-              <w:top w:val="single" w:sz="4" w:space="0" w:color="B7BCC2"/>
-              <w:left w:val="single" w:sz="4" w:space="0" w:color="B7BCC2"/>
-              <w:bottom w:val="single" w:sz="4" w:space="0" w:color="B7BCC2"/>
-              <w:right w:val="single" w:sz="4" w:space="0" w:color="B7BCC2"/>
-            </w:tcBorders>
-            <w:shd w:val="clear" w:color="auto" w:fill="F2F6FA"/>
-            <w:tcMar>
-              <w:top w:w="70" w:type="dxa"/>
-              <w:left w:w="110" w:type="dxa"/>
-              <w:bottom w:w="70" w:type="dxa"/>
-              <w:right w:w="110" w:type="dxa"/>
-            </w:tcMar>
-            <w:vAlign w:val="center"/>
-          </w:tcPr>
-          <w:p/>
-        </w:tc>
-        <w:tc>
-          <w:tcPr>
             <w:tcW w:w="639" w:type="dxa"/>
             <w:tcBorders>
               <w:top w:val="single" w:sz="4" w:space="0" w:color="B7BCC2"/>
-              <w:left w:val="single" w:sz="4" w:space="0" w:color="B7BCC2"/>
-              <w:bottom w:val="single" w:sz="4" w:space="0" w:color="B7BCC2"/>
-              <w:right w:val="single" w:sz="4" w:space="0" w:color="B7BCC2"/>
-            </w:tcBorders>
-            <w:shd w:val="clear" w:color="auto" w:fill="F2F6FA"/>
-            <w:tcMar>
-              <w:top w:w="70" w:type="dxa"/>
-              <w:left w:w="110" w:type="dxa"/>
-              <w:bottom w:w="70" w:type="dxa"/>
-              <w:right w:w="110" w:type="dxa"/>
-            </w:tcMar>
-            <w:vAlign w:val="center"/>
-          </w:tcPr>
-          <w:p/>
-        </w:tc>
-      </w:tr>
-      <w:tr>
-        <w:tblPrEx>
-          <w:tblCellMar>
-            <w:top w:w="0" w:type="dxa"/>
-            <w:bottom w:w="0" w:type="dxa"/>
-          </w:tblCellMar>
-        </w:tblPrEx>
-        <w:tc>
-          <w:tcPr>
-            <w:tcW w:w="2700" w:type="dxa"/>
-            <w:tcBorders>
-              <w:top w:val="single" w:sz="4" w:space="0" w:color="B7BCC2"/>
-              <w:left w:val="single" w:sz="4" w:space="0" w:color="B7BCC2"/>
-              <w:bottom w:val="single" w:sz="4" w:space="0" w:color="B7BCC2"/>
-              <w:right w:val="single" w:sz="4" w:space="0" w:color="B7BCC2"/>
-            </w:tcBorders>
-            <w:shd w:val="clear" w:color="auto" w:fill="FFFFFF"/>
-            <w:tcMar>
-              <w:top w:w="70" w:type="dxa"/>
-              <w:left w:w="110" w:type="dxa"/>
-              <w:bottom w:w="70" w:type="dxa"/>
-              <w:right w:w="110" w:type="dxa"/>
-            </w:tcMar>
-            <w:vAlign w:val="center"/>
-          </w:tcPr>
-          <w:p>
-            <w:r>
-              <w:rPr>
-                <w:rFonts w:ascii="Calibri" w:eastAsia="Calibri" w:hAnsi="Calibri" w:cs="Calibri"/>
-                <w:sz w:val="19"/>
-                <w:szCs w:val="19"/>
-              </w:rPr>
-              <w:t>7. Full Benchmark Execution</w:t>
-            </w:r>
-          </w:p>
-        </w:tc>
-        <w:tc>
-          <w:tcPr>
-            <w:tcW w:w="637" w:type="dxa"/>
-            <w:tcBorders>
-              <w:top w:val="single" w:sz="4" w:space="0" w:color="B7BCC2"/>
-              <w:left w:val="single" w:sz="4" w:space="0" w:color="B7BCC2"/>
-              <w:bottom w:val="single" w:sz="4" w:space="0" w:color="B7BCC2"/>
-              <w:right w:val="single" w:sz="4" w:space="0" w:color="B7BCC2"/>
-            </w:tcBorders>
-            <w:shd w:val="clear" w:color="auto" w:fill="F2F6FA"/>
-            <w:tcMar>
-              <w:top w:w="70" w:type="dxa"/>
-              <w:left w:w="110" w:type="dxa"/>
-              <w:bottom w:w="70" w:type="dxa"/>
-              <w:right w:w="110" w:type="dxa"/>
-            </w:tcMar>
-            <w:vAlign w:val="center"/>
-          </w:tcPr>
-          <w:p/>
-        </w:tc>
-        <w:tc>
-          <w:tcPr>
-            <w:tcW w:w="637" w:type="dxa"/>
-            <w:tcBorders>
-              <w:top w:val="single" w:sz="4" w:space="0" w:color="B7BCC2"/>
-              <w:left w:val="single" w:sz="4" w:space="0" w:color="B7BCC2"/>
-              <w:bottom w:val="single" w:sz="4" w:space="0" w:color="B7BCC2"/>
-              <w:right w:val="single" w:sz="4" w:space="0" w:color="B7BCC2"/>
-            </w:tcBorders>
-            <w:shd w:val="clear" w:color="auto" w:fill="F2F6FA"/>
-            <w:tcMar>
-              <w:top w:w="70" w:type="dxa"/>
-              <w:left w:w="110" w:type="dxa"/>
-              <w:bottom w:w="70" w:type="dxa"/>
-              <w:right w:w="110" w:type="dxa"/>
-            </w:tcMar>
-            <w:vAlign w:val="center"/>
-          </w:tcPr>
-          <w:p/>
-        </w:tc>
-        <w:tc>
-          <w:tcPr>
-            <w:tcW w:w="637" w:type="dxa"/>
-            <w:tcBorders>
-              <w:top w:val="single" w:sz="4" w:space="0" w:color="B7BCC2"/>
-              <w:left w:val="single" w:sz="4" w:space="0" w:color="B7BCC2"/>
-              <w:bottom w:val="single" w:sz="4" w:space="0" w:color="B7BCC2"/>
-              <w:right w:val="single" w:sz="4" w:space="0" w:color="B7BCC2"/>
-            </w:tcBorders>
-            <w:shd w:val="clear" w:color="auto" w:fill="F2F6FA"/>
-            <w:tcMar>
-              <w:top w:w="70" w:type="dxa"/>
-              <w:left w:w="110" w:type="dxa"/>
-              <w:bottom w:w="70" w:type="dxa"/>
-              <w:right w:w="110" w:type="dxa"/>
-            </w:tcMar>
-            <w:vAlign w:val="center"/>
-          </w:tcPr>
-          <w:p/>
-        </w:tc>
-        <w:tc>
-          <w:tcPr>
-            <w:tcW w:w="637" w:type="dxa"/>
-            <w:tcBorders>
-              <w:top w:val="single" w:sz="4" w:space="0" w:color="B7BCC2"/>
-              <w:left w:val="single" w:sz="4" w:space="0" w:color="B7BCC2"/>
-              <w:bottom w:val="single" w:sz="4" w:space="0" w:color="B7BCC2"/>
-              <w:right w:val="single" w:sz="4" w:space="0" w:color="B7BCC2"/>
-            </w:tcBorders>
-            <w:shd w:val="clear" w:color="auto" w:fill="F2F6FA"/>
-            <w:tcMar>
-              <w:top w:w="70" w:type="dxa"/>
-              <w:left w:w="110" w:type="dxa"/>
-              <w:bottom w:w="70" w:type="dxa"/>
-              <w:right w:w="110" w:type="dxa"/>
-            </w:tcMar>
-            <w:vAlign w:val="center"/>
-          </w:tcPr>
-          <w:p/>
-        </w:tc>
-        <w:tc>
-          <w:tcPr>
-            <w:tcW w:w="637" w:type="dxa"/>
-            <w:tcBorders>
-              <w:top w:val="single" w:sz="4" w:space="0" w:color="B7BCC2"/>
-              <w:left w:val="single" w:sz="4" w:space="0" w:color="B7BCC2"/>
-              <w:bottom w:val="single" w:sz="4" w:space="0" w:color="B7BCC2"/>
-              <w:right w:val="single" w:sz="4" w:space="0" w:color="B7BCC2"/>
-            </w:tcBorders>
-            <w:shd w:val="clear" w:color="auto" w:fill="F2F6FA"/>
-            <w:tcMar>
-              <w:top w:w="70" w:type="dxa"/>
-              <w:left w:w="110" w:type="dxa"/>
-              <w:bottom w:w="70" w:type="dxa"/>
-              <w:right w:w="110" w:type="dxa"/>
-            </w:tcMar>
-            <w:vAlign w:val="center"/>
-          </w:tcPr>
-          <w:p/>
-        </w:tc>
-        <w:tc>
-          <w:tcPr>
-            <w:tcW w:w="637" w:type="dxa"/>
-            <w:tcBorders>
-              <w:top w:val="single" w:sz="4" w:space="0" w:color="B7BCC2"/>
-              <w:left w:val="single" w:sz="4" w:space="0" w:color="B7BCC2"/>
-              <w:bottom w:val="single" w:sz="4" w:space="0" w:color="B7BCC2"/>
-              <w:right w:val="single" w:sz="4" w:space="0" w:color="B7BCC2"/>
-            </w:tcBorders>
-            <w:shd w:val="clear" w:color="auto" w:fill="F2F6FA"/>
-            <w:tcMar>
-              <w:top w:w="70" w:type="dxa"/>
-              <w:left w:w="110" w:type="dxa"/>
-              <w:bottom w:w="70" w:type="dxa"/>
-              <w:right w:w="110" w:type="dxa"/>
-            </w:tcMar>
-            <w:vAlign w:val="center"/>
-          </w:tcPr>
-          <w:p/>
-        </w:tc>
-        <w:tc>
-          <w:tcPr>
-            <w:tcW w:w="637" w:type="dxa"/>
-            <w:tcBorders>
-              <w:top w:val="single" w:sz="4" w:space="0" w:color="B7BCC2"/>
-              <w:left w:val="single" w:sz="4" w:space="0" w:color="B7BCC2"/>
-              <w:bottom w:val="single" w:sz="4" w:space="0" w:color="B7BCC2"/>
-              <w:right w:val="single" w:sz="4" w:space="0" w:color="B7BCC2"/>
-            </w:tcBorders>
-            <w:shd w:val="clear" w:color="auto" w:fill="15406B"/>
-            <w:tcMar>
-              <w:top w:w="70" w:type="dxa"/>
-              <w:left w:w="110" w:type="dxa"/>
-              <w:bottom w:w="70" w:type="dxa"/>
-              <w:right w:w="110" w:type="dxa"/>
-            </w:tcMar>
-            <w:vAlign w:val="center"/>
-          </w:tcPr>
-          <w:p/>
-        </w:tc>
-        <w:tc>
-          <w:tcPr>
-            <w:tcW w:w="637" w:type="dxa"/>
-            <w:tcBorders>
-              <w:top w:val="single" w:sz="4" w:space="0" w:color="B7BCC2"/>
-              <w:left w:val="single" w:sz="4" w:space="0" w:color="B7BCC2"/>
-              <w:bottom w:val="single" w:sz="4" w:space="0" w:color="B7BCC2"/>
-              <w:right w:val="single" w:sz="4" w:space="0" w:color="B7BCC2"/>
-            </w:tcBorders>
-            <w:shd w:val="clear" w:color="auto" w:fill="15406B"/>
-            <w:tcMar>
-              <w:top w:w="70" w:type="dxa"/>
-              <w:left w:w="110" w:type="dxa"/>
-              <w:bottom w:w="70" w:type="dxa"/>
-              <w:right w:w="110" w:type="dxa"/>
-            </w:tcMar>
-            <w:vAlign w:val="center"/>
-          </w:tcPr>
-          <w:p/>
-        </w:tc>
-        <w:tc>
-          <w:tcPr>
-            <w:tcW w:w="637" w:type="dxa"/>
-            <w:tcBorders>
-              <w:top w:val="single" w:sz="4" w:space="0" w:color="B7BCC2"/>
-              <w:left w:val="single" w:sz="4" w:space="0" w:color="B7BCC2"/>
-              <w:bottom w:val="single" w:sz="4" w:space="0" w:color="B7BCC2"/>
-              <w:right w:val="single" w:sz="4" w:space="0" w:color="B7BCC2"/>
-            </w:tcBorders>
-            <w:shd w:val="clear" w:color="auto" w:fill="15406B"/>
-            <w:tcMar>
-              <w:top w:w="70" w:type="dxa"/>
-              <w:left w:w="110" w:type="dxa"/>
-              <w:bottom w:w="70" w:type="dxa"/>
-              <w:right w:w="110" w:type="dxa"/>
-            </w:tcMar>
-            <w:vAlign w:val="center"/>
-          </w:tcPr>
-          <w:p/>
-        </w:tc>
-        <w:tc>
-          <w:tcPr>
-            <w:tcW w:w="639" w:type="dxa"/>
-            <w:tcBorders>
-              <w:top w:val="single" w:sz="4" w:space="0" w:color="B7BCC2"/>
-              <w:left w:val="single" w:sz="4" w:space="0" w:color="B7BCC2"/>
-              <w:bottom w:val="single" w:sz="4" w:space="0" w:color="B7BCC2"/>
-              <w:right w:val="single" w:sz="4" w:space="0" w:color="B7BCC2"/>
-            </w:tcBorders>
-            <w:shd w:val="clear" w:color="auto" w:fill="F2F6FA"/>
-            <w:tcMar>
-              <w:top w:w="70" w:type="dxa"/>
-              <w:left w:w="110" w:type="dxa"/>
-              <w:bottom w:w="70" w:type="dxa"/>
-              <w:right w:w="110" w:type="dxa"/>
-            </w:tcMar>
-            <w:vAlign w:val="center"/>
-          </w:tcPr>
-          <w:p/>
-        </w:tc>
-      </w:tr>
-      <w:tr>
-        <w:tblPrEx>
-          <w:tblCellMar>
-            <w:top w:w="0" w:type="dxa"/>
-            <w:bottom w:w="0" w:type="dxa"/>
-          </w:tblCellMar>
-        </w:tblPrEx>
-        <w:tc>
-          <w:tcPr>
-            <w:tcW w:w="2700" w:type="dxa"/>
-            <w:tcBorders>
-              <w:top w:val="single" w:sz="4" w:space="0" w:color="B7BCC2"/>
-              <w:left w:val="single" w:sz="4" w:space="0" w:color="B7BCC2"/>
-              <w:bottom w:val="single" w:sz="4" w:space="0" w:color="B7BCC2"/>
-              <w:right w:val="single" w:sz="4" w:space="0" w:color="B7BCC2"/>
-            </w:tcBorders>
-            <w:shd w:val="clear" w:color="auto" w:fill="FFFFFF"/>
-            <w:tcMar>
-              <w:top w:w="70" w:type="dxa"/>
-              <w:left w:w="110" w:type="dxa"/>
-              <w:bottom w:w="70" w:type="dxa"/>
-              <w:right w:w="110" w:type="dxa"/>
-            </w:tcMar>
-            <w:vAlign w:val="center"/>
-          </w:tcPr>
-          <w:p>
-            <w:r>
-              <w:rPr>
-                <w:rFonts w:ascii="Calibri" w:eastAsia="Calibri" w:hAnsi="Calibri" w:cs="Calibri"/>
-                <w:sz w:val="19"/>
-                <w:szCs w:val="19"/>
-              </w:rPr>
-              <w:t>8. Results Analysis &amp; Write-up</w:t>
-            </w:r>
-          </w:p>
-        </w:tc>
-        <w:tc>
-          <w:tcPr>
-            <w:tcW w:w="637" w:type="dxa"/>
-            <w:tcBorders>
-              <w:top w:val="single" w:sz="4" w:space="0" w:color="B7BCC2"/>
-              <w:left w:val="single" w:sz="4" w:space="0" w:color="B7BCC2"/>
-              <w:bottom w:val="single" w:sz="4" w:space="0" w:color="B7BCC2"/>
-              <w:right w:val="single" w:sz="4" w:space="0" w:color="B7BCC2"/>
-            </w:tcBorders>
-            <w:shd w:val="clear" w:color="auto" w:fill="F2F6FA"/>
-            <w:tcMar>
-              <w:top w:w="70" w:type="dxa"/>
-              <w:left w:w="110" w:type="dxa"/>
-              <w:bottom w:w="70" w:type="dxa"/>
-              <w:right w:w="110" w:type="dxa"/>
-            </w:tcMar>
-            <w:vAlign w:val="center"/>
-          </w:tcPr>
-          <w:p/>
-        </w:tc>
-        <w:tc>
-          <w:tcPr>
-            <w:tcW w:w="637" w:type="dxa"/>
-            <w:tcBorders>
-              <w:top w:val="single" w:sz="4" w:space="0" w:color="B7BCC2"/>
-              <w:left w:val="single" w:sz="4" w:space="0" w:color="B7BCC2"/>
-              <w:bottom w:val="single" w:sz="4" w:space="0" w:color="B7BCC2"/>
-              <w:right w:val="single" w:sz="4" w:space="0" w:color="B7BCC2"/>
-            </w:tcBorders>
-            <w:shd w:val="clear" w:color="auto" w:fill="F2F6FA"/>
-            <w:tcMar>
-              <w:top w:w="70" w:type="dxa"/>
-              <w:left w:w="110" w:type="dxa"/>
-              <w:bottom w:w="70" w:type="dxa"/>
-              <w:right w:w="110" w:type="dxa"/>
-            </w:tcMar>
-            <w:vAlign w:val="center"/>
-          </w:tcPr>
-          <w:p/>
-        </w:tc>
-        <w:tc>
-          <w:tcPr>
-            <w:tcW w:w="637" w:type="dxa"/>
-            <w:tcBorders>
-              <w:top w:val="single" w:sz="4" w:space="0" w:color="B7BCC2"/>
-              <w:left w:val="single" w:sz="4" w:space="0" w:color="B7BCC2"/>
-              <w:bottom w:val="single" w:sz="4" w:space="0" w:color="B7BCC2"/>
-              <w:right w:val="single" w:sz="4" w:space="0" w:color="B7BCC2"/>
-            </w:tcBorders>
-            <w:shd w:val="clear" w:color="auto" w:fill="F2F6FA"/>
-            <w:tcMar>
-              <w:top w:w="70" w:type="dxa"/>
-              <w:left w:w="110" w:type="dxa"/>
-              <w:bottom w:w="70" w:type="dxa"/>
-              <w:right w:w="110" w:type="dxa"/>
-            </w:tcMar>
-            <w:vAlign w:val="center"/>
-          </w:tcPr>
-          <w:p/>
-        </w:tc>
-        <w:tc>
-          <w:tcPr>
-            <w:tcW w:w="637" w:type="dxa"/>
-            <w:tcBorders>
-              <w:top w:val="single" w:sz="4" w:space="0" w:color="B7BCC2"/>
-              <w:left w:val="single" w:sz="4" w:space="0" w:color="B7BCC2"/>
-              <w:bottom w:val="single" w:sz="4" w:space="0" w:color="B7BCC2"/>
-              <w:right w:val="single" w:sz="4" w:space="0" w:color="B7BCC2"/>
-            </w:tcBorders>
-            <w:shd w:val="clear" w:color="auto" w:fill="F2F6FA"/>
-            <w:tcMar>
-              <w:top w:w="70" w:type="dxa"/>
-              <w:left w:w="110" w:type="dxa"/>
-              <w:bottom w:w="70" w:type="dxa"/>
-              <w:right w:w="110" w:type="dxa"/>
-            </w:tcMar>
-            <w:vAlign w:val="center"/>
-          </w:tcPr>
-          <w:p/>
-        </w:tc>
-        <w:tc>
-          <w:tcPr>
-            <w:tcW w:w="637" w:type="dxa"/>
-            <w:tcBorders>
-              <w:top w:val="single" w:sz="4" w:space="0" w:color="B7BCC2"/>
-              <w:left w:val="single" w:sz="4" w:space="0" w:color="B7BCC2"/>
-              <w:bottom w:val="single" w:sz="4" w:space="0" w:color="B7BCC2"/>
-              <w:right w:val="single" w:sz="4" w:space="0" w:color="B7BCC2"/>
-            </w:tcBorders>
-            <w:shd w:val="clear" w:color="auto" w:fill="F2F6FA"/>
-            <w:tcMar>
-              <w:top w:w="70" w:type="dxa"/>
-              <w:left w:w="110" w:type="dxa"/>
-              <w:bottom w:w="70" w:type="dxa"/>
-              <w:right w:w="110" w:type="dxa"/>
-            </w:tcMar>
-            <w:vAlign w:val="center"/>
-          </w:tcPr>
-          <w:p/>
-        </w:tc>
-        <w:tc>
-          <w:tcPr>
-            <w:tcW w:w="637" w:type="dxa"/>
-            <w:tcBorders>
-              <w:top w:val="single" w:sz="4" w:space="0" w:color="B7BCC2"/>
-              <w:left w:val="single" w:sz="4" w:space="0" w:color="B7BCC2"/>
-              <w:bottom w:val="single" w:sz="4" w:space="0" w:color="B7BCC2"/>
-              <w:right w:val="single" w:sz="4" w:space="0" w:color="B7BCC2"/>
-            </w:tcBorders>
-            <w:shd w:val="clear" w:color="auto" w:fill="F2F6FA"/>
-            <w:tcMar>
-              <w:top w:w="70" w:type="dxa"/>
-              <w:left w:w="110" w:type="dxa"/>
-              <w:bottom w:w="70" w:type="dxa"/>
-              <w:right w:w="110" w:type="dxa"/>
-            </w:tcMar>
-            <w:vAlign w:val="center"/>
-          </w:tcPr>
-          <w:p/>
-        </w:tc>
-        <w:tc>
-          <w:tcPr>
-            <w:tcW w:w="637" w:type="dxa"/>
-            <w:tcBorders>
-              <w:top w:val="single" w:sz="4" w:space="0" w:color="B7BCC2"/>
-              <w:left w:val="single" w:sz="4" w:space="0" w:color="B7BCC2"/>
-              <w:bottom w:val="single" w:sz="4" w:space="0" w:color="B7BCC2"/>
-              <w:right w:val="single" w:sz="4" w:space="0" w:color="B7BCC2"/>
-            </w:tcBorders>
-            <w:shd w:val="clear" w:color="auto" w:fill="F2F6FA"/>
-            <w:tcMar>
-              <w:top w:w="70" w:type="dxa"/>
-              <w:left w:w="110" w:type="dxa"/>
-              <w:bottom w:w="70" w:type="dxa"/>
-              <w:right w:w="110" w:type="dxa"/>
-            </w:tcMar>
-            <w:vAlign w:val="center"/>
-          </w:tcPr>
-          <w:p/>
-        </w:tc>
-        <w:tc>
-          <w:tcPr>
-            <w:tcW w:w="637" w:type="dxa"/>
-            <w:tcBorders>
-              <w:top w:val="single" w:sz="4" w:space="0" w:color="B7BCC2"/>
-              <w:left w:val="single" w:sz="4" w:space="0" w:color="B7BCC2"/>
-              <w:bottom w:val="single" w:sz="4" w:space="0" w:color="B7BCC2"/>
-              <w:right w:val="single" w:sz="4" w:space="0" w:color="B7BCC2"/>
-            </w:tcBorders>
-            <w:shd w:val="clear" w:color="auto" w:fill="15406B"/>
-            <w:tcMar>
-              <w:top w:w="70" w:type="dxa"/>
-              <w:left w:w="110" w:type="dxa"/>
-              <w:bottom w:w="70" w:type="dxa"/>
-              <w:right w:w="110" w:type="dxa"/>
-            </w:tcMar>
-            <w:vAlign w:val="center"/>
-          </w:tcPr>
-          <w:p/>
-        </w:tc>
-        <w:tc>
-          <w:tcPr>
-            <w:tcW w:w="637" w:type="dxa"/>
-            <w:tcBorders>
-              <w:top w:val="single" w:sz="4" w:space="0" w:color="B7BCC2"/>
-              <w:left w:val="single" w:sz="4" w:space="0" w:color="B7BCC2"/>
-              <w:bottom w:val="single" w:sz="4" w:space="0" w:color="B7BCC2"/>
-              <w:right w:val="single" w:sz="4" w:space="0" w:color="B7BCC2"/>
-            </w:tcBorders>
-            <w:shd w:val="clear" w:color="auto" w:fill="15406B"/>
-            <w:tcMar>
-              <w:top w:w="70" w:type="dxa"/>
-              <w:left w:w="110" w:type="dxa"/>
-              <w:bottom w:w="70" w:type="dxa"/>
-              <w:right w:w="110" w:type="dxa"/>
-            </w:tcMar>
-            <w:vAlign w:val="center"/>
-          </w:tcPr>
-          <w:p/>
-        </w:tc>
-        <w:tc>
-          <w:tcPr>
-            <w:tcW w:w="639" w:type="dxa"/>
-            <w:tcBorders>
-              <w:top w:val="single" w:sz="4" w:space="0" w:color="B7BCC2"/>
-              <w:left w:val="single" w:sz="4" w:space="0" w:color="B7BCC2"/>
+              <w:left w:val="nil"/>
               <w:bottom w:val="single" w:sz="4" w:space="0" w:color="B7BCC2"/>
               <w:right w:val="single" w:sz="4" w:space="0" w:color="B7BCC2"/>
             </w:tcBorders>
@@ -6229,13 +5319,11 @@
       <w:r>
         <w:rPr>
           <w:rFonts w:ascii="Calibri" w:eastAsia="Calibri" w:hAnsi="Calibri" w:cs="Calibri"/>
-          <w:i/>
-          <w:iCs/>
           <w:color w:val="44494F"/>
           <w:sz w:val="20"/>
           <w:szCs w:val="20"/>
         </w:rPr>
-        <w:t>Table 10.01: 10-Week Project Gantt Chart</w:t>
+        <w:t>Table 10.1: 10-Week Project Gantt Chart</w:t>
       </w:r>
     </w:p>
     <w:p>
@@ -6247,7 +5335,6 @@
       </w:pPr>
       <w:bookmarkStart w:id="15" w:name="_Toc233281612"/>
       <w:r>
-        <w:lastRenderedPageBreak/>
         <w:t>11. Risks and Contingency Plans</w:t>
       </w:r>
       <w:bookmarkEnd w:id="15"/>
@@ -6276,12 +5363,9 @@
         <w:gridCol w:w="1186"/>
       </w:tblGrid>
       <w:tr>
-        <w:tblPrEx>
-          <w:tblCellMar>
-            <w:top w:w="0" w:type="dxa"/>
-            <w:bottom w:w="0" w:type="dxa"/>
-          </w:tblCellMar>
-        </w:tblPrEx>
+        <w:trPr>
+          <w:cantSplit/>
+        </w:trPr>
         <w:tc>
           <w:tcPr>
             <w:tcW w:w="2400" w:type="dxa"/>
@@ -6289,7 +5373,7 @@
               <w:top w:val="single" w:sz="4" w:space="0" w:color="B7BCC2"/>
               <w:left w:val="single" w:sz="4" w:space="0" w:color="B7BCC2"/>
               <w:bottom w:val="single" w:sz="4" w:space="0" w:color="B7BCC2"/>
-              <w:right w:val="single" w:sz="4" w:space="0" w:color="B7BCC2"/>
+              <w:right w:val="nil"/>
             </w:tcBorders>
             <w:shd w:val="clear" w:color="auto" w:fill="15406B"/>
             <w:tcMar>
@@ -6319,9 +5403,9 @@
             <w:tcW w:w="4300" w:type="dxa"/>
             <w:tcBorders>
               <w:top w:val="single" w:sz="4" w:space="0" w:color="B7BCC2"/>
-              <w:left w:val="single" w:sz="4" w:space="0" w:color="B7BCC2"/>
-              <w:bottom w:val="single" w:sz="4" w:space="0" w:color="B7BCC2"/>
-              <w:right w:val="single" w:sz="4" w:space="0" w:color="B7BCC2"/>
+              <w:left w:val="nil"/>
+              <w:bottom w:val="single" w:sz="4" w:space="0" w:color="B7BCC2"/>
+              <w:right w:val="nil"/>
             </w:tcBorders>
             <w:shd w:val="clear" w:color="auto" w:fill="15406B"/>
             <w:tcMar>
@@ -6351,9 +5435,9 @@
             <w:tcW w:w="1186" w:type="dxa"/>
             <w:tcBorders>
               <w:top w:val="single" w:sz="4" w:space="0" w:color="B7BCC2"/>
-              <w:left w:val="single" w:sz="4" w:space="0" w:color="B7BCC2"/>
-              <w:bottom w:val="single" w:sz="4" w:space="0" w:color="B7BCC2"/>
-              <w:right w:val="single" w:sz="4" w:space="0" w:color="B7BCC2"/>
+              <w:left w:val="nil"/>
+              <w:bottom w:val="single" w:sz="4" w:space="0" w:color="B7BCC2"/>
+              <w:right w:val="nil"/>
             </w:tcBorders>
             <w:shd w:val="clear" w:color="auto" w:fill="15406B"/>
             <w:tcMar>
@@ -6386,7 +5470,7 @@
             <w:tcW w:w="1186" w:type="dxa"/>
             <w:tcBorders>
               <w:top w:val="single" w:sz="4" w:space="0" w:color="B7BCC2"/>
-              <w:left w:val="single" w:sz="4" w:space="0" w:color="B7BCC2"/>
+              <w:left w:val="nil"/>
               <w:bottom w:val="single" w:sz="4" w:space="0" w:color="B7BCC2"/>
               <w:right w:val="single" w:sz="4" w:space="0" w:color="B7BCC2"/>
             </w:tcBorders>
@@ -6418,12 +5502,9 @@
         </w:tc>
       </w:tr>
       <w:tr>
-        <w:tblPrEx>
-          <w:tblCellMar>
-            <w:top w:w="0" w:type="dxa"/>
-            <w:bottom w:w="0" w:type="dxa"/>
-          </w:tblCellMar>
-        </w:tblPrEx>
+        <w:trPr>
+          <w:cantSplit/>
+        </w:trPr>
         <w:tc>
           <w:tcPr>
             <w:tcW w:w="2400" w:type="dxa"/>
@@ -6431,7 +5512,7 @@
               <w:top w:val="single" w:sz="4" w:space="0" w:color="B7BCC2"/>
               <w:left w:val="single" w:sz="4" w:space="0" w:color="B7BCC2"/>
               <w:bottom w:val="single" w:sz="4" w:space="0" w:color="B7BCC2"/>
-              <w:right w:val="single" w:sz="4" w:space="0" w:color="B7BCC2"/>
+              <w:right w:val="nil"/>
             </w:tcBorders>
             <w:shd w:val="clear" w:color="auto" w:fill="FFFFFF"/>
             <w:tcMar>
@@ -6443,51 +5524,41 @@
             <w:vAlign w:val="center"/>
           </w:tcPr>
           <w:p>
-            <w:proofErr w:type="spellStart"/>
             <w:r>
               <w:rPr>
                 <w:rFonts w:ascii="Calibri" w:eastAsia="Calibri" w:hAnsi="Calibri" w:cs="Calibri"/>
                 <w:sz w:val="19"/>
                 <w:szCs w:val="19"/>
               </w:rPr>
-              <w:t>Groq</w:t>
-            </w:r>
-            <w:proofErr w:type="spellEnd"/>
+              <w:t>Groq free-tier token-per-day limit reached mid-run</w:t>
+            </w:r>
+          </w:p>
+        </w:tc>
+        <w:tc>
+          <w:tcPr>
+            <w:tcW w:w="4300" w:type="dxa"/>
+            <w:tcBorders>
+              <w:top w:val="single" w:sz="4" w:space="0" w:color="B7BCC2"/>
+              <w:left w:val="nil"/>
+              <w:bottom w:val="single" w:sz="4" w:space="0" w:color="B7BCC2"/>
+              <w:right w:val="nil"/>
+            </w:tcBorders>
+            <w:shd w:val="clear" w:color="auto" w:fill="FFFFFF"/>
+            <w:tcMar>
+              <w:top w:w="70" w:type="dxa"/>
+              <w:left w:w="110" w:type="dxa"/>
+              <w:bottom w:w="70" w:type="dxa"/>
+              <w:right w:w="110" w:type="dxa"/>
+            </w:tcMar>
+            <w:vAlign w:val="center"/>
+          </w:tcPr>
+          <w:p>
             <w:r>
               <w:rPr>
                 <w:rFonts w:ascii="Calibri" w:eastAsia="Calibri" w:hAnsi="Calibri" w:cs="Calibri"/>
                 <w:sz w:val="19"/>
                 <w:szCs w:val="19"/>
               </w:rPr>
-              <w:t xml:space="preserve"> free-tier token-per-day limit reached mid-run</w:t>
-            </w:r>
-          </w:p>
-        </w:tc>
-        <w:tc>
-          <w:tcPr>
-            <w:tcW w:w="4300" w:type="dxa"/>
-            <w:tcBorders>
-              <w:top w:val="single" w:sz="4" w:space="0" w:color="B7BCC2"/>
-              <w:left w:val="single" w:sz="4" w:space="0" w:color="B7BCC2"/>
-              <w:bottom w:val="single" w:sz="4" w:space="0" w:color="B7BCC2"/>
-              <w:right w:val="single" w:sz="4" w:space="0" w:color="B7BCC2"/>
-            </w:tcBorders>
-            <w:shd w:val="clear" w:color="auto" w:fill="FFFFFF"/>
-            <w:tcMar>
-              <w:top w:w="70" w:type="dxa"/>
-              <w:left w:w="110" w:type="dxa"/>
-              <w:bottom w:w="70" w:type="dxa"/>
-              <w:right w:w="110" w:type="dxa"/>
-            </w:tcMar>
-            <w:vAlign w:val="center"/>
-          </w:tcPr>
-          <w:p>
-            <w:r>
-              <w:rPr>
-                <w:rFonts w:ascii="Calibri" w:eastAsia="Calibri" w:hAnsi="Calibri" w:cs="Calibri"/>
-                <w:sz w:val="19"/>
-                <w:szCs w:val="19"/>
-              </w:rPr>
               <w:t>Exponential backoff with jitter, multi-day paced execution with crash-safe resume, prompt caching, fallback to the paid Developer tier if the schedule slips</w:t>
             </w:r>
           </w:p>
@@ -6497,9 +5568,9 @@
             <w:tcW w:w="1186" w:type="dxa"/>
             <w:tcBorders>
               <w:top w:val="single" w:sz="4" w:space="0" w:color="B7BCC2"/>
-              <w:left w:val="single" w:sz="4" w:space="0" w:color="B7BCC2"/>
-              <w:bottom w:val="single" w:sz="4" w:space="0" w:color="B7BCC2"/>
-              <w:right w:val="single" w:sz="4" w:space="0" w:color="B7BCC2"/>
+              <w:left w:val="nil"/>
+              <w:bottom w:val="single" w:sz="4" w:space="0" w:color="B7BCC2"/>
+              <w:right w:val="nil"/>
             </w:tcBorders>
             <w:shd w:val="clear" w:color="auto" w:fill="FFFFFF"/>
             <w:tcMar>
@@ -6532,7 +5603,7 @@
             <w:tcW w:w="1186" w:type="dxa"/>
             <w:tcBorders>
               <w:top w:val="single" w:sz="4" w:space="0" w:color="B7BCC2"/>
-              <w:left w:val="single" w:sz="4" w:space="0" w:color="B7BCC2"/>
+              <w:left w:val="nil"/>
               <w:bottom w:val="single" w:sz="4" w:space="0" w:color="B7BCC2"/>
               <w:right w:val="single" w:sz="4" w:space="0" w:color="B7BCC2"/>
             </w:tcBorders>
@@ -6564,12 +5635,9 @@
         </w:tc>
       </w:tr>
       <w:tr>
-        <w:tblPrEx>
-          <w:tblCellMar>
-            <w:top w:w="0" w:type="dxa"/>
-            <w:bottom w:w="0" w:type="dxa"/>
-          </w:tblCellMar>
-        </w:tblPrEx>
+        <w:trPr>
+          <w:cantSplit/>
+        </w:trPr>
         <w:tc>
           <w:tcPr>
             <w:tcW w:w="2400" w:type="dxa"/>
@@ -6577,63 +5645,53 @@
               <w:top w:val="single" w:sz="4" w:space="0" w:color="B7BCC2"/>
               <w:left w:val="single" w:sz="4" w:space="0" w:color="B7BCC2"/>
               <w:bottom w:val="single" w:sz="4" w:space="0" w:color="B7BCC2"/>
-              <w:right w:val="single" w:sz="4" w:space="0" w:color="B7BCC2"/>
-            </w:tcBorders>
-            <w:shd w:val="clear" w:color="auto" w:fill="F2F6FA"/>
-            <w:tcMar>
-              <w:top w:w="70" w:type="dxa"/>
-              <w:left w:w="110" w:type="dxa"/>
-              <w:bottom w:w="70" w:type="dxa"/>
-              <w:right w:w="110" w:type="dxa"/>
-            </w:tcMar>
-            <w:vAlign w:val="center"/>
-          </w:tcPr>
-          <w:p>
-            <w:proofErr w:type="spellStart"/>
+              <w:right w:val="nil"/>
+            </w:tcBorders>
+            <w:shd w:val="clear" w:color="auto" w:fill="F2F6FA"/>
+            <w:tcMar>
+              <w:top w:w="70" w:type="dxa"/>
+              <w:left w:w="110" w:type="dxa"/>
+              <w:bottom w:w="70" w:type="dxa"/>
+              <w:right w:w="110" w:type="dxa"/>
+            </w:tcMar>
+            <w:vAlign w:val="center"/>
+          </w:tcPr>
+          <w:p>
             <w:r>
               <w:rPr>
                 <w:rFonts w:ascii="Calibri" w:eastAsia="Calibri" w:hAnsi="Calibri" w:cs="Calibri"/>
                 <w:sz w:val="19"/>
                 <w:szCs w:val="19"/>
               </w:rPr>
-              <w:t>LlamaParse</w:t>
-            </w:r>
-            <w:proofErr w:type="spellEnd"/>
+              <w:t>LlamaParse fragments or bisects a financial table</w:t>
+            </w:r>
+          </w:p>
+        </w:tc>
+        <w:tc>
+          <w:tcPr>
+            <w:tcW w:w="4300" w:type="dxa"/>
+            <w:tcBorders>
+              <w:top w:val="single" w:sz="4" w:space="0" w:color="B7BCC2"/>
+              <w:left w:val="nil"/>
+              <w:bottom w:val="single" w:sz="4" w:space="0" w:color="B7BCC2"/>
+              <w:right w:val="nil"/>
+            </w:tcBorders>
+            <w:shd w:val="clear" w:color="auto" w:fill="F2F6FA"/>
+            <w:tcMar>
+              <w:top w:w="70" w:type="dxa"/>
+              <w:left w:w="110" w:type="dxa"/>
+              <w:bottom w:w="70" w:type="dxa"/>
+              <w:right w:w="110" w:type="dxa"/>
+            </w:tcMar>
+            <w:vAlign w:val="center"/>
+          </w:tcPr>
+          <w:p>
             <w:r>
               <w:rPr>
                 <w:rFonts w:ascii="Calibri" w:eastAsia="Calibri" w:hAnsi="Calibri" w:cs="Calibri"/>
                 <w:sz w:val="19"/>
                 <w:szCs w:val="19"/>
               </w:rPr>
-              <w:t xml:space="preserve"> fragments or bisects a financial table</w:t>
-            </w:r>
-          </w:p>
-        </w:tc>
-        <w:tc>
-          <w:tcPr>
-            <w:tcW w:w="4300" w:type="dxa"/>
-            <w:tcBorders>
-              <w:top w:val="single" w:sz="4" w:space="0" w:color="B7BCC2"/>
-              <w:left w:val="single" w:sz="4" w:space="0" w:color="B7BCC2"/>
-              <w:bottom w:val="single" w:sz="4" w:space="0" w:color="B7BCC2"/>
-              <w:right w:val="single" w:sz="4" w:space="0" w:color="B7BCC2"/>
-            </w:tcBorders>
-            <w:shd w:val="clear" w:color="auto" w:fill="F2F6FA"/>
-            <w:tcMar>
-              <w:top w:w="70" w:type="dxa"/>
-              <w:left w:w="110" w:type="dxa"/>
-              <w:bottom w:w="70" w:type="dxa"/>
-              <w:right w:w="110" w:type="dxa"/>
-            </w:tcMar>
-            <w:vAlign w:val="center"/>
-          </w:tcPr>
-          <w:p>
-            <w:r>
-              <w:rPr>
-                <w:rFonts w:ascii="Calibri" w:eastAsia="Calibri" w:hAnsi="Calibri" w:cs="Calibri"/>
-                <w:sz w:val="19"/>
-                <w:szCs w:val="19"/>
-              </w:rPr>
               <w:t>Randomised 20-section manual parsing audit; re-tune parser settings or discard and re-parse the affected filing</w:t>
             </w:r>
           </w:p>
@@ -6643,9 +5701,9 @@
             <w:tcW w:w="1186" w:type="dxa"/>
             <w:tcBorders>
               <w:top w:val="single" w:sz="4" w:space="0" w:color="B7BCC2"/>
-              <w:left w:val="single" w:sz="4" w:space="0" w:color="B7BCC2"/>
-              <w:bottom w:val="single" w:sz="4" w:space="0" w:color="B7BCC2"/>
-              <w:right w:val="single" w:sz="4" w:space="0" w:color="B7BCC2"/>
+              <w:left w:val="nil"/>
+              <w:bottom w:val="single" w:sz="4" w:space="0" w:color="B7BCC2"/>
+              <w:right w:val="nil"/>
             </w:tcBorders>
             <w:shd w:val="clear" w:color="auto" w:fill="F2F6FA"/>
             <w:tcMar>
@@ -6678,7 +5736,7 @@
             <w:tcW w:w="1186" w:type="dxa"/>
             <w:tcBorders>
               <w:top w:val="single" w:sz="4" w:space="0" w:color="B7BCC2"/>
-              <w:left w:val="single" w:sz="4" w:space="0" w:color="B7BCC2"/>
+              <w:left w:val="nil"/>
               <w:bottom w:val="single" w:sz="4" w:space="0" w:color="B7BCC2"/>
               <w:right w:val="single" w:sz="4" w:space="0" w:color="B7BCC2"/>
             </w:tcBorders>
@@ -6710,12 +5768,9 @@
         </w:tc>
       </w:tr>
       <w:tr>
-        <w:tblPrEx>
-          <w:tblCellMar>
-            <w:top w:w="0" w:type="dxa"/>
-            <w:bottom w:w="0" w:type="dxa"/>
-          </w:tblCellMar>
-        </w:tblPrEx>
+        <w:trPr>
+          <w:cantSplit/>
+        </w:trPr>
         <w:tc>
           <w:tcPr>
             <w:tcW w:w="2400" w:type="dxa"/>
@@ -6723,7 +5778,7 @@
               <w:top w:val="single" w:sz="4" w:space="0" w:color="B7BCC2"/>
               <w:left w:val="single" w:sz="4" w:space="0" w:color="B7BCC2"/>
               <w:bottom w:val="single" w:sz="4" w:space="0" w:color="B7BCC2"/>
-              <w:right w:val="single" w:sz="4" w:space="0" w:color="B7BCC2"/>
+              <w:right w:val="nil"/>
             </w:tcBorders>
             <w:shd w:val="clear" w:color="auto" w:fill="FFFFFF"/>
             <w:tcMar>
@@ -6750,9 +5805,9 @@
             <w:tcW w:w="4300" w:type="dxa"/>
             <w:tcBorders>
               <w:top w:val="single" w:sz="4" w:space="0" w:color="B7BCC2"/>
-              <w:left w:val="single" w:sz="4" w:space="0" w:color="B7BCC2"/>
-              <w:bottom w:val="single" w:sz="4" w:space="0" w:color="B7BCC2"/>
-              <w:right w:val="single" w:sz="4" w:space="0" w:color="B7BCC2"/>
+              <w:left w:val="nil"/>
+              <w:bottom w:val="single" w:sz="4" w:space="0" w:color="B7BCC2"/>
+              <w:right w:val="nil"/>
             </w:tcBorders>
             <w:shd w:val="clear" w:color="auto" w:fill="FFFFFF"/>
             <w:tcMar>
@@ -6779,9 +5834,9 @@
             <w:tcW w:w="1186" w:type="dxa"/>
             <w:tcBorders>
               <w:top w:val="single" w:sz="4" w:space="0" w:color="B7BCC2"/>
-              <w:left w:val="single" w:sz="4" w:space="0" w:color="B7BCC2"/>
-              <w:bottom w:val="single" w:sz="4" w:space="0" w:color="B7BCC2"/>
-              <w:right w:val="single" w:sz="4" w:space="0" w:color="B7BCC2"/>
+              <w:left w:val="nil"/>
+              <w:bottom w:val="single" w:sz="4" w:space="0" w:color="B7BCC2"/>
+              <w:right w:val="nil"/>
             </w:tcBorders>
             <w:shd w:val="clear" w:color="auto" w:fill="FFFFFF"/>
             <w:tcMar>
@@ -6814,7 +5869,7 @@
             <w:tcW w:w="1186" w:type="dxa"/>
             <w:tcBorders>
               <w:top w:val="single" w:sz="4" w:space="0" w:color="B7BCC2"/>
-              <w:left w:val="single" w:sz="4" w:space="0" w:color="B7BCC2"/>
+              <w:left w:val="nil"/>
               <w:bottom w:val="single" w:sz="4" w:space="0" w:color="B7BCC2"/>
               <w:right w:val="single" w:sz="4" w:space="0" w:color="B7BCC2"/>
             </w:tcBorders>
@@ -6846,12 +5901,9 @@
         </w:tc>
       </w:tr>
       <w:tr>
-        <w:tblPrEx>
-          <w:tblCellMar>
-            <w:top w:w="0" w:type="dxa"/>
-            <w:bottom w:w="0" w:type="dxa"/>
-          </w:tblCellMar>
-        </w:tblPrEx>
+        <w:trPr>
+          <w:cantSplit/>
+        </w:trPr>
         <w:tc>
           <w:tcPr>
             <w:tcW w:w="2400" w:type="dxa"/>
@@ -6859,7 +5911,7 @@
               <w:top w:val="single" w:sz="4" w:space="0" w:color="B7BCC2"/>
               <w:left w:val="single" w:sz="4" w:space="0" w:color="B7BCC2"/>
               <w:bottom w:val="single" w:sz="4" w:space="0" w:color="B7BCC2"/>
-              <w:right w:val="single" w:sz="4" w:space="0" w:color="B7BCC2"/>
+              <w:right w:val="nil"/>
             </w:tcBorders>
             <w:shd w:val="clear" w:color="auto" w:fill="F2F6FA"/>
             <w:tcMar>
@@ -6877,53 +5929,36 @@
                 <w:sz w:val="19"/>
                 <w:szCs w:val="19"/>
               </w:rPr>
-              <w:t>Breaking API changes in a fast-moving dependency (</w:t>
-            </w:r>
-            <w:proofErr w:type="spellStart"/>
+              <w:lastRenderedPageBreak/>
+              <w:t>Breaking API changes in a fast-moving dependency (LlamaIndex)</w:t>
+            </w:r>
+          </w:p>
+        </w:tc>
+        <w:tc>
+          <w:tcPr>
+            <w:tcW w:w="4300" w:type="dxa"/>
+            <w:tcBorders>
+              <w:top w:val="single" w:sz="4" w:space="0" w:color="B7BCC2"/>
+              <w:left w:val="nil"/>
+              <w:bottom w:val="single" w:sz="4" w:space="0" w:color="B7BCC2"/>
+              <w:right w:val="nil"/>
+            </w:tcBorders>
+            <w:shd w:val="clear" w:color="auto" w:fill="F2F6FA"/>
+            <w:tcMar>
+              <w:top w:w="70" w:type="dxa"/>
+              <w:left w:w="110" w:type="dxa"/>
+              <w:bottom w:w="70" w:type="dxa"/>
+              <w:right w:w="110" w:type="dxa"/>
+            </w:tcMar>
+            <w:vAlign w:val="center"/>
+          </w:tcPr>
+          <w:p>
             <w:r>
               <w:rPr>
                 <w:rFonts w:ascii="Calibri" w:eastAsia="Calibri" w:hAnsi="Calibri" w:cs="Calibri"/>
                 <w:sz w:val="19"/>
                 <w:szCs w:val="19"/>
               </w:rPr>
-              <w:t>LlamaIndex</w:t>
-            </w:r>
-            <w:proofErr w:type="spellEnd"/>
-            <w:r>
-              <w:rPr>
-                <w:rFonts w:ascii="Calibri" w:eastAsia="Calibri" w:hAnsi="Calibri" w:cs="Calibri"/>
-                <w:sz w:val="19"/>
-                <w:szCs w:val="19"/>
-              </w:rPr>
-              <w:t>)</w:t>
-            </w:r>
-          </w:p>
-        </w:tc>
-        <w:tc>
-          <w:tcPr>
-            <w:tcW w:w="4300" w:type="dxa"/>
-            <w:tcBorders>
-              <w:top w:val="single" w:sz="4" w:space="0" w:color="B7BCC2"/>
-              <w:left w:val="single" w:sz="4" w:space="0" w:color="B7BCC2"/>
-              <w:bottom w:val="single" w:sz="4" w:space="0" w:color="B7BCC2"/>
-              <w:right w:val="single" w:sz="4" w:space="0" w:color="B7BCC2"/>
-            </w:tcBorders>
-            <w:shd w:val="clear" w:color="auto" w:fill="F2F6FA"/>
-            <w:tcMar>
-              <w:top w:w="70" w:type="dxa"/>
-              <w:left w:w="110" w:type="dxa"/>
-              <w:bottom w:w="70" w:type="dxa"/>
-              <w:right w:w="110" w:type="dxa"/>
-            </w:tcMar>
-            <w:vAlign w:val="center"/>
-          </w:tcPr>
-          <w:p>
-            <w:r>
-              <w:rPr>
-                <w:rFonts w:ascii="Calibri" w:eastAsia="Calibri" w:hAnsi="Calibri" w:cs="Calibri"/>
-                <w:sz w:val="19"/>
-                <w:szCs w:val="19"/>
-              </w:rPr>
               <w:t>Pin exact package versions at project start; consult current documentation before any upgrade</w:t>
             </w:r>
           </w:p>
@@ -6933,9 +5968,9 @@
             <w:tcW w:w="1186" w:type="dxa"/>
             <w:tcBorders>
               <w:top w:val="single" w:sz="4" w:space="0" w:color="B7BCC2"/>
-              <w:left w:val="single" w:sz="4" w:space="0" w:color="B7BCC2"/>
-              <w:bottom w:val="single" w:sz="4" w:space="0" w:color="B7BCC2"/>
-              <w:right w:val="single" w:sz="4" w:space="0" w:color="B7BCC2"/>
+              <w:left w:val="nil"/>
+              <w:bottom w:val="single" w:sz="4" w:space="0" w:color="B7BCC2"/>
+              <w:right w:val="nil"/>
             </w:tcBorders>
             <w:shd w:val="clear" w:color="auto" w:fill="F2F6FA"/>
             <w:tcMar>
@@ -6968,7 +6003,7 @@
             <w:tcW w:w="1186" w:type="dxa"/>
             <w:tcBorders>
               <w:top w:val="single" w:sz="4" w:space="0" w:color="B7BCC2"/>
-              <w:left w:val="single" w:sz="4" w:space="0" w:color="B7BCC2"/>
+              <w:left w:val="nil"/>
               <w:bottom w:val="single" w:sz="4" w:space="0" w:color="B7BCC2"/>
               <w:right w:val="single" w:sz="4" w:space="0" w:color="B7BCC2"/>
             </w:tcBorders>
@@ -7000,12 +6035,9 @@
         </w:tc>
       </w:tr>
       <w:tr>
-        <w:tblPrEx>
-          <w:tblCellMar>
-            <w:top w:w="0" w:type="dxa"/>
-            <w:bottom w:w="0" w:type="dxa"/>
-          </w:tblCellMar>
-        </w:tblPrEx>
+        <w:trPr>
+          <w:cantSplit/>
+        </w:trPr>
         <w:tc>
           <w:tcPr>
             <w:tcW w:w="2400" w:type="dxa"/>
@@ -7013,7 +6045,7 @@
               <w:top w:val="single" w:sz="4" w:space="0" w:color="B7BCC2"/>
               <w:left w:val="single" w:sz="4" w:space="0" w:color="B7BCC2"/>
               <w:bottom w:val="single" w:sz="4" w:space="0" w:color="B7BCC2"/>
-              <w:right w:val="single" w:sz="4" w:space="0" w:color="B7BCC2"/>
+              <w:right w:val="nil"/>
             </w:tcBorders>
             <w:shd w:val="clear" w:color="auto" w:fill="FFFFFF"/>
             <w:tcMar>
@@ -7040,9 +6072,9 @@
             <w:tcW w:w="4300" w:type="dxa"/>
             <w:tcBorders>
               <w:top w:val="single" w:sz="4" w:space="0" w:color="B7BCC2"/>
-              <w:left w:val="single" w:sz="4" w:space="0" w:color="B7BCC2"/>
-              <w:bottom w:val="single" w:sz="4" w:space="0" w:color="B7BCC2"/>
-              <w:right w:val="single" w:sz="4" w:space="0" w:color="B7BCC2"/>
+              <w:left w:val="nil"/>
+              <w:bottom w:val="single" w:sz="4" w:space="0" w:color="B7BCC2"/>
+              <w:right w:val="nil"/>
             </w:tcBorders>
             <w:shd w:val="clear" w:color="auto" w:fill="FFFFFF"/>
             <w:tcMar>
@@ -7069,9 +6101,9 @@
             <w:tcW w:w="1186" w:type="dxa"/>
             <w:tcBorders>
               <w:top w:val="single" w:sz="4" w:space="0" w:color="B7BCC2"/>
-              <w:left w:val="single" w:sz="4" w:space="0" w:color="B7BCC2"/>
-              <w:bottom w:val="single" w:sz="4" w:space="0" w:color="B7BCC2"/>
-              <w:right w:val="single" w:sz="4" w:space="0" w:color="B7BCC2"/>
+              <w:left w:val="nil"/>
+              <w:bottom w:val="single" w:sz="4" w:space="0" w:color="B7BCC2"/>
+              <w:right w:val="nil"/>
             </w:tcBorders>
             <w:shd w:val="clear" w:color="auto" w:fill="FFFFFF"/>
             <w:tcMar>
@@ -7104,7 +6136,7 @@
             <w:tcW w:w="1186" w:type="dxa"/>
             <w:tcBorders>
               <w:top w:val="single" w:sz="4" w:space="0" w:color="B7BCC2"/>
-              <w:left w:val="single" w:sz="4" w:space="0" w:color="B7BCC2"/>
+              <w:left w:val="nil"/>
               <w:bottom w:val="single" w:sz="4" w:space="0" w:color="B7BCC2"/>
               <w:right w:val="single" w:sz="4" w:space="0" w:color="B7BCC2"/>
             </w:tcBorders>
@@ -7136,12 +6168,9 @@
         </w:tc>
       </w:tr>
       <w:tr>
-        <w:tblPrEx>
-          <w:tblCellMar>
-            <w:top w:w="0" w:type="dxa"/>
-            <w:bottom w:w="0" w:type="dxa"/>
-          </w:tblCellMar>
-        </w:tblPrEx>
+        <w:trPr>
+          <w:cantSplit/>
+        </w:trPr>
         <w:tc>
           <w:tcPr>
             <w:tcW w:w="2400" w:type="dxa"/>
@@ -7149,7 +6178,7 @@
               <w:top w:val="single" w:sz="4" w:space="0" w:color="B7BCC2"/>
               <w:left w:val="single" w:sz="4" w:space="0" w:color="B7BCC2"/>
               <w:bottom w:val="single" w:sz="4" w:space="0" w:color="B7BCC2"/>
-              <w:right w:val="single" w:sz="4" w:space="0" w:color="B7BCC2"/>
+              <w:right w:val="nil"/>
             </w:tcBorders>
             <w:shd w:val="clear" w:color="auto" w:fill="F2F6FA"/>
             <w:tcMar>
@@ -7167,43 +6196,35 @@
                 <w:sz w:val="19"/>
                 <w:szCs w:val="19"/>
               </w:rPr>
-              <w:t>One person,</w:t>
-            </w:r>
+              <w:t>One person, ten-week timeline slips</w:t>
+            </w:r>
+          </w:p>
+        </w:tc>
+        <w:tc>
+          <w:tcPr>
+            <w:tcW w:w="4300" w:type="dxa"/>
+            <w:tcBorders>
+              <w:top w:val="single" w:sz="4" w:space="0" w:color="B7BCC2"/>
+              <w:left w:val="nil"/>
+              <w:bottom w:val="single" w:sz="4" w:space="0" w:color="B7BCC2"/>
+              <w:right w:val="nil"/>
+            </w:tcBorders>
+            <w:shd w:val="clear" w:color="auto" w:fill="F2F6FA"/>
+            <w:tcMar>
+              <w:top w:w="70" w:type="dxa"/>
+              <w:left w:w="110" w:type="dxa"/>
+              <w:bottom w:w="70" w:type="dxa"/>
+              <w:right w:w="110" w:type="dxa"/>
+            </w:tcMar>
+            <w:vAlign w:val="center"/>
+          </w:tcPr>
+          <w:p>
             <w:r>
               <w:rPr>
                 <w:rFonts w:ascii="Calibri" w:eastAsia="Calibri" w:hAnsi="Calibri" w:cs="Calibri"/>
                 <w:sz w:val="19"/>
                 <w:szCs w:val="19"/>
               </w:rPr>
-              <w:t xml:space="preserve"> ten-week timeline slips</w:t>
-            </w:r>
-          </w:p>
-        </w:tc>
-        <w:tc>
-          <w:tcPr>
-            <w:tcW w:w="4300" w:type="dxa"/>
-            <w:tcBorders>
-              <w:top w:val="single" w:sz="4" w:space="0" w:color="B7BCC2"/>
-              <w:left w:val="single" w:sz="4" w:space="0" w:color="B7BCC2"/>
-              <w:bottom w:val="single" w:sz="4" w:space="0" w:color="B7BCC2"/>
-              <w:right w:val="single" w:sz="4" w:space="0" w:color="B7BCC2"/>
-            </w:tcBorders>
-            <w:shd w:val="clear" w:color="auto" w:fill="F2F6FA"/>
-            <w:tcMar>
-              <w:top w:w="70" w:type="dxa"/>
-              <w:left w:w="110" w:type="dxa"/>
-              <w:bottom w:w="70" w:type="dxa"/>
-              <w:right w:w="110" w:type="dxa"/>
-            </w:tcMar>
-            <w:vAlign w:val="center"/>
-          </w:tcPr>
-          <w:p>
-            <w:r>
-              <w:rPr>
-                <w:rFonts w:ascii="Calibri" w:eastAsia="Calibri" w:hAnsi="Calibri" w:cs="Calibri"/>
-                <w:sz w:val="19"/>
-                <w:szCs w:val="19"/>
-              </w:rPr>
               <w:t>Throttle-first testing on every phase before full-scale release; background-paced benchmark execution; buffer reserved across the final three weeks</w:t>
             </w:r>
           </w:p>
@@ -7213,9 +6234,9 @@
             <w:tcW w:w="1186" w:type="dxa"/>
             <w:tcBorders>
               <w:top w:val="single" w:sz="4" w:space="0" w:color="B7BCC2"/>
-              <w:left w:val="single" w:sz="4" w:space="0" w:color="B7BCC2"/>
-              <w:bottom w:val="single" w:sz="4" w:space="0" w:color="B7BCC2"/>
-              <w:right w:val="single" w:sz="4" w:space="0" w:color="B7BCC2"/>
+              <w:left w:val="nil"/>
+              <w:bottom w:val="single" w:sz="4" w:space="0" w:color="B7BCC2"/>
+              <w:right w:val="nil"/>
             </w:tcBorders>
             <w:shd w:val="clear" w:color="auto" w:fill="F2F6FA"/>
             <w:tcMar>
@@ -7248,7 +6269,7 @@
             <w:tcW w:w="1186" w:type="dxa"/>
             <w:tcBorders>
               <w:top w:val="single" w:sz="4" w:space="0" w:color="B7BCC2"/>
-              <w:left w:val="single" w:sz="4" w:space="0" w:color="B7BCC2"/>
+              <w:left w:val="nil"/>
               <w:bottom w:val="single" w:sz="4" w:space="0" w:color="B7BCC2"/>
               <w:right w:val="single" w:sz="4" w:space="0" w:color="B7BCC2"/>
             </w:tcBorders>
@@ -7279,6 +6300,139 @@
           </w:p>
         </w:tc>
       </w:tr>
+      <w:tr>
+        <w:trPr>
+          <w:cantSplit/>
+        </w:trPr>
+        <w:tc>
+          <w:tcPr>
+            <w:tcW w:w="2400" w:type="dxa"/>
+            <w:tcBorders>
+              <w:top w:val="single" w:sz="4" w:space="0" w:color="B7BCC2"/>
+              <w:left w:val="single" w:sz="4" w:space="0" w:color="B7BCC2"/>
+              <w:bottom w:val="single" w:sz="4" w:space="0" w:color="B7BCC2"/>
+              <w:right w:val="nil"/>
+            </w:tcBorders>
+            <w:shd w:val="clear" w:color="auto" w:fill="FFFFFF"/>
+            <w:tcMar>
+              <w:top w:w="70" w:type="dxa"/>
+              <w:left w:w="110" w:type="dxa"/>
+              <w:bottom w:w="70" w:type="dxa"/>
+              <w:right w:w="110" w:type="dxa"/>
+            </w:tcMar>
+            <w:vAlign w:val="center"/>
+          </w:tcPr>
+          <w:p>
+            <w:r>
+              <w:rPr>
+                <w:rFonts w:ascii="Calibri" w:eastAsia="Calibri" w:hAnsi="Calibri" w:cs="Calibri"/>
+                <w:sz w:val="19"/>
+                <w:szCs w:val="19"/>
+              </w:rPr>
+              <w:t>Local machine failure or loss of unsynced work (no backups)</w:t>
+            </w:r>
+          </w:p>
+        </w:tc>
+        <w:tc>
+          <w:tcPr>
+            <w:tcW w:w="4300" w:type="dxa"/>
+            <w:tcBorders>
+              <w:top w:val="single" w:sz="4" w:space="0" w:color="B7BCC2"/>
+              <w:left w:val="nil"/>
+              <w:bottom w:val="single" w:sz="4" w:space="0" w:color="B7BCC2"/>
+              <w:right w:val="nil"/>
+            </w:tcBorders>
+            <w:shd w:val="clear" w:color="auto" w:fill="FFFFFF"/>
+            <w:tcMar>
+              <w:top w:w="70" w:type="dxa"/>
+              <w:left w:w="110" w:type="dxa"/>
+              <w:bottom w:w="70" w:type="dxa"/>
+              <w:right w:w="110" w:type="dxa"/>
+            </w:tcMar>
+            <w:vAlign w:val="center"/>
+          </w:tcPr>
+          <w:p>
+            <w:r>
+              <w:rPr>
+                <w:rFonts w:ascii="Calibri" w:eastAsia="Calibri" w:hAnsi="Calibri" w:cs="Calibri"/>
+                <w:sz w:val="19"/>
+                <w:szCs w:val="19"/>
+              </w:rPr>
+              <w:t>Nightly off-machine backup of the SQLite database, parsed nodes, and code to a second location (a git remote and cloud sync); Write-Ahead Logging commits keep the loss window to minutes of work, not days</w:t>
+            </w:r>
+          </w:p>
+        </w:tc>
+        <w:tc>
+          <w:tcPr>
+            <w:tcW w:w="1186" w:type="dxa"/>
+            <w:tcBorders>
+              <w:top w:val="single" w:sz="4" w:space="0" w:color="B7BCC2"/>
+              <w:left w:val="nil"/>
+              <w:bottom w:val="single" w:sz="4" w:space="0" w:color="B7BCC2"/>
+              <w:right w:val="nil"/>
+            </w:tcBorders>
+            <w:shd w:val="clear" w:color="auto" w:fill="FFFFFF"/>
+            <w:tcMar>
+              <w:top w:w="70" w:type="dxa"/>
+              <w:left w:w="110" w:type="dxa"/>
+              <w:bottom w:w="70" w:type="dxa"/>
+              <w:right w:w="110" w:type="dxa"/>
+            </w:tcMar>
+            <w:vAlign w:val="center"/>
+          </w:tcPr>
+          <w:p>
+            <w:pPr>
+              <w:jc w:val="center"/>
+            </w:pPr>
+            <w:r>
+              <w:rPr>
+                <w:rFonts w:ascii="Calibri" w:eastAsia="Calibri" w:hAnsi="Calibri" w:cs="Calibri"/>
+                <w:b/>
+                <w:bCs/>
+                <w:color w:val="0B8457"/>
+                <w:sz w:val="19"/>
+                <w:szCs w:val="19"/>
+              </w:rPr>
+              <w:t>Low</w:t>
+            </w:r>
+          </w:p>
+        </w:tc>
+        <w:tc>
+          <w:tcPr>
+            <w:tcW w:w="1186" w:type="dxa"/>
+            <w:tcBorders>
+              <w:top w:val="single" w:sz="4" w:space="0" w:color="B7BCC2"/>
+              <w:left w:val="nil"/>
+              <w:bottom w:val="single" w:sz="4" w:space="0" w:color="B7BCC2"/>
+              <w:right w:val="single" w:sz="4" w:space="0" w:color="B7BCC2"/>
+            </w:tcBorders>
+            <w:shd w:val="clear" w:color="auto" w:fill="FFFFFF"/>
+            <w:tcMar>
+              <w:top w:w="70" w:type="dxa"/>
+              <w:left w:w="110" w:type="dxa"/>
+              <w:bottom w:w="70" w:type="dxa"/>
+              <w:right w:w="110" w:type="dxa"/>
+            </w:tcMar>
+            <w:vAlign w:val="center"/>
+          </w:tcPr>
+          <w:p>
+            <w:pPr>
+              <w:jc w:val="center"/>
+            </w:pPr>
+            <w:r>
+              <w:rPr>
+                <w:rFonts w:ascii="Calibri" w:eastAsia="Calibri" w:hAnsi="Calibri" w:cs="Calibri"/>
+                <w:b/>
+                <w:bCs/>
+                <w:color w:val="C73E35"/>
+                <w:sz w:val="19"/>
+                <w:szCs w:val="19"/>
+              </w:rPr>
+              <w:t>High</w:t>
+            </w:r>
+          </w:p>
+        </w:tc>
+      </w:tr>
     </w:tbl>
     <w:p>
       <w:pPr>
@@ -7288,13 +6442,11 @@
       <w:r>
         <w:rPr>
           <w:rFonts w:ascii="Calibri" w:eastAsia="Calibri" w:hAnsi="Calibri" w:cs="Calibri"/>
-          <w:i/>
-          <w:iCs/>
           <w:color w:val="44494F"/>
           <w:sz w:val="20"/>
           <w:szCs w:val="20"/>
         </w:rPr>
-        <w:t>Table 11.01: Risk Management Plan</w:t>
+        <w:t>Table 11.1: Risk Management Plan</w:t>
       </w:r>
     </w:p>
     <w:p>
@@ -7318,8 +6470,8 @@
     </w:p>
     <w:p>
       <w:pPr>
-        <w:spacing w:after="180" w:line="276" w:lineRule="auto"/>
-        <w:ind w:left="360" w:hanging="360"/>
+        <w:spacing w:after="180" w:line="360" w:lineRule="auto"/>
+        <w:ind w:left="102" w:hanging="102"/>
         <w:jc w:val="both"/>
       </w:pPr>
       <w:r>
@@ -7327,329 +6479,119 @@
           <w:sz w:val="22"/>
           <w:szCs w:val="22"/>
         </w:rPr>
-        <w:t xml:space="preserve">Chen, Z., Chen, W., Smiley, C., Shah, S., </w:t>
-      </w:r>
-      <w:proofErr w:type="spellStart"/>
+        <w:t>Chen, Z., Chen, W., Smiley, C., Shah, S., Borova, I., Langdon, D., Moussa, R., Beane, M., Huang, T.-H., Routledge, B. and Wang, W.Y. (2021) 'FinQA: A Dataset of Numerical Reasoning over Financial Data', Proceedings of the 2021 Conference on Empirical Methods in Natural Language Processing (EMNLP 2021), pp. 3697–3711.</w:t>
+      </w:r>
+    </w:p>
+    <w:p>
+      <w:pPr>
+        <w:spacing w:after="180" w:line="360" w:lineRule="auto"/>
+        <w:ind w:left="102" w:hanging="102"/>
+        <w:jc w:val="both"/>
+      </w:pPr>
       <w:r>
         <w:rPr>
           <w:sz w:val="22"/>
           <w:szCs w:val="22"/>
         </w:rPr>
-        <w:t>Borova</w:t>
-      </w:r>
-      <w:proofErr w:type="spellEnd"/>
+        <w:t>Karpukhin, V., Oguz, B., Min, S., Lewis, P., Wu, L., Edunov, S., Chen, D. and Yih, W.-t. (2020) 'Dense Passage Retrieval for Open-Domain Question Answering', Proceedings of the 2020 Conference on Empirical Methods in Natural Language Processing (EMNLP 2020), pp. 6769–6781.</w:t>
+      </w:r>
+    </w:p>
+    <w:p>
+      <w:pPr>
+        <w:spacing w:after="180" w:line="360" w:lineRule="auto"/>
+        <w:ind w:left="102" w:hanging="102"/>
+        <w:jc w:val="both"/>
+      </w:pPr>
       <w:r>
         <w:rPr>
           <w:sz w:val="22"/>
           <w:szCs w:val="22"/>
         </w:rPr>
-        <w:t>, I., Langdon, D., Moussa, R., Beane, M., Huang, T.-H., Routledge, B. and Wang, W.Y. (2021) '</w:t>
-      </w:r>
-      <w:proofErr w:type="spellStart"/>
+        <w:t>Lewis, P., Perez, E., Piktus, A., Petroni, F., Karpukhin, V., Goyal, N., Küttler, H., Lewis, M., Yih, W.-t., Rocktäschel, T., Riedel, S. and Kiela, D. (2020) 'Retrieval-Augmented Generation for Knowledge-Intensive NLP Tasks', Advances in Neural Information Processing Systems, 33 (NeurIPS 2020).</w:t>
+      </w:r>
+    </w:p>
+    <w:p>
+      <w:pPr>
+        <w:spacing w:after="180" w:line="360" w:lineRule="auto"/>
+        <w:ind w:left="102" w:hanging="102"/>
+        <w:jc w:val="both"/>
+      </w:pPr>
       <w:r>
         <w:rPr>
           <w:sz w:val="22"/>
           <w:szCs w:val="22"/>
         </w:rPr>
-        <w:t>FinQA</w:t>
-      </w:r>
-      <w:proofErr w:type="spellEnd"/>
+        <w:t>Liu, N.F., Lin, K., Hewitt, J., Paranjape, A., Bevilacqua, M., Petroni, F. and Liang, P. (2024) 'Lost in the Middle: How Language Models Use Long Contexts', Transactions of the Association for Computational Linguistics, 12, pp. 157–173.</w:t>
+      </w:r>
+    </w:p>
+    <w:p>
+      <w:pPr>
+        <w:spacing w:after="180" w:line="360" w:lineRule="auto"/>
+        <w:ind w:left="102" w:hanging="102"/>
+        <w:jc w:val="both"/>
+      </w:pPr>
       <w:r>
         <w:rPr>
           <w:sz w:val="22"/>
           <w:szCs w:val="22"/>
         </w:rPr>
-        <w:t>: A Dataset of Numerical Reasoning over Financial Data', Proceedings of the 2021 Conference on Empirical Methods in Natural Language Processing (EMNLP 2021), pp. 3697-3711.</w:t>
-      </w:r>
-    </w:p>
-    <w:p>
-      <w:pPr>
-        <w:spacing w:after="180" w:line="276" w:lineRule="auto"/>
-        <w:ind w:left="360" w:hanging="360"/>
+        <w:t>Nogueira, R. and Cho, K. (2019) 'Passage Re-ranking with BERT', arXiv preprint, arXiv:1901.04085.</w:t>
+      </w:r>
+    </w:p>
+    <w:p>
+      <w:pPr>
+        <w:spacing w:after="180" w:line="360" w:lineRule="auto"/>
+        <w:ind w:left="102" w:hanging="102"/>
         <w:jc w:val="both"/>
       </w:pPr>
-      <w:proofErr w:type="spellStart"/>
       <w:r>
         <w:rPr>
           <w:sz w:val="22"/>
           <w:szCs w:val="22"/>
         </w:rPr>
-        <w:t>Karpukhin</w:t>
-      </w:r>
-      <w:proofErr w:type="spellEnd"/>
+        <w:t>Robertson, S. and Zaragoza, H. (2009) 'The Probabilistic Relevance Framework: BM25 and Beyond', Foundations and Trends in Information Retrieval, 3(4), pp. 333–389.</w:t>
+      </w:r>
+    </w:p>
+    <w:p>
+      <w:pPr>
+        <w:spacing w:after="180" w:line="360" w:lineRule="auto"/>
+        <w:ind w:left="102" w:hanging="102"/>
+        <w:jc w:val="both"/>
+      </w:pPr>
       <w:r>
         <w:rPr>
           <w:sz w:val="22"/>
           <w:szCs w:val="22"/>
         </w:rPr>
-        <w:t xml:space="preserve">, V., Oguz, B., Min, S., Lewis, P., Wu, L., </w:t>
-      </w:r>
-      <w:proofErr w:type="spellStart"/>
+        <w:t>Sarthi, P., Abdullah, S., Tuli, A., Khanna, S., Goldie, A. and Manning, C.D. (2024) 'RAPTOR: Recursive Abstractive Processing for Tree-Organized Retrieval', Proceedings of the International Conference on Learning Representations (ICLR 2024).</w:t>
+      </w:r>
+    </w:p>
+    <w:p>
+      <w:pPr>
+        <w:spacing w:after="180" w:line="360" w:lineRule="auto"/>
+        <w:ind w:left="102" w:hanging="102"/>
+        <w:jc w:val="both"/>
+      </w:pPr>
       <w:r>
         <w:rPr>
           <w:sz w:val="22"/>
           <w:szCs w:val="22"/>
         </w:rPr>
-        <w:t>Edunov</w:t>
-      </w:r>
-      <w:proofErr w:type="spellEnd"/>
+        <w:t>Xiao, S., Liu, Z., Zhang, P. and Muennighoff, N. (2023) 'C-Pack: Packaged Resources to Advance General Chinese Embedding', arXiv preprint, arXiv:2309.07597.</w:t>
+      </w:r>
+    </w:p>
+    <w:p>
+      <w:pPr>
+        <w:spacing w:after="180" w:line="360" w:lineRule="auto"/>
+        <w:ind w:left="102" w:hanging="102"/>
+        <w:jc w:val="both"/>
+      </w:pPr>
       <w:r>
         <w:rPr>
           <w:sz w:val="22"/>
           <w:szCs w:val="22"/>
         </w:rPr>
-        <w:t>, S., Chen, D. and Yih, W.-t. (2020) 'Dense Passage Retrieval for Open-Domain Question Answering', Proceedings of the 2020 Conference on Empirical Methods in Natural Language Processing (EMNLP 2020), pp. 6769-6781.</w:t>
-      </w:r>
-    </w:p>
-    <w:p>
-      <w:pPr>
-        <w:spacing w:after="180" w:line="276" w:lineRule="auto"/>
-        <w:ind w:left="360" w:hanging="360"/>
-        <w:jc w:val="both"/>
-      </w:pPr>
-      <w:r>
-        <w:rPr>
-          <w:sz w:val="22"/>
-          <w:szCs w:val="22"/>
-        </w:rPr>
-        <w:t xml:space="preserve">Lewis, P., Perez, E., </w:t>
-      </w:r>
-      <w:proofErr w:type="spellStart"/>
-      <w:r>
-        <w:rPr>
-          <w:sz w:val="22"/>
-          <w:szCs w:val="22"/>
-        </w:rPr>
-        <w:t>Piktus</w:t>
-      </w:r>
-      <w:proofErr w:type="spellEnd"/>
-      <w:r>
-        <w:rPr>
-          <w:sz w:val="22"/>
-          <w:szCs w:val="22"/>
-        </w:rPr>
-        <w:t xml:space="preserve">, A., Petroni, F., </w:t>
-      </w:r>
-      <w:proofErr w:type="spellStart"/>
-      <w:r>
-        <w:rPr>
-          <w:sz w:val="22"/>
-          <w:szCs w:val="22"/>
-        </w:rPr>
-        <w:t>Karpukhin</w:t>
-      </w:r>
-      <w:proofErr w:type="spellEnd"/>
-      <w:r>
-        <w:rPr>
-          <w:sz w:val="22"/>
-          <w:szCs w:val="22"/>
-        </w:rPr>
-        <w:t xml:space="preserve">, V., Goyal, N., </w:t>
-      </w:r>
-      <w:proofErr w:type="spellStart"/>
-      <w:r>
-        <w:rPr>
-          <w:sz w:val="22"/>
-          <w:szCs w:val="22"/>
-        </w:rPr>
-        <w:t>Küttler</w:t>
-      </w:r>
-      <w:proofErr w:type="spellEnd"/>
-      <w:r>
-        <w:rPr>
-          <w:sz w:val="22"/>
-          <w:szCs w:val="22"/>
-        </w:rPr>
-        <w:t xml:space="preserve">, H., Lewis, M., Yih, W.-t., </w:t>
-      </w:r>
-      <w:proofErr w:type="spellStart"/>
-      <w:r>
-        <w:rPr>
-          <w:sz w:val="22"/>
-          <w:szCs w:val="22"/>
-        </w:rPr>
-        <w:t>Rocktäschel</w:t>
-      </w:r>
-      <w:proofErr w:type="spellEnd"/>
-      <w:r>
-        <w:rPr>
-          <w:sz w:val="22"/>
-          <w:szCs w:val="22"/>
-        </w:rPr>
-        <w:t>, T., Riedel, S. and Kiela, D. (2020) 'Retrieval-Augmented Generation for Knowledge-Intensive NLP Tasks', Advances in Neural Information Processing Systems, 33 (</w:t>
-      </w:r>
-      <w:proofErr w:type="spellStart"/>
-      <w:r>
-        <w:rPr>
-          <w:sz w:val="22"/>
-          <w:szCs w:val="22"/>
-        </w:rPr>
-        <w:t>NeurIPS</w:t>
-      </w:r>
-      <w:proofErr w:type="spellEnd"/>
-      <w:r>
-        <w:rPr>
-          <w:sz w:val="22"/>
-          <w:szCs w:val="22"/>
-        </w:rPr>
-        <w:t xml:space="preserve"> 2020).</w:t>
-      </w:r>
-    </w:p>
-    <w:p>
-      <w:pPr>
-        <w:spacing w:after="180" w:line="276" w:lineRule="auto"/>
-        <w:ind w:left="360" w:hanging="360"/>
-        <w:jc w:val="both"/>
-      </w:pPr>
-      <w:r>
-        <w:rPr>
-          <w:sz w:val="22"/>
-          <w:szCs w:val="22"/>
-        </w:rPr>
-        <w:t>Liu, N.F., Lin, K., Hewitt, J., Paranjape, A., Bevilacqua, M., Petroni, F. and Liang, P. (2024) 'Lost in the Middle: How Language Models Use Long Contexts', Transactions of the Association for Computational Linguistics, 12, pp. 157-173.</w:t>
-      </w:r>
-    </w:p>
-    <w:p>
-      <w:pPr>
-        <w:spacing w:after="180" w:line="276" w:lineRule="auto"/>
-        <w:ind w:left="360" w:hanging="360"/>
-        <w:jc w:val="both"/>
-      </w:pPr>
-      <w:r>
-        <w:rPr>
-          <w:sz w:val="22"/>
-          <w:szCs w:val="22"/>
-        </w:rPr>
-        <w:t xml:space="preserve">Nogueira, R. and Cho, K. (2019) 'Passage Re-ranking with BERT', </w:t>
-      </w:r>
-      <w:proofErr w:type="spellStart"/>
-      <w:r>
-        <w:rPr>
-          <w:sz w:val="22"/>
-          <w:szCs w:val="22"/>
-        </w:rPr>
-        <w:t>arXiv</w:t>
-      </w:r>
-      <w:proofErr w:type="spellEnd"/>
-      <w:r>
-        <w:rPr>
-          <w:sz w:val="22"/>
-          <w:szCs w:val="22"/>
-        </w:rPr>
-        <w:t xml:space="preserve"> preprint, arXiv:1901.04085.</w:t>
-      </w:r>
-    </w:p>
-    <w:p>
-      <w:pPr>
-        <w:spacing w:after="180" w:line="276" w:lineRule="auto"/>
-        <w:ind w:left="360" w:hanging="360"/>
-        <w:jc w:val="both"/>
-      </w:pPr>
-      <w:r>
-        <w:rPr>
-          <w:sz w:val="22"/>
-          <w:szCs w:val="22"/>
-        </w:rPr>
-        <w:t>Robertson, S. and Zaragoza, H. (2009) 'The Probabilistic Relevance Framework: BM25 and Beyond', Foundations and Trends in Information Retrieval, 3(4), pp. 333-389.</w:t>
-      </w:r>
-    </w:p>
-    <w:p>
-      <w:pPr>
-        <w:spacing w:after="180" w:line="276" w:lineRule="auto"/>
-        <w:ind w:left="360" w:hanging="360"/>
-        <w:jc w:val="both"/>
-      </w:pPr>
-      <w:proofErr w:type="spellStart"/>
-      <w:r>
-        <w:rPr>
-          <w:sz w:val="22"/>
-          <w:szCs w:val="22"/>
-        </w:rPr>
-        <w:t>Sarthi</w:t>
-      </w:r>
-      <w:proofErr w:type="spellEnd"/>
-      <w:r>
-        <w:rPr>
-          <w:sz w:val="22"/>
-          <w:szCs w:val="22"/>
-        </w:rPr>
-        <w:t>, P., Abdullah, S., Tuli, A., Khanna, S., Goldie, A. and Manning, C.D. (2024) 'RAPTOR: Recursive Abstractive Processing for Tree-Organized Retrieval', Proceedings of the International Conference on Learning Representations (ICLR 2024).</w:t>
-      </w:r>
-    </w:p>
-    <w:p>
-      <w:pPr>
-        <w:spacing w:after="180" w:line="276" w:lineRule="auto"/>
-        <w:ind w:left="360" w:hanging="360"/>
-        <w:jc w:val="both"/>
-      </w:pPr>
-      <w:r>
-        <w:rPr>
-          <w:sz w:val="22"/>
-          <w:szCs w:val="22"/>
-        </w:rPr>
-        <w:t xml:space="preserve">Xiao, S., Liu, Z., Zhang, P. and </w:t>
-      </w:r>
-      <w:proofErr w:type="spellStart"/>
-      <w:r>
-        <w:rPr>
-          <w:sz w:val="22"/>
-          <w:szCs w:val="22"/>
-        </w:rPr>
-        <w:t>Muennighoff</w:t>
-      </w:r>
-      <w:proofErr w:type="spellEnd"/>
-      <w:r>
-        <w:rPr>
-          <w:sz w:val="22"/>
-          <w:szCs w:val="22"/>
-        </w:rPr>
-        <w:t xml:space="preserve">, N. (2023) 'C-Pack: Packaged Resources to Advance General Chinese Embedding', </w:t>
-      </w:r>
-      <w:proofErr w:type="spellStart"/>
-      <w:r>
-        <w:rPr>
-          <w:sz w:val="22"/>
-          <w:szCs w:val="22"/>
-        </w:rPr>
-        <w:t>arXiv</w:t>
-      </w:r>
-      <w:proofErr w:type="spellEnd"/>
-      <w:r>
-        <w:rPr>
-          <w:sz w:val="22"/>
-          <w:szCs w:val="22"/>
-        </w:rPr>
-        <w:t xml:space="preserve"> preprint, arXiv:2309.07597.</w:t>
-      </w:r>
-    </w:p>
-    <w:p>
-      <w:pPr>
-        <w:spacing w:after="180" w:line="276" w:lineRule="auto"/>
-        <w:ind w:left="360" w:hanging="360"/>
-        <w:jc w:val="both"/>
-      </w:pPr>
-      <w:r>
-        <w:rPr>
-          <w:sz w:val="22"/>
-          <w:szCs w:val="22"/>
-        </w:rPr>
-        <w:t>Zheng, L., Chiang, W.-L., Sheng, Y., Zhuang, S., Wu, Z., Zhuang, Y., Lin, Z., Li, Z., Li, D., Xing, E.P., Zhang, H., Gonzalez, J.E. and Stoica, I. (2023) 'Judging LLM-as-a-Judge with MT-Bench and Chatbot Arena', Advances in Neural Information Processing Systems, 36 (</w:t>
-      </w:r>
-      <w:proofErr w:type="spellStart"/>
-      <w:r>
-        <w:rPr>
-          <w:sz w:val="22"/>
-          <w:szCs w:val="22"/>
-        </w:rPr>
-        <w:t>NeurIPS</w:t>
-      </w:r>
-      <w:proofErr w:type="spellEnd"/>
-      <w:r>
-        <w:rPr>
-          <w:sz w:val="22"/>
-          <w:szCs w:val="22"/>
-        </w:rPr>
-        <w:t xml:space="preserve"> 2023).</w:t>
+        <w:t>Zheng, L., Chiang, W.-L., Sheng, Y., Zhuang, S., Wu, Z., Zhuang, Y., Lin, Z., Li, Z., Li, D., Xing, E.P., Zhang, H., Gonzalez, J.E. and Stoica, I. (2023) 'Judging LLM-as-a-Judge with MT-Bench and Chatbot Arena', Advances in Neural Information Processing Systems, 36 (NeurIPS 2023).</w:t>
       </w:r>
     </w:p>
     <w:sectPr>
@@ -7872,7 +6814,7 @@
       <w:lvlText w:val="•"/>
       <w:lvlJc w:val="left"/>
       <w:pPr>
-        <w:ind w:left="560" w:hanging="280"/>
+        <w:ind w:left="454" w:hanging="227"/>
       </w:pPr>
     </w:lvl>
     <w:lvl w:ilvl="1" w:tplc="64266812">
@@ -8024,9 +6966,9 @@
       <w:rPr>
         <w:rFonts w:ascii="Garamond" w:eastAsia="Garamond" w:hAnsi="Garamond" w:cs="Garamond"/>
         <w:color w:val="1A1D21"/>
-        <w:sz w:val="24"/>
-        <w:szCs w:val="24"/>
-        <w:lang w:val="en-IN" w:eastAsia="en-GB" w:bidi="ar-SA"/>
+        <w:sz w:val="22"/>
+        <w:szCs w:val="22"/>
+        <w:lang w:val="en-GB" w:eastAsia="en-GB" w:bidi="ar-SA"/>
       </w:rPr>
     </w:rPrDefault>
     <w:pPrDefault/>
@@ -8418,10 +7360,13 @@
     <w:uiPriority w:val="9"/>
     <w:qFormat/>
     <w:pPr>
+      <w:keepNext/>
+      <w:keepLines/>
       <w:spacing w:before="440" w:after="220"/>
       <w:outlineLvl w:val="0"/>
     </w:pPr>
     <w:rPr>
+      <w:rFonts w:ascii="Calibri" w:eastAsia="Calibri" w:hAnsi="Calibri" w:cs="Calibri"/>
       <w:b/>
       <w:bCs/>
       <w:color w:val="0A1F33"/>
@@ -8435,14 +7380,15 @@
     <w:unhideWhenUsed/>
     <w:qFormat/>
     <w:pPr>
+      <w:keepNext/>
+      <w:keepLines/>
       <w:spacing w:before="260" w:after="140"/>
       <w:outlineLvl w:val="1"/>
     </w:pPr>
     <w:rPr>
+      <w:rFonts w:ascii="Calibri" w:eastAsia="Calibri" w:hAnsi="Calibri" w:cs="Calibri"/>
       <w:b/>
       <w:bCs/>
-      <w:i/>
-      <w:iCs/>
       <w:color w:val="15406B"/>
       <w:sz w:val="30"/>
       <w:szCs w:val="30"/>

--- a/artifacts/Proposal_v1.0.0.docx
+++ b/artifacts/Proposal_v1.0.0.docx
@@ -169,11 +169,6 @@
       </w:r>
     </w:p>
     <w:p>
-      <w:r>
-        <w:br w:type="page"/>
-      </w:r>
-    </w:p>
-    <w:p>
       <w:pPr>
         <w:sectPr>
           <w:headerReference w:type="default" r:id="rId7"/>
@@ -194,7 +189,7 @@
         </w:pBdr>
         <w:spacing w:before="0"/>
       </w:pPr>
-      <w:bookmarkStart w:id="0" w:name="_Toc233281597"/>
+      <w:bookmarkStart w:id="0" w:name="_Toc233304217"/>
       <w:r>
         <w:lastRenderedPageBreak/>
         <w:t>Statement of Ethical Compliance: A0</w:t>
@@ -255,7 +250,7 @@
         </w:pBdr>
         <w:spacing w:before="0"/>
       </w:pPr>
-      <w:bookmarkStart w:id="1" w:name="_Toc233281598"/>
+      <w:bookmarkStart w:id="1" w:name="_Toc233304218"/>
       <w:r>
         <w:lastRenderedPageBreak/>
         <w:t>Table of Contents</w:t>
@@ -275,15 +270,26 @@
               <w:tab w:val="right" w:leader="dot" w:pos="9062"/>
             </w:tabs>
             <w:rPr>
+              <w:rFonts w:asciiTheme="minorHAnsi" w:eastAsiaTheme="minorEastAsia" w:hAnsiTheme="minorHAnsi" w:cstheme="minorBidi"/>
               <w:noProof/>
+              <w:color w:val="auto"/>
+              <w:kern w:val="2"/>
+              <w:sz w:val="24"/>
+              <w:szCs w:val="24"/>
+              <w:lang w:val="en-IN"/>
+              <w14:ligatures w14:val="standardContextual"/>
             </w:rPr>
           </w:pPr>
           <w:r>
-            <w:fldChar w:fldCharType="begin" w:dirty="true"/>
+            <w:fldChar w:fldCharType="begin"/>
+          </w:r>
+          <w:r>
             <w:instrText>TOC \h \o "1-2"</w:instrText>
+          </w:r>
+          <w:r>
             <w:fldChar w:fldCharType="separate"/>
           </w:r>
-          <w:hyperlink w:anchor="_Toc233281597" w:history="1">
+          <w:hyperlink w:anchor="_Toc233304217" w:history="1">
             <w:r>
               <w:rPr>
                 <w:rStyle w:val="Hyperlink"/>
@@ -296,10 +302,40 @@
                 <w:noProof/>
               </w:rPr>
               <w:tab/>
-              <w:fldChar w:fldCharType="begin" w:dirty="true"/>
-              <w:instrText xml:space="preserve"> PAGEREF _Toc233281597 \h </w:instrText>
+            </w:r>
+            <w:r>
+              <w:rPr>
+                <w:noProof/>
+              </w:rPr>
+              <w:fldChar w:fldCharType="begin"/>
+            </w:r>
+            <w:r>
+              <w:rPr>
+                <w:noProof/>
+              </w:rPr>
+              <w:instrText xml:space="preserve"> PAGEREF _Toc233304217 \h </w:instrText>
+            </w:r>
+            <w:r>
+              <w:rPr>
+                <w:noProof/>
+              </w:rPr>
+            </w:r>
+            <w:r>
+              <w:rPr>
+                <w:noProof/>
+              </w:rPr>
               <w:fldChar w:fldCharType="separate"/>
+            </w:r>
+            <w:r>
+              <w:rPr>
+                <w:noProof/>
+              </w:rPr>
               <w:t>2</w:t>
+            </w:r>
+            <w:r>
+              <w:rPr>
+                <w:noProof/>
+              </w:rPr>
               <w:fldChar w:fldCharType="end"/>
             </w:r>
           </w:hyperlink>
@@ -311,10 +347,17 @@
               <w:tab w:val="right" w:leader="dot" w:pos="9062"/>
             </w:tabs>
             <w:rPr>
+              <w:rFonts w:asciiTheme="minorHAnsi" w:eastAsiaTheme="minorEastAsia" w:hAnsiTheme="minorHAnsi" w:cstheme="minorBidi"/>
               <w:noProof/>
+              <w:color w:val="auto"/>
+              <w:kern w:val="2"/>
+              <w:sz w:val="24"/>
+              <w:szCs w:val="24"/>
+              <w:lang w:val="en-IN"/>
+              <w14:ligatures w14:val="standardContextual"/>
             </w:rPr>
           </w:pPr>
-          <w:hyperlink w:anchor="_Toc233281598" w:history="1">
+          <w:hyperlink w:anchor="_Toc233304218" w:history="1">
             <w:r>
               <w:rPr>
                 <w:rStyle w:val="Hyperlink"/>
@@ -327,10 +370,40 @@
                 <w:noProof/>
               </w:rPr>
               <w:tab/>
-              <w:fldChar w:fldCharType="begin" w:dirty="true"/>
-              <w:instrText xml:space="preserve"> PAGEREF _Toc233281598 \h </w:instrText>
+            </w:r>
+            <w:r>
+              <w:rPr>
+                <w:noProof/>
+              </w:rPr>
+              <w:fldChar w:fldCharType="begin"/>
+            </w:r>
+            <w:r>
+              <w:rPr>
+                <w:noProof/>
+              </w:rPr>
+              <w:instrText xml:space="preserve"> PAGEREF _Toc233304218 \h </w:instrText>
+            </w:r>
+            <w:r>
+              <w:rPr>
+                <w:noProof/>
+              </w:rPr>
+            </w:r>
+            <w:r>
+              <w:rPr>
+                <w:noProof/>
+              </w:rPr>
               <w:fldChar w:fldCharType="separate"/>
+            </w:r>
+            <w:r>
+              <w:rPr>
+                <w:noProof/>
+              </w:rPr>
               <w:t>3</w:t>
+            </w:r>
+            <w:r>
+              <w:rPr>
+                <w:noProof/>
+              </w:rPr>
               <w:fldChar w:fldCharType="end"/>
             </w:r>
           </w:hyperlink>
@@ -342,10 +415,17 @@
               <w:tab w:val="right" w:leader="dot" w:pos="9062"/>
             </w:tabs>
             <w:rPr>
+              <w:rFonts w:asciiTheme="minorHAnsi" w:eastAsiaTheme="minorEastAsia" w:hAnsiTheme="minorHAnsi" w:cstheme="minorBidi"/>
               <w:noProof/>
+              <w:color w:val="auto"/>
+              <w:kern w:val="2"/>
+              <w:sz w:val="24"/>
+              <w:szCs w:val="24"/>
+              <w:lang w:val="en-IN"/>
+              <w14:ligatures w14:val="standardContextual"/>
             </w:rPr>
           </w:pPr>
-          <w:hyperlink w:anchor="_Toc233281599" w:history="1">
+          <w:hyperlink w:anchor="_Toc233304219" w:history="1">
             <w:r>
               <w:rPr>
                 <w:rStyle w:val="Hyperlink"/>
@@ -358,10 +438,40 @@
                 <w:noProof/>
               </w:rPr>
               <w:tab/>
-              <w:fldChar w:fldCharType="begin" w:dirty="true"/>
-              <w:instrText xml:space="preserve"> PAGEREF _Toc233281599 \h </w:instrText>
+            </w:r>
+            <w:r>
+              <w:rPr>
+                <w:noProof/>
+              </w:rPr>
+              <w:fldChar w:fldCharType="begin"/>
+            </w:r>
+            <w:r>
+              <w:rPr>
+                <w:noProof/>
+              </w:rPr>
+              <w:instrText xml:space="preserve"> PAGEREF _Toc233304219 \h </w:instrText>
+            </w:r>
+            <w:r>
+              <w:rPr>
+                <w:noProof/>
+              </w:rPr>
+            </w:r>
+            <w:r>
+              <w:rPr>
+                <w:noProof/>
+              </w:rPr>
               <w:fldChar w:fldCharType="separate"/>
+            </w:r>
+            <w:r>
+              <w:rPr>
+                <w:noProof/>
+              </w:rPr>
               <w:t>4</w:t>
+            </w:r>
+            <w:r>
+              <w:rPr>
+                <w:noProof/>
+              </w:rPr>
               <w:fldChar w:fldCharType="end"/>
             </w:r>
           </w:hyperlink>
@@ -373,10 +483,17 @@
               <w:tab w:val="right" w:leader="dot" w:pos="9062"/>
             </w:tabs>
             <w:rPr>
+              <w:rFonts w:asciiTheme="minorHAnsi" w:eastAsiaTheme="minorEastAsia" w:hAnsiTheme="minorHAnsi" w:cstheme="minorBidi"/>
               <w:noProof/>
+              <w:color w:val="auto"/>
+              <w:kern w:val="2"/>
+              <w:sz w:val="24"/>
+              <w:szCs w:val="24"/>
+              <w:lang w:val="en-IN"/>
+              <w14:ligatures w14:val="standardContextual"/>
             </w:rPr>
           </w:pPr>
-          <w:hyperlink w:anchor="_Toc233281600" w:history="1">
+          <w:hyperlink w:anchor="_Toc233304220" w:history="1">
             <w:r>
               <w:rPr>
                 <w:rStyle w:val="Hyperlink"/>
@@ -389,10 +506,40 @@
                 <w:noProof/>
               </w:rPr>
               <w:tab/>
-              <w:fldChar w:fldCharType="begin" w:dirty="true"/>
-              <w:instrText xml:space="preserve"> PAGEREF _Toc233281600 \h </w:instrText>
+            </w:r>
+            <w:r>
+              <w:rPr>
+                <w:noProof/>
+              </w:rPr>
+              <w:fldChar w:fldCharType="begin"/>
+            </w:r>
+            <w:r>
+              <w:rPr>
+                <w:noProof/>
+              </w:rPr>
+              <w:instrText xml:space="preserve"> PAGEREF _Toc233304220 \h </w:instrText>
+            </w:r>
+            <w:r>
+              <w:rPr>
+                <w:noProof/>
+              </w:rPr>
+            </w:r>
+            <w:r>
+              <w:rPr>
+                <w:noProof/>
+              </w:rPr>
               <w:fldChar w:fldCharType="separate"/>
+            </w:r>
+            <w:r>
+              <w:rPr>
+                <w:noProof/>
+              </w:rPr>
               <w:t>4</w:t>
+            </w:r>
+            <w:r>
+              <w:rPr>
+                <w:noProof/>
+              </w:rPr>
               <w:fldChar w:fldCharType="end"/>
             </w:r>
           </w:hyperlink>
@@ -404,10 +551,17 @@
               <w:tab w:val="right" w:leader="dot" w:pos="9062"/>
             </w:tabs>
             <w:rPr>
+              <w:rFonts w:asciiTheme="minorHAnsi" w:eastAsiaTheme="minorEastAsia" w:hAnsiTheme="minorHAnsi" w:cstheme="minorBidi"/>
               <w:noProof/>
+              <w:color w:val="auto"/>
+              <w:kern w:val="2"/>
+              <w:sz w:val="24"/>
+              <w:szCs w:val="24"/>
+              <w:lang w:val="en-IN"/>
+              <w14:ligatures w14:val="standardContextual"/>
             </w:rPr>
           </w:pPr>
-          <w:hyperlink w:anchor="_Toc233281601" w:history="1">
+          <w:hyperlink w:anchor="_Toc233304221" w:history="1">
             <w:r>
               <w:rPr>
                 <w:rStyle w:val="Hyperlink"/>
@@ -420,10 +574,40 @@
                 <w:noProof/>
               </w:rPr>
               <w:tab/>
-              <w:fldChar w:fldCharType="begin" w:dirty="true"/>
-              <w:instrText xml:space="preserve"> PAGEREF _Toc233281601 \h </w:instrText>
+            </w:r>
+            <w:r>
+              <w:rPr>
+                <w:noProof/>
+              </w:rPr>
+              <w:fldChar w:fldCharType="begin"/>
+            </w:r>
+            <w:r>
+              <w:rPr>
+                <w:noProof/>
+              </w:rPr>
+              <w:instrText xml:space="preserve"> PAGEREF _Toc233304221 \h </w:instrText>
+            </w:r>
+            <w:r>
+              <w:rPr>
+                <w:noProof/>
+              </w:rPr>
+            </w:r>
+            <w:r>
+              <w:rPr>
+                <w:noProof/>
+              </w:rPr>
               <w:fldChar w:fldCharType="separate"/>
+            </w:r>
+            <w:r>
+              <w:rPr>
+                <w:noProof/>
+              </w:rPr>
               <w:t>4</w:t>
+            </w:r>
+            <w:r>
+              <w:rPr>
+                <w:noProof/>
+              </w:rPr>
               <w:fldChar w:fldCharType="end"/>
             </w:r>
           </w:hyperlink>
@@ -435,10 +619,17 @@
               <w:tab w:val="right" w:leader="dot" w:pos="9062"/>
             </w:tabs>
             <w:rPr>
+              <w:rFonts w:asciiTheme="minorHAnsi" w:eastAsiaTheme="minorEastAsia" w:hAnsiTheme="minorHAnsi" w:cstheme="minorBidi"/>
               <w:noProof/>
+              <w:color w:val="auto"/>
+              <w:kern w:val="2"/>
+              <w:sz w:val="24"/>
+              <w:szCs w:val="24"/>
+              <w:lang w:val="en-IN"/>
+              <w14:ligatures w14:val="standardContextual"/>
             </w:rPr>
           </w:pPr>
-          <w:hyperlink w:anchor="_Toc233281602" w:history="1">
+          <w:hyperlink w:anchor="_Toc233304222" w:history="1">
             <w:r>
               <w:rPr>
                 <w:rStyle w:val="Hyperlink"/>
@@ -451,10 +642,40 @@
                 <w:noProof/>
               </w:rPr>
               <w:tab/>
-              <w:fldChar w:fldCharType="begin" w:dirty="true"/>
-              <w:instrText xml:space="preserve"> PAGEREF _Toc233281602 \h </w:instrText>
+            </w:r>
+            <w:r>
+              <w:rPr>
+                <w:noProof/>
+              </w:rPr>
+              <w:fldChar w:fldCharType="begin"/>
+            </w:r>
+            <w:r>
+              <w:rPr>
+                <w:noProof/>
+              </w:rPr>
+              <w:instrText xml:space="preserve"> PAGEREF _Toc233304222 \h </w:instrText>
+            </w:r>
+            <w:r>
+              <w:rPr>
+                <w:noProof/>
+              </w:rPr>
+            </w:r>
+            <w:r>
+              <w:rPr>
+                <w:noProof/>
+              </w:rPr>
               <w:fldChar w:fldCharType="separate"/>
+            </w:r>
+            <w:r>
+              <w:rPr>
+                <w:noProof/>
+              </w:rPr>
               <w:t>4</w:t>
+            </w:r>
+            <w:r>
+              <w:rPr>
+                <w:noProof/>
+              </w:rPr>
               <w:fldChar w:fldCharType="end"/>
             </w:r>
           </w:hyperlink>
@@ -466,10 +687,17 @@
               <w:tab w:val="right" w:leader="dot" w:pos="9062"/>
             </w:tabs>
             <w:rPr>
+              <w:rFonts w:asciiTheme="minorHAnsi" w:eastAsiaTheme="minorEastAsia" w:hAnsiTheme="minorHAnsi" w:cstheme="minorBidi"/>
               <w:noProof/>
+              <w:color w:val="auto"/>
+              <w:kern w:val="2"/>
+              <w:sz w:val="24"/>
+              <w:szCs w:val="24"/>
+              <w:lang w:val="en-IN"/>
+              <w14:ligatures w14:val="standardContextual"/>
             </w:rPr>
           </w:pPr>
-          <w:hyperlink w:anchor="_Toc233281603" w:history="1">
+          <w:hyperlink w:anchor="_Toc233304223" w:history="1">
             <w:r>
               <w:rPr>
                 <w:rStyle w:val="Hyperlink"/>
@@ -482,10 +710,40 @@
                 <w:noProof/>
               </w:rPr>
               <w:tab/>
-              <w:fldChar w:fldCharType="begin" w:dirty="true"/>
-              <w:instrText xml:space="preserve"> PAGEREF _Toc233281603 \h </w:instrText>
+            </w:r>
+            <w:r>
+              <w:rPr>
+                <w:noProof/>
+              </w:rPr>
+              <w:fldChar w:fldCharType="begin"/>
+            </w:r>
+            <w:r>
+              <w:rPr>
+                <w:noProof/>
+              </w:rPr>
+              <w:instrText xml:space="preserve"> PAGEREF _Toc233304223 \h </w:instrText>
+            </w:r>
+            <w:r>
+              <w:rPr>
+                <w:noProof/>
+              </w:rPr>
+            </w:r>
+            <w:r>
+              <w:rPr>
+                <w:noProof/>
+              </w:rPr>
               <w:fldChar w:fldCharType="separate"/>
-              <w:t>4</w:t>
+            </w:r>
+            <w:r>
+              <w:rPr>
+                <w:noProof/>
+              </w:rPr>
+              <w:t>5</w:t>
+            </w:r>
+            <w:r>
+              <w:rPr>
+                <w:noProof/>
+              </w:rPr>
               <w:fldChar w:fldCharType="end"/>
             </w:r>
           </w:hyperlink>
@@ -497,10 +755,17 @@
               <w:tab w:val="right" w:leader="dot" w:pos="9062"/>
             </w:tabs>
             <w:rPr>
+              <w:rFonts w:asciiTheme="minorHAnsi" w:eastAsiaTheme="minorEastAsia" w:hAnsiTheme="minorHAnsi" w:cstheme="minorBidi"/>
               <w:noProof/>
+              <w:color w:val="auto"/>
+              <w:kern w:val="2"/>
+              <w:sz w:val="24"/>
+              <w:szCs w:val="24"/>
+              <w:lang w:val="en-IN"/>
+              <w14:ligatures w14:val="standardContextual"/>
             </w:rPr>
           </w:pPr>
-          <w:hyperlink w:anchor="_Toc233281604" w:history="1">
+          <w:hyperlink w:anchor="_Toc233304224" w:history="1">
             <w:r>
               <w:rPr>
                 <w:rStyle w:val="Hyperlink"/>
@@ -513,10 +778,40 @@
                 <w:noProof/>
               </w:rPr>
               <w:tab/>
-              <w:fldChar w:fldCharType="begin" w:dirty="true"/>
-              <w:instrText xml:space="preserve"> PAGEREF _Toc233281604 \h </w:instrText>
+            </w:r>
+            <w:r>
+              <w:rPr>
+                <w:noProof/>
+              </w:rPr>
+              <w:fldChar w:fldCharType="begin"/>
+            </w:r>
+            <w:r>
+              <w:rPr>
+                <w:noProof/>
+              </w:rPr>
+              <w:instrText xml:space="preserve"> PAGEREF _Toc233304224 \h </w:instrText>
+            </w:r>
+            <w:r>
+              <w:rPr>
+                <w:noProof/>
+              </w:rPr>
+            </w:r>
+            <w:r>
+              <w:rPr>
+                <w:noProof/>
+              </w:rPr>
               <w:fldChar w:fldCharType="separate"/>
+            </w:r>
+            <w:r>
+              <w:rPr>
+                <w:noProof/>
+              </w:rPr>
               <w:t>5</w:t>
+            </w:r>
+            <w:r>
+              <w:rPr>
+                <w:noProof/>
+              </w:rPr>
               <w:fldChar w:fldCharType="end"/>
             </w:r>
           </w:hyperlink>
@@ -528,10 +823,17 @@
               <w:tab w:val="right" w:leader="dot" w:pos="9062"/>
             </w:tabs>
             <w:rPr>
+              <w:rFonts w:asciiTheme="minorHAnsi" w:eastAsiaTheme="minorEastAsia" w:hAnsiTheme="minorHAnsi" w:cstheme="minorBidi"/>
               <w:noProof/>
+              <w:color w:val="auto"/>
+              <w:kern w:val="2"/>
+              <w:sz w:val="24"/>
+              <w:szCs w:val="24"/>
+              <w:lang w:val="en-IN"/>
+              <w14:ligatures w14:val="standardContextual"/>
             </w:rPr>
           </w:pPr>
-          <w:hyperlink w:anchor="_Toc233281605" w:history="1">
+          <w:hyperlink w:anchor="_Toc233304225" w:history="1">
             <w:r>
               <w:rPr>
                 <w:rStyle w:val="Hyperlink"/>
@@ -544,10 +846,40 @@
                 <w:noProof/>
               </w:rPr>
               <w:tab/>
-              <w:fldChar w:fldCharType="begin" w:dirty="true"/>
-              <w:instrText xml:space="preserve"> PAGEREF _Toc233281605 \h </w:instrText>
+            </w:r>
+            <w:r>
+              <w:rPr>
+                <w:noProof/>
+              </w:rPr>
+              <w:fldChar w:fldCharType="begin"/>
+            </w:r>
+            <w:r>
+              <w:rPr>
+                <w:noProof/>
+              </w:rPr>
+              <w:instrText xml:space="preserve"> PAGEREF _Toc233304225 \h </w:instrText>
+            </w:r>
+            <w:r>
+              <w:rPr>
+                <w:noProof/>
+              </w:rPr>
+            </w:r>
+            <w:r>
+              <w:rPr>
+                <w:noProof/>
+              </w:rPr>
               <w:fldChar w:fldCharType="separate"/>
-              <w:t>5</w:t>
+            </w:r>
+            <w:r>
+              <w:rPr>
+                <w:noProof/>
+              </w:rPr>
+              <w:t>6</w:t>
+            </w:r>
+            <w:r>
+              <w:rPr>
+                <w:noProof/>
+              </w:rPr>
               <w:fldChar w:fldCharType="end"/>
             </w:r>
           </w:hyperlink>
@@ -559,10 +891,17 @@
               <w:tab w:val="right" w:leader="dot" w:pos="9062"/>
             </w:tabs>
             <w:rPr>
+              <w:rFonts w:asciiTheme="minorHAnsi" w:eastAsiaTheme="minorEastAsia" w:hAnsiTheme="minorHAnsi" w:cstheme="minorBidi"/>
               <w:noProof/>
+              <w:color w:val="auto"/>
+              <w:kern w:val="2"/>
+              <w:sz w:val="24"/>
+              <w:szCs w:val="24"/>
+              <w:lang w:val="en-IN"/>
+              <w14:ligatures w14:val="standardContextual"/>
             </w:rPr>
           </w:pPr>
-          <w:hyperlink w:anchor="_Toc233281606" w:history="1">
+          <w:hyperlink w:anchor="_Toc233304226" w:history="1">
             <w:r>
               <w:rPr>
                 <w:rStyle w:val="Hyperlink"/>
@@ -575,10 +914,40 @@
                 <w:noProof/>
               </w:rPr>
               <w:tab/>
-              <w:fldChar w:fldCharType="begin" w:dirty="true"/>
-              <w:instrText xml:space="preserve"> PAGEREF _Toc233281606 \h </w:instrText>
+            </w:r>
+            <w:r>
+              <w:rPr>
+                <w:noProof/>
+              </w:rPr>
+              <w:fldChar w:fldCharType="begin"/>
+            </w:r>
+            <w:r>
+              <w:rPr>
+                <w:noProof/>
+              </w:rPr>
+              <w:instrText xml:space="preserve"> PAGEREF _Toc233304226 \h </w:instrText>
+            </w:r>
+            <w:r>
+              <w:rPr>
+                <w:noProof/>
+              </w:rPr>
+            </w:r>
+            <w:r>
+              <w:rPr>
+                <w:noProof/>
+              </w:rPr>
               <w:fldChar w:fldCharType="separate"/>
-              <w:t>6</w:t>
+            </w:r>
+            <w:r>
+              <w:rPr>
+                <w:noProof/>
+              </w:rPr>
+              <w:t>7</w:t>
+            </w:r>
+            <w:r>
+              <w:rPr>
+                <w:noProof/>
+              </w:rPr>
               <w:fldChar w:fldCharType="end"/>
             </w:r>
           </w:hyperlink>
@@ -590,10 +959,17 @@
               <w:tab w:val="right" w:leader="dot" w:pos="9062"/>
             </w:tabs>
             <w:rPr>
+              <w:rFonts w:asciiTheme="minorHAnsi" w:eastAsiaTheme="minorEastAsia" w:hAnsiTheme="minorHAnsi" w:cstheme="minorBidi"/>
               <w:noProof/>
+              <w:color w:val="auto"/>
+              <w:kern w:val="2"/>
+              <w:sz w:val="24"/>
+              <w:szCs w:val="24"/>
+              <w:lang w:val="en-IN"/>
+              <w14:ligatures w14:val="standardContextual"/>
             </w:rPr>
           </w:pPr>
-          <w:hyperlink w:anchor="_Toc233281607" w:history="1">
+          <w:hyperlink w:anchor="_Toc233304227" w:history="1">
             <w:r>
               <w:rPr>
                 <w:rStyle w:val="Hyperlink"/>
@@ -606,10 +982,40 @@
                 <w:noProof/>
               </w:rPr>
               <w:tab/>
-              <w:fldChar w:fldCharType="begin" w:dirty="true"/>
-              <w:instrText xml:space="preserve"> PAGEREF _Toc233281607 \h </w:instrText>
+            </w:r>
+            <w:r>
+              <w:rPr>
+                <w:noProof/>
+              </w:rPr>
+              <w:fldChar w:fldCharType="begin"/>
+            </w:r>
+            <w:r>
+              <w:rPr>
+                <w:noProof/>
+              </w:rPr>
+              <w:instrText xml:space="preserve"> PAGEREF _Toc233304227 \h </w:instrText>
+            </w:r>
+            <w:r>
+              <w:rPr>
+                <w:noProof/>
+              </w:rPr>
+            </w:r>
+            <w:r>
+              <w:rPr>
+                <w:noProof/>
+              </w:rPr>
               <w:fldChar w:fldCharType="separate"/>
+            </w:r>
+            <w:r>
+              <w:rPr>
+                <w:noProof/>
+              </w:rPr>
               <w:t>7</w:t>
+            </w:r>
+            <w:r>
+              <w:rPr>
+                <w:noProof/>
+              </w:rPr>
               <w:fldChar w:fldCharType="end"/>
             </w:r>
           </w:hyperlink>
@@ -621,10 +1027,17 @@
               <w:tab w:val="right" w:leader="dot" w:pos="9062"/>
             </w:tabs>
             <w:rPr>
+              <w:rFonts w:asciiTheme="minorHAnsi" w:eastAsiaTheme="minorEastAsia" w:hAnsiTheme="minorHAnsi" w:cstheme="minorBidi"/>
               <w:noProof/>
+              <w:color w:val="auto"/>
+              <w:kern w:val="2"/>
+              <w:sz w:val="24"/>
+              <w:szCs w:val="24"/>
+              <w:lang w:val="en-IN"/>
+              <w14:ligatures w14:val="standardContextual"/>
             </w:rPr>
           </w:pPr>
-          <w:hyperlink w:anchor="_Toc233281608" w:history="1">
+          <w:hyperlink w:anchor="_Toc233304228" w:history="1">
             <w:r>
               <w:rPr>
                 <w:rStyle w:val="Hyperlink"/>
@@ -637,10 +1050,40 @@
                 <w:noProof/>
               </w:rPr>
               <w:tab/>
-              <w:fldChar w:fldCharType="begin" w:dirty="true"/>
-              <w:instrText xml:space="preserve"> PAGEREF _Toc233281608 \h </w:instrText>
+            </w:r>
+            <w:r>
+              <w:rPr>
+                <w:noProof/>
+              </w:rPr>
+              <w:fldChar w:fldCharType="begin"/>
+            </w:r>
+            <w:r>
+              <w:rPr>
+                <w:noProof/>
+              </w:rPr>
+              <w:instrText xml:space="preserve"> PAGEREF _Toc233304228 \h </w:instrText>
+            </w:r>
+            <w:r>
+              <w:rPr>
+                <w:noProof/>
+              </w:rPr>
+            </w:r>
+            <w:r>
+              <w:rPr>
+                <w:noProof/>
+              </w:rPr>
               <w:fldChar w:fldCharType="separate"/>
-              <w:t>7</w:t>
+            </w:r>
+            <w:r>
+              <w:rPr>
+                <w:noProof/>
+              </w:rPr>
+              <w:t>8</w:t>
+            </w:r>
+            <w:r>
+              <w:rPr>
+                <w:noProof/>
+              </w:rPr>
               <w:fldChar w:fldCharType="end"/>
             </w:r>
           </w:hyperlink>
@@ -652,10 +1095,17 @@
               <w:tab w:val="right" w:leader="dot" w:pos="9062"/>
             </w:tabs>
             <w:rPr>
+              <w:rFonts w:asciiTheme="minorHAnsi" w:eastAsiaTheme="minorEastAsia" w:hAnsiTheme="minorHAnsi" w:cstheme="minorBidi"/>
               <w:noProof/>
+              <w:color w:val="auto"/>
+              <w:kern w:val="2"/>
+              <w:sz w:val="24"/>
+              <w:szCs w:val="24"/>
+              <w:lang w:val="en-IN"/>
+              <w14:ligatures w14:val="standardContextual"/>
             </w:rPr>
           </w:pPr>
-          <w:hyperlink w:anchor="_Toc233281609" w:history="1">
+          <w:hyperlink w:anchor="_Toc233304229" w:history="1">
             <w:r>
               <w:rPr>
                 <w:rStyle w:val="Hyperlink"/>
@@ -668,10 +1118,40 @@
                 <w:noProof/>
               </w:rPr>
               <w:tab/>
-              <w:fldChar w:fldCharType="begin" w:dirty="true"/>
-              <w:instrText xml:space="preserve"> PAGEREF _Toc233281609 \h </w:instrText>
+            </w:r>
+            <w:r>
+              <w:rPr>
+                <w:noProof/>
+              </w:rPr>
+              <w:fldChar w:fldCharType="begin"/>
+            </w:r>
+            <w:r>
+              <w:rPr>
+                <w:noProof/>
+              </w:rPr>
+              <w:instrText xml:space="preserve"> PAGEREF _Toc233304229 \h </w:instrText>
+            </w:r>
+            <w:r>
+              <w:rPr>
+                <w:noProof/>
+              </w:rPr>
+            </w:r>
+            <w:r>
+              <w:rPr>
+                <w:noProof/>
+              </w:rPr>
               <w:fldChar w:fldCharType="separate"/>
-              <w:t>7</w:t>
+            </w:r>
+            <w:r>
+              <w:rPr>
+                <w:noProof/>
+              </w:rPr>
+              <w:t>8</w:t>
+            </w:r>
+            <w:r>
+              <w:rPr>
+                <w:noProof/>
+              </w:rPr>
               <w:fldChar w:fldCharType="end"/>
             </w:r>
           </w:hyperlink>
@@ -683,10 +1163,17 @@
               <w:tab w:val="right" w:leader="dot" w:pos="9062"/>
             </w:tabs>
             <w:rPr>
+              <w:rFonts w:asciiTheme="minorHAnsi" w:eastAsiaTheme="minorEastAsia" w:hAnsiTheme="minorHAnsi" w:cstheme="minorBidi"/>
               <w:noProof/>
+              <w:color w:val="auto"/>
+              <w:kern w:val="2"/>
+              <w:sz w:val="24"/>
+              <w:szCs w:val="24"/>
+              <w:lang w:val="en-IN"/>
+              <w14:ligatures w14:val="standardContextual"/>
             </w:rPr>
           </w:pPr>
-          <w:hyperlink w:anchor="_Toc233281610" w:history="1">
+          <w:hyperlink w:anchor="_Toc233304230" w:history="1">
             <w:r>
               <w:rPr>
                 <w:rStyle w:val="Hyperlink"/>
@@ -699,10 +1186,40 @@
                 <w:noProof/>
               </w:rPr>
               <w:tab/>
-              <w:fldChar w:fldCharType="begin" w:dirty="true"/>
-              <w:instrText xml:space="preserve"> PAGEREF _Toc233281610 \h </w:instrText>
+            </w:r>
+            <w:r>
+              <w:rPr>
+                <w:noProof/>
+              </w:rPr>
+              <w:fldChar w:fldCharType="begin"/>
+            </w:r>
+            <w:r>
+              <w:rPr>
+                <w:noProof/>
+              </w:rPr>
+              <w:instrText xml:space="preserve"> PAGEREF _Toc233304230 \h </w:instrText>
+            </w:r>
+            <w:r>
+              <w:rPr>
+                <w:noProof/>
+              </w:rPr>
+            </w:r>
+            <w:r>
+              <w:rPr>
+                <w:noProof/>
+              </w:rPr>
               <w:fldChar w:fldCharType="separate"/>
+            </w:r>
+            <w:r>
+              <w:rPr>
+                <w:noProof/>
+              </w:rPr>
               <w:t>8</w:t>
+            </w:r>
+            <w:r>
+              <w:rPr>
+                <w:noProof/>
+              </w:rPr>
               <w:fldChar w:fldCharType="end"/>
             </w:r>
           </w:hyperlink>
@@ -714,10 +1231,17 @@
               <w:tab w:val="right" w:leader="dot" w:pos="9062"/>
             </w:tabs>
             <w:rPr>
+              <w:rFonts w:asciiTheme="minorHAnsi" w:eastAsiaTheme="minorEastAsia" w:hAnsiTheme="minorHAnsi" w:cstheme="minorBidi"/>
               <w:noProof/>
+              <w:color w:val="auto"/>
+              <w:kern w:val="2"/>
+              <w:sz w:val="24"/>
+              <w:szCs w:val="24"/>
+              <w:lang w:val="en-IN"/>
+              <w14:ligatures w14:val="standardContextual"/>
             </w:rPr>
           </w:pPr>
-          <w:hyperlink w:anchor="_Toc233281611" w:history="1">
+          <w:hyperlink w:anchor="_Toc233304231" w:history="1">
             <w:r>
               <w:rPr>
                 <w:rStyle w:val="Hyperlink"/>
@@ -730,10 +1254,40 @@
                 <w:noProof/>
               </w:rPr>
               <w:tab/>
-              <w:fldChar w:fldCharType="begin" w:dirty="true"/>
-              <w:instrText xml:space="preserve"> PAGEREF _Toc233281611 \h </w:instrText>
+            </w:r>
+            <w:r>
+              <w:rPr>
+                <w:noProof/>
+              </w:rPr>
+              <w:fldChar w:fldCharType="begin"/>
+            </w:r>
+            <w:r>
+              <w:rPr>
+                <w:noProof/>
+              </w:rPr>
+              <w:instrText xml:space="preserve"> PAGEREF _Toc233304231 \h </w:instrText>
+            </w:r>
+            <w:r>
+              <w:rPr>
+                <w:noProof/>
+              </w:rPr>
+            </w:r>
+            <w:r>
+              <w:rPr>
+                <w:noProof/>
+              </w:rPr>
               <w:fldChar w:fldCharType="separate"/>
-              <w:t>8</w:t>
+            </w:r>
+            <w:r>
+              <w:rPr>
+                <w:noProof/>
+              </w:rPr>
+              <w:t>9</w:t>
+            </w:r>
+            <w:r>
+              <w:rPr>
+                <w:noProof/>
+              </w:rPr>
               <w:fldChar w:fldCharType="end"/>
             </w:r>
           </w:hyperlink>
@@ -745,10 +1299,17 @@
               <w:tab w:val="right" w:leader="dot" w:pos="9062"/>
             </w:tabs>
             <w:rPr>
+              <w:rFonts w:asciiTheme="minorHAnsi" w:eastAsiaTheme="minorEastAsia" w:hAnsiTheme="minorHAnsi" w:cstheme="minorBidi"/>
               <w:noProof/>
+              <w:color w:val="auto"/>
+              <w:kern w:val="2"/>
+              <w:sz w:val="24"/>
+              <w:szCs w:val="24"/>
+              <w:lang w:val="en-IN"/>
+              <w14:ligatures w14:val="standardContextual"/>
             </w:rPr>
           </w:pPr>
-          <w:hyperlink w:anchor="_Toc233281612" w:history="1">
+          <w:hyperlink w:anchor="_Toc233304232" w:history="1">
             <w:r>
               <w:rPr>
                 <w:rStyle w:val="Hyperlink"/>
@@ -761,10 +1322,40 @@
                 <w:noProof/>
               </w:rPr>
               <w:tab/>
-              <w:fldChar w:fldCharType="begin" w:dirty="true"/>
-              <w:instrText xml:space="preserve"> PAGEREF _Toc233281612 \h </w:instrText>
+            </w:r>
+            <w:r>
+              <w:rPr>
+                <w:noProof/>
+              </w:rPr>
+              <w:fldChar w:fldCharType="begin"/>
+            </w:r>
+            <w:r>
+              <w:rPr>
+                <w:noProof/>
+              </w:rPr>
+              <w:instrText xml:space="preserve"> PAGEREF _Toc233304232 \h </w:instrText>
+            </w:r>
+            <w:r>
+              <w:rPr>
+                <w:noProof/>
+              </w:rPr>
+            </w:r>
+            <w:r>
+              <w:rPr>
+                <w:noProof/>
+              </w:rPr>
               <w:fldChar w:fldCharType="separate"/>
+            </w:r>
+            <w:r>
+              <w:rPr>
+                <w:noProof/>
+              </w:rPr>
               <w:t>9</w:t>
+            </w:r>
+            <w:r>
+              <w:rPr>
+                <w:noProof/>
+              </w:rPr>
               <w:fldChar w:fldCharType="end"/>
             </w:r>
           </w:hyperlink>
@@ -776,10 +1367,17 @@
               <w:tab w:val="right" w:leader="dot" w:pos="9062"/>
             </w:tabs>
             <w:rPr>
+              <w:rFonts w:asciiTheme="minorHAnsi" w:eastAsiaTheme="minorEastAsia" w:hAnsiTheme="minorHAnsi" w:cstheme="minorBidi"/>
               <w:noProof/>
+              <w:color w:val="auto"/>
+              <w:kern w:val="2"/>
+              <w:sz w:val="24"/>
+              <w:szCs w:val="24"/>
+              <w:lang w:val="en-IN"/>
+              <w14:ligatures w14:val="standardContextual"/>
             </w:rPr>
           </w:pPr>
-          <w:hyperlink w:anchor="_Toc233281613" w:history="1">
+          <w:hyperlink w:anchor="_Toc233304233" w:history="1">
             <w:r>
               <w:rPr>
                 <w:rStyle w:val="Hyperlink"/>
@@ -792,10 +1390,40 @@
                 <w:noProof/>
               </w:rPr>
               <w:tab/>
-              <w:fldChar w:fldCharType="begin" w:dirty="true"/>
-              <w:instrText xml:space="preserve"> PAGEREF _Toc233281613 \h </w:instrText>
+            </w:r>
+            <w:r>
+              <w:rPr>
+                <w:noProof/>
+              </w:rPr>
+              <w:fldChar w:fldCharType="begin"/>
+            </w:r>
+            <w:r>
+              <w:rPr>
+                <w:noProof/>
+              </w:rPr>
+              <w:instrText xml:space="preserve"> PAGEREF _Toc233304233 \h </w:instrText>
+            </w:r>
+            <w:r>
+              <w:rPr>
+                <w:noProof/>
+              </w:rPr>
+            </w:r>
+            <w:r>
+              <w:rPr>
+                <w:noProof/>
+              </w:rPr>
               <w:fldChar w:fldCharType="separate"/>
-              <w:t>10</w:t>
+            </w:r>
+            <w:r>
+              <w:rPr>
+                <w:noProof/>
+              </w:rPr>
+              <w:t>11</w:t>
+            </w:r>
+            <w:r>
+              <w:rPr>
+                <w:noProof/>
+              </w:rPr>
               <w:fldChar w:fldCharType="end"/>
             </w:r>
           </w:hyperlink>
@@ -819,7 +1447,7 @@
           <w:bottom w:val="single" w:sz="8" w:space="6" w:color="15406B"/>
         </w:pBdr>
       </w:pPr>
-      <w:bookmarkStart w:id="2" w:name="_Toc233281599"/>
+      <w:bookmarkStart w:id="2" w:name="_Toc233304219"/>
       <w:r>
         <w:lastRenderedPageBreak/>
         <w:t>1. Project Description</w:t>
@@ -862,7 +1490,7 @@
           <w:bottom w:val="single" w:sz="8" w:space="6" w:color="15406B"/>
         </w:pBdr>
       </w:pPr>
-      <w:bookmarkStart w:id="3" w:name="_Toc233281600"/>
+      <w:bookmarkStart w:id="3" w:name="_Toc233304220"/>
       <w:r>
         <w:t>2. Aims and Requirements</w:t>
       </w:r>
@@ -872,7 +1500,7 @@
       <w:pPr>
         <w:pStyle w:val="Heading2"/>
       </w:pPr>
-      <w:bookmarkStart w:id="4" w:name="_Toc233281601"/>
+      <w:bookmarkStart w:id="4" w:name="_Toc233304221"/>
       <w:r>
         <w:t>2.1 Aims</w:t>
       </w:r>
@@ -924,7 +1552,7 @@
       <w:pPr>
         <w:pStyle w:val="Heading2"/>
       </w:pPr>
-      <w:bookmarkStart w:id="5" w:name="_Toc233281602"/>
+      <w:bookmarkStart w:id="5" w:name="_Toc233304222"/>
       <w:r>
         <w:t>2.2 Requirements: Essential</w:t>
       </w:r>
@@ -1004,7 +1632,7 @@
       <w:pPr>
         <w:pStyle w:val="Heading2"/>
       </w:pPr>
-      <w:bookmarkStart w:id="6" w:name="_Toc233281603"/>
+      <w:bookmarkStart w:id="6" w:name="_Toc233304223"/>
       <w:r>
         <w:lastRenderedPageBreak/>
         <w:t>2.3 Requirements: Desirable</w:t>
@@ -1046,7 +1674,7 @@
           <w:bottom w:val="single" w:sz="8" w:space="6" w:color="15406B"/>
         </w:pBdr>
       </w:pPr>
-      <w:bookmarkStart w:id="7" w:name="_Toc233281604"/>
+      <w:bookmarkStart w:id="7" w:name="_Toc233304224"/>
       <w:r>
         <w:t>3. Key Literature and Background Reading</w:t>
       </w:r>
@@ -1183,7 +1811,7 @@
           <w:bottom w:val="single" w:sz="8" w:space="6" w:color="15406B"/>
         </w:pBdr>
       </w:pPr>
-      <w:bookmarkStart w:id="8" w:name="_Toc233281605"/>
+      <w:bookmarkStart w:id="8" w:name="_Toc233304225"/>
       <w:r>
         <w:lastRenderedPageBreak/>
         <w:t>4. Development and Implementation Summary</w:t>
@@ -1192,7 +1820,7 @@
     </w:p>
     <w:p>
       <w:pPr>
-        <w:spacing w:after="180" w:line="360" w:lineRule="auto"/>
+        <w:spacing w:after="120" w:line="240" w:lineRule="auto"/>
         <w:jc w:val="both"/>
       </w:pPr>
       <w:r>
@@ -1201,17 +1829,11 @@
     </w:p>
     <w:p>
       <w:pPr>
-        <w:spacing w:after="180" w:line="360" w:lineRule="auto"/>
+        <w:spacing w:after="120" w:line="240" w:lineRule="auto"/>
         <w:jc w:val="both"/>
       </w:pPr>
       <w:r>
-        <w:t xml:space="preserve">ChromaDB provides the local vector store for P1, </w:t>
-      </w:r>
-      <w:r>
-        <w:t>rank_bm25</w:t>
-      </w:r>
-      <w:r>
-        <w:t xml:space="preserve"> provides the keyword index for P2, and a cached LlamaIndex SummaryIndex provides the structural pipeline for P3. A single SQLite database, run in Write-Ahead Logging mode, is the sole state store; every benchmark run commits immediately, so a crash resumes from the last written row rather than re-spending free-tier quota. Asynchronous worker pools, bounded by a semaphore and wrapped in an exponential-backoff retry layer, keep concurrent API calls within Groq’s free-tier rate limits. Workflow is organised phase-by-phase as set out in Section 10, with the code for each phase committed and exercised under a three-item local throttle before being released at full scale, so a fault discovered in one phase is never allowed to consume the free-tier quota reserved for an earlier or later phase.</w:t>
+        <w:t>ChromaDB provides the local vector store for P1, rank_bm25 provides the keyword index for P2, and a cached LlamaIndex SummaryIndex provides the structural pipeline for P3. A single SQLite database, run in Write-Ahead Logging mode, is the sole state store; every benchmark run commits immediately, so a crash resumes from the last written row rather than re-spending free-tier quota. Asynchronous worker pools, bounded by a semaphore and wrapped in an exponential-backoff retry layer, keep concurrent API calls within Groq’s free-tier rate limits. Workflow is organised phase-by-phase as set out in Section 10, with the code for each phase committed and exercised under a three-item local throttle before being released at full scale, so a fault discovered in one phase is never allowed to consume the free-tier quota reserved for an earlier or later phase.</w:t>
       </w:r>
     </w:p>
     <w:tbl>
@@ -1757,7 +2379,7 @@
           <w:bottom w:val="single" w:sz="8" w:space="6" w:color="15406B"/>
         </w:pBdr>
       </w:pPr>
-      <w:bookmarkStart w:id="9" w:name="_Toc233281606"/>
+      <w:bookmarkStart w:id="9" w:name="_Toc233304226"/>
       <w:r>
         <w:lastRenderedPageBreak/>
         <w:t>5. Data Sources</w:t>
@@ -1856,7 +2478,7 @@
           <w:bottom w:val="single" w:sz="8" w:space="6" w:color="15406B"/>
         </w:pBdr>
       </w:pPr>
-      <w:bookmarkStart w:id="10" w:name="_Toc233281607"/>
+      <w:bookmarkStart w:id="10" w:name="_Toc233304227"/>
       <w:r>
         <w:t>6. Testing and Evaluation</w:t>
       </w:r>
@@ -2027,7 +2649,7 @@
           <w:bottom w:val="single" w:sz="8" w:space="6" w:color="15406B"/>
         </w:pBdr>
       </w:pPr>
-      <w:bookmarkStart w:id="11" w:name="_Toc233281608"/>
+      <w:bookmarkStart w:id="11" w:name="_Toc233304228"/>
       <w:r>
         <w:lastRenderedPageBreak/>
         <w:t>7. Project Ethics and Human Participants</w:t>
@@ -2050,7 +2672,7 @@
           <w:bottom w:val="single" w:sz="8" w:space="6" w:color="15406B"/>
         </w:pBdr>
       </w:pPr>
-      <w:bookmarkStart w:id="12" w:name="_Toc233281609"/>
+      <w:bookmarkStart w:id="12" w:name="_Toc233304229"/>
       <w:r>
         <w:t>8. BCS Project Criteria</w:t>
       </w:r>
@@ -2147,7 +2769,7 @@
           <w:bottom w:val="single" w:sz="8" w:space="6" w:color="15406B"/>
         </w:pBdr>
       </w:pPr>
-      <w:bookmarkStart w:id="13" w:name="_Toc233281610"/>
+      <w:bookmarkStart w:id="13" w:name="_Toc233304230"/>
       <w:r>
         <w:t>9. UI/UX Mockup</w:t>
       </w:r>
@@ -2159,9 +2781,11 @@
         <w:jc w:val="both"/>
       </w:pPr>
       <w:r>
-        <w:t xml:space="preserve">This is a research and benchmarking system rather than an end-user application, so its principal “interface” is the results comparison view produced at the end of the run and consulted directly in the dissertation analysis. Day to day, the researcher’s surface is a command line: a phase is started with a single script invocation (for example, running the benchmark executor for a given phase), progress and free-tier token usage are checked by glancing at the run log and the index-build cost </w:t>
+        <w:t xml:space="preserve">This is a research and benchmarking system rather than an end-user application, so its principal “interface” is the results comparison view produced at the end of the run and consulted directly in the dissertation </w:t>
+      </w:r>
+      <w:r>
         <w:lastRenderedPageBreak/>
-        <w:t>file, and intermediate results are inspected directly with SQL queries against the results table while a long phase is still in progress. A wireframe sketch of the final comparison view, the artefact the researcher consults most, is shown below.</w:t>
+        <w:t>analysis. Day to day, the researcher’s surface is a command line: a phase is started with a single script invocation (for example, running the benchmark executor for a given phase), progress and free-tier token usage are checked by glancing at the run log and the index-build cost file, and intermediate results are inspected directly with SQL queries against the results table while a long phase is still in progress. A wireframe sketch of the final comparison view, the artefact the researcher consults most, is shown below.</w:t>
       </w:r>
     </w:p>
     <w:tbl>
@@ -2192,6 +2816,7 @@
       <w:tr>
         <w:trPr>
           <w:cantSplit/>
+          <w:tblHeader/>
         </w:trPr>
         <w:tc>
           <w:tcPr>
@@ -3006,7 +3631,7 @@
           <w:bottom w:val="single" w:sz="8" w:space="6" w:color="15406B"/>
         </w:pBdr>
       </w:pPr>
-      <w:bookmarkStart w:id="14" w:name="_Toc233281611"/>
+      <w:bookmarkStart w:id="14" w:name="_Toc233304231"/>
       <w:r>
         <w:t>10. Project Plan</w:t>
       </w:r>
@@ -3054,6 +3679,7 @@
       <w:tr>
         <w:trPr>
           <w:cantSplit/>
+          <w:tblHeader/>
         </w:trPr>
         <w:tc>
           <w:tcPr>
@@ -5333,7 +5959,7 @@
           <w:bottom w:val="single" w:sz="8" w:space="6" w:color="15406B"/>
         </w:pBdr>
       </w:pPr>
-      <w:bookmarkStart w:id="15" w:name="_Toc233281612"/>
+      <w:bookmarkStart w:id="15" w:name="_Toc233304232"/>
       <w:r>
         <w:t>11. Risks and Contingency Plans</w:t>
       </w:r>
@@ -5365,6 +5991,7 @@
       <w:tr>
         <w:trPr>
           <w:cantSplit/>
+          <w:tblHeader/>
         </w:trPr>
         <w:tc>
           <w:tcPr>
@@ -5373,7 +6000,7 @@
               <w:top w:val="single" w:sz="4" w:space="0" w:color="B7BCC2"/>
               <w:left w:val="single" w:sz="4" w:space="0" w:color="B7BCC2"/>
               <w:bottom w:val="single" w:sz="4" w:space="0" w:color="B7BCC2"/>
-              <w:right w:val="nil"/>
+              <w:right w:val="single" w:sz="4" w:space="0" w:color="auto"/>
             </w:tcBorders>
             <w:shd w:val="clear" w:color="auto" w:fill="15406B"/>
             <w:tcMar>
@@ -5402,10 +6029,10 @@
           <w:tcPr>
             <w:tcW w:w="4300" w:type="dxa"/>
             <w:tcBorders>
-              <w:top w:val="single" w:sz="4" w:space="0" w:color="B7BCC2"/>
-              <w:left w:val="nil"/>
-              <w:bottom w:val="single" w:sz="4" w:space="0" w:color="B7BCC2"/>
-              <w:right w:val="nil"/>
+              <w:top w:val="single" w:sz="4" w:space="0" w:color="auto"/>
+              <w:left w:val="single" w:sz="4" w:space="0" w:color="auto"/>
+              <w:bottom w:val="single" w:sz="4" w:space="0" w:color="auto"/>
+              <w:right w:val="single" w:sz="4" w:space="0" w:color="auto"/>
             </w:tcBorders>
             <w:shd w:val="clear" w:color="auto" w:fill="15406B"/>
             <w:tcMar>
@@ -5435,7 +6062,7 @@
             <w:tcW w:w="1186" w:type="dxa"/>
             <w:tcBorders>
               <w:top w:val="single" w:sz="4" w:space="0" w:color="B7BCC2"/>
-              <w:left w:val="nil"/>
+              <w:left w:val="single" w:sz="4" w:space="0" w:color="auto"/>
               <w:bottom w:val="single" w:sz="4" w:space="0" w:color="B7BCC2"/>
               <w:right w:val="nil"/>
             </w:tcBorders>
@@ -5538,7 +6165,7 @@
           <w:tcPr>
             <w:tcW w:w="4300" w:type="dxa"/>
             <w:tcBorders>
-              <w:top w:val="single" w:sz="4" w:space="0" w:color="B7BCC2"/>
+              <w:top w:val="single" w:sz="4" w:space="0" w:color="auto"/>
               <w:left w:val="nil"/>
               <w:bottom w:val="single" w:sz="4" w:space="0" w:color="B7BCC2"/>
               <w:right w:val="nil"/>
@@ -5663,6 +6290,7 @@
                 <w:sz w:val="19"/>
                 <w:szCs w:val="19"/>
               </w:rPr>
+              <w:lastRenderedPageBreak/>
               <w:t>LlamaParse fragments or bisects a financial table</w:t>
             </w:r>
           </w:p>
@@ -5929,7 +6557,6 @@
                 <w:sz w:val="19"/>
                 <w:szCs w:val="19"/>
               </w:rPr>
-              <w:lastRenderedPageBreak/>
               <w:t>Breaking API changes in a fast-moving dependency (LlamaIndex)</w:t>
             </w:r>
           </w:p>
@@ -6461,7 +7088,7 @@
           <w:bottom w:val="single" w:sz="8" w:space="6" w:color="15406B"/>
         </w:pBdr>
       </w:pPr>
-      <w:bookmarkStart w:id="16" w:name="_Toc233281613"/>
+      <w:bookmarkStart w:id="16" w:name="_Toc233304233"/>
       <w:r>
         <w:lastRenderedPageBreak/>
         <w:t>12. References</w:t>
@@ -6475,10 +7102,6 @@
         <w:jc w:val="both"/>
       </w:pPr>
       <w:r>
-        <w:rPr>
-          <w:sz w:val="22"/>
-          <w:szCs w:val="22"/>
-        </w:rPr>
         <w:t>Chen, Z., Chen, W., Smiley, C., Shah, S., Borova, I., Langdon, D., Moussa, R., Beane, M., Huang, T.-H., Routledge, B. and Wang, W.Y. (2021) 'FinQA: A Dataset of Numerical Reasoning over Financial Data', Proceedings of the 2021 Conference on Empirical Methods in Natural Language Processing (EMNLP 2021), pp. 3697–3711.</w:t>
       </w:r>
     </w:p>
@@ -6489,10 +7112,6 @@
         <w:jc w:val="both"/>
       </w:pPr>
       <w:r>
-        <w:rPr>
-          <w:sz w:val="22"/>
-          <w:szCs w:val="22"/>
-        </w:rPr>
         <w:t>Karpukhin, V., Oguz, B., Min, S., Lewis, P., Wu, L., Edunov, S., Chen, D. and Yih, W.-t. (2020) 'Dense Passage Retrieval for Open-Domain Question Answering', Proceedings of the 2020 Conference on Empirical Methods in Natural Language Processing (EMNLP 2020), pp. 6769–6781.</w:t>
       </w:r>
     </w:p>
@@ -6503,10 +7122,6 @@
         <w:jc w:val="both"/>
       </w:pPr>
       <w:r>
-        <w:rPr>
-          <w:sz w:val="22"/>
-          <w:szCs w:val="22"/>
-        </w:rPr>
         <w:t>Lewis, P., Perez, E., Piktus, A., Petroni, F., Karpukhin, V., Goyal, N., Küttler, H., Lewis, M., Yih, W.-t., Rocktäschel, T., Riedel, S. and Kiela, D. (2020) 'Retrieval-Augmented Generation for Knowledge-Intensive NLP Tasks', Advances in Neural Information Processing Systems, 33 (NeurIPS 2020).</w:t>
       </w:r>
     </w:p>
@@ -6517,10 +7132,6 @@
         <w:jc w:val="both"/>
       </w:pPr>
       <w:r>
-        <w:rPr>
-          <w:sz w:val="22"/>
-          <w:szCs w:val="22"/>
-        </w:rPr>
         <w:t>Liu, N.F., Lin, K., Hewitt, J., Paranjape, A., Bevilacqua, M., Petroni, F. and Liang, P. (2024) 'Lost in the Middle: How Language Models Use Long Contexts', Transactions of the Association for Computational Linguistics, 12, pp. 157–173.</w:t>
       </w:r>
     </w:p>
@@ -6531,10 +7142,6 @@
         <w:jc w:val="both"/>
       </w:pPr>
       <w:r>
-        <w:rPr>
-          <w:sz w:val="22"/>
-          <w:szCs w:val="22"/>
-        </w:rPr>
         <w:t>Nogueira, R. and Cho, K. (2019) 'Passage Re-ranking with BERT', arXiv preprint, arXiv:1901.04085.</w:t>
       </w:r>
     </w:p>
@@ -6545,10 +7152,6 @@
         <w:jc w:val="both"/>
       </w:pPr>
       <w:r>
-        <w:rPr>
-          <w:sz w:val="22"/>
-          <w:szCs w:val="22"/>
-        </w:rPr>
         <w:t>Robertson, S. and Zaragoza, H. (2009) 'The Probabilistic Relevance Framework: BM25 and Beyond', Foundations and Trends in Information Retrieval, 3(4), pp. 333–389.</w:t>
       </w:r>
     </w:p>
@@ -6559,10 +7162,6 @@
         <w:jc w:val="both"/>
       </w:pPr>
       <w:r>
-        <w:rPr>
-          <w:sz w:val="22"/>
-          <w:szCs w:val="22"/>
-        </w:rPr>
         <w:t>Sarthi, P., Abdullah, S., Tuli, A., Khanna, S., Goldie, A. and Manning, C.D. (2024) 'RAPTOR: Recursive Abstractive Processing for Tree-Organized Retrieval', Proceedings of the International Conference on Learning Representations (ICLR 2024).</w:t>
       </w:r>
     </w:p>
@@ -6573,10 +7172,6 @@
         <w:jc w:val="both"/>
       </w:pPr>
       <w:r>
-        <w:rPr>
-          <w:sz w:val="22"/>
-          <w:szCs w:val="22"/>
-        </w:rPr>
         <w:t>Xiao, S., Liu, Z., Zhang, P. and Muennighoff, N. (2023) 'C-Pack: Packaged Resources to Advance General Chinese Embedding', arXiv preprint, arXiv:2309.07597.</w:t>
       </w:r>
     </w:p>
@@ -6587,10 +7182,6 @@
         <w:jc w:val="both"/>
       </w:pPr>
       <w:r>
-        <w:rPr>
-          <w:sz w:val="22"/>
-          <w:szCs w:val="22"/>
-        </w:rPr>
         <w:t>Zheng, L., Chiang, W.-L., Sheng, Y., Zhuang, S., Wu, Z., Zhuang, Y., Lin, Z., Li, Z., Li, D., Xing, E.P., Zhang, H., Gonzalez, J.E. and Stoica, I. (2023) 'Judging LLM-as-a-Judge with MT-Bench and Chatbot Arena', Advances in Neural Information Processing Systems, 36 (NeurIPS 2023).</w:t>
       </w:r>
     </w:p>

--- a/artifacts/Proposal_v1.0.0.docx
+++ b/artifacts/Proposal_v1.0.0.docx
@@ -43,7 +43,43 @@
           <w:sz w:val="26"/>
           <w:szCs w:val="26"/>
         </w:rPr>
-        <w:t>Design and Specification Proposal, COMP702 M.Sc. Project (2025/26)</w:t>
+        <w:t>Design and Specification Proposal, COMP702 M.Sc. Project (202</w:t>
+      </w:r>
+      <w:r>
+        <w:rPr>
+          <w:rFonts w:ascii="Calibri" w:eastAsia="Calibri" w:hAnsi="Calibri" w:cs="Calibri"/>
+          <w:color w:val="15406B"/>
+          <w:sz w:val="26"/>
+          <w:szCs w:val="26"/>
+        </w:rPr>
+        <w:t>6</w:t>
+      </w:r>
+      <w:r>
+        <w:rPr>
+          <w:rFonts w:ascii="Calibri" w:eastAsia="Calibri" w:hAnsi="Calibri" w:cs="Calibri"/>
+          <w:color w:val="15406B"/>
+          <w:sz w:val="26"/>
+          <w:szCs w:val="26"/>
+        </w:rPr>
+        <w:t>/2</w:t>
+      </w:r>
+      <w:r>
+        <w:rPr>
+          <w:rFonts w:ascii="Calibri" w:eastAsia="Calibri" w:hAnsi="Calibri" w:cs="Calibri"/>
+          <w:color w:val="15406B"/>
+          <w:sz w:val="26"/>
+          <w:szCs w:val="26"/>
+        </w:rPr>
+        <w:t>7</w:t>
+      </w:r>
+      <w:r>
+        <w:rPr>
+          <w:rFonts w:ascii="Calibri" w:eastAsia="Calibri" w:hAnsi="Calibri" w:cs="Calibri"/>
+          <w:color w:val="15406B"/>
+          <w:sz w:val="26"/>
+          <w:szCs w:val="26"/>
+        </w:rPr>
+        <w:t>)</w:t>
       </w:r>
     </w:p>
     <w:p>
@@ -139,6 +175,10 @@
       <w:pPr>
         <w:spacing w:before="260" w:after="50"/>
         <w:jc w:val="center"/>
+        <w:rPr>
+          <w:sz w:val="28"/>
+          <w:szCs w:val="28"/>
+        </w:rPr>
       </w:pPr>
       <w:r>
         <w:rPr>
@@ -146,8 +186,8 @@
           <w:b/>
           <w:bCs/>
           <w:color w:val="0A1F33"/>
-          <w:sz w:val="23"/>
-          <w:szCs w:val="23"/>
+          <w:sz w:val="28"/>
+          <w:szCs w:val="28"/>
         </w:rPr>
         <w:t>SCHOOL OF COMPUTER SCIENCE AND INFORMATICS</w:t>
       </w:r>
@@ -155,6 +195,10 @@
     <w:p>
       <w:pPr>
         <w:jc w:val="center"/>
+        <w:rPr>
+          <w:sz w:val="28"/>
+          <w:szCs w:val="28"/>
+        </w:rPr>
       </w:pPr>
       <w:r>
         <w:rPr>
@@ -162,8 +206,8 @@
           <w:b/>
           <w:bCs/>
           <w:color w:val="0A1F33"/>
-          <w:sz w:val="23"/>
-          <w:szCs w:val="23"/>
+          <w:sz w:val="28"/>
+          <w:szCs w:val="28"/>
         </w:rPr>
         <w:t>UNIVERSITY OF LIVERPOOL</w:t>
       </w:r>
@@ -200,15 +244,25 @@
       <w:pPr>
         <w:spacing w:after="180" w:line="360" w:lineRule="auto"/>
         <w:jc w:val="both"/>
+        <w:rPr>
+          <w:sz w:val="24"/>
+          <w:szCs w:val="24"/>
+        </w:rPr>
       </w:pPr>
       <w:r>
         <w:rPr>
           <w:b/>
           <w:bCs/>
+          <w:sz w:val="24"/>
+          <w:szCs w:val="24"/>
         </w:rPr>
         <w:t xml:space="preserve">Data Category: </w:t>
       </w:r>
       <w:r>
+        <w:rPr>
+          <w:sz w:val="24"/>
+          <w:szCs w:val="24"/>
+        </w:rPr>
         <w:t>A. Every source document is a United States SEC 10-K filing obtained from SEC EDGAR, a public regulatory archive. The data is publicly available, contains no personal or confidential information, and its use requires no licence, consent, or data-sharing agreement.</w:t>
       </w:r>
     </w:p>
@@ -216,15 +270,25 @@
       <w:pPr>
         <w:spacing w:after="180" w:line="360" w:lineRule="auto"/>
         <w:jc w:val="both"/>
+        <w:rPr>
+          <w:sz w:val="24"/>
+          <w:szCs w:val="24"/>
+        </w:rPr>
       </w:pPr>
       <w:r>
         <w:rPr>
           <w:b/>
           <w:bCs/>
+          <w:sz w:val="24"/>
+          <w:szCs w:val="24"/>
         </w:rPr>
         <w:t xml:space="preserve">Participant Category: </w:t>
       </w:r>
       <w:r>
+        <w:rPr>
+          <w:sz w:val="24"/>
+          <w:szCs w:val="24"/>
+        </w:rPr>
         <w:t>0. The project involves no human participants at any stage. The 140-query benchmark is generated and verified entirely by two independent language models acting as generator and critic, and the two manual steps (labelling teaching exemplars and hand-scoring validation outputs) are carried out solely by the researcher on the project’s own outputs, not on data gathered from, or about, other people.</w:t>
       </w:r>
     </w:p>
@@ -232,8 +296,16 @@
       <w:pPr>
         <w:spacing w:before="160" w:after="180" w:line="360" w:lineRule="auto"/>
         <w:jc w:val="both"/>
-      </w:pPr>
-      <w:r>
+        <w:rPr>
+          <w:sz w:val="24"/>
+          <w:szCs w:val="24"/>
+        </w:rPr>
+      </w:pPr>
+      <w:r>
+        <w:rPr>
+          <w:sz w:val="24"/>
+          <w:szCs w:val="24"/>
+        </w:rPr>
         <w:t>I confirm that I have read the ethical guidelines and will follow them during this project. This project uses only publicly available, non-personal United States SEC 10-K corporate filings sourced from SEC EDGAR. It involves no human participants and no personal data of any kind.</w:t>
       </w:r>
     </w:p>
@@ -274,19 +346,31 @@
               <w:noProof/>
               <w:color w:val="auto"/>
               <w:kern w:val="2"/>
-              <w:sz w:val="24"/>
-              <w:szCs w:val="24"/>
+              <w:sz w:val="28"/>
+              <w:szCs w:val="28"/>
               <w:lang w:val="en-IN"/>
               <w14:ligatures w14:val="standardContextual"/>
             </w:rPr>
           </w:pPr>
           <w:r>
+            <w:rPr>
+              <w:sz w:val="24"/>
+              <w:szCs w:val="24"/>
+            </w:rPr>
             <w:fldChar w:fldCharType="begin"/>
           </w:r>
           <w:r>
+            <w:rPr>
+              <w:sz w:val="24"/>
+              <w:szCs w:val="24"/>
+            </w:rPr>
             <w:instrText>TOC \h \o "1-2"</w:instrText>
           </w:r>
           <w:r>
+            <w:rPr>
+              <w:sz w:val="24"/>
+              <w:szCs w:val="24"/>
+            </w:rPr>
             <w:fldChar w:fldCharType="separate"/>
           </w:r>
           <w:hyperlink w:anchor="_Toc233304217" w:history="1">
@@ -294,47 +378,63 @@
               <w:rPr>
                 <w:rStyle w:val="Hyperlink"/>
                 <w:noProof/>
+                <w:sz w:val="24"/>
+                <w:szCs w:val="24"/>
               </w:rPr>
               <w:t>Statement of Ethical Compliance: A0</w:t>
             </w:r>
             <w:r>
               <w:rPr>
                 <w:noProof/>
+                <w:sz w:val="24"/>
+                <w:szCs w:val="24"/>
               </w:rPr>
               <w:tab/>
             </w:r>
             <w:r>
               <w:rPr>
                 <w:noProof/>
+                <w:sz w:val="24"/>
+                <w:szCs w:val="24"/>
               </w:rPr>
               <w:fldChar w:fldCharType="begin"/>
             </w:r>
             <w:r>
               <w:rPr>
                 <w:noProof/>
+                <w:sz w:val="24"/>
+                <w:szCs w:val="24"/>
               </w:rPr>
               <w:instrText xml:space="preserve"> PAGEREF _Toc233304217 \h </w:instrText>
             </w:r>
             <w:r>
               <w:rPr>
                 <w:noProof/>
-              </w:rPr>
-            </w:r>
-            <w:r>
-              <w:rPr>
-                <w:noProof/>
+                <w:sz w:val="24"/>
+                <w:szCs w:val="24"/>
+              </w:rPr>
+            </w:r>
+            <w:r>
+              <w:rPr>
+                <w:noProof/>
+                <w:sz w:val="24"/>
+                <w:szCs w:val="24"/>
               </w:rPr>
               <w:fldChar w:fldCharType="separate"/>
             </w:r>
             <w:r>
               <w:rPr>
                 <w:noProof/>
+                <w:sz w:val="24"/>
+                <w:szCs w:val="24"/>
               </w:rPr>
               <w:t>2</w:t>
             </w:r>
             <w:r>
               <w:rPr>
                 <w:noProof/>
+                <w:sz w:val="24"/>
+                <w:szCs w:val="24"/>
               </w:rPr>
               <w:fldChar w:fldCharType="end"/>
             </w:r>
@@ -351,8 +451,8 @@
               <w:noProof/>
               <w:color w:val="auto"/>
               <w:kern w:val="2"/>
-              <w:sz w:val="24"/>
-              <w:szCs w:val="24"/>
+              <w:sz w:val="28"/>
+              <w:szCs w:val="28"/>
               <w:lang w:val="en-IN"/>
               <w14:ligatures w14:val="standardContextual"/>
             </w:rPr>
@@ -362,47 +462,63 @@
               <w:rPr>
                 <w:rStyle w:val="Hyperlink"/>
                 <w:noProof/>
+                <w:sz w:val="24"/>
+                <w:szCs w:val="24"/>
               </w:rPr>
               <w:t>Table of Contents</w:t>
             </w:r>
             <w:r>
               <w:rPr>
                 <w:noProof/>
+                <w:sz w:val="24"/>
+                <w:szCs w:val="24"/>
               </w:rPr>
               <w:tab/>
             </w:r>
             <w:r>
               <w:rPr>
                 <w:noProof/>
+                <w:sz w:val="24"/>
+                <w:szCs w:val="24"/>
               </w:rPr>
               <w:fldChar w:fldCharType="begin"/>
             </w:r>
             <w:r>
               <w:rPr>
                 <w:noProof/>
+                <w:sz w:val="24"/>
+                <w:szCs w:val="24"/>
               </w:rPr>
               <w:instrText xml:space="preserve"> PAGEREF _Toc233304218 \h </w:instrText>
             </w:r>
             <w:r>
               <w:rPr>
                 <w:noProof/>
-              </w:rPr>
-            </w:r>
-            <w:r>
-              <w:rPr>
-                <w:noProof/>
+                <w:sz w:val="24"/>
+                <w:szCs w:val="24"/>
+              </w:rPr>
+            </w:r>
+            <w:r>
+              <w:rPr>
+                <w:noProof/>
+                <w:sz w:val="24"/>
+                <w:szCs w:val="24"/>
               </w:rPr>
               <w:fldChar w:fldCharType="separate"/>
             </w:r>
             <w:r>
               <w:rPr>
                 <w:noProof/>
+                <w:sz w:val="24"/>
+                <w:szCs w:val="24"/>
               </w:rPr>
               <w:t>3</w:t>
             </w:r>
             <w:r>
               <w:rPr>
                 <w:noProof/>
+                <w:sz w:val="24"/>
+                <w:szCs w:val="24"/>
               </w:rPr>
               <w:fldChar w:fldCharType="end"/>
             </w:r>
@@ -419,8 +535,8 @@
               <w:noProof/>
               <w:color w:val="auto"/>
               <w:kern w:val="2"/>
-              <w:sz w:val="24"/>
-              <w:szCs w:val="24"/>
+              <w:sz w:val="28"/>
+              <w:szCs w:val="28"/>
               <w:lang w:val="en-IN"/>
               <w14:ligatures w14:val="standardContextual"/>
             </w:rPr>
@@ -430,47 +546,63 @@
               <w:rPr>
                 <w:rStyle w:val="Hyperlink"/>
                 <w:noProof/>
+                <w:sz w:val="24"/>
+                <w:szCs w:val="24"/>
               </w:rPr>
               <w:t>1. Project Description</w:t>
             </w:r>
             <w:r>
               <w:rPr>
                 <w:noProof/>
+                <w:sz w:val="24"/>
+                <w:szCs w:val="24"/>
               </w:rPr>
               <w:tab/>
             </w:r>
             <w:r>
               <w:rPr>
                 <w:noProof/>
+                <w:sz w:val="24"/>
+                <w:szCs w:val="24"/>
               </w:rPr>
               <w:fldChar w:fldCharType="begin"/>
             </w:r>
             <w:r>
               <w:rPr>
                 <w:noProof/>
+                <w:sz w:val="24"/>
+                <w:szCs w:val="24"/>
               </w:rPr>
               <w:instrText xml:space="preserve"> PAGEREF _Toc233304219 \h </w:instrText>
             </w:r>
             <w:r>
               <w:rPr>
                 <w:noProof/>
-              </w:rPr>
-            </w:r>
-            <w:r>
-              <w:rPr>
-                <w:noProof/>
+                <w:sz w:val="24"/>
+                <w:szCs w:val="24"/>
+              </w:rPr>
+            </w:r>
+            <w:r>
+              <w:rPr>
+                <w:noProof/>
+                <w:sz w:val="24"/>
+                <w:szCs w:val="24"/>
               </w:rPr>
               <w:fldChar w:fldCharType="separate"/>
             </w:r>
             <w:r>
               <w:rPr>
                 <w:noProof/>
+                <w:sz w:val="24"/>
+                <w:szCs w:val="24"/>
               </w:rPr>
               <w:t>4</w:t>
             </w:r>
             <w:r>
               <w:rPr>
                 <w:noProof/>
+                <w:sz w:val="24"/>
+                <w:szCs w:val="24"/>
               </w:rPr>
               <w:fldChar w:fldCharType="end"/>
             </w:r>
@@ -487,8 +619,8 @@
               <w:noProof/>
               <w:color w:val="auto"/>
               <w:kern w:val="2"/>
-              <w:sz w:val="24"/>
-              <w:szCs w:val="24"/>
+              <w:sz w:val="28"/>
+              <w:szCs w:val="28"/>
               <w:lang w:val="en-IN"/>
               <w14:ligatures w14:val="standardContextual"/>
             </w:rPr>
@@ -498,47 +630,63 @@
               <w:rPr>
                 <w:rStyle w:val="Hyperlink"/>
                 <w:noProof/>
+                <w:sz w:val="24"/>
+                <w:szCs w:val="24"/>
               </w:rPr>
               <w:t>2. Aims and Requirements</w:t>
             </w:r>
             <w:r>
               <w:rPr>
                 <w:noProof/>
+                <w:sz w:val="24"/>
+                <w:szCs w:val="24"/>
               </w:rPr>
               <w:tab/>
             </w:r>
             <w:r>
               <w:rPr>
                 <w:noProof/>
+                <w:sz w:val="24"/>
+                <w:szCs w:val="24"/>
               </w:rPr>
               <w:fldChar w:fldCharType="begin"/>
             </w:r>
             <w:r>
               <w:rPr>
                 <w:noProof/>
+                <w:sz w:val="24"/>
+                <w:szCs w:val="24"/>
               </w:rPr>
               <w:instrText xml:space="preserve"> PAGEREF _Toc233304220 \h </w:instrText>
             </w:r>
             <w:r>
               <w:rPr>
                 <w:noProof/>
-              </w:rPr>
-            </w:r>
-            <w:r>
-              <w:rPr>
-                <w:noProof/>
+                <w:sz w:val="24"/>
+                <w:szCs w:val="24"/>
+              </w:rPr>
+            </w:r>
+            <w:r>
+              <w:rPr>
+                <w:noProof/>
+                <w:sz w:val="24"/>
+                <w:szCs w:val="24"/>
               </w:rPr>
               <w:fldChar w:fldCharType="separate"/>
             </w:r>
             <w:r>
               <w:rPr>
                 <w:noProof/>
+                <w:sz w:val="24"/>
+                <w:szCs w:val="24"/>
               </w:rPr>
               <w:t>4</w:t>
             </w:r>
             <w:r>
               <w:rPr>
                 <w:noProof/>
+                <w:sz w:val="24"/>
+                <w:szCs w:val="24"/>
               </w:rPr>
               <w:fldChar w:fldCharType="end"/>
             </w:r>
@@ -555,8 +703,8 @@
               <w:noProof/>
               <w:color w:val="auto"/>
               <w:kern w:val="2"/>
-              <w:sz w:val="24"/>
-              <w:szCs w:val="24"/>
+              <w:sz w:val="28"/>
+              <w:szCs w:val="28"/>
               <w:lang w:val="en-IN"/>
               <w14:ligatures w14:val="standardContextual"/>
             </w:rPr>
@@ -566,47 +714,63 @@
               <w:rPr>
                 <w:rStyle w:val="Hyperlink"/>
                 <w:noProof/>
+                <w:sz w:val="24"/>
+                <w:szCs w:val="24"/>
               </w:rPr>
               <w:t>2.1 Aims</w:t>
             </w:r>
             <w:r>
               <w:rPr>
                 <w:noProof/>
+                <w:sz w:val="24"/>
+                <w:szCs w:val="24"/>
               </w:rPr>
               <w:tab/>
             </w:r>
             <w:r>
               <w:rPr>
                 <w:noProof/>
+                <w:sz w:val="24"/>
+                <w:szCs w:val="24"/>
               </w:rPr>
               <w:fldChar w:fldCharType="begin"/>
             </w:r>
             <w:r>
               <w:rPr>
                 <w:noProof/>
+                <w:sz w:val="24"/>
+                <w:szCs w:val="24"/>
               </w:rPr>
               <w:instrText xml:space="preserve"> PAGEREF _Toc233304221 \h </w:instrText>
             </w:r>
             <w:r>
               <w:rPr>
                 <w:noProof/>
-              </w:rPr>
-            </w:r>
-            <w:r>
-              <w:rPr>
-                <w:noProof/>
+                <w:sz w:val="24"/>
+                <w:szCs w:val="24"/>
+              </w:rPr>
+            </w:r>
+            <w:r>
+              <w:rPr>
+                <w:noProof/>
+                <w:sz w:val="24"/>
+                <w:szCs w:val="24"/>
               </w:rPr>
               <w:fldChar w:fldCharType="separate"/>
             </w:r>
             <w:r>
               <w:rPr>
                 <w:noProof/>
+                <w:sz w:val="24"/>
+                <w:szCs w:val="24"/>
               </w:rPr>
               <w:t>4</w:t>
             </w:r>
             <w:r>
               <w:rPr>
                 <w:noProof/>
+                <w:sz w:val="24"/>
+                <w:szCs w:val="24"/>
               </w:rPr>
               <w:fldChar w:fldCharType="end"/>
             </w:r>
@@ -623,8 +787,8 @@
               <w:noProof/>
               <w:color w:val="auto"/>
               <w:kern w:val="2"/>
-              <w:sz w:val="24"/>
-              <w:szCs w:val="24"/>
+              <w:sz w:val="28"/>
+              <w:szCs w:val="28"/>
               <w:lang w:val="en-IN"/>
               <w14:ligatures w14:val="standardContextual"/>
             </w:rPr>
@@ -634,47 +798,63 @@
               <w:rPr>
                 <w:rStyle w:val="Hyperlink"/>
                 <w:noProof/>
+                <w:sz w:val="24"/>
+                <w:szCs w:val="24"/>
               </w:rPr>
               <w:t>2.2 Requirements: Essential</w:t>
             </w:r>
             <w:r>
               <w:rPr>
                 <w:noProof/>
+                <w:sz w:val="24"/>
+                <w:szCs w:val="24"/>
               </w:rPr>
               <w:tab/>
             </w:r>
             <w:r>
               <w:rPr>
                 <w:noProof/>
+                <w:sz w:val="24"/>
+                <w:szCs w:val="24"/>
               </w:rPr>
               <w:fldChar w:fldCharType="begin"/>
             </w:r>
             <w:r>
               <w:rPr>
                 <w:noProof/>
+                <w:sz w:val="24"/>
+                <w:szCs w:val="24"/>
               </w:rPr>
               <w:instrText xml:space="preserve"> PAGEREF _Toc233304222 \h </w:instrText>
             </w:r>
             <w:r>
               <w:rPr>
                 <w:noProof/>
-              </w:rPr>
-            </w:r>
-            <w:r>
-              <w:rPr>
-                <w:noProof/>
+                <w:sz w:val="24"/>
+                <w:szCs w:val="24"/>
+              </w:rPr>
+            </w:r>
+            <w:r>
+              <w:rPr>
+                <w:noProof/>
+                <w:sz w:val="24"/>
+                <w:szCs w:val="24"/>
               </w:rPr>
               <w:fldChar w:fldCharType="separate"/>
             </w:r>
             <w:r>
               <w:rPr>
                 <w:noProof/>
+                <w:sz w:val="24"/>
+                <w:szCs w:val="24"/>
               </w:rPr>
               <w:t>4</w:t>
             </w:r>
             <w:r>
               <w:rPr>
                 <w:noProof/>
+                <w:sz w:val="24"/>
+                <w:szCs w:val="24"/>
               </w:rPr>
               <w:fldChar w:fldCharType="end"/>
             </w:r>
@@ -691,8 +871,8 @@
               <w:noProof/>
               <w:color w:val="auto"/>
               <w:kern w:val="2"/>
-              <w:sz w:val="24"/>
-              <w:szCs w:val="24"/>
+              <w:sz w:val="28"/>
+              <w:szCs w:val="28"/>
               <w:lang w:val="en-IN"/>
               <w14:ligatures w14:val="standardContextual"/>
             </w:rPr>
@@ -702,47 +882,63 @@
               <w:rPr>
                 <w:rStyle w:val="Hyperlink"/>
                 <w:noProof/>
+                <w:sz w:val="24"/>
+                <w:szCs w:val="24"/>
               </w:rPr>
               <w:t>2.3 Requirements: Desirable</w:t>
             </w:r>
             <w:r>
               <w:rPr>
                 <w:noProof/>
+                <w:sz w:val="24"/>
+                <w:szCs w:val="24"/>
               </w:rPr>
               <w:tab/>
             </w:r>
             <w:r>
               <w:rPr>
                 <w:noProof/>
+                <w:sz w:val="24"/>
+                <w:szCs w:val="24"/>
               </w:rPr>
               <w:fldChar w:fldCharType="begin"/>
             </w:r>
             <w:r>
               <w:rPr>
                 <w:noProof/>
+                <w:sz w:val="24"/>
+                <w:szCs w:val="24"/>
               </w:rPr>
               <w:instrText xml:space="preserve"> PAGEREF _Toc233304223 \h </w:instrText>
             </w:r>
             <w:r>
               <w:rPr>
                 <w:noProof/>
-              </w:rPr>
-            </w:r>
-            <w:r>
-              <w:rPr>
-                <w:noProof/>
+                <w:sz w:val="24"/>
+                <w:szCs w:val="24"/>
+              </w:rPr>
+            </w:r>
+            <w:r>
+              <w:rPr>
+                <w:noProof/>
+                <w:sz w:val="24"/>
+                <w:szCs w:val="24"/>
               </w:rPr>
               <w:fldChar w:fldCharType="separate"/>
             </w:r>
             <w:r>
               <w:rPr>
                 <w:noProof/>
+                <w:sz w:val="24"/>
+                <w:szCs w:val="24"/>
               </w:rPr>
               <w:t>5</w:t>
             </w:r>
             <w:r>
               <w:rPr>
                 <w:noProof/>
+                <w:sz w:val="24"/>
+                <w:szCs w:val="24"/>
               </w:rPr>
               <w:fldChar w:fldCharType="end"/>
             </w:r>
@@ -759,8 +955,8 @@
               <w:noProof/>
               <w:color w:val="auto"/>
               <w:kern w:val="2"/>
-              <w:sz w:val="24"/>
-              <w:szCs w:val="24"/>
+              <w:sz w:val="28"/>
+              <w:szCs w:val="28"/>
               <w:lang w:val="en-IN"/>
               <w14:ligatures w14:val="standardContextual"/>
             </w:rPr>
@@ -770,47 +966,63 @@
               <w:rPr>
                 <w:rStyle w:val="Hyperlink"/>
                 <w:noProof/>
+                <w:sz w:val="24"/>
+                <w:szCs w:val="24"/>
               </w:rPr>
               <w:t>3. Key Literature and Background Reading</w:t>
             </w:r>
             <w:r>
               <w:rPr>
                 <w:noProof/>
+                <w:sz w:val="24"/>
+                <w:szCs w:val="24"/>
               </w:rPr>
               <w:tab/>
             </w:r>
             <w:r>
               <w:rPr>
                 <w:noProof/>
+                <w:sz w:val="24"/>
+                <w:szCs w:val="24"/>
               </w:rPr>
               <w:fldChar w:fldCharType="begin"/>
             </w:r>
             <w:r>
               <w:rPr>
                 <w:noProof/>
+                <w:sz w:val="24"/>
+                <w:szCs w:val="24"/>
               </w:rPr>
               <w:instrText xml:space="preserve"> PAGEREF _Toc233304224 \h </w:instrText>
             </w:r>
             <w:r>
               <w:rPr>
                 <w:noProof/>
-              </w:rPr>
-            </w:r>
-            <w:r>
-              <w:rPr>
-                <w:noProof/>
+                <w:sz w:val="24"/>
+                <w:szCs w:val="24"/>
+              </w:rPr>
+            </w:r>
+            <w:r>
+              <w:rPr>
+                <w:noProof/>
+                <w:sz w:val="24"/>
+                <w:szCs w:val="24"/>
               </w:rPr>
               <w:fldChar w:fldCharType="separate"/>
             </w:r>
             <w:r>
               <w:rPr>
                 <w:noProof/>
+                <w:sz w:val="24"/>
+                <w:szCs w:val="24"/>
               </w:rPr>
               <w:t>5</w:t>
             </w:r>
             <w:r>
               <w:rPr>
                 <w:noProof/>
+                <w:sz w:val="24"/>
+                <w:szCs w:val="24"/>
               </w:rPr>
               <w:fldChar w:fldCharType="end"/>
             </w:r>
@@ -827,8 +1039,8 @@
               <w:noProof/>
               <w:color w:val="auto"/>
               <w:kern w:val="2"/>
-              <w:sz w:val="24"/>
-              <w:szCs w:val="24"/>
+              <w:sz w:val="28"/>
+              <w:szCs w:val="28"/>
               <w:lang w:val="en-IN"/>
               <w14:ligatures w14:val="standardContextual"/>
             </w:rPr>
@@ -838,47 +1050,63 @@
               <w:rPr>
                 <w:rStyle w:val="Hyperlink"/>
                 <w:noProof/>
+                <w:sz w:val="24"/>
+                <w:szCs w:val="24"/>
               </w:rPr>
               <w:t>4. Development and Implementation Summary</w:t>
             </w:r>
             <w:r>
               <w:rPr>
                 <w:noProof/>
+                <w:sz w:val="24"/>
+                <w:szCs w:val="24"/>
               </w:rPr>
               <w:tab/>
             </w:r>
             <w:r>
               <w:rPr>
                 <w:noProof/>
+                <w:sz w:val="24"/>
+                <w:szCs w:val="24"/>
               </w:rPr>
               <w:fldChar w:fldCharType="begin"/>
             </w:r>
             <w:r>
               <w:rPr>
                 <w:noProof/>
+                <w:sz w:val="24"/>
+                <w:szCs w:val="24"/>
               </w:rPr>
               <w:instrText xml:space="preserve"> PAGEREF _Toc233304225 \h </w:instrText>
             </w:r>
             <w:r>
               <w:rPr>
                 <w:noProof/>
-              </w:rPr>
-            </w:r>
-            <w:r>
-              <w:rPr>
-                <w:noProof/>
+                <w:sz w:val="24"/>
+                <w:szCs w:val="24"/>
+              </w:rPr>
+            </w:r>
+            <w:r>
+              <w:rPr>
+                <w:noProof/>
+                <w:sz w:val="24"/>
+                <w:szCs w:val="24"/>
               </w:rPr>
               <w:fldChar w:fldCharType="separate"/>
             </w:r>
             <w:r>
               <w:rPr>
                 <w:noProof/>
+                <w:sz w:val="24"/>
+                <w:szCs w:val="24"/>
               </w:rPr>
               <w:t>6</w:t>
             </w:r>
             <w:r>
               <w:rPr>
                 <w:noProof/>
+                <w:sz w:val="24"/>
+                <w:szCs w:val="24"/>
               </w:rPr>
               <w:fldChar w:fldCharType="end"/>
             </w:r>
@@ -895,8 +1123,8 @@
               <w:noProof/>
               <w:color w:val="auto"/>
               <w:kern w:val="2"/>
-              <w:sz w:val="24"/>
-              <w:szCs w:val="24"/>
+              <w:sz w:val="28"/>
+              <w:szCs w:val="28"/>
               <w:lang w:val="en-IN"/>
               <w14:ligatures w14:val="standardContextual"/>
             </w:rPr>
@@ -906,47 +1134,63 @@
               <w:rPr>
                 <w:rStyle w:val="Hyperlink"/>
                 <w:noProof/>
+                <w:sz w:val="24"/>
+                <w:szCs w:val="24"/>
               </w:rPr>
               <w:t>5. Data Sources</w:t>
             </w:r>
             <w:r>
               <w:rPr>
                 <w:noProof/>
+                <w:sz w:val="24"/>
+                <w:szCs w:val="24"/>
               </w:rPr>
               <w:tab/>
             </w:r>
             <w:r>
               <w:rPr>
                 <w:noProof/>
+                <w:sz w:val="24"/>
+                <w:szCs w:val="24"/>
               </w:rPr>
               <w:fldChar w:fldCharType="begin"/>
             </w:r>
             <w:r>
               <w:rPr>
                 <w:noProof/>
+                <w:sz w:val="24"/>
+                <w:szCs w:val="24"/>
               </w:rPr>
               <w:instrText xml:space="preserve"> PAGEREF _Toc233304226 \h </w:instrText>
             </w:r>
             <w:r>
               <w:rPr>
                 <w:noProof/>
-              </w:rPr>
-            </w:r>
-            <w:r>
-              <w:rPr>
-                <w:noProof/>
+                <w:sz w:val="24"/>
+                <w:szCs w:val="24"/>
+              </w:rPr>
+            </w:r>
+            <w:r>
+              <w:rPr>
+                <w:noProof/>
+                <w:sz w:val="24"/>
+                <w:szCs w:val="24"/>
               </w:rPr>
               <w:fldChar w:fldCharType="separate"/>
             </w:r>
             <w:r>
               <w:rPr>
                 <w:noProof/>
+                <w:sz w:val="24"/>
+                <w:szCs w:val="24"/>
               </w:rPr>
               <w:t>7</w:t>
             </w:r>
             <w:r>
               <w:rPr>
                 <w:noProof/>
+                <w:sz w:val="24"/>
+                <w:szCs w:val="24"/>
               </w:rPr>
               <w:fldChar w:fldCharType="end"/>
             </w:r>
@@ -963,8 +1207,8 @@
               <w:noProof/>
               <w:color w:val="auto"/>
               <w:kern w:val="2"/>
-              <w:sz w:val="24"/>
-              <w:szCs w:val="24"/>
+              <w:sz w:val="28"/>
+              <w:szCs w:val="28"/>
               <w:lang w:val="en-IN"/>
               <w14:ligatures w14:val="standardContextual"/>
             </w:rPr>
@@ -974,47 +1218,63 @@
               <w:rPr>
                 <w:rStyle w:val="Hyperlink"/>
                 <w:noProof/>
+                <w:sz w:val="24"/>
+                <w:szCs w:val="24"/>
               </w:rPr>
               <w:t>6. Testing and Evaluation</w:t>
             </w:r>
             <w:r>
               <w:rPr>
                 <w:noProof/>
+                <w:sz w:val="24"/>
+                <w:szCs w:val="24"/>
               </w:rPr>
               <w:tab/>
             </w:r>
             <w:r>
               <w:rPr>
                 <w:noProof/>
+                <w:sz w:val="24"/>
+                <w:szCs w:val="24"/>
               </w:rPr>
               <w:fldChar w:fldCharType="begin"/>
             </w:r>
             <w:r>
               <w:rPr>
                 <w:noProof/>
+                <w:sz w:val="24"/>
+                <w:szCs w:val="24"/>
               </w:rPr>
               <w:instrText xml:space="preserve"> PAGEREF _Toc233304227 \h </w:instrText>
             </w:r>
             <w:r>
               <w:rPr>
                 <w:noProof/>
-              </w:rPr>
-            </w:r>
-            <w:r>
-              <w:rPr>
-                <w:noProof/>
+                <w:sz w:val="24"/>
+                <w:szCs w:val="24"/>
+              </w:rPr>
+            </w:r>
+            <w:r>
+              <w:rPr>
+                <w:noProof/>
+                <w:sz w:val="24"/>
+                <w:szCs w:val="24"/>
               </w:rPr>
               <w:fldChar w:fldCharType="separate"/>
             </w:r>
             <w:r>
               <w:rPr>
                 <w:noProof/>
+                <w:sz w:val="24"/>
+                <w:szCs w:val="24"/>
               </w:rPr>
               <w:t>7</w:t>
             </w:r>
             <w:r>
               <w:rPr>
                 <w:noProof/>
+                <w:sz w:val="24"/>
+                <w:szCs w:val="24"/>
               </w:rPr>
               <w:fldChar w:fldCharType="end"/>
             </w:r>
@@ -1031,8 +1291,8 @@
               <w:noProof/>
               <w:color w:val="auto"/>
               <w:kern w:val="2"/>
-              <w:sz w:val="24"/>
-              <w:szCs w:val="24"/>
+              <w:sz w:val="28"/>
+              <w:szCs w:val="28"/>
               <w:lang w:val="en-IN"/>
               <w14:ligatures w14:val="standardContextual"/>
             </w:rPr>
@@ -1042,47 +1302,63 @@
               <w:rPr>
                 <w:rStyle w:val="Hyperlink"/>
                 <w:noProof/>
+                <w:sz w:val="24"/>
+                <w:szCs w:val="24"/>
               </w:rPr>
               <w:t>7. Project Ethics and Human Participants</w:t>
             </w:r>
             <w:r>
               <w:rPr>
                 <w:noProof/>
+                <w:sz w:val="24"/>
+                <w:szCs w:val="24"/>
               </w:rPr>
               <w:tab/>
             </w:r>
             <w:r>
               <w:rPr>
                 <w:noProof/>
+                <w:sz w:val="24"/>
+                <w:szCs w:val="24"/>
               </w:rPr>
               <w:fldChar w:fldCharType="begin"/>
             </w:r>
             <w:r>
               <w:rPr>
                 <w:noProof/>
+                <w:sz w:val="24"/>
+                <w:szCs w:val="24"/>
               </w:rPr>
               <w:instrText xml:space="preserve"> PAGEREF _Toc233304228 \h </w:instrText>
             </w:r>
             <w:r>
               <w:rPr>
                 <w:noProof/>
-              </w:rPr>
-            </w:r>
-            <w:r>
-              <w:rPr>
-                <w:noProof/>
+                <w:sz w:val="24"/>
+                <w:szCs w:val="24"/>
+              </w:rPr>
+            </w:r>
+            <w:r>
+              <w:rPr>
+                <w:noProof/>
+                <w:sz w:val="24"/>
+                <w:szCs w:val="24"/>
               </w:rPr>
               <w:fldChar w:fldCharType="separate"/>
             </w:r>
             <w:r>
               <w:rPr>
                 <w:noProof/>
+                <w:sz w:val="24"/>
+                <w:szCs w:val="24"/>
               </w:rPr>
               <w:t>8</w:t>
             </w:r>
             <w:r>
               <w:rPr>
                 <w:noProof/>
+                <w:sz w:val="24"/>
+                <w:szCs w:val="24"/>
               </w:rPr>
               <w:fldChar w:fldCharType="end"/>
             </w:r>
@@ -1099,8 +1375,8 @@
               <w:noProof/>
               <w:color w:val="auto"/>
               <w:kern w:val="2"/>
-              <w:sz w:val="24"/>
-              <w:szCs w:val="24"/>
+              <w:sz w:val="28"/>
+              <w:szCs w:val="28"/>
               <w:lang w:val="en-IN"/>
               <w14:ligatures w14:val="standardContextual"/>
             </w:rPr>
@@ -1110,47 +1386,63 @@
               <w:rPr>
                 <w:rStyle w:val="Hyperlink"/>
                 <w:noProof/>
+                <w:sz w:val="24"/>
+                <w:szCs w:val="24"/>
               </w:rPr>
               <w:t>8. BCS Project Criteria</w:t>
             </w:r>
             <w:r>
               <w:rPr>
                 <w:noProof/>
+                <w:sz w:val="24"/>
+                <w:szCs w:val="24"/>
               </w:rPr>
               <w:tab/>
             </w:r>
             <w:r>
               <w:rPr>
                 <w:noProof/>
+                <w:sz w:val="24"/>
+                <w:szCs w:val="24"/>
               </w:rPr>
               <w:fldChar w:fldCharType="begin"/>
             </w:r>
             <w:r>
               <w:rPr>
                 <w:noProof/>
+                <w:sz w:val="24"/>
+                <w:szCs w:val="24"/>
               </w:rPr>
               <w:instrText xml:space="preserve"> PAGEREF _Toc233304229 \h </w:instrText>
             </w:r>
             <w:r>
               <w:rPr>
                 <w:noProof/>
-              </w:rPr>
-            </w:r>
-            <w:r>
-              <w:rPr>
-                <w:noProof/>
+                <w:sz w:val="24"/>
+                <w:szCs w:val="24"/>
+              </w:rPr>
+            </w:r>
+            <w:r>
+              <w:rPr>
+                <w:noProof/>
+                <w:sz w:val="24"/>
+                <w:szCs w:val="24"/>
               </w:rPr>
               <w:fldChar w:fldCharType="separate"/>
             </w:r>
             <w:r>
               <w:rPr>
                 <w:noProof/>
+                <w:sz w:val="24"/>
+                <w:szCs w:val="24"/>
               </w:rPr>
               <w:t>8</w:t>
             </w:r>
             <w:r>
               <w:rPr>
                 <w:noProof/>
+                <w:sz w:val="24"/>
+                <w:szCs w:val="24"/>
               </w:rPr>
               <w:fldChar w:fldCharType="end"/>
             </w:r>
@@ -1167,8 +1459,8 @@
               <w:noProof/>
               <w:color w:val="auto"/>
               <w:kern w:val="2"/>
-              <w:sz w:val="24"/>
-              <w:szCs w:val="24"/>
+              <w:sz w:val="28"/>
+              <w:szCs w:val="28"/>
               <w:lang w:val="en-IN"/>
               <w14:ligatures w14:val="standardContextual"/>
             </w:rPr>
@@ -1178,47 +1470,63 @@
               <w:rPr>
                 <w:rStyle w:val="Hyperlink"/>
                 <w:noProof/>
+                <w:sz w:val="24"/>
+                <w:szCs w:val="24"/>
               </w:rPr>
               <w:t>9. UI/UX Mockup</w:t>
             </w:r>
             <w:r>
               <w:rPr>
                 <w:noProof/>
+                <w:sz w:val="24"/>
+                <w:szCs w:val="24"/>
               </w:rPr>
               <w:tab/>
             </w:r>
             <w:r>
               <w:rPr>
                 <w:noProof/>
+                <w:sz w:val="24"/>
+                <w:szCs w:val="24"/>
               </w:rPr>
               <w:fldChar w:fldCharType="begin"/>
             </w:r>
             <w:r>
               <w:rPr>
                 <w:noProof/>
+                <w:sz w:val="24"/>
+                <w:szCs w:val="24"/>
               </w:rPr>
               <w:instrText xml:space="preserve"> PAGEREF _Toc233304230 \h </w:instrText>
             </w:r>
             <w:r>
               <w:rPr>
                 <w:noProof/>
-              </w:rPr>
-            </w:r>
-            <w:r>
-              <w:rPr>
-                <w:noProof/>
+                <w:sz w:val="24"/>
+                <w:szCs w:val="24"/>
+              </w:rPr>
+            </w:r>
+            <w:r>
+              <w:rPr>
+                <w:noProof/>
+                <w:sz w:val="24"/>
+                <w:szCs w:val="24"/>
               </w:rPr>
               <w:fldChar w:fldCharType="separate"/>
             </w:r>
             <w:r>
               <w:rPr>
                 <w:noProof/>
+                <w:sz w:val="24"/>
+                <w:szCs w:val="24"/>
               </w:rPr>
               <w:t>8</w:t>
             </w:r>
             <w:r>
               <w:rPr>
                 <w:noProof/>
+                <w:sz w:val="24"/>
+                <w:szCs w:val="24"/>
               </w:rPr>
               <w:fldChar w:fldCharType="end"/>
             </w:r>
@@ -1235,8 +1543,8 @@
               <w:noProof/>
               <w:color w:val="auto"/>
               <w:kern w:val="2"/>
-              <w:sz w:val="24"/>
-              <w:szCs w:val="24"/>
+              <w:sz w:val="28"/>
+              <w:szCs w:val="28"/>
               <w:lang w:val="en-IN"/>
               <w14:ligatures w14:val="standardContextual"/>
             </w:rPr>
@@ -1246,47 +1554,63 @@
               <w:rPr>
                 <w:rStyle w:val="Hyperlink"/>
                 <w:noProof/>
+                <w:sz w:val="24"/>
+                <w:szCs w:val="24"/>
               </w:rPr>
               <w:t>10. Project Plan</w:t>
             </w:r>
             <w:r>
               <w:rPr>
                 <w:noProof/>
+                <w:sz w:val="24"/>
+                <w:szCs w:val="24"/>
               </w:rPr>
               <w:tab/>
             </w:r>
             <w:r>
               <w:rPr>
                 <w:noProof/>
+                <w:sz w:val="24"/>
+                <w:szCs w:val="24"/>
               </w:rPr>
               <w:fldChar w:fldCharType="begin"/>
             </w:r>
             <w:r>
               <w:rPr>
                 <w:noProof/>
+                <w:sz w:val="24"/>
+                <w:szCs w:val="24"/>
               </w:rPr>
               <w:instrText xml:space="preserve"> PAGEREF _Toc233304231 \h </w:instrText>
             </w:r>
             <w:r>
               <w:rPr>
                 <w:noProof/>
-              </w:rPr>
-            </w:r>
-            <w:r>
-              <w:rPr>
-                <w:noProof/>
+                <w:sz w:val="24"/>
+                <w:szCs w:val="24"/>
+              </w:rPr>
+            </w:r>
+            <w:r>
+              <w:rPr>
+                <w:noProof/>
+                <w:sz w:val="24"/>
+                <w:szCs w:val="24"/>
               </w:rPr>
               <w:fldChar w:fldCharType="separate"/>
             </w:r>
             <w:r>
               <w:rPr>
                 <w:noProof/>
+                <w:sz w:val="24"/>
+                <w:szCs w:val="24"/>
               </w:rPr>
               <w:t>9</w:t>
             </w:r>
             <w:r>
               <w:rPr>
                 <w:noProof/>
+                <w:sz w:val="24"/>
+                <w:szCs w:val="24"/>
               </w:rPr>
               <w:fldChar w:fldCharType="end"/>
             </w:r>
@@ -1303,8 +1627,8 @@
               <w:noProof/>
               <w:color w:val="auto"/>
               <w:kern w:val="2"/>
-              <w:sz w:val="24"/>
-              <w:szCs w:val="24"/>
+              <w:sz w:val="28"/>
+              <w:szCs w:val="28"/>
               <w:lang w:val="en-IN"/>
               <w14:ligatures w14:val="standardContextual"/>
             </w:rPr>
@@ -1314,47 +1638,63 @@
               <w:rPr>
                 <w:rStyle w:val="Hyperlink"/>
                 <w:noProof/>
+                <w:sz w:val="24"/>
+                <w:szCs w:val="24"/>
               </w:rPr>
               <w:t>11. Risks and Contingency Plans</w:t>
             </w:r>
             <w:r>
               <w:rPr>
                 <w:noProof/>
+                <w:sz w:val="24"/>
+                <w:szCs w:val="24"/>
               </w:rPr>
               <w:tab/>
             </w:r>
             <w:r>
               <w:rPr>
                 <w:noProof/>
+                <w:sz w:val="24"/>
+                <w:szCs w:val="24"/>
               </w:rPr>
               <w:fldChar w:fldCharType="begin"/>
             </w:r>
             <w:r>
               <w:rPr>
                 <w:noProof/>
+                <w:sz w:val="24"/>
+                <w:szCs w:val="24"/>
               </w:rPr>
               <w:instrText xml:space="preserve"> PAGEREF _Toc233304232 \h </w:instrText>
             </w:r>
             <w:r>
               <w:rPr>
                 <w:noProof/>
-              </w:rPr>
-            </w:r>
-            <w:r>
-              <w:rPr>
-                <w:noProof/>
+                <w:sz w:val="24"/>
+                <w:szCs w:val="24"/>
+              </w:rPr>
+            </w:r>
+            <w:r>
+              <w:rPr>
+                <w:noProof/>
+                <w:sz w:val="24"/>
+                <w:szCs w:val="24"/>
               </w:rPr>
               <w:fldChar w:fldCharType="separate"/>
             </w:r>
             <w:r>
               <w:rPr>
                 <w:noProof/>
+                <w:sz w:val="24"/>
+                <w:szCs w:val="24"/>
               </w:rPr>
               <w:t>9</w:t>
             </w:r>
             <w:r>
               <w:rPr>
                 <w:noProof/>
+                <w:sz w:val="24"/>
+                <w:szCs w:val="24"/>
               </w:rPr>
               <w:fldChar w:fldCharType="end"/>
             </w:r>
@@ -1371,8 +1711,8 @@
               <w:noProof/>
               <w:color w:val="auto"/>
               <w:kern w:val="2"/>
-              <w:sz w:val="24"/>
-              <w:szCs w:val="24"/>
+              <w:sz w:val="28"/>
+              <w:szCs w:val="28"/>
               <w:lang w:val="en-IN"/>
               <w14:ligatures w14:val="standardContextual"/>
             </w:rPr>
@@ -1382,47 +1722,63 @@
               <w:rPr>
                 <w:rStyle w:val="Hyperlink"/>
                 <w:noProof/>
+                <w:sz w:val="24"/>
+                <w:szCs w:val="24"/>
               </w:rPr>
               <w:t>12. References</w:t>
             </w:r>
             <w:r>
               <w:rPr>
                 <w:noProof/>
+                <w:sz w:val="24"/>
+                <w:szCs w:val="24"/>
               </w:rPr>
               <w:tab/>
             </w:r>
             <w:r>
               <w:rPr>
                 <w:noProof/>
+                <w:sz w:val="24"/>
+                <w:szCs w:val="24"/>
               </w:rPr>
               <w:fldChar w:fldCharType="begin"/>
             </w:r>
             <w:r>
               <w:rPr>
                 <w:noProof/>
+                <w:sz w:val="24"/>
+                <w:szCs w:val="24"/>
               </w:rPr>
               <w:instrText xml:space="preserve"> PAGEREF _Toc233304233 \h </w:instrText>
             </w:r>
             <w:r>
               <w:rPr>
                 <w:noProof/>
-              </w:rPr>
-            </w:r>
-            <w:r>
-              <w:rPr>
-                <w:noProof/>
+                <w:sz w:val="24"/>
+                <w:szCs w:val="24"/>
+              </w:rPr>
+            </w:r>
+            <w:r>
+              <w:rPr>
+                <w:noProof/>
+                <w:sz w:val="24"/>
+                <w:szCs w:val="24"/>
               </w:rPr>
               <w:fldChar w:fldCharType="separate"/>
             </w:r>
             <w:r>
               <w:rPr>
                 <w:noProof/>
+                <w:sz w:val="24"/>
+                <w:szCs w:val="24"/>
               </w:rPr>
               <w:t>11</w:t>
             </w:r>
             <w:r>
               <w:rPr>
                 <w:noProof/>
+                <w:sz w:val="24"/>
+                <w:szCs w:val="24"/>
               </w:rPr>
               <w:fldChar w:fldCharType="end"/>
             </w:r>
@@ -1430,6 +1786,10 @@
         </w:p>
         <w:p>
           <w:r>
+            <w:rPr>
+              <w:sz w:val="24"/>
+              <w:szCs w:val="24"/>
+            </w:rPr>
             <w:fldChar w:fldCharType="end"/>
           </w:r>
         </w:p>
@@ -1458,29 +1818,63 @@
       <w:pPr>
         <w:spacing w:after="180" w:line="360" w:lineRule="auto"/>
         <w:jc w:val="both"/>
-      </w:pPr>
-      <w:r>
+        <w:rPr>
+          <w:sz w:val="24"/>
+          <w:szCs w:val="24"/>
+        </w:rPr>
+      </w:pPr>
+      <w:r>
+        <w:rPr>
+          <w:sz w:val="24"/>
+          <w:szCs w:val="24"/>
+        </w:rPr>
         <w:t xml:space="preserve">Retrieval-Augmented Generation (RAG) systems answer questions by pairing a retriever that selects relevant evidence from a corpus with a language model that generates a grounded answer (Lewis </w:t>
       </w:r>
       <w:r>
         <w:rPr>
           <w:i/>
           <w:iCs/>
+          <w:sz w:val="24"/>
+          <w:szCs w:val="24"/>
         </w:rPr>
         <w:t>et al.</w:t>
       </w:r>
       <w:r>
+        <w:rPr>
+          <w:sz w:val="24"/>
+          <w:szCs w:val="24"/>
+        </w:rPr>
         <w:t xml:space="preserve">, 2020). Most RAG benchmarks target encyclopaedic or open-domain text; far less is known about how different retrieval paradigms behave on dense, table-heavy financial disclosures such as SEC 10-K filings, where an answer may sit inside a single cell of a multi-row table rather than a sentence of prose (Chen </w:t>
       </w:r>
       <w:r>
         <w:rPr>
           <w:i/>
           <w:iCs/>
+          <w:sz w:val="24"/>
+          <w:szCs w:val="24"/>
         </w:rPr>
         <w:t>et al.</w:t>
       </w:r>
       <w:r>
-        <w:t>, 2021). This project builds and benchmarks three complete RAG pipelines: a semantic retriever, which finds evidence by meaning using numeric representations of text (dense vector embeddings); a statistical retriever, which finds evidence by matching exact words and their frequency using the long-established BM25 algorithm; and a structural retriever, which navigates a tree of AI-generated summaries built once over each document. These three are tested against a 140-query, human-anchored benchmark spanning direct and inferential questions over both narrative text and financial tables, to establish where each paradigm succeeds and where it degrades.</w:t>
+        <w:rPr>
+          <w:sz w:val="24"/>
+          <w:szCs w:val="24"/>
+        </w:rPr>
+        <w:t>, 2021). This project builds and benchmarks three complete RAG pipelines: a semantic retriever, which finds evidence by meaning using numeric representations of text (dense vector embeddings); a statistical retriever, which finds evidence by matching exact words and their frequency using the long-established BM25 algorithm; and a structural retriever, which navigates a tree of AI-generated summaries built once over each document. These three are tested against a 1</w:t>
+      </w:r>
+      <w:r>
+        <w:rPr>
+          <w:sz w:val="24"/>
+          <w:szCs w:val="24"/>
+        </w:rPr>
+        <w:t>4</w:t>
+      </w:r>
+      <w:r>
+        <w:rPr>
+          <w:sz w:val="24"/>
+          <w:szCs w:val="24"/>
+        </w:rPr>
+        <w:t>0-query, human-anchored benchmark spanning direct and inferential questions over both narrative text and financial tables, to establish where each paradigm succeeds and where it degrades.</w:t>
       </w:r>
     </w:p>
     <w:p>
@@ -1515,8 +1909,16 @@
         </w:numPr>
         <w:spacing w:after="110" w:line="360" w:lineRule="auto"/>
         <w:jc w:val="both"/>
-      </w:pPr>
-      <w:r>
+        <w:rPr>
+          <w:sz w:val="24"/>
+          <w:szCs w:val="24"/>
+        </w:rPr>
+      </w:pPr>
+      <w:r>
+        <w:rPr>
+          <w:sz w:val="24"/>
+          <w:szCs w:val="24"/>
+        </w:rPr>
         <w:t>Design and implement three architecturally distinct RAG retrieval pipelines (semantic, statistical, structural) sharing one evaluation harness, so that performance differences are attributable to retrieval strategy rather than to generation.</w:t>
       </w:r>
     </w:p>
@@ -1529,8 +1931,16 @@
         </w:numPr>
         <w:spacing w:after="110" w:line="360" w:lineRule="auto"/>
         <w:jc w:val="both"/>
-      </w:pPr>
-      <w:r>
+        <w:rPr>
+          <w:sz w:val="24"/>
+          <w:szCs w:val="24"/>
+        </w:rPr>
+      </w:pPr>
+      <w:r>
+        <w:rPr>
+          <w:sz w:val="24"/>
+          <w:szCs w:val="24"/>
+        </w:rPr>
         <w:t>Construct an adversarially verified, human-anchored benchmark of 140 questions, stratified across four query types (direct/implicit retrieval over text/table content), grounded in real SEC 10-K filings.</w:t>
       </w:r>
     </w:p>
@@ -1543,8 +1953,16 @@
         </w:numPr>
         <w:spacing w:after="110" w:line="360" w:lineRule="auto"/>
         <w:jc w:val="both"/>
-      </w:pPr>
-      <w:r>
+        <w:rPr>
+          <w:sz w:val="24"/>
+          <w:szCs w:val="24"/>
+        </w:rPr>
+      </w:pPr>
+      <w:r>
+        <w:rPr>
+          <w:sz w:val="24"/>
+          <w:szCs w:val="24"/>
+        </w:rPr>
         <w:t>Quantify each pipeline’s retrieval accuracy, answer quality, and computational efficiency, and identify the conditions under which each paradigm degrades.</w:t>
       </w:r>
     </w:p>
@@ -1567,8 +1985,16 @@
         </w:numPr>
         <w:spacing w:after="110" w:line="360" w:lineRule="auto"/>
         <w:jc w:val="both"/>
-      </w:pPr>
-      <w:r>
+        <w:rPr>
+          <w:sz w:val="24"/>
+          <w:szCs w:val="24"/>
+        </w:rPr>
+      </w:pPr>
+      <w:r>
+        <w:rPr>
+          <w:sz w:val="24"/>
+          <w:szCs w:val="24"/>
+        </w:rPr>
         <w:t>Parse SEC 10-K filings into metadata-enriched, atomic text/table nodes without bisecting tables.</w:t>
       </w:r>
     </w:p>
@@ -1581,9 +2007,31 @@
         </w:numPr>
         <w:spacing w:after="110" w:line="360" w:lineRule="auto"/>
         <w:jc w:val="both"/>
-      </w:pPr>
-      <w:r>
-        <w:t>Implement P1 (dense embeddings with a cross-encoder reranker), P2 (Okapi BM25), and P3 (hierarchical summary-tree) retrievers sharing one answering model.</w:t>
+        <w:rPr>
+          <w:sz w:val="24"/>
+          <w:szCs w:val="24"/>
+        </w:rPr>
+      </w:pPr>
+      <w:r>
+        <w:rPr>
+          <w:sz w:val="24"/>
+          <w:szCs w:val="24"/>
+        </w:rPr>
+        <w:t xml:space="preserve">Implement </w:t>
+      </w:r>
+      <w:r>
+        <w:rPr>
+          <w:sz w:val="24"/>
+          <w:szCs w:val="24"/>
+        </w:rPr>
+        <w:t xml:space="preserve">three distinct pipelines - </w:t>
+      </w:r>
+      <w:r>
+        <w:rPr>
+          <w:sz w:val="24"/>
+          <w:szCs w:val="24"/>
+        </w:rPr>
+        <w:t>P1 (dense embeddings with a cross-encoder reranker), P2 (Okapi BM25), and P3 (hierarchical summary-tree) retrievers sharing one answering model.</w:t>
       </w:r>
     </w:p>
     <w:p>
@@ -1595,9 +2043,46 @@
         </w:numPr>
         <w:spacing w:after="110" w:line="360" w:lineRule="auto"/>
         <w:jc w:val="both"/>
-      </w:pPr>
-      <w:r>
-        <w:t>Generate and adversarially verify a 140-query benchmark with node-level ground-truth citations.</w:t>
+        <w:rPr>
+          <w:sz w:val="24"/>
+          <w:szCs w:val="24"/>
+        </w:rPr>
+      </w:pPr>
+      <w:r>
+        <w:rPr>
+          <w:sz w:val="24"/>
+          <w:szCs w:val="24"/>
+        </w:rPr>
+        <w:lastRenderedPageBreak/>
+        <w:t>Generate and adversarially verify a 140-query benchmark with node</w:t>
+      </w:r>
+      <w:r>
+        <w:rPr>
+          <w:sz w:val="24"/>
+          <w:szCs w:val="24"/>
+        </w:rPr>
+        <w:t xml:space="preserve"> </w:t>
+      </w:r>
+      <w:r>
+        <w:rPr>
+          <w:sz w:val="24"/>
+          <w:szCs w:val="24"/>
+        </w:rPr>
+        <w:t>level ground</w:t>
+      </w:r>
+      <w:r>
+        <w:rPr>
+          <w:sz w:val="24"/>
+          <w:szCs w:val="24"/>
+        </w:rPr>
+        <w:t xml:space="preserve"> </w:t>
+      </w:r>
+      <w:r>
+        <w:rPr>
+          <w:sz w:val="24"/>
+          <w:szCs w:val="24"/>
+        </w:rPr>
+        <w:t>truth citations.</w:t>
       </w:r>
     </w:p>
     <w:p>
@@ -1609,8 +2094,16 @@
         </w:numPr>
         <w:spacing w:after="110" w:line="360" w:lineRule="auto"/>
         <w:jc w:val="both"/>
-      </w:pPr>
-      <w:r>
+        <w:rPr>
+          <w:sz w:val="24"/>
+          <w:szCs w:val="24"/>
+        </w:rPr>
+      </w:pPr>
+      <w:r>
+        <w:rPr>
+          <w:sz w:val="24"/>
+          <w:szCs w:val="24"/>
+        </w:rPr>
         <w:t>Validate an automated LLM judge against human scores before using it to grade the full benchmark.</w:t>
       </w:r>
     </w:p>
@@ -1623,8 +2116,16 @@
         </w:numPr>
         <w:spacing w:after="110" w:line="360" w:lineRule="auto"/>
         <w:jc w:val="both"/>
-      </w:pPr>
-      <w:r>
+        <w:rPr>
+          <w:sz w:val="24"/>
+          <w:szCs w:val="24"/>
+        </w:rPr>
+      </w:pPr>
+      <w:r>
+        <w:rPr>
+          <w:sz w:val="24"/>
+          <w:szCs w:val="24"/>
+        </w:rPr>
         <w:t>Persist all queries, retrieved evidence, and scores in a relational (SQLite) store with crash-safe resume.</w:t>
       </w:r>
     </w:p>
@@ -1634,7 +2135,6 @@
       </w:pPr>
       <w:bookmarkStart w:id="6" w:name="_Toc233304223"/>
       <w:r>
-        <w:lastRenderedPageBreak/>
         <w:t>2.3 Requirements: Desirable</w:t>
       </w:r>
       <w:bookmarkEnd w:id="6"/>
@@ -1648,8 +2148,16 @@
         </w:numPr>
         <w:spacing w:after="110" w:line="360" w:lineRule="auto"/>
         <w:jc w:val="both"/>
-      </w:pPr>
-      <w:r>
+        <w:rPr>
+          <w:sz w:val="24"/>
+          <w:szCs w:val="24"/>
+        </w:rPr>
+      </w:pPr>
+      <w:r>
+        <w:rPr>
+          <w:sz w:val="24"/>
+          <w:szCs w:val="24"/>
+        </w:rPr>
         <w:t>Extend the comparison with a metadata pre-filter or hybrid-fusion ablation (reserved future-scope pipelines).</w:t>
       </w:r>
     </w:p>
@@ -1662,8 +2170,16 @@
         </w:numPr>
         <w:spacing w:after="110" w:line="360" w:lineRule="auto"/>
         <w:jc w:val="both"/>
-      </w:pPr>
-      <w:r>
+        <w:rPr>
+          <w:sz w:val="24"/>
+          <w:szCs w:val="24"/>
+        </w:rPr>
+      </w:pPr>
+      <w:r>
+        <w:rPr>
+          <w:sz w:val="24"/>
+          <w:szCs w:val="24"/>
+        </w:rPr>
         <w:t>Visualise per-quadrant performance gaps in a comparison view for the dissertation write-up.</w:t>
       </w:r>
     </w:p>
@@ -1684,18 +2200,32 @@
       <w:pPr>
         <w:spacing w:after="180" w:line="360" w:lineRule="auto"/>
         <w:jc w:val="both"/>
-      </w:pPr>
-      <w:r>
+        <w:rPr>
+          <w:sz w:val="24"/>
+          <w:szCs w:val="24"/>
+        </w:rPr>
+      </w:pPr>
+      <w:r>
+        <w:rPr>
+          <w:sz w:val="24"/>
+          <w:szCs w:val="24"/>
+        </w:rPr>
         <w:t xml:space="preserve">Lewis </w:t>
       </w:r>
       <w:r>
         <w:rPr>
           <w:i/>
           <w:iCs/>
+          <w:sz w:val="24"/>
+          <w:szCs w:val="24"/>
         </w:rPr>
         <w:t>et al.</w:t>
       </w:r>
       <w:r>
+        <w:rPr>
+          <w:sz w:val="24"/>
+          <w:szCs w:val="24"/>
+        </w:rPr>
         <w:t xml:space="preserve"> (2020) framed answer generation grounded in retrieved evidence as a way of reducing hallucination relative to purely parametric generation, and this Retrieval-Augmented Generation framing motivates the project’s overall design: a retriever supplies evidence, and one shared answerer consumes it.</w:t>
       </w:r>
     </w:p>
@@ -1703,28 +2233,48 @@
       <w:pPr>
         <w:spacing w:after="180" w:line="360" w:lineRule="auto"/>
         <w:jc w:val="both"/>
-      </w:pPr>
-      <w:r>
+        <w:rPr>
+          <w:sz w:val="24"/>
+          <w:szCs w:val="24"/>
+        </w:rPr>
+      </w:pPr>
+      <w:r>
+        <w:rPr>
+          <w:sz w:val="24"/>
+          <w:szCs w:val="24"/>
+        </w:rPr>
         <w:t xml:space="preserve">On the statistical side, Robertson and Zaragoza (2009) formalised the probabilistic relevance framework that underlies BM25, which remains a strong, fully deterministic retrieval baseline and forms this project’s P2 pipeline. On the semantic side, Karpukhin </w:t>
       </w:r>
       <w:r>
         <w:rPr>
           <w:i/>
           <w:iCs/>
+          <w:sz w:val="24"/>
+          <w:szCs w:val="24"/>
         </w:rPr>
         <w:t>et al.</w:t>
       </w:r>
       <w:r>
+        <w:rPr>
+          <w:sz w:val="24"/>
+          <w:szCs w:val="24"/>
+        </w:rPr>
         <w:t xml:space="preserve"> (2020) showed that learned dense bi-encoder retrieval can outperform BM25 by 9–19% absolute on open-domain question answering, while Nogueira and Cho (2019) showed that adding a cross-encoder reranking stage over an initial candidate set materially improves precision; together these findings motivate the project’s P1 embed-then-rerank design. The embedding and reranker models used for P1 draw on the BGE family released by Xiao </w:t>
       </w:r>
       <w:r>
         <w:rPr>
           <w:i/>
           <w:iCs/>
+          <w:sz w:val="24"/>
+          <w:szCs w:val="24"/>
         </w:rPr>
         <w:t>et al.</w:t>
       </w:r>
       <w:r>
+        <w:rPr>
+          <w:sz w:val="24"/>
+          <w:szCs w:val="24"/>
+        </w:rPr>
         <w:t xml:space="preserve"> (2023).</w:t>
       </w:r>
     </w:p>
@@ -1732,18 +2282,32 @@
       <w:pPr>
         <w:spacing w:after="180" w:line="360" w:lineRule="auto"/>
         <w:jc w:val="both"/>
-      </w:pPr>
-      <w:r>
+        <w:rPr>
+          <w:sz w:val="24"/>
+          <w:szCs w:val="24"/>
+        </w:rPr>
+      </w:pPr>
+      <w:r>
+        <w:rPr>
+          <w:sz w:val="24"/>
+          <w:szCs w:val="24"/>
+        </w:rPr>
         <w:t xml:space="preserve">Sarthi </w:t>
       </w:r>
       <w:r>
         <w:rPr>
           <w:i/>
           <w:iCs/>
+          <w:sz w:val="24"/>
+          <w:szCs w:val="24"/>
         </w:rPr>
         <w:t>et al.</w:t>
       </w:r>
       <w:r>
+        <w:rPr>
+          <w:sz w:val="24"/>
+          <w:szCs w:val="24"/>
+        </w:rPr>
         <w:t xml:space="preserve"> (2024) introduced RAPTOR, which recursively clusters and summarises text into a retrievable tree; this is the architectural basis for the project’s P3 structural pipeline, although their evaluation, like most RAG literature, is conducted on narrative rather than tabular text.</w:t>
       </w:r>
     </w:p>
@@ -1751,28 +2315,56 @@
       <w:pPr>
         <w:spacing w:after="180" w:line="360" w:lineRule="auto"/>
         <w:jc w:val="both"/>
-      </w:pPr>
-      <w:r>
+        <w:rPr>
+          <w:sz w:val="24"/>
+          <w:szCs w:val="24"/>
+        </w:rPr>
+      </w:pPr>
+      <w:r>
+        <w:rPr>
+          <w:sz w:val="24"/>
+          <w:szCs w:val="24"/>
+        </w:rPr>
         <w:t xml:space="preserve">The domain challenge that motivates this project is well documented: Chen </w:t>
       </w:r>
       <w:r>
         <w:rPr>
           <w:i/>
           <w:iCs/>
+          <w:sz w:val="24"/>
+          <w:szCs w:val="24"/>
         </w:rPr>
         <w:t>et al.</w:t>
       </w:r>
       <w:r>
-        <w:t xml:space="preserve"> (2021) introduced FinQA and showed that even strong pre-trained models fall far short of expert humans at multi-step numerical reasoning over financial tables, which is why the benchmark constructed here explicitly stratifies table-heavy query quadrants. Liu </w:t>
+        <w:rPr>
+          <w:sz w:val="24"/>
+          <w:szCs w:val="24"/>
+        </w:rPr>
+        <w:t xml:space="preserve"> (2021) introduced FinQA and showed that even strong pre-trained models fall far short of expert humans at multi-step numerical reasoning over financial tables, which is why the benchmark constructed here </w:t>
+      </w:r>
+      <w:r>
+        <w:rPr>
+          <w:sz w:val="24"/>
+          <w:szCs w:val="24"/>
+        </w:rPr>
+        <w:lastRenderedPageBreak/>
+        <w:t xml:space="preserve">explicitly stratifies table-heavy query quadrants. Liu </w:t>
       </w:r>
       <w:r>
         <w:rPr>
           <w:i/>
           <w:iCs/>
+          <w:sz w:val="24"/>
+          <w:szCs w:val="24"/>
         </w:rPr>
         <w:t>et al.</w:t>
       </w:r>
       <w:r>
+        <w:rPr>
+          <w:sz w:val="24"/>
+          <w:szCs w:val="24"/>
+        </w:rPr>
         <w:t xml:space="preserve"> (2024) further showed that model accuracy degrades when relevant evidence sits in the middle of a long context, which is the argument for retrieval-based context selection over naive full-document stuffing.</w:t>
       </w:r>
     </w:p>
@@ -1780,18 +2372,32 @@
       <w:pPr>
         <w:spacing w:after="180" w:line="360" w:lineRule="auto"/>
         <w:jc w:val="both"/>
-      </w:pPr>
-      <w:r>
+        <w:rPr>
+          <w:sz w:val="24"/>
+          <w:szCs w:val="24"/>
+        </w:rPr>
+      </w:pPr>
+      <w:r>
+        <w:rPr>
+          <w:sz w:val="24"/>
+          <w:szCs w:val="24"/>
+        </w:rPr>
         <w:t xml:space="preserve">Finally, on evaluation methodology, Zheng </w:t>
       </w:r>
       <w:r>
         <w:rPr>
           <w:i/>
           <w:iCs/>
+          <w:sz w:val="24"/>
+          <w:szCs w:val="24"/>
         </w:rPr>
         <w:t>et al.</w:t>
       </w:r>
       <w:r>
+        <w:rPr>
+          <w:sz w:val="24"/>
+          <w:szCs w:val="24"/>
+        </w:rPr>
         <w:t xml:space="preserve"> (2023) showed that a strong LLM judge can reach over 80% agreement with human preference judgements, the same threshold this project adopts as its judge-validation gate before trusting an automated judge to grade the full benchmark.</w:t>
       </w:r>
     </w:p>
@@ -1799,9 +2405,31 @@
       <w:pPr>
         <w:spacing w:after="180" w:line="360" w:lineRule="auto"/>
         <w:jc w:val="both"/>
-      </w:pPr>
-      <w:r>
-        <w:t>None of the studies above evaluate all three retrieval paradigms side by side on a single financial-filing benchmark stratified by both query type and content modality (text versus table); this is the specific gap the present project addresses.</w:t>
+        <w:rPr>
+          <w:sz w:val="24"/>
+          <w:szCs w:val="24"/>
+        </w:rPr>
+      </w:pPr>
+      <w:r>
+        <w:rPr>
+          <w:sz w:val="24"/>
+          <w:szCs w:val="24"/>
+        </w:rPr>
+        <w:t xml:space="preserve">None of the studies above evaluate all three retrieval paradigms side by side on a single financial-filing benchmark stratified by both query type and content modality (text versus table); this is the specific gap the </w:t>
+      </w:r>
+      <w:r>
+        <w:rPr>
+          <w:sz w:val="24"/>
+          <w:szCs w:val="24"/>
+        </w:rPr>
+        <w:t>proposed</w:t>
+      </w:r>
+      <w:r>
+        <w:rPr>
+          <w:sz w:val="24"/>
+          <w:szCs w:val="24"/>
+        </w:rPr>
+        <w:t xml:space="preserve"> project addresses.</w:t>
       </w:r>
     </w:p>
     <w:p>
@@ -1813,27 +2441,50 @@
       </w:pPr>
       <w:bookmarkStart w:id="8" w:name="_Toc233304225"/>
       <w:r>
-        <w:lastRenderedPageBreak/>
         <w:t>4. Development and Implementation Summary</w:t>
       </w:r>
       <w:bookmarkEnd w:id="8"/>
     </w:p>
     <w:p>
       <w:pPr>
-        <w:spacing w:after="120" w:line="240" w:lineRule="auto"/>
+        <w:spacing w:after="180" w:line="360" w:lineRule="auto"/>
         <w:jc w:val="both"/>
-      </w:pPr>
-      <w:r>
+        <w:rPr>
+          <w:sz w:val="24"/>
+          <w:szCs w:val="24"/>
+        </w:rPr>
+      </w:pPr>
+      <w:r>
+        <w:rPr>
+          <w:sz w:val="24"/>
+          <w:szCs w:val="24"/>
+        </w:rPr>
         <w:t>The system is implemented in Python 3, using LlamaIndex as a common retrieval and orchestration backbone so that all three pipelines expose the same retriever interface. Python is the natural choice because the entire required ecosystem, LlamaIndex, the Groq SDK, rank_bm25, ChromaDB, and the HuggingFace BGE models, is Python-native, so reimplementing any part of it in another language would mean rebuilding mature retrieval and embedding infrastructure from scratch. LlamaIndex specifically is chosen over a lower-level alternative such as LangChain because its node and scored-result abstractions already match the project’s own node-centric data model (Section 5), allowing the three pipelines to share one retriever interface without an additional adapter layer. Generation, dataset critique, and judging are performed by open-source instruction models served free of charge via Groq (rate-limited rather than billed, so the implementation has zero recurring spend). Embeddings (BAAI/bge-small-en-v1.5) and reranking (BAAI/bge-reranker-base) run locally on CPU.</w:t>
       </w:r>
     </w:p>
     <w:p>
       <w:pPr>
-        <w:spacing w:after="120" w:line="240" w:lineRule="auto"/>
+        <w:spacing w:after="180" w:line="360" w:lineRule="auto"/>
         <w:jc w:val="both"/>
-      </w:pPr>
-      <w:r>
-        <w:t>ChromaDB provides the local vector store for P1, rank_bm25 provides the keyword index for P2, and a cached LlamaIndex SummaryIndex provides the structural pipeline for P3. A single SQLite database, run in Write-Ahead Logging mode, is the sole state store; every benchmark run commits immediately, so a crash resumes from the last written row rather than re-spending free-tier quota. Asynchronous worker pools, bounded by a semaphore and wrapped in an exponential-backoff retry layer, keep concurrent API calls within Groq’s free-tier rate limits. Workflow is organised phase-by-phase as set out in Section 10, with the code for each phase committed and exercised under a three-item local throttle before being released at full scale, so a fault discovered in one phase is never allowed to consume the free-tier quota reserved for an earlier or later phase.</w:t>
+        <w:rPr>
+          <w:sz w:val="24"/>
+          <w:szCs w:val="24"/>
+        </w:rPr>
+      </w:pPr>
+      <w:r>
+        <w:rPr>
+          <w:sz w:val="24"/>
+          <w:szCs w:val="24"/>
+        </w:rPr>
+        <w:t xml:space="preserve">ChromaDB provides the local vector store for P1, rank_bm25 provides the keyword index for P2, and a cached LlamaIndex SummaryIndex provides the structural pipeline for P3. A single SQLite database, run in Write-Ahead Logging mode, is the sole state store; every benchmark run commits immediately, so a crash resumes from the last written row rather than re-spending free-tier quota. Queries are split into three disjoint sets, PQ (100, the benchmark), GQ (20, Judge teaching exemplars) and JEQ (20, Judge validation), enforced at the schema level so no pipeline or prompt ever sees beyond its own group. Asynchronous worker pools, bounded by a semaphore and wrapped in an exponential-backoff retry layer, keep concurrent API calls within Groq’s free-tier rate limits. Workflow is organised phase-by-phase as set out in Section 10, with the code for each </w:t>
+      </w:r>
+      <w:r>
+        <w:rPr>
+          <w:sz w:val="24"/>
+          <w:szCs w:val="24"/>
+        </w:rPr>
+        <w:lastRenderedPageBreak/>
+        <w:t>phase committed and exercised under a three-item local throttle before being released at full scale, so a fault discovered in one phase is never allowed to consume the free-tier quota reserved for an earlier or later phase.</w:t>
       </w:r>
     </w:p>
     <w:tbl>
@@ -2281,7 +2932,7 @@
                 <w:sz w:val="19"/>
                 <w:szCs w:val="19"/>
               </w:rPr>
-              <w:t>LLM Judge (Qwen3-32b, validated &gt;80% human agreement) + Deterministic Code Metrics</w:t>
+              <w:t>LLM Judge (Qwen3-32b, validated &gt;80% human agreement on JEQ) + Deterministic Code Metrics</w:t>
             </w:r>
           </w:p>
         </w:tc>
@@ -2361,16 +3012,97 @@
       <w:pPr>
         <w:spacing w:before="90" w:after="240"/>
         <w:jc w:val="center"/>
-      </w:pPr>
-      <w:r>
         <w:rPr>
           <w:rFonts w:ascii="Calibri" w:eastAsia="Calibri" w:hAnsi="Calibri" w:cs="Calibri"/>
           <w:color w:val="44494F"/>
           <w:sz w:val="20"/>
           <w:szCs w:val="20"/>
         </w:rPr>
+      </w:pPr>
+      <w:r>
+        <w:rPr>
+          <w:rFonts w:ascii="Calibri" w:eastAsia="Calibri" w:hAnsi="Calibri" w:cs="Calibri"/>
+          <w:color w:val="44494F"/>
+          <w:sz w:val="20"/>
+          <w:szCs w:val="20"/>
+        </w:rPr>
         <w:t>Figure 4.1: High-Level Pipeline Architecture</w:t>
       </w:r>
+    </w:p>
+    <w:tbl>
+      <w:tblPr>
+        <w:tblpPr w:leftFromText="180" w:rightFromText="180" w:vertAnchor="text" w:horzAnchor="margin" w:tblpY="89"/>
+        <w:tblW w:w="9103" w:type="dxa"/>
+        <w:tblBorders>
+          <w:top w:val="single" w:sz="4" w:space="0" w:color="auto"/>
+          <w:left w:val="single" w:sz="4" w:space="0" w:color="auto"/>
+          <w:bottom w:val="single" w:sz="4" w:space="0" w:color="auto"/>
+          <w:right w:val="single" w:sz="4" w:space="0" w:color="auto"/>
+          <w:insideH w:val="single" w:sz="4" w:space="0" w:color="auto"/>
+          <w:insideV w:val="single" w:sz="4" w:space="0" w:color="auto"/>
+        </w:tblBorders>
+        <w:tblCellMar>
+          <w:left w:w="10" w:type="dxa"/>
+          <w:right w:w="10" w:type="dxa"/>
+        </w:tblCellMar>
+        <w:tblLook w:val="04A0" w:firstRow="1" w:lastRow="0" w:firstColumn="1" w:lastColumn="0" w:noHBand="0" w:noVBand="1"/>
+      </w:tblPr>
+      <w:tblGrid>
+        <w:gridCol w:w="9103"/>
+      </w:tblGrid>
+      <w:tr>
+        <w:trPr>
+          <w:cantSplit/>
+          <w:trHeight w:val="865"/>
+        </w:trPr>
+        <w:tc>
+          <w:tcPr>
+            <w:tcW w:w="9103" w:type="dxa"/>
+            <w:tcBorders>
+              <w:top w:val="single" w:sz="2" w:space="0" w:color="FBF0D6"/>
+              <w:left w:val="single" w:sz="28" w:space="0" w:color="D4A017"/>
+              <w:bottom w:val="single" w:sz="2" w:space="0" w:color="FBF0D6"/>
+              <w:right w:val="single" w:sz="2" w:space="0" w:color="FBF0D6"/>
+            </w:tcBorders>
+            <w:shd w:val="clear" w:color="auto" w:fill="FBF0D6"/>
+            <w:tcMar>
+              <w:top w:w="160" w:type="dxa"/>
+              <w:left w:w="220" w:type="dxa"/>
+              <w:bottom w:w="160" w:type="dxa"/>
+              <w:right w:w="220" w:type="dxa"/>
+            </w:tcMar>
+          </w:tcPr>
+          <w:p>
+            <w:pPr>
+              <w:jc w:val="both"/>
+            </w:pPr>
+            <w:r>
+              <w:rPr>
+                <w:b/>
+                <w:bCs/>
+                <w:color w:val="0A1F33"/>
+                <w:sz w:val="23"/>
+                <w:szCs w:val="23"/>
+              </w:rPr>
+              <w:t xml:space="preserve">Key point. </w:t>
+            </w:r>
+            <w:r>
+              <w:rPr>
+                <w:color w:val="0A1F33"/>
+                <w:sz w:val="23"/>
+                <w:szCs w:val="23"/>
+              </w:rPr>
+              <w:t>Every recurring component in this pipeline runs on a free tier or local CPU, so the expected spend for the full benchmark is $0.00; the only binding constraint is Groq's daily token throughput, not budget.</w:t>
+            </w:r>
+          </w:p>
+        </w:tc>
+      </w:tr>
+    </w:tbl>
+    <w:p>
+      <w:pPr>
+        <w:spacing w:before="90" w:after="240"/>
+        <w:jc w:val="center"/>
+      </w:pPr>
     </w:p>
     <w:p>
       <w:pPr>
@@ -2381,27 +3113,190 @@
       </w:pPr>
       <w:bookmarkStart w:id="9" w:name="_Toc233304226"/>
       <w:r>
-        <w:lastRenderedPageBreak/>
         <w:t>5. Data Sources</w:t>
       </w:r>
       <w:bookmarkEnd w:id="9"/>
     </w:p>
     <w:p>
       <w:pPr>
+        <w:keepNext/>
+        <w:keepLines/>
         <w:spacing w:after="180" w:line="360" w:lineRule="auto"/>
         <w:jc w:val="both"/>
-      </w:pPr>
-      <w:r>
-        <w:t>All data is sourced from SEC EDGAR, the United States Securities and Exchange Commission’s public filing system: a corpus of approximately six to nine 10-K annual filings, drawn from two to three companies across two to three fiscal years. These are public corporate disclosures and contain no personal or human-subject data. Filings are parsed via LlamaParse (free tier) into metadata-enriched text and table nodes.</w:t>
+        <w:rPr>
+          <w:sz w:val="24"/>
+          <w:szCs w:val="24"/>
+        </w:rPr>
+      </w:pPr>
+      <w:r>
+        <w:rPr>
+          <w:sz w:val="24"/>
+          <w:szCs w:val="24"/>
+        </w:rPr>
+        <w:t xml:space="preserve">All data is sourced from SEC EDGAR, the US Securities and Exchange Commission's public filing system: a corpus of approximately six to nine 10-K annual filings, drawn from two to three companies across two to three fiscal years. These are public corporate disclosures containing no personal or human-subject data; as public-domain US federal regulatory records, they carry no copyright restriction, so no licence or consent is required for their use. Filings are parsed via </w:t>
+      </w:r>
+      <w:proofErr w:type="spellStart"/>
+      <w:r>
+        <w:rPr>
+          <w:sz w:val="24"/>
+          <w:szCs w:val="24"/>
+        </w:rPr>
+        <w:t>LlamaParse</w:t>
+      </w:r>
+      <w:proofErr w:type="spellEnd"/>
+      <w:r>
+        <w:rPr>
+          <w:sz w:val="24"/>
+          <w:szCs w:val="24"/>
+        </w:rPr>
+        <w:t xml:space="preserve"> (free tier) into metadata-enriched text and table nodes.</w:t>
       </w:r>
     </w:p>
     <w:p>
       <w:pPr>
+        <w:pStyle w:val="Heading1"/>
+        <w:pBdr>
+          <w:bottom w:val="single" w:sz="8" w:space="6" w:color="15406B"/>
+        </w:pBdr>
+      </w:pPr>
+      <w:bookmarkStart w:id="10" w:name="_Toc233304227"/>
+      <w:r>
+        <w:t>6. Testing and Evaluation</w:t>
+      </w:r>
+      <w:bookmarkEnd w:id="10"/>
+    </w:p>
+    <w:p>
+      <w:pPr>
+        <w:keepNext/>
+        <w:keepLines/>
         <w:spacing w:after="180" w:line="360" w:lineRule="auto"/>
         <w:jc w:val="both"/>
-      </w:pPr>
-      <w:r>
-        <w:t>The 140-query evaluation benchmark is itself synthetically generated and adversarially verified from this corpus by two independent open-source language models acting as a cross-family generator and critic, with no third-party data collection and no participant data involved at any stage. This satisfies Data Category A0.</w:t>
+        <w:rPr>
+          <w:sz w:val="24"/>
+          <w:szCs w:val="24"/>
+        </w:rPr>
+      </w:pPr>
+      <w:r>
+        <w:rPr>
+          <w:sz w:val="24"/>
+          <w:szCs w:val="24"/>
+        </w:rPr>
+        <w:t>The system is evaluated across three independent pillars:</w:t>
+      </w:r>
+    </w:p>
+    <w:p>
+      <w:pPr>
+        <w:pStyle w:val="ListParagraph"/>
+        <w:numPr>
+          <w:ilvl w:val="0"/>
+          <w:numId w:val="2"/>
+        </w:numPr>
+        <w:spacing w:after="110" w:line="360" w:lineRule="auto"/>
+        <w:jc w:val="both"/>
+      </w:pPr>
+      <w:r>
+        <w:rPr>
+          <w:b/>
+          <w:bCs/>
+          <w:sz w:val="24"/>
+          <w:szCs w:val="24"/>
+        </w:rPr>
+        <w:t>Retrieval metrics</w:t>
+      </w:r>
+      <w:r>
+        <w:rPr>
+          <w:sz w:val="24"/>
+          <w:szCs w:val="24"/>
+        </w:rPr>
+        <w:t xml:space="preserve"> (Precision@K, Recall@K, Evidence Hit Rate) are computed deterministically against node-ID ground truth.</w:t>
+      </w:r>
+    </w:p>
+    <w:p>
+      <w:pPr>
+        <w:pStyle w:val="ListParagraph"/>
+        <w:numPr>
+          <w:ilvl w:val="0"/>
+          <w:numId w:val="2"/>
+        </w:numPr>
+        <w:spacing w:after="110" w:line="360" w:lineRule="auto"/>
+        <w:jc w:val="both"/>
+      </w:pPr>
+      <w:r>
+        <w:rPr>
+          <w:b/>
+          <w:bCs/>
+          <w:sz w:val="24"/>
+          <w:szCs w:val="24"/>
+        </w:rPr>
+        <w:lastRenderedPageBreak/>
+        <w:t>Answer-quality metrics</w:t>
+      </w:r>
+      <w:r>
+        <w:rPr>
+          <w:sz w:val="24"/>
+          <w:szCs w:val="24"/>
+        </w:rPr>
+        <w:t xml:space="preserve"> use an LLM-as-judge score (1–10) as the primary measure, with token-level F1 and numeric-tolerant Exact Match as secondary lexical checks, plus a code-level Citation Audit that flags answers which are correct only by coincidence, where the cited evidence does not match the ground truth.</w:t>
+      </w:r>
+    </w:p>
+    <w:p>
+      <w:pPr>
+        <w:pStyle w:val="ListParagraph"/>
+        <w:numPr>
+          <w:ilvl w:val="0"/>
+          <w:numId w:val="2"/>
+        </w:numPr>
+        <w:spacing w:after="110" w:line="360" w:lineRule="auto"/>
+        <w:jc w:val="both"/>
+      </w:pPr>
+      <w:r>
+        <w:rPr>
+          <w:b/>
+          <w:bCs/>
+          <w:sz w:val="24"/>
+          <w:szCs w:val="24"/>
+        </w:rPr>
+        <w:t>Efficiency metrics</w:t>
+      </w:r>
+      <w:r>
+        <w:rPr>
+          <w:sz w:val="24"/>
+          <w:szCs w:val="24"/>
+        </w:rPr>
+        <w:t xml:space="preserve"> cover latency, token consumption, and one-time index-build cost per pipeline.</w:t>
+      </w:r>
+    </w:p>
+    <w:p>
+      <w:pPr>
+        <w:spacing w:after="180" w:line="360" w:lineRule="auto"/>
+        <w:jc w:val="both"/>
+        <w:rPr>
+          <w:sz w:val="24"/>
+          <w:szCs w:val="24"/>
+        </w:rPr>
+      </w:pPr>
+      <w:r>
+        <w:rPr>
+          <w:sz w:val="24"/>
+          <w:szCs w:val="24"/>
+        </w:rPr>
+        <w:t xml:space="preserve">The automated judge is not trusted by default. It must first clear a hard validation gate, reaching greater than 80% agreement with the researcher’s own hand-scored outputs on a disjoint validation set, before it is permitted to grade the full benchmark, mirroring the agreement threshold reported for LLM judges by Zheng </w:t>
+      </w:r>
+      <w:r>
+        <w:rPr>
+          <w:i/>
+          <w:iCs/>
+          <w:sz w:val="24"/>
+          <w:szCs w:val="24"/>
+        </w:rPr>
+        <w:t>et al.</w:t>
+      </w:r>
+      <w:r>
+        <w:rPr>
+          <w:sz w:val="24"/>
+          <w:szCs w:val="24"/>
+        </w:rPr>
+        <w:t xml:space="preserve"> (2023). Every script that calls a language model is first run end-to-end under a hardcoded three-item local throttle, to catch bugs before any free-tier quota is spent at scale.</w:t>
       </w:r>
     </w:p>
     <w:tbl>
@@ -2465,7 +3360,7 @@
                 <w:sz w:val="23"/>
                 <w:szCs w:val="23"/>
               </w:rPr>
-              <w:t>Every recurring component in this pipeline runs on a free tier or local CPU, so the expected spend for the full benchmark is $0.00; the only binding constraint is Groq's daily token throughput, not budget.</w:t>
+              <w:t>The judge is gated, not trusted by default: it must clear 80% agreement with hand-scored human judgements on a disjoint validation set before it is allowed to grade the full 900-run benchmark.</w:t>
             </w:r>
           </w:p>
         </w:tc>
@@ -2478,20 +3373,41 @@
           <w:bottom w:val="single" w:sz="8" w:space="6" w:color="15406B"/>
         </w:pBdr>
       </w:pPr>
-      <w:bookmarkStart w:id="10" w:name="_Toc233304227"/>
-      <w:r>
-        <w:t>6. Testing and Evaluation</w:t>
-      </w:r>
-      <w:bookmarkEnd w:id="10"/>
+      <w:bookmarkStart w:id="11" w:name="_Toc233304228"/>
+      <w:r>
+        <w:t>7. Project Ethics and Human Participants</w:t>
+      </w:r>
+      <w:bookmarkEnd w:id="11"/>
     </w:p>
     <w:p>
       <w:pPr>
         <w:spacing w:after="180" w:line="360" w:lineRule="auto"/>
         <w:jc w:val="both"/>
-      </w:pPr>
-      <w:r>
-        <w:t>The system is evaluated across three independent pillars:</w:t>
-      </w:r>
+        <w:rPr>
+          <w:sz w:val="24"/>
+          <w:szCs w:val="24"/>
+        </w:rPr>
+      </w:pPr>
+      <w:r>
+        <w:rPr>
+          <w:sz w:val="24"/>
+          <w:szCs w:val="24"/>
+        </w:rPr>
+        <w:t>This project involves no human participants and no personal data; all source material is SEC 10-K filings, which are public corporate disclosures (Data Category A0). The two manual steps in the methodology, hand-labelling 20 teaching exemplars and hand-scoring 60 judge-validation outputs, are carried out solely by the researcher as part of constructing the evaluation harness itself, rather than as a study involving external participants, and therefore fall outside the scope of human-participant ethics review. No further ethical approval beyond this statement is required for the activity planned within this assessment.</w:t>
+      </w:r>
+    </w:p>
+    <w:p>
+      <w:pPr>
+        <w:pStyle w:val="Heading1"/>
+        <w:pBdr>
+          <w:bottom w:val="single" w:sz="8" w:space="6" w:color="15406B"/>
+        </w:pBdr>
+      </w:pPr>
+      <w:bookmarkStart w:id="12" w:name="_Toc233304229"/>
+      <w:r>
+        <w:t>8. BCS Project Criteria</w:t>
+      </w:r>
+      <w:bookmarkEnd w:id="12"/>
     </w:p>
     <w:p>
       <w:pPr>
@@ -2507,11 +3423,26 @@
         <w:rPr>
           <w:b/>
           <w:bCs/>
-        </w:rPr>
-        <w:t>Retrieval metrics</w:t>
-      </w:r>
-      <w:r>
-        <w:t xml:space="preserve"> (Precision@K, Recall@K, Evidence Hit Rate) are computed deterministically against node-ID ground truth.</w:t>
+          <w:sz w:val="24"/>
+          <w:szCs w:val="24"/>
+        </w:rPr>
+        <w:t xml:space="preserve">Systematic </w:t>
+      </w:r>
+      <w:r>
+        <w:rPr>
+          <w:b/>
+          <w:bCs/>
+          <w:sz w:val="24"/>
+          <w:szCs w:val="24"/>
+        </w:rPr>
+        <w:t>understanding:</w:t>
+      </w:r>
+      <w:r>
+        <w:rPr>
+          <w:sz w:val="24"/>
+          <w:szCs w:val="24"/>
+        </w:rPr>
+        <w:t xml:space="preserve"> a cross-paradigm RAG comparison grounded in current literature (Lewis et al., 2020; Karpukhin et al., 2020; Sarthi et al., 2024), exposing paradigm limits not yet documented for SEC-filing data.</w:t>
       </w:r>
     </w:p>
     <w:p>
@@ -2528,11 +3459,36 @@
         <w:rPr>
           <w:b/>
           <w:bCs/>
-        </w:rPr>
-        <w:t>Answer-quality metrics</w:t>
-      </w:r>
-      <w:r>
-        <w:t xml:space="preserve"> use an LLM-as-judge score (1–10) as the primary measure, with token-level F1 and numeric-tolerant Exact Match as secondary lexical checks, plus a code-level Citation Audit that flags answers which are correct only by coincidence, where the cited evidence does not match the ground truth.</w:t>
+          <w:sz w:val="24"/>
+          <w:szCs w:val="24"/>
+        </w:rPr>
+        <w:lastRenderedPageBreak/>
+        <w:t xml:space="preserve">Comprehensive technique </w:t>
+      </w:r>
+      <w:r>
+        <w:rPr>
+          <w:b/>
+          <w:bCs/>
+          <w:sz w:val="24"/>
+          <w:szCs w:val="24"/>
+        </w:rPr>
+        <w:t>understanding</w:t>
+      </w:r>
+      <w:r>
+        <w:rPr>
+          <w:b/>
+          <w:bCs/>
+          <w:sz w:val="24"/>
+          <w:szCs w:val="24"/>
+        </w:rPr>
+        <w:t>:</w:t>
+      </w:r>
+      <w:r>
+        <w:rPr>
+          <w:sz w:val="24"/>
+          <w:szCs w:val="24"/>
+        </w:rPr>
+        <w:t xml:space="preserve"> dense retrieval, sparse retrieval, hierarchical summarisation, reranking, and LLM-based evaluation are all designed and built within a single project.</w:t>
       </w:r>
     </w:p>
     <w:p>
@@ -2549,134 +3505,18 @@
         <w:rPr>
           <w:b/>
           <w:bCs/>
-        </w:rPr>
-        <w:t>Efficiency metrics</w:t>
-      </w:r>
-      <w:r>
-        <w:t xml:space="preserve"> cover latency, token consumption, and one-time index-build cost per pipeline.</w:t>
-      </w:r>
-    </w:p>
-    <w:p>
-      <w:pPr>
-        <w:spacing w:after="180" w:line="360" w:lineRule="auto"/>
-        <w:jc w:val="both"/>
-      </w:pPr>
-      <w:r>
-        <w:t xml:space="preserve">The automated judge is not trusted by default. It must first clear a hard validation gate, reaching greater than 80% agreement with the researcher’s own hand-scored outputs on a disjoint validation set, before it is permitted to grade the full benchmark, mirroring the agreement threshold reported for LLM judges by Zheng </w:t>
-      </w:r>
-      <w:r>
-        <w:rPr>
-          <w:i/>
-          <w:iCs/>
-        </w:rPr>
-        <w:t>et al.</w:t>
-      </w:r>
-      <w:r>
-        <w:t xml:space="preserve"> (2023). Every script that calls a language model is first run end-to-end under a hardcoded three-item local throttle, to catch bugs before any free-tier quota is spent at scale.</w:t>
-      </w:r>
-    </w:p>
-    <w:tbl>
-      <w:tblPr>
-        <w:tblW w:w="9072" w:type="dxa"/>
-        <w:tblBorders>
-          <w:top w:val="single" w:sz="4" w:space="0" w:color="auto"/>
-          <w:left w:val="single" w:sz="4" w:space="0" w:color="auto"/>
-          <w:bottom w:val="single" w:sz="4" w:space="0" w:color="auto"/>
-          <w:right w:val="single" w:sz="4" w:space="0" w:color="auto"/>
-          <w:insideH w:val="single" w:sz="4" w:space="0" w:color="auto"/>
-          <w:insideV w:val="single" w:sz="4" w:space="0" w:color="auto"/>
-        </w:tblBorders>
-        <w:tblCellMar>
-          <w:left w:w="10" w:type="dxa"/>
-          <w:right w:w="10" w:type="dxa"/>
-        </w:tblCellMar>
-        <w:tblLook w:val="04A0" w:firstRow="1" w:lastRow="0" w:firstColumn="1" w:lastColumn="0" w:noHBand="0" w:noVBand="1"/>
-      </w:tblPr>
-      <w:tblGrid>
-        <w:gridCol w:w="9072"/>
-      </w:tblGrid>
-      <w:tr>
-        <w:trPr>
-          <w:cantSplit/>
-        </w:trPr>
-        <w:tc>
-          <w:tcPr>
-            <w:tcW w:w="9072" w:type="dxa"/>
-            <w:tcBorders>
-              <w:top w:val="single" w:sz="2" w:space="0" w:color="FBF0D6"/>
-              <w:left w:val="single" w:sz="28" w:space="0" w:color="D4A017"/>
-              <w:bottom w:val="single" w:sz="2" w:space="0" w:color="FBF0D6"/>
-              <w:right w:val="single" w:sz="2" w:space="0" w:color="FBF0D6"/>
-            </w:tcBorders>
-            <w:shd w:val="clear" w:color="auto" w:fill="FBF0D6"/>
-            <w:tcMar>
-              <w:top w:w="160" w:type="dxa"/>
-              <w:left w:w="220" w:type="dxa"/>
-              <w:bottom w:w="160" w:type="dxa"/>
-              <w:right w:w="220" w:type="dxa"/>
-            </w:tcMar>
-          </w:tcPr>
-          <w:p>
-            <w:pPr>
-              <w:jc w:val="both"/>
-            </w:pPr>
-            <w:r>
-              <w:rPr>
-                <w:b/>
-                <w:bCs/>
-                <w:color w:val="0A1F33"/>
-                <w:sz w:val="23"/>
-                <w:szCs w:val="23"/>
-              </w:rPr>
-              <w:t xml:space="preserve">Key point. </w:t>
-            </w:r>
-            <w:r>
-              <w:rPr>
-                <w:color w:val="0A1F33"/>
-                <w:sz w:val="23"/>
-                <w:szCs w:val="23"/>
-              </w:rPr>
-              <w:t>The judge is gated, not trusted by default: it must clear 80% agreement with hand-scored human judgements on a disjoint validation set before it is allowed to grade the full 900-run benchmark.</w:t>
-            </w:r>
-          </w:p>
-        </w:tc>
-      </w:tr>
-    </w:tbl>
-    <w:p>
-      <w:pPr>
-        <w:pStyle w:val="Heading1"/>
-        <w:pBdr>
-          <w:bottom w:val="single" w:sz="8" w:space="6" w:color="15406B"/>
-        </w:pBdr>
-      </w:pPr>
-      <w:bookmarkStart w:id="11" w:name="_Toc233304228"/>
-      <w:r>
-        <w:lastRenderedPageBreak/>
-        <w:t>7. Project Ethics and Human Participants</w:t>
-      </w:r>
-      <w:bookmarkEnd w:id="11"/>
-    </w:p>
-    <w:p>
-      <w:pPr>
-        <w:spacing w:after="180" w:line="360" w:lineRule="auto"/>
-        <w:jc w:val="both"/>
-      </w:pPr>
-      <w:r>
-        <w:t>This project involves no human participants and no personal data; all source material is SEC 10-K filings, which are public corporate disclosures (Data Category A0). The two manual steps in the methodology, hand-labelling 20 teaching exemplars and hand-scoring 60 judge-validation outputs, are carried out solely by the researcher as part of constructing the evaluation harness itself, rather than as a study involving external participants, and therefore fall outside the scope of human-participant ethics review. No further ethical approval beyond this statement is required for the activity planned within this assessment.</w:t>
-      </w:r>
-    </w:p>
-    <w:p>
-      <w:pPr>
-        <w:pStyle w:val="Heading1"/>
-        <w:pBdr>
-          <w:bottom w:val="single" w:sz="8" w:space="6" w:color="15406B"/>
-        </w:pBdr>
-      </w:pPr>
-      <w:bookmarkStart w:id="12" w:name="_Toc233304229"/>
-      <w:r>
-        <w:t>8. BCS Project Criteria</w:t>
-      </w:r>
-      <w:bookmarkEnd w:id="12"/>
+          <w:sz w:val="24"/>
+          <w:szCs w:val="24"/>
+        </w:rPr>
+        <w:t>Originality:</w:t>
+      </w:r>
+      <w:r>
+        <w:rPr>
+          <w:sz w:val="24"/>
+          <w:szCs w:val="24"/>
+        </w:rPr>
+        <w:t xml:space="preserve"> the cross-family generator/critic adversarial verification pipeline and the disjoint three-set (PQ/GQ/JEQ) evaluation design are original contributions to constructing a RAG benchmark without manual annotation at scale.</w:t>
+      </w:r>
     </w:p>
     <w:p>
       <w:pPr>
@@ -2689,7 +3529,20 @@
         <w:jc w:val="both"/>
       </w:pPr>
       <w:r>
-        <w:t>Systematic understanding: a cross-paradigm RAG comparison grounded in current literature (Lewis et al., 2020; Karpukhin et al., 2020; Sarthi et al., 2024), exposing paradigm limits not yet documented for SEC-filing data.</w:t>
+        <w:rPr>
+          <w:b/>
+          <w:bCs/>
+          <w:sz w:val="24"/>
+          <w:szCs w:val="24"/>
+        </w:rPr>
+        <w:t>Sound judgement under incomplete information:</w:t>
+      </w:r>
+      <w:r>
+        <w:rPr>
+          <w:sz w:val="24"/>
+          <w:szCs w:val="24"/>
+        </w:rPr>
+        <w:t xml:space="preserve"> deliberate, documented scoping decisions, such as dropping a metadata pre-filter and accepting a token-per-day-bound runtime, demonstrate judgement under real resource constraints.</w:t>
       </w:r>
     </w:p>
     <w:p>
@@ -2703,7 +3556,34 @@
         <w:jc w:val="both"/>
       </w:pPr>
       <w:r>
-        <w:t>Comprehensive technique understanding: dense retrieval, sparse retrieval, hierarchical summarisation, reranking, and LLM-based evaluation are all designed and built within a single project.</w:t>
+        <w:rPr>
+          <w:b/>
+          <w:bCs/>
+          <w:sz w:val="24"/>
+          <w:szCs w:val="24"/>
+        </w:rPr>
+        <w:t>Self-direction:</w:t>
+      </w:r>
+      <w:r>
+        <w:rPr>
+          <w:sz w:val="24"/>
+          <w:szCs w:val="24"/>
+        </w:rPr>
+        <w:t xml:space="preserve"> a one person, ten </w:t>
+      </w:r>
+      <w:r>
+        <w:rPr>
+          <w:sz w:val="24"/>
+          <w:szCs w:val="24"/>
+        </w:rPr>
+        <w:t>weeks</w:t>
+      </w:r>
+      <w:r>
+        <w:rPr>
+          <w:sz w:val="24"/>
+          <w:szCs w:val="24"/>
+        </w:rPr>
+        <w:t xml:space="preserve"> build plan run entirely on free-tier infrastructure with no managed budget demonstrates autonomous planning.</w:t>
       </w:r>
     </w:p>
     <w:p>
@@ -2717,49 +3597,20 @@
         <w:jc w:val="both"/>
       </w:pPr>
       <w:r>
-        <w:t>Originality: the cross-family generator/critic adversarial verification pipeline and the disjoint three-set (PQ/GQ/JEQ) evaluation design are original contributions to constructing a RAG benchmark without manual annotation at scale.</w:t>
-      </w:r>
-    </w:p>
-    <w:p>
-      <w:pPr>
-        <w:pStyle w:val="ListParagraph"/>
-        <w:numPr>
-          <w:ilvl w:val="0"/>
-          <w:numId w:val="2"/>
-        </w:numPr>
-        <w:spacing w:after="110" w:line="360" w:lineRule="auto"/>
-        <w:jc w:val="both"/>
-      </w:pPr>
-      <w:r>
-        <w:t>Sound judgement under incomplete information: deliberate, documented scoping decisions, such as dropping a metadata pre-filter and accepting a token-per-day-bound runtime, demonstrate judgement under real resource constraints.</w:t>
-      </w:r>
-    </w:p>
-    <w:p>
-      <w:pPr>
-        <w:pStyle w:val="ListParagraph"/>
-        <w:numPr>
-          <w:ilvl w:val="0"/>
-          <w:numId w:val="2"/>
-        </w:numPr>
-        <w:spacing w:after="110" w:line="360" w:lineRule="auto"/>
-        <w:jc w:val="both"/>
-      </w:pPr>
-      <w:r>
-        <w:t>Self-direction: a one person, ten week build plan run entirely on free-tier infrastructure with no managed budget demonstrates autonomous planning.</w:t>
-      </w:r>
-    </w:p>
-    <w:p>
-      <w:pPr>
-        <w:pStyle w:val="ListParagraph"/>
-        <w:numPr>
-          <w:ilvl w:val="0"/>
-          <w:numId w:val="2"/>
-        </w:numPr>
-        <w:spacing w:after="110" w:line="360" w:lineRule="auto"/>
-        <w:jc w:val="both"/>
-      </w:pPr>
-      <w:r>
-        <w:t>Critical self-evaluation of the process: the Limitations framing already built into the methodology, a single temperature-zero run per benchmark cell and an approximately eighty per cent judge-validation pass on only sixty hand-scored samples, is treated explicitly as a pragmatic constraint rather than a strong statistical proof, and the dissertation write-up will revisit this self-assessment against the actual results obtained.</w:t>
+        <w:rPr>
+          <w:b/>
+          <w:bCs/>
+          <w:sz w:val="24"/>
+          <w:szCs w:val="24"/>
+        </w:rPr>
+        <w:t>Critical self-evaluation of the process:</w:t>
+      </w:r>
+      <w:r>
+        <w:rPr>
+          <w:sz w:val="24"/>
+          <w:szCs w:val="24"/>
+        </w:rPr>
+        <w:t xml:space="preserve"> the Limitations framing already built into the methodology, a single temperature-zero run per benchmark cell and an approximately eighty per cent judge-validation pass on only sixty hand-scored samples, is treated explicitly as a pragmatic constraint rather than a strong statistical proof.</w:t>
       </w:r>
     </w:p>
     <w:p>
@@ -2779,13 +3630,31 @@
       <w:pPr>
         <w:spacing w:after="180" w:line="360" w:lineRule="auto"/>
         <w:jc w:val="both"/>
-      </w:pPr>
-      <w:r>
-        <w:t xml:space="preserve">This is a research and benchmarking system rather than an end-user application, so its principal “interface” is the results comparison view produced at the end of the run and consulted directly in the dissertation </w:t>
-      </w:r>
-      <w:r>
-        <w:lastRenderedPageBreak/>
-        <w:t>analysis. Day to day, the researcher’s surface is a command line: a phase is started with a single script invocation (for example, running the benchmark executor for a given phase), progress and free-tier token usage are checked by glancing at the run log and the index-build cost file, and intermediate results are inspected directly with SQL queries against the results table while a long phase is still in progress. A wireframe sketch of the final comparison view, the artefact the researcher consults most, is shown below.</w:t>
+        <w:rPr>
+          <w:sz w:val="24"/>
+          <w:szCs w:val="24"/>
+        </w:rPr>
+      </w:pPr>
+      <w:r>
+        <w:rPr>
+          <w:sz w:val="24"/>
+          <w:szCs w:val="24"/>
+        </w:rPr>
+        <w:t>This is a research and benchmarking system rather than an end-user application, so its principal "interface" is the results comparison view produced at the end of the run. Day to day, the researcher's surface is a command line</w:t>
+      </w:r>
+      <w:r>
+        <w:rPr>
+          <w:sz w:val="24"/>
+          <w:szCs w:val="24"/>
+        </w:rPr>
+        <w:t xml:space="preserve">. </w:t>
+      </w:r>
+      <w:r>
+        <w:rPr>
+          <w:sz w:val="24"/>
+          <w:szCs w:val="24"/>
+        </w:rPr>
+        <w:t>A wireframe sketch of the final comparison view, the artefact consulted most, is shown below.</w:t>
       </w:r>
     </w:p>
     <w:tbl>
@@ -3641,9 +4510,17 @@
       <w:pPr>
         <w:spacing w:after="180" w:line="360" w:lineRule="auto"/>
         <w:jc w:val="both"/>
-      </w:pPr>
-      <w:r>
-        <w:t>The build is scoped to a one person, ten-week schedule, with active development substantially complete by Week 7 and the final three weeks overlapping the full benchmark run with results analysis and dissertation write-up.</w:t>
+        <w:rPr>
+          <w:sz w:val="24"/>
+          <w:szCs w:val="24"/>
+        </w:rPr>
+      </w:pPr>
+      <w:r>
+        <w:rPr>
+          <w:sz w:val="24"/>
+          <w:szCs w:val="24"/>
+        </w:rPr>
+        <w:t>The build is scoped to a one person, ten-week schedule, with active development substantially complete by Week 7 and the final three weeks overlapping the full benchmark run with results analysis, dissertation write-up, and preparation of the final project presentation.</w:t>
       </w:r>
     </w:p>
     <w:tbl>
@@ -3709,6 +4586,7 @@
                 <w:sz w:val="20"/>
                 <w:szCs w:val="20"/>
               </w:rPr>
+              <w:lastRenderedPageBreak/>
               <w:t>Phase</w:t>
             </w:r>
           </w:p>
@@ -6290,7 +7168,6 @@
                 <w:sz w:val="19"/>
                 <w:szCs w:val="19"/>
               </w:rPr>
-              <w:lastRenderedPageBreak/>
               <w:t>LlamaParse fragments or bisects a financial table</w:t>
             </w:r>
           </w:p>
@@ -7102,7 +7979,13 @@
         <w:jc w:val="both"/>
       </w:pPr>
       <w:r>
-        <w:t>Chen, Z., Chen, W., Smiley, C., Shah, S., Borova, I., Langdon, D., Moussa, R., Beane, M., Huang, T.-H., Routledge, B. and Wang, W.Y. (2021) 'FinQA: A Dataset of Numerical Reasoning over Financial Data', Proceedings of the 2021 Conference on Empirical Methods in Natural Language Processing (EMNLP 2021), pp. 3697–3711.</w:t>
+        <w:t>Chen, Z., Chen, W., Smiley, C., Shah, S., Borova, I., Langdon, D., Moussa, R., Beane, M., Huang, T.-H.,</w:t>
+      </w:r>
+      <w:r>
+        <w:t xml:space="preserve"> </w:t>
+      </w:r>
+      <w:r>
+        <w:t>Routledge, B. and Wang, W.Y. (2021) 'FinQA: A Dataset of Numerical Reasoning over Financial Data', Proceedings of the 2021 Conference on Empirical Methods in Natural Language Processing (EMNLP 2021), pp. 3697–3711.</w:t>
       </w:r>
     </w:p>
     <w:p>
@@ -7450,6 +8333,155 @@
     </w:lvl>
   </w:abstractNum>
   <w:abstractNum w:abstractNumId="1" w15:restartNumberingAfterBreak="0">
+    <w:nsid w:val="394E26CD"/>
+    <w:multiLevelType w:val="multilevel"/>
+    <w:tmpl w:val="7CC63142"/>
+    <w:lvl w:ilvl="0">
+      <w:start w:val="1"/>
+      <w:numFmt w:val="bullet"/>
+      <w:lvlText w:val=""/>
+      <w:lvlJc w:val="left"/>
+      <w:pPr>
+        <w:tabs>
+          <w:tab w:val="num" w:pos="720"/>
+        </w:tabs>
+        <w:ind w:left="720" w:hanging="360"/>
+      </w:pPr>
+      <w:rPr>
+        <w:rFonts w:ascii="Symbol" w:hAnsi="Symbol" w:hint="default"/>
+        <w:sz w:val="20"/>
+      </w:rPr>
+    </w:lvl>
+    <w:lvl w:ilvl="1" w:tentative="1">
+      <w:start w:val="1"/>
+      <w:numFmt w:val="bullet"/>
+      <w:lvlText w:val="o"/>
+      <w:lvlJc w:val="left"/>
+      <w:pPr>
+        <w:tabs>
+          <w:tab w:val="num" w:pos="1440"/>
+        </w:tabs>
+        <w:ind w:left="1440" w:hanging="360"/>
+      </w:pPr>
+      <w:rPr>
+        <w:rFonts w:ascii="Courier New" w:hAnsi="Courier New" w:hint="default"/>
+        <w:sz w:val="20"/>
+      </w:rPr>
+    </w:lvl>
+    <w:lvl w:ilvl="2" w:tentative="1">
+      <w:start w:val="1"/>
+      <w:numFmt w:val="bullet"/>
+      <w:lvlText w:val=""/>
+      <w:lvlJc w:val="left"/>
+      <w:pPr>
+        <w:tabs>
+          <w:tab w:val="num" w:pos="2160"/>
+        </w:tabs>
+        <w:ind w:left="2160" w:hanging="360"/>
+      </w:pPr>
+      <w:rPr>
+        <w:rFonts w:ascii="Wingdings" w:hAnsi="Wingdings" w:hint="default"/>
+        <w:sz w:val="20"/>
+      </w:rPr>
+    </w:lvl>
+    <w:lvl w:ilvl="3" w:tentative="1">
+      <w:start w:val="1"/>
+      <w:numFmt w:val="bullet"/>
+      <w:lvlText w:val=""/>
+      <w:lvlJc w:val="left"/>
+      <w:pPr>
+        <w:tabs>
+          <w:tab w:val="num" w:pos="2880"/>
+        </w:tabs>
+        <w:ind w:left="2880" w:hanging="360"/>
+      </w:pPr>
+      <w:rPr>
+        <w:rFonts w:ascii="Wingdings" w:hAnsi="Wingdings" w:hint="default"/>
+        <w:sz w:val="20"/>
+      </w:rPr>
+    </w:lvl>
+    <w:lvl w:ilvl="4" w:tentative="1">
+      <w:start w:val="1"/>
+      <w:numFmt w:val="bullet"/>
+      <w:lvlText w:val=""/>
+      <w:lvlJc w:val="left"/>
+      <w:pPr>
+        <w:tabs>
+          <w:tab w:val="num" w:pos="3600"/>
+        </w:tabs>
+        <w:ind w:left="3600" w:hanging="360"/>
+      </w:pPr>
+      <w:rPr>
+        <w:rFonts w:ascii="Wingdings" w:hAnsi="Wingdings" w:hint="default"/>
+        <w:sz w:val="20"/>
+      </w:rPr>
+    </w:lvl>
+    <w:lvl w:ilvl="5" w:tentative="1">
+      <w:start w:val="1"/>
+      <w:numFmt w:val="bullet"/>
+      <w:lvlText w:val=""/>
+      <w:lvlJc w:val="left"/>
+      <w:pPr>
+        <w:tabs>
+          <w:tab w:val="num" w:pos="4320"/>
+        </w:tabs>
+        <w:ind w:left="4320" w:hanging="360"/>
+      </w:pPr>
+      <w:rPr>
+        <w:rFonts w:ascii="Wingdings" w:hAnsi="Wingdings" w:hint="default"/>
+        <w:sz w:val="20"/>
+      </w:rPr>
+    </w:lvl>
+    <w:lvl w:ilvl="6" w:tentative="1">
+      <w:start w:val="1"/>
+      <w:numFmt w:val="bullet"/>
+      <w:lvlText w:val=""/>
+      <w:lvlJc w:val="left"/>
+      <w:pPr>
+        <w:tabs>
+          <w:tab w:val="num" w:pos="5040"/>
+        </w:tabs>
+        <w:ind w:left="5040" w:hanging="360"/>
+      </w:pPr>
+      <w:rPr>
+        <w:rFonts w:ascii="Wingdings" w:hAnsi="Wingdings" w:hint="default"/>
+        <w:sz w:val="20"/>
+      </w:rPr>
+    </w:lvl>
+    <w:lvl w:ilvl="7" w:tentative="1">
+      <w:start w:val="1"/>
+      <w:numFmt w:val="bullet"/>
+      <w:lvlText w:val=""/>
+      <w:lvlJc w:val="left"/>
+      <w:pPr>
+        <w:tabs>
+          <w:tab w:val="num" w:pos="5760"/>
+        </w:tabs>
+        <w:ind w:left="5760" w:hanging="360"/>
+      </w:pPr>
+      <w:rPr>
+        <w:rFonts w:ascii="Wingdings" w:hAnsi="Wingdings" w:hint="default"/>
+        <w:sz w:val="20"/>
+      </w:rPr>
+    </w:lvl>
+    <w:lvl w:ilvl="8" w:tentative="1">
+      <w:start w:val="1"/>
+      <w:numFmt w:val="bullet"/>
+      <w:lvlText w:val=""/>
+      <w:lvlJc w:val="left"/>
+      <w:pPr>
+        <w:tabs>
+          <w:tab w:val="num" w:pos="6480"/>
+        </w:tabs>
+        <w:ind w:left="6480" w:hanging="360"/>
+      </w:pPr>
+      <w:rPr>
+        <w:rFonts w:ascii="Wingdings" w:hAnsi="Wingdings" w:hint="default"/>
+        <w:sz w:val="20"/>
+      </w:rPr>
+    </w:lvl>
+  </w:abstractNum>
+  <w:abstractNum w:abstractNumId="2" w15:restartNumberingAfterBreak="0">
     <w:nsid w:val="73BC40F7"/>
     <w:multiLevelType w:val="hybridMultilevel"/>
     <w:tmpl w:val="2C4EEFD4"/>
@@ -7536,7 +8568,7 @@
     </w:lvl>
   </w:abstractNum>
   <w:num w:numId="1" w16cid:durableId="874124432">
-    <w:abstractNumId w:val="1"/>
+    <w:abstractNumId w:val="2"/>
     <w:lvlOverride w:ilvl="0">
       <w:startOverride w:val="1"/>
     </w:lvlOverride>
@@ -7546,6 +8578,9 @@
     <w:lvlOverride w:ilvl="0">
       <w:startOverride w:val="1"/>
     </w:lvlOverride>
+  </w:num>
+  <w:num w:numId="3" w16cid:durableId="13697808">
+    <w:abstractNumId w:val="1"/>
   </w:num>
 </w:numbering>
 </file>
@@ -8183,6 +9218,17 @@
       <w:ind w:left="240"/>
     </w:pPr>
   </w:style>
+  <w:style w:type="character" w:styleId="Strong">
+    <w:name w:val="Strong"/>
+    <w:basedOn w:val="DefaultParagraphFont"/>
+    <w:uiPriority w:val="22"/>
+    <w:qFormat/>
+    <w:rsid w:val="001703B9"/>
+    <w:rPr>
+      <w:b/>
+      <w:bCs/>
+    </w:rPr>
+  </w:style>
 </w:styles>
 </file>
 

--- a/artifacts/Proposal_v1.0.0.docx
+++ b/artifacts/Proposal_v1.0.0.docx
@@ -43,43 +43,7 @@
           <w:sz w:val="26"/>
           <w:szCs w:val="26"/>
         </w:rPr>
-        <w:t>Design and Specification Proposal, COMP702 M.Sc. Project (202</w:t>
-      </w:r>
-      <w:r>
-        <w:rPr>
-          <w:rFonts w:ascii="Calibri" w:eastAsia="Calibri" w:hAnsi="Calibri" w:cs="Calibri"/>
-          <w:color w:val="15406B"/>
-          <w:sz w:val="26"/>
-          <w:szCs w:val="26"/>
-        </w:rPr>
-        <w:t>6</w:t>
-      </w:r>
-      <w:r>
-        <w:rPr>
-          <w:rFonts w:ascii="Calibri" w:eastAsia="Calibri" w:hAnsi="Calibri" w:cs="Calibri"/>
-          <w:color w:val="15406B"/>
-          <w:sz w:val="26"/>
-          <w:szCs w:val="26"/>
-        </w:rPr>
-        <w:t>/2</w:t>
-      </w:r>
-      <w:r>
-        <w:rPr>
-          <w:rFonts w:ascii="Calibri" w:eastAsia="Calibri" w:hAnsi="Calibri" w:cs="Calibri"/>
-          <w:color w:val="15406B"/>
-          <w:sz w:val="26"/>
-          <w:szCs w:val="26"/>
-        </w:rPr>
-        <w:t>7</w:t>
-      </w:r>
-      <w:r>
-        <w:rPr>
-          <w:rFonts w:ascii="Calibri" w:eastAsia="Calibri" w:hAnsi="Calibri" w:cs="Calibri"/>
-          <w:color w:val="15406B"/>
-          <w:sz w:val="26"/>
-          <w:szCs w:val="26"/>
-        </w:rPr>
-        <w:t>)</w:t>
+        <w:t>Design and Specification Proposal, COMP702 M.Sc. Project (2026/27)</w:t>
       </w:r>
     </w:p>
     <w:p>
@@ -233,7 +197,7 @@
         </w:pBdr>
         <w:spacing w:before="0"/>
       </w:pPr>
-      <w:bookmarkStart w:id="0" w:name="_Toc233304217"/>
+      <w:bookmarkStart w:id="0" w:name="_Toc233363956"/>
       <w:r>
         <w:lastRenderedPageBreak/>
         <w:t>Statement of Ethical Compliance: A0</w:t>
@@ -322,7 +286,7 @@
         </w:pBdr>
         <w:spacing w:before="0"/>
       </w:pPr>
-      <w:bookmarkStart w:id="1" w:name="_Toc233304218"/>
+      <w:bookmarkStart w:id="1" w:name="_Toc233363957"/>
       <w:r>
         <w:lastRenderedPageBreak/>
         <w:t>Table of Contents</w:t>
@@ -331,6 +295,10 @@
     </w:p>
     <w:sdt>
       <w:sdtPr>
+        <w:rPr>
+          <w:sz w:val="24"/>
+          <w:szCs w:val="24"/>
+        </w:rPr>
         <w:alias w:val="Table of Contents"/>
         <w:id w:val="1906575757"/>
       </w:sdtPr>
@@ -346,8 +314,8 @@
               <w:noProof/>
               <w:color w:val="auto"/>
               <w:kern w:val="2"/>
-              <w:sz w:val="28"/>
-              <w:szCs w:val="28"/>
+              <w:sz w:val="24"/>
+              <w:szCs w:val="24"/>
               <w:lang w:val="en-IN"/>
               <w14:ligatures w14:val="standardContextual"/>
             </w:rPr>
@@ -373,7 +341,7 @@
             </w:rPr>
             <w:fldChar w:fldCharType="separate"/>
           </w:r>
-          <w:hyperlink w:anchor="_Toc233304217" w:history="1">
+          <w:hyperlink w:anchor="_Toc233363956" w:history="1">
             <w:r>
               <w:rPr>
                 <w:rStyle w:val="Hyperlink"/>
@@ -405,7 +373,7 @@
                 <w:sz w:val="24"/>
                 <w:szCs w:val="24"/>
               </w:rPr>
-              <w:instrText xml:space="preserve"> PAGEREF _Toc233304217 \h </w:instrText>
+              <w:instrText xml:space="preserve"> PAGEREF _Toc233363956 \h </w:instrText>
             </w:r>
             <w:r>
               <w:rPr>
@@ -451,13 +419,13 @@
               <w:noProof/>
               <w:color w:val="auto"/>
               <w:kern w:val="2"/>
-              <w:sz w:val="28"/>
-              <w:szCs w:val="28"/>
+              <w:sz w:val="24"/>
+              <w:szCs w:val="24"/>
               <w:lang w:val="en-IN"/>
               <w14:ligatures w14:val="standardContextual"/>
             </w:rPr>
           </w:pPr>
-          <w:hyperlink w:anchor="_Toc233304218" w:history="1">
+          <w:hyperlink w:anchor="_Toc233363957" w:history="1">
             <w:r>
               <w:rPr>
                 <w:rStyle w:val="Hyperlink"/>
@@ -489,7 +457,7 @@
                 <w:sz w:val="24"/>
                 <w:szCs w:val="24"/>
               </w:rPr>
-              <w:instrText xml:space="preserve"> PAGEREF _Toc233304218 \h </w:instrText>
+              <w:instrText xml:space="preserve"> PAGEREF _Toc233363957 \h </w:instrText>
             </w:r>
             <w:r>
               <w:rPr>
@@ -535,13 +503,13 @@
               <w:noProof/>
               <w:color w:val="auto"/>
               <w:kern w:val="2"/>
-              <w:sz w:val="28"/>
-              <w:szCs w:val="28"/>
+              <w:sz w:val="24"/>
+              <w:szCs w:val="24"/>
               <w:lang w:val="en-IN"/>
               <w14:ligatures w14:val="standardContextual"/>
             </w:rPr>
           </w:pPr>
-          <w:hyperlink w:anchor="_Toc233304219" w:history="1">
+          <w:hyperlink w:anchor="_Toc233363958" w:history="1">
             <w:r>
               <w:rPr>
                 <w:rStyle w:val="Hyperlink"/>
@@ -573,7 +541,7 @@
                 <w:sz w:val="24"/>
                 <w:szCs w:val="24"/>
               </w:rPr>
-              <w:instrText xml:space="preserve"> PAGEREF _Toc233304219 \h </w:instrText>
+              <w:instrText xml:space="preserve"> PAGEREF _Toc233363958 \h </w:instrText>
             </w:r>
             <w:r>
               <w:rPr>
@@ -619,13 +587,13 @@
               <w:noProof/>
               <w:color w:val="auto"/>
               <w:kern w:val="2"/>
-              <w:sz w:val="28"/>
-              <w:szCs w:val="28"/>
+              <w:sz w:val="24"/>
+              <w:szCs w:val="24"/>
               <w:lang w:val="en-IN"/>
               <w14:ligatures w14:val="standardContextual"/>
             </w:rPr>
           </w:pPr>
-          <w:hyperlink w:anchor="_Toc233304220" w:history="1">
+          <w:hyperlink w:anchor="_Toc233363959" w:history="1">
             <w:r>
               <w:rPr>
                 <w:rStyle w:val="Hyperlink"/>
@@ -657,7 +625,7 @@
                 <w:sz w:val="24"/>
                 <w:szCs w:val="24"/>
               </w:rPr>
-              <w:instrText xml:space="preserve"> PAGEREF _Toc233304220 \h </w:instrText>
+              <w:instrText xml:space="preserve"> PAGEREF _Toc233363959 \h </w:instrText>
             </w:r>
             <w:r>
               <w:rPr>
@@ -703,13 +671,13 @@
               <w:noProof/>
               <w:color w:val="auto"/>
               <w:kern w:val="2"/>
-              <w:sz w:val="28"/>
-              <w:szCs w:val="28"/>
+              <w:sz w:val="24"/>
+              <w:szCs w:val="24"/>
               <w:lang w:val="en-IN"/>
               <w14:ligatures w14:val="standardContextual"/>
             </w:rPr>
           </w:pPr>
-          <w:hyperlink w:anchor="_Toc233304221" w:history="1">
+          <w:hyperlink w:anchor="_Toc233363960" w:history="1">
             <w:r>
               <w:rPr>
                 <w:rStyle w:val="Hyperlink"/>
@@ -741,7 +709,7 @@
                 <w:sz w:val="24"/>
                 <w:szCs w:val="24"/>
               </w:rPr>
-              <w:instrText xml:space="preserve"> PAGEREF _Toc233304221 \h </w:instrText>
+              <w:instrText xml:space="preserve"> PAGEREF _Toc233363960 \h </w:instrText>
             </w:r>
             <w:r>
               <w:rPr>
@@ -787,13 +755,13 @@
               <w:noProof/>
               <w:color w:val="auto"/>
               <w:kern w:val="2"/>
-              <w:sz w:val="28"/>
-              <w:szCs w:val="28"/>
+              <w:sz w:val="24"/>
+              <w:szCs w:val="24"/>
               <w:lang w:val="en-IN"/>
               <w14:ligatures w14:val="standardContextual"/>
             </w:rPr>
           </w:pPr>
-          <w:hyperlink w:anchor="_Toc233304222" w:history="1">
+          <w:hyperlink w:anchor="_Toc233363961" w:history="1">
             <w:r>
               <w:rPr>
                 <w:rStyle w:val="Hyperlink"/>
@@ -825,7 +793,7 @@
                 <w:sz w:val="24"/>
                 <w:szCs w:val="24"/>
               </w:rPr>
-              <w:instrText xml:space="preserve"> PAGEREF _Toc233304222 \h </w:instrText>
+              <w:instrText xml:space="preserve"> PAGEREF _Toc233363961 \h </w:instrText>
             </w:r>
             <w:r>
               <w:rPr>
@@ -871,13 +839,13 @@
               <w:noProof/>
               <w:color w:val="auto"/>
               <w:kern w:val="2"/>
-              <w:sz w:val="28"/>
-              <w:szCs w:val="28"/>
+              <w:sz w:val="24"/>
+              <w:szCs w:val="24"/>
               <w:lang w:val="en-IN"/>
               <w14:ligatures w14:val="standardContextual"/>
             </w:rPr>
           </w:pPr>
-          <w:hyperlink w:anchor="_Toc233304223" w:history="1">
+          <w:hyperlink w:anchor="_Toc233363962" w:history="1">
             <w:r>
               <w:rPr>
                 <w:rStyle w:val="Hyperlink"/>
@@ -909,7 +877,7 @@
                 <w:sz w:val="24"/>
                 <w:szCs w:val="24"/>
               </w:rPr>
-              <w:instrText xml:space="preserve"> PAGEREF _Toc233304223 \h </w:instrText>
+              <w:instrText xml:space="preserve"> PAGEREF _Toc233363962 \h </w:instrText>
             </w:r>
             <w:r>
               <w:rPr>
@@ -955,13 +923,13 @@
               <w:noProof/>
               <w:color w:val="auto"/>
               <w:kern w:val="2"/>
-              <w:sz w:val="28"/>
-              <w:szCs w:val="28"/>
+              <w:sz w:val="24"/>
+              <w:szCs w:val="24"/>
               <w:lang w:val="en-IN"/>
               <w14:ligatures w14:val="standardContextual"/>
             </w:rPr>
           </w:pPr>
-          <w:hyperlink w:anchor="_Toc233304224" w:history="1">
+          <w:hyperlink w:anchor="_Toc233363963" w:history="1">
             <w:r>
               <w:rPr>
                 <w:rStyle w:val="Hyperlink"/>
@@ -993,7 +961,7 @@
                 <w:sz w:val="24"/>
                 <w:szCs w:val="24"/>
               </w:rPr>
-              <w:instrText xml:space="preserve"> PAGEREF _Toc233304224 \h </w:instrText>
+              <w:instrText xml:space="preserve"> PAGEREF _Toc233363963 \h </w:instrText>
             </w:r>
             <w:r>
               <w:rPr>
@@ -1039,13 +1007,13 @@
               <w:noProof/>
               <w:color w:val="auto"/>
               <w:kern w:val="2"/>
-              <w:sz w:val="28"/>
-              <w:szCs w:val="28"/>
+              <w:sz w:val="24"/>
+              <w:szCs w:val="24"/>
               <w:lang w:val="en-IN"/>
               <w14:ligatures w14:val="standardContextual"/>
             </w:rPr>
           </w:pPr>
-          <w:hyperlink w:anchor="_Toc233304225" w:history="1">
+          <w:hyperlink w:anchor="_Toc233363964" w:history="1">
             <w:r>
               <w:rPr>
                 <w:rStyle w:val="Hyperlink"/>
@@ -1077,7 +1045,7 @@
                 <w:sz w:val="24"/>
                 <w:szCs w:val="24"/>
               </w:rPr>
-              <w:instrText xml:space="preserve"> PAGEREF _Toc233304225 \h </w:instrText>
+              <w:instrText xml:space="preserve"> PAGEREF _Toc233363964 \h </w:instrText>
             </w:r>
             <w:r>
               <w:rPr>
@@ -1123,13 +1091,13 @@
               <w:noProof/>
               <w:color w:val="auto"/>
               <w:kern w:val="2"/>
-              <w:sz w:val="28"/>
-              <w:szCs w:val="28"/>
+              <w:sz w:val="24"/>
+              <w:szCs w:val="24"/>
               <w:lang w:val="en-IN"/>
               <w14:ligatures w14:val="standardContextual"/>
             </w:rPr>
           </w:pPr>
-          <w:hyperlink w:anchor="_Toc233304226" w:history="1">
+          <w:hyperlink w:anchor="_Toc233363965" w:history="1">
             <w:r>
               <w:rPr>
                 <w:rStyle w:val="Hyperlink"/>
@@ -1161,7 +1129,7 @@
                 <w:sz w:val="24"/>
                 <w:szCs w:val="24"/>
               </w:rPr>
-              <w:instrText xml:space="preserve"> PAGEREF _Toc233304226 \h </w:instrText>
+              <w:instrText xml:space="preserve"> PAGEREF _Toc233363965 \h </w:instrText>
             </w:r>
             <w:r>
               <w:rPr>
@@ -1185,6 +1153,174 @@
                 <w:szCs w:val="24"/>
               </w:rPr>
               <w:t>7</w:t>
+            </w:r>
+            <w:r>
+              <w:rPr>
+                <w:noProof/>
+                <w:sz w:val="24"/>
+                <w:szCs w:val="24"/>
+              </w:rPr>
+              <w:fldChar w:fldCharType="end"/>
+            </w:r>
+          </w:hyperlink>
+        </w:p>
+        <w:p>
+          <w:pPr>
+            <w:pStyle w:val="TOC2"/>
+            <w:tabs>
+              <w:tab w:val="right" w:leader="dot" w:pos="9062"/>
+            </w:tabs>
+            <w:rPr>
+              <w:rFonts w:asciiTheme="minorHAnsi" w:eastAsiaTheme="minorEastAsia" w:hAnsiTheme="minorHAnsi" w:cstheme="minorBidi"/>
+              <w:noProof/>
+              <w:color w:val="auto"/>
+              <w:kern w:val="2"/>
+              <w:sz w:val="24"/>
+              <w:szCs w:val="24"/>
+              <w:lang w:val="en-IN"/>
+              <w14:ligatures w14:val="standardContextual"/>
+            </w:rPr>
+          </w:pPr>
+          <w:hyperlink w:anchor="_Toc233363966" w:history="1">
+            <w:r>
+              <w:rPr>
+                <w:rStyle w:val="Hyperlink"/>
+                <w:noProof/>
+                <w:sz w:val="24"/>
+                <w:szCs w:val="24"/>
+              </w:rPr>
+              <w:t>5.1 Nature of the SEC 10-K Filing Data</w:t>
+            </w:r>
+            <w:r>
+              <w:rPr>
+                <w:noProof/>
+                <w:sz w:val="24"/>
+                <w:szCs w:val="24"/>
+              </w:rPr>
+              <w:tab/>
+            </w:r>
+            <w:r>
+              <w:rPr>
+                <w:noProof/>
+                <w:sz w:val="24"/>
+                <w:szCs w:val="24"/>
+              </w:rPr>
+              <w:fldChar w:fldCharType="begin"/>
+            </w:r>
+            <w:r>
+              <w:rPr>
+                <w:noProof/>
+                <w:sz w:val="24"/>
+                <w:szCs w:val="24"/>
+              </w:rPr>
+              <w:instrText xml:space="preserve"> PAGEREF _Toc233363966 \h </w:instrText>
+            </w:r>
+            <w:r>
+              <w:rPr>
+                <w:noProof/>
+                <w:sz w:val="24"/>
+                <w:szCs w:val="24"/>
+              </w:rPr>
+            </w:r>
+            <w:r>
+              <w:rPr>
+                <w:noProof/>
+                <w:sz w:val="24"/>
+                <w:szCs w:val="24"/>
+              </w:rPr>
+              <w:fldChar w:fldCharType="separate"/>
+            </w:r>
+            <w:r>
+              <w:rPr>
+                <w:noProof/>
+                <w:sz w:val="24"/>
+                <w:szCs w:val="24"/>
+              </w:rPr>
+              <w:t>7</w:t>
+            </w:r>
+            <w:r>
+              <w:rPr>
+                <w:noProof/>
+                <w:sz w:val="24"/>
+                <w:szCs w:val="24"/>
+              </w:rPr>
+              <w:fldChar w:fldCharType="end"/>
+            </w:r>
+          </w:hyperlink>
+        </w:p>
+        <w:p>
+          <w:pPr>
+            <w:pStyle w:val="TOC2"/>
+            <w:tabs>
+              <w:tab w:val="right" w:leader="dot" w:pos="9062"/>
+            </w:tabs>
+            <w:rPr>
+              <w:rFonts w:asciiTheme="minorHAnsi" w:eastAsiaTheme="minorEastAsia" w:hAnsiTheme="minorHAnsi" w:cstheme="minorBidi"/>
+              <w:noProof/>
+              <w:color w:val="auto"/>
+              <w:kern w:val="2"/>
+              <w:sz w:val="24"/>
+              <w:szCs w:val="24"/>
+              <w:lang w:val="en-IN"/>
+              <w14:ligatures w14:val="standardContextual"/>
+            </w:rPr>
+          </w:pPr>
+          <w:hyperlink w:anchor="_Toc233363967" w:history="1">
+            <w:r>
+              <w:rPr>
+                <w:rStyle w:val="Hyperlink"/>
+                <w:noProof/>
+                <w:sz w:val="24"/>
+                <w:szCs w:val="24"/>
+              </w:rPr>
+              <w:t>5.2 Raw Data Sample of the SEC 10-K Filing Data</w:t>
+            </w:r>
+            <w:r>
+              <w:rPr>
+                <w:noProof/>
+                <w:sz w:val="24"/>
+                <w:szCs w:val="24"/>
+              </w:rPr>
+              <w:tab/>
+            </w:r>
+            <w:r>
+              <w:rPr>
+                <w:noProof/>
+                <w:sz w:val="24"/>
+                <w:szCs w:val="24"/>
+              </w:rPr>
+              <w:fldChar w:fldCharType="begin"/>
+            </w:r>
+            <w:r>
+              <w:rPr>
+                <w:noProof/>
+                <w:sz w:val="24"/>
+                <w:szCs w:val="24"/>
+              </w:rPr>
+              <w:instrText xml:space="preserve"> PAGEREF _Toc233363967 \h </w:instrText>
+            </w:r>
+            <w:r>
+              <w:rPr>
+                <w:noProof/>
+                <w:sz w:val="24"/>
+                <w:szCs w:val="24"/>
+              </w:rPr>
+            </w:r>
+            <w:r>
+              <w:rPr>
+                <w:noProof/>
+                <w:sz w:val="24"/>
+                <w:szCs w:val="24"/>
+              </w:rPr>
+              <w:fldChar w:fldCharType="separate"/>
+            </w:r>
+            <w:r>
+              <w:rPr>
+                <w:noProof/>
+                <w:sz w:val="24"/>
+                <w:szCs w:val="24"/>
+              </w:rPr>
+              <w:t>8</w:t>
             </w:r>
             <w:r>
               <w:rPr>
@@ -1207,13 +1343,13 @@
               <w:noProof/>
               <w:color w:val="auto"/>
               <w:kern w:val="2"/>
-              <w:sz w:val="28"/>
-              <w:szCs w:val="28"/>
+              <w:sz w:val="24"/>
+              <w:szCs w:val="24"/>
               <w:lang w:val="en-IN"/>
               <w14:ligatures w14:val="standardContextual"/>
             </w:rPr>
           </w:pPr>
-          <w:hyperlink w:anchor="_Toc233304227" w:history="1">
+          <w:hyperlink w:anchor="_Toc233363968" w:history="1">
             <w:r>
               <w:rPr>
                 <w:rStyle w:val="Hyperlink"/>
@@ -1245,7 +1381,7 @@
                 <w:sz w:val="24"/>
                 <w:szCs w:val="24"/>
               </w:rPr>
-              <w:instrText xml:space="preserve"> PAGEREF _Toc233304227 \h </w:instrText>
+              <w:instrText xml:space="preserve"> PAGEREF _Toc233363968 \h </w:instrText>
             </w:r>
             <w:r>
               <w:rPr>
@@ -1268,7 +1404,7 @@
                 <w:sz w:val="24"/>
                 <w:szCs w:val="24"/>
               </w:rPr>
-              <w:t>7</w:t>
+              <w:t>10</w:t>
             </w:r>
             <w:r>
               <w:rPr>
@@ -1291,13 +1427,13 @@
               <w:noProof/>
               <w:color w:val="auto"/>
               <w:kern w:val="2"/>
-              <w:sz w:val="28"/>
-              <w:szCs w:val="28"/>
+              <w:sz w:val="24"/>
+              <w:szCs w:val="24"/>
               <w:lang w:val="en-IN"/>
               <w14:ligatures w14:val="standardContextual"/>
             </w:rPr>
           </w:pPr>
-          <w:hyperlink w:anchor="_Toc233304228" w:history="1">
+          <w:hyperlink w:anchor="_Toc233363969" w:history="1">
             <w:r>
               <w:rPr>
                 <w:rStyle w:val="Hyperlink"/>
@@ -1329,7 +1465,7 @@
                 <w:sz w:val="24"/>
                 <w:szCs w:val="24"/>
               </w:rPr>
-              <w:instrText xml:space="preserve"> PAGEREF _Toc233304228 \h </w:instrText>
+              <w:instrText xml:space="preserve"> PAGEREF _Toc233363969 \h </w:instrText>
             </w:r>
             <w:r>
               <w:rPr>
@@ -1352,7 +1488,7 @@
                 <w:sz w:val="24"/>
                 <w:szCs w:val="24"/>
               </w:rPr>
-              <w:t>8</w:t>
+              <w:t>10</w:t>
             </w:r>
             <w:r>
               <w:rPr>
@@ -1375,13 +1511,13 @@
               <w:noProof/>
               <w:color w:val="auto"/>
               <w:kern w:val="2"/>
-              <w:sz w:val="28"/>
-              <w:szCs w:val="28"/>
+              <w:sz w:val="24"/>
+              <w:szCs w:val="24"/>
               <w:lang w:val="en-IN"/>
               <w14:ligatures w14:val="standardContextual"/>
             </w:rPr>
           </w:pPr>
-          <w:hyperlink w:anchor="_Toc233304229" w:history="1">
+          <w:hyperlink w:anchor="_Toc233363970" w:history="1">
             <w:r>
               <w:rPr>
                 <w:rStyle w:val="Hyperlink"/>
@@ -1413,7 +1549,7 @@
                 <w:sz w:val="24"/>
                 <w:szCs w:val="24"/>
               </w:rPr>
-              <w:instrText xml:space="preserve"> PAGEREF _Toc233304229 \h </w:instrText>
+              <w:instrText xml:space="preserve"> PAGEREF _Toc233363970 \h </w:instrText>
             </w:r>
             <w:r>
               <w:rPr>
@@ -1436,7 +1572,7 @@
                 <w:sz w:val="24"/>
                 <w:szCs w:val="24"/>
               </w:rPr>
-              <w:t>8</w:t>
+              <w:t>11</w:t>
             </w:r>
             <w:r>
               <w:rPr>
@@ -1459,13 +1595,13 @@
               <w:noProof/>
               <w:color w:val="auto"/>
               <w:kern w:val="2"/>
-              <w:sz w:val="28"/>
-              <w:szCs w:val="28"/>
+              <w:sz w:val="24"/>
+              <w:szCs w:val="24"/>
               <w:lang w:val="en-IN"/>
               <w14:ligatures w14:val="standardContextual"/>
             </w:rPr>
           </w:pPr>
-          <w:hyperlink w:anchor="_Toc233304230" w:history="1">
+          <w:hyperlink w:anchor="_Toc233363971" w:history="1">
             <w:r>
               <w:rPr>
                 <w:rStyle w:val="Hyperlink"/>
@@ -1497,7 +1633,7 @@
                 <w:sz w:val="24"/>
                 <w:szCs w:val="24"/>
               </w:rPr>
-              <w:instrText xml:space="preserve"> PAGEREF _Toc233304230 \h </w:instrText>
+              <w:instrText xml:space="preserve"> PAGEREF _Toc233363971 \h </w:instrText>
             </w:r>
             <w:r>
               <w:rPr>
@@ -1520,7 +1656,7 @@
                 <w:sz w:val="24"/>
                 <w:szCs w:val="24"/>
               </w:rPr>
-              <w:t>8</w:t>
+              <w:t>11</w:t>
             </w:r>
             <w:r>
               <w:rPr>
@@ -1543,13 +1679,13 @@
               <w:noProof/>
               <w:color w:val="auto"/>
               <w:kern w:val="2"/>
-              <w:sz w:val="28"/>
-              <w:szCs w:val="28"/>
+              <w:sz w:val="24"/>
+              <w:szCs w:val="24"/>
               <w:lang w:val="en-IN"/>
               <w14:ligatures w14:val="standardContextual"/>
             </w:rPr>
           </w:pPr>
-          <w:hyperlink w:anchor="_Toc233304231" w:history="1">
+          <w:hyperlink w:anchor="_Toc233363972" w:history="1">
             <w:r>
               <w:rPr>
                 <w:rStyle w:val="Hyperlink"/>
@@ -1581,7 +1717,7 @@
                 <w:sz w:val="24"/>
                 <w:szCs w:val="24"/>
               </w:rPr>
-              <w:instrText xml:space="preserve"> PAGEREF _Toc233304231 \h </w:instrText>
+              <w:instrText xml:space="preserve"> PAGEREF _Toc233363972 \h </w:instrText>
             </w:r>
             <w:r>
               <w:rPr>
@@ -1604,7 +1740,7 @@
                 <w:sz w:val="24"/>
                 <w:szCs w:val="24"/>
               </w:rPr>
-              <w:t>9</w:t>
+              <w:t>12</w:t>
             </w:r>
             <w:r>
               <w:rPr>
@@ -1627,13 +1763,13 @@
               <w:noProof/>
               <w:color w:val="auto"/>
               <w:kern w:val="2"/>
-              <w:sz w:val="28"/>
-              <w:szCs w:val="28"/>
+              <w:sz w:val="24"/>
+              <w:szCs w:val="24"/>
               <w:lang w:val="en-IN"/>
               <w14:ligatures w14:val="standardContextual"/>
             </w:rPr>
           </w:pPr>
-          <w:hyperlink w:anchor="_Toc233304232" w:history="1">
+          <w:hyperlink w:anchor="_Toc233363973" w:history="1">
             <w:r>
               <w:rPr>
                 <w:rStyle w:val="Hyperlink"/>
@@ -1665,7 +1801,7 @@
                 <w:sz w:val="24"/>
                 <w:szCs w:val="24"/>
               </w:rPr>
-              <w:instrText xml:space="preserve"> PAGEREF _Toc233304232 \h </w:instrText>
+              <w:instrText xml:space="preserve"> PAGEREF _Toc233363973 \h </w:instrText>
             </w:r>
             <w:r>
               <w:rPr>
@@ -1688,7 +1824,7 @@
                 <w:sz w:val="24"/>
                 <w:szCs w:val="24"/>
               </w:rPr>
-              <w:t>9</w:t>
+              <w:t>12</w:t>
             </w:r>
             <w:r>
               <w:rPr>
@@ -1711,13 +1847,13 @@
               <w:noProof/>
               <w:color w:val="auto"/>
               <w:kern w:val="2"/>
-              <w:sz w:val="28"/>
-              <w:szCs w:val="28"/>
+              <w:sz w:val="24"/>
+              <w:szCs w:val="24"/>
               <w:lang w:val="en-IN"/>
               <w14:ligatures w14:val="standardContextual"/>
             </w:rPr>
           </w:pPr>
-          <w:hyperlink w:anchor="_Toc233304233" w:history="1">
+          <w:hyperlink w:anchor="_Toc233363974" w:history="1">
             <w:r>
               <w:rPr>
                 <w:rStyle w:val="Hyperlink"/>
@@ -1749,7 +1885,7 @@
                 <w:sz w:val="24"/>
                 <w:szCs w:val="24"/>
               </w:rPr>
-              <w:instrText xml:space="preserve"> PAGEREF _Toc233304233 \h </w:instrText>
+              <w:instrText xml:space="preserve"> PAGEREF _Toc233363974 \h </w:instrText>
             </w:r>
             <w:r>
               <w:rPr>
@@ -1772,7 +1908,7 @@
                 <w:sz w:val="24"/>
                 <w:szCs w:val="24"/>
               </w:rPr>
-              <w:t>11</w:t>
+              <w:t>14</w:t>
             </w:r>
             <w:r>
               <w:rPr>
@@ -1807,7 +1943,7 @@
           <w:bottom w:val="single" w:sz="8" w:space="6" w:color="15406B"/>
         </w:pBdr>
       </w:pPr>
-      <w:bookmarkStart w:id="2" w:name="_Toc233304219"/>
+      <w:bookmarkStart w:id="2" w:name="_Toc233363958"/>
       <w:r>
         <w:lastRenderedPageBreak/>
         <w:t>1. Project Description</w:t>
@@ -1860,21 +1996,7 @@
           <w:sz w:val="24"/>
           <w:szCs w:val="24"/>
         </w:rPr>
-        <w:t>, 2021). This project builds and benchmarks three complete RAG pipelines: a semantic retriever, which finds evidence by meaning using numeric representations of text (dense vector embeddings); a statistical retriever, which finds evidence by matching exact words and their frequency using the long-established BM25 algorithm; and a structural retriever, which navigates a tree of AI-generated summaries built once over each document. These three are tested against a 1</w:t>
-      </w:r>
-      <w:r>
-        <w:rPr>
-          <w:sz w:val="24"/>
-          <w:szCs w:val="24"/>
-        </w:rPr>
-        <w:t>4</w:t>
-      </w:r>
-      <w:r>
-        <w:rPr>
-          <w:sz w:val="24"/>
-          <w:szCs w:val="24"/>
-        </w:rPr>
-        <w:t>0-query, human-anchored benchmark spanning direct and inferential questions over both narrative text and financial tables, to establish where each paradigm succeeds and where it degrades.</w:t>
+        <w:t>, 2021). This project builds and benchmarks three complete RAG pipelines: a semantic retriever, which finds evidence by meaning using numeric representations of text (dense vector embeddings); a statistical retriever, which finds evidence by matching exact words and their frequency using the long-established BM25 algorithm; and a structural retriever, which navigates a tree of AI-generated summaries built once over each document. These three are tested against a 140-query, human-anchored benchmark spanning direct and inferential questions over both narrative text and financial tables, to establish where each paradigm succeeds and where it degrades.</w:t>
       </w:r>
     </w:p>
     <w:p>
@@ -1884,7 +2006,7 @@
           <w:bottom w:val="single" w:sz="8" w:space="6" w:color="15406B"/>
         </w:pBdr>
       </w:pPr>
-      <w:bookmarkStart w:id="3" w:name="_Toc233304220"/>
+      <w:bookmarkStart w:id="3" w:name="_Toc233363959"/>
       <w:r>
         <w:t>2. Aims and Requirements</w:t>
       </w:r>
@@ -1894,7 +2016,7 @@
       <w:pPr>
         <w:pStyle w:val="Heading2"/>
       </w:pPr>
-      <w:bookmarkStart w:id="4" w:name="_Toc233304221"/>
+      <w:bookmarkStart w:id="4" w:name="_Toc233363960"/>
       <w:r>
         <w:t>2.1 Aims</w:t>
       </w:r>
@@ -1970,7 +2092,7 @@
       <w:pPr>
         <w:pStyle w:val="Heading2"/>
       </w:pPr>
-      <w:bookmarkStart w:id="5" w:name="_Toc233304222"/>
+      <w:bookmarkStart w:id="5" w:name="_Toc233363961"/>
       <w:r>
         <w:t>2.2 Requirements: Essential</w:t>
       </w:r>
@@ -2017,21 +2139,7 @@
           <w:sz w:val="24"/>
           <w:szCs w:val="24"/>
         </w:rPr>
-        <w:t xml:space="preserve">Implement </w:t>
-      </w:r>
-      <w:r>
-        <w:rPr>
-          <w:sz w:val="24"/>
-          <w:szCs w:val="24"/>
-        </w:rPr>
-        <w:t xml:space="preserve">three distinct pipelines - </w:t>
-      </w:r>
-      <w:r>
-        <w:rPr>
-          <w:sz w:val="24"/>
-          <w:szCs w:val="24"/>
-        </w:rPr>
-        <w:t>P1 (dense embeddings with a cross-encoder reranker), P2 (Okapi BM25), and P3 (hierarchical summary-tree) retrievers sharing one answering model.</w:t>
+        <w:t>Implement three distinct pipelines - P1 (dense embeddings with a cross-encoder reranker), P2 (Okapi BM25), and P3 (hierarchical summary-tree) retrievers sharing one answering model.</w:t>
       </w:r>
     </w:p>
     <w:p>
@@ -2054,35 +2162,7 @@
           <w:szCs w:val="24"/>
         </w:rPr>
         <w:lastRenderedPageBreak/>
-        <w:t>Generate and adversarially verify a 140-query benchmark with node</w:t>
-      </w:r>
-      <w:r>
-        <w:rPr>
-          <w:sz w:val="24"/>
-          <w:szCs w:val="24"/>
-        </w:rPr>
-        <w:t xml:space="preserve"> </w:t>
-      </w:r>
-      <w:r>
-        <w:rPr>
-          <w:sz w:val="24"/>
-          <w:szCs w:val="24"/>
-        </w:rPr>
-        <w:t>level ground</w:t>
-      </w:r>
-      <w:r>
-        <w:rPr>
-          <w:sz w:val="24"/>
-          <w:szCs w:val="24"/>
-        </w:rPr>
-        <w:t xml:space="preserve"> </w:t>
-      </w:r>
-      <w:r>
-        <w:rPr>
-          <w:sz w:val="24"/>
-          <w:szCs w:val="24"/>
-        </w:rPr>
-        <w:t>truth citations.</w:t>
+        <w:t>Generate and adversarially verify a 140-query benchmark with node level ground truth citations.</w:t>
       </w:r>
     </w:p>
     <w:p>
@@ -2133,7 +2213,7 @@
       <w:pPr>
         <w:pStyle w:val="Heading2"/>
       </w:pPr>
-      <w:bookmarkStart w:id="6" w:name="_Toc233304223"/>
+      <w:bookmarkStart w:id="6" w:name="_Toc233363962"/>
       <w:r>
         <w:t>2.3 Requirements: Desirable</w:t>
       </w:r>
@@ -2190,7 +2270,7 @@
           <w:bottom w:val="single" w:sz="8" w:space="6" w:color="15406B"/>
         </w:pBdr>
       </w:pPr>
-      <w:bookmarkStart w:id="7" w:name="_Toc233304224"/>
+      <w:bookmarkStart w:id="7" w:name="_Toc233363963"/>
       <w:r>
         <w:t>3. Key Literature and Background Reading</w:t>
       </w:r>
@@ -2415,21 +2495,7 @@
           <w:sz w:val="24"/>
           <w:szCs w:val="24"/>
         </w:rPr>
-        <w:t xml:space="preserve">None of the studies above evaluate all three retrieval paradigms side by side on a single financial-filing benchmark stratified by both query type and content modality (text versus table); this is the specific gap the </w:t>
-      </w:r>
-      <w:r>
-        <w:rPr>
-          <w:sz w:val="24"/>
-          <w:szCs w:val="24"/>
-        </w:rPr>
-        <w:t>proposed</w:t>
-      </w:r>
-      <w:r>
-        <w:rPr>
-          <w:sz w:val="24"/>
-          <w:szCs w:val="24"/>
-        </w:rPr>
-        <w:t xml:space="preserve"> project addresses.</w:t>
+        <w:t>None of the studies above evaluate all three retrieval paradigms side by side on a single financial-filing benchmark stratified by both query type and content modality (text versus table); this is the specific gap the proposed project addresses.</w:t>
       </w:r>
     </w:p>
     <w:p>
@@ -2439,7 +2505,7 @@
           <w:bottom w:val="single" w:sz="8" w:space="6" w:color="15406B"/>
         </w:pBdr>
       </w:pPr>
-      <w:bookmarkStart w:id="8" w:name="_Toc233304225"/>
+      <w:bookmarkStart w:id="8" w:name="_Toc233363964"/>
       <w:r>
         <w:t>4. Development and Implementation Summary</w:t>
       </w:r>
@@ -3010,6 +3076,7 @@
     </w:tbl>
     <w:p>
       <w:pPr>
+        <w:widowControl w:val="0"/>
         <w:spacing w:before="90" w:after="240"/>
         <w:jc w:val="center"/>
         <w:rPr>
@@ -3074,6 +3141,7 @@
           </w:tcPr>
           <w:p>
             <w:pPr>
+              <w:widowControl w:val="0"/>
               <w:jc w:val="both"/>
             </w:pPr>
             <w:r>
@@ -3100,9 +3168,500 @@
     </w:tbl>
     <w:p>
       <w:pPr>
+        <w:pStyle w:val="Heading1"/>
+        <w:keepNext w:val="0"/>
+        <w:keepLines w:val="0"/>
+        <w:widowControl w:val="0"/>
+        <w:pBdr>
+          <w:bottom w:val="single" w:sz="8" w:space="6" w:color="15406B"/>
+        </w:pBdr>
+      </w:pPr>
+      <w:bookmarkStart w:id="9" w:name="_Toc233363965"/>
+      <w:r>
+        <w:t>5. Data Sources</w:t>
+      </w:r>
+      <w:bookmarkEnd w:id="9"/>
+    </w:p>
+    <w:p>
+      <w:pPr>
+        <w:spacing w:after="360" w:line="360" w:lineRule="auto"/>
+        <w:jc w:val="both"/>
+        <w:rPr>
+          <w:sz w:val="24"/>
+          <w:szCs w:val="24"/>
+        </w:rPr>
+      </w:pPr>
+      <w:r>
+        <w:rPr>
+          <w:sz w:val="24"/>
+          <w:szCs w:val="24"/>
+        </w:rPr>
+        <w:t>All data is sourced from SEC EDGAR, the US Securities and Exchange Commission's public filing system: a corpus of approximately six to nine 10-K annual filings, drawn from two to three companies across two to three fiscal years. Filings are parsed via LlamaParse (free tier) into metadata-enriched text and table nodes.</w:t>
+      </w:r>
+    </w:p>
+    <w:p>
+      <w:pPr>
+        <w:pStyle w:val="Heading2"/>
+      </w:pPr>
+      <w:bookmarkStart w:id="10" w:name="_Toc233363966"/>
+      <w:r>
+        <w:t>5.1 Nature of the SEC 10-K Filing Data</w:t>
+      </w:r>
+      <w:bookmarkEnd w:id="10"/>
+    </w:p>
+    <w:p>
+      <w:pPr>
+        <w:spacing w:after="360" w:line="360" w:lineRule="auto"/>
+        <w:jc w:val="both"/>
+        <w:rPr>
+          <w:sz w:val="24"/>
+          <w:szCs w:val="24"/>
+        </w:rPr>
+      </w:pPr>
+      <w:r>
+        <w:rPr>
+          <w:sz w:val="24"/>
+          <w:szCs w:val="24"/>
+        </w:rPr>
+        <w:t xml:space="preserve">Each filing contains narrative sections (risk factors, business description, management's discussion) and structured tables (financial statements, segment data, numerical metrics with currency values). The data is heterogeneous: prose sections use formal language with embedded financial figures, while tables present precisely formatted multi-year numerical comparisons. This heterogeneity is valuable for benchmarking. It tests whether retrieval pipelines can handle both semantic and structured data extraction. </w:t>
+      </w:r>
+      <w:r>
+        <w:rPr>
+          <w:sz w:val="24"/>
+          <w:szCs w:val="24"/>
+        </w:rPr>
+        <w:t xml:space="preserve">The </w:t>
+      </w:r>
+      <w:r>
+        <w:rPr>
+          <w:sz w:val="24"/>
+          <w:szCs w:val="24"/>
+        </w:rPr>
+        <w:t>raw structure of the data</w:t>
+      </w:r>
+      <w:r>
+        <w:rPr>
+          <w:sz w:val="24"/>
+          <w:szCs w:val="24"/>
+        </w:rPr>
+        <w:t xml:space="preserve"> </w:t>
+      </w:r>
+      <w:r>
+        <w:rPr>
+          <w:sz w:val="24"/>
+          <w:szCs w:val="24"/>
+        </w:rPr>
+        <w:t>is</w:t>
+      </w:r>
+      <w:r>
+        <w:rPr>
+          <w:sz w:val="24"/>
+          <w:szCs w:val="24"/>
+        </w:rPr>
+        <w:t xml:space="preserve"> covered in the next section (5.2).</w:t>
+      </w:r>
+    </w:p>
+    <w:p>
+      <w:pPr>
+        <w:pStyle w:val="Heading2"/>
+      </w:pPr>
+      <w:bookmarkStart w:id="11" w:name="_Toc233363967"/>
+      <w:r>
+        <w:lastRenderedPageBreak/>
+        <w:t>5.</w:t>
+      </w:r>
+      <w:r>
+        <w:t>2</w:t>
+      </w:r>
+      <w:r>
+        <w:t xml:space="preserve"> </w:t>
+      </w:r>
+      <w:r>
+        <w:t>Raw Data Sample of the SEC 10-K Filing Data</w:t>
+      </w:r>
+      <w:bookmarkEnd w:id="11"/>
+    </w:p>
+    <w:p>
+      <w:pPr>
+        <w:spacing w:after="360" w:line="360" w:lineRule="auto"/>
+        <w:jc w:val="both"/>
+        <w:rPr>
+          <w:sz w:val="24"/>
+          <w:szCs w:val="24"/>
+        </w:rPr>
+      </w:pPr>
+      <w:r>
+        <w:rPr>
+          <w:sz w:val="24"/>
+          <w:szCs w:val="24"/>
+        </w:rPr>
+        <w:t xml:space="preserve">Figure 5.1 shows a sample paragraph from Apple's SEC 10-K filing in raw </w:t>
+      </w:r>
+      <w:proofErr w:type="spellStart"/>
+      <w:r>
+        <w:rPr>
+          <w:sz w:val="24"/>
+          <w:szCs w:val="24"/>
+        </w:rPr>
+        <w:t>iXBRL</w:t>
+      </w:r>
+      <w:proofErr w:type="spellEnd"/>
+      <w:r>
+        <w:rPr>
+          <w:sz w:val="24"/>
+          <w:szCs w:val="24"/>
+        </w:rPr>
+        <w:t xml:space="preserve"> format, with a financial figure embedded in XML markup. Figure 5.2 displays the rendered table corresponding to the raw HTML/XML code in Figure 5.3. This table from Apple's 10-K, presents interest rate sensitivity analysis with comparative figures across fiscal years. Together, these samples illustrate the dual nature of SEC 10-K data: unstructured prose with embedded financial figures and structured tabular data with precise column and row definitions. Both formats are parsed as nodes during data preparation, preserving their original structure and metadata for retrieval and evaluation.</w:t>
+      </w:r>
+    </w:p>
+    <w:p>
+      <w:pPr>
+        <w:spacing w:after="360" w:line="360" w:lineRule="auto"/>
+        <w:jc w:val="center"/>
+        <w:rPr>
+          <w:rFonts w:ascii="Calibri" w:eastAsia="Calibri" w:hAnsi="Calibri" w:cs="Calibri"/>
+          <w:color w:val="44494F"/>
+          <w:sz w:val="20"/>
+          <w:szCs w:val="20"/>
+        </w:rPr>
+      </w:pPr>
+      <w:r>
+        <w:rPr>
+          <w:noProof/>
+        </w:rPr>
+        <w:drawing>
+          <wp:inline distT="0" distB="0" distL="0" distR="0" wp14:anchorId="4B77AA57" wp14:editId="78B6FAD9">
+            <wp:extent cx="5794426" cy="3099816"/>
+            <wp:effectExtent l="0" t="0" r="0" b="0"/>
+            <wp:docPr id="733437994" name="Picture 2"/>
+            <wp:cNvGraphicFramePr>
+              <a:graphicFrameLocks xmlns:a="http://schemas.openxmlformats.org/drawingml/2006/main" noChangeAspect="1"/>
+            </wp:cNvGraphicFramePr>
+            <a:graphic xmlns:a="http://schemas.openxmlformats.org/drawingml/2006/main">
+              <a:graphicData uri="http://schemas.openxmlformats.org/drawingml/2006/picture">
+                <pic:pic xmlns:pic="http://schemas.openxmlformats.org/drawingml/2006/picture">
+                  <pic:nvPicPr>
+                    <pic:cNvPr id="733437994" name="Picture 733437994"/>
+                    <pic:cNvPicPr/>
+                  </pic:nvPicPr>
+                  <pic:blipFill rotWithShape="1">
+                    <a:blip r:embed="rId9">
+                      <a:extLst>
+                        <a:ext uri="{28A0092B-C50C-407E-A947-70E740481C1C}">
+                          <a14:useLocalDpi xmlns:a14="http://schemas.microsoft.com/office/drawing/2010/main" val="0"/>
+                        </a:ext>
+                      </a:extLst>
+                    </a:blip>
+                    <a:srcRect l="4604" t="7990" r="4595" b="7703"/>
+                    <a:stretch>
+                      <a:fillRect/>
+                    </a:stretch>
+                  </pic:blipFill>
+                  <pic:spPr bwMode="auto">
+                    <a:xfrm>
+                      <a:off x="0" y="0"/>
+                      <a:ext cx="5947956" cy="3181949"/>
+                    </a:xfrm>
+                    <a:prstGeom prst="rect">
+                      <a:avLst/>
+                    </a:prstGeom>
+                    <a:ln>
+                      <a:noFill/>
+                    </a:ln>
+                    <a:extLst>
+                      <a:ext uri="{53640926-AAD7-44D8-BBD7-CCE9431645EC}">
+                        <a14:shadowObscured xmlns:a14="http://schemas.microsoft.com/office/drawing/2010/main"/>
+                      </a:ext>
+                    </a:extLst>
+                  </pic:spPr>
+                </pic:pic>
+              </a:graphicData>
+            </a:graphic>
+          </wp:inline>
+        </w:drawing>
+      </w:r>
+    </w:p>
+    <w:p>
+      <w:pPr>
+        <w:spacing w:after="360" w:line="360" w:lineRule="auto"/>
+        <w:jc w:val="center"/>
+        <w:rPr>
+          <w:rFonts w:ascii="Calibri" w:eastAsia="Calibri" w:hAnsi="Calibri" w:cs="Calibri"/>
+          <w:color w:val="44494F"/>
+          <w:sz w:val="20"/>
+          <w:szCs w:val="20"/>
+        </w:rPr>
+      </w:pPr>
+      <w:r>
+        <w:rPr>
+          <w:rFonts w:ascii="Calibri" w:eastAsia="Calibri" w:hAnsi="Calibri" w:cs="Calibri"/>
+          <w:color w:val="44494F"/>
+          <w:sz w:val="20"/>
+          <w:szCs w:val="20"/>
+        </w:rPr>
+        <w:t>Figure</w:t>
+      </w:r>
+      <w:r>
+        <w:rPr>
+          <w:rFonts w:ascii="Calibri" w:eastAsia="Calibri" w:hAnsi="Calibri" w:cs="Calibri"/>
+          <w:color w:val="44494F"/>
+          <w:sz w:val="20"/>
+          <w:szCs w:val="20"/>
+        </w:rPr>
+        <w:t xml:space="preserve"> 5.1: Sample paragraph data structure (</w:t>
+      </w:r>
+      <w:proofErr w:type="spellStart"/>
+      <w:r>
+        <w:rPr>
+          <w:rFonts w:ascii="Calibri" w:eastAsia="Calibri" w:hAnsi="Calibri" w:cs="Calibri"/>
+          <w:color w:val="44494F"/>
+          <w:sz w:val="20"/>
+          <w:szCs w:val="20"/>
+        </w:rPr>
+        <w:t>iXBRL</w:t>
+      </w:r>
+      <w:proofErr w:type="spellEnd"/>
+      <w:r>
+        <w:rPr>
+          <w:rFonts w:ascii="Calibri" w:eastAsia="Calibri" w:hAnsi="Calibri" w:cs="Calibri"/>
+          <w:color w:val="44494F"/>
+          <w:sz w:val="20"/>
+          <w:szCs w:val="20"/>
+        </w:rPr>
+        <w:t xml:space="preserve"> disclosure section)</w:t>
+      </w:r>
+    </w:p>
+    <w:p>
+      <w:pPr>
+        <w:spacing w:after="360" w:line="360" w:lineRule="auto"/>
+        <w:jc w:val="center"/>
+      </w:pPr>
+    </w:p>
+    <w:p>
+      <w:pPr>
         <w:spacing w:before="90" w:after="240"/>
         <w:jc w:val="center"/>
-      </w:pPr>
+        <w:rPr>
+          <w:rFonts w:ascii="Calibri" w:eastAsia="Calibri" w:hAnsi="Calibri" w:cs="Calibri"/>
+          <w:color w:val="44494F"/>
+          <w:sz w:val="20"/>
+          <w:szCs w:val="20"/>
+        </w:rPr>
+      </w:pPr>
+      <w:r>
+        <w:rPr>
+          <w:rFonts w:ascii="Calibri" w:eastAsia="Calibri" w:hAnsi="Calibri" w:cs="Calibri"/>
+          <w:noProof/>
+          <w:color w:val="44494F"/>
+          <w:sz w:val="20"/>
+          <w:szCs w:val="20"/>
+        </w:rPr>
+        <w:drawing>
+          <wp:inline distT="0" distB="0" distL="0" distR="0" wp14:anchorId="7EFF1738" wp14:editId="2A303E2B">
+            <wp:extent cx="5760720" cy="1295400"/>
+            <wp:effectExtent l="0" t="0" r="5080" b="0"/>
+            <wp:docPr id="1065290518" name="Picture 1"/>
+            <wp:cNvGraphicFramePr>
+              <a:graphicFrameLocks xmlns:a="http://schemas.openxmlformats.org/drawingml/2006/main" noChangeAspect="1"/>
+            </wp:cNvGraphicFramePr>
+            <a:graphic xmlns:a="http://schemas.openxmlformats.org/drawingml/2006/main">
+              <a:graphicData uri="http://schemas.openxmlformats.org/drawingml/2006/picture">
+                <pic:pic xmlns:pic="http://schemas.openxmlformats.org/drawingml/2006/picture">
+                  <pic:nvPicPr>
+                    <pic:cNvPr id="1065290518" name="Picture 1065290518"/>
+                    <pic:cNvPicPr/>
+                  </pic:nvPicPr>
+                  <pic:blipFill>
+                    <a:blip r:embed="rId10">
+                      <a:extLst>
+                        <a:ext uri="{28A0092B-C50C-407E-A947-70E740481C1C}">
+                          <a14:useLocalDpi xmlns:a14="http://schemas.microsoft.com/office/drawing/2010/main" val="0"/>
+                        </a:ext>
+                      </a:extLst>
+                    </a:blip>
+                    <a:stretch>
+                      <a:fillRect/>
+                    </a:stretch>
+                  </pic:blipFill>
+                  <pic:spPr>
+                    <a:xfrm>
+                      <a:off x="0" y="0"/>
+                      <a:ext cx="5760720" cy="1295400"/>
+                    </a:xfrm>
+                    <a:prstGeom prst="rect">
+                      <a:avLst/>
+                    </a:prstGeom>
+                  </pic:spPr>
+                </pic:pic>
+              </a:graphicData>
+            </a:graphic>
+          </wp:inline>
+        </w:drawing>
+      </w:r>
+    </w:p>
+    <w:p>
+      <w:pPr>
+        <w:spacing w:before="90" w:after="240"/>
+        <w:jc w:val="center"/>
+      </w:pPr>
+      <w:r>
+        <w:rPr>
+          <w:rFonts w:ascii="Calibri" w:eastAsia="Calibri" w:hAnsi="Calibri" w:cs="Calibri"/>
+          <w:color w:val="44494F"/>
+          <w:sz w:val="20"/>
+          <w:szCs w:val="20"/>
+        </w:rPr>
+        <w:t>Image</w:t>
+      </w:r>
+      <w:r>
+        <w:rPr>
+          <w:rFonts w:ascii="Calibri" w:eastAsia="Calibri" w:hAnsi="Calibri" w:cs="Calibri"/>
+          <w:color w:val="44494F"/>
+          <w:sz w:val="20"/>
+          <w:szCs w:val="20"/>
+        </w:rPr>
+        <w:t xml:space="preserve"> 5.</w:t>
+      </w:r>
+      <w:r>
+        <w:rPr>
+          <w:rFonts w:ascii="Calibri" w:eastAsia="Calibri" w:hAnsi="Calibri" w:cs="Calibri"/>
+          <w:color w:val="44494F"/>
+          <w:sz w:val="20"/>
+          <w:szCs w:val="20"/>
+        </w:rPr>
+        <w:t>2</w:t>
+      </w:r>
+      <w:r>
+        <w:rPr>
+          <w:rFonts w:ascii="Calibri" w:eastAsia="Calibri" w:hAnsi="Calibri" w:cs="Calibri"/>
+          <w:color w:val="44494F"/>
+          <w:sz w:val="20"/>
+          <w:szCs w:val="20"/>
+        </w:rPr>
+        <w:t xml:space="preserve">: Sample table </w:t>
+      </w:r>
+      <w:r>
+        <w:rPr>
+          <w:rFonts w:ascii="Calibri" w:eastAsia="Calibri" w:hAnsi="Calibri" w:cs="Calibri"/>
+          <w:color w:val="44494F"/>
+          <w:sz w:val="20"/>
+          <w:szCs w:val="20"/>
+        </w:rPr>
+        <w:t xml:space="preserve">render </w:t>
+      </w:r>
+      <w:r>
+        <w:rPr>
+          <w:rFonts w:ascii="Calibri" w:eastAsia="Calibri" w:hAnsi="Calibri" w:cs="Calibri"/>
+          <w:color w:val="44494F"/>
+          <w:sz w:val="20"/>
+          <w:szCs w:val="20"/>
+        </w:rPr>
+        <w:t>(Interest Rate Sensitivity table)</w:t>
+      </w:r>
+    </w:p>
+    <w:p>
+      <w:pPr>
+        <w:spacing w:after="360" w:line="360" w:lineRule="auto"/>
+        <w:jc w:val="center"/>
+      </w:pPr>
+      <w:r>
+        <w:rPr>
+          <w:noProof/>
+        </w:rPr>
+        <w:lastRenderedPageBreak/>
+        <w:drawing>
+          <wp:inline distT="0" distB="0" distL="0" distR="0" wp14:anchorId="33A4C594" wp14:editId="766544E6">
+            <wp:extent cx="5286828" cy="8380081"/>
+            <wp:effectExtent l="0" t="0" r="0" b="2540"/>
+            <wp:docPr id="7526926" name="Picture 3"/>
+            <wp:cNvGraphicFramePr>
+              <a:graphicFrameLocks xmlns:a="http://schemas.openxmlformats.org/drawingml/2006/main" noChangeAspect="1"/>
+            </wp:cNvGraphicFramePr>
+            <a:graphic xmlns:a="http://schemas.openxmlformats.org/drawingml/2006/main">
+              <a:graphicData uri="http://schemas.openxmlformats.org/drawingml/2006/picture">
+                <pic:pic xmlns:pic="http://schemas.openxmlformats.org/drawingml/2006/picture">
+                  <pic:nvPicPr>
+                    <pic:cNvPr id="7526926" name="Picture 7526926"/>
+                    <pic:cNvPicPr/>
+                  </pic:nvPicPr>
+                  <pic:blipFill rotWithShape="1">
+                    <a:blip r:embed="rId11">
+                      <a:extLst>
+                        <a:ext uri="{28A0092B-C50C-407E-A947-70E740481C1C}">
+                          <a14:useLocalDpi xmlns:a14="http://schemas.microsoft.com/office/drawing/2010/main" val="0"/>
+                        </a:ext>
+                      </a:extLst>
+                    </a:blip>
+                    <a:srcRect l="4921" t="3006" r="4445" b="3175"/>
+                    <a:stretch>
+                      <a:fillRect/>
+                    </a:stretch>
+                  </pic:blipFill>
+                  <pic:spPr bwMode="auto">
+                    <a:xfrm>
+                      <a:off x="0" y="0"/>
+                      <a:ext cx="5319978" cy="8432626"/>
+                    </a:xfrm>
+                    <a:prstGeom prst="rect">
+                      <a:avLst/>
+                    </a:prstGeom>
+                    <a:ln>
+                      <a:noFill/>
+                    </a:ln>
+                    <a:extLst>
+                      <a:ext uri="{53640926-AAD7-44D8-BBD7-CCE9431645EC}">
+                        <a14:shadowObscured xmlns:a14="http://schemas.microsoft.com/office/drawing/2010/main"/>
+                      </a:ext>
+                    </a:extLst>
+                  </pic:spPr>
+                </pic:pic>
+              </a:graphicData>
+            </a:graphic>
+          </wp:inline>
+        </w:drawing>
+      </w:r>
+    </w:p>
+    <w:p>
+      <w:pPr>
+        <w:spacing w:before="90" w:after="240"/>
+        <w:jc w:val="center"/>
+      </w:pPr>
+      <w:r>
+        <w:rPr>
+          <w:rFonts w:ascii="Calibri" w:eastAsia="Calibri" w:hAnsi="Calibri" w:cs="Calibri"/>
+          <w:color w:val="44494F"/>
+          <w:sz w:val="20"/>
+          <w:szCs w:val="20"/>
+        </w:rPr>
+        <w:t>Figure</w:t>
+      </w:r>
+      <w:r>
+        <w:rPr>
+          <w:rFonts w:ascii="Calibri" w:eastAsia="Calibri" w:hAnsi="Calibri" w:cs="Calibri"/>
+          <w:color w:val="44494F"/>
+          <w:sz w:val="20"/>
+          <w:szCs w:val="20"/>
+        </w:rPr>
+        <w:t xml:space="preserve"> 5.</w:t>
+      </w:r>
+      <w:r>
+        <w:rPr>
+          <w:rFonts w:ascii="Calibri" w:eastAsia="Calibri" w:hAnsi="Calibri" w:cs="Calibri"/>
+          <w:color w:val="44494F"/>
+          <w:sz w:val="20"/>
+          <w:szCs w:val="20"/>
+        </w:rPr>
+        <w:t>3</w:t>
+      </w:r>
+      <w:r>
+        <w:rPr>
+          <w:rFonts w:ascii="Calibri" w:eastAsia="Calibri" w:hAnsi="Calibri" w:cs="Calibri"/>
+          <w:color w:val="44494F"/>
+          <w:sz w:val="20"/>
+          <w:szCs w:val="20"/>
+        </w:rPr>
+        <w:t>: Sample table data structure (Interest Rate Sensitivity table)</w:t>
+      </w:r>
     </w:p>
     <w:p>
       <w:pPr>
@@ -3111,59 +3670,12 @@
           <w:bottom w:val="single" w:sz="8" w:space="6" w:color="15406B"/>
         </w:pBdr>
       </w:pPr>
-      <w:bookmarkStart w:id="9" w:name="_Toc233304226"/>
-      <w:r>
-        <w:t>5. Data Sources</w:t>
-      </w:r>
-      <w:bookmarkEnd w:id="9"/>
-    </w:p>
-    <w:p>
-      <w:pPr>
-        <w:keepNext/>
-        <w:keepLines/>
-        <w:spacing w:after="180" w:line="360" w:lineRule="auto"/>
-        <w:jc w:val="both"/>
-        <w:rPr>
-          <w:sz w:val="24"/>
-          <w:szCs w:val="24"/>
-        </w:rPr>
-      </w:pPr>
-      <w:r>
-        <w:rPr>
-          <w:sz w:val="24"/>
-          <w:szCs w:val="24"/>
-        </w:rPr>
-        <w:t xml:space="preserve">All data is sourced from SEC EDGAR, the US Securities and Exchange Commission's public filing system: a corpus of approximately six to nine 10-K annual filings, drawn from two to three companies across two to three fiscal years. These are public corporate disclosures containing no personal or human-subject data; as public-domain US federal regulatory records, they carry no copyright restriction, so no licence or consent is required for their use. Filings are parsed via </w:t>
-      </w:r>
-      <w:proofErr w:type="spellStart"/>
-      <w:r>
-        <w:rPr>
-          <w:sz w:val="24"/>
-          <w:szCs w:val="24"/>
-        </w:rPr>
-        <w:t>LlamaParse</w:t>
-      </w:r>
-      <w:proofErr w:type="spellEnd"/>
-      <w:r>
-        <w:rPr>
-          <w:sz w:val="24"/>
-          <w:szCs w:val="24"/>
-        </w:rPr>
-        <w:t xml:space="preserve"> (free tier) into metadata-enriched text and table nodes.</w:t>
-      </w:r>
-    </w:p>
-    <w:p>
-      <w:pPr>
-        <w:pStyle w:val="Heading1"/>
-        <w:pBdr>
-          <w:bottom w:val="single" w:sz="8" w:space="6" w:color="15406B"/>
-        </w:pBdr>
-      </w:pPr>
-      <w:bookmarkStart w:id="10" w:name="_Toc233304227"/>
-      <w:r>
+      <w:bookmarkStart w:id="12" w:name="_Toc233363968"/>
+      <w:r>
+        <w:lastRenderedPageBreak/>
         <w:t>6. Testing and Evaluation</w:t>
       </w:r>
-      <w:bookmarkEnd w:id="10"/>
+      <w:bookmarkEnd w:id="12"/>
     </w:p>
     <w:p>
       <w:pPr>
@@ -3228,7 +3740,6 @@
           <w:sz w:val="24"/>
           <w:szCs w:val="24"/>
         </w:rPr>
-        <w:lastRenderedPageBreak/>
         <w:t>Answer-quality metrics</w:t>
       </w:r>
       <w:r>
@@ -3373,11 +3884,11 @@
           <w:bottom w:val="single" w:sz="8" w:space="6" w:color="15406B"/>
         </w:pBdr>
       </w:pPr>
-      <w:bookmarkStart w:id="11" w:name="_Toc233304228"/>
+      <w:bookmarkStart w:id="13" w:name="_Toc233363969"/>
       <w:r>
         <w:t>7. Project Ethics and Human Participants</w:t>
       </w:r>
-      <w:bookmarkEnd w:id="11"/>
+      <w:bookmarkEnd w:id="13"/>
     </w:p>
     <w:p>
       <w:pPr>
@@ -3403,11 +3914,12 @@
           <w:bottom w:val="single" w:sz="8" w:space="6" w:color="15406B"/>
         </w:pBdr>
       </w:pPr>
-      <w:bookmarkStart w:id="12" w:name="_Toc233304229"/>
-      <w:r>
+      <w:bookmarkStart w:id="14" w:name="_Toc233363970"/>
+      <w:r>
+        <w:lastRenderedPageBreak/>
         <w:t>8. BCS Project Criteria</w:t>
       </w:r>
-      <w:bookmarkEnd w:id="12"/>
+      <w:bookmarkEnd w:id="14"/>
     </w:p>
     <w:p>
       <w:pPr>
@@ -3426,16 +3938,7 @@
           <w:sz w:val="24"/>
           <w:szCs w:val="24"/>
         </w:rPr>
-        <w:t xml:space="preserve">Systematic </w:t>
-      </w:r>
-      <w:r>
-        <w:rPr>
-          <w:b/>
-          <w:bCs/>
-          <w:sz w:val="24"/>
-          <w:szCs w:val="24"/>
-        </w:rPr>
-        <w:t>understanding:</w:t>
+        <w:t>Systematic understanding:</w:t>
       </w:r>
       <w:r>
         <w:rPr>
@@ -3462,26 +3965,7 @@
           <w:sz w:val="24"/>
           <w:szCs w:val="24"/>
         </w:rPr>
-        <w:lastRenderedPageBreak/>
-        <w:t xml:space="preserve">Comprehensive technique </w:t>
-      </w:r>
-      <w:r>
-        <w:rPr>
-          <w:b/>
-          <w:bCs/>
-          <w:sz w:val="24"/>
-          <w:szCs w:val="24"/>
-        </w:rPr>
-        <w:t>understanding</w:t>
-      </w:r>
-      <w:r>
-        <w:rPr>
-          <w:b/>
-          <w:bCs/>
-          <w:sz w:val="24"/>
-          <w:szCs w:val="24"/>
-        </w:rPr>
-        <w:t>:</w:t>
+        <w:t>Comprehensive technique understanding:</w:t>
       </w:r>
       <w:r>
         <w:rPr>
@@ -3569,21 +4053,7 @@
           <w:sz w:val="24"/>
           <w:szCs w:val="24"/>
         </w:rPr>
-        <w:t xml:space="preserve"> a one person, ten </w:t>
-      </w:r>
-      <w:r>
-        <w:rPr>
-          <w:sz w:val="24"/>
-          <w:szCs w:val="24"/>
-        </w:rPr>
-        <w:t>weeks</w:t>
-      </w:r>
-      <w:r>
-        <w:rPr>
-          <w:sz w:val="24"/>
-          <w:szCs w:val="24"/>
-        </w:rPr>
-        <w:t xml:space="preserve"> build plan run entirely on free-tier infrastructure with no managed budget demonstrates autonomous planning.</w:t>
+        <w:t xml:space="preserve"> a one person, ten weeks build plan run entirely on free-tier infrastructure with no managed budget demonstrates autonomous planning.</w:t>
       </w:r>
     </w:p>
     <w:p>
@@ -3620,11 +4090,11 @@
           <w:bottom w:val="single" w:sz="8" w:space="6" w:color="15406B"/>
         </w:pBdr>
       </w:pPr>
-      <w:bookmarkStart w:id="13" w:name="_Toc233304230"/>
+      <w:bookmarkStart w:id="15" w:name="_Toc233363971"/>
       <w:r>
         <w:t>9. UI/UX Mockup</w:t>
       </w:r>
-      <w:bookmarkEnd w:id="13"/>
+      <w:bookmarkEnd w:id="15"/>
     </w:p>
     <w:p>
       <w:pPr>
@@ -3640,21 +4110,7 @@
           <w:sz w:val="24"/>
           <w:szCs w:val="24"/>
         </w:rPr>
-        <w:t>This is a research and benchmarking system rather than an end-user application, so its principal "interface" is the results comparison view produced at the end of the run. Day to day, the researcher's surface is a command line</w:t>
-      </w:r>
-      <w:r>
-        <w:rPr>
-          <w:sz w:val="24"/>
-          <w:szCs w:val="24"/>
-        </w:rPr>
-        <w:t xml:space="preserve">. </w:t>
-      </w:r>
-      <w:r>
-        <w:rPr>
-          <w:sz w:val="24"/>
-          <w:szCs w:val="24"/>
-        </w:rPr>
-        <w:t>A wireframe sketch of the final comparison view, the artefact consulted most, is shown below.</w:t>
+        <w:t>This is a research and benchmarking system rather than an end-user application, so its principal "interface" is the results comparison view produced at the end of the run. Day to day, the researcher's surface is a command line. A wireframe sketch of the final comparison view, the artefact consulted most, is shown below.</w:t>
       </w:r>
     </w:p>
     <w:tbl>
@@ -4500,11 +4956,12 @@
           <w:bottom w:val="single" w:sz="8" w:space="6" w:color="15406B"/>
         </w:pBdr>
       </w:pPr>
-      <w:bookmarkStart w:id="14" w:name="_Toc233304231"/>
-      <w:r>
+      <w:bookmarkStart w:id="16" w:name="_Toc233363972"/>
+      <w:r>
+        <w:lastRenderedPageBreak/>
         <w:t>10. Project Plan</w:t>
       </w:r>
-      <w:bookmarkEnd w:id="14"/>
+      <w:bookmarkEnd w:id="16"/>
     </w:p>
     <w:p>
       <w:pPr>
@@ -4586,7 +5043,6 @@
                 <w:sz w:val="20"/>
                 <w:szCs w:val="20"/>
               </w:rPr>
-              <w:lastRenderedPageBreak/>
               <w:t>Phase</w:t>
             </w:r>
           </w:p>
@@ -6837,11 +7293,11 @@
           <w:bottom w:val="single" w:sz="8" w:space="6" w:color="15406B"/>
         </w:pBdr>
       </w:pPr>
-      <w:bookmarkStart w:id="15" w:name="_Toc233304232"/>
+      <w:bookmarkStart w:id="17" w:name="_Toc233363973"/>
       <w:r>
         <w:t>11. Risks and Contingency Plans</w:t>
       </w:r>
-      <w:bookmarkEnd w:id="15"/>
+      <w:bookmarkEnd w:id="17"/>
     </w:p>
     <w:tbl>
       <w:tblPr>
@@ -7833,6 +8289,7 @@
                 <w:sz w:val="19"/>
                 <w:szCs w:val="19"/>
               </w:rPr>
+              <w:lastRenderedPageBreak/>
               <w:t>Local machine failure or loss of unsynced work (no backups)</w:t>
             </w:r>
           </w:p>
@@ -7965,12 +8422,12 @@
           <w:bottom w:val="single" w:sz="8" w:space="6" w:color="15406B"/>
         </w:pBdr>
       </w:pPr>
-      <w:bookmarkStart w:id="16" w:name="_Toc233304233"/>
+      <w:bookmarkStart w:id="18" w:name="_Toc233363974"/>
       <w:r>
         <w:lastRenderedPageBreak/>
         <w:t>12. References</w:t>
       </w:r>
-      <w:bookmarkEnd w:id="16"/>
+      <w:bookmarkEnd w:id="18"/>
     </w:p>
     <w:p>
       <w:pPr>
@@ -7979,13 +8436,7 @@
         <w:jc w:val="both"/>
       </w:pPr>
       <w:r>
-        <w:t>Chen, Z., Chen, W., Smiley, C., Shah, S., Borova, I., Langdon, D., Moussa, R., Beane, M., Huang, T.-H.,</w:t>
-      </w:r>
-      <w:r>
-        <w:t xml:space="preserve"> </w:t>
-      </w:r>
-      <w:r>
-        <w:t>Routledge, B. and Wang, W.Y. (2021) 'FinQA: A Dataset of Numerical Reasoning over Financial Data', Proceedings of the 2021 Conference on Empirical Methods in Natural Language Processing (EMNLP 2021), pp. 3697–3711.</w:t>
+        <w:t>Chen, Z., Chen, W., Smiley, C., Shah, S., Borova, I., Langdon, D., Moussa, R., Beane, M., Huang, T.-H., Routledge, B. and Wang, W.Y. (2021) 'FinQA: A Dataset of Numerical Reasoning over Financial Data', Proceedings of the 2021 Conference on Empirical Methods in Natural Language Processing (EMNLP 2021), pp. 3697–3711.</w:t>
       </w:r>
     </w:p>
     <w:p>
@@ -8069,8 +8520,8 @@
       </w:r>
     </w:p>
     <w:sectPr>
-      <w:headerReference w:type="default" r:id="rId9"/>
-      <w:footerReference w:type="default" r:id="rId10"/>
+      <w:headerReference w:type="default" r:id="rId12"/>
+      <w:footerReference w:type="default" r:id="rId13"/>
       <w:pgSz w:w="11906" w:h="16838"/>
       <w:pgMar w:top="1417" w:right="1417" w:bottom="1417" w:left="1417" w:header="708" w:footer="708" w:gutter="0"/>
       <w:cols w:space="720"/>
@@ -8980,6 +9431,7 @@
   <w:style w:type="paragraph" w:default="1" w:styleId="Normal">
     <w:name w:val="Normal"/>
     <w:qFormat/>
+    <w:rsid w:val="00A51F30"/>
   </w:style>
   <w:style w:type="paragraph" w:styleId="Heading1">
     <w:name w:val="heading 1"/>
@@ -9002,6 +9454,7 @@
   </w:style>
   <w:style w:type="paragraph" w:styleId="Heading2">
     <w:name w:val="heading 2"/>
+    <w:link w:val="Heading2Char"/>
     <w:uiPriority w:val="9"/>
     <w:unhideWhenUsed/>
     <w:qFormat/>
@@ -9227,6 +9680,21 @@
     <w:rPr>
       <w:b/>
       <w:bCs/>
+    </w:rPr>
+  </w:style>
+  <w:style w:type="character" w:customStyle="1" w:styleId="Heading2Char">
+    <w:name w:val="Heading 2 Char"/>
+    <w:basedOn w:val="DefaultParagraphFont"/>
+    <w:link w:val="Heading2"/>
+    <w:uiPriority w:val="9"/>
+    <w:rsid w:val="00057128"/>
+    <w:rPr>
+      <w:rFonts w:ascii="Calibri" w:eastAsia="Calibri" w:hAnsi="Calibri" w:cs="Calibri"/>
+      <w:b/>
+      <w:bCs/>
+      <w:color w:val="15406B"/>
+      <w:sz w:val="30"/>
+      <w:szCs w:val="30"/>
     </w:rPr>
   </w:style>
 </w:styles>

--- a/artifacts/Proposal_v1.0.0.docx
+++ b/artifacts/Proposal_v1.0.0.docx
@@ -3268,16 +3268,7 @@
       <w:bookmarkStart w:id="11" w:name="_Toc233363967"/>
       <w:r>
         <w:lastRenderedPageBreak/>
-        <w:t>5.</w:t>
-      </w:r>
-      <w:r>
-        <w:t>2</w:t>
-      </w:r>
-      <w:r>
-        <w:t xml:space="preserve"> </w:t>
-      </w:r>
-      <w:r>
-        <w:t>Raw Data Sample of the SEC 10-K Filing Data</w:t>
+        <w:t>5.2 Raw Data Sample of the SEC 10-K Filing Data</w:t>
       </w:r>
       <w:bookmarkEnd w:id="11"/>
     </w:p>
@@ -3511,7 +3502,7 @@
           <w:sz w:val="20"/>
           <w:szCs w:val="20"/>
         </w:rPr>
-        <w:t>Image</w:t>
+        <w:t>Figure</w:t>
       </w:r>
       <w:r>
         <w:rPr>

--- a/artifacts/Proposal_v1.0.0.docx
+++ b/artifacts/Proposal_v1.0.0.docx
@@ -2525,7 +2525,321 @@
           <w:sz w:val="24"/>
           <w:szCs w:val="24"/>
         </w:rPr>
-        <w:t>The system is implemented in Python 3, using LlamaIndex as a common retrieval and orchestration backbone so that all three pipelines expose the same retriever interface. Python is the natural choice because the entire required ecosystem, LlamaIndex, the Groq SDK, rank_bm25, ChromaDB, and the HuggingFace BGE models, is Python-native, so reimplementing any part of it in another language would mean rebuilding mature retrieval and embedding infrastructure from scratch. LlamaIndex specifically is chosen over a lower-level alternative such as LangChain because its node and scored-result abstractions already match the project’s own node-centric data model (Section 5), allowing the three pipelines to share one retriever interface without an additional adapter layer. Generation, dataset critique, and judging are performed by open-source instruction models served free of charge via Groq (rate-limited rather than billed, so the implementation has zero recurring spend). Embeddings (BAAI/bge-small-en-v1.5) and reranking (BAAI/bge-reranker-base) run locally on CPU.</w:t>
+        <w:t>The</w:t>
+      </w:r>
+      <w:r>
+        <w:rPr>
+          <w:sz w:val="24"/>
+          <w:szCs w:val="24"/>
+        </w:rPr>
+        <w:t xml:space="preserve"> core of the</w:t>
+      </w:r>
+      <w:r>
+        <w:rPr>
+          <w:sz w:val="24"/>
+          <w:szCs w:val="24"/>
+        </w:rPr>
+        <w:t xml:space="preserve"> system is built </w:t>
+      </w:r>
+      <w:r>
+        <w:rPr>
+          <w:sz w:val="24"/>
+          <w:szCs w:val="24"/>
+        </w:rPr>
+        <w:t>in</w:t>
+      </w:r>
+      <w:r>
+        <w:rPr>
+          <w:sz w:val="24"/>
+          <w:szCs w:val="24"/>
+        </w:rPr>
+        <w:t xml:space="preserve"> Python </w:t>
+      </w:r>
+      <w:r>
+        <w:rPr>
+          <w:sz w:val="24"/>
+          <w:szCs w:val="24"/>
+        </w:rPr>
+        <w:t>3 and</w:t>
+      </w:r>
+      <w:r>
+        <w:rPr>
+          <w:sz w:val="24"/>
+          <w:szCs w:val="24"/>
+        </w:rPr>
+        <w:t xml:space="preserve"> uses </w:t>
+      </w:r>
+      <w:proofErr w:type="spellStart"/>
+      <w:r>
+        <w:rPr>
+          <w:sz w:val="24"/>
+          <w:szCs w:val="24"/>
+        </w:rPr>
+        <w:t>LlamaIndex</w:t>
+      </w:r>
+      <w:proofErr w:type="spellEnd"/>
+      <w:r>
+        <w:rPr>
+          <w:sz w:val="24"/>
+          <w:szCs w:val="24"/>
+        </w:rPr>
+        <w:t xml:space="preserve"> as a common retrieval and orchestration backbone</w:t>
+      </w:r>
+      <w:r>
+        <w:rPr>
+          <w:sz w:val="24"/>
+          <w:szCs w:val="24"/>
+        </w:rPr>
+        <w:t>,</w:t>
+      </w:r>
+      <w:r>
+        <w:rPr>
+          <w:sz w:val="24"/>
+          <w:szCs w:val="24"/>
+        </w:rPr>
+        <w:t xml:space="preserve"> so that all three pipelines </w:t>
+      </w:r>
+      <w:r>
+        <w:rPr>
+          <w:sz w:val="24"/>
+          <w:szCs w:val="24"/>
+        </w:rPr>
+        <w:t>expose</w:t>
+      </w:r>
+      <w:r>
+        <w:rPr>
+          <w:sz w:val="24"/>
+          <w:szCs w:val="24"/>
+        </w:rPr>
+        <w:t xml:space="preserve"> the same retriever interface. Python</w:t>
+      </w:r>
+      <w:r>
+        <w:rPr>
+          <w:sz w:val="24"/>
+          <w:szCs w:val="24"/>
+        </w:rPr>
+        <w:t xml:space="preserve"> is</w:t>
+      </w:r>
+      <w:r>
+        <w:rPr>
+          <w:sz w:val="24"/>
+          <w:szCs w:val="24"/>
+        </w:rPr>
+        <w:t xml:space="preserve"> </w:t>
+      </w:r>
+      <w:r>
+        <w:rPr>
+          <w:sz w:val="24"/>
+          <w:szCs w:val="24"/>
+        </w:rPr>
+        <w:t xml:space="preserve">chosen </w:t>
+      </w:r>
+      <w:r>
+        <w:rPr>
+          <w:sz w:val="24"/>
+          <w:szCs w:val="24"/>
+        </w:rPr>
+        <w:t>because the whole ecosystem</w:t>
+      </w:r>
+      <w:r>
+        <w:rPr>
+          <w:sz w:val="24"/>
+          <w:szCs w:val="24"/>
+        </w:rPr>
+        <w:t>, i.e.,</w:t>
+      </w:r>
+      <w:r>
+        <w:rPr>
+          <w:sz w:val="24"/>
+          <w:szCs w:val="24"/>
+        </w:rPr>
+        <w:t xml:space="preserve"> </w:t>
+      </w:r>
+      <w:proofErr w:type="spellStart"/>
+      <w:r>
+        <w:rPr>
+          <w:sz w:val="24"/>
+          <w:szCs w:val="24"/>
+        </w:rPr>
+        <w:t>LlamaIndex</w:t>
+      </w:r>
+      <w:proofErr w:type="spellEnd"/>
+      <w:r>
+        <w:rPr>
+          <w:sz w:val="24"/>
+          <w:szCs w:val="24"/>
+        </w:rPr>
+        <w:t xml:space="preserve">, the </w:t>
+      </w:r>
+      <w:proofErr w:type="spellStart"/>
+      <w:r>
+        <w:rPr>
+          <w:sz w:val="24"/>
+          <w:szCs w:val="24"/>
+        </w:rPr>
+        <w:t>Groq</w:t>
+      </w:r>
+      <w:proofErr w:type="spellEnd"/>
+      <w:r>
+        <w:rPr>
+          <w:sz w:val="24"/>
+          <w:szCs w:val="24"/>
+        </w:rPr>
+        <w:t xml:space="preserve"> SDK, rank_bm25, </w:t>
+      </w:r>
+      <w:proofErr w:type="spellStart"/>
+      <w:r>
+        <w:rPr>
+          <w:sz w:val="24"/>
+          <w:szCs w:val="24"/>
+        </w:rPr>
+        <w:t>ChromaDB</w:t>
+      </w:r>
+      <w:proofErr w:type="spellEnd"/>
+      <w:r>
+        <w:rPr>
+          <w:sz w:val="24"/>
+          <w:szCs w:val="24"/>
+        </w:rPr>
+        <w:t xml:space="preserve">, and the </w:t>
+      </w:r>
+      <w:proofErr w:type="spellStart"/>
+      <w:r>
+        <w:rPr>
+          <w:sz w:val="24"/>
+          <w:szCs w:val="24"/>
+        </w:rPr>
+        <w:t>HuggingFace</w:t>
+      </w:r>
+      <w:proofErr w:type="spellEnd"/>
+      <w:r>
+        <w:rPr>
+          <w:sz w:val="24"/>
+          <w:szCs w:val="24"/>
+        </w:rPr>
+        <w:t xml:space="preserve"> BGE models</w:t>
+      </w:r>
+      <w:r>
+        <w:rPr>
+          <w:sz w:val="24"/>
+          <w:szCs w:val="24"/>
+        </w:rPr>
+        <w:t>,</w:t>
+      </w:r>
+      <w:r>
+        <w:rPr>
+          <w:sz w:val="24"/>
+          <w:szCs w:val="24"/>
+        </w:rPr>
+        <w:t xml:space="preserve"> is all Python-native, so trying to rebuild </w:t>
+      </w:r>
+      <w:r>
+        <w:rPr>
+          <w:sz w:val="24"/>
+          <w:szCs w:val="24"/>
+        </w:rPr>
+        <w:t>these components in</w:t>
+      </w:r>
+      <w:r>
+        <w:rPr>
+          <w:sz w:val="24"/>
+          <w:szCs w:val="24"/>
+        </w:rPr>
+        <w:t xml:space="preserve"> another language would mean redoing mature retrieval and embedding infrastructure from scratch. </w:t>
+      </w:r>
+      <w:proofErr w:type="spellStart"/>
+      <w:r>
+        <w:rPr>
+          <w:sz w:val="24"/>
+          <w:szCs w:val="24"/>
+        </w:rPr>
+        <w:t>LlamaIndex</w:t>
+      </w:r>
+      <w:proofErr w:type="spellEnd"/>
+      <w:r>
+        <w:rPr>
+          <w:sz w:val="24"/>
+          <w:szCs w:val="24"/>
+        </w:rPr>
+        <w:t xml:space="preserve"> </w:t>
+      </w:r>
+      <w:r>
+        <w:rPr>
+          <w:sz w:val="24"/>
+          <w:szCs w:val="24"/>
+        </w:rPr>
+        <w:t xml:space="preserve">is specifically chosen </w:t>
+      </w:r>
+      <w:r>
+        <w:rPr>
+          <w:sz w:val="24"/>
+          <w:szCs w:val="24"/>
+        </w:rPr>
+        <w:t xml:space="preserve">over a lower-level option like </w:t>
+      </w:r>
+      <w:proofErr w:type="spellStart"/>
+      <w:r>
+        <w:rPr>
+          <w:sz w:val="24"/>
+          <w:szCs w:val="24"/>
+        </w:rPr>
+        <w:t>LangChain</w:t>
+      </w:r>
+      <w:proofErr w:type="spellEnd"/>
+      <w:r>
+        <w:rPr>
+          <w:sz w:val="24"/>
+          <w:szCs w:val="24"/>
+        </w:rPr>
+        <w:t xml:space="preserve">, because its node and scored-result abstractions already line up with the project's node-centric data model (Section 5), which lets the three pipelines share one retriever interface without needing an extra adapter layer. Generation, dataset critique, and judging are all handled by open-source instruction models served for free through </w:t>
+      </w:r>
+      <w:proofErr w:type="spellStart"/>
+      <w:r>
+        <w:rPr>
+          <w:sz w:val="24"/>
+          <w:szCs w:val="24"/>
+        </w:rPr>
+        <w:t>Groq</w:t>
+      </w:r>
+      <w:proofErr w:type="spellEnd"/>
+      <w:r>
+        <w:rPr>
+          <w:sz w:val="24"/>
+          <w:szCs w:val="24"/>
+        </w:rPr>
+        <w:t xml:space="preserve"> (rate-limited rather than billed, so the implementation ends up with zero recurring spend). Embeddings (BAAI/bge-small-en-v1.5) and reranking (BAAI/</w:t>
+      </w:r>
+      <w:proofErr w:type="spellStart"/>
+      <w:r>
+        <w:rPr>
+          <w:sz w:val="24"/>
+          <w:szCs w:val="24"/>
+        </w:rPr>
+        <w:t>bge</w:t>
+      </w:r>
+      <w:proofErr w:type="spellEnd"/>
+      <w:r>
+        <w:rPr>
+          <w:sz w:val="24"/>
+          <w:szCs w:val="24"/>
+        </w:rPr>
+        <w:t>-</w:t>
+      </w:r>
+      <w:proofErr w:type="spellStart"/>
+      <w:r>
+        <w:rPr>
+          <w:sz w:val="24"/>
+          <w:szCs w:val="24"/>
+        </w:rPr>
+        <w:t>reranker</w:t>
+      </w:r>
+      <w:proofErr w:type="spellEnd"/>
+      <w:r>
+        <w:rPr>
+          <w:sz w:val="24"/>
+          <w:szCs w:val="24"/>
+        </w:rPr>
+        <w:t>-base) both run locally on CPU.</w:t>
       </w:r>
     </w:p>
     <w:p>
@@ -2537,12 +2851,111 @@
           <w:szCs w:val="24"/>
         </w:rPr>
       </w:pPr>
-      <w:r>
-        <w:rPr>
-          <w:sz w:val="24"/>
-          <w:szCs w:val="24"/>
-        </w:rPr>
-        <w:t xml:space="preserve">ChromaDB provides the local vector store for P1, rank_bm25 provides the keyword index for P2, and a cached LlamaIndex SummaryIndex provides the structural pipeline for P3. A single SQLite database, run in Write-Ahead Logging mode, is the sole state store; every benchmark run commits immediately, so a crash resumes from the last written row rather than re-spending free-tier quota. Queries are split into three disjoint sets, PQ (100, the benchmark), GQ (20, Judge teaching exemplars) and JEQ (20, Judge validation), enforced at the schema level so no pipeline or prompt ever sees beyond its own group. Asynchronous worker pools, bounded by a semaphore and wrapped in an exponential-backoff retry layer, keep concurrent API calls within Groq’s free-tier rate limits. Workflow is organised phase-by-phase as set out in Section 10, with the code for each </w:t>
+      <w:proofErr w:type="spellStart"/>
+      <w:r>
+        <w:rPr>
+          <w:sz w:val="24"/>
+          <w:szCs w:val="24"/>
+        </w:rPr>
+        <w:t>ChromaDB</w:t>
+      </w:r>
+      <w:proofErr w:type="spellEnd"/>
+      <w:r>
+        <w:rPr>
+          <w:sz w:val="24"/>
+          <w:szCs w:val="24"/>
+        </w:rPr>
+        <w:t xml:space="preserve"> acts as the local vector store for P1, rank_bm25 handles the keyword index for P2, and a cached </w:t>
+      </w:r>
+      <w:proofErr w:type="spellStart"/>
+      <w:r>
+        <w:rPr>
+          <w:sz w:val="24"/>
+          <w:szCs w:val="24"/>
+        </w:rPr>
+        <w:t>LlamaIndex</w:t>
+      </w:r>
+      <w:proofErr w:type="spellEnd"/>
+      <w:r>
+        <w:rPr>
+          <w:sz w:val="24"/>
+          <w:szCs w:val="24"/>
+        </w:rPr>
+        <w:t xml:space="preserve"> </w:t>
+      </w:r>
+      <w:proofErr w:type="spellStart"/>
+      <w:r>
+        <w:rPr>
+          <w:sz w:val="24"/>
+          <w:szCs w:val="24"/>
+        </w:rPr>
+        <w:t>SummaryIndex</w:t>
+      </w:r>
+      <w:proofErr w:type="spellEnd"/>
+      <w:r>
+        <w:rPr>
+          <w:sz w:val="24"/>
+          <w:szCs w:val="24"/>
+        </w:rPr>
+        <w:t xml:space="preserve"> serves as the structural pipeline for P3. A single SQLite database, run in Write-Ahead Logging mode, is the only state store; every benchmark run commits right away, so if there's a crash, it picks back up from the last written row instead of burning </w:t>
+      </w:r>
+      <w:r>
+        <w:rPr>
+          <w:sz w:val="24"/>
+          <w:szCs w:val="24"/>
+        </w:rPr>
+        <w:t>unnecessary</w:t>
+      </w:r>
+      <w:r>
+        <w:rPr>
+          <w:sz w:val="24"/>
+          <w:szCs w:val="24"/>
+        </w:rPr>
+        <w:t xml:space="preserve"> </w:t>
+      </w:r>
+      <w:r>
+        <w:rPr>
+          <w:sz w:val="24"/>
+          <w:szCs w:val="24"/>
+        </w:rPr>
+        <w:t>tokens</w:t>
+      </w:r>
+      <w:r>
+        <w:rPr>
+          <w:sz w:val="24"/>
+          <w:szCs w:val="24"/>
+        </w:rPr>
+        <w:t xml:space="preserve"> again. Queries get split into three separate sets, PQ (100, the benchmark), GQ (20, Judge teaching exemplars), and JEQ (20, Judge validation), and this is enforced at the schema </w:t>
+      </w:r>
+      <w:r>
+        <w:rPr>
+          <w:sz w:val="24"/>
+          <w:szCs w:val="24"/>
+        </w:rPr>
+        <w:t>level,</w:t>
+      </w:r>
+      <w:r>
+        <w:rPr>
+          <w:sz w:val="24"/>
+          <w:szCs w:val="24"/>
+        </w:rPr>
+        <w:t xml:space="preserve"> so no pipeline or prompt ever sees past its own group. Asynchronous worker pools, kept in check by a semaphore and wrapped in an exponential-backoff retry layer, keep concurrent API calls within </w:t>
+      </w:r>
+      <w:proofErr w:type="spellStart"/>
+      <w:r>
+        <w:rPr>
+          <w:sz w:val="24"/>
+          <w:szCs w:val="24"/>
+        </w:rPr>
+        <w:t>Groq's</w:t>
+      </w:r>
+      <w:proofErr w:type="spellEnd"/>
+      <w:r>
+        <w:rPr>
+          <w:sz w:val="24"/>
+          <w:szCs w:val="24"/>
+        </w:rPr>
+        <w:t xml:space="preserve"> free-tier rate limits. The workflow is organized phase by phase as laid out in </w:t>
       </w:r>
       <w:r>
         <w:rPr>
@@ -2550,7 +2963,7 @@
           <w:szCs w:val="24"/>
         </w:rPr>
         <w:lastRenderedPageBreak/>
-        <w:t>phase committed and exercised under a three-item local throttle before being released at full scale, so a fault discovered in one phase is never allowed to consume the free-tier quota reserved for an earlier or later phase.</w:t>
+        <w:t>Section 10, with the code for each phase committed and tested under a three-item local throttle before it gets released at full scale, so a fault found in one phase never ends up eating into the free-tier quota set aside for an earlier or later phase.</w:t>
       </w:r>
     </w:p>
     <w:tbl>
@@ -3223,42 +3636,7 @@
           <w:sz w:val="24"/>
           <w:szCs w:val="24"/>
         </w:rPr>
-        <w:t xml:space="preserve">Each filing contains narrative sections (risk factors, business description, management's discussion) and structured tables (financial statements, segment data, numerical metrics with currency values). The data is heterogeneous: prose sections use formal language with embedded financial figures, while tables present precisely formatted multi-year numerical comparisons. This heterogeneity is valuable for benchmarking. It tests whether retrieval pipelines can handle both semantic and structured data extraction. </w:t>
-      </w:r>
-      <w:r>
-        <w:rPr>
-          <w:sz w:val="24"/>
-          <w:szCs w:val="24"/>
-        </w:rPr>
-        <w:t xml:space="preserve">The </w:t>
-      </w:r>
-      <w:r>
-        <w:rPr>
-          <w:sz w:val="24"/>
-          <w:szCs w:val="24"/>
-        </w:rPr>
-        <w:t>raw structure of the data</w:t>
-      </w:r>
-      <w:r>
-        <w:rPr>
-          <w:sz w:val="24"/>
-          <w:szCs w:val="24"/>
-        </w:rPr>
-        <w:t xml:space="preserve"> </w:t>
-      </w:r>
-      <w:r>
-        <w:rPr>
-          <w:sz w:val="24"/>
-          <w:szCs w:val="24"/>
-        </w:rPr>
-        <w:t>is</w:t>
-      </w:r>
-      <w:r>
-        <w:rPr>
-          <w:sz w:val="24"/>
-          <w:szCs w:val="24"/>
-        </w:rPr>
-        <w:t xml:space="preserve"> covered in the next section (5.2).</w:t>
+        <w:t>Each filing contains narrative sections (risk factors, business description, management's discussion) and structured tables (financial statements, segment data, numerical metrics with currency values). The data is heterogeneous: prose sections use formal language with embedded financial figures, while tables present precisely formatted multi-year numerical comparisons. This heterogeneity is valuable for benchmarking. It tests whether retrieval pipelines can handle both semantic and structured data extraction. The raw structure of the data is covered in the next section (5.2).</w:t>
       </w:r>
     </w:p>
     <w:p>
@@ -3286,23 +3664,7 @@
           <w:sz w:val="24"/>
           <w:szCs w:val="24"/>
         </w:rPr>
-        <w:t xml:space="preserve">Figure 5.1 shows a sample paragraph from Apple's SEC 10-K filing in raw </w:t>
-      </w:r>
-      <w:proofErr w:type="spellStart"/>
-      <w:r>
-        <w:rPr>
-          <w:sz w:val="24"/>
-          <w:szCs w:val="24"/>
-        </w:rPr>
-        <w:t>iXBRL</w:t>
-      </w:r>
-      <w:proofErr w:type="spellEnd"/>
-      <w:r>
-        <w:rPr>
-          <w:sz w:val="24"/>
-          <w:szCs w:val="24"/>
-        </w:rPr>
-        <w:t xml:space="preserve"> format, with a financial figure embedded in XML markup. Figure 5.2 displays the rendered table corresponding to the raw HTML/XML code in Figure 5.3. This table from Apple's 10-K, presents interest rate sensitivity analysis with comparative figures across fiscal years. Together, these samples illustrate the dual nature of SEC 10-K data: unstructured prose with embedded financial figures and structured tabular data with precise column and row definitions. Both formats are parsed as nodes during data preparation, preserving their original structure and metadata for retrieval and evaluation.</w:t>
+        <w:t>Figure 5.1 shows a sample paragraph from Apple's SEC 10-K filing in raw iXBRL format, with a financial figure embedded in XML markup. Figure 5.2 displays the rendered table corresponding to the raw HTML/XML code in Figure 5.3. This table from Apple's 10-K, presents interest rate sensitivity analysis with comparative figures across fiscal years. Together, these samples illustrate the dual nature of SEC 10-K data: unstructured prose with embedded financial figures and structured tabular data with precise column and row definitions. Both formats are parsed as nodes during data preparation, preserving their original structure and metadata for retrieval and evaluation.</w:t>
       </w:r>
     </w:p>
     <w:p>
@@ -3390,36 +3752,7 @@
           <w:sz w:val="20"/>
           <w:szCs w:val="20"/>
         </w:rPr>
-        <w:t>Figure</w:t>
-      </w:r>
-      <w:r>
-        <w:rPr>
-          <w:rFonts w:ascii="Calibri" w:eastAsia="Calibri" w:hAnsi="Calibri" w:cs="Calibri"/>
-          <w:color w:val="44494F"/>
-          <w:sz w:val="20"/>
-          <w:szCs w:val="20"/>
-        </w:rPr>
-        <w:t xml:space="preserve"> 5.1: Sample paragraph data structure (</w:t>
-      </w:r>
-      <w:proofErr w:type="spellStart"/>
-      <w:r>
-        <w:rPr>
-          <w:rFonts w:ascii="Calibri" w:eastAsia="Calibri" w:hAnsi="Calibri" w:cs="Calibri"/>
-          <w:color w:val="44494F"/>
-          <w:sz w:val="20"/>
-          <w:szCs w:val="20"/>
-        </w:rPr>
-        <w:t>iXBRL</w:t>
-      </w:r>
-      <w:proofErr w:type="spellEnd"/>
-      <w:r>
-        <w:rPr>
-          <w:rFonts w:ascii="Calibri" w:eastAsia="Calibri" w:hAnsi="Calibri" w:cs="Calibri"/>
-          <w:color w:val="44494F"/>
-          <w:sz w:val="20"/>
-          <w:szCs w:val="20"/>
-        </w:rPr>
-        <w:t xml:space="preserve"> disclosure section)</w:t>
+        <w:t>Figure 5.1: Sample paragraph data structure (iXBRL disclosure section)</w:t>
       </w:r>
     </w:p>
     <w:p>
@@ -3502,52 +3835,7 @@
           <w:sz w:val="20"/>
           <w:szCs w:val="20"/>
         </w:rPr>
-        <w:t>Figure</w:t>
-      </w:r>
-      <w:r>
-        <w:rPr>
-          <w:rFonts w:ascii="Calibri" w:eastAsia="Calibri" w:hAnsi="Calibri" w:cs="Calibri"/>
-          <w:color w:val="44494F"/>
-          <w:sz w:val="20"/>
-          <w:szCs w:val="20"/>
-        </w:rPr>
-        <w:t xml:space="preserve"> 5.</w:t>
-      </w:r>
-      <w:r>
-        <w:rPr>
-          <w:rFonts w:ascii="Calibri" w:eastAsia="Calibri" w:hAnsi="Calibri" w:cs="Calibri"/>
-          <w:color w:val="44494F"/>
-          <w:sz w:val="20"/>
-          <w:szCs w:val="20"/>
-        </w:rPr>
-        <w:t>2</w:t>
-      </w:r>
-      <w:r>
-        <w:rPr>
-          <w:rFonts w:ascii="Calibri" w:eastAsia="Calibri" w:hAnsi="Calibri" w:cs="Calibri"/>
-          <w:color w:val="44494F"/>
-          <w:sz w:val="20"/>
-          <w:szCs w:val="20"/>
-        </w:rPr>
-        <w:t xml:space="preserve">: Sample table </w:t>
-      </w:r>
-      <w:r>
-        <w:rPr>
-          <w:rFonts w:ascii="Calibri" w:eastAsia="Calibri" w:hAnsi="Calibri" w:cs="Calibri"/>
-          <w:color w:val="44494F"/>
-          <w:sz w:val="20"/>
-          <w:szCs w:val="20"/>
-        </w:rPr>
-        <w:t xml:space="preserve">render </w:t>
-      </w:r>
-      <w:r>
-        <w:rPr>
-          <w:rFonts w:ascii="Calibri" w:eastAsia="Calibri" w:hAnsi="Calibri" w:cs="Calibri"/>
-          <w:color w:val="44494F"/>
-          <w:sz w:val="20"/>
-          <w:szCs w:val="20"/>
-        </w:rPr>
-        <w:t>(Interest Rate Sensitivity table)</w:t>
+        <w:t>Figure 5.2: Sample table render (Interest Rate Sensitivity table)</w:t>
       </w:r>
     </w:p>
     <w:p>
@@ -3624,34 +3912,7 @@
           <w:sz w:val="20"/>
           <w:szCs w:val="20"/>
         </w:rPr>
-        <w:t>Figure</w:t>
-      </w:r>
-      <w:r>
-        <w:rPr>
-          <w:rFonts w:ascii="Calibri" w:eastAsia="Calibri" w:hAnsi="Calibri" w:cs="Calibri"/>
-          <w:color w:val="44494F"/>
-          <w:sz w:val="20"/>
-          <w:szCs w:val="20"/>
-        </w:rPr>
-        <w:t xml:space="preserve"> 5.</w:t>
-      </w:r>
-      <w:r>
-        <w:rPr>
-          <w:rFonts w:ascii="Calibri" w:eastAsia="Calibri" w:hAnsi="Calibri" w:cs="Calibri"/>
-          <w:color w:val="44494F"/>
-          <w:sz w:val="20"/>
-          <w:szCs w:val="20"/>
-        </w:rPr>
-        <w:t>3</w:t>
-      </w:r>
-      <w:r>
-        <w:rPr>
-          <w:rFonts w:ascii="Calibri" w:eastAsia="Calibri" w:hAnsi="Calibri" w:cs="Calibri"/>
-          <w:color w:val="44494F"/>
-          <w:sz w:val="20"/>
-          <w:szCs w:val="20"/>
-        </w:rPr>
-        <w:t>: Sample table data structure (Interest Rate Sensitivity table)</w:t>
+        <w:t>Figure 5.3: Sample table data structure (Interest Rate Sensitivity table)</w:t>
       </w:r>
     </w:p>
     <w:p>
@@ -3684,7 +3945,7 @@
           <w:sz w:val="24"/>
           <w:szCs w:val="24"/>
         </w:rPr>
-        <w:t>The system is evaluated across three independent pillars:</w:t>
+        <w:t>We evaluate the system along three key dimensions, each chosen to reveal where different retrieval approaches excel or struggle:</w:t>
       </w:r>
     </w:p>
     <w:p>
@@ -3711,7 +3972,7 @@
           <w:sz w:val="24"/>
           <w:szCs w:val="24"/>
         </w:rPr>
-        <w:t xml:space="preserve"> (Precision@K, Recall@K, Evidence Hit Rate) are computed deterministically against node-ID ground truth.</w:t>
+        <w:t xml:space="preserve"> (Precision@K, Recall@K, Evidence Hit Rate) measure how well each pipeline finds the right evidence nodes. Since we know exactly which nodes answer each query, we compute these deterministically against that ground truth.</w:t>
       </w:r>
     </w:p>
     <w:p>
@@ -3738,7 +3999,7 @@
           <w:sz w:val="24"/>
           <w:szCs w:val="24"/>
         </w:rPr>
-        <w:t xml:space="preserve"> use an LLM-as-judge score (1–10) as the primary measure, with token-level F1 and numeric-tolerant Exact Match as secondary lexical checks, plus a code-level Citation Audit that flags answers which are correct only by coincidence, where the cited evidence does not match the ground truth.</w:t>
+        <w:t xml:space="preserve"> assess how well the final answers actually work. We use an LLM-as-judge scoring on a 1–10 scale as our primary measure, backed up by lexical checks (token-level F1 and numeric-tolerant Exact Match) and a Citation Audit that flags answers which happen to be correct despite citing the wrong evidence.</w:t>
       </w:r>
     </w:p>
     <w:p>
@@ -3765,7 +4026,7 @@
           <w:sz w:val="24"/>
           <w:szCs w:val="24"/>
         </w:rPr>
-        <w:t xml:space="preserve"> cover latency, token consumption, and one-time index-build cost per pipeline.</w:t>
+        <w:t xml:space="preserve"> capture the real cost of running each approach: wall-clock latency, LLM token consumption, and the one-time cost to build each pipeline’s index.</w:t>
       </w:r>
     </w:p>
     <w:p>
@@ -3782,7 +4043,7 @@
           <w:sz w:val="24"/>
           <w:szCs w:val="24"/>
         </w:rPr>
-        <w:t xml:space="preserve">The automated judge is not trusted by default. It must first clear a hard validation gate, reaching greater than 80% agreement with the researcher’s own hand-scored outputs on a disjoint validation set, before it is permitted to grade the full benchmark, mirroring the agreement threshold reported for LLM judges by Zheng </w:t>
+        <w:t xml:space="preserve">The automated judge isn’t trusted right out of the box. Before it’s allowed to grade all 900 benchmark runs, it must first pass a validation gate: achieving greater than 80% agreement with hand-scored outputs on a separate validation set, a threshold established by prior work on LLM judges (Zheng </w:t>
       </w:r>
       <w:r>
         <w:rPr>
@@ -3798,7 +4059,7 @@
           <w:sz w:val="24"/>
           <w:szCs w:val="24"/>
         </w:rPr>
-        <w:t xml:space="preserve"> (2023). Every script that calls a language model is first run end-to-end under a hardcoded three-item local throttle, to catch bugs before any free-tier quota is spent at scale.</w:t>
+        <w:t>, 2023). To catch bugs before spending free-tier quota at scale, every script that calls a language model is run end-to-end first under a hardcoded three-item local throttle.</w:t>
       </w:r>
     </w:p>
     <w:tbl>
@@ -3936,7 +4197,60 @@
           <w:sz w:val="24"/>
           <w:szCs w:val="24"/>
         </w:rPr>
-        <w:t xml:space="preserve"> a cross-paradigm RAG comparison grounded in current literature (Lewis et al., 2020; Karpukhin et al., 2020; Sarthi et al., 2024), exposing paradigm limits not yet documented for SEC-filing data.</w:t>
+        <w:t xml:space="preserve"> </w:t>
+      </w:r>
+      <w:r>
+        <w:rPr>
+          <w:sz w:val="24"/>
+          <w:szCs w:val="24"/>
+        </w:rPr>
+        <w:t xml:space="preserve">a cross-paradigm RAG comparison grounded in current literature (Lewis et al., 2020; </w:t>
+      </w:r>
+      <w:proofErr w:type="spellStart"/>
+      <w:r>
+        <w:rPr>
+          <w:sz w:val="24"/>
+          <w:szCs w:val="24"/>
+        </w:rPr>
+        <w:t>Karpukhin</w:t>
+      </w:r>
+      <w:proofErr w:type="spellEnd"/>
+      <w:r>
+        <w:rPr>
+          <w:sz w:val="24"/>
+          <w:szCs w:val="24"/>
+        </w:rPr>
+        <w:t xml:space="preserve"> et al., 2020; </w:t>
+      </w:r>
+      <w:proofErr w:type="spellStart"/>
+      <w:r>
+        <w:rPr>
+          <w:sz w:val="24"/>
+          <w:szCs w:val="24"/>
+        </w:rPr>
+        <w:t>Sarthi</w:t>
+      </w:r>
+      <w:proofErr w:type="spellEnd"/>
+      <w:r>
+        <w:rPr>
+          <w:sz w:val="24"/>
+          <w:szCs w:val="24"/>
+        </w:rPr>
+        <w:t xml:space="preserve"> et al., 2024), exposing paradigm limits which is not yet documented for </w:t>
+      </w:r>
+      <w:r>
+        <w:rPr>
+          <w:sz w:val="24"/>
+          <w:szCs w:val="24"/>
+        </w:rPr>
+        <w:t xml:space="preserve">the </w:t>
+      </w:r>
+      <w:r>
+        <w:rPr>
+          <w:sz w:val="24"/>
+          <w:szCs w:val="24"/>
+        </w:rPr>
+        <w:t>SEC-filing data.</w:t>
       </w:r>
     </w:p>
     <w:p>
